--- a/dokumentacia_1etapa.docx
+++ b/dokumentacia_1etapa.docx
@@ -63,29 +63,6 @@
           <w:i/>
           <w:iCs/>
         </w:rPr>
-        <w:t xml:space="preserve">Spracovanie prirodzeného jazyka, projekt, 1. </w:t>
-      </w:r>
-      <w:r>
-        <w:rPr>
-          <w:i/>
-          <w:iCs/>
-        </w:rPr>
-        <w:t xml:space="preserve">etapa. </w:t>
-      </w:r>
-    </w:p>
-    <w:p>
-      <w:pPr>
-        <w:spacing w:after="120"/>
-        <w:rPr>
-          <w:i/>
-          <w:iCs/>
-        </w:rPr>
-      </w:pPr>
-      <w:r>
-        <w:rPr>
-          <w:i/>
-          <w:iCs/>
-        </w:rPr>
         <w:t>Repozitár: https://github.com/alzbetajaksova-ux/NLP_food_hazard</w:t>
       </w:r>
       <w:r>
@@ -120,10 +97,7 @@
         <w:spacing w:after="120"/>
       </w:pPr>
       <w:r>
-        <w:t>P</w:t>
-      </w:r>
-      <w:r>
-        <w:t xml:space="preserve">otravinové incidenty (mikrobiálna kontaminácia, nedeklarované alergény, cudzie telesá) sa zverejňujú ako krátke oznámenia o stiahnutí produktu z trhu. Ručné triedenie týchto správ je pomalé, preto úloha SemEval-2025 </w:t>
+        <w:t xml:space="preserve">Potravinové incidenty (mikrobiálna kontaminácia, nedeklarované alergény, cudzie telesá) sa zverejňujú ako krátke oznámenia o stiahnutí produktu z trhu. Ručné triedenie týchto správ je pomalé, preto úloha SemEval-2025 </w:t>
       </w:r>
       <w:proofErr w:type="spellStart"/>
       <w:r>
@@ -208,22 +182,6 @@
     </w:p>
     <w:p>
       <w:pPr>
-        <w:spacing w:after="120"/>
-      </w:pPr>
-      <w:r>
-        <w:t xml:space="preserve">Ciele 1. etapy: (a) zdôvodniť a vymedziť problém, (b) preštudovať literatúru, dáta a existujúce riešenia, (c) zvoliť vhodné metriky a metodiku vyhodnotenia, (d) postaviť reprodukovateľný </w:t>
-      </w:r>
-      <w:proofErr w:type="spellStart"/>
-      <w:r>
-        <w:t>baseline</w:t>
-      </w:r>
-      <w:proofErr w:type="spellEnd"/>
-      <w:r>
-        <w:t xml:space="preserve"> a poctivo opísať jeho slabiny, (e) navrhnúť smer zlepšenia pre 2. etapu. Cieľom nie je najvyššie skóre, ale pevný základ, s ktorým sa dajú budúce riešenia férovo porovnať.</w:t>
-      </w:r>
-    </w:p>
-    <w:p>
-      <w:pPr>
         <w:pStyle w:val="Nadpis1"/>
       </w:pPr>
       <w:r>
@@ -243,23 +201,7 @@
       </w:r>
       <w:proofErr w:type="spellEnd"/>
       <w:r>
-        <w:t xml:space="preserve"> 9). Má hrubú </w:t>
-      </w:r>
-      <w:proofErr w:type="spellStart"/>
-      <w:r>
-        <w:t>podúlohu</w:t>
-      </w:r>
-      <w:proofErr w:type="spellEnd"/>
-      <w:r>
-        <w:t xml:space="preserve"> ST1 (10 kategórií rizika a 22 kategórií produktu) a jemnú ST2 (128 rizík a 1 022 produktov v </w:t>
-      </w:r>
-      <w:proofErr w:type="spellStart"/>
-      <w:r>
-        <w:t>trénovacích</w:t>
-      </w:r>
-      <w:proofErr w:type="spellEnd"/>
-      <w:r>
-        <w:t xml:space="preserve"> dátach).</w:t>
+        <w:t xml:space="preserve"> 9). </w:t>
       </w:r>
     </w:p>
     <w:p>
@@ -267,15 +209,7 @@
         <w:spacing w:after="120"/>
       </w:pPr>
       <w:r>
-        <w:t xml:space="preserve">Čo sme urobili: preštudovali sme úlohu, dáta a päť súvisiacich článkov, postavili reprodukovateľný </w:t>
-      </w:r>
-      <w:proofErr w:type="spellStart"/>
-      <w:r>
-        <w:t>baseline</w:t>
-      </w:r>
-      <w:proofErr w:type="spellEnd"/>
-      <w:r>
-        <w:t xml:space="preserve"> (TF-IDF s lineárnym SVM a logistickou regresiou), vybrali nastavenia na validačných dátach a raz vyhodnotili test oficiálnou metrikou. Pridali sme intervaly spoľahlivosti a ručnú analýzu 20 chýb.</w:t>
+        <w:t>Z toho vychádzali naše rozhodnutia:</w:t>
       </w:r>
     </w:p>
     <w:p>
@@ -283,12 +217,12 @@
         <w:pStyle w:val="Odsekzoznamu"/>
         <w:numPr>
           <w:ilvl w:val="0"/>
-          <w:numId w:val="2"/>
+          <w:numId w:val="3"/>
         </w:numPr>
         <w:spacing w:after="60"/>
       </w:pPr>
       <w:r>
-        <w:t>Výsledky na teste: ST1 0,723 a ST2 0,410 (SVM), pre logistickú regresiu 0,717 a 0,406. Väčšinová trieda dáva len 0,035 a 0,001.</w:t>
+        <w:t>Dáta a metrika. Analýza dát ukázala silnú nevyváženosť tried a dlhý chvost vzácnych tried. Preto sme zvolili oficiálnu metriku macro-F1, ktorá dáva každej triede rovnakú váhu, a nie presnosť, ktorá by výkon na vzácnych triedach zakryla.</w:t>
       </w:r>
     </w:p>
     <w:p>
@@ -296,12 +230,28 @@
         <w:pStyle w:val="Odsekzoznamu"/>
         <w:numPr>
           <w:ilvl w:val="0"/>
-          <w:numId w:val="2"/>
+          <w:numId w:val="3"/>
         </w:numPr>
         <w:spacing w:after="60"/>
       </w:pPr>
       <w:r>
-        <w:t>SVM a LR sa na teste štatisticky nelíšia (interval rozdielu zahŕňa nulu).</w:t>
+        <w:t xml:space="preserve">Reprezentácia textu. Použili sme TF-IDF príznaky s vlastným </w:t>
+      </w:r>
+      <w:proofErr w:type="spellStart"/>
+      <w:r>
+        <w:t>tokenizérom</w:t>
+      </w:r>
+      <w:proofErr w:type="spellEnd"/>
+      <w:r>
+        <w:t>. Je to rýchla a interpretovateľná reprezentácia a v literatúre sa pri vzácnych triedach osvedčila (</w:t>
+      </w:r>
+      <w:proofErr w:type="spellStart"/>
+      <w:r>
+        <w:t>Randl</w:t>
+      </w:r>
+      <w:proofErr w:type="spellEnd"/>
+      <w:r>
+        <w:t xml:space="preserve"> et al., 2024).</w:t>
       </w:r>
     </w:p>
     <w:p>
@@ -309,20 +259,28 @@
         <w:pStyle w:val="Odsekzoznamu"/>
         <w:numPr>
           <w:ilvl w:val="0"/>
-          <w:numId w:val="2"/>
+          <w:numId w:val="3"/>
         </w:numPr>
         <w:spacing w:after="60"/>
       </w:pPr>
       <w:r>
-        <w:t xml:space="preserve">Najväčší problém ST2 sú vzácne triedy a produkty, ktoré v </w:t>
-      </w:r>
-      <w:proofErr w:type="spellStart"/>
-      <w:r>
-        <w:t>trénovacích</w:t>
-      </w:r>
-      <w:proofErr w:type="spellEnd"/>
-      <w:r>
-        <w:t xml:space="preserve"> dátach nie sú (8,4 % testu).</w:t>
+        <w:t xml:space="preserve">Modely. Zvolili sme lineárny SVM a logistickú regresiu v schéme </w:t>
+      </w:r>
+      <w:proofErr w:type="spellStart"/>
+      <w:r>
+        <w:t>OneVsRest</w:t>
+      </w:r>
+      <w:proofErr w:type="spellEnd"/>
+      <w:r>
+        <w:t xml:space="preserve">. Pri riedkych </w:t>
+      </w:r>
+      <w:proofErr w:type="spellStart"/>
+      <w:r>
+        <w:t>vysokorozmerných</w:t>
+      </w:r>
+      <w:proofErr w:type="spellEnd"/>
+      <w:r>
+        <w:t xml:space="preserve"> príznakoch sú rýchle aj pri tisícoch tried, a dva modely nám umožňujú overiť, že výsledok nezávisí od jedného algoritmu. Ako kontrolu sme pridali väčšinovú triedu.</w:t>
       </w:r>
     </w:p>
     <w:p>
@@ -330,41 +288,78 @@
         <w:pStyle w:val="Odsekzoznamu"/>
         <w:numPr>
           <w:ilvl w:val="0"/>
-          <w:numId w:val="2"/>
+          <w:numId w:val="3"/>
         </w:numPr>
         <w:spacing w:after="60"/>
       </w:pPr>
       <w:r>
-        <w:t>Polovica analyzovaných chýb v hazard-</w:t>
-      </w:r>
-      <w:proofErr w:type="spellStart"/>
-      <w:r>
-        <w:t>category</w:t>
-      </w:r>
-      <w:proofErr w:type="spellEnd"/>
-      <w:r>
-        <w:t xml:space="preserve"> je na hranici </w:t>
-      </w:r>
-      <w:proofErr w:type="spellStart"/>
-      <w:r>
-        <w:t>fraud</w:t>
-      </w:r>
-      <w:proofErr w:type="spellEnd"/>
-      <w:r>
-        <w:t xml:space="preserve"> a </w:t>
-      </w:r>
-      <w:proofErr w:type="spellStart"/>
-      <w:r>
-        <w:t>allergens</w:t>
-      </w:r>
-      <w:proofErr w:type="spellEnd"/>
-      <w:r>
-        <w:t>, kde rozhoduje konvencia anotácie.</w:t>
+        <w:t xml:space="preserve">Metodika. Vstup a váhy tried vyberáme len na validačných dátach, TF-IDF sa učí len na </w:t>
+      </w:r>
+      <w:proofErr w:type="spellStart"/>
+      <w:r>
+        <w:t>trénovacích</w:t>
+      </w:r>
+      <w:proofErr w:type="spellEnd"/>
+      <w:r>
+        <w:t xml:space="preserve"> dátach a test sa vyhodnotí raz. Neistotu výsledkov odhadujeme </w:t>
+      </w:r>
+      <w:proofErr w:type="spellStart"/>
+      <w:r>
+        <w:t>bootstrapom</w:t>
+      </w:r>
+      <w:proofErr w:type="spellEnd"/>
+      <w:r>
+        <w:t xml:space="preserve"> testovacej množiny, vďaka čomu vieme povedať, že SVM a logistická regresia sa na teste štatisticky nelíšia.</w:t>
       </w:r>
     </w:p>
     <w:p>
       <w:pPr>
-        <w:spacing w:after="120"/>
+        <w:pStyle w:val="Odsekzoznamu"/>
+        <w:numPr>
+          <w:ilvl w:val="0"/>
+          <w:numId w:val="3"/>
+        </w:numPr>
+        <w:spacing w:after="60"/>
+      </w:pPr>
+      <w:r>
+        <w:t xml:space="preserve">Vyhodnotenie a chyby. Výsledky sme porovnali s </w:t>
+      </w:r>
+      <w:proofErr w:type="spellStart"/>
+      <w:r>
+        <w:t>baseline</w:t>
+      </w:r>
+      <w:proofErr w:type="spellEnd"/>
+      <w:r>
+        <w:t xml:space="preserve"> organizátorov a s tímami v súťaži. Chyby sme analyzovali maticou zámen a ručným čítaním 20 správ; ukázalo sa, že polovica analyzovaných chýb v hazard-</w:t>
+      </w:r>
+      <w:proofErr w:type="spellStart"/>
+      <w:r>
+        <w:t>category</w:t>
+      </w:r>
+      <w:proofErr w:type="spellEnd"/>
+      <w:r>
+        <w:t xml:space="preserve"> je na hranici medzi </w:t>
+      </w:r>
+      <w:proofErr w:type="spellStart"/>
+      <w:r>
+        <w:t>fraud</w:t>
+      </w:r>
+      <w:proofErr w:type="spellEnd"/>
+      <w:r>
+        <w:t xml:space="preserve"> a </w:t>
+      </w:r>
+      <w:proofErr w:type="spellStart"/>
+      <w:r>
+        <w:t>allergens</w:t>
+      </w:r>
+      <w:proofErr w:type="spellEnd"/>
+      <w:r>
+        <w:t>, kde rozhoduje konvencia anotácie.</w:t>
+      </w:r>
+    </w:p>
+    <w:p>
+      <w:pPr>
+        <w:spacing w:after="60"/>
       </w:pPr>
       <w:r>
         <w:t>Postup celej práce zobrazuje obrázok 1.</w:t>
@@ -380,9 +375,9 @@
           <w:noProof/>
         </w:rPr>
         <w:drawing>
-          <wp:inline distT="0" distB="0" distL="0" distR="0" wp14:anchorId="4CD91C64" wp14:editId="402308FC">
-            <wp:extent cx="5715000" cy="1352550"/>
-            <wp:effectExtent l="0" t="0" r="0" b="0"/>
+          <wp:inline distT="0" distB="0" distL="0" distR="0" wp14:anchorId="4CD91C64" wp14:editId="54BFC2B0">
+            <wp:extent cx="4907893" cy="1161535"/>
+            <wp:effectExtent l="0" t="0" r="7620" b="635"/>
             <wp:docPr id="1" name="postup.png" descr="Obr. 1: Postup práce od dát po chybovú analýzu." title="Obr. 1: Postup práce od dát po chybovú analýzu."/>
             <wp:cNvGraphicFramePr>
               <a:graphicFrameLocks xmlns:a="http://schemas.openxmlformats.org/drawingml/2006/main" noChangeAspect="1"/>
@@ -406,7 +401,7 @@
                   <pic:spPr bwMode="auto">
                     <a:xfrm>
                       <a:off x="0" y="0"/>
-                      <a:ext cx="5715000" cy="1352550"/>
+                      <a:ext cx="4970674" cy="1176393"/>
                     </a:xfrm>
                     <a:prstGeom prst="rect">
                       <a:avLst/>
@@ -443,6 +438,15 @@
           <w:szCs w:val="30"/>
         </w:rPr>
       </w:pPr>
+      <w:r>
+        <w:rPr>
+          <w:b/>
+          <w:bCs/>
+          <w:sz w:val="30"/>
+          <w:szCs w:val="30"/>
+        </w:rPr>
+        <w:br w:type="page"/>
+      </w:r>
       <w:r>
         <w:rPr>
           <w:b/>
@@ -476,12 +480,6 @@
         <w:gridCol w:w="6026"/>
       </w:tblGrid>
       <w:tr>
-        <w:tblPrEx>
-          <w:tblCellMar>
-            <w:top w:w="0" w:type="dxa"/>
-            <w:bottom w:w="0" w:type="dxa"/>
-          </w:tblCellMar>
-        </w:tblPrEx>
         <w:trPr>
           <w:tblHeader/>
         </w:trPr>
@@ -510,8 +508,28 @@
                 <w:sz w:val="19"/>
                 <w:szCs w:val="19"/>
               </w:rPr>
-              <w:t>P</w:t>
-            </w:r>
+              <w:t>Položka</w:t>
+            </w:r>
+          </w:p>
+        </w:tc>
+        <w:tc>
+          <w:tcPr>
+            <w:tcW w:w="6026" w:type="dxa"/>
+            <w:tcBorders>
+              <w:top w:val="single" w:sz="4" w:space="0" w:color="BBBBBB"/>
+              <w:left w:val="single" w:sz="4" w:space="0" w:color="BBBBBB"/>
+              <w:bottom w:val="single" w:sz="4" w:space="0" w:color="BBBBBB"/>
+              <w:right w:val="single" w:sz="4" w:space="0" w:color="BBBBBB"/>
+            </w:tcBorders>
+            <w:shd w:val="clear" w:color="auto" w:fill="E8EEF4"/>
+            <w:tcMar>
+              <w:top w:w="50" w:type="dxa"/>
+              <w:left w:w="90" w:type="dxa"/>
+              <w:bottom w:w="50" w:type="dxa"/>
+              <w:right w:w="90" w:type="dxa"/>
+            </w:tcMar>
+          </w:tcPr>
+          <w:p>
             <w:r>
               <w:rPr>
                 <w:b/>
@@ -519,47 +537,12 @@
                 <w:sz w:val="19"/>
                 <w:szCs w:val="19"/>
               </w:rPr>
-              <w:t>oložka</w:t>
-            </w:r>
-          </w:p>
-        </w:tc>
-        <w:tc>
-          <w:tcPr>
-            <w:tcW w:w="6026" w:type="dxa"/>
-            <w:tcBorders>
-              <w:top w:val="single" w:sz="4" w:space="0" w:color="BBBBBB"/>
-              <w:left w:val="single" w:sz="4" w:space="0" w:color="BBBBBB"/>
-              <w:bottom w:val="single" w:sz="4" w:space="0" w:color="BBBBBB"/>
-              <w:right w:val="single" w:sz="4" w:space="0" w:color="BBBBBB"/>
-            </w:tcBorders>
-            <w:shd w:val="clear" w:color="auto" w:fill="E8EEF4"/>
-            <w:tcMar>
-              <w:top w:w="50" w:type="dxa"/>
-              <w:left w:w="90" w:type="dxa"/>
-              <w:bottom w:w="50" w:type="dxa"/>
-              <w:right w:w="90" w:type="dxa"/>
-            </w:tcMar>
-          </w:tcPr>
-          <w:p>
-            <w:r>
-              <w:rPr>
-                <w:b/>
-                <w:bCs/>
-                <w:sz w:val="19"/>
-                <w:szCs w:val="19"/>
-              </w:rPr>
               <w:t>Hodnota</w:t>
             </w:r>
           </w:p>
         </w:tc>
       </w:tr>
       <w:tr>
-        <w:tblPrEx>
-          <w:tblCellMar>
-            <w:top w:w="0" w:type="dxa"/>
-            <w:bottom w:w="0" w:type="dxa"/>
-          </w:tblCellMar>
-        </w:tblPrEx>
         <w:tc>
           <w:tcPr>
             <w:tcW w:w="3000" w:type="dxa"/>
@@ -623,12 +606,6 @@
         </w:tc>
       </w:tr>
       <w:tr>
-        <w:tblPrEx>
-          <w:tblCellMar>
-            <w:top w:w="0" w:type="dxa"/>
-            <w:bottom w:w="0" w:type="dxa"/>
-          </w:tblCellMar>
-        </w:tblPrEx>
         <w:tc>
           <w:tcPr>
             <w:tcW w:w="3000" w:type="dxa"/>
@@ -772,12 +749,6 @@
         </w:tc>
       </w:tr>
       <w:tr>
-        <w:tblPrEx>
-          <w:tblCellMar>
-            <w:top w:w="0" w:type="dxa"/>
-            <w:bottom w:w="0" w:type="dxa"/>
-          </w:tblCellMar>
-        </w:tblPrEx>
         <w:tc>
           <w:tcPr>
             <w:tcW w:w="3000" w:type="dxa"/>
@@ -848,12 +819,6 @@
         </w:tc>
       </w:tr>
       <w:tr>
-        <w:tblPrEx>
-          <w:tblCellMar>
-            <w:top w:w="0" w:type="dxa"/>
-            <w:bottom w:w="0" w:type="dxa"/>
-          </w:tblCellMar>
-        </w:tblPrEx>
         <w:tc>
           <w:tcPr>
             <w:tcW w:w="3000" w:type="dxa"/>
@@ -960,12 +925,6 @@
         <w:gridCol w:w="6826"/>
       </w:tblGrid>
       <w:tr>
-        <w:tblPrEx>
-          <w:tblCellMar>
-            <w:top w:w="0" w:type="dxa"/>
-            <w:bottom w:w="0" w:type="dxa"/>
-          </w:tblCellMar>
-        </w:tblPrEx>
         <w:trPr>
           <w:tblHeader/>
         </w:trPr>
@@ -1029,12 +988,6 @@
         </w:tc>
       </w:tr>
       <w:tr>
-        <w:tblPrEx>
-          <w:tblCellMar>
-            <w:top w:w="0" w:type="dxa"/>
-            <w:bottom w:w="0" w:type="dxa"/>
-          </w:tblCellMar>
-        </w:tblPrEx>
         <w:tc>
           <w:tcPr>
             <w:tcW w:w="2200" w:type="dxa"/>
@@ -1251,12 +1204,6 @@
         </w:tc>
       </w:tr>
       <w:tr>
-        <w:tblPrEx>
-          <w:tblCellMar>
-            <w:top w:w="0" w:type="dxa"/>
-            <w:bottom w:w="0" w:type="dxa"/>
-          </w:tblCellMar>
-        </w:tblPrEx>
         <w:tc>
           <w:tcPr>
             <w:tcW w:w="2200" w:type="dxa"/>
@@ -1583,12 +1530,6 @@
         </w:tc>
       </w:tr>
       <w:tr>
-        <w:tblPrEx>
-          <w:tblCellMar>
-            <w:top w:w="0" w:type="dxa"/>
-            <w:bottom w:w="0" w:type="dxa"/>
-          </w:tblCellMar>
-        </w:tblPrEx>
         <w:tc>
           <w:tcPr>
             <w:tcW w:w="2200" w:type="dxa"/>
@@ -1677,12 +1618,6 @@
         </w:tc>
       </w:tr>
       <w:tr>
-        <w:tblPrEx>
-          <w:tblCellMar>
-            <w:top w:w="0" w:type="dxa"/>
-            <w:bottom w:w="0" w:type="dxa"/>
-          </w:tblCellMar>
-        </w:tblPrEx>
         <w:tc>
           <w:tcPr>
             <w:tcW w:w="2200" w:type="dxa"/>
@@ -2617,23 +2552,7 @@
                 <w:sz w:val="19"/>
                 <w:szCs w:val="19"/>
               </w:rPr>
-              <w:t>Randl</w:t>
-            </w:r>
-            <w:proofErr w:type="spellEnd"/>
-            <w:r>
-              <w:rPr>
-                <w:sz w:val="19"/>
-                <w:szCs w:val="19"/>
-              </w:rPr>
-              <w:t xml:space="preserve"> et al. (2024), </w:t>
-            </w:r>
-            <w:proofErr w:type="spellStart"/>
-            <w:r>
-              <w:rPr>
-                <w:sz w:val="19"/>
-                <w:szCs w:val="19"/>
-              </w:rPr>
-              <w:t>CICLe</w:t>
+              <w:t>Le</w:t>
             </w:r>
             <w:proofErr w:type="spellEnd"/>
             <w:r>
@@ -2649,15 +2568,63 @@
                 <w:sz w:val="19"/>
                 <w:szCs w:val="19"/>
               </w:rPr>
-              <w:t>Findings</w:t>
-            </w:r>
-            <w:proofErr w:type="spellEnd"/>
-            <w:r>
-              <w:rPr>
-                <w:sz w:val="19"/>
-                <w:szCs w:val="19"/>
-              </w:rPr>
-              <w:t xml:space="preserve"> of ACL 2024, arXiv:2403.11904</w:t>
+              <w:t>Ngo</w:t>
+            </w:r>
+            <w:proofErr w:type="spellEnd"/>
+            <w:r>
+              <w:rPr>
+                <w:sz w:val="19"/>
+                <w:szCs w:val="19"/>
+              </w:rPr>
+              <w:t xml:space="preserve">, </w:t>
+            </w:r>
+            <w:proofErr w:type="spellStart"/>
+            <w:r>
+              <w:rPr>
+                <w:sz w:val="19"/>
+                <w:szCs w:val="19"/>
+              </w:rPr>
+              <w:t>Dang</w:t>
+            </w:r>
+            <w:proofErr w:type="spellEnd"/>
+            <w:r>
+              <w:rPr>
+                <w:sz w:val="19"/>
+                <w:szCs w:val="19"/>
+              </w:rPr>
+              <w:t xml:space="preserve"> (2025), </w:t>
+            </w:r>
+            <w:proofErr w:type="spellStart"/>
+            <w:r>
+              <w:rPr>
+                <w:sz w:val="19"/>
+                <w:szCs w:val="19"/>
+              </w:rPr>
+              <w:t>Anastasia</w:t>
+            </w:r>
+            <w:proofErr w:type="spellEnd"/>
+            <w:r>
+              <w:rPr>
+                <w:sz w:val="19"/>
+                <w:szCs w:val="19"/>
+              </w:rPr>
+              <w:t xml:space="preserve">, SemEval-2025, ACL </w:t>
+            </w:r>
+            <w:proofErr w:type="spellStart"/>
+            <w:r>
+              <w:rPr>
+                <w:sz w:val="19"/>
+                <w:szCs w:val="19"/>
+              </w:rPr>
+              <w:t>Anthology</w:t>
+            </w:r>
+            <w:proofErr w:type="spellEnd"/>
+            <w:r>
+              <w:rPr>
+                <w:sz w:val="19"/>
+                <w:szCs w:val="19"/>
+              </w:rPr>
+              <w:t xml:space="preserve"> 2025.semeval-1.20</w:t>
             </w:r>
           </w:p>
         </w:tc>
@@ -2678,45 +2645,20 @@
             </w:tcMar>
           </w:tcPr>
           <w:p>
-            <w:proofErr w:type="spellStart"/>
-            <w:r>
-              <w:rPr>
-                <w:sz w:val="19"/>
-                <w:szCs w:val="19"/>
-              </w:rPr>
-              <w:t>Dataset</w:t>
-            </w:r>
-            <w:proofErr w:type="spellEnd"/>
-            <w:r>
-              <w:rPr>
-                <w:sz w:val="19"/>
-                <w:szCs w:val="19"/>
-              </w:rPr>
-              <w:t xml:space="preserve"> 7 546 krátkych textov o stiahnutiach potravín. TF-IDF s logistickou regresiou predbehol </w:t>
-            </w:r>
-            <w:proofErr w:type="spellStart"/>
-            <w:r>
-              <w:rPr>
-                <w:sz w:val="19"/>
-                <w:szCs w:val="19"/>
-              </w:rPr>
-              <w:t>RoBERTa</w:t>
-            </w:r>
-            <w:proofErr w:type="spellEnd"/>
-            <w:r>
-              <w:rPr>
-                <w:sz w:val="19"/>
-                <w:szCs w:val="19"/>
-              </w:rPr>
-              <w:t xml:space="preserve"> a XLM-R na triedach s nízkou podporou. Navrhnutý rámec s LLM a </w:t>
-            </w:r>
-            <w:proofErr w:type="spellStart"/>
-            <w:r>
-              <w:rPr>
-                <w:sz w:val="19"/>
-                <w:szCs w:val="19"/>
-              </w:rPr>
-              <w:t>conformal</w:t>
+            <w:r>
+              <w:rPr>
+                <w:sz w:val="19"/>
+                <w:szCs w:val="19"/>
+              </w:rPr>
+              <w:t>1. miesto v ST1 so skóre 0,8223. Ensemble modelov, rozšírenie dát (</w:t>
+            </w:r>
+            <w:proofErr w:type="spellStart"/>
+            <w:r>
+              <w:rPr>
+                <w:sz w:val="19"/>
+                <w:szCs w:val="19"/>
+              </w:rPr>
+              <w:t>data</w:t>
             </w:r>
             <w:proofErr w:type="spellEnd"/>
             <w:r>
@@ -2732,47 +2674,63 @@
                 <w:sz w:val="19"/>
                 <w:szCs w:val="19"/>
               </w:rPr>
-              <w:t>prediction</w:t>
-            </w:r>
-            <w:proofErr w:type="spellEnd"/>
-            <w:r>
-              <w:rPr>
-                <w:sz w:val="19"/>
-                <w:szCs w:val="19"/>
-              </w:rPr>
-              <w:t xml:space="preserve"> zlepšuje základný </w:t>
-            </w:r>
-            <w:proofErr w:type="spellStart"/>
-            <w:r>
-              <w:rPr>
-                <w:sz w:val="19"/>
-                <w:szCs w:val="19"/>
-              </w:rPr>
-              <w:t>klasifikátor</w:t>
-            </w:r>
-            <w:proofErr w:type="spellEnd"/>
-            <w:r>
-              <w:rPr>
-                <w:sz w:val="19"/>
-                <w:szCs w:val="19"/>
-              </w:rPr>
-              <w:t xml:space="preserve"> a spotrebuje menej energie ako bežný </w:t>
-            </w:r>
-            <w:proofErr w:type="spellStart"/>
-            <w:r>
-              <w:rPr>
-                <w:sz w:val="19"/>
-                <w:szCs w:val="19"/>
-              </w:rPr>
-              <w:t>prompting</w:t>
-            </w:r>
-            <w:proofErr w:type="spellEnd"/>
-            <w:r>
-              <w:rPr>
-                <w:sz w:val="19"/>
-                <w:szCs w:val="19"/>
-              </w:rPr>
-              <w:t>.</w:t>
+              <w:t>augmentation</w:t>
+            </w:r>
+            <w:proofErr w:type="spellEnd"/>
+            <w:r>
+              <w:rPr>
+                <w:sz w:val="19"/>
+                <w:szCs w:val="19"/>
+              </w:rPr>
+              <w:t xml:space="preserve">) a </w:t>
+            </w:r>
+            <w:proofErr w:type="spellStart"/>
+            <w:r>
+              <w:rPr>
+                <w:sz w:val="19"/>
+                <w:szCs w:val="19"/>
+              </w:rPr>
+              <w:t>focal</w:t>
+            </w:r>
+            <w:proofErr w:type="spellEnd"/>
+            <w:r>
+              <w:rPr>
+                <w:sz w:val="19"/>
+                <w:szCs w:val="19"/>
+              </w:rPr>
+              <w:t xml:space="preserve"> </w:t>
+            </w:r>
+            <w:proofErr w:type="spellStart"/>
+            <w:r>
+              <w:rPr>
+                <w:sz w:val="19"/>
+                <w:szCs w:val="19"/>
+              </w:rPr>
+              <w:t>loss</w:t>
+            </w:r>
+            <w:proofErr w:type="spellEnd"/>
+            <w:r>
+              <w:rPr>
+                <w:sz w:val="19"/>
+                <w:szCs w:val="19"/>
+              </w:rPr>
+              <w:t xml:space="preserve"> proti nevyváženosti tried. Rieši len </w:t>
+            </w:r>
+            <w:proofErr w:type="spellStart"/>
+            <w:r>
+              <w:rPr>
+                <w:sz w:val="19"/>
+                <w:szCs w:val="19"/>
+              </w:rPr>
+              <w:t>podúlohu</w:t>
+            </w:r>
+            <w:proofErr w:type="spellEnd"/>
+            <w:r>
+              <w:rPr>
+                <w:sz w:val="19"/>
+                <w:szCs w:val="19"/>
+              </w:rPr>
+              <w:t xml:space="preserve"> ST1 a pracuje s titulkami.</w:t>
             </w:r>
           </w:p>
         </w:tc>
@@ -2798,47 +2756,47 @@
                 <w:sz w:val="19"/>
                 <w:szCs w:val="19"/>
               </w:rPr>
-              <w:t xml:space="preserve">Zdôvodnenie lineárneho TF-IDF </w:t>
-            </w:r>
-            <w:proofErr w:type="spellStart"/>
-            <w:r>
-              <w:rPr>
-                <w:sz w:val="19"/>
-                <w:szCs w:val="19"/>
-              </w:rPr>
-              <w:t>baseline</w:t>
-            </w:r>
-            <w:proofErr w:type="spellEnd"/>
-            <w:r>
-              <w:rPr>
-                <w:sz w:val="19"/>
-                <w:szCs w:val="19"/>
-              </w:rPr>
-              <w:t xml:space="preserve"> pri nevyvážených triedach. </w:t>
-            </w:r>
-            <w:proofErr w:type="spellStart"/>
-            <w:r>
-              <w:rPr>
-                <w:sz w:val="19"/>
-                <w:szCs w:val="19"/>
-              </w:rPr>
-              <w:t>Dataset</w:t>
-            </w:r>
-            <w:proofErr w:type="spellEnd"/>
-            <w:r>
-              <w:rPr>
-                <w:sz w:val="19"/>
-                <w:szCs w:val="19"/>
-              </w:rPr>
-              <w:t xml:space="preserve"> je iný než </w:t>
-            </w:r>
-            <w:proofErr w:type="spellStart"/>
-            <w:r>
-              <w:rPr>
-                <w:sz w:val="19"/>
-                <w:szCs w:val="19"/>
-              </w:rPr>
-              <w:t>SemEval</w:t>
+              <w:t xml:space="preserve">Víťazný prístup pre ST1: ensemble, </w:t>
+            </w:r>
+            <w:proofErr w:type="spellStart"/>
+            <w:r>
+              <w:rPr>
+                <w:sz w:val="19"/>
+                <w:szCs w:val="19"/>
+              </w:rPr>
+              <w:t>augmentácia</w:t>
+            </w:r>
+            <w:proofErr w:type="spellEnd"/>
+            <w:r>
+              <w:rPr>
+                <w:sz w:val="19"/>
+                <w:szCs w:val="19"/>
+              </w:rPr>
+              <w:t xml:space="preserve">, </w:t>
+            </w:r>
+            <w:proofErr w:type="spellStart"/>
+            <w:r>
+              <w:rPr>
+                <w:sz w:val="19"/>
+                <w:szCs w:val="19"/>
+              </w:rPr>
+              <w:t>focal</w:t>
+            </w:r>
+            <w:proofErr w:type="spellEnd"/>
+            <w:r>
+              <w:rPr>
+                <w:sz w:val="19"/>
+                <w:szCs w:val="19"/>
+              </w:rPr>
+              <w:t xml:space="preserve"> </w:t>
+            </w:r>
+            <w:proofErr w:type="spellStart"/>
+            <w:r>
+              <w:rPr>
+                <w:sz w:val="19"/>
+                <w:szCs w:val="19"/>
+              </w:rPr>
+              <w:t>loss</w:t>
             </w:r>
             <w:proofErr w:type="spellEnd"/>
             <w:r>
@@ -2881,7 +2839,7 @@
                 <w:sz w:val="19"/>
                 <w:szCs w:val="19"/>
               </w:rPr>
-              <w:t>Pantelidis</w:t>
+              <w:t>Phan</w:t>
             </w:r>
             <w:proofErr w:type="spellEnd"/>
             <w:r>
@@ -2897,31 +2855,47 @@
                 <w:sz w:val="19"/>
                 <w:szCs w:val="19"/>
               </w:rPr>
-              <w:t>Randl</w:t>
-            </w:r>
-            <w:proofErr w:type="spellEnd"/>
-            <w:r>
-              <w:rPr>
-                <w:sz w:val="19"/>
-                <w:szCs w:val="19"/>
-              </w:rPr>
-              <w:t xml:space="preserve">, </w:t>
-            </w:r>
-            <w:proofErr w:type="spellStart"/>
-            <w:r>
-              <w:rPr>
-                <w:sz w:val="19"/>
-                <w:szCs w:val="19"/>
-              </w:rPr>
-              <w:t>Henriksson</w:t>
-            </w:r>
-            <w:proofErr w:type="spellEnd"/>
-            <w:r>
-              <w:rPr>
-                <w:sz w:val="19"/>
-                <w:szCs w:val="19"/>
-              </w:rPr>
-              <w:t xml:space="preserve"> (2025), arXiv:2512.05732</w:t>
+              <w:t>Chiang</w:t>
+            </w:r>
+            <w:proofErr w:type="spellEnd"/>
+            <w:r>
+              <w:rPr>
+                <w:sz w:val="19"/>
+                <w:szCs w:val="19"/>
+              </w:rPr>
+              <w:t xml:space="preserve"> (2025), </w:t>
+            </w:r>
+            <w:proofErr w:type="spellStart"/>
+            <w:r>
+              <w:rPr>
+                <w:sz w:val="19"/>
+                <w:szCs w:val="19"/>
+              </w:rPr>
+              <w:t>MyMy</w:t>
+            </w:r>
+            <w:proofErr w:type="spellEnd"/>
+            <w:r>
+              <w:rPr>
+                <w:sz w:val="19"/>
+                <w:szCs w:val="19"/>
+              </w:rPr>
+              <w:t xml:space="preserve">, SemEval-2025, ACL </w:t>
+            </w:r>
+            <w:proofErr w:type="spellStart"/>
+            <w:r>
+              <w:rPr>
+                <w:sz w:val="19"/>
+                <w:szCs w:val="19"/>
+              </w:rPr>
+              <w:t>Anthology</w:t>
+            </w:r>
+            <w:proofErr w:type="spellEnd"/>
+            <w:r>
+              <w:rPr>
+                <w:sz w:val="19"/>
+                <w:szCs w:val="19"/>
+              </w:rPr>
+              <w:t xml:space="preserve"> 2025.semeval-1.112</w:t>
             </w:r>
           </w:p>
         </w:tc>
@@ -2942,101 +2916,92 @@
             </w:tcMar>
           </w:tcPr>
           <w:p>
-            <w:proofErr w:type="spellStart"/>
-            <w:r>
-              <w:rPr>
-                <w:sz w:val="19"/>
-                <w:szCs w:val="19"/>
-              </w:rPr>
-              <w:t>CICLe</w:t>
-            </w:r>
-            <w:proofErr w:type="spellEnd"/>
-            <w:r>
-              <w:rPr>
-                <w:sz w:val="19"/>
-                <w:szCs w:val="19"/>
-              </w:rPr>
-              <w:t xml:space="preserve"> skúšaný na všeobecných benchmarkoch (AG News, DBpedia-14, Yahoo </w:t>
-            </w:r>
-            <w:proofErr w:type="spellStart"/>
-            <w:r>
-              <w:rPr>
-                <w:sz w:val="19"/>
-                <w:szCs w:val="19"/>
-              </w:rPr>
-              <w:t>Answers</w:t>
-            </w:r>
-            <w:proofErr w:type="spellEnd"/>
-            <w:r>
-              <w:rPr>
-                <w:sz w:val="19"/>
-                <w:szCs w:val="19"/>
-              </w:rPr>
-              <w:t xml:space="preserve">, </w:t>
-            </w:r>
-            <w:proofErr w:type="spellStart"/>
-            <w:r>
-              <w:rPr>
-                <w:sz w:val="19"/>
-                <w:szCs w:val="19"/>
-              </w:rPr>
-              <w:t>GoEmotions</w:t>
-            </w:r>
-            <w:proofErr w:type="spellEnd"/>
-            <w:r>
-              <w:rPr>
-                <w:sz w:val="19"/>
-                <w:szCs w:val="19"/>
-              </w:rPr>
-              <w:t xml:space="preserve">), nie na potravinách. Zlepšuje základný </w:t>
-            </w:r>
-            <w:proofErr w:type="spellStart"/>
-            <w:r>
-              <w:rPr>
-                <w:sz w:val="19"/>
-                <w:szCs w:val="19"/>
-              </w:rPr>
-              <w:t>klasifikátor</w:t>
-            </w:r>
-            <w:proofErr w:type="spellEnd"/>
-            <w:r>
-              <w:rPr>
-                <w:sz w:val="19"/>
-                <w:szCs w:val="19"/>
-              </w:rPr>
-              <w:t xml:space="preserve">, znižuje počet príkladov v </w:t>
-            </w:r>
-            <w:proofErr w:type="spellStart"/>
-            <w:r>
-              <w:rPr>
-                <w:sz w:val="19"/>
-                <w:szCs w:val="19"/>
-              </w:rPr>
-              <w:t>prompte</w:t>
-            </w:r>
-            <w:proofErr w:type="spellEnd"/>
-            <w:r>
-              <w:rPr>
-                <w:sz w:val="19"/>
-                <w:szCs w:val="19"/>
-              </w:rPr>
-              <w:t xml:space="preserve"> a dĺžku </w:t>
-            </w:r>
-            <w:proofErr w:type="spellStart"/>
-            <w:r>
-              <w:rPr>
-                <w:sz w:val="19"/>
-                <w:szCs w:val="19"/>
-              </w:rPr>
-              <w:t>promptu</w:t>
-            </w:r>
-            <w:proofErr w:type="spellEnd"/>
-            <w:r>
-              <w:rPr>
-                <w:sz w:val="19"/>
-                <w:szCs w:val="19"/>
-              </w:rPr>
-              <w:t xml:space="preserve"> a pomáha najmä pri nevyváženosti tried. Presné percentá neuvádzame: v abstrakte sa líšia od hodnôt v tabuľke článku.</w:t>
+            <w:r>
+              <w:rPr>
+                <w:sz w:val="19"/>
+                <w:szCs w:val="19"/>
+              </w:rPr>
+              <w:t xml:space="preserve">Druhé miesto v oboch </w:t>
+            </w:r>
+            <w:proofErr w:type="spellStart"/>
+            <w:r>
+              <w:rPr>
+                <w:sz w:val="19"/>
+                <w:szCs w:val="19"/>
+              </w:rPr>
+              <w:t>podúlohách</w:t>
+            </w:r>
+            <w:proofErr w:type="spellEnd"/>
+            <w:r>
+              <w:rPr>
+                <w:sz w:val="19"/>
+                <w:szCs w:val="19"/>
+              </w:rPr>
+              <w:t xml:space="preserve">. Rozšírenie a vyváženie </w:t>
+            </w:r>
+            <w:proofErr w:type="spellStart"/>
+            <w:r>
+              <w:rPr>
+                <w:sz w:val="19"/>
+                <w:szCs w:val="19"/>
+              </w:rPr>
+              <w:t>trénovacích</w:t>
+            </w:r>
+            <w:proofErr w:type="spellEnd"/>
+            <w:r>
+              <w:rPr>
+                <w:sz w:val="19"/>
+                <w:szCs w:val="19"/>
+              </w:rPr>
+              <w:t xml:space="preserve"> dát pomocou RAG a znalostí z </w:t>
+            </w:r>
+            <w:proofErr w:type="spellStart"/>
+            <w:r>
+              <w:rPr>
+                <w:sz w:val="19"/>
+                <w:szCs w:val="19"/>
+              </w:rPr>
+              <w:t>PubMed</w:t>
+            </w:r>
+            <w:proofErr w:type="spellEnd"/>
+            <w:r>
+              <w:rPr>
+                <w:sz w:val="19"/>
+                <w:szCs w:val="19"/>
+              </w:rPr>
+              <w:t xml:space="preserve"> API (</w:t>
+            </w:r>
+            <w:proofErr w:type="spellStart"/>
+            <w:r>
+              <w:rPr>
+                <w:sz w:val="19"/>
+                <w:szCs w:val="19"/>
+              </w:rPr>
+              <w:t>knowledge-augmented</w:t>
+            </w:r>
+            <w:proofErr w:type="spellEnd"/>
+            <w:r>
+              <w:rPr>
+                <w:sz w:val="19"/>
+                <w:szCs w:val="19"/>
+              </w:rPr>
+              <w:t xml:space="preserve"> </w:t>
+            </w:r>
+            <w:proofErr w:type="spellStart"/>
+            <w:r>
+              <w:rPr>
+                <w:sz w:val="19"/>
+                <w:szCs w:val="19"/>
+              </w:rPr>
+              <w:t>data</w:t>
+            </w:r>
+            <w:proofErr w:type="spellEnd"/>
+            <w:r>
+              <w:rPr>
+                <w:sz w:val="19"/>
+                <w:szCs w:val="19"/>
+              </w:rPr>
+              <w:t>).</w:t>
             </w:r>
           </w:p>
         </w:tc>
@@ -3062,7 +3027,7 @@
                 <w:sz w:val="19"/>
                 <w:szCs w:val="19"/>
               </w:rPr>
-              <w:t>Podpora hybridného smeru pre 2. etapu, ale na iných dátach.</w:t>
+              <w:t>Spôsob, ako dopĺňať vzácne triedy dátami.</w:t>
             </w:r>
           </w:p>
         </w:tc>
@@ -3097,15 +3062,31 @@
                 <w:sz w:val="19"/>
                 <w:szCs w:val="19"/>
               </w:rPr>
-              <w:t>Cai</w:t>
-            </w:r>
-            <w:proofErr w:type="spellEnd"/>
-            <w:r>
-              <w:rPr>
-                <w:sz w:val="19"/>
-                <w:szCs w:val="19"/>
-              </w:rPr>
-              <w:t xml:space="preserve"> et al. (2025), Ustnlp16, arXiv:2505.00021</w:t>
+              <w:t>Zhang</w:t>
+            </w:r>
+            <w:proofErr w:type="spellEnd"/>
+            <w:r>
+              <w:rPr>
+                <w:sz w:val="19"/>
+                <w:szCs w:val="19"/>
+              </w:rPr>
+              <w:t xml:space="preserve"> et al. (2025), SRCB, SemEval-2025, ACL </w:t>
+            </w:r>
+            <w:proofErr w:type="spellStart"/>
+            <w:r>
+              <w:rPr>
+                <w:sz w:val="19"/>
+                <w:szCs w:val="19"/>
+              </w:rPr>
+              <w:t>Anthology</w:t>
+            </w:r>
+            <w:proofErr w:type="spellEnd"/>
+            <w:r>
+              <w:rPr>
+                <w:sz w:val="19"/>
+                <w:szCs w:val="19"/>
+              </w:rPr>
+              <w:t xml:space="preserve"> 2025.semeval-1.132</w:t>
             </w:r>
           </w:p>
         </w:tc>
@@ -3131,151 +3112,39 @@
                 <w:sz w:val="19"/>
                 <w:szCs w:val="19"/>
               </w:rPr>
-              <w:t xml:space="preserve">BERT a </w:t>
-            </w:r>
-            <w:proofErr w:type="spellStart"/>
-            <w:r>
-              <w:rPr>
-                <w:sz w:val="19"/>
-                <w:szCs w:val="19"/>
-              </w:rPr>
-              <w:t>RoBERTa</w:t>
-            </w:r>
-            <w:proofErr w:type="spellEnd"/>
-            <w:r>
-              <w:rPr>
-                <w:sz w:val="19"/>
-                <w:szCs w:val="19"/>
-              </w:rPr>
-              <w:t xml:space="preserve">, náhodný </w:t>
-            </w:r>
-            <w:proofErr w:type="spellStart"/>
-            <w:r>
-              <w:rPr>
-                <w:sz w:val="19"/>
-                <w:szCs w:val="19"/>
-              </w:rPr>
-              <w:t>oversampling</w:t>
-            </w:r>
-            <w:proofErr w:type="spellEnd"/>
-            <w:r>
-              <w:rPr>
-                <w:sz w:val="19"/>
-                <w:szCs w:val="19"/>
-              </w:rPr>
-              <w:t xml:space="preserve">, </w:t>
-            </w:r>
-            <w:proofErr w:type="spellStart"/>
-            <w:r>
-              <w:rPr>
-                <w:sz w:val="19"/>
-                <w:szCs w:val="19"/>
-              </w:rPr>
-              <w:t>Easy</w:t>
-            </w:r>
-            <w:proofErr w:type="spellEnd"/>
-            <w:r>
-              <w:rPr>
-                <w:sz w:val="19"/>
-                <w:szCs w:val="19"/>
-              </w:rPr>
-              <w:t xml:space="preserve"> </w:t>
-            </w:r>
-            <w:proofErr w:type="spellStart"/>
-            <w:r>
-              <w:rPr>
-                <w:sz w:val="19"/>
-                <w:szCs w:val="19"/>
-              </w:rPr>
-              <w:t>Data</w:t>
-            </w:r>
-            <w:proofErr w:type="spellEnd"/>
-            <w:r>
-              <w:rPr>
-                <w:sz w:val="19"/>
-                <w:szCs w:val="19"/>
-              </w:rPr>
-              <w:t xml:space="preserve"> </w:t>
-            </w:r>
-            <w:proofErr w:type="spellStart"/>
-            <w:r>
-              <w:rPr>
-                <w:sz w:val="19"/>
-                <w:szCs w:val="19"/>
-              </w:rPr>
-              <w:t>Augmentation</w:t>
-            </w:r>
-            <w:proofErr w:type="spellEnd"/>
-            <w:r>
-              <w:rPr>
-                <w:sz w:val="19"/>
-                <w:szCs w:val="19"/>
-              </w:rPr>
-              <w:t xml:space="preserve"> a </w:t>
-            </w:r>
-            <w:proofErr w:type="spellStart"/>
-            <w:r>
-              <w:rPr>
-                <w:sz w:val="19"/>
-                <w:szCs w:val="19"/>
-              </w:rPr>
-              <w:t>focal</w:t>
-            </w:r>
-            <w:proofErr w:type="spellEnd"/>
-            <w:r>
-              <w:rPr>
-                <w:sz w:val="19"/>
-                <w:szCs w:val="19"/>
-              </w:rPr>
-              <w:t xml:space="preserve"> </w:t>
-            </w:r>
-            <w:proofErr w:type="spellStart"/>
-            <w:r>
-              <w:rPr>
-                <w:sz w:val="19"/>
-                <w:szCs w:val="19"/>
-              </w:rPr>
-              <w:t>loss</w:t>
-            </w:r>
-            <w:proofErr w:type="spellEnd"/>
-            <w:r>
-              <w:rPr>
-                <w:sz w:val="19"/>
-                <w:szCs w:val="19"/>
-              </w:rPr>
-              <w:t xml:space="preserve">. Podľa autorov EDA zmierňuje nevyváženosť a kombinácia s </w:t>
-            </w:r>
-            <w:proofErr w:type="spellStart"/>
-            <w:r>
-              <w:rPr>
-                <w:sz w:val="19"/>
-                <w:szCs w:val="19"/>
-              </w:rPr>
-              <w:t>focal</w:t>
-            </w:r>
-            <w:proofErr w:type="spellEnd"/>
-            <w:r>
-              <w:rPr>
-                <w:sz w:val="19"/>
-                <w:szCs w:val="19"/>
-              </w:rPr>
-              <w:t xml:space="preserve"> </w:t>
-            </w:r>
-            <w:proofErr w:type="spellStart"/>
-            <w:r>
-              <w:rPr>
-                <w:sz w:val="19"/>
-                <w:szCs w:val="19"/>
-              </w:rPr>
-              <w:t>loss</w:t>
-            </w:r>
-            <w:proofErr w:type="spellEnd"/>
-            <w:r>
-              <w:rPr>
-                <w:sz w:val="19"/>
-                <w:szCs w:val="19"/>
-              </w:rPr>
-              <w:t xml:space="preserve"> zvyšuje robustnosť na ťažkých príkladoch. Výsledok v súťaži: ST1 0,7654 (13. miesto), ST2 0,4512 (12. miesto).</w:t>
+              <w:t xml:space="preserve">1. miesto v ST2 (0,5473), 3. miesto v ST1 (0,8039). Dvojstupňový systém: BERT najprv zúži množinu možných tried a LLM potom vyberie finálne označenie; externá pozornosť nad </w:t>
+            </w:r>
+            <w:proofErr w:type="spellStart"/>
+            <w:r>
+              <w:rPr>
+                <w:sz w:val="19"/>
+                <w:szCs w:val="19"/>
+              </w:rPr>
+              <w:t>embeddingmi</w:t>
+            </w:r>
+            <w:proofErr w:type="spellEnd"/>
+            <w:r>
+              <w:rPr>
+                <w:sz w:val="19"/>
+                <w:szCs w:val="19"/>
+              </w:rPr>
+              <w:t xml:space="preserve"> tried šetrí dĺžku </w:t>
+            </w:r>
+            <w:proofErr w:type="spellStart"/>
+            <w:r>
+              <w:rPr>
+                <w:sz w:val="19"/>
+                <w:szCs w:val="19"/>
+              </w:rPr>
+              <w:t>promptu</w:t>
+            </w:r>
+            <w:proofErr w:type="spellEnd"/>
+            <w:r>
+              <w:rPr>
+                <w:sz w:val="19"/>
+                <w:szCs w:val="19"/>
+              </w:rPr>
+              <w:t>.</w:t>
             </w:r>
           </w:p>
         </w:tc>
@@ -3301,7 +3170,23 @@
                 <w:sz w:val="19"/>
                 <w:szCs w:val="19"/>
               </w:rPr>
-              <w:t>Príklad práce s nevyváženosťou tried.</w:t>
+              <w:t xml:space="preserve">Víťazný prístup pre ST2: zúženie kandidátov a LLM, podobný nápad ako </w:t>
+            </w:r>
+            <w:proofErr w:type="spellStart"/>
+            <w:r>
+              <w:rPr>
+                <w:sz w:val="19"/>
+                <w:szCs w:val="19"/>
+              </w:rPr>
+              <w:t>CICLe</w:t>
+            </w:r>
+            <w:proofErr w:type="spellEnd"/>
+            <w:r>
+              <w:rPr>
+                <w:sz w:val="19"/>
+                <w:szCs w:val="19"/>
+              </w:rPr>
+              <w:t>.</w:t>
             </w:r>
           </w:p>
         </w:tc>
@@ -3336,6 +3221,725 @@
                 <w:sz w:val="19"/>
                 <w:szCs w:val="19"/>
               </w:rPr>
+              <w:t>Randl</w:t>
+            </w:r>
+            <w:proofErr w:type="spellEnd"/>
+            <w:r>
+              <w:rPr>
+                <w:sz w:val="19"/>
+                <w:szCs w:val="19"/>
+              </w:rPr>
+              <w:t xml:space="preserve"> et al. (2024), </w:t>
+            </w:r>
+            <w:proofErr w:type="spellStart"/>
+            <w:r>
+              <w:rPr>
+                <w:sz w:val="19"/>
+                <w:szCs w:val="19"/>
+              </w:rPr>
+              <w:t>CICLe</w:t>
+            </w:r>
+            <w:proofErr w:type="spellEnd"/>
+            <w:r>
+              <w:rPr>
+                <w:sz w:val="19"/>
+                <w:szCs w:val="19"/>
+              </w:rPr>
+              <w:t xml:space="preserve">, </w:t>
+            </w:r>
+            <w:proofErr w:type="spellStart"/>
+            <w:r>
+              <w:rPr>
+                <w:sz w:val="19"/>
+                <w:szCs w:val="19"/>
+              </w:rPr>
+              <w:t>Findings</w:t>
+            </w:r>
+            <w:proofErr w:type="spellEnd"/>
+            <w:r>
+              <w:rPr>
+                <w:sz w:val="19"/>
+                <w:szCs w:val="19"/>
+              </w:rPr>
+              <w:t xml:space="preserve"> of ACL 2024, arXiv:2403.11904</w:t>
+            </w:r>
+          </w:p>
+        </w:tc>
+        <w:tc>
+          <w:tcPr>
+            <w:tcW w:w="3600" w:type="dxa"/>
+            <w:tcBorders>
+              <w:top w:val="single" w:sz="4" w:space="0" w:color="BBBBBB"/>
+              <w:left w:val="single" w:sz="4" w:space="0" w:color="BBBBBB"/>
+              <w:bottom w:val="single" w:sz="4" w:space="0" w:color="BBBBBB"/>
+              <w:right w:val="single" w:sz="4" w:space="0" w:color="BBBBBB"/>
+            </w:tcBorders>
+            <w:tcMar>
+              <w:top w:w="50" w:type="dxa"/>
+              <w:left w:w="90" w:type="dxa"/>
+              <w:bottom w:w="50" w:type="dxa"/>
+              <w:right w:w="90" w:type="dxa"/>
+            </w:tcMar>
+          </w:tcPr>
+          <w:p>
+            <w:proofErr w:type="spellStart"/>
+            <w:r>
+              <w:rPr>
+                <w:sz w:val="19"/>
+                <w:szCs w:val="19"/>
+              </w:rPr>
+              <w:t>Dataset</w:t>
+            </w:r>
+            <w:proofErr w:type="spellEnd"/>
+            <w:r>
+              <w:rPr>
+                <w:sz w:val="19"/>
+                <w:szCs w:val="19"/>
+              </w:rPr>
+              <w:t xml:space="preserve"> 7 546 krátkych textov o stiahnutiach potravín. TF-IDF s logistickou regresiou predbehol </w:t>
+            </w:r>
+            <w:proofErr w:type="spellStart"/>
+            <w:r>
+              <w:rPr>
+                <w:sz w:val="19"/>
+                <w:szCs w:val="19"/>
+              </w:rPr>
+              <w:t>RoBERTa</w:t>
+            </w:r>
+            <w:proofErr w:type="spellEnd"/>
+            <w:r>
+              <w:rPr>
+                <w:sz w:val="19"/>
+                <w:szCs w:val="19"/>
+              </w:rPr>
+              <w:t xml:space="preserve"> a XLM-R na triedach s nízkou podporou. Navrhnutý rámec s LLM a </w:t>
+            </w:r>
+            <w:proofErr w:type="spellStart"/>
+            <w:r>
+              <w:rPr>
+                <w:sz w:val="19"/>
+                <w:szCs w:val="19"/>
+              </w:rPr>
+              <w:t>conformal</w:t>
+            </w:r>
+            <w:proofErr w:type="spellEnd"/>
+            <w:r>
+              <w:rPr>
+                <w:sz w:val="19"/>
+                <w:szCs w:val="19"/>
+              </w:rPr>
+              <w:t xml:space="preserve"> </w:t>
+            </w:r>
+            <w:proofErr w:type="spellStart"/>
+            <w:r>
+              <w:rPr>
+                <w:sz w:val="19"/>
+                <w:szCs w:val="19"/>
+              </w:rPr>
+              <w:t>prediction</w:t>
+            </w:r>
+            <w:proofErr w:type="spellEnd"/>
+            <w:r>
+              <w:rPr>
+                <w:sz w:val="19"/>
+                <w:szCs w:val="19"/>
+              </w:rPr>
+              <w:t xml:space="preserve"> zlepšuje základný </w:t>
+            </w:r>
+            <w:proofErr w:type="spellStart"/>
+            <w:r>
+              <w:rPr>
+                <w:sz w:val="19"/>
+                <w:szCs w:val="19"/>
+              </w:rPr>
+              <w:t>klasifikátor</w:t>
+            </w:r>
+            <w:proofErr w:type="spellEnd"/>
+            <w:r>
+              <w:rPr>
+                <w:sz w:val="19"/>
+                <w:szCs w:val="19"/>
+              </w:rPr>
+              <w:t xml:space="preserve"> a spotrebuje menej energie ako bežný </w:t>
+            </w:r>
+            <w:proofErr w:type="spellStart"/>
+            <w:r>
+              <w:rPr>
+                <w:sz w:val="19"/>
+                <w:szCs w:val="19"/>
+              </w:rPr>
+              <w:t>prompting</w:t>
+            </w:r>
+            <w:proofErr w:type="spellEnd"/>
+            <w:r>
+              <w:rPr>
+                <w:sz w:val="19"/>
+                <w:szCs w:val="19"/>
+              </w:rPr>
+              <w:t>.</w:t>
+            </w:r>
+          </w:p>
+        </w:tc>
+        <w:tc>
+          <w:tcPr>
+            <w:tcW w:w="3226" w:type="dxa"/>
+            <w:tcBorders>
+              <w:top w:val="single" w:sz="4" w:space="0" w:color="BBBBBB"/>
+              <w:left w:val="single" w:sz="4" w:space="0" w:color="BBBBBB"/>
+              <w:bottom w:val="single" w:sz="4" w:space="0" w:color="BBBBBB"/>
+              <w:right w:val="single" w:sz="4" w:space="0" w:color="BBBBBB"/>
+            </w:tcBorders>
+            <w:tcMar>
+              <w:top w:w="50" w:type="dxa"/>
+              <w:left w:w="90" w:type="dxa"/>
+              <w:bottom w:w="50" w:type="dxa"/>
+              <w:right w:w="90" w:type="dxa"/>
+            </w:tcMar>
+          </w:tcPr>
+          <w:p>
+            <w:r>
+              <w:rPr>
+                <w:sz w:val="19"/>
+                <w:szCs w:val="19"/>
+              </w:rPr>
+              <w:t xml:space="preserve">Zdôvodnenie lineárneho TF-IDF </w:t>
+            </w:r>
+            <w:proofErr w:type="spellStart"/>
+            <w:r>
+              <w:rPr>
+                <w:sz w:val="19"/>
+                <w:szCs w:val="19"/>
+              </w:rPr>
+              <w:t>baseline</w:t>
+            </w:r>
+            <w:proofErr w:type="spellEnd"/>
+            <w:r>
+              <w:rPr>
+                <w:sz w:val="19"/>
+                <w:szCs w:val="19"/>
+              </w:rPr>
+              <w:t xml:space="preserve"> pri nevyvážených triedach. </w:t>
+            </w:r>
+            <w:proofErr w:type="spellStart"/>
+            <w:r>
+              <w:rPr>
+                <w:sz w:val="19"/>
+                <w:szCs w:val="19"/>
+              </w:rPr>
+              <w:t>Dataset</w:t>
+            </w:r>
+            <w:proofErr w:type="spellEnd"/>
+            <w:r>
+              <w:rPr>
+                <w:sz w:val="19"/>
+                <w:szCs w:val="19"/>
+              </w:rPr>
+              <w:t xml:space="preserve"> je iný než </w:t>
+            </w:r>
+            <w:proofErr w:type="spellStart"/>
+            <w:r>
+              <w:rPr>
+                <w:sz w:val="19"/>
+                <w:szCs w:val="19"/>
+              </w:rPr>
+              <w:t>SemEval</w:t>
+            </w:r>
+            <w:proofErr w:type="spellEnd"/>
+            <w:r>
+              <w:rPr>
+                <w:sz w:val="19"/>
+                <w:szCs w:val="19"/>
+              </w:rPr>
+              <w:t>.</w:t>
+            </w:r>
+          </w:p>
+        </w:tc>
+      </w:tr>
+      <w:tr>
+        <w:tblPrEx>
+          <w:tblCellMar>
+            <w:top w:w="0" w:type="dxa"/>
+            <w:bottom w:w="0" w:type="dxa"/>
+          </w:tblCellMar>
+        </w:tblPrEx>
+        <w:tc>
+          <w:tcPr>
+            <w:tcW w:w="2200" w:type="dxa"/>
+            <w:tcBorders>
+              <w:top w:val="single" w:sz="4" w:space="0" w:color="BBBBBB"/>
+              <w:left w:val="single" w:sz="4" w:space="0" w:color="BBBBBB"/>
+              <w:bottom w:val="single" w:sz="4" w:space="0" w:color="BBBBBB"/>
+              <w:right w:val="single" w:sz="4" w:space="0" w:color="BBBBBB"/>
+            </w:tcBorders>
+            <w:tcMar>
+              <w:top w:w="50" w:type="dxa"/>
+              <w:left w:w="90" w:type="dxa"/>
+              <w:bottom w:w="50" w:type="dxa"/>
+              <w:right w:w="90" w:type="dxa"/>
+            </w:tcMar>
+          </w:tcPr>
+          <w:p>
+            <w:proofErr w:type="spellStart"/>
+            <w:r>
+              <w:rPr>
+                <w:sz w:val="19"/>
+                <w:szCs w:val="19"/>
+              </w:rPr>
+              <w:t>Pantelidis</w:t>
+            </w:r>
+            <w:proofErr w:type="spellEnd"/>
+            <w:r>
+              <w:rPr>
+                <w:sz w:val="19"/>
+                <w:szCs w:val="19"/>
+              </w:rPr>
+              <w:t xml:space="preserve">, </w:t>
+            </w:r>
+            <w:proofErr w:type="spellStart"/>
+            <w:r>
+              <w:rPr>
+                <w:sz w:val="19"/>
+                <w:szCs w:val="19"/>
+              </w:rPr>
+              <w:t>Randl</w:t>
+            </w:r>
+            <w:proofErr w:type="spellEnd"/>
+            <w:r>
+              <w:rPr>
+                <w:sz w:val="19"/>
+                <w:szCs w:val="19"/>
+              </w:rPr>
+              <w:t xml:space="preserve">, </w:t>
+            </w:r>
+            <w:proofErr w:type="spellStart"/>
+            <w:r>
+              <w:rPr>
+                <w:sz w:val="19"/>
+                <w:szCs w:val="19"/>
+              </w:rPr>
+              <w:t>Henriksson</w:t>
+            </w:r>
+            <w:proofErr w:type="spellEnd"/>
+            <w:r>
+              <w:rPr>
+                <w:sz w:val="19"/>
+                <w:szCs w:val="19"/>
+              </w:rPr>
+              <w:t xml:space="preserve"> (2025), arXiv:2512.05732</w:t>
+            </w:r>
+          </w:p>
+        </w:tc>
+        <w:tc>
+          <w:tcPr>
+            <w:tcW w:w="3600" w:type="dxa"/>
+            <w:tcBorders>
+              <w:top w:val="single" w:sz="4" w:space="0" w:color="BBBBBB"/>
+              <w:left w:val="single" w:sz="4" w:space="0" w:color="BBBBBB"/>
+              <w:bottom w:val="single" w:sz="4" w:space="0" w:color="BBBBBB"/>
+              <w:right w:val="single" w:sz="4" w:space="0" w:color="BBBBBB"/>
+            </w:tcBorders>
+            <w:tcMar>
+              <w:top w:w="50" w:type="dxa"/>
+              <w:left w:w="90" w:type="dxa"/>
+              <w:bottom w:w="50" w:type="dxa"/>
+              <w:right w:w="90" w:type="dxa"/>
+            </w:tcMar>
+          </w:tcPr>
+          <w:p>
+            <w:proofErr w:type="spellStart"/>
+            <w:r>
+              <w:rPr>
+                <w:sz w:val="19"/>
+                <w:szCs w:val="19"/>
+              </w:rPr>
+              <w:t>CICLe</w:t>
+            </w:r>
+            <w:proofErr w:type="spellEnd"/>
+            <w:r>
+              <w:rPr>
+                <w:sz w:val="19"/>
+                <w:szCs w:val="19"/>
+              </w:rPr>
+              <w:t xml:space="preserve"> skúšaný na všeobecných benchmarkoch (AG News, DBpedia-14, Yahoo </w:t>
+            </w:r>
+            <w:proofErr w:type="spellStart"/>
+            <w:r>
+              <w:rPr>
+                <w:sz w:val="19"/>
+                <w:szCs w:val="19"/>
+              </w:rPr>
+              <w:t>Answers</w:t>
+            </w:r>
+            <w:proofErr w:type="spellEnd"/>
+            <w:r>
+              <w:rPr>
+                <w:sz w:val="19"/>
+                <w:szCs w:val="19"/>
+              </w:rPr>
+              <w:t xml:space="preserve">, </w:t>
+            </w:r>
+            <w:proofErr w:type="spellStart"/>
+            <w:r>
+              <w:rPr>
+                <w:sz w:val="19"/>
+                <w:szCs w:val="19"/>
+              </w:rPr>
+              <w:t>GoEmotions</w:t>
+            </w:r>
+            <w:proofErr w:type="spellEnd"/>
+            <w:r>
+              <w:rPr>
+                <w:sz w:val="19"/>
+                <w:szCs w:val="19"/>
+              </w:rPr>
+              <w:t xml:space="preserve">), nie na potravinách. Zlepšuje základný </w:t>
+            </w:r>
+            <w:proofErr w:type="spellStart"/>
+            <w:r>
+              <w:rPr>
+                <w:sz w:val="19"/>
+                <w:szCs w:val="19"/>
+              </w:rPr>
+              <w:t>klasifikátor</w:t>
+            </w:r>
+            <w:proofErr w:type="spellEnd"/>
+            <w:r>
+              <w:rPr>
+                <w:sz w:val="19"/>
+                <w:szCs w:val="19"/>
+              </w:rPr>
+              <w:t xml:space="preserve">, znižuje počet príkladov v </w:t>
+            </w:r>
+            <w:proofErr w:type="spellStart"/>
+            <w:r>
+              <w:rPr>
+                <w:sz w:val="19"/>
+                <w:szCs w:val="19"/>
+              </w:rPr>
+              <w:t>prompte</w:t>
+            </w:r>
+            <w:proofErr w:type="spellEnd"/>
+            <w:r>
+              <w:rPr>
+                <w:sz w:val="19"/>
+                <w:szCs w:val="19"/>
+              </w:rPr>
+              <w:t xml:space="preserve"> a dĺžku </w:t>
+            </w:r>
+            <w:proofErr w:type="spellStart"/>
+            <w:r>
+              <w:rPr>
+                <w:sz w:val="19"/>
+                <w:szCs w:val="19"/>
+              </w:rPr>
+              <w:t>promptu</w:t>
+            </w:r>
+            <w:proofErr w:type="spellEnd"/>
+            <w:r>
+              <w:rPr>
+                <w:sz w:val="19"/>
+                <w:szCs w:val="19"/>
+              </w:rPr>
+              <w:t xml:space="preserve"> a pomáha najmä pri nevyváženosti tried. Presné percentá neuvádzame: v abstrakte sa líšia od hodnôt v tabuľke článku.</w:t>
+            </w:r>
+          </w:p>
+        </w:tc>
+        <w:tc>
+          <w:tcPr>
+            <w:tcW w:w="3226" w:type="dxa"/>
+            <w:tcBorders>
+              <w:top w:val="single" w:sz="4" w:space="0" w:color="BBBBBB"/>
+              <w:left w:val="single" w:sz="4" w:space="0" w:color="BBBBBB"/>
+              <w:bottom w:val="single" w:sz="4" w:space="0" w:color="BBBBBB"/>
+              <w:right w:val="single" w:sz="4" w:space="0" w:color="BBBBBB"/>
+            </w:tcBorders>
+            <w:tcMar>
+              <w:top w:w="50" w:type="dxa"/>
+              <w:left w:w="90" w:type="dxa"/>
+              <w:bottom w:w="50" w:type="dxa"/>
+              <w:right w:w="90" w:type="dxa"/>
+            </w:tcMar>
+          </w:tcPr>
+          <w:p>
+            <w:r>
+              <w:rPr>
+                <w:sz w:val="19"/>
+                <w:szCs w:val="19"/>
+              </w:rPr>
+              <w:t>Podpora hybridného smeru pre 2. etapu, ale na iných dátach.</w:t>
+            </w:r>
+          </w:p>
+        </w:tc>
+      </w:tr>
+      <w:tr>
+        <w:tblPrEx>
+          <w:tblCellMar>
+            <w:top w:w="0" w:type="dxa"/>
+            <w:bottom w:w="0" w:type="dxa"/>
+          </w:tblCellMar>
+        </w:tblPrEx>
+        <w:tc>
+          <w:tcPr>
+            <w:tcW w:w="2200" w:type="dxa"/>
+            <w:tcBorders>
+              <w:top w:val="single" w:sz="4" w:space="0" w:color="BBBBBB"/>
+              <w:left w:val="single" w:sz="4" w:space="0" w:color="BBBBBB"/>
+              <w:bottom w:val="single" w:sz="4" w:space="0" w:color="BBBBBB"/>
+              <w:right w:val="single" w:sz="4" w:space="0" w:color="BBBBBB"/>
+            </w:tcBorders>
+            <w:tcMar>
+              <w:top w:w="50" w:type="dxa"/>
+              <w:left w:w="90" w:type="dxa"/>
+              <w:bottom w:w="50" w:type="dxa"/>
+              <w:right w:w="90" w:type="dxa"/>
+            </w:tcMar>
+          </w:tcPr>
+          <w:p>
+            <w:proofErr w:type="spellStart"/>
+            <w:r>
+              <w:rPr>
+                <w:sz w:val="19"/>
+                <w:szCs w:val="19"/>
+              </w:rPr>
+              <w:t>Cai</w:t>
+            </w:r>
+            <w:proofErr w:type="spellEnd"/>
+            <w:r>
+              <w:rPr>
+                <w:sz w:val="19"/>
+                <w:szCs w:val="19"/>
+              </w:rPr>
+              <w:t xml:space="preserve"> et al. (2025), Ustnlp16, arXiv:2505.00021</w:t>
+            </w:r>
+          </w:p>
+        </w:tc>
+        <w:tc>
+          <w:tcPr>
+            <w:tcW w:w="3600" w:type="dxa"/>
+            <w:tcBorders>
+              <w:top w:val="single" w:sz="4" w:space="0" w:color="BBBBBB"/>
+              <w:left w:val="single" w:sz="4" w:space="0" w:color="BBBBBB"/>
+              <w:bottom w:val="single" w:sz="4" w:space="0" w:color="BBBBBB"/>
+              <w:right w:val="single" w:sz="4" w:space="0" w:color="BBBBBB"/>
+            </w:tcBorders>
+            <w:tcMar>
+              <w:top w:w="50" w:type="dxa"/>
+              <w:left w:w="90" w:type="dxa"/>
+              <w:bottom w:w="50" w:type="dxa"/>
+              <w:right w:w="90" w:type="dxa"/>
+            </w:tcMar>
+          </w:tcPr>
+          <w:p>
+            <w:r>
+              <w:rPr>
+                <w:sz w:val="19"/>
+                <w:szCs w:val="19"/>
+              </w:rPr>
+              <w:t xml:space="preserve">BERT a </w:t>
+            </w:r>
+            <w:proofErr w:type="spellStart"/>
+            <w:r>
+              <w:rPr>
+                <w:sz w:val="19"/>
+                <w:szCs w:val="19"/>
+              </w:rPr>
+              <w:t>RoBERTa</w:t>
+            </w:r>
+            <w:proofErr w:type="spellEnd"/>
+            <w:r>
+              <w:rPr>
+                <w:sz w:val="19"/>
+                <w:szCs w:val="19"/>
+              </w:rPr>
+              <w:t xml:space="preserve">, náhodný </w:t>
+            </w:r>
+            <w:proofErr w:type="spellStart"/>
+            <w:r>
+              <w:rPr>
+                <w:sz w:val="19"/>
+                <w:szCs w:val="19"/>
+              </w:rPr>
+              <w:t>oversampling</w:t>
+            </w:r>
+            <w:proofErr w:type="spellEnd"/>
+            <w:r>
+              <w:rPr>
+                <w:sz w:val="19"/>
+                <w:szCs w:val="19"/>
+              </w:rPr>
+              <w:t xml:space="preserve">, </w:t>
+            </w:r>
+            <w:proofErr w:type="spellStart"/>
+            <w:r>
+              <w:rPr>
+                <w:sz w:val="19"/>
+                <w:szCs w:val="19"/>
+              </w:rPr>
+              <w:t>Easy</w:t>
+            </w:r>
+            <w:proofErr w:type="spellEnd"/>
+            <w:r>
+              <w:rPr>
+                <w:sz w:val="19"/>
+                <w:szCs w:val="19"/>
+              </w:rPr>
+              <w:t xml:space="preserve"> </w:t>
+            </w:r>
+            <w:proofErr w:type="spellStart"/>
+            <w:r>
+              <w:rPr>
+                <w:sz w:val="19"/>
+                <w:szCs w:val="19"/>
+              </w:rPr>
+              <w:t>Data</w:t>
+            </w:r>
+            <w:proofErr w:type="spellEnd"/>
+            <w:r>
+              <w:rPr>
+                <w:sz w:val="19"/>
+                <w:szCs w:val="19"/>
+              </w:rPr>
+              <w:t xml:space="preserve"> </w:t>
+            </w:r>
+            <w:proofErr w:type="spellStart"/>
+            <w:r>
+              <w:rPr>
+                <w:sz w:val="19"/>
+                <w:szCs w:val="19"/>
+              </w:rPr>
+              <w:t>Augmentation</w:t>
+            </w:r>
+            <w:proofErr w:type="spellEnd"/>
+            <w:r>
+              <w:rPr>
+                <w:sz w:val="19"/>
+                <w:szCs w:val="19"/>
+              </w:rPr>
+              <w:t xml:space="preserve"> a </w:t>
+            </w:r>
+            <w:proofErr w:type="spellStart"/>
+            <w:r>
+              <w:rPr>
+                <w:sz w:val="19"/>
+                <w:szCs w:val="19"/>
+              </w:rPr>
+              <w:t>focal</w:t>
+            </w:r>
+            <w:proofErr w:type="spellEnd"/>
+            <w:r>
+              <w:rPr>
+                <w:sz w:val="19"/>
+                <w:szCs w:val="19"/>
+              </w:rPr>
+              <w:t xml:space="preserve"> </w:t>
+            </w:r>
+            <w:proofErr w:type="spellStart"/>
+            <w:r>
+              <w:rPr>
+                <w:sz w:val="19"/>
+                <w:szCs w:val="19"/>
+              </w:rPr>
+              <w:t>loss</w:t>
+            </w:r>
+            <w:proofErr w:type="spellEnd"/>
+            <w:r>
+              <w:rPr>
+                <w:sz w:val="19"/>
+                <w:szCs w:val="19"/>
+              </w:rPr>
+              <w:t xml:space="preserve">. Podľa autorov EDA zmierňuje nevyváženosť a kombinácia s </w:t>
+            </w:r>
+            <w:proofErr w:type="spellStart"/>
+            <w:r>
+              <w:rPr>
+                <w:sz w:val="19"/>
+                <w:szCs w:val="19"/>
+              </w:rPr>
+              <w:t>focal</w:t>
+            </w:r>
+            <w:proofErr w:type="spellEnd"/>
+            <w:r>
+              <w:rPr>
+                <w:sz w:val="19"/>
+                <w:szCs w:val="19"/>
+              </w:rPr>
+              <w:t xml:space="preserve"> </w:t>
+            </w:r>
+            <w:proofErr w:type="spellStart"/>
+            <w:r>
+              <w:rPr>
+                <w:sz w:val="19"/>
+                <w:szCs w:val="19"/>
+              </w:rPr>
+              <w:t>loss</w:t>
+            </w:r>
+            <w:proofErr w:type="spellEnd"/>
+            <w:r>
+              <w:rPr>
+                <w:sz w:val="19"/>
+                <w:szCs w:val="19"/>
+              </w:rPr>
+              <w:t xml:space="preserve"> zvyšuje robustnosť na ťažkých príkladoch. Výsledok v súťaži: ST1 0,7654 (13. miesto), ST2 0,4512 (12. miesto).</w:t>
+            </w:r>
+          </w:p>
+        </w:tc>
+        <w:tc>
+          <w:tcPr>
+            <w:tcW w:w="3226" w:type="dxa"/>
+            <w:tcBorders>
+              <w:top w:val="single" w:sz="4" w:space="0" w:color="BBBBBB"/>
+              <w:left w:val="single" w:sz="4" w:space="0" w:color="BBBBBB"/>
+              <w:bottom w:val="single" w:sz="4" w:space="0" w:color="BBBBBB"/>
+              <w:right w:val="single" w:sz="4" w:space="0" w:color="BBBBBB"/>
+            </w:tcBorders>
+            <w:tcMar>
+              <w:top w:w="50" w:type="dxa"/>
+              <w:left w:w="90" w:type="dxa"/>
+              <w:bottom w:w="50" w:type="dxa"/>
+              <w:right w:w="90" w:type="dxa"/>
+            </w:tcMar>
+          </w:tcPr>
+          <w:p>
+            <w:r>
+              <w:rPr>
+                <w:sz w:val="19"/>
+                <w:szCs w:val="19"/>
+              </w:rPr>
+              <w:t>Príklad práce s nevyváženosťou tried.</w:t>
+            </w:r>
+          </w:p>
+        </w:tc>
+      </w:tr>
+      <w:tr>
+        <w:tblPrEx>
+          <w:tblCellMar>
+            <w:top w:w="0" w:type="dxa"/>
+            <w:bottom w:w="0" w:type="dxa"/>
+          </w:tblCellMar>
+        </w:tblPrEx>
+        <w:tc>
+          <w:tcPr>
+            <w:tcW w:w="2200" w:type="dxa"/>
+            <w:tcBorders>
+              <w:top w:val="single" w:sz="4" w:space="0" w:color="BBBBBB"/>
+              <w:left w:val="single" w:sz="4" w:space="0" w:color="BBBBBB"/>
+              <w:bottom w:val="single" w:sz="4" w:space="0" w:color="BBBBBB"/>
+              <w:right w:val="single" w:sz="4" w:space="0" w:color="BBBBBB"/>
+            </w:tcBorders>
+            <w:tcMar>
+              <w:top w:w="50" w:type="dxa"/>
+              <w:left w:w="90" w:type="dxa"/>
+              <w:bottom w:w="50" w:type="dxa"/>
+              <w:right w:w="90" w:type="dxa"/>
+            </w:tcMar>
+          </w:tcPr>
+          <w:p>
+            <w:proofErr w:type="spellStart"/>
+            <w:r>
+              <w:rPr>
+                <w:sz w:val="19"/>
+                <w:szCs w:val="19"/>
+              </w:rPr>
               <w:t>Papadopoulou</w:t>
             </w:r>
             <w:proofErr w:type="spellEnd"/>
@@ -3514,7 +4118,15 @@
                 <w:sz w:val="19"/>
                 <w:szCs w:val="19"/>
               </w:rPr>
-              <w:t xml:space="preserve"> boli vo všeobecnosti lepšie a žiadna </w:t>
+              <w:t xml:space="preserve"> boli vo </w:t>
+            </w:r>
+            <w:r>
+              <w:rPr>
+                <w:sz w:val="19"/>
+                <w:szCs w:val="19"/>
+              </w:rPr>
+              <w:lastRenderedPageBreak/>
+              <w:t xml:space="preserve">všeobecnosti lepšie a žiadna </w:t>
             </w:r>
             <w:proofErr w:type="spellStart"/>
             <w:r>
@@ -3557,6 +4169,7 @@
                 <w:sz w:val="19"/>
                 <w:szCs w:val="19"/>
               </w:rPr>
+              <w:lastRenderedPageBreak/>
               <w:t>Augmentácia</w:t>
             </w:r>
             <w:proofErr w:type="spellEnd"/>
@@ -3924,7 +4537,7 @@
         <w:pStyle w:val="Odsekzoznamu"/>
         <w:numPr>
           <w:ilvl w:val="0"/>
-          <w:numId w:val="2"/>
+          <w:numId w:val="3"/>
         </w:numPr>
         <w:spacing w:after="60"/>
       </w:pPr>
@@ -3937,29 +4550,76 @@
         <w:pStyle w:val="Odsekzoznamu"/>
         <w:numPr>
           <w:ilvl w:val="0"/>
-          <w:numId w:val="2"/>
+          <w:numId w:val="3"/>
         </w:numPr>
         <w:spacing w:after="60"/>
       </w:pPr>
       <w:r>
-        <w:lastRenderedPageBreak/>
-        <w:t xml:space="preserve">Jednoduchý TF-IDF s lineárnym modelom je pri nevyváženosti silný </w:t>
-      </w:r>
-      <w:proofErr w:type="spellStart"/>
-      <w:r>
-        <w:t>baseline</w:t>
-      </w:r>
-      <w:proofErr w:type="spellEnd"/>
-      <w:r>
-        <w:t xml:space="preserve"> (</w:t>
-      </w:r>
-      <w:proofErr w:type="spellStart"/>
-      <w:r>
-        <w:t>Randl</w:t>
-      </w:r>
-      <w:proofErr w:type="spellEnd"/>
-      <w:r>
-        <w:t xml:space="preserve"> et al., 2024).</w:t>
+        <w:t xml:space="preserve">Čo sa v súťaži osvedčilo: modely typu </w:t>
+      </w:r>
+      <w:proofErr w:type="spellStart"/>
+      <w:r>
+        <w:t>transformer</w:t>
+      </w:r>
+      <w:proofErr w:type="spellEnd"/>
+      <w:r>
+        <w:t xml:space="preserve"> namiesto klasických (</w:t>
+      </w:r>
+      <w:proofErr w:type="spellStart"/>
+      <w:r>
+        <w:t>BrightCookies</w:t>
+      </w:r>
+      <w:proofErr w:type="spellEnd"/>
+      <w:r>
+        <w:t>, Ustnlp16), práca s nevyváženosťou (</w:t>
+      </w:r>
+      <w:proofErr w:type="spellStart"/>
+      <w:r>
+        <w:t>focal</w:t>
+      </w:r>
+      <w:proofErr w:type="spellEnd"/>
+      <w:r>
+        <w:t xml:space="preserve"> </w:t>
+      </w:r>
+      <w:proofErr w:type="spellStart"/>
+      <w:r>
+        <w:t>loss</w:t>
+      </w:r>
+      <w:proofErr w:type="spellEnd"/>
+      <w:r>
+        <w:t xml:space="preserve">, </w:t>
+      </w:r>
+      <w:proofErr w:type="spellStart"/>
+      <w:r>
+        <w:t>oversampling</w:t>
+      </w:r>
+      <w:proofErr w:type="spellEnd"/>
+      <w:r>
+        <w:t xml:space="preserve">, rozšírenie dát; </w:t>
+      </w:r>
+      <w:proofErr w:type="spellStart"/>
+      <w:r>
+        <w:t>Anastasia</w:t>
+      </w:r>
+      <w:proofErr w:type="spellEnd"/>
+      <w:r>
+        <w:t xml:space="preserve">, Ustnlp16, </w:t>
+      </w:r>
+      <w:proofErr w:type="spellStart"/>
+      <w:r>
+        <w:t>MyMy</w:t>
+      </w:r>
+      <w:proofErr w:type="spellEnd"/>
+      <w:r>
+        <w:t>), ensemble (</w:t>
+      </w:r>
+      <w:proofErr w:type="spellStart"/>
+      <w:r>
+        <w:t>Anastasia</w:t>
+      </w:r>
+      <w:proofErr w:type="spellEnd"/>
+      <w:r>
+        <w:t>) a v ST2 dvojstupňový postup so zúžením kandidátov a LLM (SRCB).</w:t>
       </w:r>
     </w:p>
     <w:p>
@@ -3967,12 +4627,28 @@
         <w:pStyle w:val="Odsekzoznamu"/>
         <w:numPr>
           <w:ilvl w:val="0"/>
-          <w:numId w:val="2"/>
+          <w:numId w:val="3"/>
         </w:numPr>
         <w:spacing w:after="60"/>
       </w:pPr>
       <w:r>
-        <w:t>Hlavné ťažkosti sú nevyváženosť tried, krátke texty a prekrývanie kategórií.</w:t>
+        <w:t xml:space="preserve">Jednoduchý TF-IDF s lineárnym modelom je pri nevyváženosti silný </w:t>
+      </w:r>
+      <w:proofErr w:type="spellStart"/>
+      <w:r>
+        <w:t>baseline</w:t>
+      </w:r>
+      <w:proofErr w:type="spellEnd"/>
+      <w:r>
+        <w:t xml:space="preserve"> (</w:t>
+      </w:r>
+      <w:proofErr w:type="spellStart"/>
+      <w:r>
+        <w:t>Randl</w:t>
+      </w:r>
+      <w:proofErr w:type="spellEnd"/>
+      <w:r>
+        <w:t xml:space="preserve"> et al., 2024).</w:t>
       </w:r>
     </w:p>
     <w:p>
@@ -3980,10 +4656,23 @@
         <w:pStyle w:val="Odsekzoznamu"/>
         <w:numPr>
           <w:ilvl w:val="0"/>
-          <w:numId w:val="2"/>
+          <w:numId w:val="3"/>
         </w:numPr>
         <w:spacing w:after="60"/>
       </w:pPr>
+      <w:r>
+        <w:t>Hlavné ťažkosti sú nevyváženosť tried, krátke texty a prekrývanie kategórií.</w:t>
+      </w:r>
+    </w:p>
+    <w:p>
+      <w:pPr>
+        <w:pStyle w:val="Odsekzoznamu"/>
+        <w:numPr>
+          <w:ilvl w:val="0"/>
+          <w:numId w:val="3"/>
+        </w:numPr>
+        <w:spacing w:after="60"/>
+      </w:pPr>
       <w:proofErr w:type="spellStart"/>
       <w:r>
         <w:t>Augmentácia</w:t>
@@ -3998,15 +4687,7 @@
       </w:r>
       <w:proofErr w:type="spellEnd"/>
       <w:r>
-        <w:t xml:space="preserve"> et al., 2025), </w:t>
-      </w:r>
-      <w:proofErr w:type="spellStart"/>
-      <w:r>
-        <w:t>oversampling</w:t>
-      </w:r>
-      <w:proofErr w:type="spellEnd"/>
-      <w:r>
-        <w:t xml:space="preserve"> a </w:t>
+        <w:t xml:space="preserve"> et al., 2025), ale víťazný tím v ST1 ju spolu s </w:t>
       </w:r>
       <w:proofErr w:type="spellStart"/>
       <w:r>
@@ -4022,15 +4703,39 @@
       </w:r>
       <w:proofErr w:type="spellEnd"/>
       <w:r>
-        <w:t xml:space="preserve"> sa osvedčili v inom tíme (</w:t>
-      </w:r>
-      <w:proofErr w:type="spellStart"/>
-      <w:r>
-        <w:t>Cai</w:t>
-      </w:r>
-      <w:proofErr w:type="spellEnd"/>
-      <w:r>
-        <w:t xml:space="preserve"> et al., 2025).</w:t>
+        <w:t xml:space="preserve"> použil (</w:t>
+      </w:r>
+      <w:proofErr w:type="spellStart"/>
+      <w:r>
+        <w:t>Le</w:t>
+      </w:r>
+      <w:proofErr w:type="spellEnd"/>
+      <w:r>
+        <w:t xml:space="preserve"> et al., 2025), takže záleží na tom, ako sa použije.</w:t>
+      </w:r>
+    </w:p>
+    <w:p>
+      <w:pPr>
+        <w:spacing w:after="120"/>
+      </w:pPr>
+      <w:r>
+        <w:t xml:space="preserve">Čo to znamená pre nás: víťazné systémy sú výrazne zložitejšie než náš </w:t>
+      </w:r>
+      <w:proofErr w:type="spellStart"/>
+      <w:r>
+        <w:t>baseline</w:t>
+      </w:r>
+      <w:proofErr w:type="spellEnd"/>
+      <w:r>
+        <w:t xml:space="preserve"> (ensemble, LLM, rozšírené dáta). V 2. etape preto nechceme kopírovať celé riešenie najlepšieho tímu, ale vybrať z nich jeden alebo dva overené postupy, ktoré zvládneme dôsledne vyhodnotiť, a ukázať merateľné zlepšenie oproti </w:t>
+      </w:r>
+      <w:proofErr w:type="spellStart"/>
+      <w:r>
+        <w:t>baseline</w:t>
+      </w:r>
+      <w:proofErr w:type="spellEnd"/>
+      <w:r>
+        <w:t>.</w:t>
       </w:r>
     </w:p>
     <w:p>
@@ -4221,12 +4926,6 @@
         <w:gridCol w:w="6626"/>
       </w:tblGrid>
       <w:tr>
-        <w:tblPrEx>
-          <w:tblCellMar>
-            <w:top w:w="0" w:type="dxa"/>
-            <w:bottom w:w="0" w:type="dxa"/>
-          </w:tblCellMar>
-        </w:tblPrEx>
         <w:trPr>
           <w:tblHeader/>
         </w:trPr>
@@ -4290,12 +4989,6 @@
         </w:tc>
       </w:tr>
       <w:tr>
-        <w:tblPrEx>
-          <w:tblCellMar>
-            <w:top w:w="0" w:type="dxa"/>
-            <w:bottom w:w="0" w:type="dxa"/>
-          </w:tblCellMar>
-        </w:tblPrEx>
         <w:tc>
           <w:tcPr>
             <w:tcW w:w="2400" w:type="dxa"/>
@@ -4350,12 +5043,6 @@
         </w:tc>
       </w:tr>
       <w:tr>
-        <w:tblPrEx>
-          <w:tblCellMar>
-            <w:top w:w="0" w:type="dxa"/>
-            <w:bottom w:w="0" w:type="dxa"/>
-          </w:tblCellMar>
-        </w:tblPrEx>
         <w:tc>
           <w:tcPr>
             <w:tcW w:w="2400" w:type="dxa"/>
@@ -4460,12 +5147,6 @@
         </w:tc>
       </w:tr>
       <w:tr>
-        <w:tblPrEx>
-          <w:tblCellMar>
-            <w:top w:w="0" w:type="dxa"/>
-            <w:bottom w:w="0" w:type="dxa"/>
-          </w:tblCellMar>
-        </w:tblPrEx>
         <w:tc>
           <w:tcPr>
             <w:tcW w:w="2400" w:type="dxa"/>
@@ -4579,12 +5260,6 @@
         </w:tc>
       </w:tr>
       <w:tr>
-        <w:tblPrEx>
-          <w:tblCellMar>
-            <w:top w:w="0" w:type="dxa"/>
-            <w:bottom w:w="0" w:type="dxa"/>
-          </w:tblCellMar>
-        </w:tblPrEx>
         <w:tc>
           <w:tcPr>
             <w:tcW w:w="2400" w:type="dxa"/>
@@ -4648,12 +5323,6 @@
         </w:tc>
       </w:tr>
       <w:tr>
-        <w:tblPrEx>
-          <w:tblCellMar>
-            <w:top w:w="0" w:type="dxa"/>
-            <w:bottom w:w="0" w:type="dxa"/>
-          </w:tblCellMar>
-        </w:tblPrEx>
         <w:tc>
           <w:tcPr>
             <w:tcW w:w="2400" w:type="dxa"/>
@@ -4708,12 +5377,6 @@
         </w:tc>
       </w:tr>
       <w:tr>
-        <w:tblPrEx>
-          <w:tblCellMar>
-            <w:top w:w="0" w:type="dxa"/>
-            <w:bottom w:w="0" w:type="dxa"/>
-          </w:tblCellMar>
-        </w:tblPrEx>
         <w:tc>
           <w:tcPr>
             <w:tcW w:w="2400" w:type="dxa"/>
@@ -4819,12 +5482,6 @@
         <w:gridCol w:w="2113"/>
       </w:tblGrid>
       <w:tr>
-        <w:tblPrEx>
-          <w:tblCellMar>
-            <w:top w:w="0" w:type="dxa"/>
-            <w:bottom w:w="0" w:type="dxa"/>
-          </w:tblCellMar>
-        </w:tblPrEx>
         <w:trPr>
           <w:tblHeader/>
         </w:trPr>
@@ -4946,12 +5603,6 @@
         </w:tc>
       </w:tr>
       <w:tr>
-        <w:tblPrEx>
-          <w:tblCellMar>
-            <w:top w:w="0" w:type="dxa"/>
-            <w:bottom w:w="0" w:type="dxa"/>
-          </w:tblCellMar>
-        </w:tblPrEx>
         <w:tc>
           <w:tcPr>
             <w:tcW w:w="2600" w:type="dxa"/>
@@ -5058,12 +5709,6 @@
         </w:tc>
       </w:tr>
       <w:tr>
-        <w:tblPrEx>
-          <w:tblCellMar>
-            <w:top w:w="0" w:type="dxa"/>
-            <w:bottom w:w="0" w:type="dxa"/>
-          </w:tblCellMar>
-        </w:tblPrEx>
         <w:tc>
           <w:tcPr>
             <w:tcW w:w="2600" w:type="dxa"/>
@@ -5172,12 +5817,6 @@
         </w:tc>
       </w:tr>
       <w:tr>
-        <w:tblPrEx>
-          <w:tblCellMar>
-            <w:top w:w="0" w:type="dxa"/>
-            <w:bottom w:w="0" w:type="dxa"/>
-          </w:tblCellMar>
-        </w:tblPrEx>
         <w:tc>
           <w:tcPr>
             <w:tcW w:w="2600" w:type="dxa"/>
@@ -5284,12 +5923,6 @@
         </w:tc>
       </w:tr>
       <w:tr>
-        <w:tblPrEx>
-          <w:tblCellMar>
-            <w:top w:w="0" w:type="dxa"/>
-            <w:bottom w:w="0" w:type="dxa"/>
-          </w:tblCellMar>
-        </w:tblPrEx>
         <w:tc>
           <w:tcPr>
             <w:tcW w:w="2600" w:type="dxa"/>
@@ -5398,12 +6031,6 @@
         </w:tc>
       </w:tr>
       <w:tr>
-        <w:tblPrEx>
-          <w:tblCellMar>
-            <w:top w:w="0" w:type="dxa"/>
-            <w:bottom w:w="0" w:type="dxa"/>
-          </w:tblCellMar>
-        </w:tblPrEx>
         <w:tc>
           <w:tcPr>
             <w:tcW w:w="2600" w:type="dxa"/>
@@ -5510,12 +6137,6 @@
         </w:tc>
       </w:tr>
       <w:tr>
-        <w:tblPrEx>
-          <w:tblCellMar>
-            <w:top w:w="0" w:type="dxa"/>
-            <w:bottom w:w="0" w:type="dxa"/>
-          </w:tblCellMar>
-        </w:tblPrEx>
         <w:tc>
           <w:tcPr>
             <w:tcW w:w="2600" w:type="dxa"/>
@@ -5676,12 +6297,6 @@
         <w:gridCol w:w="3026"/>
       </w:tblGrid>
       <w:tr>
-        <w:tblPrEx>
-          <w:tblCellMar>
-            <w:top w:w="0" w:type="dxa"/>
-            <w:bottom w:w="0" w:type="dxa"/>
-          </w:tblCellMar>
-        </w:tblPrEx>
         <w:trPr>
           <w:tblHeader/>
         </w:trPr>
@@ -5774,12 +6389,6 @@
         </w:tc>
       </w:tr>
       <w:tr>
-        <w:tblPrEx>
-          <w:tblCellMar>
-            <w:top w:w="0" w:type="dxa"/>
-            <w:bottom w:w="0" w:type="dxa"/>
-          </w:tblCellMar>
-        </w:tblPrEx>
         <w:tc>
           <w:tcPr>
             <w:tcW w:w="2400" w:type="dxa"/>
@@ -5892,12 +6501,6 @@
         </w:tc>
       </w:tr>
       <w:tr>
-        <w:tblPrEx>
-          <w:tblCellMar>
-            <w:top w:w="0" w:type="dxa"/>
-            <w:bottom w:w="0" w:type="dxa"/>
-          </w:tblCellMar>
-        </w:tblPrEx>
         <w:tc>
           <w:tcPr>
             <w:tcW w:w="2400" w:type="dxa"/>
@@ -6026,12 +6629,6 @@
         </w:tc>
       </w:tr>
       <w:tr>
-        <w:tblPrEx>
-          <w:tblCellMar>
-            <w:top w:w="0" w:type="dxa"/>
-            <w:bottom w:w="0" w:type="dxa"/>
-          </w:tblCellMar>
-        </w:tblPrEx>
         <w:tc>
           <w:tcPr>
             <w:tcW w:w="2400" w:type="dxa"/>
@@ -6112,12 +6709,6 @@
         </w:tc>
       </w:tr>
       <w:tr>
-        <w:tblPrEx>
-          <w:tblCellMar>
-            <w:top w:w="0" w:type="dxa"/>
-            <w:bottom w:w="0" w:type="dxa"/>
-          </w:tblCellMar>
-        </w:tblPrEx>
         <w:tc>
           <w:tcPr>
             <w:tcW w:w="2400" w:type="dxa"/>
@@ -6246,12 +6837,6 @@
         </w:tc>
       </w:tr>
       <w:tr>
-        <w:tblPrEx>
-          <w:tblCellMar>
-            <w:top w:w="0" w:type="dxa"/>
-            <w:bottom w:w="0" w:type="dxa"/>
-          </w:tblCellMar>
-        </w:tblPrEx>
         <w:tc>
           <w:tcPr>
             <w:tcW w:w="2400" w:type="dxa"/>
@@ -6349,12 +6934,6 @@
         </w:tc>
       </w:tr>
       <w:tr>
-        <w:tblPrEx>
-          <w:tblCellMar>
-            <w:top w:w="0" w:type="dxa"/>
-            <w:bottom w:w="0" w:type="dxa"/>
-          </w:tblCellMar>
-        </w:tblPrEx>
         <w:tc>
           <w:tcPr>
             <w:tcW w:w="2400" w:type="dxa"/>
@@ -6460,12 +7039,6 @@
         </w:tc>
       </w:tr>
       <w:tr>
-        <w:tblPrEx>
-          <w:tblCellMar>
-            <w:top w:w="0" w:type="dxa"/>
-            <w:bottom w:w="0" w:type="dxa"/>
-          </w:tblCellMar>
-        </w:tblPrEx>
         <w:tc>
           <w:tcPr>
             <w:tcW w:w="2400" w:type="dxa"/>
@@ -6571,12 +7144,6 @@
         </w:tc>
       </w:tr>
       <w:tr>
-        <w:tblPrEx>
-          <w:tblCellMar>
-            <w:top w:w="0" w:type="dxa"/>
-            <w:bottom w:w="0" w:type="dxa"/>
-          </w:tblCellMar>
-        </w:tblPrEx>
         <w:tc>
           <w:tcPr>
             <w:tcW w:w="2400" w:type="dxa"/>
@@ -6779,10 +7346,7 @@
       </w:r>
       <w:proofErr w:type="spellEnd"/>
       <w:r>
-        <w:t>, tabuľka chýb aj všetkých šesť grafov sú rovnaké ako v repozitári; líši sa len stĺpec s časom behu. Chybová an</w:t>
-      </w:r>
-      <w:r>
-        <w:t>alýza načíta uložené predikcie a trvá asi 40 s.</w:t>
+        <w:t>, tabuľka chýb aj všetkých šesť grafov sú rovnaké ako v repozitári; líši sa len stĺpec s časom behu. Chybová analýza načíta uložené predikcie a trvá asi 40 s.</w:t>
       </w:r>
     </w:p>
     <w:p>
@@ -6848,12 +7412,6 @@
         <w:gridCol w:w="1266"/>
       </w:tblGrid>
       <w:tr>
-        <w:tblPrEx>
-          <w:tblCellMar>
-            <w:top w:w="0" w:type="dxa"/>
-            <w:bottom w:w="0" w:type="dxa"/>
-          </w:tblCellMar>
-        </w:tblPrEx>
         <w:trPr>
           <w:tblHeader/>
         </w:trPr>
@@ -7077,12 +7635,6 @@
         </w:tc>
       </w:tr>
       <w:tr>
-        <w:tblPrEx>
-          <w:tblCellMar>
-            <w:top w:w="0" w:type="dxa"/>
-            <w:bottom w:w="0" w:type="dxa"/>
-          </w:tblCellMar>
-        </w:tblPrEx>
         <w:tc>
           <w:tcPr>
             <w:tcW w:w="2600" w:type="dxa"/>
@@ -7267,12 +7819,6 @@
         </w:tc>
       </w:tr>
       <w:tr>
-        <w:tblPrEx>
-          <w:tblCellMar>
-            <w:top w:w="0" w:type="dxa"/>
-            <w:bottom w:w="0" w:type="dxa"/>
-          </w:tblCellMar>
-        </w:tblPrEx>
         <w:tc>
           <w:tcPr>
             <w:tcW w:w="2600" w:type="dxa"/>
@@ -7473,12 +8019,6 @@
         </w:tc>
       </w:tr>
       <w:tr>
-        <w:tblPrEx>
-          <w:tblCellMar>
-            <w:top w:w="0" w:type="dxa"/>
-            <w:bottom w:w="0" w:type="dxa"/>
-          </w:tblCellMar>
-        </w:tblPrEx>
         <w:tc>
           <w:tcPr>
             <w:tcW w:w="2600" w:type="dxa"/>
@@ -7679,12 +8219,6 @@
         </w:tc>
       </w:tr>
       <w:tr>
-        <w:tblPrEx>
-          <w:tblCellMar>
-            <w:top w:w="0" w:type="dxa"/>
-            <w:bottom w:w="0" w:type="dxa"/>
-          </w:tblCellMar>
-        </w:tblPrEx>
         <w:tc>
           <w:tcPr>
             <w:tcW w:w="2600" w:type="dxa"/>
@@ -7869,12 +8403,6 @@
         </w:tc>
       </w:tr>
       <w:tr>
-        <w:tblPrEx>
-          <w:tblCellMar>
-            <w:top w:w="0" w:type="dxa"/>
-            <w:bottom w:w="0" w:type="dxa"/>
-          </w:tblCellMar>
-        </w:tblPrEx>
         <w:tc>
           <w:tcPr>
             <w:tcW w:w="2600" w:type="dxa"/>
@@ -8123,12 +8651,6 @@
         <w:gridCol w:w="1826"/>
       </w:tblGrid>
       <w:tr>
-        <w:tblPrEx>
-          <w:tblCellMar>
-            <w:top w:w="0" w:type="dxa"/>
-            <w:bottom w:w="0" w:type="dxa"/>
-          </w:tblCellMar>
-        </w:tblPrEx>
         <w:trPr>
           <w:tblHeader/>
         </w:trPr>
@@ -8281,12 +8803,6 @@
         </w:tc>
       </w:tr>
       <w:tr>
-        <w:tblPrEx>
-          <w:tblCellMar>
-            <w:top w:w="0" w:type="dxa"/>
-            <w:bottom w:w="0" w:type="dxa"/>
-          </w:tblCellMar>
-        </w:tblPrEx>
         <w:tc>
           <w:tcPr>
             <w:tcW w:w="1000" w:type="dxa"/>
@@ -8419,12 +8935,6 @@
         </w:tc>
       </w:tr>
       <w:tr>
-        <w:tblPrEx>
-          <w:tblCellMar>
-            <w:top w:w="0" w:type="dxa"/>
-            <w:bottom w:w="0" w:type="dxa"/>
-          </w:tblCellMar>
-        </w:tblPrEx>
         <w:tc>
           <w:tcPr>
             <w:tcW w:w="1000" w:type="dxa"/>
@@ -8623,12 +9133,6 @@
         <w:gridCol w:w="2826"/>
       </w:tblGrid>
       <w:tr>
-        <w:tblPrEx>
-          <w:tblCellMar>
-            <w:top w:w="0" w:type="dxa"/>
-            <w:bottom w:w="0" w:type="dxa"/>
-          </w:tblCellMar>
-        </w:tblPrEx>
         <w:trPr>
           <w:tblHeader/>
         </w:trPr>
@@ -8750,12 +9254,6 @@
         </w:tc>
       </w:tr>
       <w:tr>
-        <w:tblPrEx>
-          <w:tblCellMar>
-            <w:top w:w="0" w:type="dxa"/>
-            <w:bottom w:w="0" w:type="dxa"/>
-          </w:tblCellMar>
-        </w:tblPrEx>
         <w:tc>
           <w:tcPr>
             <w:tcW w:w="4000" w:type="dxa"/>
@@ -8871,12 +9369,6 @@
         </w:tc>
       </w:tr>
       <w:tr>
-        <w:tblPrEx>
-          <w:tblCellMar>
-            <w:top w:w="0" w:type="dxa"/>
-            <w:bottom w:w="0" w:type="dxa"/>
-          </w:tblCellMar>
-        </w:tblPrEx>
         <w:tc>
           <w:tcPr>
             <w:tcW w:w="4000" w:type="dxa"/>
@@ -8992,12 +9484,6 @@
         </w:tc>
       </w:tr>
       <w:tr>
-        <w:tblPrEx>
-          <w:tblCellMar>
-            <w:top w:w="0" w:type="dxa"/>
-            <w:bottom w:w="0" w:type="dxa"/>
-          </w:tblCellMar>
-        </w:tblPrEx>
         <w:tc>
           <w:tcPr>
             <w:tcW w:w="4000" w:type="dxa"/>
@@ -9113,12 +9599,6 @@
         </w:tc>
       </w:tr>
       <w:tr>
-        <w:tblPrEx>
-          <w:tblCellMar>
-            <w:top w:w="0" w:type="dxa"/>
-            <w:bottom w:w="0" w:type="dxa"/>
-          </w:tblCellMar>
-        </w:tblPrEx>
         <w:tc>
           <w:tcPr>
             <w:tcW w:w="4000" w:type="dxa"/>
@@ -9765,12 +10245,6 @@
         <w:gridCol w:w="5426"/>
       </w:tblGrid>
       <w:tr>
-        <w:tblPrEx>
-          <w:tblCellMar>
-            <w:top w:w="0" w:type="dxa"/>
-            <w:bottom w:w="0" w:type="dxa"/>
-          </w:tblCellMar>
-        </w:tblPrEx>
         <w:trPr>
           <w:tblHeader/>
         </w:trPr>
@@ -9863,12 +10337,6 @@
         </w:tc>
       </w:tr>
       <w:tr>
-        <w:tblPrEx>
-          <w:tblCellMar>
-            <w:top w:w="0" w:type="dxa"/>
-            <w:bottom w:w="0" w:type="dxa"/>
-          </w:tblCellMar>
-        </w:tblPrEx>
         <w:tc>
           <w:tcPr>
             <w:tcW w:w="2200" w:type="dxa"/>
@@ -10061,12 +10529,6 @@
         </w:tc>
       </w:tr>
       <w:tr>
-        <w:tblPrEx>
-          <w:tblCellMar>
-            <w:top w:w="0" w:type="dxa"/>
-            <w:bottom w:w="0" w:type="dxa"/>
-          </w:tblCellMar>
-        </w:tblPrEx>
         <w:tc>
           <w:tcPr>
             <w:tcW w:w="2200" w:type="dxa"/>
@@ -10227,12 +10689,6 @@
         </w:tc>
       </w:tr>
       <w:tr>
-        <w:tblPrEx>
-          <w:tblCellMar>
-            <w:top w:w="0" w:type="dxa"/>
-            <w:bottom w:w="0" w:type="dxa"/>
-          </w:tblCellMar>
-        </w:tblPrEx>
         <w:tc>
           <w:tcPr>
             <w:tcW w:w="2200" w:type="dxa"/>
@@ -10378,12 +10834,6 @@
         </w:tc>
       </w:tr>
       <w:tr>
-        <w:tblPrEx>
-          <w:tblCellMar>
-            <w:top w:w="0" w:type="dxa"/>
-            <w:bottom w:w="0" w:type="dxa"/>
-          </w:tblCellMar>
-        </w:tblPrEx>
         <w:tc>
           <w:tcPr>
             <w:tcW w:w="2200" w:type="dxa"/>
@@ -10528,12 +10978,6 @@
         </w:tc>
       </w:tr>
       <w:tr>
-        <w:tblPrEx>
-          <w:tblCellMar>
-            <w:top w:w="0" w:type="dxa"/>
-            <w:bottom w:w="0" w:type="dxa"/>
-          </w:tblCellMar>
-        </w:tblPrEx>
         <w:tc>
           <w:tcPr>
             <w:tcW w:w="2200" w:type="dxa"/>
@@ -10655,12 +11099,6 @@
         </w:tc>
       </w:tr>
       <w:tr>
-        <w:tblPrEx>
-          <w:tblCellMar>
-            <w:top w:w="0" w:type="dxa"/>
-            <w:bottom w:w="0" w:type="dxa"/>
-          </w:tblCellMar>
-        </w:tblPrEx>
         <w:tc>
           <w:tcPr>
             <w:tcW w:w="2200" w:type="dxa"/>
@@ -10782,12 +11220,6 @@
         </w:tc>
       </w:tr>
       <w:tr>
-        <w:tblPrEx>
-          <w:tblCellMar>
-            <w:top w:w="0" w:type="dxa"/>
-            <w:bottom w:w="0" w:type="dxa"/>
-          </w:tblCellMar>
-        </w:tblPrEx>
         <w:tc>
           <w:tcPr>
             <w:tcW w:w="2200" w:type="dxa"/>
@@ -10941,12 +11373,6 @@
         </w:tc>
       </w:tr>
       <w:tr>
-        <w:tblPrEx>
-          <w:tblCellMar>
-            <w:top w:w="0" w:type="dxa"/>
-            <w:bottom w:w="0" w:type="dxa"/>
-          </w:tblCellMar>
-        </w:tblPrEx>
         <w:tc>
           <w:tcPr>
             <w:tcW w:w="2200" w:type="dxa"/>
@@ -11415,7 +11841,55 @@
                 <w:sz w:val="19"/>
                 <w:szCs w:val="19"/>
               </w:rPr>
-              <w:t xml:space="preserve"> et al., 2025), prípadne syntetické dáta z LLM (</w:t>
+              <w:t xml:space="preserve"> et al., 2025; </w:t>
+            </w:r>
+            <w:proofErr w:type="spellStart"/>
+            <w:r>
+              <w:rPr>
+                <w:sz w:val="19"/>
+                <w:szCs w:val="19"/>
+              </w:rPr>
+              <w:t>Le</w:t>
+            </w:r>
+            <w:proofErr w:type="spellEnd"/>
+            <w:r>
+              <w:rPr>
+                <w:sz w:val="19"/>
+                <w:szCs w:val="19"/>
+              </w:rPr>
+              <w:t xml:space="preserve"> et al., 2025), rozšírenie dát (</w:t>
+            </w:r>
+            <w:proofErr w:type="spellStart"/>
+            <w:r>
+              <w:rPr>
+                <w:sz w:val="19"/>
+                <w:szCs w:val="19"/>
+              </w:rPr>
+              <w:t>Phan</w:t>
+            </w:r>
+            <w:proofErr w:type="spellEnd"/>
+            <w:r>
+              <w:rPr>
+                <w:sz w:val="19"/>
+                <w:szCs w:val="19"/>
+              </w:rPr>
+              <w:t xml:space="preserve"> a </w:t>
+            </w:r>
+            <w:proofErr w:type="spellStart"/>
+            <w:r>
+              <w:rPr>
+                <w:sz w:val="19"/>
+                <w:szCs w:val="19"/>
+              </w:rPr>
+              <w:t>Chiang</w:t>
+            </w:r>
+            <w:proofErr w:type="spellEnd"/>
+            <w:r>
+              <w:rPr>
+                <w:sz w:val="19"/>
+                <w:szCs w:val="19"/>
+              </w:rPr>
+              <w:t>, 2025) alebo syntetické dáta z LLM (</w:t>
             </w:r>
             <w:proofErr w:type="spellStart"/>
             <w:r>
@@ -11935,6 +12409,22 @@
                 <w:sz w:val="19"/>
                 <w:szCs w:val="19"/>
               </w:rPr>
+              <w:t xml:space="preserve"> et al., 2025) alebo zúženie kandidátov pred finálnym výberom ako v SRCB (</w:t>
+            </w:r>
+            <w:proofErr w:type="spellStart"/>
+            <w:r>
+              <w:rPr>
+                <w:sz w:val="19"/>
+                <w:szCs w:val="19"/>
+              </w:rPr>
+              <w:t>Zhang</w:t>
+            </w:r>
+            <w:proofErr w:type="spellEnd"/>
+            <w:r>
+              <w:rPr>
+                <w:sz w:val="19"/>
+                <w:szCs w:val="19"/>
+              </w:rPr>
               <w:t xml:space="preserve"> et al., 2025)</w:t>
             </w:r>
           </w:p>
@@ -11945,30 +12435,6 @@
       <w:pPr>
         <w:spacing w:after="100"/>
       </w:pPr>
-    </w:p>
-    <w:p>
-      <w:pPr>
-        <w:spacing w:after="120"/>
-      </w:pPr>
-      <w:r>
-        <w:t xml:space="preserve">Všetky varianty v 2. etape budeme porovnávať s týmto </w:t>
-      </w:r>
-      <w:proofErr w:type="spellStart"/>
-      <w:r>
-        <w:t>baseline</w:t>
-      </w:r>
-      <w:proofErr w:type="spellEnd"/>
-      <w:r>
-        <w:t xml:space="preserve"> na rovnakých dátach, rovnakou metrikou a s rovnakým postupom vyhodnotenia (výber na validácii, test raz, intervaly </w:t>
-      </w:r>
-      <w:proofErr w:type="spellStart"/>
-      <w:r>
-        <w:t>bootstrapom</w:t>
-      </w:r>
-      <w:proofErr w:type="spellEnd"/>
-      <w:r>
-        <w:t>).</w:t>
-      </w:r>
     </w:p>
     <w:p>
       <w:pPr>
@@ -13088,7 +13554,7 @@
         <w:pStyle w:val="Odsekzoznamu"/>
         <w:numPr>
           <w:ilvl w:val="0"/>
-          <w:numId w:val="2"/>
+          <w:numId w:val="3"/>
         </w:numPr>
         <w:spacing w:after="60"/>
       </w:pPr>
@@ -13194,7 +13660,7 @@
         <w:pStyle w:val="Odsekzoznamu"/>
         <w:numPr>
           <w:ilvl w:val="0"/>
-          <w:numId w:val="2"/>
+          <w:numId w:val="3"/>
         </w:numPr>
         <w:spacing w:after="60"/>
       </w:pPr>
@@ -13316,7 +13782,7 @@
         <w:pStyle w:val="Odsekzoznamu"/>
         <w:numPr>
           <w:ilvl w:val="0"/>
-          <w:numId w:val="2"/>
+          <w:numId w:val="3"/>
         </w:numPr>
         <w:spacing w:after="60"/>
       </w:pPr>
@@ -13366,45 +13832,61 @@
         <w:pStyle w:val="Odsekzoznamu"/>
         <w:numPr>
           <w:ilvl w:val="0"/>
-          <w:numId w:val="2"/>
+          <w:numId w:val="3"/>
         </w:numPr>
         <w:spacing w:after="60"/>
       </w:pPr>
       <w:proofErr w:type="spellStart"/>
       <w:r>
-        <w:t>Manning</w:t>
-      </w:r>
-      <w:proofErr w:type="spellEnd"/>
-      <w:r>
-        <w:t xml:space="preserve">, C. D., </w:t>
-      </w:r>
-      <w:proofErr w:type="spellStart"/>
-      <w:r>
-        <w:t>Raghavan</w:t>
-      </w:r>
-      <w:proofErr w:type="spellEnd"/>
-      <w:r>
-        <w:t xml:space="preserve">, P., </w:t>
-      </w:r>
-      <w:proofErr w:type="spellStart"/>
-      <w:r>
-        <w:t>Schütze</w:t>
-      </w:r>
-      <w:proofErr w:type="spellEnd"/>
-      <w:r>
-        <w:t xml:space="preserve">, H. (2008). </w:t>
-      </w:r>
-      <w:proofErr w:type="spellStart"/>
-      <w:r>
-        <w:t>Introduction</w:t>
-      </w:r>
-      <w:proofErr w:type="spellEnd"/>
-      <w:r>
-        <w:t xml:space="preserve"> to </w:t>
-      </w:r>
-      <w:proofErr w:type="spellStart"/>
-      <w:r>
-        <w:t>Information</w:t>
+        <w:t>Le</w:t>
+      </w:r>
+      <w:proofErr w:type="spellEnd"/>
+      <w:r>
+        <w:t xml:space="preserve">, T. T., </w:t>
+      </w:r>
+      <w:proofErr w:type="spellStart"/>
+      <w:r>
+        <w:t>Ngo</w:t>
+      </w:r>
+      <w:proofErr w:type="spellEnd"/>
+      <w:r>
+        <w:t xml:space="preserve">, T. M., </w:t>
+      </w:r>
+      <w:proofErr w:type="spellStart"/>
+      <w:r>
+        <w:t>Dang</w:t>
+      </w:r>
+      <w:proofErr w:type="spellEnd"/>
+      <w:r>
+        <w:t xml:space="preserve">, T. H. (2025). </w:t>
+      </w:r>
+      <w:proofErr w:type="spellStart"/>
+      <w:r>
+        <w:t>Anastasia</w:t>
+      </w:r>
+      <w:proofErr w:type="spellEnd"/>
+      <w:r>
+        <w:t xml:space="preserve"> at SemEval-2025 </w:t>
+      </w:r>
+      <w:proofErr w:type="spellStart"/>
+      <w:r>
+        <w:t>Task</w:t>
+      </w:r>
+      <w:proofErr w:type="spellEnd"/>
+      <w:r>
+        <w:t xml:space="preserve"> 9: </w:t>
+      </w:r>
+      <w:proofErr w:type="spellStart"/>
+      <w:r>
+        <w:t>Subtask</w:t>
+      </w:r>
+      <w:proofErr w:type="spellEnd"/>
+      <w:r>
+        <w:t xml:space="preserve"> 1, Ensemble </w:t>
+      </w:r>
+      <w:proofErr w:type="spellStart"/>
+      <w:r>
+        <w:t>Learning</w:t>
       </w:r>
       <w:proofErr w:type="spellEnd"/>
       <w:r>
@@ -13412,15 +13894,7 @@
       </w:r>
       <w:proofErr w:type="spellStart"/>
       <w:r>
-        <w:t>Retrieval</w:t>
-      </w:r>
-      <w:proofErr w:type="spellEnd"/>
-      <w:r>
-        <w:t xml:space="preserve">. </w:t>
-      </w:r>
-      <w:proofErr w:type="spellStart"/>
-      <w:r>
-        <w:t>Cambridge</w:t>
+        <w:t>with</w:t>
       </w:r>
       <w:proofErr w:type="spellEnd"/>
       <w:r>
@@ -13428,11 +13902,67 @@
       </w:r>
       <w:proofErr w:type="spellStart"/>
       <w:r>
-        <w:t>University</w:t>
-      </w:r>
-      <w:proofErr w:type="spellEnd"/>
-      <w:r>
-        <w:t xml:space="preserve"> Press.</w:t>
+        <w:t>Data</w:t>
+      </w:r>
+      <w:proofErr w:type="spellEnd"/>
+      <w:r>
+        <w:t xml:space="preserve"> </w:t>
+      </w:r>
+      <w:proofErr w:type="spellStart"/>
+      <w:r>
+        <w:t>Augmentation</w:t>
+      </w:r>
+      <w:proofErr w:type="spellEnd"/>
+      <w:r>
+        <w:t xml:space="preserve"> and </w:t>
+      </w:r>
+      <w:proofErr w:type="spellStart"/>
+      <w:r>
+        <w:t>Focal</w:t>
+      </w:r>
+      <w:proofErr w:type="spellEnd"/>
+      <w:r>
+        <w:t xml:space="preserve"> </w:t>
+      </w:r>
+      <w:proofErr w:type="spellStart"/>
+      <w:r>
+        <w:t>Loss</w:t>
+      </w:r>
+      <w:proofErr w:type="spellEnd"/>
+      <w:r>
+        <w:t xml:space="preserve"> </w:t>
+      </w:r>
+      <w:proofErr w:type="spellStart"/>
+      <w:r>
+        <w:t>for</w:t>
+      </w:r>
+      <w:proofErr w:type="spellEnd"/>
+      <w:r>
+        <w:t xml:space="preserve"> </w:t>
+      </w:r>
+      <w:proofErr w:type="spellStart"/>
+      <w:r>
+        <w:t>Food</w:t>
+      </w:r>
+      <w:proofErr w:type="spellEnd"/>
+      <w:r>
+        <w:t xml:space="preserve"> Risk </w:t>
+      </w:r>
+      <w:proofErr w:type="spellStart"/>
+      <w:r>
+        <w:t>Classification</w:t>
+      </w:r>
+      <w:proofErr w:type="spellEnd"/>
+      <w:r>
+        <w:t xml:space="preserve">. SemEval-2025, ACL </w:t>
+      </w:r>
+      <w:proofErr w:type="spellStart"/>
+      <w:r>
+        <w:t>Anthology</w:t>
+      </w:r>
+      <w:proofErr w:type="spellEnd"/>
+      <w:r>
+        <w:t xml:space="preserve"> 2025.semeval-1.20.</w:t>
       </w:r>
     </w:p>
     <w:p>
@@ -13440,45 +13970,45 @@
         <w:pStyle w:val="Odsekzoznamu"/>
         <w:numPr>
           <w:ilvl w:val="0"/>
-          <w:numId w:val="2"/>
+          <w:numId w:val="3"/>
         </w:numPr>
         <w:spacing w:after="60"/>
       </w:pPr>
       <w:proofErr w:type="spellStart"/>
       <w:r>
-        <w:t>Pantelidis</w:t>
-      </w:r>
-      <w:proofErr w:type="spellEnd"/>
-      <w:r>
-        <w:t xml:space="preserve">, I., </w:t>
-      </w:r>
-      <w:proofErr w:type="spellStart"/>
-      <w:r>
-        <w:t>Randl</w:t>
-      </w:r>
-      <w:proofErr w:type="spellEnd"/>
-      <w:r>
-        <w:t xml:space="preserve">, K., </w:t>
-      </w:r>
-      <w:proofErr w:type="spellStart"/>
-      <w:r>
-        <w:t>Henriksson</w:t>
-      </w:r>
-      <w:proofErr w:type="spellEnd"/>
-      <w:r>
-        <w:t xml:space="preserve">, A. (2025). </w:t>
-      </w:r>
-      <w:proofErr w:type="spellStart"/>
-      <w:r>
-        <w:t>Efficient</w:t>
-      </w:r>
-      <w:proofErr w:type="spellEnd"/>
-      <w:r>
-        <w:t xml:space="preserve"> Text </w:t>
-      </w:r>
-      <w:proofErr w:type="spellStart"/>
-      <w:r>
-        <w:t>Classification</w:t>
+        <w:t>Manning</w:t>
+      </w:r>
+      <w:proofErr w:type="spellEnd"/>
+      <w:r>
+        <w:t xml:space="preserve">, C. D., </w:t>
+      </w:r>
+      <w:proofErr w:type="spellStart"/>
+      <w:r>
+        <w:t>Raghavan</w:t>
+      </w:r>
+      <w:proofErr w:type="spellEnd"/>
+      <w:r>
+        <w:t xml:space="preserve">, P., </w:t>
+      </w:r>
+      <w:proofErr w:type="spellStart"/>
+      <w:r>
+        <w:t>Schütze</w:t>
+      </w:r>
+      <w:proofErr w:type="spellEnd"/>
+      <w:r>
+        <w:t xml:space="preserve">, H. (2008). </w:t>
+      </w:r>
+      <w:proofErr w:type="spellStart"/>
+      <w:r>
+        <w:t>Introduction</w:t>
+      </w:r>
+      <w:proofErr w:type="spellEnd"/>
+      <w:r>
+        <w:t xml:space="preserve"> to </w:t>
+      </w:r>
+      <w:proofErr w:type="spellStart"/>
+      <w:r>
+        <w:t>Information</w:t>
       </w:r>
       <w:proofErr w:type="spellEnd"/>
       <w:r>
@@ -13486,7 +14016,15 @@
       </w:r>
       <w:proofErr w:type="spellStart"/>
       <w:r>
-        <w:t>with</w:t>
+        <w:t>Retrieval</w:t>
+      </w:r>
+      <w:proofErr w:type="spellEnd"/>
+      <w:r>
+        <w:t xml:space="preserve">. </w:t>
+      </w:r>
+      <w:proofErr w:type="spellStart"/>
+      <w:r>
+        <w:t>Cambridge</w:t>
       </w:r>
       <w:proofErr w:type="spellEnd"/>
       <w:r>
@@ -13494,27 +14032,11 @@
       </w:r>
       <w:proofErr w:type="spellStart"/>
       <w:r>
-        <w:t>Conformal</w:t>
-      </w:r>
-      <w:proofErr w:type="spellEnd"/>
-      <w:r>
-        <w:t xml:space="preserve"> In-</w:t>
-      </w:r>
-      <w:proofErr w:type="spellStart"/>
-      <w:r>
-        <w:t>Context</w:t>
-      </w:r>
-      <w:proofErr w:type="spellEnd"/>
-      <w:r>
-        <w:t xml:space="preserve"> </w:t>
-      </w:r>
-      <w:proofErr w:type="spellStart"/>
-      <w:r>
-        <w:t>Learning</w:t>
-      </w:r>
-      <w:proofErr w:type="spellEnd"/>
-      <w:r>
-        <w:t>. arXiv:2512.05732.</w:t>
+        <w:t>University</w:t>
+      </w:r>
+      <w:proofErr w:type="spellEnd"/>
+      <w:r>
+        <w:t xml:space="preserve"> Press.</w:t>
       </w:r>
     </w:p>
     <w:p>
@@ -13522,45 +14044,13 @@
         <w:pStyle w:val="Odsekzoznamu"/>
         <w:numPr>
           <w:ilvl w:val="0"/>
-          <w:numId w:val="2"/>
+          <w:numId w:val="3"/>
         </w:numPr>
         <w:spacing w:after="60"/>
       </w:pPr>
       <w:proofErr w:type="spellStart"/>
       <w:r>
-        <w:t>Papadopoulou</w:t>
-      </w:r>
-      <w:proofErr w:type="spellEnd"/>
-      <w:r>
-        <w:t xml:space="preserve">, F., </w:t>
-      </w:r>
-      <w:proofErr w:type="spellStart"/>
-      <w:r>
-        <w:t>Mutlu</w:t>
-      </w:r>
-      <w:proofErr w:type="spellEnd"/>
-      <w:r>
-        <w:t xml:space="preserve">, O., </w:t>
-      </w:r>
-      <w:proofErr w:type="spellStart"/>
-      <w:r>
-        <w:t>Özen</w:t>
-      </w:r>
-      <w:proofErr w:type="spellEnd"/>
-      <w:r>
-        <w:t xml:space="preserve">, N., van der </w:t>
-      </w:r>
-      <w:proofErr w:type="spellStart"/>
-      <w:r>
-        <w:t>Velden</w:t>
-      </w:r>
-      <w:proofErr w:type="spellEnd"/>
-      <w:r>
-        <w:t xml:space="preserve">, B. H. M., </w:t>
-      </w:r>
-      <w:proofErr w:type="spellStart"/>
-      <w:r>
-        <w:t>Hendrickx</w:t>
+        <w:t>Pantelidis</w:t>
       </w:r>
       <w:proofErr w:type="spellEnd"/>
       <w:r>
@@ -13568,7 +14058,15 @@
       </w:r>
       <w:proofErr w:type="spellStart"/>
       <w:r>
-        <w:t>Hürriyetoğlu</w:t>
+        <w:t>Randl</w:t>
+      </w:r>
+      <w:proofErr w:type="spellEnd"/>
+      <w:r>
+        <w:t xml:space="preserve">, K., </w:t>
+      </w:r>
+      <w:proofErr w:type="spellStart"/>
+      <w:r>
+        <w:t>Henriksson</w:t>
       </w:r>
       <w:proofErr w:type="spellEnd"/>
       <w:r>
@@ -13576,23 +14074,15 @@
       </w:r>
       <w:proofErr w:type="spellStart"/>
       <w:r>
-        <w:t>BrightCookies</w:t>
-      </w:r>
-      <w:proofErr w:type="spellEnd"/>
-      <w:r>
-        <w:t xml:space="preserve"> at SemEval-2025 </w:t>
-      </w:r>
-      <w:proofErr w:type="spellStart"/>
-      <w:r>
-        <w:t>Task</w:t>
-      </w:r>
-      <w:proofErr w:type="spellEnd"/>
-      <w:r>
-        <w:t xml:space="preserve"> 9: </w:t>
-      </w:r>
-      <w:proofErr w:type="spellStart"/>
-      <w:r>
-        <w:t>Exploring</w:t>
+        <w:t>Efficient</w:t>
+      </w:r>
+      <w:proofErr w:type="spellEnd"/>
+      <w:r>
+        <w:t xml:space="preserve"> Text </w:t>
+      </w:r>
+      <w:proofErr w:type="spellStart"/>
+      <w:r>
+        <w:t>Classification</w:t>
       </w:r>
       <w:proofErr w:type="spellEnd"/>
       <w:r>
@@ -13600,7 +14090,7 @@
       </w:r>
       <w:proofErr w:type="spellStart"/>
       <w:r>
-        <w:t>Data</w:t>
+        <w:t>with</w:t>
       </w:r>
       <w:proofErr w:type="spellEnd"/>
       <w:r>
@@ -13608,7 +14098,15 @@
       </w:r>
       <w:proofErr w:type="spellStart"/>
       <w:r>
-        <w:t>Augmentation</w:t>
+        <w:t>Conformal</w:t>
+      </w:r>
+      <w:proofErr w:type="spellEnd"/>
+      <w:r>
+        <w:t xml:space="preserve"> In-</w:t>
+      </w:r>
+      <w:proofErr w:type="spellStart"/>
+      <w:r>
+        <w:t>Context</w:t>
       </w:r>
       <w:proofErr w:type="spellEnd"/>
       <w:r>
@@ -13616,27 +14114,11 @@
       </w:r>
       <w:proofErr w:type="spellStart"/>
       <w:r>
-        <w:t>for</w:t>
-      </w:r>
-      <w:proofErr w:type="spellEnd"/>
-      <w:r>
-        <w:t xml:space="preserve"> </w:t>
-      </w:r>
-      <w:proofErr w:type="spellStart"/>
-      <w:r>
-        <w:t>Food</w:t>
-      </w:r>
-      <w:proofErr w:type="spellEnd"/>
-      <w:r>
-        <w:t xml:space="preserve"> Hazard </w:t>
-      </w:r>
-      <w:proofErr w:type="spellStart"/>
-      <w:r>
-        <w:t>Classification</w:t>
-      </w:r>
-      <w:proofErr w:type="spellEnd"/>
-      <w:r>
-        <w:t>. arXiv:2504.20703.</w:t>
+        <w:t>Learning</w:t>
+      </w:r>
+      <w:proofErr w:type="spellEnd"/>
+      <w:r>
+        <w:t>. arXiv:2512.05732.</w:t>
       </w:r>
     </w:p>
     <w:p>
@@ -13644,29 +14126,77 @@
         <w:pStyle w:val="Odsekzoznamu"/>
         <w:numPr>
           <w:ilvl w:val="0"/>
-          <w:numId w:val="2"/>
+          <w:numId w:val="3"/>
         </w:numPr>
         <w:spacing w:after="60"/>
       </w:pPr>
       <w:proofErr w:type="spellStart"/>
       <w:r>
-        <w:t>Pedregosa</w:t>
-      </w:r>
-      <w:proofErr w:type="spellEnd"/>
-      <w:r>
-        <w:t xml:space="preserve">, F., et al. (2011). </w:t>
-      </w:r>
-      <w:proofErr w:type="spellStart"/>
-      <w:r>
-        <w:t>Scikit-learn</w:t>
-      </w:r>
-      <w:proofErr w:type="spellEnd"/>
-      <w:r>
-        <w:t xml:space="preserve">: </w:t>
-      </w:r>
-      <w:proofErr w:type="spellStart"/>
-      <w:r>
-        <w:t>Machine</w:t>
+        <w:t>Papadopoulou</w:t>
+      </w:r>
+      <w:proofErr w:type="spellEnd"/>
+      <w:r>
+        <w:t xml:space="preserve">, F., </w:t>
+      </w:r>
+      <w:proofErr w:type="spellStart"/>
+      <w:r>
+        <w:t>Mutlu</w:t>
+      </w:r>
+      <w:proofErr w:type="spellEnd"/>
+      <w:r>
+        <w:t xml:space="preserve">, O., </w:t>
+      </w:r>
+      <w:proofErr w:type="spellStart"/>
+      <w:r>
+        <w:t>Özen</w:t>
+      </w:r>
+      <w:proofErr w:type="spellEnd"/>
+      <w:r>
+        <w:t xml:space="preserve">, N., van der </w:t>
+      </w:r>
+      <w:proofErr w:type="spellStart"/>
+      <w:r>
+        <w:t>Velden</w:t>
+      </w:r>
+      <w:proofErr w:type="spellEnd"/>
+      <w:r>
+        <w:t xml:space="preserve">, B. H. M., </w:t>
+      </w:r>
+      <w:proofErr w:type="spellStart"/>
+      <w:r>
+        <w:t>Hendrickx</w:t>
+      </w:r>
+      <w:proofErr w:type="spellEnd"/>
+      <w:r>
+        <w:t xml:space="preserve">, I., </w:t>
+      </w:r>
+      <w:proofErr w:type="spellStart"/>
+      <w:r>
+        <w:t>Hürriyetoğlu</w:t>
+      </w:r>
+      <w:proofErr w:type="spellEnd"/>
+      <w:r>
+        <w:t xml:space="preserve">, A. (2025). </w:t>
+      </w:r>
+      <w:proofErr w:type="spellStart"/>
+      <w:r>
+        <w:t>BrightCookies</w:t>
+      </w:r>
+      <w:proofErr w:type="spellEnd"/>
+      <w:r>
+        <w:t xml:space="preserve"> at SemEval-2025 </w:t>
+      </w:r>
+      <w:proofErr w:type="spellStart"/>
+      <w:r>
+        <w:t>Task</w:t>
+      </w:r>
+      <w:proofErr w:type="spellEnd"/>
+      <w:r>
+        <w:t xml:space="preserve"> 9: </w:t>
+      </w:r>
+      <w:proofErr w:type="spellStart"/>
+      <w:r>
+        <w:t>Exploring</w:t>
       </w:r>
       <w:proofErr w:type="spellEnd"/>
       <w:r>
@@ -13674,31 +14204,7 @@
       </w:r>
       <w:proofErr w:type="spellStart"/>
       <w:r>
-        <w:t>Learning</w:t>
-      </w:r>
-      <w:proofErr w:type="spellEnd"/>
-      <w:r>
-        <w:t xml:space="preserve"> in </w:t>
-      </w:r>
-      <w:proofErr w:type="spellStart"/>
-      <w:r>
-        <w:t>Python</w:t>
-      </w:r>
-      <w:proofErr w:type="spellEnd"/>
-      <w:r>
-        <w:t xml:space="preserve">. </w:t>
-      </w:r>
-      <w:proofErr w:type="spellStart"/>
-      <w:r>
-        <w:t>Journal</w:t>
-      </w:r>
-      <w:proofErr w:type="spellEnd"/>
-      <w:r>
-        <w:t xml:space="preserve"> of </w:t>
-      </w:r>
-      <w:proofErr w:type="spellStart"/>
-      <w:r>
-        <w:t>Machine</w:t>
+        <w:t>Data</w:t>
       </w:r>
       <w:proofErr w:type="spellEnd"/>
       <w:r>
@@ -13706,7 +14212,7 @@
       </w:r>
       <w:proofErr w:type="spellStart"/>
       <w:r>
-        <w:t>Learning</w:t>
+        <w:t>Augmentation</w:t>
       </w:r>
       <w:proofErr w:type="spellEnd"/>
       <w:r>
@@ -13714,11 +14220,27 @@
       </w:r>
       <w:proofErr w:type="spellStart"/>
       <w:r>
-        <w:t>Research</w:t>
-      </w:r>
-      <w:proofErr w:type="spellEnd"/>
-      <w:r>
-        <w:t xml:space="preserve"> 12, 2825–2830.</w:t>
+        <w:t>for</w:t>
+      </w:r>
+      <w:proofErr w:type="spellEnd"/>
+      <w:r>
+        <w:t xml:space="preserve"> </w:t>
+      </w:r>
+      <w:proofErr w:type="spellStart"/>
+      <w:r>
+        <w:t>Food</w:t>
+      </w:r>
+      <w:proofErr w:type="spellEnd"/>
+      <w:r>
+        <w:t xml:space="preserve"> Hazard </w:t>
+      </w:r>
+      <w:proofErr w:type="spellStart"/>
+      <w:r>
+        <w:t>Classification</w:t>
+      </w:r>
+      <w:proofErr w:type="spellEnd"/>
+      <w:r>
+        <w:t>. arXiv:2504.20703.</w:t>
       </w:r>
     </w:p>
     <w:p>
@@ -13726,45 +14248,21 @@
         <w:pStyle w:val="Odsekzoznamu"/>
         <w:numPr>
           <w:ilvl w:val="0"/>
-          <w:numId w:val="2"/>
+          <w:numId w:val="3"/>
         </w:numPr>
         <w:spacing w:after="60"/>
       </w:pPr>
       <w:proofErr w:type="spellStart"/>
       <w:r>
-        <w:t>Randl</w:t>
-      </w:r>
-      <w:proofErr w:type="spellEnd"/>
-      <w:r>
-        <w:t xml:space="preserve">, K., </w:t>
-      </w:r>
-      <w:proofErr w:type="spellStart"/>
-      <w:r>
-        <w:t>Pavlopoulos</w:t>
-      </w:r>
-      <w:proofErr w:type="spellEnd"/>
-      <w:r>
-        <w:t xml:space="preserve">, J., </w:t>
-      </w:r>
-      <w:proofErr w:type="spellStart"/>
-      <w:r>
-        <w:t>Henriksson</w:t>
-      </w:r>
-      <w:proofErr w:type="spellEnd"/>
-      <w:r>
-        <w:t xml:space="preserve">, A., </w:t>
-      </w:r>
-      <w:proofErr w:type="spellStart"/>
-      <w:r>
-        <w:t>Lindgren</w:t>
-      </w:r>
-      <w:proofErr w:type="spellEnd"/>
-      <w:r>
-        <w:t xml:space="preserve">, T. (2024). </w:t>
-      </w:r>
-      <w:proofErr w:type="spellStart"/>
-      <w:r>
-        <w:t>CICLe</w:t>
+        <w:t>Pedregosa</w:t>
+      </w:r>
+      <w:proofErr w:type="spellEnd"/>
+      <w:r>
+        <w:t xml:space="preserve">, F., et al. (2011). </w:t>
+      </w:r>
+      <w:proofErr w:type="spellStart"/>
+      <w:r>
+        <w:t>Scikit-learn</w:t>
       </w:r>
       <w:proofErr w:type="spellEnd"/>
       <w:r>
@@ -13772,15 +14270,7 @@
       </w:r>
       <w:proofErr w:type="spellStart"/>
       <w:r>
-        <w:t>Conformal</w:t>
-      </w:r>
-      <w:proofErr w:type="spellEnd"/>
-      <w:r>
-        <w:t xml:space="preserve"> In-</w:t>
-      </w:r>
-      <w:proofErr w:type="spellStart"/>
-      <w:r>
-        <w:t>Context</w:t>
+        <w:t>Machine</w:t>
       </w:r>
       <w:proofErr w:type="spellEnd"/>
       <w:r>
@@ -13792,11 +14282,35 @@
       </w:r>
       <w:proofErr w:type="spellEnd"/>
       <w:r>
+        <w:t xml:space="preserve"> in </w:t>
+      </w:r>
+      <w:proofErr w:type="spellStart"/>
+      <w:r>
+        <w:t>Python</w:t>
+      </w:r>
+      <w:proofErr w:type="spellEnd"/>
+      <w:r>
+        <w:t xml:space="preserve">. </w:t>
+      </w:r>
+      <w:proofErr w:type="spellStart"/>
+      <w:r>
+        <w:t>Journal</w:t>
+      </w:r>
+      <w:proofErr w:type="spellEnd"/>
+      <w:r>
+        <w:t xml:space="preserve"> of </w:t>
+      </w:r>
+      <w:proofErr w:type="spellStart"/>
+      <w:r>
+        <w:t>Machine</w:t>
+      </w:r>
+      <w:proofErr w:type="spellEnd"/>
+      <w:r>
         <w:t xml:space="preserve"> </w:t>
       </w:r>
       <w:proofErr w:type="spellStart"/>
       <w:r>
-        <w:t>for</w:t>
+        <w:t>Learning</w:t>
       </w:r>
       <w:proofErr w:type="spellEnd"/>
       <w:r>
@@ -13804,43 +14318,11 @@
       </w:r>
       <w:proofErr w:type="spellStart"/>
       <w:r>
-        <w:t>Largescale</w:t>
-      </w:r>
-      <w:proofErr w:type="spellEnd"/>
-      <w:r>
-        <w:t xml:space="preserve"> </w:t>
-      </w:r>
-      <w:proofErr w:type="spellStart"/>
-      <w:r>
-        <w:t>Multi-Class</w:t>
-      </w:r>
-      <w:proofErr w:type="spellEnd"/>
-      <w:r>
-        <w:t xml:space="preserve"> </w:t>
-      </w:r>
-      <w:proofErr w:type="spellStart"/>
-      <w:r>
-        <w:t>Food</w:t>
-      </w:r>
-      <w:proofErr w:type="spellEnd"/>
-      <w:r>
-        <w:t xml:space="preserve"> Risk </w:t>
-      </w:r>
-      <w:proofErr w:type="spellStart"/>
-      <w:r>
-        <w:t>Classification</w:t>
-      </w:r>
-      <w:proofErr w:type="spellEnd"/>
-      <w:r>
-        <w:t xml:space="preserve">. </w:t>
-      </w:r>
-      <w:proofErr w:type="spellStart"/>
-      <w:r>
-        <w:t>Findings</w:t>
-      </w:r>
-      <w:proofErr w:type="spellEnd"/>
-      <w:r>
-        <w:t xml:space="preserve"> of ACL 2024, arXiv:2403.11904.</w:t>
+        <w:t>Research</w:t>
+      </w:r>
+      <w:proofErr w:type="spellEnd"/>
+      <w:r>
+        <w:t xml:space="preserve"> 12, 2825–2830.</w:t>
       </w:r>
     </w:p>
     <w:p>
@@ -13848,49 +14330,33 @@
         <w:pStyle w:val="Odsekzoznamu"/>
         <w:numPr>
           <w:ilvl w:val="0"/>
-          <w:numId w:val="2"/>
+          <w:numId w:val="3"/>
         </w:numPr>
         <w:spacing w:after="60"/>
       </w:pPr>
       <w:proofErr w:type="spellStart"/>
       <w:r>
-        <w:t>Randl</w:t>
-      </w:r>
-      <w:proofErr w:type="spellEnd"/>
-      <w:r>
-        <w:t xml:space="preserve">, K., </w:t>
-      </w:r>
-      <w:proofErr w:type="spellStart"/>
-      <w:r>
-        <w:t>Pavlopoulos</w:t>
-      </w:r>
-      <w:proofErr w:type="spellEnd"/>
-      <w:r>
-        <w:t xml:space="preserve">, J., </w:t>
-      </w:r>
-      <w:proofErr w:type="spellStart"/>
-      <w:r>
-        <w:t>Henriksson</w:t>
-      </w:r>
-      <w:proofErr w:type="spellEnd"/>
-      <w:r>
-        <w:t xml:space="preserve">, A., </w:t>
-      </w:r>
-      <w:proofErr w:type="spellStart"/>
-      <w:r>
-        <w:t>Lindgren</w:t>
-      </w:r>
-      <w:proofErr w:type="spellEnd"/>
-      <w:r>
-        <w:t xml:space="preserve">, T., </w:t>
-      </w:r>
-      <w:proofErr w:type="spellStart"/>
-      <w:r>
-        <w:t>Bakagianni</w:t>
-      </w:r>
-      <w:proofErr w:type="spellEnd"/>
-      <w:r>
-        <w:t xml:space="preserve">, J. (2025). SemEval-2025 </w:t>
+        <w:t>Phan</w:t>
+      </w:r>
+      <w:proofErr w:type="spellEnd"/>
+      <w:r>
+        <w:t xml:space="preserve">, B., </w:t>
+      </w:r>
+      <w:proofErr w:type="spellStart"/>
+      <w:r>
+        <w:t>Chiang</w:t>
+      </w:r>
+      <w:proofErr w:type="spellEnd"/>
+      <w:r>
+        <w:t xml:space="preserve">, J.-H. (2025). </w:t>
+      </w:r>
+      <w:proofErr w:type="spellStart"/>
+      <w:r>
+        <w:t>MyMy</w:t>
+      </w:r>
+      <w:proofErr w:type="spellEnd"/>
+      <w:r>
+        <w:t xml:space="preserve"> at SemEval-2025 </w:t>
       </w:r>
       <w:proofErr w:type="spellStart"/>
       <w:r>
@@ -13898,11 +14364,11 @@
       </w:r>
       <w:proofErr w:type="spellEnd"/>
       <w:r>
-        <w:t xml:space="preserve"> 9: </w:t>
-      </w:r>
-      <w:proofErr w:type="spellStart"/>
-      <w:r>
-        <w:t>The</w:t>
+        <w:t xml:space="preserve"> 9: A </w:t>
+      </w:r>
+      <w:proofErr w:type="spellStart"/>
+      <w:r>
+        <w:t>Robust</w:t>
       </w:r>
       <w:proofErr w:type="spellEnd"/>
       <w:r>
@@ -13910,6 +14376,46 @@
       </w:r>
       <w:proofErr w:type="spellStart"/>
       <w:r>
+        <w:t>Knowledge-Augmented</w:t>
+      </w:r>
+      <w:proofErr w:type="spellEnd"/>
+      <w:r>
+        <w:t xml:space="preserve"> </w:t>
+      </w:r>
+      <w:proofErr w:type="spellStart"/>
+      <w:r>
+        <w:t>Data</w:t>
+      </w:r>
+      <w:proofErr w:type="spellEnd"/>
+      <w:r>
+        <w:t xml:space="preserve"> </w:t>
+      </w:r>
+      <w:proofErr w:type="spellStart"/>
+      <w:r>
+        <w:t>Approach</w:t>
+      </w:r>
+      <w:proofErr w:type="spellEnd"/>
+      <w:r>
+        <w:t xml:space="preserve"> </w:t>
+      </w:r>
+      <w:proofErr w:type="spellStart"/>
+      <w:r>
+        <w:t>for</w:t>
+      </w:r>
+      <w:proofErr w:type="spellEnd"/>
+      <w:r>
+        <w:t xml:space="preserve"> </w:t>
+      </w:r>
+      <w:proofErr w:type="spellStart"/>
+      <w:r>
+        <w:t>Reliable</w:t>
+      </w:r>
+      <w:proofErr w:type="spellEnd"/>
+      <w:r>
+        <w:t xml:space="preserve"> </w:t>
+      </w:r>
+      <w:proofErr w:type="spellStart"/>
+      <w:r>
         <w:t>Food</w:t>
       </w:r>
       <w:proofErr w:type="spellEnd"/>
@@ -13922,15 +14428,23 @@
       </w:r>
       <w:proofErr w:type="spellEnd"/>
       <w:r>
-        <w:t xml:space="preserve"> </w:t>
-      </w:r>
-      <w:proofErr w:type="spellStart"/>
-      <w:r>
-        <w:t>Challenge</w:t>
-      </w:r>
-      <w:proofErr w:type="spellEnd"/>
-      <w:r>
-        <w:t>. arXiv:2503.19800.</w:t>
+        <w:t xml:space="preserve">. SemEval-2025, </w:t>
+      </w:r>
+      <w:proofErr w:type="spellStart"/>
+      <w:r>
+        <w:t>pp</w:t>
+      </w:r>
+      <w:proofErr w:type="spellEnd"/>
+      <w:r>
+        <w:t xml:space="preserve">. 812–822, ACL </w:t>
+      </w:r>
+      <w:proofErr w:type="spellStart"/>
+      <w:r>
+        <w:t>Anthology</w:t>
+      </w:r>
+      <w:proofErr w:type="spellEnd"/>
+      <w:r>
+        <w:t xml:space="preserve"> 2025.semeval-1.112.</w:t>
       </w:r>
     </w:p>
     <w:p>
@@ -13938,10 +14452,360 @@
         <w:pStyle w:val="Odsekzoznamu"/>
         <w:numPr>
           <w:ilvl w:val="0"/>
-          <w:numId w:val="2"/>
+          <w:numId w:val="3"/>
         </w:numPr>
         <w:spacing w:after="60"/>
       </w:pPr>
+      <w:proofErr w:type="spellStart"/>
+      <w:r>
+        <w:t>Randl</w:t>
+      </w:r>
+      <w:proofErr w:type="spellEnd"/>
+      <w:r>
+        <w:t xml:space="preserve">, K., </w:t>
+      </w:r>
+      <w:proofErr w:type="spellStart"/>
+      <w:r>
+        <w:t>Pavlopoulos</w:t>
+      </w:r>
+      <w:proofErr w:type="spellEnd"/>
+      <w:r>
+        <w:t xml:space="preserve">, J., </w:t>
+      </w:r>
+      <w:proofErr w:type="spellStart"/>
+      <w:r>
+        <w:t>Henriksson</w:t>
+      </w:r>
+      <w:proofErr w:type="spellEnd"/>
+      <w:r>
+        <w:t xml:space="preserve">, A., </w:t>
+      </w:r>
+      <w:proofErr w:type="spellStart"/>
+      <w:r>
+        <w:t>Lindgren</w:t>
+      </w:r>
+      <w:proofErr w:type="spellEnd"/>
+      <w:r>
+        <w:t xml:space="preserve">, T. (2024). </w:t>
+      </w:r>
+      <w:proofErr w:type="spellStart"/>
+      <w:r>
+        <w:t>CICLe</w:t>
+      </w:r>
+      <w:proofErr w:type="spellEnd"/>
+      <w:r>
+        <w:t xml:space="preserve">: </w:t>
+      </w:r>
+      <w:proofErr w:type="spellStart"/>
+      <w:r>
+        <w:t>Conformal</w:t>
+      </w:r>
+      <w:proofErr w:type="spellEnd"/>
+      <w:r>
+        <w:t xml:space="preserve"> In-</w:t>
+      </w:r>
+      <w:proofErr w:type="spellStart"/>
+      <w:r>
+        <w:t>Context</w:t>
+      </w:r>
+      <w:proofErr w:type="spellEnd"/>
+      <w:r>
+        <w:t xml:space="preserve"> </w:t>
+      </w:r>
+      <w:proofErr w:type="spellStart"/>
+      <w:r>
+        <w:t>Learning</w:t>
+      </w:r>
+      <w:proofErr w:type="spellEnd"/>
+      <w:r>
+        <w:t xml:space="preserve"> </w:t>
+      </w:r>
+      <w:proofErr w:type="spellStart"/>
+      <w:r>
+        <w:t>for</w:t>
+      </w:r>
+      <w:proofErr w:type="spellEnd"/>
+      <w:r>
+        <w:t xml:space="preserve"> </w:t>
+      </w:r>
+      <w:proofErr w:type="spellStart"/>
+      <w:r>
+        <w:t>Largescale</w:t>
+      </w:r>
+      <w:proofErr w:type="spellEnd"/>
+      <w:r>
+        <w:t xml:space="preserve"> </w:t>
+      </w:r>
+      <w:proofErr w:type="spellStart"/>
+      <w:r>
+        <w:t>Multi-Class</w:t>
+      </w:r>
+      <w:proofErr w:type="spellEnd"/>
+      <w:r>
+        <w:t xml:space="preserve"> </w:t>
+      </w:r>
+      <w:proofErr w:type="spellStart"/>
+      <w:r>
+        <w:t>Food</w:t>
+      </w:r>
+      <w:proofErr w:type="spellEnd"/>
+      <w:r>
+        <w:t xml:space="preserve"> Risk </w:t>
+      </w:r>
+      <w:proofErr w:type="spellStart"/>
+      <w:r>
+        <w:t>Classification</w:t>
+      </w:r>
+      <w:proofErr w:type="spellEnd"/>
+      <w:r>
+        <w:t xml:space="preserve">. </w:t>
+      </w:r>
+      <w:proofErr w:type="spellStart"/>
+      <w:r>
+        <w:t>Findings</w:t>
+      </w:r>
+      <w:proofErr w:type="spellEnd"/>
+      <w:r>
+        <w:t xml:space="preserve"> of ACL 2024, arXiv:2403.11904.</w:t>
+      </w:r>
+    </w:p>
+    <w:p>
+      <w:pPr>
+        <w:pStyle w:val="Odsekzoznamu"/>
+        <w:numPr>
+          <w:ilvl w:val="0"/>
+          <w:numId w:val="3"/>
+        </w:numPr>
+        <w:spacing w:after="60"/>
+      </w:pPr>
+      <w:proofErr w:type="spellStart"/>
+      <w:r>
+        <w:t>Randl</w:t>
+      </w:r>
+      <w:proofErr w:type="spellEnd"/>
+      <w:r>
+        <w:t xml:space="preserve">, K., </w:t>
+      </w:r>
+      <w:proofErr w:type="spellStart"/>
+      <w:r>
+        <w:t>Pavlopoulos</w:t>
+      </w:r>
+      <w:proofErr w:type="spellEnd"/>
+      <w:r>
+        <w:t xml:space="preserve">, J., </w:t>
+      </w:r>
+      <w:proofErr w:type="spellStart"/>
+      <w:r>
+        <w:t>Henriksson</w:t>
+      </w:r>
+      <w:proofErr w:type="spellEnd"/>
+      <w:r>
+        <w:t xml:space="preserve">, A., </w:t>
+      </w:r>
+      <w:proofErr w:type="spellStart"/>
+      <w:r>
+        <w:t>Lindgren</w:t>
+      </w:r>
+      <w:proofErr w:type="spellEnd"/>
+      <w:r>
+        <w:t xml:space="preserve">, T., </w:t>
+      </w:r>
+      <w:proofErr w:type="spellStart"/>
+      <w:r>
+        <w:t>Bakagianni</w:t>
+      </w:r>
+      <w:proofErr w:type="spellEnd"/>
+      <w:r>
+        <w:t xml:space="preserve">, J. (2025). SemEval-2025 </w:t>
+      </w:r>
+      <w:proofErr w:type="spellStart"/>
+      <w:r>
+        <w:t>Task</w:t>
+      </w:r>
+      <w:proofErr w:type="spellEnd"/>
+      <w:r>
+        <w:t xml:space="preserve"> 9: </w:t>
+      </w:r>
+      <w:proofErr w:type="spellStart"/>
+      <w:r>
+        <w:t>The</w:t>
+      </w:r>
+      <w:proofErr w:type="spellEnd"/>
+      <w:r>
+        <w:t xml:space="preserve"> </w:t>
+      </w:r>
+      <w:proofErr w:type="spellStart"/>
+      <w:r>
+        <w:t>Food</w:t>
+      </w:r>
+      <w:proofErr w:type="spellEnd"/>
+      <w:r>
+        <w:t xml:space="preserve"> Hazard </w:t>
+      </w:r>
+      <w:proofErr w:type="spellStart"/>
+      <w:r>
+        <w:t>Detection</w:t>
+      </w:r>
+      <w:proofErr w:type="spellEnd"/>
+      <w:r>
+        <w:t xml:space="preserve"> </w:t>
+      </w:r>
+      <w:proofErr w:type="spellStart"/>
+      <w:r>
+        <w:t>Challenge</w:t>
+      </w:r>
+      <w:proofErr w:type="spellEnd"/>
+      <w:r>
+        <w:t>. arXiv:2503.19800.</w:t>
+      </w:r>
+    </w:p>
+    <w:p>
+      <w:pPr>
+        <w:pStyle w:val="Odsekzoznamu"/>
+        <w:numPr>
+          <w:ilvl w:val="0"/>
+          <w:numId w:val="3"/>
+        </w:numPr>
+        <w:spacing w:after="60"/>
+      </w:pPr>
+      <w:proofErr w:type="spellStart"/>
+      <w:r>
+        <w:t>Zhang</w:t>
+      </w:r>
+      <w:proofErr w:type="spellEnd"/>
+      <w:r>
+        <w:t xml:space="preserve">, Y., </w:t>
+      </w:r>
+      <w:proofErr w:type="spellStart"/>
+      <w:r>
+        <w:t>Li</w:t>
+      </w:r>
+      <w:proofErr w:type="spellEnd"/>
+      <w:r>
+        <w:t xml:space="preserve">, H., </w:t>
+      </w:r>
+      <w:proofErr w:type="spellStart"/>
+      <w:r>
+        <w:t>Zhang</w:t>
+      </w:r>
+      <w:proofErr w:type="spellEnd"/>
+      <w:r>
+        <w:t xml:space="preserve">, Y., </w:t>
+      </w:r>
+      <w:proofErr w:type="spellStart"/>
+      <w:r>
+        <w:t>Jiang</w:t>
+      </w:r>
+      <w:proofErr w:type="spellEnd"/>
+      <w:r>
+        <w:t xml:space="preserve">, S., </w:t>
+      </w:r>
+      <w:proofErr w:type="spellStart"/>
+      <w:r>
+        <w:t>Dong</w:t>
+      </w:r>
+      <w:proofErr w:type="spellEnd"/>
+      <w:r>
+        <w:t xml:space="preserve">, B. (2025). SRCB at SemEval-2025 </w:t>
+      </w:r>
+      <w:proofErr w:type="spellStart"/>
+      <w:r>
+        <w:t>Task</w:t>
+      </w:r>
+      <w:proofErr w:type="spellEnd"/>
+      <w:r>
+        <w:t xml:space="preserve"> 9: LLM </w:t>
+      </w:r>
+      <w:proofErr w:type="spellStart"/>
+      <w:r>
+        <w:t>Finetuning</w:t>
+      </w:r>
+      <w:proofErr w:type="spellEnd"/>
+      <w:r>
+        <w:t xml:space="preserve"> </w:t>
+      </w:r>
+      <w:proofErr w:type="spellStart"/>
+      <w:r>
+        <w:t>Approach</w:t>
+      </w:r>
+      <w:proofErr w:type="spellEnd"/>
+      <w:r>
+        <w:t xml:space="preserve"> </w:t>
+      </w:r>
+      <w:proofErr w:type="spellStart"/>
+      <w:r>
+        <w:t>based</w:t>
+      </w:r>
+      <w:proofErr w:type="spellEnd"/>
+      <w:r>
+        <w:t xml:space="preserve"> on </w:t>
+      </w:r>
+      <w:proofErr w:type="spellStart"/>
+      <w:r>
+        <w:t>External</w:t>
+      </w:r>
+      <w:proofErr w:type="spellEnd"/>
+      <w:r>
+        <w:t xml:space="preserve"> </w:t>
+      </w:r>
+      <w:proofErr w:type="spellStart"/>
+      <w:r>
+        <w:t>Attention</w:t>
+      </w:r>
+      <w:proofErr w:type="spellEnd"/>
+      <w:r>
+        <w:t xml:space="preserve"> </w:t>
+      </w:r>
+      <w:proofErr w:type="spellStart"/>
+      <w:r>
+        <w:t>Mechanism</w:t>
+      </w:r>
+      <w:proofErr w:type="spellEnd"/>
+      <w:r>
+        <w:t xml:space="preserve"> in </w:t>
+      </w:r>
+      <w:proofErr w:type="spellStart"/>
+      <w:r>
+        <w:t>The</w:t>
+      </w:r>
+      <w:proofErr w:type="spellEnd"/>
+      <w:r>
+        <w:t xml:space="preserve"> </w:t>
+      </w:r>
+      <w:proofErr w:type="spellStart"/>
+      <w:r>
+        <w:t>Food</w:t>
+      </w:r>
+      <w:proofErr w:type="spellEnd"/>
+      <w:r>
+        <w:t xml:space="preserve"> Hazard </w:t>
+      </w:r>
+      <w:proofErr w:type="spellStart"/>
+      <w:r>
+        <w:t>Detection</w:t>
+      </w:r>
+      <w:proofErr w:type="spellEnd"/>
+      <w:r>
+        <w:t xml:space="preserve">. SemEval-2025, ACL </w:t>
+      </w:r>
+      <w:proofErr w:type="spellStart"/>
+      <w:r>
+        <w:t>Anthology</w:t>
+      </w:r>
+      <w:proofErr w:type="spellEnd"/>
+      <w:r>
+        <w:t xml:space="preserve"> 2025.semeval-1.132.</w:t>
+      </w:r>
+    </w:p>
+    <w:p>
+      <w:pPr>
+        <w:pStyle w:val="Odsekzoznamu"/>
+        <w:numPr>
+          <w:ilvl w:val="0"/>
+          <w:numId w:val="3"/>
+        </w:numPr>
+        <w:spacing w:after="60"/>
+      </w:pPr>
       <w:r>
         <w:t xml:space="preserve">Dáta: </w:t>
       </w:r>
@@ -13977,6 +14841,12 @@
       <w:r>
         <w:t>, DOI 10.5281/zenodo.10820657, CC BY-NC-SA 4.0.</w:t>
       </w:r>
+    </w:p>
+    <w:p>
+      <w:pPr>
+        <w:spacing w:after="60"/>
+        <w:ind w:left="360"/>
+      </w:pPr>
     </w:p>
     <w:sectPr>
       <w:headerReference w:type="default" r:id="rId13"/>
@@ -14222,6 +15092,60 @@
     </w:lvl>
   </w:abstractNum>
   <w:abstractNum w:abstractNumId="1" w15:restartNumberingAfterBreak="0">
+    <w:nsid w:val="3666198B"/>
+    <w:multiLevelType w:val="hybridMultilevel"/>
+    <w:tmpl w:val="611CE190"/>
+    <w:lvl w:ilvl="0" w:tplc="F6221EDC">
+      <w:start w:val="1"/>
+      <w:numFmt w:val="bullet"/>
+      <w:lvlText w:val="•"/>
+      <w:lvlJc w:val="left"/>
+      <w:pPr>
+        <w:ind w:left="720" w:hanging="360"/>
+      </w:pPr>
+    </w:lvl>
+    <w:lvl w:ilvl="1" w:tplc="25F8E324">
+      <w:numFmt w:val="decimal"/>
+      <w:lvlText w:val=""/>
+      <w:lvlJc w:val="left"/>
+    </w:lvl>
+    <w:lvl w:ilvl="2" w:tplc="8CC26740">
+      <w:numFmt w:val="decimal"/>
+      <w:lvlText w:val=""/>
+      <w:lvlJc w:val="left"/>
+    </w:lvl>
+    <w:lvl w:ilvl="3" w:tplc="84D0C8A2">
+      <w:numFmt w:val="decimal"/>
+      <w:lvlText w:val=""/>
+      <w:lvlJc w:val="left"/>
+    </w:lvl>
+    <w:lvl w:ilvl="4" w:tplc="9E92D3D0">
+      <w:numFmt w:val="decimal"/>
+      <w:lvlText w:val=""/>
+      <w:lvlJc w:val="left"/>
+    </w:lvl>
+    <w:lvl w:ilvl="5" w:tplc="8C88CFE6">
+      <w:numFmt w:val="decimal"/>
+      <w:lvlText w:val=""/>
+      <w:lvlJc w:val="left"/>
+    </w:lvl>
+    <w:lvl w:ilvl="6" w:tplc="20ACED4C">
+      <w:numFmt w:val="decimal"/>
+      <w:lvlText w:val=""/>
+      <w:lvlJc w:val="left"/>
+    </w:lvl>
+    <w:lvl w:ilvl="7" w:tplc="085E684A">
+      <w:numFmt w:val="decimal"/>
+      <w:lvlText w:val=""/>
+      <w:lvlJc w:val="left"/>
+    </w:lvl>
+    <w:lvl w:ilvl="8" w:tplc="3BB0491C">
+      <w:numFmt w:val="decimal"/>
+      <w:lvlText w:val=""/>
+      <w:lvlJc w:val="left"/>
+    </w:lvl>
+  </w:abstractNum>
+  <w:abstractNum w:abstractNumId="2" w15:restartNumberingAfterBreak="0">
     <w:nsid w:val="4C552F9A"/>
     <w:multiLevelType w:val="hybridMultilevel"/>
     <w:tmpl w:val="C34E279E"/>
@@ -14308,13 +15232,19 @@
     </w:lvl>
   </w:abstractNum>
   <w:num w:numId="1" w16cid:durableId="1350789354">
-    <w:abstractNumId w:val="1"/>
+    <w:abstractNumId w:val="2"/>
     <w:lvlOverride w:ilvl="0">
       <w:startOverride w:val="1"/>
     </w:lvlOverride>
   </w:num>
   <w:num w:numId="2" w16cid:durableId="1938169385">
     <w:abstractNumId w:val="0"/>
+    <w:lvlOverride w:ilvl="0">
+      <w:startOverride w:val="1"/>
+    </w:lvlOverride>
+  </w:num>
+  <w:num w:numId="3" w16cid:durableId="1092320140">
+    <w:abstractNumId w:val="1"/>
     <w:lvlOverride w:ilvl="0">
       <w:startOverride w:val="1"/>
     </w:lvlOverride>

--- a/dokumentacia_1etapa.docx
+++ b/dokumentacia_1etapa.docx
@@ -75,29 +75,19 @@
     </w:p>
     <w:p>
       <w:pPr>
-        <w:rPr>
-          <w:b/>
-          <w:bCs/>
-          <w:sz w:val="30"/>
-          <w:szCs w:val="30"/>
-        </w:rPr>
-      </w:pPr>
-      <w:r>
-        <w:rPr>
-          <w:b/>
-          <w:bCs/>
-          <w:sz w:val="30"/>
-          <w:szCs w:val="30"/>
-        </w:rPr>
-        <w:t>1. Úvod: formulácia problému, motivácia a ciele</w:t>
+        <w:pStyle w:val="Nadpis1"/>
+      </w:pPr>
+      <w:r>
+        <w:t>Súhrn</w:t>
       </w:r>
     </w:p>
     <w:p>
       <w:pPr>
         <w:spacing w:after="120"/>
-      </w:pPr>
-      <w:r>
-        <w:t xml:space="preserve">Potravinové incidenty (mikrobiálna kontaminácia, nedeklarované alergény, cudzie telesá) sa zverejňujú ako krátke oznámenia o stiahnutí produktu z trhu. Ručné triedenie týchto správ je pomalé, preto úloha SemEval-2025 </w:t>
+        <w:jc w:val="both"/>
+      </w:pPr>
+      <w:r>
+        <w:t xml:space="preserve">Úloha: zo správy o stiahnutí potraviny z trhu určiť, aké riziko opisuje a ktorého produktu sa týka (SemEval-2025 </w:t>
       </w:r>
       <w:proofErr w:type="spellStart"/>
       <w:r>
@@ -105,108 +95,13 @@
       </w:r>
       <w:proofErr w:type="spellEnd"/>
       <w:r>
-        <w:t xml:space="preserve"> 9, </w:t>
-      </w:r>
-      <w:proofErr w:type="spellStart"/>
-      <w:r>
-        <w:t>Food</w:t>
-      </w:r>
-      <w:proofErr w:type="spellEnd"/>
-      <w:r>
-        <w:t xml:space="preserve"> Hazard </w:t>
-      </w:r>
-      <w:proofErr w:type="spellStart"/>
-      <w:r>
-        <w:t>Detection</w:t>
-      </w:r>
-      <w:proofErr w:type="spellEnd"/>
-      <w:r>
-        <w:t xml:space="preserve"> </w:t>
-      </w:r>
-      <w:proofErr w:type="spellStart"/>
-      <w:r>
-        <w:t>Challenge</w:t>
-      </w:r>
-      <w:proofErr w:type="spellEnd"/>
-      <w:r>
-        <w:t xml:space="preserve"> (</w:t>
-      </w:r>
-      <w:proofErr w:type="spellStart"/>
-      <w:r>
-        <w:t>Randl</w:t>
-      </w:r>
-      <w:proofErr w:type="spellEnd"/>
-      <w:r>
-        <w:t xml:space="preserve"> et al., 2025), vyžaduje automatickú klasifikáciu: zo správy treba určiť, aké riziko opisuje a ktorého produktu sa týka. Praktický prínos je rýchlejší prehľad pre úrady a výrobcov o tom, aké riziká sa v ktorých produktoch objavujú.</w:t>
+        <w:t xml:space="preserve"> 9). </w:t>
       </w:r>
     </w:p>
     <w:p>
       <w:pPr>
         <w:spacing w:after="120"/>
-      </w:pPr>
-      <w:r>
-        <w:t xml:space="preserve">Formálne ide o viactriednu klasifikáciu anglických textov s veľmi veľkým počtom tried a ich silnou nevyváženosťou. Úloha má dve </w:t>
-      </w:r>
-      <w:proofErr w:type="spellStart"/>
-      <w:r>
-        <w:t>podúlohy</w:t>
-      </w:r>
-      <w:proofErr w:type="spellEnd"/>
-      <w:r>
-        <w:t>: ST1 (hrubá) predikuje hazard-</w:t>
-      </w:r>
-      <w:proofErr w:type="spellStart"/>
-      <w:r>
-        <w:t>category</w:t>
-      </w:r>
-      <w:proofErr w:type="spellEnd"/>
-      <w:r>
-        <w:t xml:space="preserve"> (10 tried) a </w:t>
-      </w:r>
-      <w:proofErr w:type="spellStart"/>
-      <w:r>
-        <w:t>product-category</w:t>
-      </w:r>
-      <w:proofErr w:type="spellEnd"/>
-      <w:r>
-        <w:t xml:space="preserve"> (22 tried), ST2 (jemná) predikuje konkrétny hazard (128 tried) a produkt (1 022 tried v </w:t>
-      </w:r>
-      <w:proofErr w:type="spellStart"/>
-      <w:r>
-        <w:t>trénovacích</w:t>
-      </w:r>
-      <w:proofErr w:type="spellEnd"/>
-      <w:r>
-        <w:t xml:space="preserve"> dátach, 1 142 vo všetkých častiach dát).</w:t>
-      </w:r>
-    </w:p>
-    <w:p>
-      <w:pPr>
-        <w:pStyle w:val="Nadpis1"/>
-      </w:pPr>
-      <w:r>
-        <w:t>Súhrn</w:t>
-      </w:r>
-    </w:p>
-    <w:p>
-      <w:pPr>
-        <w:spacing w:after="120"/>
-      </w:pPr>
-      <w:r>
-        <w:t xml:space="preserve">Úloha: zo správy o stiahnutí potraviny z trhu určiť, aké riziko opisuje a ktorého produktu sa týka (SemEval-2025 </w:t>
-      </w:r>
-      <w:proofErr w:type="spellStart"/>
-      <w:r>
-        <w:t>Task</w:t>
-      </w:r>
-      <w:proofErr w:type="spellEnd"/>
-      <w:r>
-        <w:t xml:space="preserve"> 9). </w:t>
-      </w:r>
-    </w:p>
-    <w:p>
-      <w:pPr>
-        <w:spacing w:after="120"/>
+        <w:jc w:val="both"/>
       </w:pPr>
       <w:r>
         <w:t>Z toho vychádzali naše rozhodnutia:</w:t>
@@ -220,6 +115,7 @@
           <w:numId w:val="3"/>
         </w:numPr>
         <w:spacing w:after="60"/>
+        <w:jc w:val="both"/>
       </w:pPr>
       <w:r>
         <w:t>Dáta a metrika. Analýza dát ukázala silnú nevyváženosť tried a dlhý chvost vzácnych tried. Preto sme zvolili oficiálnu metriku macro-F1, ktorá dáva každej triede rovnakú váhu, a nie presnosť, ktorá by výkon na vzácnych triedach zakryla.</w:t>
@@ -233,6 +129,7 @@
           <w:numId w:val="3"/>
         </w:numPr>
         <w:spacing w:after="60"/>
+        <w:jc w:val="both"/>
       </w:pPr>
       <w:r>
         <w:t xml:space="preserve">Reprezentácia textu. Použili sme TF-IDF príznaky s vlastným </w:t>
@@ -262,6 +159,7 @@
           <w:numId w:val="3"/>
         </w:numPr>
         <w:spacing w:after="60"/>
+        <w:jc w:val="both"/>
       </w:pPr>
       <w:r>
         <w:t xml:space="preserve">Modely. Zvolili sme lineárny SVM a logistickú regresiu v schéme </w:t>
@@ -291,6 +189,7 @@
           <w:numId w:val="3"/>
         </w:numPr>
         <w:spacing w:after="60"/>
+        <w:jc w:val="both"/>
       </w:pPr>
       <w:r>
         <w:t xml:space="preserve">Metodika. Vstup a váhy tried vyberáme len na validačných dátach, TF-IDF sa učí len na </w:t>
@@ -320,6 +219,7 @@
           <w:numId w:val="3"/>
         </w:numPr>
         <w:spacing w:after="60"/>
+        <w:jc w:val="both"/>
       </w:pPr>
       <w:r>
         <w:t xml:space="preserve">Vyhodnotenie a chyby. Výsledky sme porovnali s </w:t>
@@ -360,6 +260,7 @@
     <w:p>
       <w:pPr>
         <w:spacing w:after="60"/>
+        <w:jc w:val="both"/>
       </w:pPr>
       <w:r>
         <w:t>Postup celej práce zobrazuje obrázok 1.</w:t>
@@ -438,22 +339,369 @@
           <w:szCs w:val="30"/>
         </w:rPr>
       </w:pPr>
-      <w:r>
-        <w:rPr>
-          <w:b/>
-          <w:bCs/>
-          <w:sz w:val="30"/>
-          <w:szCs w:val="30"/>
-        </w:rPr>
+    </w:p>
+    <w:p>
+      <w:pPr>
+        <w:pStyle w:val="Nadpis1"/>
+      </w:pPr>
+      <w:r>
         <w:br w:type="page"/>
       </w:r>
       <w:r>
-        <w:rPr>
-          <w:b/>
-          <w:bCs/>
-          <w:sz w:val="30"/>
-          <w:szCs w:val="30"/>
-        </w:rPr>
+        <w:lastRenderedPageBreak/>
+        <w:t>1. Úvod: formulácia problému, motivácia a ciele</w:t>
+      </w:r>
+    </w:p>
+    <w:p>
+      <w:pPr>
+        <w:spacing w:after="120"/>
+        <w:jc w:val="both"/>
+      </w:pPr>
+      <w:r>
+        <w:t xml:space="preserve">Potravinové incidenty (mikrobiálna kontaminácia, nedeklarované alergény, cudzie telesá) sa zverejňujú ako krátke oznámenia o stiahnutí produktu z trhu. Ručné triedenie týchto správ je pomalé, preto úloha SemEval-2025 </w:t>
+      </w:r>
+      <w:proofErr w:type="spellStart"/>
+      <w:r>
+        <w:t>Task</w:t>
+      </w:r>
+      <w:proofErr w:type="spellEnd"/>
+      <w:r>
+        <w:t xml:space="preserve"> 9, </w:t>
+      </w:r>
+      <w:proofErr w:type="spellStart"/>
+      <w:r>
+        <w:t>Food</w:t>
+      </w:r>
+      <w:proofErr w:type="spellEnd"/>
+      <w:r>
+        <w:t xml:space="preserve"> Hazard </w:t>
+      </w:r>
+      <w:proofErr w:type="spellStart"/>
+      <w:r>
+        <w:t>Detection</w:t>
+      </w:r>
+      <w:proofErr w:type="spellEnd"/>
+      <w:r>
+        <w:t xml:space="preserve"> </w:t>
+      </w:r>
+      <w:proofErr w:type="spellStart"/>
+      <w:r>
+        <w:t>Challenge</w:t>
+      </w:r>
+      <w:proofErr w:type="spellEnd"/>
+      <w:r>
+        <w:t xml:space="preserve"> (</w:t>
+      </w:r>
+      <w:proofErr w:type="spellStart"/>
+      <w:r>
+        <w:t>Randl</w:t>
+      </w:r>
+      <w:proofErr w:type="spellEnd"/>
+      <w:r>
+        <w:t xml:space="preserve"> et al., 2025), vyžaduje automatickú klasifikáciu: zo správy treba určiť, aké riziko opisuje a ktorého produktu sa týka. Praktický prínos je rýchlejší prehľad pre úrady a výrobcov o tom, aké riziká sa v ktorých produktoch objavujú.</w:t>
+      </w:r>
+      <w:r>
+        <w:t xml:space="preserve"> </w:t>
+      </w:r>
+      <w:r>
+        <w:t>Téma je dôležitá: podľa odhadu Svetovej zdravotníckej organizácie ochorie ročne po konzumácii kontaminovaných potravín približne 600 miliónov ľudí a 420 000 zomrie (WHO, 2015).</w:t>
+      </w:r>
+    </w:p>
+    <w:p>
+      <w:pPr>
+        <w:spacing w:after="120"/>
+        <w:jc w:val="both"/>
+      </w:pPr>
+      <w:r>
+        <w:t xml:space="preserve">Formálne ide o viactriednu klasifikáciu anglických textov s veľmi veľkým počtom tried a ich silnou nevyváženosťou. Úloha má dve </w:t>
+      </w:r>
+      <w:proofErr w:type="spellStart"/>
+      <w:r>
+        <w:t>podúlohy</w:t>
+      </w:r>
+      <w:proofErr w:type="spellEnd"/>
+      <w:r>
+        <w:t>: ST1 (hrubá) predikuje hazard-</w:t>
+      </w:r>
+      <w:proofErr w:type="spellStart"/>
+      <w:r>
+        <w:t>category</w:t>
+      </w:r>
+      <w:proofErr w:type="spellEnd"/>
+      <w:r>
+        <w:t xml:space="preserve"> (10 tried) a </w:t>
+      </w:r>
+      <w:proofErr w:type="spellStart"/>
+      <w:r>
+        <w:t>product-category</w:t>
+      </w:r>
+      <w:proofErr w:type="spellEnd"/>
+      <w:r>
+        <w:t xml:space="preserve"> (22 tried), ST2 (jemná) predikuje konkrétny hazard (128 tried) a produkt (1 022 tried v </w:t>
+      </w:r>
+      <w:proofErr w:type="spellStart"/>
+      <w:r>
+        <w:t>trénovacích</w:t>
+      </w:r>
+      <w:proofErr w:type="spellEnd"/>
+      <w:r>
+        <w:t xml:space="preserve"> dátach, 1 142 vo všetkých častiach dát).</w:t>
+      </w:r>
+    </w:p>
+    <w:p>
+      <w:pPr>
+        <w:spacing w:after="120"/>
+        <w:jc w:val="both"/>
+      </w:pPr>
+      <w:r>
+        <w:t>Ciele 1. etapy:</w:t>
+      </w:r>
+    </w:p>
+    <w:p>
+      <w:pPr>
+        <w:pStyle w:val="Odsekzoznamu"/>
+        <w:numPr>
+          <w:ilvl w:val="0"/>
+          <w:numId w:val="3"/>
+        </w:numPr>
+        <w:spacing w:after="60"/>
+        <w:jc w:val="both"/>
+      </w:pPr>
+      <w:r>
+        <w:t xml:space="preserve">zostaviť reprodukovateľný </w:t>
+      </w:r>
+      <w:proofErr w:type="spellStart"/>
+      <w:r>
+        <w:t>baseline</w:t>
+      </w:r>
+      <w:proofErr w:type="spellEnd"/>
+      <w:r>
+        <w:t xml:space="preserve"> (TF-IDF a lineárny </w:t>
+      </w:r>
+      <w:proofErr w:type="spellStart"/>
+      <w:r>
+        <w:t>klasifikátor</w:t>
+      </w:r>
+      <w:proofErr w:type="spellEnd"/>
+      <w:r>
+        <w:t>) pre ST1 aj ST2 a vyhodnotiť ho oficiálnou metrikou súťaže na testovacej množine,</w:t>
+      </w:r>
+    </w:p>
+    <w:p>
+      <w:pPr>
+        <w:pStyle w:val="Odsekzoznamu"/>
+        <w:numPr>
+          <w:ilvl w:val="0"/>
+          <w:numId w:val="3"/>
+        </w:numPr>
+        <w:spacing w:after="60"/>
+        <w:jc w:val="both"/>
+      </w:pPr>
+      <w:r>
+        <w:t>na validačnej množine porovnať vstupy (titulok, text, oboje) a váženie tried,</w:t>
+      </w:r>
+    </w:p>
+    <w:p>
+      <w:pPr>
+        <w:pStyle w:val="Odsekzoznamu"/>
+        <w:numPr>
+          <w:ilvl w:val="0"/>
+          <w:numId w:val="3"/>
+        </w:numPr>
+        <w:spacing w:after="60"/>
+        <w:jc w:val="both"/>
+      </w:pPr>
+      <w:r>
+        <w:t xml:space="preserve">porovnať </w:t>
+      </w:r>
+      <w:proofErr w:type="spellStart"/>
+      <w:r>
+        <w:t>baseline</w:t>
+      </w:r>
+      <w:proofErr w:type="spellEnd"/>
+      <w:r>
+        <w:t xml:space="preserve"> s </w:t>
+      </w:r>
+      <w:proofErr w:type="spellStart"/>
+      <w:r>
+        <w:t>baseline</w:t>
+      </w:r>
+      <w:proofErr w:type="spellEnd"/>
+      <w:r>
+        <w:t xml:space="preserve"> organizátorov férovo, na rovnakom vstupe (len titulok),</w:t>
+      </w:r>
+    </w:p>
+    <w:p>
+      <w:pPr>
+        <w:pStyle w:val="Odsekzoznamu"/>
+        <w:numPr>
+          <w:ilvl w:val="0"/>
+          <w:numId w:val="3"/>
+        </w:numPr>
+        <w:spacing w:after="60"/>
+        <w:jc w:val="both"/>
+      </w:pPr>
+      <w:r>
+        <w:t>odhadnúť neistotu výsledkov (</w:t>
+      </w:r>
+      <w:proofErr w:type="spellStart"/>
+      <w:r>
+        <w:t>bootstrap</w:t>
+      </w:r>
+      <w:proofErr w:type="spellEnd"/>
+      <w:r>
+        <w:t>) a z analýzy chýb odvodiť plán 2. etapy.</w:t>
+      </w:r>
+    </w:p>
+    <w:p>
+      <w:pPr>
+        <w:spacing w:after="60"/>
+        <w:jc w:val="both"/>
+      </w:pPr>
+    </w:p>
+    <w:p>
+      <w:pPr>
+        <w:spacing w:after="60"/>
+        <w:jc w:val="both"/>
+      </w:pPr>
+    </w:p>
+    <w:p>
+      <w:pPr>
+        <w:spacing w:after="60"/>
+        <w:jc w:val="both"/>
+      </w:pPr>
+    </w:p>
+    <w:p>
+      <w:pPr>
+        <w:spacing w:after="60"/>
+        <w:jc w:val="both"/>
+      </w:pPr>
+    </w:p>
+    <w:p>
+      <w:pPr>
+        <w:spacing w:after="60"/>
+        <w:jc w:val="both"/>
+      </w:pPr>
+    </w:p>
+    <w:p>
+      <w:pPr>
+        <w:spacing w:after="60"/>
+        <w:jc w:val="both"/>
+      </w:pPr>
+    </w:p>
+    <w:p>
+      <w:pPr>
+        <w:spacing w:after="60"/>
+        <w:jc w:val="both"/>
+      </w:pPr>
+    </w:p>
+    <w:p>
+      <w:pPr>
+        <w:spacing w:after="60"/>
+        <w:jc w:val="both"/>
+      </w:pPr>
+    </w:p>
+    <w:p>
+      <w:pPr>
+        <w:spacing w:after="60"/>
+        <w:jc w:val="both"/>
+      </w:pPr>
+    </w:p>
+    <w:p>
+      <w:pPr>
+        <w:spacing w:after="60"/>
+        <w:jc w:val="both"/>
+      </w:pPr>
+    </w:p>
+    <w:p>
+      <w:pPr>
+        <w:spacing w:after="60"/>
+        <w:jc w:val="both"/>
+      </w:pPr>
+    </w:p>
+    <w:p>
+      <w:pPr>
+        <w:spacing w:after="60"/>
+        <w:jc w:val="both"/>
+      </w:pPr>
+    </w:p>
+    <w:p>
+      <w:pPr>
+        <w:spacing w:after="60"/>
+        <w:jc w:val="both"/>
+      </w:pPr>
+    </w:p>
+    <w:p>
+      <w:pPr>
+        <w:spacing w:after="60"/>
+        <w:jc w:val="both"/>
+      </w:pPr>
+    </w:p>
+    <w:p>
+      <w:pPr>
+        <w:spacing w:after="60"/>
+        <w:jc w:val="both"/>
+      </w:pPr>
+    </w:p>
+    <w:p>
+      <w:pPr>
+        <w:spacing w:after="60"/>
+        <w:jc w:val="both"/>
+      </w:pPr>
+    </w:p>
+    <w:p>
+      <w:pPr>
+        <w:spacing w:after="60"/>
+        <w:jc w:val="both"/>
+      </w:pPr>
+    </w:p>
+    <w:p>
+      <w:pPr>
+        <w:spacing w:after="60"/>
+        <w:jc w:val="both"/>
+      </w:pPr>
+    </w:p>
+    <w:p>
+      <w:pPr>
+        <w:spacing w:after="60"/>
+        <w:jc w:val="both"/>
+      </w:pPr>
+    </w:p>
+    <w:p>
+      <w:pPr>
+        <w:spacing w:after="60"/>
+        <w:jc w:val="both"/>
+      </w:pPr>
+    </w:p>
+    <w:p>
+      <w:pPr>
+        <w:spacing w:after="60"/>
+        <w:jc w:val="both"/>
+      </w:pPr>
+    </w:p>
+    <w:p>
+      <w:pPr>
+        <w:spacing w:after="60"/>
+        <w:jc w:val="both"/>
+      </w:pPr>
+    </w:p>
+    <w:p>
+      <w:pPr>
+        <w:spacing w:after="60"/>
+        <w:jc w:val="both"/>
+      </w:pPr>
+    </w:p>
+    <w:p>
+      <w:pPr>
+        <w:spacing w:after="60"/>
+        <w:jc w:val="both"/>
+      </w:pPr>
+    </w:p>
+    <w:p>
+      <w:pPr>
+        <w:pStyle w:val="Nadpis1"/>
+      </w:pPr>
+      <w:r>
         <w:lastRenderedPageBreak/>
         <w:t>2. Dáta</w:t>
       </w:r>
@@ -1787,6 +2035,7 @@
     <w:p>
       <w:pPr>
         <w:spacing w:after="120"/>
+        <w:jc w:val="both"/>
       </w:pPr>
       <w:r>
         <w:t xml:space="preserve">Dáta sú silno nevyvážené (obr. 2 a 3): niekoľko tried má stovky príkladov, kým väčšina jemných tried má len niekoľko. 82 produktov z testu sa v </w:t>
@@ -2072,6 +2321,7 @@
     <w:p>
       <w:pPr>
         <w:spacing w:after="120"/>
+        <w:jc w:val="both"/>
       </w:pPr>
       <w:r>
         <w:t xml:space="preserve">Pozorovanie k anotáciám: hazard sa v </w:t>
@@ -2200,6 +2450,7 @@
     <w:p>
       <w:pPr>
         <w:spacing w:after="120"/>
+        <w:jc w:val="both"/>
       </w:pPr>
       <w:r>
         <w:t xml:space="preserve">Poznámka k počtom: prehľadový článok uvádza 1 256 rôznych produktov a 261 rizík. V dátach, ktoré máme, sme napočítali 1 142 produktov (1 022 v </w:t>
@@ -2282,12 +2533,6 @@
         <w:gridCol w:w="3226"/>
       </w:tblGrid>
       <w:tr>
-        <w:tblPrEx>
-          <w:tblCellMar>
-            <w:top w:w="0" w:type="dxa"/>
-            <w:bottom w:w="0" w:type="dxa"/>
-          </w:tblCellMar>
-        </w:tblPrEx>
         <w:trPr>
           <w:tblHeader/>
         </w:trPr>
@@ -2380,12 +2625,6 @@
         </w:tc>
       </w:tr>
       <w:tr>
-        <w:tblPrEx>
-          <w:tblCellMar>
-            <w:top w:w="0" w:type="dxa"/>
-            <w:bottom w:w="0" w:type="dxa"/>
-          </w:tblCellMar>
-        </w:tblPrEx>
         <w:tc>
           <w:tcPr>
             <w:tcW w:w="2200" w:type="dxa"/>
@@ -2523,12 +2762,6 @@
         </w:tc>
       </w:tr>
       <w:tr>
-        <w:tblPrEx>
-          <w:tblCellMar>
-            <w:top w:w="0" w:type="dxa"/>
-            <w:bottom w:w="0" w:type="dxa"/>
-          </w:tblCellMar>
-        </w:tblPrEx>
         <w:tc>
           <w:tcPr>
             <w:tcW w:w="2200" w:type="dxa"/>
@@ -2810,12 +3043,6 @@
         </w:tc>
       </w:tr>
       <w:tr>
-        <w:tblPrEx>
-          <w:tblCellMar>
-            <w:top w:w="0" w:type="dxa"/>
-            <w:bottom w:w="0" w:type="dxa"/>
-          </w:tblCellMar>
-        </w:tblPrEx>
         <w:tc>
           <w:tcPr>
             <w:tcW w:w="2200" w:type="dxa"/>
@@ -3033,12 +3260,6 @@
         </w:tc>
       </w:tr>
       <w:tr>
-        <w:tblPrEx>
-          <w:tblCellMar>
-            <w:top w:w="0" w:type="dxa"/>
-            <w:bottom w:w="0" w:type="dxa"/>
-          </w:tblCellMar>
-        </w:tblPrEx>
         <w:tc>
           <w:tcPr>
             <w:tcW w:w="2200" w:type="dxa"/>
@@ -3192,12 +3413,6 @@
         </w:tc>
       </w:tr>
       <w:tr>
-        <w:tblPrEx>
-          <w:tblCellMar>
-            <w:top w:w="0" w:type="dxa"/>
-            <w:bottom w:w="0" w:type="dxa"/>
-          </w:tblCellMar>
-        </w:tblPrEx>
         <w:tc>
           <w:tcPr>
             <w:tcW w:w="2200" w:type="dxa"/>
@@ -3456,12 +3671,6 @@
         </w:tc>
       </w:tr>
       <w:tr>
-        <w:tblPrEx>
-          <w:tblCellMar>
-            <w:top w:w="0" w:type="dxa"/>
-            <w:bottom w:w="0" w:type="dxa"/>
-          </w:tblCellMar>
-        </w:tblPrEx>
         <w:tc>
           <w:tcPr>
             <w:tcW w:w="2200" w:type="dxa"/>
@@ -3672,12 +3881,6 @@
         </w:tc>
       </w:tr>
       <w:tr>
-        <w:tblPrEx>
-          <w:tblCellMar>
-            <w:top w:w="0" w:type="dxa"/>
-            <w:bottom w:w="0" w:type="dxa"/>
-          </w:tblCellMar>
-        </w:tblPrEx>
         <w:tc>
           <w:tcPr>
             <w:tcW w:w="2200" w:type="dxa"/>
@@ -3911,12 +4114,6 @@
         </w:tc>
       </w:tr>
       <w:tr>
-        <w:tblPrEx>
-          <w:tblCellMar>
-            <w:top w:w="0" w:type="dxa"/>
-            <w:bottom w:w="0" w:type="dxa"/>
-          </w:tblCellMar>
-        </w:tblPrEx>
         <w:tc>
           <w:tcPr>
             <w:tcW w:w="2200" w:type="dxa"/>
@@ -4184,12 +4381,6 @@
         </w:tc>
       </w:tr>
       <w:tr>
-        <w:tblPrEx>
-          <w:tblCellMar>
-            <w:top w:w="0" w:type="dxa"/>
-            <w:bottom w:w="0" w:type="dxa"/>
-          </w:tblCellMar>
-        </w:tblPrEx>
         <w:tc>
           <w:tcPr>
             <w:tcW w:w="2200" w:type="dxa"/>
@@ -4368,12 +4559,6 @@
         </w:tc>
       </w:tr>
       <w:tr>
-        <w:tblPrEx>
-          <w:tblCellMar>
-            <w:top w:w="0" w:type="dxa"/>
-            <w:bottom w:w="0" w:type="dxa"/>
-          </w:tblCellMar>
-        </w:tblPrEx>
         <w:tc>
           <w:tcPr>
             <w:tcW w:w="2200" w:type="dxa"/>
@@ -4540,6 +4725,7 @@
           <w:numId w:val="3"/>
         </w:numPr>
         <w:spacing w:after="60"/>
+        <w:jc w:val="both"/>
       </w:pPr>
       <w:r>
         <w:t>Dobré systémy v súťaži dosahujú ST1 okolo 0,76 až 0,82 a ST2 okolo 0,45 až 0,55 (podľa tabuliek vyššie).</w:t>
@@ -4553,6 +4739,7 @@
           <w:numId w:val="3"/>
         </w:numPr>
         <w:spacing w:after="60"/>
+        <w:jc w:val="both"/>
       </w:pPr>
       <w:r>
         <w:t xml:space="preserve">Čo sa v súťaži osvedčilo: modely typu </w:t>
@@ -4630,6 +4817,7 @@
           <w:numId w:val="3"/>
         </w:numPr>
         <w:spacing w:after="60"/>
+        <w:jc w:val="both"/>
       </w:pPr>
       <w:r>
         <w:t xml:space="preserve">Jednoduchý TF-IDF s lineárnym modelom je pri nevyváženosti silný </w:t>
@@ -4659,6 +4847,7 @@
           <w:numId w:val="3"/>
         </w:numPr>
         <w:spacing w:after="60"/>
+        <w:jc w:val="both"/>
       </w:pPr>
       <w:r>
         <w:t>Hlavné ťažkosti sú nevyváženosť tried, krátke texty a prekrývanie kategórií.</w:t>
@@ -4672,6 +4861,7 @@
           <w:numId w:val="3"/>
         </w:numPr>
         <w:spacing w:after="60"/>
+        <w:jc w:val="both"/>
       </w:pPr>
       <w:proofErr w:type="spellStart"/>
       <w:r>
@@ -4717,6 +4907,7 @@
     <w:p>
       <w:pPr>
         <w:spacing w:after="120"/>
+        <w:jc w:val="both"/>
       </w:pPr>
       <w:r>
         <w:t xml:space="preserve">Čo to znamená pre nás: víťazné systémy sú výrazne zložitejšie než náš </w:t>
@@ -4740,15 +4931,107 @@
     </w:p>
     <w:p>
       <w:pPr>
+        <w:spacing w:after="120"/>
+        <w:jc w:val="both"/>
+      </w:pPr>
+    </w:p>
+    <w:p>
+      <w:pPr>
+        <w:spacing w:after="120"/>
+        <w:jc w:val="both"/>
+      </w:pPr>
+    </w:p>
+    <w:p>
+      <w:pPr>
+        <w:spacing w:after="120"/>
+        <w:jc w:val="both"/>
+      </w:pPr>
+    </w:p>
+    <w:p>
+      <w:pPr>
+        <w:spacing w:after="120"/>
+        <w:jc w:val="both"/>
+      </w:pPr>
+    </w:p>
+    <w:p>
+      <w:pPr>
+        <w:spacing w:after="120"/>
+        <w:jc w:val="both"/>
+      </w:pPr>
+    </w:p>
+    <w:p>
+      <w:pPr>
+        <w:spacing w:after="120"/>
+        <w:jc w:val="both"/>
+      </w:pPr>
+    </w:p>
+    <w:p>
+      <w:pPr>
+        <w:spacing w:after="120"/>
+        <w:jc w:val="both"/>
+      </w:pPr>
+    </w:p>
+    <w:p>
+      <w:pPr>
+        <w:spacing w:after="120"/>
+        <w:jc w:val="both"/>
+      </w:pPr>
+    </w:p>
+    <w:p>
+      <w:pPr>
+        <w:spacing w:after="120"/>
+        <w:jc w:val="both"/>
+      </w:pPr>
+    </w:p>
+    <w:p>
+      <w:pPr>
+        <w:spacing w:after="120"/>
+        <w:jc w:val="both"/>
+      </w:pPr>
+    </w:p>
+    <w:p>
+      <w:pPr>
+        <w:spacing w:after="120"/>
+        <w:jc w:val="both"/>
+      </w:pPr>
+    </w:p>
+    <w:p>
+      <w:pPr>
+        <w:spacing w:after="120"/>
+        <w:jc w:val="both"/>
+      </w:pPr>
+    </w:p>
+    <w:p>
+      <w:pPr>
+        <w:spacing w:after="120"/>
+        <w:jc w:val="both"/>
+      </w:pPr>
+    </w:p>
+    <w:p>
+      <w:pPr>
+        <w:spacing w:after="120"/>
+        <w:jc w:val="both"/>
+      </w:pPr>
+    </w:p>
+    <w:p>
+      <w:pPr>
+        <w:spacing w:after="120"/>
+        <w:jc w:val="both"/>
+      </w:pPr>
+    </w:p>
+    <w:p>
+      <w:pPr>
         <w:pStyle w:val="Nadpis1"/>
       </w:pPr>
       <w:r>
+        <w:lastRenderedPageBreak/>
         <w:t>4. Metriky a metodika vyhodnotenia</w:t>
       </w:r>
     </w:p>
     <w:p>
       <w:pPr>
         <w:spacing w:after="120"/>
+        <w:jc w:val="both"/>
       </w:pPr>
       <w:r>
         <w:t>Podľa prehľadového článku (</w:t>
@@ -4765,6 +5048,7 @@
     <w:p>
       <w:pPr>
         <w:spacing w:after="120"/>
+        <w:jc w:val="both"/>
       </w:pPr>
       <w:r>
         <w:t xml:space="preserve">Článok nepopisuje samostatný vzorec pre ST1. Zistili sme to z kódu organizátorov: v ich repozitári (README a notebooky v </w:t>
@@ -4829,6 +5113,7 @@
     <w:p>
       <w:pPr>
         <w:spacing w:after="120"/>
+        <w:jc w:val="both"/>
       </w:pPr>
       <w:r>
         <w:t>Prečo macro-F1: pri nevyvážených triedach presnosť (</w:t>
@@ -4845,6 +5130,7 @@
     <w:p>
       <w:pPr>
         <w:spacing w:after="120"/>
+        <w:jc w:val="both"/>
       </w:pPr>
       <w:r>
         <w:t xml:space="preserve">Metodika: model aj nastavenia (váhy tried, vstup) vyberáme len podľa validačných dát; testovacie dáta použijeme jediný raz; finálne modely sú trénované len na </w:t>
@@ -4863,7 +5149,10 @@
       </w:r>
       <w:proofErr w:type="spellEnd"/>
       <w:r>
-        <w:t xml:space="preserve">; všetko beží s SEED = 42. Neistotu odhadujeme </w:t>
+        <w:t xml:space="preserve">; všetko beží s SEED = 42. </w:t>
+      </w:r>
+      <w:r>
+        <w:t xml:space="preserve">Neistotu odhadujeme </w:t>
       </w:r>
       <w:proofErr w:type="spellStart"/>
       <w:r>
@@ -4871,7 +5160,18 @@
       </w:r>
       <w:proofErr w:type="spellEnd"/>
       <w:r>
-        <w:t xml:space="preserve"> testovacej množiny (tab. 3).</w:t>
+        <w:t xml:space="preserve"> testovacej množiny: 1 000-krát vyberieme 997 správ s opakovaním, pre každý výber vypočítame skóre oboch modelov a 95 % interval určíme z 2,5. a 97,5. </w:t>
+      </w:r>
+      <w:proofErr w:type="spellStart"/>
+      <w:r>
+        <w:t>percentilu</w:t>
+      </w:r>
+      <w:proofErr w:type="spellEnd"/>
+      <w:r>
+        <w:t xml:space="preserve">. Rozdiel SVM − LR počítame na tých istých výberoch, teda párovo </w:t>
+      </w:r>
+      <w:r>
+        <w:t>(tab. 3).</w:t>
       </w:r>
     </w:p>
     <w:p>
@@ -5439,6 +5739,7 @@
     <w:p>
       <w:pPr>
         <w:spacing w:after="120"/>
+        <w:jc w:val="both"/>
       </w:pPr>
       <w:r>
         <w:t>Mriežka je malá, a to zámerne: ide o referenciu, nie o optimalizáciu. Na validácii (ST1) sa najlepšie osvedčil vstup title + text s vyváženými váhami pre oba modely; vstup len z titulku bol najslabší (tab. 1).</w:t>
@@ -6833,6 +7134,44 @@
               </w:rPr>
               <w:t xml:space="preserve"> 0,707).</w:t>
             </w:r>
+            <w:r>
+              <w:rPr>
+                <w:sz w:val="19"/>
+                <w:szCs w:val="19"/>
+              </w:rPr>
+              <w:t xml:space="preserve"> </w:t>
+            </w:r>
+            <w:r>
+              <w:rPr>
+                <w:sz w:val="19"/>
+                <w:szCs w:val="19"/>
+              </w:rPr>
+              <w:t xml:space="preserve">Neplatí to všade: pri samotnom titulku váhy SVM zhoršili </w:t>
+            </w:r>
+            <w:r>
+              <w:rPr>
+                <w:sz w:val="19"/>
+                <w:szCs w:val="19"/>
+              </w:rPr>
+              <w:lastRenderedPageBreak/>
+              <w:t xml:space="preserve">(0,681 → 0,633) a v ST2 bol na validácii lepší SVM bez váh (0,429 </w:t>
+            </w:r>
+            <w:proofErr w:type="spellStart"/>
+            <w:r>
+              <w:rPr>
+                <w:sz w:val="19"/>
+                <w:szCs w:val="19"/>
+              </w:rPr>
+              <w:t>vs</w:t>
+            </w:r>
+            <w:proofErr w:type="spellEnd"/>
+            <w:r>
+              <w:rPr>
+                <w:sz w:val="19"/>
+                <w:szCs w:val="19"/>
+              </w:rPr>
+              <w:t xml:space="preserve"> 0,416).</w:t>
+            </w:r>
           </w:p>
         </w:tc>
       </w:tr>
@@ -7232,6 +7571,7 @@
     <w:p>
       <w:pPr>
         <w:spacing w:after="120"/>
+        <w:jc w:val="both"/>
       </w:pPr>
       <w:r>
         <w:t>Reprodukovateľnosť: závislosti sú pripnuté v requirements.txt (</w:t>
@@ -7961,7 +8301,14 @@
                 <w:sz w:val="19"/>
                 <w:szCs w:val="19"/>
               </w:rPr>
-              <w:t>0,683</w:t>
+              <w:t>0,68</w:t>
+            </w:r>
+            <w:r>
+              <w:rPr>
+                <w:sz w:val="19"/>
+                <w:szCs w:val="19"/>
+              </w:rPr>
+              <w:t>2</w:t>
             </w:r>
           </w:p>
         </w:tc>
@@ -8451,7 +8798,14 @@
                 <w:sz w:val="19"/>
                 <w:szCs w:val="19"/>
               </w:rPr>
-              <w:t>0,634</w:t>
+              <w:t>0,63</w:t>
+            </w:r>
+            <w:r>
+              <w:rPr>
+                <w:sz w:val="19"/>
+                <w:szCs w:val="19"/>
+              </w:rPr>
+              <w:t>3</w:t>
             </w:r>
           </w:p>
         </w:tc>
@@ -8529,7 +8883,14 @@
                 <w:sz w:val="19"/>
                 <w:szCs w:val="19"/>
               </w:rPr>
-              <w:t>0,665</w:t>
+              <w:t>0,66</w:t>
+            </w:r>
+            <w:r>
+              <w:rPr>
+                <w:sz w:val="19"/>
+                <w:szCs w:val="19"/>
+              </w:rPr>
+              <w:t>4</w:t>
             </w:r>
           </w:p>
         </w:tc>
@@ -9075,6 +9436,7 @@
     <w:p>
       <w:pPr>
         <w:spacing w:after="120"/>
+        <w:jc w:val="both"/>
       </w:pPr>
       <w:r>
         <w:t xml:space="preserve">Interval rozdielu zahŕňa nulu v oboch </w:t>
@@ -9099,6 +9461,7 @@
     <w:p>
       <w:pPr>
         <w:spacing w:after="120"/>
+        <w:jc w:val="both"/>
       </w:pPr>
       <w:proofErr w:type="spellStart"/>
       <w:r>
@@ -9532,7 +9895,14 @@
                 <w:sz w:val="19"/>
                 <w:szCs w:val="19"/>
               </w:rPr>
-              <w:t>0,634</w:t>
+              <w:t>0,63</w:t>
+            </w:r>
+            <w:r>
+              <w:rPr>
+                <w:sz w:val="19"/>
+                <w:szCs w:val="19"/>
+              </w:rPr>
+              <w:t>3</w:t>
             </w:r>
           </w:p>
         </w:tc>
@@ -9722,9 +10092,16 @@
     <w:p>
       <w:pPr>
         <w:spacing w:after="120"/>
-      </w:pPr>
-      <w:r>
-        <w:t xml:space="preserve">Náš TF-IDF + LR len na titulku (0,634) je lepší než referencia organizátorov (0,498). Vysvetlenie je v nastaveniach: v ich notebooku sa používa predvolený </w:t>
+        <w:jc w:val="both"/>
+      </w:pPr>
+      <w:r>
+        <w:t>Náš TF-IDF + LR len na titulku (0,63</w:t>
+      </w:r>
+      <w:r>
+        <w:t>3</w:t>
+      </w:r>
+      <w:r>
+        <w:t xml:space="preserve">) je lepší než referencia organizátorov (0,498). Vysvetlenie je v nastaveniach: v ich notebooku sa používa predvolený </w:t>
       </w:r>
       <w:proofErr w:type="spellStart"/>
       <w:r>
@@ -9791,10 +10168,10 @@
           <w:noProof/>
         </w:rPr>
         <w:drawing>
-          <wp:inline distT="0" distB="0" distL="0" distR="0" wp14:anchorId="0A950769" wp14:editId="1249FC1F">
+          <wp:inline distT="0" distB="0" distL="0" distR="0" wp14:anchorId="0A950769" wp14:editId="0FEA2992">
             <wp:extent cx="5334000" cy="2314575"/>
             <wp:effectExtent l="0" t="0" r="0" b="0"/>
-            <wp:docPr id="1696536408" name="matica_zamen_hazard_category.png" descr="Obr. 5: Matica zámen pre hazard-category (SVM, test)." title="matica_zamen_hazard_category.png"/>
+            <wp:docPr id="1696536408" name="matica_zamen_hazard_category.png" descr="matica_zamen_hazard_category.png&#10;&#10;Obr. 5: Matica zámen pre hazard-category na testovacích dátach (vľavo LR, vpravo SVM)."/>
             <wp:cNvGraphicFramePr>
               <a:graphicFrameLocks xmlns:a="http://schemas.openxmlformats.org/drawingml/2006/main" noChangeAspect="1"/>
             </wp:cNvGraphicFramePr>
@@ -9802,7 +10179,7 @@
               <a:graphicData uri="http://schemas.openxmlformats.org/drawingml/2006/picture">
                 <pic:pic xmlns:pic="http://schemas.openxmlformats.org/drawingml/2006/picture">
                   <pic:nvPicPr>
-                    <pic:cNvPr id="0" name=""/>
+                    <pic:cNvPr id="1696536408" name="matica_zamen_hazard_category.png" descr="matica_zamen_hazard_category.png&#10;&#10;Obr. 5: Matica zámen pre hazard-category na testovacích dátach (vľavo LR, vpravo SVM)."/>
                     <pic:cNvPicPr>
                       <a:picLocks noChangeAspect="1" noChangeArrowheads="1"/>
                     </pic:cNvPicPr>
@@ -9842,7 +10219,16 @@
           <w:sz w:val="18"/>
           <w:szCs w:val="18"/>
         </w:rPr>
-        <w:t>Obr. 5: Matica zámen pre hazard-</w:t>
+        <w:t>Obr. 5: Matica</w:t>
+      </w:r>
+      <w:r>
+        <w:rPr>
+          <w:i/>
+          <w:iCs/>
+          <w:sz w:val="18"/>
+          <w:szCs w:val="18"/>
+        </w:rPr>
+        <w:t xml:space="preserve"> zámen pre hazard-</w:t>
       </w:r>
       <w:proofErr w:type="spellStart"/>
       <w:r>
@@ -9862,7 +10248,16 @@
           <w:sz w:val="18"/>
           <w:szCs w:val="18"/>
         </w:rPr>
-        <w:t xml:space="preserve"> (SVM, test).</w:t>
+        <w:t xml:space="preserve"> na testovacích dátach (vľavo LR, vpravo SVM</w:t>
+      </w:r>
+      <w:r>
+        <w:rPr>
+          <w:i/>
+          <w:iCs/>
+          <w:sz w:val="18"/>
+          <w:szCs w:val="18"/>
+        </w:rPr>
+        <w:t>).</w:t>
       </w:r>
     </w:p>
     <w:p>
@@ -9952,6 +10347,7 @@
     <w:p>
       <w:pPr>
         <w:spacing w:after="120"/>
+        <w:jc w:val="both"/>
       </w:pPr>
       <w:r>
         <w:t>Čo sme zmerali v dátach:</w:t>
@@ -9965,6 +10361,7 @@
           <w:numId w:val="2"/>
         </w:numPr>
         <w:spacing w:after="60"/>
+        <w:jc w:val="both"/>
       </w:pPr>
       <w:r>
         <w:t>SVM urobil na hazard-</w:t>
@@ -10018,6 +10415,7 @@
           <w:numId w:val="2"/>
         </w:numPr>
         <w:spacing w:after="60"/>
+        <w:jc w:val="both"/>
       </w:pPr>
       <w:r>
         <w:t xml:space="preserve">V </w:t>
@@ -10087,6 +10485,7 @@
           <w:numId w:val="2"/>
         </w:numPr>
         <w:spacing w:after="60"/>
+        <w:jc w:val="both"/>
       </w:pPr>
       <w:proofErr w:type="spellStart"/>
       <w:r>
@@ -10177,6 +10576,7 @@
           <w:numId w:val="2"/>
         </w:numPr>
         <w:spacing w:after="60"/>
+        <w:jc w:val="both"/>
       </w:pPr>
       <w:r>
         <w:t xml:space="preserve">Výkon ST2 rastie s počtom príkladov triedy (obr. 6). Produkty, ktoré sa v </w:t>
@@ -10193,9 +10593,13 @@
     <w:p>
       <w:pPr>
         <w:spacing w:after="120"/>
-      </w:pPr>
-      <w:r>
-        <w:t>Pri 20 vybraných chybách (10 pre hazard-</w:t>
+        <w:jc w:val="both"/>
+      </w:pPr>
+      <w:r>
+        <w:t xml:space="preserve">Pri 20 </w:t>
+      </w:r>
+      <w:r>
+        <w:t>chybách logistickej regresie, ktoré notebook vybral náhodne so SEED = 42 (10 chýb v hazard-</w:t>
       </w:r>
       <w:proofErr w:type="spellStart"/>
       <w:r>
@@ -10203,7 +10607,7 @@
       </w:r>
       <w:proofErr w:type="spellEnd"/>
       <w:r>
-        <w:t xml:space="preserve"> a 10 pre </w:t>
+        <w:t xml:space="preserve"> a 10 chýb v </w:t>
       </w:r>
       <w:proofErr w:type="spellStart"/>
       <w:r>
@@ -10211,7 +10615,10 @@
       </w:r>
       <w:proofErr w:type="spellEnd"/>
       <w:r>
-        <w:t xml:space="preserve">, súbor </w:t>
+        <w:t xml:space="preserve"> pri správne určenom riziku, súbor</w:t>
+      </w:r>
+      <w:r>
+        <w:t xml:space="preserve"> </w:t>
       </w:r>
       <w:proofErr w:type="spellStart"/>
       <w:r>
@@ -10551,6 +10958,7 @@
                 <w:sz w:val="19"/>
                 <w:szCs w:val="19"/>
               </w:rPr>
+              <w:lastRenderedPageBreak/>
               <w:t>hazard-</w:t>
             </w:r>
             <w:proofErr w:type="spellStart"/>
@@ -10711,7 +11119,6 @@
                 <w:sz w:val="19"/>
                 <w:szCs w:val="19"/>
               </w:rPr>
-              <w:lastRenderedPageBreak/>
               <w:t>hazard-</w:t>
             </w:r>
             <w:proofErr w:type="spellStart"/>
@@ -11470,6 +11877,7 @@
     <w:p>
       <w:pPr>
         <w:spacing w:after="120"/>
+        <w:jc w:val="both"/>
       </w:pPr>
       <w:r>
         <w:t>Z toho plynie hlavný záver: polovica analyzovaných chýb v hazard-</w:t>
@@ -11542,6 +11950,7 @@
     <w:p>
       <w:pPr>
         <w:spacing w:after="120"/>
+        <w:jc w:val="both"/>
       </w:pPr>
       <w:r>
         <w:t>Poznámka: 20 chýb nie je reprezentatívna vzorka, ide o ručne vybrané ukážky. Pomery v tabuľke preto neinterpretujeme ako podiely všetkých chýb.</w:t>
@@ -11549,9 +11958,100 @@
     </w:p>
     <w:p>
       <w:pPr>
+        <w:spacing w:after="120"/>
+        <w:jc w:val="both"/>
+      </w:pPr>
+    </w:p>
+    <w:p>
+      <w:pPr>
+        <w:spacing w:after="120"/>
+        <w:jc w:val="both"/>
+      </w:pPr>
+    </w:p>
+    <w:p>
+      <w:pPr>
+        <w:spacing w:after="120"/>
+        <w:jc w:val="both"/>
+      </w:pPr>
+    </w:p>
+    <w:p>
+      <w:pPr>
+        <w:spacing w:after="120"/>
+        <w:jc w:val="both"/>
+      </w:pPr>
+    </w:p>
+    <w:p>
+      <w:pPr>
+        <w:spacing w:after="120"/>
+        <w:jc w:val="both"/>
+      </w:pPr>
+    </w:p>
+    <w:p>
+      <w:pPr>
+        <w:spacing w:after="120"/>
+        <w:jc w:val="both"/>
+      </w:pPr>
+    </w:p>
+    <w:p>
+      <w:pPr>
+        <w:spacing w:after="120"/>
+        <w:jc w:val="both"/>
+      </w:pPr>
+    </w:p>
+    <w:p>
+      <w:pPr>
+        <w:spacing w:after="120"/>
+        <w:jc w:val="both"/>
+      </w:pPr>
+    </w:p>
+    <w:p>
+      <w:pPr>
+        <w:spacing w:after="120"/>
+        <w:jc w:val="both"/>
+      </w:pPr>
+    </w:p>
+    <w:p>
+      <w:pPr>
+        <w:spacing w:after="120"/>
+        <w:jc w:val="both"/>
+      </w:pPr>
+    </w:p>
+    <w:p>
+      <w:pPr>
+        <w:spacing w:after="120"/>
+        <w:jc w:val="both"/>
+      </w:pPr>
+    </w:p>
+    <w:p>
+      <w:pPr>
+        <w:spacing w:after="120"/>
+        <w:jc w:val="both"/>
+      </w:pPr>
+    </w:p>
+    <w:p>
+      <w:pPr>
+        <w:spacing w:after="120"/>
+        <w:jc w:val="both"/>
+      </w:pPr>
+    </w:p>
+    <w:p>
+      <w:pPr>
+        <w:spacing w:after="120"/>
+        <w:jc w:val="both"/>
+      </w:pPr>
+    </w:p>
+    <w:p>
+      <w:pPr>
+        <w:spacing w:after="120"/>
+        <w:jc w:val="both"/>
+      </w:pPr>
+    </w:p>
+    <w:p>
+      <w:pPr>
         <w:pStyle w:val="Nadpis1"/>
       </w:pPr>
       <w:r>
+        <w:lastRenderedPageBreak/>
         <w:t xml:space="preserve">7. Čo nám </w:t>
       </w:r>
       <w:proofErr w:type="spellStart"/>
@@ -11599,12 +12099,6 @@
         <w:gridCol w:w="2926"/>
       </w:tblGrid>
       <w:tr>
-        <w:tblPrEx>
-          <w:tblCellMar>
-            <w:top w:w="0" w:type="dxa"/>
-            <w:bottom w:w="0" w:type="dxa"/>
-          </w:tblCellMar>
-        </w:tblPrEx>
         <w:trPr>
           <w:tblHeader/>
         </w:trPr>
@@ -11697,12 +12191,6 @@
         </w:tc>
       </w:tr>
       <w:tr>
-        <w:tblPrEx>
-          <w:tblCellMar>
-            <w:top w:w="0" w:type="dxa"/>
-            <w:bottom w:w="0" w:type="dxa"/>
-          </w:tblCellMar>
-        </w:tblPrEx>
         <w:tc>
           <w:tcPr>
             <w:tcW w:w="3300" w:type="dxa"/>
@@ -11911,12 +12399,6 @@
         </w:tc>
       </w:tr>
       <w:tr>
-        <w:tblPrEx>
-          <w:tblCellMar>
-            <w:top w:w="0" w:type="dxa"/>
-            <w:bottom w:w="0" w:type="dxa"/>
-          </w:tblCellMar>
-        </w:tblPrEx>
         <w:tc>
           <w:tcPr>
             <w:tcW w:w="3300" w:type="dxa"/>
@@ -12029,12 +12511,6 @@
         </w:tc>
       </w:tr>
       <w:tr>
-        <w:tblPrEx>
-          <w:tblCellMar>
-            <w:top w:w="0" w:type="dxa"/>
-            <w:bottom w:w="0" w:type="dxa"/>
-          </w:tblCellMar>
-        </w:tblPrEx>
         <w:tc>
           <w:tcPr>
             <w:tcW w:w="3300" w:type="dxa"/>
@@ -12147,12 +12623,6 @@
         </w:tc>
       </w:tr>
       <w:tr>
-        <w:tblPrEx>
-          <w:tblCellMar>
-            <w:top w:w="0" w:type="dxa"/>
-            <w:bottom w:w="0" w:type="dxa"/>
-          </w:tblCellMar>
-        </w:tblPrEx>
         <w:tc>
           <w:tcPr>
             <w:tcW w:w="3300" w:type="dxa"/>
@@ -12233,12 +12703,6 @@
         </w:tc>
       </w:tr>
       <w:tr>
-        <w:tblPrEx>
-          <w:tblCellMar>
-            <w:top w:w="0" w:type="dxa"/>
-            <w:bottom w:w="0" w:type="dxa"/>
-          </w:tblCellMar>
-        </w:tblPrEx>
         <w:tc>
           <w:tcPr>
             <w:tcW w:w="3300" w:type="dxa"/>
@@ -12438,1103 +12902,89 @@
     </w:p>
     <w:p>
       <w:pPr>
-        <w:pStyle w:val="Nadpis1"/>
-      </w:pPr>
-      <w:r>
-        <w:lastRenderedPageBreak/>
-        <w:t>Príloha A: použitie LLM a AI nástrojov</w:t>
-      </w:r>
-    </w:p>
-    <w:p>
-      <w:pPr>
-        <w:spacing w:after="120"/>
-      </w:pPr>
-      <w:r>
-        <w:t xml:space="preserve">Čo AI robila: navrhla štruktúru a plán, zostavila a prepísala text správy a podkladov z obsahu repozitára, overila fakty o článkoch podľa ich stránok a spustila kód na kontrolu výsledkov. </w:t>
-      </w:r>
-    </w:p>
-    <w:tbl>
-      <w:tblPr>
-        <w:tblW w:w="9495" w:type="dxa"/>
-        <w:tblBorders>
-          <w:top w:val="single" w:sz="4" w:space="0" w:color="auto"/>
-          <w:left w:val="single" w:sz="4" w:space="0" w:color="auto"/>
-          <w:bottom w:val="single" w:sz="4" w:space="0" w:color="auto"/>
-          <w:right w:val="single" w:sz="4" w:space="0" w:color="auto"/>
-          <w:insideH w:val="single" w:sz="4" w:space="0" w:color="auto"/>
-          <w:insideV w:val="single" w:sz="4" w:space="0" w:color="auto"/>
-        </w:tblBorders>
-        <w:tblCellMar>
-          <w:left w:w="10" w:type="dxa"/>
-          <w:right w:w="10" w:type="dxa"/>
-        </w:tblCellMar>
-        <w:tblLook w:val="0000" w:firstRow="0" w:lastRow="0" w:firstColumn="0" w:lastColumn="0" w:noHBand="0" w:noVBand="0"/>
-      </w:tblPr>
-      <w:tblGrid>
-        <w:gridCol w:w="4423"/>
-        <w:gridCol w:w="5072"/>
-      </w:tblGrid>
-      <w:tr>
-        <w:trPr>
-          <w:trHeight w:val="236"/>
-          <w:tblHeader/>
-        </w:trPr>
-        <w:tc>
-          <w:tcPr>
-            <w:tcW w:w="4423" w:type="dxa"/>
-            <w:tcBorders>
-              <w:top w:val="single" w:sz="4" w:space="0" w:color="BBBBBB"/>
-              <w:left w:val="single" w:sz="4" w:space="0" w:color="BBBBBB"/>
-              <w:bottom w:val="single" w:sz="4" w:space="0" w:color="BBBBBB"/>
-              <w:right w:val="single" w:sz="4" w:space="0" w:color="BBBBBB"/>
-            </w:tcBorders>
-            <w:shd w:val="clear" w:color="auto" w:fill="E8EEF4"/>
-            <w:tcMar>
-              <w:top w:w="50" w:type="dxa"/>
-              <w:left w:w="90" w:type="dxa"/>
-              <w:bottom w:w="50" w:type="dxa"/>
-              <w:right w:w="90" w:type="dxa"/>
-            </w:tcMar>
-          </w:tcPr>
-          <w:p>
-            <w:pPr>
-              <w:rPr>
-                <w:sz w:val="20"/>
-                <w:szCs w:val="20"/>
-              </w:rPr>
-            </w:pPr>
-            <w:proofErr w:type="spellStart"/>
-            <w:r>
-              <w:rPr>
-                <w:b/>
-                <w:bCs/>
-                <w:sz w:val="20"/>
-                <w:szCs w:val="20"/>
-              </w:rPr>
-              <w:t>Prompt</w:t>
-            </w:r>
-            <w:proofErr w:type="spellEnd"/>
-            <w:r>
-              <w:rPr>
-                <w:b/>
-                <w:bCs/>
-                <w:sz w:val="20"/>
-                <w:szCs w:val="20"/>
-              </w:rPr>
-              <w:t xml:space="preserve"> (doslovne)</w:t>
-            </w:r>
-          </w:p>
-        </w:tc>
-        <w:tc>
-          <w:tcPr>
-            <w:tcW w:w="5072" w:type="dxa"/>
-            <w:tcBorders>
-              <w:top w:val="single" w:sz="4" w:space="0" w:color="BBBBBB"/>
-              <w:left w:val="single" w:sz="4" w:space="0" w:color="BBBBBB"/>
-              <w:bottom w:val="single" w:sz="4" w:space="0" w:color="BBBBBB"/>
-              <w:right w:val="single" w:sz="4" w:space="0" w:color="BBBBBB"/>
-            </w:tcBorders>
-            <w:shd w:val="clear" w:color="auto" w:fill="E8EEF4"/>
-            <w:tcMar>
-              <w:top w:w="50" w:type="dxa"/>
-              <w:left w:w="90" w:type="dxa"/>
-              <w:bottom w:w="50" w:type="dxa"/>
-              <w:right w:w="90" w:type="dxa"/>
-            </w:tcMar>
-          </w:tcPr>
-          <w:p>
-            <w:pPr>
-              <w:rPr>
-                <w:sz w:val="20"/>
-                <w:szCs w:val="20"/>
-              </w:rPr>
-            </w:pPr>
-            <w:r>
-              <w:rPr>
-                <w:b/>
-                <w:bCs/>
-                <w:sz w:val="20"/>
-                <w:szCs w:val="20"/>
-              </w:rPr>
-              <w:t>Výstup a ako sa použil</w:t>
-            </w:r>
-          </w:p>
-        </w:tc>
-      </w:tr>
-      <w:tr>
-        <w:trPr>
-          <w:trHeight w:val="1110"/>
-        </w:trPr>
-        <w:tc>
-          <w:tcPr>
-            <w:tcW w:w="4423" w:type="dxa"/>
-            <w:tcBorders>
-              <w:top w:val="single" w:sz="4" w:space="0" w:color="BBBBBB"/>
-              <w:left w:val="single" w:sz="4" w:space="0" w:color="BBBBBB"/>
-              <w:bottom w:val="single" w:sz="4" w:space="0" w:color="BBBBBB"/>
-              <w:right w:val="single" w:sz="4" w:space="0" w:color="BBBBBB"/>
-            </w:tcBorders>
-            <w:tcMar>
-              <w:top w:w="50" w:type="dxa"/>
-              <w:left w:w="90" w:type="dxa"/>
-              <w:bottom w:w="50" w:type="dxa"/>
-              <w:right w:w="90" w:type="dxa"/>
-            </w:tcMar>
-          </w:tcPr>
-          <w:p>
-            <w:pPr>
-              <w:rPr>
-                <w:sz w:val="20"/>
-                <w:szCs w:val="20"/>
-              </w:rPr>
-            </w:pPr>
-            <w:r>
-              <w:rPr>
-                <w:sz w:val="20"/>
-                <w:szCs w:val="20"/>
-              </w:rPr>
-              <w:t xml:space="preserve">„Toto je naša </w:t>
-            </w:r>
-            <w:proofErr w:type="spellStart"/>
-            <w:r>
-              <w:rPr>
-                <w:sz w:val="20"/>
-                <w:szCs w:val="20"/>
-              </w:rPr>
-              <w:t>tema</w:t>
-            </w:r>
-            <w:proofErr w:type="spellEnd"/>
-            <w:r>
-              <w:rPr>
-                <w:sz w:val="20"/>
-                <w:szCs w:val="20"/>
-              </w:rPr>
-              <w:t xml:space="preserve"> na zadanie pre náš predmet. Ideme robiť etapu 1 pre náš projekt. Dany projekt budeme robiť 3, takže potrebujem </w:t>
-            </w:r>
-            <w:proofErr w:type="spellStart"/>
-            <w:r>
-              <w:rPr>
-                <w:sz w:val="20"/>
-                <w:szCs w:val="20"/>
-              </w:rPr>
-              <w:t>pracu</w:t>
-            </w:r>
-            <w:proofErr w:type="spellEnd"/>
-            <w:r>
-              <w:rPr>
-                <w:sz w:val="20"/>
-                <w:szCs w:val="20"/>
-              </w:rPr>
-              <w:t xml:space="preserve"> na etape 1 rozdeliť medzi 3 osoby</w:t>
-            </w:r>
-            <w:r>
-              <w:rPr>
-                <w:sz w:val="20"/>
-                <w:szCs w:val="20"/>
-              </w:rPr>
-              <w:t xml:space="preserve">. </w:t>
-            </w:r>
-            <w:r>
-              <w:rPr>
-                <w:sz w:val="20"/>
-                <w:szCs w:val="20"/>
-              </w:rPr>
-              <w:t>(s prílohou zadania)</w:t>
-            </w:r>
-          </w:p>
-        </w:tc>
-        <w:tc>
-          <w:tcPr>
-            <w:tcW w:w="5072" w:type="dxa"/>
-            <w:tcBorders>
-              <w:top w:val="single" w:sz="4" w:space="0" w:color="BBBBBB"/>
-              <w:left w:val="single" w:sz="4" w:space="0" w:color="BBBBBB"/>
-              <w:bottom w:val="single" w:sz="4" w:space="0" w:color="BBBBBB"/>
-              <w:right w:val="single" w:sz="4" w:space="0" w:color="BBBBBB"/>
-            </w:tcBorders>
-            <w:tcMar>
-              <w:top w:w="50" w:type="dxa"/>
-              <w:left w:w="90" w:type="dxa"/>
-              <w:bottom w:w="50" w:type="dxa"/>
-              <w:right w:w="90" w:type="dxa"/>
-            </w:tcMar>
-          </w:tcPr>
-          <w:p>
-            <w:pPr>
-              <w:rPr>
-                <w:sz w:val="20"/>
-                <w:szCs w:val="20"/>
-              </w:rPr>
-            </w:pPr>
-            <w:r>
-              <w:rPr>
-                <w:sz w:val="20"/>
-                <w:szCs w:val="20"/>
-              </w:rPr>
-              <w:t>Plán a rozdelenie úloh pre 3 osoby; použité ako kostra práce.</w:t>
-            </w:r>
-          </w:p>
-        </w:tc>
-      </w:tr>
-      <w:tr>
-        <w:trPr>
-          <w:trHeight w:val="1494"/>
-        </w:trPr>
-        <w:tc>
-          <w:tcPr>
-            <w:tcW w:w="4423" w:type="dxa"/>
-            <w:tcBorders>
-              <w:top w:val="single" w:sz="4" w:space="0" w:color="BBBBBB"/>
-              <w:left w:val="single" w:sz="4" w:space="0" w:color="BBBBBB"/>
-              <w:bottom w:val="single" w:sz="4" w:space="0" w:color="BBBBBB"/>
-              <w:right w:val="single" w:sz="4" w:space="0" w:color="BBBBBB"/>
-            </w:tcBorders>
-            <w:tcMar>
-              <w:top w:w="50" w:type="dxa"/>
-              <w:left w:w="90" w:type="dxa"/>
-              <w:bottom w:w="50" w:type="dxa"/>
-              <w:right w:w="90" w:type="dxa"/>
-            </w:tcMar>
-          </w:tcPr>
-          <w:p>
-            <w:pPr>
-              <w:rPr>
-                <w:sz w:val="20"/>
-                <w:szCs w:val="20"/>
-              </w:rPr>
-            </w:pPr>
-            <w:r>
-              <w:rPr>
-                <w:sz w:val="20"/>
-                <w:szCs w:val="20"/>
-              </w:rPr>
-              <w:t xml:space="preserve">Mám TF-IDF príznaky pre asi 5 000 textov a klasifikujem do 128 tried (aj 22 a 10 v hrubšej úlohe). Používam </w:t>
-            </w:r>
-            <w:proofErr w:type="spellStart"/>
-            <w:r>
-              <w:rPr>
-                <w:sz w:val="20"/>
-                <w:szCs w:val="20"/>
-              </w:rPr>
-              <w:t>LinearSVC</w:t>
-            </w:r>
-            <w:proofErr w:type="spellEnd"/>
-            <w:r>
-              <w:rPr>
-                <w:sz w:val="20"/>
-                <w:szCs w:val="20"/>
-              </w:rPr>
-              <w:t xml:space="preserve"> a logistickú regresiu. Aké hodnoty parametra C a </w:t>
-            </w:r>
-            <w:proofErr w:type="spellStart"/>
-            <w:r>
-              <w:rPr>
-                <w:sz w:val="20"/>
-                <w:szCs w:val="20"/>
-              </w:rPr>
-              <w:t>class_weight</w:t>
-            </w:r>
-            <w:proofErr w:type="spellEnd"/>
-            <w:r>
-              <w:rPr>
-                <w:sz w:val="20"/>
-                <w:szCs w:val="20"/>
-              </w:rPr>
-              <w:t xml:space="preserve"> má zmysel vyskúšať, aby sme nemali veľkú mriežku? Pri každej voľbe daj jednu vetu prečo.</w:t>
-            </w:r>
-          </w:p>
-        </w:tc>
-        <w:tc>
-          <w:tcPr>
-            <w:tcW w:w="5072" w:type="dxa"/>
-            <w:tcBorders>
-              <w:top w:val="single" w:sz="4" w:space="0" w:color="BBBBBB"/>
-              <w:left w:val="single" w:sz="4" w:space="0" w:color="BBBBBB"/>
-              <w:bottom w:val="single" w:sz="4" w:space="0" w:color="BBBBBB"/>
-              <w:right w:val="single" w:sz="4" w:space="0" w:color="BBBBBB"/>
-            </w:tcBorders>
-            <w:tcMar>
-              <w:top w:w="50" w:type="dxa"/>
-              <w:left w:w="90" w:type="dxa"/>
-              <w:bottom w:w="50" w:type="dxa"/>
-              <w:right w:w="90" w:type="dxa"/>
-            </w:tcMar>
-          </w:tcPr>
-          <w:p>
-            <w:pPr>
-              <w:rPr>
-                <w:sz w:val="20"/>
-                <w:szCs w:val="20"/>
-              </w:rPr>
-            </w:pPr>
-            <w:r>
-              <w:rPr>
-                <w:sz w:val="20"/>
-                <w:szCs w:val="20"/>
-              </w:rPr>
-              <w:t xml:space="preserve">Tri hodnoty C a dve nastavenia </w:t>
-            </w:r>
-            <w:proofErr w:type="spellStart"/>
-            <w:r>
-              <w:rPr>
-                <w:sz w:val="20"/>
-                <w:szCs w:val="20"/>
-              </w:rPr>
-              <w:t>class_weight</w:t>
-            </w:r>
-            <w:proofErr w:type="spellEnd"/>
-            <w:r>
-              <w:rPr>
-                <w:sz w:val="20"/>
-                <w:szCs w:val="20"/>
-              </w:rPr>
-              <w:t xml:space="preserve"> s krátkym zdôvodnením a poznámkou, že väčšie C trvá dlhšie.</w:t>
-            </w:r>
-          </w:p>
-          <w:p>
-            <w:pPr>
-              <w:rPr>
-                <w:sz w:val="20"/>
-                <w:szCs w:val="20"/>
-              </w:rPr>
-            </w:pPr>
-          </w:p>
-        </w:tc>
-      </w:tr>
-      <w:tr>
-        <w:trPr>
-          <w:trHeight w:val="1441"/>
-        </w:trPr>
-        <w:tc>
-          <w:tcPr>
-            <w:tcW w:w="4423" w:type="dxa"/>
-            <w:tcBorders>
-              <w:top w:val="single" w:sz="4" w:space="0" w:color="BBBBBB"/>
-              <w:left w:val="single" w:sz="4" w:space="0" w:color="BBBBBB"/>
-              <w:bottom w:val="single" w:sz="4" w:space="0" w:color="BBBBBB"/>
-              <w:right w:val="single" w:sz="4" w:space="0" w:color="BBBBBB"/>
-            </w:tcBorders>
-            <w:tcMar>
-              <w:top w:w="50" w:type="dxa"/>
-              <w:left w:w="90" w:type="dxa"/>
-              <w:bottom w:w="50" w:type="dxa"/>
-              <w:right w:w="90" w:type="dxa"/>
-            </w:tcMar>
-          </w:tcPr>
-          <w:p>
-            <w:pPr>
-              <w:rPr>
-                <w:sz w:val="20"/>
-                <w:szCs w:val="20"/>
-              </w:rPr>
-            </w:pPr>
-            <w:r>
-              <w:rPr>
-                <w:sz w:val="20"/>
-                <w:szCs w:val="20"/>
-              </w:rPr>
-              <w:t>Logistická regresia (</w:t>
-            </w:r>
-            <w:proofErr w:type="spellStart"/>
-            <w:r>
-              <w:rPr>
-                <w:sz w:val="20"/>
-                <w:szCs w:val="20"/>
-              </w:rPr>
-              <w:t>OneVsRest</w:t>
-            </w:r>
-            <w:proofErr w:type="spellEnd"/>
-            <w:r>
-              <w:rPr>
-                <w:sz w:val="20"/>
-                <w:szCs w:val="20"/>
-              </w:rPr>
-              <w:t xml:space="preserve">, </w:t>
-            </w:r>
-            <w:proofErr w:type="spellStart"/>
-            <w:r>
-              <w:rPr>
-                <w:sz w:val="20"/>
-                <w:szCs w:val="20"/>
-              </w:rPr>
-              <w:t>liblinear</w:t>
-            </w:r>
-            <w:proofErr w:type="spellEnd"/>
-            <w:r>
-              <w:rPr>
-                <w:sz w:val="20"/>
-                <w:szCs w:val="20"/>
-              </w:rPr>
-              <w:t xml:space="preserve">, C=10) mi v notebooku beží asi 4 minúty a </w:t>
-            </w:r>
-            <w:proofErr w:type="spellStart"/>
-            <w:r>
-              <w:rPr>
-                <w:sz w:val="20"/>
-                <w:szCs w:val="20"/>
-              </w:rPr>
-              <w:t>LinearSVC</w:t>
-            </w:r>
-            <w:proofErr w:type="spellEnd"/>
-            <w:r>
-              <w:rPr>
-                <w:sz w:val="20"/>
-                <w:szCs w:val="20"/>
-              </w:rPr>
-              <w:t xml:space="preserve"> len minútu. Dá sa to nejako zrýchliť tak, aby sa nezmenili výsledky? Rozdeľ to na veci, ktoré výsledky nemenia, a veci, ktoré ich zmeniť môžu</w:t>
-            </w:r>
-          </w:p>
-        </w:tc>
-        <w:tc>
-          <w:tcPr>
-            <w:tcW w:w="5072" w:type="dxa"/>
-            <w:tcBorders>
-              <w:top w:val="single" w:sz="4" w:space="0" w:color="BBBBBB"/>
-              <w:left w:val="single" w:sz="4" w:space="0" w:color="BBBBBB"/>
-              <w:bottom w:val="single" w:sz="4" w:space="0" w:color="BBBBBB"/>
-              <w:right w:val="single" w:sz="4" w:space="0" w:color="BBBBBB"/>
-            </w:tcBorders>
-            <w:tcMar>
-              <w:top w:w="50" w:type="dxa"/>
-              <w:left w:w="90" w:type="dxa"/>
-              <w:bottom w:w="50" w:type="dxa"/>
-              <w:right w:w="90" w:type="dxa"/>
-            </w:tcMar>
-          </w:tcPr>
-          <w:p>
-            <w:pPr>
-              <w:rPr>
-                <w:sz w:val="20"/>
-                <w:szCs w:val="20"/>
-              </w:rPr>
-            </w:pPr>
-            <w:r>
-              <w:rPr>
-                <w:sz w:val="20"/>
-                <w:szCs w:val="20"/>
-              </w:rPr>
-              <w:t>Dva krátke zoznamy: zásahy, ktoré výsledky nemenia, a zásahy, ktoré ich môžu zmeniť, s tipom, ako porovnať predikcie pred a po.</w:t>
-            </w:r>
-          </w:p>
-          <w:p>
-            <w:pPr>
-              <w:rPr>
-                <w:sz w:val="20"/>
-                <w:szCs w:val="20"/>
-              </w:rPr>
-            </w:pPr>
-          </w:p>
-        </w:tc>
-      </w:tr>
-      <w:tr>
-        <w:trPr>
-          <w:trHeight w:val="916"/>
-        </w:trPr>
-        <w:tc>
-          <w:tcPr>
-            <w:tcW w:w="4423" w:type="dxa"/>
-            <w:tcBorders>
-              <w:top w:val="single" w:sz="4" w:space="0" w:color="BBBBBB"/>
-              <w:left w:val="single" w:sz="4" w:space="0" w:color="BBBBBB"/>
-              <w:bottom w:val="single" w:sz="4" w:space="0" w:color="BBBBBB"/>
-              <w:right w:val="single" w:sz="4" w:space="0" w:color="BBBBBB"/>
-            </w:tcBorders>
-            <w:tcMar>
-              <w:top w:w="50" w:type="dxa"/>
-              <w:left w:w="90" w:type="dxa"/>
-              <w:bottom w:w="50" w:type="dxa"/>
-              <w:right w:w="90" w:type="dxa"/>
-            </w:tcMar>
-          </w:tcPr>
-          <w:p>
-            <w:pPr>
-              <w:rPr>
-                <w:sz w:val="20"/>
-                <w:szCs w:val="20"/>
-              </w:rPr>
-            </w:pPr>
-            <w:r>
-              <w:rPr>
-                <w:sz w:val="20"/>
-                <w:szCs w:val="20"/>
-              </w:rPr>
-              <w:t>Tu je naše README (časť Spustenie), requirements.txt a zoznam súborov v projekte. Predstav si, že to nikto z nás nikdy nevidel. Kde by sa zasekol? A čo v kóde môže spôsobiť, že dva behy dajú trochu iné výsledky?</w:t>
-            </w:r>
-          </w:p>
-          <w:p>
-            <w:pPr>
-              <w:rPr>
-                <w:sz w:val="20"/>
-                <w:szCs w:val="20"/>
-              </w:rPr>
-            </w:pPr>
-            <w:r>
-              <w:rPr>
-                <w:sz w:val="20"/>
-                <w:szCs w:val="20"/>
-              </w:rPr>
-              <w:t>[README, requirements.txt, zoznam súborov]</w:t>
-            </w:r>
-          </w:p>
-        </w:tc>
-        <w:tc>
-          <w:tcPr>
-            <w:tcW w:w="5072" w:type="dxa"/>
-            <w:tcBorders>
-              <w:top w:val="single" w:sz="4" w:space="0" w:color="BBBBBB"/>
-              <w:left w:val="single" w:sz="4" w:space="0" w:color="BBBBBB"/>
-              <w:bottom w:val="single" w:sz="4" w:space="0" w:color="BBBBBB"/>
-              <w:right w:val="single" w:sz="4" w:space="0" w:color="BBBBBB"/>
-            </w:tcBorders>
-            <w:tcMar>
-              <w:top w:w="50" w:type="dxa"/>
-              <w:left w:w="90" w:type="dxa"/>
-              <w:bottom w:w="50" w:type="dxa"/>
-              <w:right w:w="90" w:type="dxa"/>
-            </w:tcMar>
-          </w:tcPr>
-          <w:p>
-            <w:pPr>
-              <w:rPr>
-                <w:sz w:val="20"/>
-                <w:szCs w:val="20"/>
-              </w:rPr>
-            </w:pPr>
-            <w:r>
-              <w:rPr>
-                <w:sz w:val="20"/>
-                <w:szCs w:val="20"/>
-              </w:rPr>
-              <w:t>Zoznam krokov, ktoré nie sú jasné, a zoznam miest, kde môže vzniknúť náhodnosť, s odporúčaním ako to otestovať.</w:t>
-            </w:r>
-          </w:p>
-          <w:p>
-            <w:pPr>
-              <w:rPr>
-                <w:sz w:val="20"/>
-                <w:szCs w:val="20"/>
-              </w:rPr>
-            </w:pPr>
-          </w:p>
-        </w:tc>
-      </w:tr>
-      <w:tr>
-        <w:trPr>
-          <w:trHeight w:val="1152"/>
-        </w:trPr>
-        <w:tc>
-          <w:tcPr>
-            <w:tcW w:w="4423" w:type="dxa"/>
-            <w:tcBorders>
-              <w:top w:val="single" w:sz="4" w:space="0" w:color="BBBBBB"/>
-              <w:left w:val="single" w:sz="4" w:space="0" w:color="BBBBBB"/>
-              <w:bottom w:val="single" w:sz="4" w:space="0" w:color="BBBBBB"/>
-              <w:right w:val="single" w:sz="4" w:space="0" w:color="BBBBBB"/>
-            </w:tcBorders>
-            <w:tcMar>
-              <w:top w:w="50" w:type="dxa"/>
-              <w:left w:w="90" w:type="dxa"/>
-              <w:bottom w:w="50" w:type="dxa"/>
-              <w:right w:w="90" w:type="dxa"/>
-            </w:tcMar>
-          </w:tcPr>
-          <w:p>
-            <w:pPr>
-              <w:rPr>
-                <w:sz w:val="20"/>
-                <w:szCs w:val="20"/>
-              </w:rPr>
-            </w:pPr>
-            <w:r>
-              <w:rPr>
-                <w:sz w:val="20"/>
-                <w:szCs w:val="20"/>
-              </w:rPr>
-              <w:t xml:space="preserve">Mám </w:t>
-            </w:r>
-            <w:proofErr w:type="spellStart"/>
-            <w:r>
-              <w:rPr>
-                <w:sz w:val="20"/>
-                <w:szCs w:val="20"/>
-              </w:rPr>
-              <w:t>dataset</w:t>
-            </w:r>
-            <w:proofErr w:type="spellEnd"/>
-            <w:r>
-              <w:rPr>
-                <w:sz w:val="20"/>
-                <w:szCs w:val="20"/>
-              </w:rPr>
-              <w:t xml:space="preserve"> o stiahnutiach potravín (title, text, </w:t>
-            </w:r>
-            <w:proofErr w:type="spellStart"/>
-            <w:r>
-              <w:rPr>
-                <w:sz w:val="20"/>
-                <w:szCs w:val="20"/>
-              </w:rPr>
-              <w:t>year</w:t>
-            </w:r>
-            <w:proofErr w:type="spellEnd"/>
-            <w:r>
-              <w:rPr>
-                <w:sz w:val="20"/>
-                <w:szCs w:val="20"/>
-              </w:rPr>
-              <w:t xml:space="preserve">, country a štyri stĺpce s triedami) a chcem pred modelovaním skontrolovať dáta. Navrhni päť kontrol a ku každej krátky </w:t>
-            </w:r>
-            <w:proofErr w:type="spellStart"/>
-            <w:r>
-              <w:rPr>
-                <w:sz w:val="20"/>
-                <w:szCs w:val="20"/>
-              </w:rPr>
-              <w:t>pandas</w:t>
-            </w:r>
-            <w:proofErr w:type="spellEnd"/>
-            <w:r>
-              <w:rPr>
-                <w:sz w:val="20"/>
-                <w:szCs w:val="20"/>
-              </w:rPr>
-              <w:t xml:space="preserve"> kód: dlhý chvost tried, duplicity medzi </w:t>
-            </w:r>
-            <w:proofErr w:type="spellStart"/>
-            <w:r>
-              <w:rPr>
-                <w:sz w:val="20"/>
-                <w:szCs w:val="20"/>
-              </w:rPr>
-              <w:t>train</w:t>
-            </w:r>
-            <w:proofErr w:type="spellEnd"/>
-            <w:r>
-              <w:rPr>
-                <w:sz w:val="20"/>
-                <w:szCs w:val="20"/>
-              </w:rPr>
-              <w:t xml:space="preserve"> a test, triedy, ktoré sú v teste a nie sú v </w:t>
-            </w:r>
-            <w:proofErr w:type="spellStart"/>
-            <w:r>
-              <w:rPr>
-                <w:sz w:val="20"/>
-                <w:szCs w:val="20"/>
-              </w:rPr>
-              <w:t>train</w:t>
-            </w:r>
-            <w:proofErr w:type="spellEnd"/>
-            <w:r>
-              <w:rPr>
-                <w:sz w:val="20"/>
-                <w:szCs w:val="20"/>
-              </w:rPr>
-              <w:t xml:space="preserve">, rozdelenie podľa krajín a rokov. </w:t>
-            </w:r>
-            <w:proofErr w:type="spellStart"/>
-            <w:r>
-              <w:rPr>
-                <w:sz w:val="20"/>
-                <w:szCs w:val="20"/>
-              </w:rPr>
-              <w:t>DataFrame</w:t>
-            </w:r>
-            <w:proofErr w:type="spellEnd"/>
-            <w:r>
-              <w:rPr>
-                <w:sz w:val="20"/>
-                <w:szCs w:val="20"/>
-              </w:rPr>
-              <w:t xml:space="preserve"> sa volá </w:t>
-            </w:r>
-            <w:proofErr w:type="spellStart"/>
-            <w:r>
-              <w:rPr>
-                <w:sz w:val="20"/>
-                <w:szCs w:val="20"/>
-              </w:rPr>
-              <w:t>train</w:t>
-            </w:r>
-            <w:proofErr w:type="spellEnd"/>
-            <w:r>
-              <w:rPr>
-                <w:sz w:val="20"/>
-                <w:szCs w:val="20"/>
-              </w:rPr>
-              <w:t xml:space="preserve"> a test.</w:t>
-            </w:r>
-          </w:p>
-        </w:tc>
-        <w:tc>
-          <w:tcPr>
-            <w:tcW w:w="5072" w:type="dxa"/>
-            <w:tcBorders>
-              <w:top w:val="single" w:sz="4" w:space="0" w:color="BBBBBB"/>
-              <w:left w:val="single" w:sz="4" w:space="0" w:color="BBBBBB"/>
-              <w:bottom w:val="single" w:sz="4" w:space="0" w:color="BBBBBB"/>
-              <w:right w:val="single" w:sz="4" w:space="0" w:color="BBBBBB"/>
-            </w:tcBorders>
-            <w:tcMar>
-              <w:top w:w="50" w:type="dxa"/>
-              <w:left w:w="90" w:type="dxa"/>
-              <w:bottom w:w="50" w:type="dxa"/>
-              <w:right w:w="90" w:type="dxa"/>
-            </w:tcMar>
-          </w:tcPr>
-          <w:p>
-            <w:pPr>
-              <w:rPr>
-                <w:sz w:val="20"/>
-                <w:szCs w:val="20"/>
-              </w:rPr>
-            </w:pPr>
-            <w:r>
-              <w:rPr>
-                <w:sz w:val="20"/>
-                <w:szCs w:val="20"/>
-              </w:rPr>
-              <w:t>Päť krátkych blokov kódu s vetou o tom, čo výsledok znamená pre model</w:t>
-            </w:r>
-          </w:p>
-        </w:tc>
-      </w:tr>
-      <w:tr>
-        <w:trPr>
-          <w:trHeight w:val="1135"/>
-        </w:trPr>
-        <w:tc>
-          <w:tcPr>
-            <w:tcW w:w="4423" w:type="dxa"/>
-            <w:tcBorders>
-              <w:top w:val="single" w:sz="4" w:space="0" w:color="BBBBBB"/>
-              <w:left w:val="single" w:sz="4" w:space="0" w:color="BBBBBB"/>
-              <w:bottom w:val="single" w:sz="4" w:space="0" w:color="BBBBBB"/>
-              <w:right w:val="single" w:sz="4" w:space="0" w:color="BBBBBB"/>
-            </w:tcBorders>
-            <w:tcMar>
-              <w:top w:w="50" w:type="dxa"/>
-              <w:left w:w="90" w:type="dxa"/>
-              <w:bottom w:w="50" w:type="dxa"/>
-              <w:right w:w="90" w:type="dxa"/>
-            </w:tcMar>
-          </w:tcPr>
-          <w:p>
-            <w:pPr>
-              <w:rPr>
-                <w:sz w:val="20"/>
-                <w:szCs w:val="20"/>
-              </w:rPr>
-            </w:pPr>
-            <w:r>
-              <w:rPr>
-                <w:sz w:val="20"/>
-                <w:szCs w:val="20"/>
-              </w:rPr>
-              <w:t xml:space="preserve">„Potrebujem aby si teraz prešiel všetky zmeny a spoločne upravili </w:t>
-            </w:r>
-            <w:proofErr w:type="spellStart"/>
-            <w:r>
-              <w:rPr>
-                <w:sz w:val="20"/>
-                <w:szCs w:val="20"/>
-              </w:rPr>
-              <w:t>danu</w:t>
-            </w:r>
-            <w:proofErr w:type="spellEnd"/>
-            <w:r>
-              <w:rPr>
-                <w:sz w:val="20"/>
-                <w:szCs w:val="20"/>
-              </w:rPr>
-              <w:t xml:space="preserve"> </w:t>
-            </w:r>
-            <w:proofErr w:type="spellStart"/>
-            <w:r>
-              <w:rPr>
-                <w:sz w:val="20"/>
-                <w:szCs w:val="20"/>
-              </w:rPr>
-              <w:t>dokumentaciu</w:t>
-            </w:r>
-            <w:proofErr w:type="spellEnd"/>
-            <w:r>
-              <w:rPr>
-                <w:sz w:val="20"/>
-                <w:szCs w:val="20"/>
-              </w:rPr>
-              <w:t xml:space="preserve"> </w:t>
-            </w:r>
-            <w:proofErr w:type="spellStart"/>
-            <w:r>
-              <w:rPr>
-                <w:sz w:val="20"/>
-                <w:szCs w:val="20"/>
-              </w:rPr>
-              <w:t>ktoru</w:t>
-            </w:r>
-            <w:proofErr w:type="spellEnd"/>
-            <w:r>
-              <w:rPr>
-                <w:sz w:val="20"/>
-                <w:szCs w:val="20"/>
-              </w:rPr>
-              <w:t xml:space="preserve"> mame k projektu. Zhodnoť či je podľa zadania vypracované všetko správne, ak nie navrhni úpravy“</w:t>
-            </w:r>
-          </w:p>
-        </w:tc>
-        <w:tc>
-          <w:tcPr>
-            <w:tcW w:w="5072" w:type="dxa"/>
-            <w:tcBorders>
-              <w:top w:val="single" w:sz="4" w:space="0" w:color="BBBBBB"/>
-              <w:left w:val="single" w:sz="4" w:space="0" w:color="BBBBBB"/>
-              <w:bottom w:val="single" w:sz="4" w:space="0" w:color="BBBBBB"/>
-              <w:right w:val="single" w:sz="4" w:space="0" w:color="BBBBBB"/>
-            </w:tcBorders>
-            <w:tcMar>
-              <w:top w:w="50" w:type="dxa"/>
-              <w:left w:w="90" w:type="dxa"/>
-              <w:bottom w:w="50" w:type="dxa"/>
-              <w:right w:w="90" w:type="dxa"/>
-            </w:tcMar>
-          </w:tcPr>
-          <w:p>
-            <w:pPr>
-              <w:rPr>
-                <w:sz w:val="20"/>
-                <w:szCs w:val="20"/>
-              </w:rPr>
-            </w:pPr>
-            <w:r>
-              <w:rPr>
-                <w:sz w:val="20"/>
-                <w:szCs w:val="20"/>
-              </w:rPr>
-              <w:t xml:space="preserve">Kontrola nášho riešenia </w:t>
-            </w:r>
-            <w:proofErr w:type="spellStart"/>
-            <w:r>
-              <w:rPr>
-                <w:sz w:val="20"/>
-                <w:szCs w:val="20"/>
-              </w:rPr>
-              <w:t>podla</w:t>
-            </w:r>
-            <w:proofErr w:type="spellEnd"/>
-            <w:r>
-              <w:rPr>
-                <w:sz w:val="20"/>
-                <w:szCs w:val="20"/>
-              </w:rPr>
-              <w:t xml:space="preserve"> zadania pre etapu 1</w:t>
-            </w:r>
-          </w:p>
-        </w:tc>
-      </w:tr>
-      <w:tr>
-        <w:trPr>
-          <w:trHeight w:val="1374"/>
-        </w:trPr>
-        <w:tc>
-          <w:tcPr>
-            <w:tcW w:w="4423" w:type="dxa"/>
-            <w:tcBorders>
-              <w:top w:val="single" w:sz="4" w:space="0" w:color="BBBBBB"/>
-              <w:left w:val="single" w:sz="4" w:space="0" w:color="BBBBBB"/>
-              <w:bottom w:val="single" w:sz="4" w:space="0" w:color="BBBBBB"/>
-              <w:right w:val="single" w:sz="4" w:space="0" w:color="BBBBBB"/>
-            </w:tcBorders>
-            <w:tcMar>
-              <w:top w:w="50" w:type="dxa"/>
-              <w:left w:w="90" w:type="dxa"/>
-              <w:bottom w:w="50" w:type="dxa"/>
-              <w:right w:w="90" w:type="dxa"/>
-            </w:tcMar>
-          </w:tcPr>
-          <w:p>
-            <w:pPr>
-              <w:rPr>
-                <w:sz w:val="20"/>
-                <w:szCs w:val="20"/>
-              </w:rPr>
-            </w:pPr>
-            <w:r>
-              <w:rPr>
-                <w:sz w:val="20"/>
-                <w:szCs w:val="20"/>
-              </w:rPr>
-              <w:t xml:space="preserve">Tu je 5 chybných predikcií (titulok, začiatok textu, pravdivá a predikovaná kategória). Ku každej vyber jeden dôvod: možný šum v anotácii, konvencia anotácie, text pripúšťa viac kategórií, model sa pomýlil pre slovo alebo formuláciu, text je neinformatívny. </w:t>
-            </w:r>
-          </w:p>
-        </w:tc>
-        <w:tc>
-          <w:tcPr>
-            <w:tcW w:w="5072" w:type="dxa"/>
-            <w:tcBorders>
-              <w:top w:val="single" w:sz="4" w:space="0" w:color="BBBBBB"/>
-              <w:left w:val="single" w:sz="4" w:space="0" w:color="BBBBBB"/>
-              <w:bottom w:val="single" w:sz="4" w:space="0" w:color="BBBBBB"/>
-              <w:right w:val="single" w:sz="4" w:space="0" w:color="BBBBBB"/>
-            </w:tcBorders>
-            <w:tcMar>
-              <w:top w:w="50" w:type="dxa"/>
-              <w:left w:w="90" w:type="dxa"/>
-              <w:bottom w:w="50" w:type="dxa"/>
-              <w:right w:w="90" w:type="dxa"/>
-            </w:tcMar>
-          </w:tcPr>
-          <w:p>
-            <w:pPr>
-              <w:rPr>
-                <w:sz w:val="20"/>
-                <w:szCs w:val="20"/>
-              </w:rPr>
-            </w:pPr>
-            <w:r>
-              <w:rPr>
-                <w:sz w:val="20"/>
-                <w:szCs w:val="20"/>
-              </w:rPr>
-              <w:t xml:space="preserve">Päť riadkov: zvolený dôvod, veta s citátom a miera istoty. Slúži len ako </w:t>
-            </w:r>
-            <w:proofErr w:type="spellStart"/>
-            <w:r>
-              <w:rPr>
-                <w:sz w:val="20"/>
-                <w:szCs w:val="20"/>
-              </w:rPr>
-              <w:t>predvyplnený</w:t>
-            </w:r>
-            <w:proofErr w:type="spellEnd"/>
-            <w:r>
-              <w:rPr>
-                <w:sz w:val="20"/>
-                <w:szCs w:val="20"/>
-              </w:rPr>
-              <w:t xml:space="preserve"> návrh.</w:t>
-            </w:r>
-          </w:p>
-          <w:p>
-            <w:pPr>
-              <w:rPr>
-                <w:sz w:val="20"/>
-                <w:szCs w:val="20"/>
-              </w:rPr>
-            </w:pPr>
-          </w:p>
-        </w:tc>
-      </w:tr>
-      <w:tr>
-        <w:trPr>
-          <w:trHeight w:val="1430"/>
-        </w:trPr>
-        <w:tc>
-          <w:tcPr>
-            <w:tcW w:w="4423" w:type="dxa"/>
-            <w:tcBorders>
-              <w:top w:val="single" w:sz="4" w:space="0" w:color="BBBBBB"/>
-              <w:left w:val="single" w:sz="4" w:space="0" w:color="BBBBBB"/>
-              <w:bottom w:val="single" w:sz="4" w:space="0" w:color="BBBBBB"/>
-              <w:right w:val="single" w:sz="4" w:space="0" w:color="BBBBBB"/>
-            </w:tcBorders>
-            <w:tcMar>
-              <w:top w:w="50" w:type="dxa"/>
-              <w:left w:w="90" w:type="dxa"/>
-              <w:bottom w:w="50" w:type="dxa"/>
-              <w:right w:w="90" w:type="dxa"/>
-            </w:tcMar>
-          </w:tcPr>
-          <w:p>
-            <w:pPr>
-              <w:rPr>
-                <w:sz w:val="20"/>
-                <w:szCs w:val="20"/>
-              </w:rPr>
-            </w:pPr>
-            <w:r>
-              <w:rPr>
-                <w:sz w:val="20"/>
-                <w:szCs w:val="20"/>
-              </w:rPr>
-              <w:t xml:space="preserve">Prečítaj tento úryvok z článku (abstrakt a metodika) a vypíš: aký </w:t>
-            </w:r>
-            <w:proofErr w:type="spellStart"/>
-            <w:r>
-              <w:rPr>
-                <w:sz w:val="20"/>
-                <w:szCs w:val="20"/>
-              </w:rPr>
-              <w:t>dataset</w:t>
-            </w:r>
-            <w:proofErr w:type="spellEnd"/>
-            <w:r>
-              <w:rPr>
-                <w:sz w:val="20"/>
-                <w:szCs w:val="20"/>
-              </w:rPr>
-              <w:t xml:space="preserve">, aké modely, aké metriky, hlavné výsledky (čísla presne z textu), obmedzenia a čo je z toho zaujímavé pre náš </w:t>
-            </w:r>
-            <w:proofErr w:type="spellStart"/>
-            <w:r>
-              <w:rPr>
-                <w:sz w:val="20"/>
-                <w:szCs w:val="20"/>
-              </w:rPr>
-              <w:t>baseline</w:t>
-            </w:r>
-            <w:proofErr w:type="spellEnd"/>
-            <w:r>
-              <w:rPr>
-                <w:sz w:val="20"/>
-                <w:szCs w:val="20"/>
-              </w:rPr>
-              <w:t xml:space="preserve"> s TF-IDF. Ak niečo v texte nie je, napíš, že v texte nie je.</w:t>
-            </w:r>
-          </w:p>
-        </w:tc>
-        <w:tc>
-          <w:tcPr>
-            <w:tcW w:w="5072" w:type="dxa"/>
-            <w:tcBorders>
-              <w:top w:val="single" w:sz="4" w:space="0" w:color="BBBBBB"/>
-              <w:left w:val="single" w:sz="4" w:space="0" w:color="BBBBBB"/>
-              <w:bottom w:val="single" w:sz="4" w:space="0" w:color="BBBBBB"/>
-              <w:right w:val="single" w:sz="4" w:space="0" w:color="BBBBBB"/>
-            </w:tcBorders>
-            <w:tcMar>
-              <w:top w:w="50" w:type="dxa"/>
-              <w:left w:w="90" w:type="dxa"/>
-              <w:bottom w:w="50" w:type="dxa"/>
-              <w:right w:w="90" w:type="dxa"/>
-            </w:tcMar>
-          </w:tcPr>
-          <w:p>
-            <w:pPr>
-              <w:rPr>
-                <w:sz w:val="20"/>
-                <w:szCs w:val="20"/>
-              </w:rPr>
-            </w:pPr>
-            <w:r>
-              <w:rPr>
-                <w:sz w:val="20"/>
-                <w:szCs w:val="20"/>
-              </w:rPr>
-              <w:t>Päť až šesť krátkych odrážok podľa tej schémy, čísla len z vloženého textu.</w:t>
-            </w:r>
-          </w:p>
-          <w:p>
-            <w:pPr>
-              <w:rPr>
-                <w:sz w:val="20"/>
-                <w:szCs w:val="20"/>
-              </w:rPr>
-            </w:pPr>
-          </w:p>
-        </w:tc>
-      </w:tr>
-    </w:tbl>
+        <w:spacing w:after="100"/>
+      </w:pPr>
+    </w:p>
+    <w:p>
+      <w:pPr>
+        <w:spacing w:after="100"/>
+      </w:pPr>
+    </w:p>
+    <w:p>
+      <w:pPr>
+        <w:spacing w:after="100"/>
+      </w:pPr>
+    </w:p>
+    <w:p>
+      <w:pPr>
+        <w:spacing w:after="100"/>
+      </w:pPr>
+    </w:p>
+    <w:p>
+      <w:pPr>
+        <w:spacing w:after="100"/>
+      </w:pPr>
+    </w:p>
+    <w:p>
+      <w:pPr>
+        <w:spacing w:after="100"/>
+      </w:pPr>
+    </w:p>
+    <w:p>
+      <w:pPr>
+        <w:spacing w:after="100"/>
+      </w:pPr>
+    </w:p>
+    <w:p>
+      <w:pPr>
+        <w:spacing w:after="100"/>
+      </w:pPr>
+    </w:p>
+    <w:p>
+      <w:pPr>
+        <w:spacing w:after="100"/>
+      </w:pPr>
+    </w:p>
+    <w:p>
+      <w:pPr>
+        <w:spacing w:after="100"/>
+      </w:pPr>
+    </w:p>
+    <w:p>
+      <w:pPr>
+        <w:spacing w:after="100"/>
+      </w:pPr>
+    </w:p>
+    <w:p>
+      <w:pPr>
+        <w:spacing w:after="100"/>
+      </w:pPr>
+    </w:p>
+    <w:p>
+      <w:pPr>
+        <w:spacing w:after="100"/>
+      </w:pPr>
+    </w:p>
+    <w:p>
+      <w:pPr>
+        <w:spacing w:after="100"/>
+      </w:pPr>
+    </w:p>
+    <w:p>
+      <w:pPr>
+        <w:spacing w:after="100"/>
+      </w:pPr>
+    </w:p>
+    <w:p>
+      <w:pPr>
+        <w:spacing w:after="100"/>
+      </w:pPr>
+    </w:p>
+    <w:p>
+      <w:pPr>
+        <w:spacing w:after="100"/>
+      </w:pPr>
+    </w:p>
     <w:p>
       <w:pPr>
         <w:spacing w:after="100"/>
@@ -14657,6 +14107,136 @@
       <w:proofErr w:type="spellEnd"/>
       <w:r>
         <w:t>. arXiv:2503.19800.</w:t>
+      </w:r>
+    </w:p>
+    <w:p>
+      <w:pPr>
+        <w:pStyle w:val="Odsekzoznamu"/>
+        <w:numPr>
+          <w:ilvl w:val="0"/>
+          <w:numId w:val="3"/>
+        </w:numPr>
+        <w:spacing w:after="60"/>
+      </w:pPr>
+      <w:proofErr w:type="spellStart"/>
+      <w:r>
+        <w:t>World</w:t>
+      </w:r>
+      <w:proofErr w:type="spellEnd"/>
+      <w:r>
+        <w:t xml:space="preserve"> Health </w:t>
+      </w:r>
+      <w:proofErr w:type="spellStart"/>
+      <w:r>
+        <w:t>Organization</w:t>
+      </w:r>
+      <w:proofErr w:type="spellEnd"/>
+      <w:r>
+        <w:t xml:space="preserve"> (2015). WHO </w:t>
+      </w:r>
+      <w:proofErr w:type="spellStart"/>
+      <w:r>
+        <w:t>estimates</w:t>
+      </w:r>
+      <w:proofErr w:type="spellEnd"/>
+      <w:r>
+        <w:t xml:space="preserve"> of </w:t>
+      </w:r>
+      <w:proofErr w:type="spellStart"/>
+      <w:r>
+        <w:t>the</w:t>
+      </w:r>
+      <w:proofErr w:type="spellEnd"/>
+      <w:r>
+        <w:t xml:space="preserve"> </w:t>
+      </w:r>
+      <w:proofErr w:type="spellStart"/>
+      <w:r>
+        <w:t>global</w:t>
+      </w:r>
+      <w:proofErr w:type="spellEnd"/>
+      <w:r>
+        <w:t xml:space="preserve"> </w:t>
+      </w:r>
+      <w:proofErr w:type="spellStart"/>
+      <w:r>
+        <w:t>burden</w:t>
+      </w:r>
+      <w:proofErr w:type="spellEnd"/>
+      <w:r>
+        <w:t xml:space="preserve"> of </w:t>
+      </w:r>
+      <w:proofErr w:type="spellStart"/>
+      <w:r>
+        <w:t>foodborne</w:t>
+      </w:r>
+      <w:proofErr w:type="spellEnd"/>
+      <w:r>
+        <w:t xml:space="preserve"> </w:t>
+      </w:r>
+      <w:proofErr w:type="spellStart"/>
+      <w:r>
+        <w:t>diseases</w:t>
+      </w:r>
+      <w:proofErr w:type="spellEnd"/>
+      <w:r>
+        <w:t xml:space="preserve">: </w:t>
+      </w:r>
+      <w:proofErr w:type="spellStart"/>
+      <w:r>
+        <w:t>foodborne</w:t>
+      </w:r>
+      <w:proofErr w:type="spellEnd"/>
+      <w:r>
+        <w:t xml:space="preserve"> </w:t>
+      </w:r>
+      <w:proofErr w:type="spellStart"/>
+      <w:r>
+        <w:t>disease</w:t>
+      </w:r>
+      <w:proofErr w:type="spellEnd"/>
+      <w:r>
+        <w:t xml:space="preserve"> </w:t>
+      </w:r>
+      <w:proofErr w:type="spellStart"/>
+      <w:r>
+        <w:t>burden</w:t>
+      </w:r>
+      <w:proofErr w:type="spellEnd"/>
+      <w:r>
+        <w:t xml:space="preserve"> </w:t>
+      </w:r>
+      <w:proofErr w:type="spellStart"/>
+      <w:r>
+        <w:t>epidemiology</w:t>
+      </w:r>
+      <w:proofErr w:type="spellEnd"/>
+      <w:r>
+        <w:t xml:space="preserve"> </w:t>
+      </w:r>
+      <w:proofErr w:type="spellStart"/>
+      <w:r>
+        <w:t>reference</w:t>
+      </w:r>
+      <w:proofErr w:type="spellEnd"/>
+      <w:r>
+        <w:t xml:space="preserve"> </w:t>
+      </w:r>
+      <w:proofErr w:type="spellStart"/>
+      <w:r>
+        <w:t>group</w:t>
+      </w:r>
+      <w:proofErr w:type="spellEnd"/>
+      <w:r>
+        <w:t xml:space="preserve"> 2007–2015. </w:t>
+      </w:r>
+      <w:proofErr w:type="spellStart"/>
+      <w:r>
+        <w:t>Geneva</w:t>
+      </w:r>
+      <w:proofErr w:type="spellEnd"/>
+      <w:r>
+        <w:t>: WHO.</w:t>
       </w:r>
     </w:p>
     <w:p>
@@ -14985,23 +14565,7 @@
         <w:i/>
         <w:iCs/>
       </w:rPr>
-      <w:t xml:space="preserve">, Kristína </w:t>
-    </w:r>
-    <w:proofErr w:type="spellStart"/>
-    <w:r>
-      <w:rPr>
-        <w:i/>
-        <w:iCs/>
-      </w:rPr>
-      <w:t>Gvozdiaková</w:t>
-    </w:r>
-    <w:proofErr w:type="spellEnd"/>
-    <w:r>
-      <w:rPr>
-        <w:i/>
-        <w:iCs/>
-      </w:rPr>
-      <w:t xml:space="preserve">, Alžbeta </w:t>
+      <w:t xml:space="preserve">, Kristína Gvozdiaková, Alžbeta </w:t>
     </w:r>
     <w:proofErr w:type="spellStart"/>
     <w:r>
@@ -15029,7 +14593,21 @@
         <w:i/>
         <w:iCs/>
       </w:rPr>
-      <w:t>Verzia k 24. 10. 2026</w:t>
+      <w:t>Verzia k 2</w:t>
+    </w:r>
+    <w:r>
+      <w:rPr>
+        <w:i/>
+        <w:iCs/>
+      </w:rPr>
+      <w:t>5</w:t>
+    </w:r>
+    <w:r>
+      <w:rPr>
+        <w:i/>
+        <w:iCs/>
+      </w:rPr>
+      <w:t>. 10. 2026</w:t>
     </w:r>
   </w:p>
 </w:hdr>

--- a/dokumentacia_1etapa.docx
+++ b/dokumentacia_1etapa.docx
@@ -2,9 +2,252 @@
 <file path=word/document.xml><?xml version="1.0" encoding="utf-8"?>
 <w:document xmlns:wpc="http://schemas.microsoft.com/office/word/2010/wordprocessingCanvas" xmlns:cx="http://schemas.microsoft.com/office/drawing/2014/chartex" xmlns:cx1="http://schemas.microsoft.com/office/drawing/2015/9/8/chartex" xmlns:cx2="http://schemas.microsoft.com/office/drawing/2015/10/21/chartex" xmlns:cx3="http://schemas.microsoft.com/office/drawing/2016/5/9/chartex" xmlns:cx4="http://schemas.microsoft.com/office/drawing/2016/5/10/chartex" xmlns:cx5="http://schemas.microsoft.com/office/drawing/2016/5/11/chartex" xmlns:cx6="http://schemas.microsoft.com/office/drawing/2016/5/12/chartex" xmlns:cx7="http://schemas.microsoft.com/office/drawing/2016/5/13/chartex" xmlns:cx8="http://schemas.microsoft.com/office/drawing/2016/5/14/chartex" xmlns:mc="http://schemas.openxmlformats.org/markup-compatibility/2006" xmlns:aink="http://schemas.microsoft.com/office/drawing/2016/ink" xmlns:am3d="http://schemas.microsoft.com/office/drawing/2017/model3d" xmlns:o="urn:schemas-microsoft-com:office:office" xmlns:oel="http://schemas.microsoft.com/office/2019/extlst" xmlns:r="http://schemas.openxmlformats.org/officeDocument/2006/relationships" xmlns:m="http://schemas.openxmlformats.org/officeDocument/2006/math" xmlns:v="urn:schemas-microsoft-com:vml" xmlns:wp14="http://schemas.microsoft.com/office/word/2010/wordprocessingDrawing" xmlns:wp="http://schemas.openxmlformats.org/drawingml/2006/wordprocessingDrawing" xmlns:w10="urn:schemas-microsoft-com:office:word" xmlns:w="http://schemas.openxmlformats.org/wordprocessingml/2006/main" xmlns:w14="http://schemas.microsoft.com/office/word/2010/wordml" xmlns:w15="http://schemas.microsoft.com/office/word/2012/wordml" xmlns:w16cex="http://schemas.microsoft.com/office/word/2018/wordml/cex" xmlns:w16cid="http://schemas.microsoft.com/office/word/2016/wordml/cid" xmlns:w16="http://schemas.microsoft.com/office/word/2018/wordml" xmlns:w16du="http://schemas.microsoft.com/office/word/2023/wordml/word16du" xmlns:w16sdtdh="http://schemas.microsoft.com/office/word/2020/wordml/sdtdatahash" xmlns:w16sdtfl="http://schemas.microsoft.com/office/word/2024/wordml/sdtformatlock" xmlns:w16se="http://schemas.microsoft.com/office/word/2015/wordml/symex" xmlns:wpg="http://schemas.microsoft.com/office/word/2010/wordprocessingGroup" xmlns:wpi="http://schemas.microsoft.com/office/word/2010/wordprocessingInk" xmlns:wne="http://schemas.microsoft.com/office/word/2006/wordml" xmlns:wps="http://schemas.microsoft.com/office/word/2010/wordprocessingShape" mc:Ignorable="w14 w15 w16se w16cid w16 w16cex w16sdtdh w16sdtfl w16du wp14">
   <w:body>
-    <w:p>
-      <w:pPr>
-        <w:pStyle w:val="Nzov"/>
+    <w:tbl>
+      <w:tblPr>
+        <w:tblStyle w:val="Mriekatabuky"/>
+        <w:tblW w:w="5055" w:type="pct"/>
+        <w:tblBorders>
+          <w:top w:val="none" w:sz="0" w:space="0" w:color="auto"/>
+          <w:left w:val="none" w:sz="0" w:space="0" w:color="auto"/>
+          <w:bottom w:val="none" w:sz="0" w:space="0" w:color="auto"/>
+          <w:right w:val="none" w:sz="0" w:space="0" w:color="auto"/>
+          <w:insideH w:val="none" w:sz="0" w:space="0" w:color="auto"/>
+          <w:insideV w:val="none" w:sz="0" w:space="0" w:color="auto"/>
+        </w:tblBorders>
+        <w:tblLook w:val="04A0" w:firstRow="1" w:lastRow="0" w:firstColumn="1" w:lastColumn="0" w:noHBand="0" w:noVBand="1"/>
+      </w:tblPr>
+      <w:tblGrid>
+        <w:gridCol w:w="2190"/>
+        <w:gridCol w:w="6935"/>
+      </w:tblGrid>
+      <w:tr>
+        <w:trPr>
+          <w:trHeight w:val="5330"/>
+        </w:trPr>
+        <w:tc>
+          <w:tcPr>
+            <w:tcW w:w="5000" w:type="pct"/>
+            <w:gridSpan w:val="2"/>
+          </w:tcPr>
+          <w:p>
+            <w:pPr>
+              <w:spacing w:line="259" w:lineRule="auto"/>
+              <w:jc w:val="center"/>
+              <w:rPr>
+                <w:b/>
+                <w:sz w:val="36"/>
+              </w:rPr>
+            </w:pPr>
+            <w:r>
+              <w:rPr>
+                <w:b/>
+                <w:sz w:val="36"/>
+              </w:rPr>
+              <w:t>TECHNICKÁ UNIVERZITA V KOŠICIACH</w:t>
+            </w:r>
+          </w:p>
+          <w:p>
+            <w:pPr>
+              <w:spacing w:line="259" w:lineRule="auto"/>
+              <w:jc w:val="center"/>
+              <w:rPr>
+                <w:caps/>
+                <w:sz w:val="32"/>
+                <w:szCs w:val="32"/>
+              </w:rPr>
+            </w:pPr>
+            <w:r>
+              <w:rPr>
+                <w:b/>
+                <w:sz w:val="30"/>
+                <w:szCs w:val="30"/>
+              </w:rPr>
+              <w:t>FAKULTA ELEKTROTECHNIKY A INFORMATIKY</w:t>
+            </w:r>
+            <w:r>
+              <w:rPr>
+                <w:b/>
+                <w:sz w:val="30"/>
+                <w:szCs w:val="30"/>
+              </w:rPr>
+              <w:t xml:space="preserve"> </w:t>
+            </w:r>
+          </w:p>
+          <w:p>
+            <w:pPr>
+              <w:spacing w:line="259" w:lineRule="auto"/>
+              <w:jc w:val="center"/>
+              <w:rPr>
+                <w:caps/>
+                <w:sz w:val="32"/>
+                <w:szCs w:val="32"/>
+              </w:rPr>
+            </w:pPr>
+          </w:p>
+        </w:tc>
+      </w:tr>
+      <w:tr>
+        <w:trPr>
+          <w:trHeight w:val="2161"/>
+        </w:trPr>
+        <w:tc>
+          <w:tcPr>
+            <w:tcW w:w="5000" w:type="pct"/>
+            <w:gridSpan w:val="2"/>
+            <w:vAlign w:val="center"/>
+          </w:tcPr>
+          <w:p>
+            <w:pPr>
+              <w:spacing w:line="259" w:lineRule="auto"/>
+              <w:jc w:val="center"/>
+              <w:rPr>
+                <w:b/>
+                <w:sz w:val="36"/>
+              </w:rPr>
+            </w:pPr>
+            <w:r>
+              <w:rPr>
+                <w:b/>
+                <w:sz w:val="36"/>
+              </w:rPr>
+              <w:t>Detekcia potravinových rizík</w:t>
+            </w:r>
+          </w:p>
+          <w:p>
+            <w:pPr>
+              <w:spacing w:line="259" w:lineRule="auto"/>
+              <w:jc w:val="center"/>
+              <w:rPr>
+                <w:sz w:val="32"/>
+                <w:szCs w:val="32"/>
+              </w:rPr>
+            </w:pPr>
+          </w:p>
+        </w:tc>
+      </w:tr>
+      <w:tr>
+        <w:trPr>
+          <w:trHeight w:val="4768"/>
+        </w:trPr>
+        <w:tc>
+          <w:tcPr>
+            <w:tcW w:w="5000" w:type="pct"/>
+            <w:gridSpan w:val="2"/>
+          </w:tcPr>
+          <w:p>
+            <w:pPr>
+              <w:spacing w:line="259" w:lineRule="auto"/>
+            </w:pPr>
+          </w:p>
+        </w:tc>
+      </w:tr>
+      <w:tr>
+        <w:trPr>
+          <w:trHeight w:val="652"/>
+        </w:trPr>
+        <w:tc>
+          <w:tcPr>
+            <w:tcW w:w="1200" w:type="pct"/>
+            <w:vAlign w:val="bottom"/>
+          </w:tcPr>
+          <w:p>
+            <w:pPr>
+              <w:spacing w:line="259" w:lineRule="auto"/>
+              <w:rPr>
+                <w:b/>
+              </w:rPr>
+            </w:pPr>
+            <w:r>
+              <w:rPr>
+                <w:b/>
+                <w:sz w:val="32"/>
+              </w:rPr>
+              <w:fldChar w:fldCharType="begin"/>
+            </w:r>
+            <w:r>
+              <w:rPr>
+                <w:b/>
+                <w:sz w:val="32"/>
+              </w:rPr>
+              <w:instrText xml:space="preserve"> DATE  \@ "yyyy"  \* MERGEFORMAT </w:instrText>
+            </w:r>
+            <w:r>
+              <w:rPr>
+                <w:b/>
+                <w:sz w:val="32"/>
+              </w:rPr>
+              <w:fldChar w:fldCharType="separate"/>
+            </w:r>
+            <w:r>
+              <w:rPr>
+                <w:b/>
+                <w:noProof/>
+                <w:sz w:val="32"/>
+              </w:rPr>
+              <w:t>2026</w:t>
+            </w:r>
+            <w:r>
+              <w:rPr>
+                <w:b/>
+                <w:sz w:val="32"/>
+              </w:rPr>
+              <w:fldChar w:fldCharType="end"/>
+            </w:r>
+          </w:p>
+        </w:tc>
+        <w:tc>
+          <w:tcPr>
+            <w:tcW w:w="3800" w:type="pct"/>
+            <w:vAlign w:val="bottom"/>
+          </w:tcPr>
+          <w:p>
+            <w:pPr>
+              <w:spacing w:line="259" w:lineRule="auto"/>
+              <w:jc w:val="right"/>
+              <w:rPr>
+                <w:b/>
+                <w:sz w:val="32"/>
+              </w:rPr>
+            </w:pPr>
+            <w:r>
+              <w:rPr>
+                <w:b/>
+                <w:sz w:val="32"/>
+              </w:rPr>
+              <w:t xml:space="preserve">Bc. Alexandra </w:t>
+            </w:r>
+            <w:proofErr w:type="spellStart"/>
+            <w:r>
+              <w:rPr>
+                <w:b/>
+                <w:sz w:val="32"/>
+              </w:rPr>
+              <w:t>Domonkošová</w:t>
+            </w:r>
+            <w:proofErr w:type="spellEnd"/>
+            <w:r>
+              <w:rPr>
+                <w:b/>
+                <w:sz w:val="32"/>
+              </w:rPr>
+              <w:t xml:space="preserve">,                                   Bc. Kristína Gvozdiaková,                                              Bc. Alžbeta </w:t>
+            </w:r>
+            <w:proofErr w:type="spellStart"/>
+            <w:r>
+              <w:rPr>
+                <w:b/>
+                <w:sz w:val="32"/>
+              </w:rPr>
+              <w:t>Jakšová</w:t>
+            </w:r>
+            <w:proofErr w:type="spellEnd"/>
+          </w:p>
+        </w:tc>
+      </w:tr>
+    </w:tbl>
+    <w:p>
+      <w:pPr>
+        <w:pStyle w:val="Nadpis1"/>
         <w:rPr>
           <w:sz w:val="36"/>
           <w:szCs w:val="36"/>
@@ -15,37 +258,17 @@
           <w:sz w:val="36"/>
           <w:szCs w:val="36"/>
         </w:rPr>
-        <w:t xml:space="preserve">Detekcia potravinových rizík </w:t>
-      </w:r>
-    </w:p>
-    <w:p>
-      <w:pPr>
-        <w:pStyle w:val="Nzov"/>
-        <w:rPr>
-          <w:sz w:val="32"/>
-          <w:szCs w:val="32"/>
-        </w:rPr>
-      </w:pPr>
-      <w:r>
-        <w:rPr>
-          <w:sz w:val="32"/>
-          <w:szCs w:val="32"/>
-        </w:rPr>
+        <w:br w:type="page"/>
+      </w:r>
+      <w:r>
+        <w:lastRenderedPageBreak/>
         <w:t>N</w:t>
       </w:r>
       <w:r>
-        <w:rPr>
-          <w:sz w:val="32"/>
-          <w:szCs w:val="32"/>
-        </w:rPr>
         <w:t xml:space="preserve">ávrh riešenia a </w:t>
       </w:r>
       <w:proofErr w:type="spellStart"/>
       <w:r>
-        <w:rPr>
-          <w:sz w:val="32"/>
-          <w:szCs w:val="32"/>
-        </w:rPr>
         <w:t>baseline</w:t>
       </w:r>
       <w:proofErr w:type="spellEnd"/>
@@ -7198,7 +7421,6 @@
                 <w:sz w:val="19"/>
                 <w:szCs w:val="19"/>
               </w:rPr>
-              <w:lastRenderedPageBreak/>
               <w:t>Macro-F1 ako metrika</w:t>
             </w:r>
           </w:p>
@@ -11953,7 +12175,13 @@
         <w:jc w:val="both"/>
       </w:pPr>
       <w:r>
-        <w:t>Poznámka: 20 chýb nie je reprezentatívna vzorka, ide o ručne vybrané ukážky. Pomery v tabuľke preto neinterpretujeme ako podiely všetkých chýb.</w:t>
+        <w:t xml:space="preserve">Poznámka: </w:t>
+      </w:r>
+      <w:r>
+        <w:t>20 chýb je malá náhodná vzorka</w:t>
+      </w:r>
+      <w:r>
+        <w:t>. Pomery v tabuľke preto neinterpretujeme ako podiely všetkých chýb.</w:t>
       </w:r>
     </w:p>
     <w:p>
@@ -14433,7 +14661,9 @@
       <w:footerReference w:type="default" r:id="rId14"/>
       <w:pgSz w:w="11906" w:h="16838"/>
       <w:pgMar w:top="1440" w:right="1440" w:bottom="1440" w:left="1440" w:header="708" w:footer="708" w:gutter="0"/>
+      <w:pgNumType w:start="0"/>
       <w:cols w:space="708"/>
+      <w:titlePg/>
       <w:docGrid w:linePitch="360"/>
     </w:sectPr>
   </w:body>
@@ -15478,6 +15708,26 @@
     <w:uiPriority w:val="99"/>
     <w:rsid w:val="00B55602"/>
   </w:style>
+  <w:style w:type="table" w:styleId="Mriekatabuky">
+    <w:name w:val="Table Grid"/>
+    <w:basedOn w:val="Normlnatabuka"/>
+    <w:uiPriority w:val="39"/>
+    <w:rsid w:val="000B7F5E"/>
+    <w:rPr>
+      <w:rFonts w:cs="Times New Roman"/>
+      <w:lang w:eastAsia="en-US"/>
+    </w:rPr>
+    <w:tblPr>
+      <w:tblBorders>
+        <w:top w:val="single" w:sz="4" w:space="0" w:color="auto"/>
+        <w:left w:val="single" w:sz="4" w:space="0" w:color="auto"/>
+        <w:bottom w:val="single" w:sz="4" w:space="0" w:color="auto"/>
+        <w:right w:val="single" w:sz="4" w:space="0" w:color="auto"/>
+        <w:insideH w:val="single" w:sz="4" w:space="0" w:color="auto"/>
+        <w:insideV w:val="single" w:sz="4" w:space="0" w:color="auto"/>
+      </w:tblBorders>
+    </w:tblPr>
+  </w:style>
 </w:styles>
 </file>
 

--- a/dokumentacia_1etapa.docx
+++ b/dokumentacia_1etapa.docx
@@ -62,15 +62,7 @@
                 <w:sz w:val="30"/>
                 <w:szCs w:val="30"/>
               </w:rPr>
-              <w:t>FAKULTA ELEKTROTECHNIKY A INFORMATIKY</w:t>
-            </w:r>
-            <w:r>
-              <w:rPr>
-                <w:b/>
-                <w:sz w:val="30"/>
-                <w:szCs w:val="30"/>
-              </w:rPr>
-              <w:t xml:space="preserve"> </w:t>
+              <w:t xml:space="preserve">FAKULTA ELEKTROTECHNIKY A INFORMATIKY </w:t>
             </w:r>
           </w:p>
           <w:p>
@@ -214,33 +206,8 @@
                 <w:b/>
                 <w:sz w:val="32"/>
               </w:rPr>
-              <w:t xml:space="preserve">Bc. Alexandra </w:t>
-            </w:r>
-            <w:proofErr w:type="spellStart"/>
-            <w:r>
-              <w:rPr>
-                <w:b/>
-                <w:sz w:val="32"/>
-              </w:rPr>
-              <w:t>Domonkošová</w:t>
-            </w:r>
-            <w:proofErr w:type="spellEnd"/>
-            <w:r>
-              <w:rPr>
-                <w:b/>
-                <w:sz w:val="32"/>
-              </w:rPr>
-              <w:t xml:space="preserve">,                                   Bc. Kristína Gvozdiaková,                                              Bc. Alžbeta </w:t>
-            </w:r>
-            <w:proofErr w:type="spellStart"/>
-            <w:r>
-              <w:rPr>
-                <w:b/>
-                <w:sz w:val="32"/>
-              </w:rPr>
-              <w:t>Jakšová</w:t>
-            </w:r>
-            <w:proofErr w:type="spellEnd"/>
+              <w:t>Bc. Alexandra Domonkošová,                                   Bc. Kristína Gvozdiaková,                                              Bc. Alžbeta Jakšová</w:t>
+            </w:r>
           </w:p>
         </w:tc>
       </w:tr>
@@ -265,13 +232,8 @@
         <w:t>N</w:t>
       </w:r>
       <w:r>
-        <w:t xml:space="preserve">ávrh riešenia a </w:t>
-      </w:r>
-      <w:proofErr w:type="spellStart"/>
-      <w:r>
-        <w:t>baseline</w:t>
-      </w:r>
-      <w:proofErr w:type="spellEnd"/>
+        <w:t>ávrh riešenia a baseline</w:t>
+      </w:r>
     </w:p>
     <w:p>
       <w:pPr>
@@ -310,15 +272,7 @@
         <w:jc w:val="both"/>
       </w:pPr>
       <w:r>
-        <w:t xml:space="preserve">Úloha: zo správy o stiahnutí potraviny z trhu určiť, aké riziko opisuje a ktorého produktu sa týka (SemEval-2025 </w:t>
-      </w:r>
-      <w:proofErr w:type="spellStart"/>
-      <w:r>
-        <w:t>Task</w:t>
-      </w:r>
-      <w:proofErr w:type="spellEnd"/>
-      <w:r>
-        <w:t xml:space="preserve"> 9). </w:t>
+        <w:t xml:space="preserve">Úloha: zo správy o stiahnutí potraviny z trhu určiť, aké riziko opisuje a ktorého produktu sa týka (SemEval-2025 Task 9). </w:t>
       </w:r>
     </w:p>
     <w:p>
@@ -355,23 +309,7 @@
         <w:jc w:val="both"/>
       </w:pPr>
       <w:r>
-        <w:t xml:space="preserve">Reprezentácia textu. Použili sme TF-IDF príznaky s vlastným </w:t>
-      </w:r>
-      <w:proofErr w:type="spellStart"/>
-      <w:r>
-        <w:t>tokenizérom</w:t>
-      </w:r>
-      <w:proofErr w:type="spellEnd"/>
-      <w:r>
-        <w:t>. Je to rýchla a interpretovateľná reprezentácia a v literatúre sa pri vzácnych triedach osvedčila (</w:t>
-      </w:r>
-      <w:proofErr w:type="spellStart"/>
-      <w:r>
-        <w:t>Randl</w:t>
-      </w:r>
-      <w:proofErr w:type="spellEnd"/>
-      <w:r>
-        <w:t xml:space="preserve"> et al., 2024).</w:t>
+        <w:t>Reprezentácia textu. Použili sme TF-IDF príznaky s vlastným tokenizérom. Je to rýchla a interpretovateľná reprezentácia a v literatúre sa pri vzácnych triedach osvedčila (Randl et al., 2024).</w:t>
       </w:r>
     </w:p>
     <w:p>
@@ -385,23 +323,7 @@
         <w:jc w:val="both"/>
       </w:pPr>
       <w:r>
-        <w:t xml:space="preserve">Modely. Zvolili sme lineárny SVM a logistickú regresiu v schéme </w:t>
-      </w:r>
-      <w:proofErr w:type="spellStart"/>
-      <w:r>
-        <w:t>OneVsRest</w:t>
-      </w:r>
-      <w:proofErr w:type="spellEnd"/>
-      <w:r>
-        <w:t xml:space="preserve">. Pri riedkych </w:t>
-      </w:r>
-      <w:proofErr w:type="spellStart"/>
-      <w:r>
-        <w:t>vysokorozmerných</w:t>
-      </w:r>
-      <w:proofErr w:type="spellEnd"/>
-      <w:r>
-        <w:t xml:space="preserve"> príznakoch sú rýchle aj pri tisícoch tried, a dva modely nám umožňujú overiť, že výsledok nezávisí od jedného algoritmu. Ako kontrolu sme pridali väčšinovú triedu.</w:t>
+        <w:t>Modely. Zvolili sme lineárny SVM a logistickú regresiu v schéme OneVsRest. Pri riedkych vysokorozmerných príznakoch sú rýchle aj pri tisícoch tried, a dva modely nám umožňujú overiť, že výsledok nezávisí od jedného algoritmu. Ako kontrolu sme pridali väčšinovú triedu.</w:t>
       </w:r>
     </w:p>
     <w:p>
@@ -415,23 +337,7 @@
         <w:jc w:val="both"/>
       </w:pPr>
       <w:r>
-        <w:t xml:space="preserve">Metodika. Vstup a váhy tried vyberáme len na validačných dátach, TF-IDF sa učí len na </w:t>
-      </w:r>
-      <w:proofErr w:type="spellStart"/>
-      <w:r>
-        <w:t>trénovacích</w:t>
-      </w:r>
-      <w:proofErr w:type="spellEnd"/>
-      <w:r>
-        <w:t xml:space="preserve"> dátach a test sa vyhodnotí raz. Neistotu výsledkov odhadujeme </w:t>
-      </w:r>
-      <w:proofErr w:type="spellStart"/>
-      <w:r>
-        <w:t>bootstrapom</w:t>
-      </w:r>
-      <w:proofErr w:type="spellEnd"/>
-      <w:r>
-        <w:t xml:space="preserve"> testovacej množiny, vďaka čomu vieme povedať, že SVM a logistická regresia sa na teste štatisticky nelíšia.</w:t>
+        <w:t>Metodika. Vstup a váhy tried vyberáme len na validačných dátach, TF-IDF sa učí len na trénovacích dátach a test sa vyhodnotí raz. Neistotu výsledkov odhadujeme bootstrapom testovacej množiny, vďaka čomu vieme povedať, že SVM a logistická regresia sa na teste štatisticky nelíšia.</w:t>
       </w:r>
     </w:p>
     <w:p>
@@ -445,39 +351,7 @@
         <w:jc w:val="both"/>
       </w:pPr>
       <w:r>
-        <w:t xml:space="preserve">Vyhodnotenie a chyby. Výsledky sme porovnali s </w:t>
-      </w:r>
-      <w:proofErr w:type="spellStart"/>
-      <w:r>
-        <w:t>baseline</w:t>
-      </w:r>
-      <w:proofErr w:type="spellEnd"/>
-      <w:r>
-        <w:t xml:space="preserve"> organizátorov a s tímami v súťaži. Chyby sme analyzovali maticou zámen a ručným čítaním 20 správ; ukázalo sa, že polovica analyzovaných chýb v hazard-</w:t>
-      </w:r>
-      <w:proofErr w:type="spellStart"/>
-      <w:r>
-        <w:t>category</w:t>
-      </w:r>
-      <w:proofErr w:type="spellEnd"/>
-      <w:r>
-        <w:t xml:space="preserve"> je na hranici medzi </w:t>
-      </w:r>
-      <w:proofErr w:type="spellStart"/>
-      <w:r>
-        <w:t>fraud</w:t>
-      </w:r>
-      <w:proofErr w:type="spellEnd"/>
-      <w:r>
-        <w:t xml:space="preserve"> a </w:t>
-      </w:r>
-      <w:proofErr w:type="spellStart"/>
-      <w:r>
-        <w:t>allergens</w:t>
-      </w:r>
-      <w:proofErr w:type="spellEnd"/>
-      <w:r>
-        <w:t>, kde rozhoduje konvencia anotácie.</w:t>
+        <w:t>Vyhodnotenie a chyby. Výsledky sme porovnali s baseline organizátorov a s tímami v súťaži. Chyby sme analyzovali maticou zámen a ručným čítaním 20 správ; ukázalo sa, že polovica analyzovaných chýb v hazard-category je na hranici medzi fraud a allergens, kde rozhoduje konvencia anotácie.</w:t>
       </w:r>
     </w:p>
     <w:p>
@@ -581,47 +455,7 @@
         <w:jc w:val="both"/>
       </w:pPr>
       <w:r>
-        <w:t xml:space="preserve">Potravinové incidenty (mikrobiálna kontaminácia, nedeklarované alergény, cudzie telesá) sa zverejňujú ako krátke oznámenia o stiahnutí produktu z trhu. Ručné triedenie týchto správ je pomalé, preto úloha SemEval-2025 </w:t>
-      </w:r>
-      <w:proofErr w:type="spellStart"/>
-      <w:r>
-        <w:t>Task</w:t>
-      </w:r>
-      <w:proofErr w:type="spellEnd"/>
-      <w:r>
-        <w:t xml:space="preserve"> 9, </w:t>
-      </w:r>
-      <w:proofErr w:type="spellStart"/>
-      <w:r>
-        <w:t>Food</w:t>
-      </w:r>
-      <w:proofErr w:type="spellEnd"/>
-      <w:r>
-        <w:t xml:space="preserve"> Hazard </w:t>
-      </w:r>
-      <w:proofErr w:type="spellStart"/>
-      <w:r>
-        <w:t>Detection</w:t>
-      </w:r>
-      <w:proofErr w:type="spellEnd"/>
-      <w:r>
-        <w:t xml:space="preserve"> </w:t>
-      </w:r>
-      <w:proofErr w:type="spellStart"/>
-      <w:r>
-        <w:t>Challenge</w:t>
-      </w:r>
-      <w:proofErr w:type="spellEnd"/>
-      <w:r>
-        <w:t xml:space="preserve"> (</w:t>
-      </w:r>
-      <w:proofErr w:type="spellStart"/>
-      <w:r>
-        <w:t>Randl</w:t>
-      </w:r>
-      <w:proofErr w:type="spellEnd"/>
-      <w:r>
-        <w:t xml:space="preserve"> et al., 2025), vyžaduje automatickú klasifikáciu: zo správy treba určiť, aké riziko opisuje a ktorého produktu sa týka. Praktický prínos je rýchlejší prehľad pre úrady a výrobcov o tom, aké riziká sa v ktorých produktoch objavujú.</w:t>
+        <w:t>Potravinové incidenty (mikrobiálna kontaminácia, nedeklarované alergény, cudzie telesá) sa zverejňujú ako krátke oznámenia o stiahnutí produktu z trhu. Ručné triedenie týchto správ je pomalé, preto úloha SemEval-2025 Task 9, Food Hazard Detection Challenge (Randl et al., 2025), vyžaduje automatickú klasifikáciu: zo správy treba určiť, aké riziko opisuje a ktorého produktu sa týka. Praktický prínos je rýchlejší prehľad pre úrady a výrobcov o tom, aké riziká sa v ktorých produktoch objavujú.</w:t>
       </w:r>
       <w:r>
         <w:t xml:space="preserve"> </w:t>
@@ -636,39 +470,7 @@
         <w:jc w:val="both"/>
       </w:pPr>
       <w:r>
-        <w:t xml:space="preserve">Formálne ide o viactriednu klasifikáciu anglických textov s veľmi veľkým počtom tried a ich silnou nevyváženosťou. Úloha má dve </w:t>
-      </w:r>
-      <w:proofErr w:type="spellStart"/>
-      <w:r>
-        <w:t>podúlohy</w:t>
-      </w:r>
-      <w:proofErr w:type="spellEnd"/>
-      <w:r>
-        <w:t>: ST1 (hrubá) predikuje hazard-</w:t>
-      </w:r>
-      <w:proofErr w:type="spellStart"/>
-      <w:r>
-        <w:t>category</w:t>
-      </w:r>
-      <w:proofErr w:type="spellEnd"/>
-      <w:r>
-        <w:t xml:space="preserve"> (10 tried) a </w:t>
-      </w:r>
-      <w:proofErr w:type="spellStart"/>
-      <w:r>
-        <w:t>product-category</w:t>
-      </w:r>
-      <w:proofErr w:type="spellEnd"/>
-      <w:r>
-        <w:t xml:space="preserve"> (22 tried), ST2 (jemná) predikuje konkrétny hazard (128 tried) a produkt (1 022 tried v </w:t>
-      </w:r>
-      <w:proofErr w:type="spellStart"/>
-      <w:r>
-        <w:t>trénovacích</w:t>
-      </w:r>
-      <w:proofErr w:type="spellEnd"/>
-      <w:r>
-        <w:t xml:space="preserve"> dátach, 1 142 vo všetkých častiach dát).</w:t>
+        <w:t>Formálne ide o viactriednu klasifikáciu anglických textov s veľmi veľkým počtom tried a ich silnou nevyváženosťou. Úloha má dve podúlohy: ST1 (hrubá) predikuje hazard-category (10 tried) a product-category (22 tried), ST2 (jemná) predikuje konkrétny hazard (128 tried) a produkt (1 022 tried v trénovacích dátach, 1 142 vo všetkých častiach dát).</w:t>
       </w:r>
     </w:p>
     <w:p>
@@ -691,23 +493,7 @@
         <w:jc w:val="both"/>
       </w:pPr>
       <w:r>
-        <w:t xml:space="preserve">zostaviť reprodukovateľný </w:t>
-      </w:r>
-      <w:proofErr w:type="spellStart"/>
-      <w:r>
-        <w:t>baseline</w:t>
-      </w:r>
-      <w:proofErr w:type="spellEnd"/>
-      <w:r>
-        <w:t xml:space="preserve"> (TF-IDF a lineárny </w:t>
-      </w:r>
-      <w:proofErr w:type="spellStart"/>
-      <w:r>
-        <w:t>klasifikátor</w:t>
-      </w:r>
-      <w:proofErr w:type="spellEnd"/>
-      <w:r>
-        <w:t>) pre ST1 aj ST2 a vyhodnotiť ho oficiálnou metrikou súťaže na testovacej množine,</w:t>
+        <w:t>zostaviť reprodukovateľný baseline (TF-IDF a lineárny klasifikátor) pre ST1 aj ST2 a vyhodnotiť ho oficiálnou metrikou súťaže na testovacej množine,</w:t>
       </w:r>
     </w:p>
     <w:p>
@@ -735,23 +521,7 @@
         <w:jc w:val="both"/>
       </w:pPr>
       <w:r>
-        <w:t xml:space="preserve">porovnať </w:t>
-      </w:r>
-      <w:proofErr w:type="spellStart"/>
-      <w:r>
-        <w:t>baseline</w:t>
-      </w:r>
-      <w:proofErr w:type="spellEnd"/>
-      <w:r>
-        <w:t xml:space="preserve"> s </w:t>
-      </w:r>
-      <w:proofErr w:type="spellStart"/>
-      <w:r>
-        <w:t>baseline</w:t>
-      </w:r>
-      <w:proofErr w:type="spellEnd"/>
-      <w:r>
-        <w:t xml:space="preserve"> organizátorov férovo, na rovnakom vstupe (len titulok),</w:t>
+        <w:t>porovnať baseline s baseline organizátorov férovo, na rovnakom vstupe (len titulok),</w:t>
       </w:r>
     </w:p>
     <w:p>
@@ -765,15 +535,7 @@
         <w:jc w:val="both"/>
       </w:pPr>
       <w:r>
-        <w:t>odhadnúť neistotu výsledkov (</w:t>
-      </w:r>
-      <w:proofErr w:type="spellStart"/>
-      <w:r>
-        <w:t>bootstrap</w:t>
-      </w:r>
-      <w:proofErr w:type="spellEnd"/>
-      <w:r>
-        <w:t>) a z analýzy chýb odvodiť plán 2. etapy.</w:t>
+        <w:t>odhadnúť neistotu výsledkov (bootstrap) a z analýzy chýb odvodiť plán 2. etapy.</w:t>
       </w:r>
     </w:p>
     <w:p>
@@ -1057,21 +819,12 @@
             </w:tcMar>
           </w:tcPr>
           <w:p>
-            <w:proofErr w:type="spellStart"/>
-            <w:r>
-              <w:rPr>
-                <w:sz w:val="19"/>
-                <w:szCs w:val="19"/>
-              </w:rPr>
-              <w:t>trénovacie</w:t>
-            </w:r>
-            <w:proofErr w:type="spellEnd"/>
-            <w:r>
-              <w:rPr>
-                <w:sz w:val="19"/>
-                <w:szCs w:val="19"/>
-              </w:rPr>
-              <w:t xml:space="preserve"> 5 082, validačné 565, testovacie 997 správ (spolu 6 644)</w:t>
+            <w:r>
+              <w:rPr>
+                <w:sz w:val="19"/>
+                <w:szCs w:val="19"/>
+              </w:rPr>
+              <w:t>trénovacie 5 082, validačné 565, testovacie 997 správ (spolu 6 644)</w:t>
             </w:r>
           </w:p>
         </w:tc>
@@ -1125,97 +878,8 @@
                 <w:sz w:val="19"/>
                 <w:szCs w:val="19"/>
               </w:rPr>
-              <w:t xml:space="preserve">title, text, </w:t>
-            </w:r>
-            <w:proofErr w:type="spellStart"/>
-            <w:r>
-              <w:rPr>
-                <w:sz w:val="19"/>
-                <w:szCs w:val="19"/>
-              </w:rPr>
-              <w:t>year</w:t>
-            </w:r>
-            <w:proofErr w:type="spellEnd"/>
-            <w:r>
-              <w:rPr>
-                <w:sz w:val="19"/>
-                <w:szCs w:val="19"/>
-              </w:rPr>
-              <w:t xml:space="preserve">, </w:t>
-            </w:r>
-            <w:proofErr w:type="spellStart"/>
-            <w:r>
-              <w:rPr>
-                <w:sz w:val="19"/>
-                <w:szCs w:val="19"/>
-              </w:rPr>
-              <w:t>month</w:t>
-            </w:r>
-            <w:proofErr w:type="spellEnd"/>
-            <w:r>
-              <w:rPr>
-                <w:sz w:val="19"/>
-                <w:szCs w:val="19"/>
-              </w:rPr>
-              <w:t xml:space="preserve">, </w:t>
-            </w:r>
-            <w:proofErr w:type="spellStart"/>
-            <w:r>
-              <w:rPr>
-                <w:sz w:val="19"/>
-                <w:szCs w:val="19"/>
-              </w:rPr>
-              <w:t>day</w:t>
-            </w:r>
-            <w:proofErr w:type="spellEnd"/>
-            <w:r>
-              <w:rPr>
-                <w:sz w:val="19"/>
-                <w:szCs w:val="19"/>
-              </w:rPr>
-              <w:t>, country a štyri označenia: hazard-</w:t>
-            </w:r>
-            <w:proofErr w:type="spellStart"/>
-            <w:r>
-              <w:rPr>
-                <w:sz w:val="19"/>
-                <w:szCs w:val="19"/>
-              </w:rPr>
-              <w:t>category</w:t>
-            </w:r>
-            <w:proofErr w:type="spellEnd"/>
-            <w:r>
-              <w:rPr>
-                <w:sz w:val="19"/>
-                <w:szCs w:val="19"/>
-              </w:rPr>
-              <w:t xml:space="preserve">, </w:t>
-            </w:r>
-            <w:proofErr w:type="spellStart"/>
-            <w:r>
-              <w:rPr>
-                <w:sz w:val="19"/>
-                <w:szCs w:val="19"/>
-              </w:rPr>
-              <w:t>product-category</w:t>
-            </w:r>
-            <w:proofErr w:type="spellEnd"/>
-            <w:r>
-              <w:rPr>
-                <w:sz w:val="19"/>
-                <w:szCs w:val="19"/>
-              </w:rPr>
-              <w:t xml:space="preserve">, hazard, </w:t>
-            </w:r>
-            <w:proofErr w:type="spellStart"/>
-            <w:r>
-              <w:rPr>
-                <w:sz w:val="19"/>
-                <w:szCs w:val="19"/>
-              </w:rPr>
-              <w:t>product</w:t>
-            </w:r>
-            <w:proofErr w:type="spellEnd"/>
+              <w:t>title, text, year, month, day, country a štyri označenia: hazard-category, product-category, hazard, product</w:t>
+            </w:r>
           </w:p>
         </w:tc>
       </w:tr>
@@ -1268,23 +932,7 @@
                 <w:sz w:val="19"/>
                 <w:szCs w:val="19"/>
               </w:rPr>
-              <w:t xml:space="preserve">v </w:t>
-            </w:r>
-            <w:proofErr w:type="spellStart"/>
-            <w:r>
-              <w:rPr>
-                <w:sz w:val="19"/>
-                <w:szCs w:val="19"/>
-              </w:rPr>
-              <w:t>trénovacích</w:t>
-            </w:r>
-            <w:proofErr w:type="spellEnd"/>
-            <w:r>
-              <w:rPr>
-                <w:sz w:val="19"/>
-                <w:szCs w:val="19"/>
-              </w:rPr>
-              <w:t xml:space="preserve"> dátach 9 krajín (USA 43,2 %, Austrália 18,1 %, Kanada 16,8 %, Spojené kráľovstvo 13,5 %), roky 1994 až 2022</w:t>
+              <w:t>v trénovacích dátach 9 krajín (USA 43,2 %, Austrália 18,1 %, Kanada 16,8 %, Spojené kráľovstvo 13,5 %), roky 1994 až 2022</w:t>
             </w:r>
           </w:p>
         </w:tc>
@@ -1333,21 +981,12 @@
             </w:tcMar>
           </w:tcPr>
           <w:p>
-            <w:proofErr w:type="spellStart"/>
-            <w:r>
-              <w:rPr>
-                <w:sz w:val="19"/>
-                <w:szCs w:val="19"/>
-              </w:rPr>
-              <w:t>trénovacie</w:t>
-            </w:r>
-            <w:proofErr w:type="spellEnd"/>
-            <w:r>
-              <w:rPr>
-                <w:sz w:val="19"/>
-                <w:szCs w:val="19"/>
-              </w:rPr>
-              <w:t xml:space="preserve"> dáta: titulok v priemere 13,3 slova; text medián 306, priemer 353, maximum 8 406 slov (slová oddelené medzerou)</w:t>
+            <w:r>
+              <w:rPr>
+                <w:sz w:val="19"/>
+                <w:szCs w:val="19"/>
+              </w:rPr>
+              <w:t>trénovacie dáta: titulok v priemere 13,3 slova; text medián 306, priemer 353, maximum 8 406 slov (slová oddelené medzerou)</w:t>
             </w:r>
           </w:p>
         </w:tc>
@@ -1363,15 +1002,7 @@
         <w:spacing w:after="120"/>
       </w:pPr>
       <w:r>
-        <w:t xml:space="preserve">Ukážka jednej správy z </w:t>
-      </w:r>
-      <w:proofErr w:type="spellStart"/>
-      <w:r>
-        <w:t>trénovacích</w:t>
-      </w:r>
-      <w:proofErr w:type="spellEnd"/>
-      <w:r>
-        <w:t xml:space="preserve"> dát (id 1129):</w:t>
+        <w:t>Ukážka jednej správy z trénovacích dát (id 1129):</w:t>
       </w:r>
     </w:p>
     <w:tbl>
@@ -1502,175 +1133,13 @@
             </w:tcMar>
           </w:tcPr>
           <w:p>
-            <w:proofErr w:type="spellStart"/>
-            <w:r>
-              <w:rPr>
-                <w:sz w:val="19"/>
-                <w:szCs w:val="19"/>
-              </w:rPr>
-              <w:t>GoNutrition</w:t>
-            </w:r>
-            <w:proofErr w:type="spellEnd"/>
-            <w:r>
-              <w:rPr>
-                <w:sz w:val="19"/>
-                <w:szCs w:val="19"/>
-              </w:rPr>
-              <w:t xml:space="preserve"> </w:t>
-            </w:r>
-            <w:proofErr w:type="spellStart"/>
-            <w:r>
-              <w:rPr>
-                <w:sz w:val="19"/>
-                <w:szCs w:val="19"/>
-              </w:rPr>
-              <w:t>recalls</w:t>
-            </w:r>
-            <w:proofErr w:type="spellEnd"/>
-            <w:r>
-              <w:rPr>
-                <w:sz w:val="19"/>
-                <w:szCs w:val="19"/>
-              </w:rPr>
-              <w:t xml:space="preserve"> a </w:t>
-            </w:r>
-            <w:proofErr w:type="spellStart"/>
-            <w:r>
-              <w:rPr>
-                <w:sz w:val="19"/>
-                <w:szCs w:val="19"/>
-              </w:rPr>
-              <w:t>batch</w:t>
-            </w:r>
-            <w:proofErr w:type="spellEnd"/>
-            <w:r>
-              <w:rPr>
-                <w:sz w:val="19"/>
-                <w:szCs w:val="19"/>
-              </w:rPr>
-              <w:t xml:space="preserve"> of </w:t>
-            </w:r>
-            <w:proofErr w:type="spellStart"/>
-            <w:r>
-              <w:rPr>
-                <w:sz w:val="19"/>
-                <w:szCs w:val="19"/>
-              </w:rPr>
-              <w:t>its</w:t>
-            </w:r>
-            <w:proofErr w:type="spellEnd"/>
-            <w:r>
-              <w:rPr>
-                <w:sz w:val="19"/>
-                <w:szCs w:val="19"/>
-              </w:rPr>
-              <w:t xml:space="preserve"> </w:t>
-            </w:r>
-            <w:proofErr w:type="spellStart"/>
-            <w:r>
-              <w:rPr>
-                <w:sz w:val="19"/>
-                <w:szCs w:val="19"/>
-              </w:rPr>
-              <w:t>GoFood</w:t>
-            </w:r>
-            <w:proofErr w:type="spellEnd"/>
-            <w:r>
-              <w:rPr>
-                <w:sz w:val="19"/>
-                <w:szCs w:val="19"/>
-              </w:rPr>
-              <w:t xml:space="preserve"> </w:t>
-            </w:r>
-            <w:proofErr w:type="spellStart"/>
-            <w:r>
-              <w:rPr>
-                <w:sz w:val="19"/>
-                <w:szCs w:val="19"/>
-              </w:rPr>
-              <w:t>Liquid</w:t>
-            </w:r>
-            <w:proofErr w:type="spellEnd"/>
-            <w:r>
-              <w:rPr>
-                <w:sz w:val="19"/>
-                <w:szCs w:val="19"/>
-              </w:rPr>
-              <w:t xml:space="preserve"> </w:t>
-            </w:r>
-            <w:proofErr w:type="spellStart"/>
-            <w:r>
-              <w:rPr>
-                <w:sz w:val="19"/>
-                <w:szCs w:val="19"/>
-              </w:rPr>
-              <w:t>Egg</w:t>
-            </w:r>
-            <w:proofErr w:type="spellEnd"/>
-            <w:r>
-              <w:rPr>
-                <w:sz w:val="19"/>
-                <w:szCs w:val="19"/>
-              </w:rPr>
-              <w:t xml:space="preserve"> </w:t>
-            </w:r>
-            <w:proofErr w:type="spellStart"/>
-            <w:r>
-              <w:rPr>
-                <w:sz w:val="19"/>
-                <w:szCs w:val="19"/>
-              </w:rPr>
-              <w:t>Whites</w:t>
-            </w:r>
-            <w:proofErr w:type="spellEnd"/>
-            <w:r>
-              <w:rPr>
-                <w:sz w:val="19"/>
-                <w:szCs w:val="19"/>
-              </w:rPr>
-              <w:t xml:space="preserve"> </w:t>
-            </w:r>
-            <w:proofErr w:type="spellStart"/>
-            <w:r>
-              <w:rPr>
-                <w:sz w:val="19"/>
-                <w:szCs w:val="19"/>
-              </w:rPr>
-              <w:t>due</w:t>
-            </w:r>
-            <w:proofErr w:type="spellEnd"/>
-            <w:r>
-              <w:rPr>
-                <w:sz w:val="19"/>
-                <w:szCs w:val="19"/>
-              </w:rPr>
-              <w:t xml:space="preserve"> to </w:t>
-            </w:r>
-            <w:proofErr w:type="spellStart"/>
-            <w:r>
-              <w:rPr>
-                <w:sz w:val="19"/>
-                <w:szCs w:val="19"/>
-              </w:rPr>
-              <w:t>presence</w:t>
-            </w:r>
-            <w:proofErr w:type="spellEnd"/>
-            <w:r>
-              <w:rPr>
-                <w:sz w:val="19"/>
-                <w:szCs w:val="19"/>
-              </w:rPr>
-              <w:t xml:space="preserve"> of </w:t>
-            </w:r>
-            <w:proofErr w:type="spellStart"/>
-            <w:r>
-              <w:rPr>
-                <w:sz w:val="19"/>
-                <w:szCs w:val="19"/>
-              </w:rPr>
-              <w:t>salmonella</w:t>
-            </w:r>
-            <w:proofErr w:type="spellEnd"/>
+            <w:r>
+              <w:rPr>
+                <w:sz w:val="19"/>
+                <w:szCs w:val="19"/>
+              </w:rPr>
+              <w:t>GoNutrition recalls a batch of its GoFood Liquid Egg Whites due to presence of salmonella</w:t>
+            </w:r>
           </w:p>
         </w:tc>
       </w:tr>
@@ -1723,279 +1192,7 @@
                 <w:sz w:val="19"/>
                 <w:szCs w:val="19"/>
               </w:rPr>
-              <w:t xml:space="preserve">Risk A </w:t>
-            </w:r>
-            <w:proofErr w:type="spellStart"/>
-            <w:r>
-              <w:rPr>
-                <w:sz w:val="19"/>
-                <w:szCs w:val="19"/>
-              </w:rPr>
-              <w:t>batch</w:t>
-            </w:r>
-            <w:proofErr w:type="spellEnd"/>
-            <w:r>
-              <w:rPr>
-                <w:sz w:val="19"/>
-                <w:szCs w:val="19"/>
-              </w:rPr>
-              <w:t xml:space="preserve"> of </w:t>
-            </w:r>
-            <w:proofErr w:type="spellStart"/>
-            <w:r>
-              <w:rPr>
-                <w:sz w:val="19"/>
-                <w:szCs w:val="19"/>
-              </w:rPr>
-              <w:t>this</w:t>
-            </w:r>
-            <w:proofErr w:type="spellEnd"/>
-            <w:r>
-              <w:rPr>
-                <w:sz w:val="19"/>
-                <w:szCs w:val="19"/>
-              </w:rPr>
-              <w:t xml:space="preserve"> </w:t>
-            </w:r>
-            <w:proofErr w:type="spellStart"/>
-            <w:r>
-              <w:rPr>
-                <w:sz w:val="19"/>
-                <w:szCs w:val="19"/>
-              </w:rPr>
-              <w:t>product</w:t>
-            </w:r>
-            <w:proofErr w:type="spellEnd"/>
-            <w:r>
-              <w:rPr>
-                <w:sz w:val="19"/>
-                <w:szCs w:val="19"/>
-              </w:rPr>
-              <w:t xml:space="preserve"> has </w:t>
-            </w:r>
-            <w:proofErr w:type="spellStart"/>
-            <w:r>
-              <w:rPr>
-                <w:sz w:val="19"/>
-                <w:szCs w:val="19"/>
-              </w:rPr>
-              <w:t>shown</w:t>
-            </w:r>
-            <w:proofErr w:type="spellEnd"/>
-            <w:r>
-              <w:rPr>
-                <w:sz w:val="19"/>
-                <w:szCs w:val="19"/>
-              </w:rPr>
-              <w:t xml:space="preserve"> </w:t>
-            </w:r>
-            <w:proofErr w:type="spellStart"/>
-            <w:r>
-              <w:rPr>
-                <w:sz w:val="19"/>
-                <w:szCs w:val="19"/>
-              </w:rPr>
-              <w:t>the</w:t>
-            </w:r>
-            <w:proofErr w:type="spellEnd"/>
-            <w:r>
-              <w:rPr>
-                <w:sz w:val="19"/>
-                <w:szCs w:val="19"/>
-              </w:rPr>
-              <w:t xml:space="preserve"> </w:t>
-            </w:r>
-            <w:proofErr w:type="spellStart"/>
-            <w:r>
-              <w:rPr>
-                <w:sz w:val="19"/>
-                <w:szCs w:val="19"/>
-              </w:rPr>
-              <w:t>presence</w:t>
-            </w:r>
-            <w:proofErr w:type="spellEnd"/>
-            <w:r>
-              <w:rPr>
-                <w:sz w:val="19"/>
-                <w:szCs w:val="19"/>
-              </w:rPr>
-              <w:t xml:space="preserve"> of </w:t>
-            </w:r>
-            <w:proofErr w:type="spellStart"/>
-            <w:r>
-              <w:rPr>
-                <w:sz w:val="19"/>
-                <w:szCs w:val="19"/>
-              </w:rPr>
-              <w:t>salmonella</w:t>
-            </w:r>
-            <w:proofErr w:type="spellEnd"/>
-            <w:r>
-              <w:rPr>
-                <w:sz w:val="19"/>
-                <w:szCs w:val="19"/>
-              </w:rPr>
-              <w:t xml:space="preserve">. </w:t>
-            </w:r>
-            <w:proofErr w:type="spellStart"/>
-            <w:r>
-              <w:rPr>
-                <w:sz w:val="19"/>
-                <w:szCs w:val="19"/>
-              </w:rPr>
-              <w:t>Product</w:t>
-            </w:r>
-            <w:proofErr w:type="spellEnd"/>
-            <w:r>
-              <w:rPr>
-                <w:sz w:val="19"/>
-                <w:szCs w:val="19"/>
-              </w:rPr>
-              <w:t xml:space="preserve"> </w:t>
-            </w:r>
-            <w:proofErr w:type="spellStart"/>
-            <w:r>
-              <w:rPr>
-                <w:sz w:val="19"/>
-                <w:szCs w:val="19"/>
-              </w:rPr>
-              <w:t>details</w:t>
-            </w:r>
-            <w:proofErr w:type="spellEnd"/>
-            <w:r>
-              <w:rPr>
-                <w:sz w:val="19"/>
-                <w:szCs w:val="19"/>
-              </w:rPr>
-              <w:t xml:space="preserve"> </w:t>
-            </w:r>
-            <w:proofErr w:type="spellStart"/>
-            <w:r>
-              <w:rPr>
-                <w:sz w:val="19"/>
-                <w:szCs w:val="19"/>
-              </w:rPr>
-              <w:t>Product</w:t>
-            </w:r>
-            <w:proofErr w:type="spellEnd"/>
-            <w:r>
-              <w:rPr>
-                <w:sz w:val="19"/>
-                <w:szCs w:val="19"/>
-              </w:rPr>
-              <w:t xml:space="preserve">: Go </w:t>
-            </w:r>
-            <w:proofErr w:type="spellStart"/>
-            <w:r>
-              <w:rPr>
-                <w:sz w:val="19"/>
-                <w:szCs w:val="19"/>
-              </w:rPr>
-              <w:t>Food</w:t>
-            </w:r>
-            <w:proofErr w:type="spellEnd"/>
-            <w:r>
-              <w:rPr>
-                <w:sz w:val="19"/>
-                <w:szCs w:val="19"/>
-              </w:rPr>
-              <w:t xml:space="preserve"> </w:t>
-            </w:r>
-            <w:proofErr w:type="spellStart"/>
-            <w:r>
-              <w:rPr>
-                <w:sz w:val="19"/>
-                <w:szCs w:val="19"/>
-              </w:rPr>
-              <w:t>Liquid</w:t>
-            </w:r>
-            <w:proofErr w:type="spellEnd"/>
-            <w:r>
-              <w:rPr>
-                <w:sz w:val="19"/>
-                <w:szCs w:val="19"/>
-              </w:rPr>
-              <w:t xml:space="preserve"> </w:t>
-            </w:r>
-            <w:proofErr w:type="spellStart"/>
-            <w:r>
-              <w:rPr>
-                <w:sz w:val="19"/>
-                <w:szCs w:val="19"/>
-              </w:rPr>
-              <w:t>Egg</w:t>
-            </w:r>
-            <w:proofErr w:type="spellEnd"/>
-            <w:r>
-              <w:rPr>
-                <w:sz w:val="19"/>
-                <w:szCs w:val="19"/>
-              </w:rPr>
-              <w:t xml:space="preserve"> </w:t>
-            </w:r>
-            <w:proofErr w:type="spellStart"/>
-            <w:r>
-              <w:rPr>
-                <w:sz w:val="19"/>
-                <w:szCs w:val="19"/>
-              </w:rPr>
-              <w:t>Whites</w:t>
-            </w:r>
-            <w:proofErr w:type="spellEnd"/>
-            <w:r>
-              <w:rPr>
-                <w:sz w:val="19"/>
-                <w:szCs w:val="19"/>
-              </w:rPr>
-              <w:t xml:space="preserve"> </w:t>
-            </w:r>
-            <w:proofErr w:type="spellStart"/>
-            <w:r>
-              <w:rPr>
-                <w:sz w:val="19"/>
-                <w:szCs w:val="19"/>
-              </w:rPr>
-              <w:t>barn</w:t>
-            </w:r>
-            <w:proofErr w:type="spellEnd"/>
-            <w:r>
-              <w:rPr>
-                <w:sz w:val="19"/>
-                <w:szCs w:val="19"/>
-              </w:rPr>
-              <w:t xml:space="preserve"> </w:t>
-            </w:r>
-            <w:proofErr w:type="spellStart"/>
-            <w:r>
-              <w:rPr>
-                <w:sz w:val="19"/>
-                <w:szCs w:val="19"/>
-              </w:rPr>
-              <w:t>farmed</w:t>
-            </w:r>
-            <w:proofErr w:type="spellEnd"/>
-            <w:r>
-              <w:rPr>
-                <w:sz w:val="19"/>
-                <w:szCs w:val="19"/>
-              </w:rPr>
-              <w:t xml:space="preserve"> </w:t>
-            </w:r>
-            <w:proofErr w:type="spellStart"/>
-            <w:r>
-              <w:rPr>
-                <w:sz w:val="19"/>
-                <w:szCs w:val="19"/>
-              </w:rPr>
-              <w:t>product</w:t>
-            </w:r>
-            <w:proofErr w:type="spellEnd"/>
-            <w:r>
-              <w:rPr>
-                <w:sz w:val="19"/>
-                <w:szCs w:val="19"/>
-              </w:rPr>
-              <w:t xml:space="preserve"> ...</w:t>
+              <w:t>Risk A batch of this product has shown the presence of salmonella. Product details Product: Go Food Liquid Egg Whites barn farmed product ...</w:t>
             </w:r>
           </w:p>
         </w:tc>
@@ -2023,23 +1220,7 @@
                 <w:sz w:val="19"/>
                 <w:szCs w:val="19"/>
               </w:rPr>
-              <w:t>hazard-</w:t>
-            </w:r>
-            <w:proofErr w:type="spellStart"/>
-            <w:r>
-              <w:rPr>
-                <w:sz w:val="19"/>
-                <w:szCs w:val="19"/>
-              </w:rPr>
-              <w:t>category</w:t>
-            </w:r>
-            <w:proofErr w:type="spellEnd"/>
-            <w:r>
-              <w:rPr>
-                <w:sz w:val="19"/>
-                <w:szCs w:val="19"/>
-              </w:rPr>
-              <w:t xml:space="preserve"> / hazard</w:t>
+              <w:t>hazard-category / hazard</w:t>
             </w:r>
           </w:p>
         </w:tc>
@@ -2060,31 +1241,13 @@
             </w:tcMar>
           </w:tcPr>
           <w:p>
-            <w:proofErr w:type="spellStart"/>
-            <w:r>
-              <w:rPr>
-                <w:sz w:val="19"/>
-                <w:szCs w:val="19"/>
-              </w:rPr>
-              <w:t>biological</w:t>
-            </w:r>
-            <w:proofErr w:type="spellEnd"/>
-            <w:r>
-              <w:rPr>
-                <w:sz w:val="19"/>
-                <w:szCs w:val="19"/>
-              </w:rPr>
-              <w:t xml:space="preserve"> / </w:t>
-            </w:r>
-            <w:proofErr w:type="spellStart"/>
-            <w:r>
-              <w:rPr>
-                <w:sz w:val="19"/>
-                <w:szCs w:val="19"/>
-              </w:rPr>
-              <w:t>salmonella</w:t>
-            </w:r>
-            <w:proofErr w:type="spellEnd"/>
+            <w:r>
+              <w:rPr>
+                <w:sz w:val="19"/>
+                <w:szCs w:val="19"/>
+              </w:rPr>
+              <w:t>biological / salmonella</w:t>
+            </w:r>
           </w:p>
         </w:tc>
       </w:tr>
@@ -2106,31 +1269,13 @@
             </w:tcMar>
           </w:tcPr>
           <w:p>
-            <w:proofErr w:type="spellStart"/>
-            <w:r>
-              <w:rPr>
-                <w:sz w:val="19"/>
-                <w:szCs w:val="19"/>
-              </w:rPr>
-              <w:t>product-category</w:t>
-            </w:r>
-            <w:proofErr w:type="spellEnd"/>
-            <w:r>
-              <w:rPr>
-                <w:sz w:val="19"/>
-                <w:szCs w:val="19"/>
-              </w:rPr>
-              <w:t xml:space="preserve"> / </w:t>
-            </w:r>
-            <w:proofErr w:type="spellStart"/>
-            <w:r>
-              <w:rPr>
-                <w:sz w:val="19"/>
-                <w:szCs w:val="19"/>
-              </w:rPr>
-              <w:t>product</w:t>
-            </w:r>
-            <w:proofErr w:type="spellEnd"/>
+            <w:r>
+              <w:rPr>
+                <w:sz w:val="19"/>
+                <w:szCs w:val="19"/>
+              </w:rPr>
+              <w:t>product-category / product</w:t>
+            </w:r>
           </w:p>
         </w:tc>
         <w:tc>
@@ -2155,97 +1300,8 @@
                 <w:sz w:val="19"/>
                 <w:szCs w:val="19"/>
               </w:rPr>
-              <w:t xml:space="preserve">meat, </w:t>
-            </w:r>
-            <w:proofErr w:type="spellStart"/>
-            <w:r>
-              <w:rPr>
-                <w:sz w:val="19"/>
-                <w:szCs w:val="19"/>
-              </w:rPr>
-              <w:t>egg</w:t>
-            </w:r>
-            <w:proofErr w:type="spellEnd"/>
-            <w:r>
-              <w:rPr>
-                <w:sz w:val="19"/>
-                <w:szCs w:val="19"/>
-              </w:rPr>
-              <w:t xml:space="preserve"> and </w:t>
-            </w:r>
-            <w:proofErr w:type="spellStart"/>
-            <w:r>
-              <w:rPr>
-                <w:sz w:val="19"/>
-                <w:szCs w:val="19"/>
-              </w:rPr>
-              <w:t>dairy</w:t>
-            </w:r>
-            <w:proofErr w:type="spellEnd"/>
-            <w:r>
-              <w:rPr>
-                <w:sz w:val="19"/>
-                <w:szCs w:val="19"/>
-              </w:rPr>
-              <w:t xml:space="preserve"> </w:t>
-            </w:r>
-            <w:proofErr w:type="spellStart"/>
-            <w:r>
-              <w:rPr>
-                <w:sz w:val="19"/>
-                <w:szCs w:val="19"/>
-              </w:rPr>
-              <w:t>products</w:t>
-            </w:r>
-            <w:proofErr w:type="spellEnd"/>
-            <w:r>
-              <w:rPr>
-                <w:sz w:val="19"/>
-                <w:szCs w:val="19"/>
-              </w:rPr>
-              <w:t xml:space="preserve"> / </w:t>
-            </w:r>
-            <w:proofErr w:type="spellStart"/>
-            <w:r>
-              <w:rPr>
-                <w:sz w:val="19"/>
-                <w:szCs w:val="19"/>
-              </w:rPr>
-              <w:t>liquid</w:t>
-            </w:r>
-            <w:proofErr w:type="spellEnd"/>
-            <w:r>
-              <w:rPr>
-                <w:sz w:val="19"/>
-                <w:szCs w:val="19"/>
-              </w:rPr>
-              <w:t xml:space="preserve"> </w:t>
-            </w:r>
-            <w:proofErr w:type="spellStart"/>
-            <w:r>
-              <w:rPr>
-                <w:sz w:val="19"/>
-                <w:szCs w:val="19"/>
-              </w:rPr>
-              <w:t>egg</w:t>
-            </w:r>
-            <w:proofErr w:type="spellEnd"/>
-            <w:r>
-              <w:rPr>
-                <w:sz w:val="19"/>
-                <w:szCs w:val="19"/>
-              </w:rPr>
-              <w:t xml:space="preserve"> </w:t>
-            </w:r>
-            <w:proofErr w:type="spellStart"/>
-            <w:r>
-              <w:rPr>
-                <w:sz w:val="19"/>
-                <w:szCs w:val="19"/>
-              </w:rPr>
-              <w:t>white</w:t>
-            </w:r>
-            <w:proofErr w:type="spellEnd"/>
+              <w:t>meat, egg and dairy products / liquid egg white</w:t>
+            </w:r>
           </w:p>
         </w:tc>
       </w:tr>
@@ -2261,31 +1317,7 @@
         <w:jc w:val="both"/>
       </w:pPr>
       <w:r>
-        <w:t xml:space="preserve">Dáta sú silno nevyvážené (obr. 2 a 3): niekoľko tried má stovky príkladov, kým väčšina jemných tried má len niekoľko. 82 produktov z testu sa v </w:t>
-      </w:r>
-      <w:proofErr w:type="spellStart"/>
-      <w:r>
-        <w:t>trénovacích</w:t>
-      </w:r>
-      <w:proofErr w:type="spellEnd"/>
-      <w:r>
-        <w:t xml:space="preserve"> dátach nevyskytuje vôbec, čo sa týka 84 správ (8,4 % testu), a tie sa nedajú správne predikovať pri žiadnom modeli, ktorý sa učí len z </w:t>
-      </w:r>
-      <w:proofErr w:type="spellStart"/>
-      <w:r>
-        <w:t>trénovacích</w:t>
-      </w:r>
-      <w:proofErr w:type="spellEnd"/>
-      <w:r>
-        <w:t xml:space="preserve"> tried. Sedem testovacích správ (0,7 %) má text identický s </w:t>
-      </w:r>
-      <w:proofErr w:type="spellStart"/>
-      <w:r>
-        <w:t>trénovacou</w:t>
-      </w:r>
-      <w:proofErr w:type="spellEnd"/>
-      <w:r>
-        <w:t xml:space="preserve"> správou.</w:t>
+        <w:t>Dáta sú silno nevyvážené (obr. 2 a 3): niekoľko tried má stovky príkladov, kým väčšina jemných tried má len niekoľko. 82 produktov z testu sa v trénovacích dátach nevyskytuje vôbec, čo sa týka 84 správ (8,4 % testu), a tie sa nedajú správne predikovať pri žiadnom modeli, ktorý sa učí len z trénovacích tried. Sedem testovacích správ (0,7 %) má text identický s trénovacou správou.</w:t>
       </w:r>
     </w:p>
     <w:p>
@@ -2349,47 +1381,7 @@
           <w:sz w:val="18"/>
           <w:szCs w:val="18"/>
         </w:rPr>
-        <w:t xml:space="preserve">Obr. 2: Rozdelenie tried podľa počtu príkladov (dlhý chvost). Zdroj: </w:t>
-      </w:r>
-      <w:proofErr w:type="spellStart"/>
-      <w:r>
-        <w:rPr>
-          <w:i/>
-          <w:iCs/>
-          <w:sz w:val="18"/>
-          <w:szCs w:val="18"/>
-        </w:rPr>
-        <w:t>results</w:t>
-      </w:r>
-      <w:proofErr w:type="spellEnd"/>
-      <w:r>
-        <w:rPr>
-          <w:i/>
-          <w:iCs/>
-          <w:sz w:val="18"/>
-          <w:szCs w:val="18"/>
-        </w:rPr>
-        <w:t>/</w:t>
-      </w:r>
-      <w:proofErr w:type="spellStart"/>
-      <w:r>
-        <w:rPr>
-          <w:i/>
-          <w:iCs/>
-          <w:sz w:val="18"/>
-          <w:szCs w:val="18"/>
-        </w:rPr>
-        <w:t>figures</w:t>
-      </w:r>
-      <w:proofErr w:type="spellEnd"/>
-      <w:r>
-        <w:rPr>
-          <w:i/>
-          <w:iCs/>
-          <w:sz w:val="18"/>
-          <w:szCs w:val="18"/>
-        </w:rPr>
-        <w:t>/dlhy_chvost.png.</w:t>
+        <w:t>Obr. 2: Rozdelenie tried podľa počtu príkladov (dlhý chvost). Zdroj: results/figures/dlhy_chvost.png.</w:t>
       </w:r>
     </w:p>
     <w:p>
@@ -2454,27 +1446,7 @@
           <w:sz w:val="18"/>
           <w:szCs w:val="18"/>
         </w:rPr>
-        <w:t xml:space="preserve">Obr. 3: Rozdelenie kategórií produktov v </w:t>
-      </w:r>
-      <w:proofErr w:type="spellStart"/>
-      <w:r>
-        <w:rPr>
-          <w:i/>
-          <w:iCs/>
-          <w:sz w:val="18"/>
-          <w:szCs w:val="18"/>
-        </w:rPr>
-        <w:t>trénovacích</w:t>
-      </w:r>
-      <w:proofErr w:type="spellEnd"/>
-      <w:r>
-        <w:rPr>
-          <w:i/>
-          <w:iCs/>
-          <w:sz w:val="18"/>
-          <w:szCs w:val="18"/>
-        </w:rPr>
-        <w:t xml:space="preserve"> dátach.</w:t>
+        <w:t>Obr. 3: Rozdelenie kategórií produktov v trénovacích dátach.</w:t>
       </w:r>
     </w:p>
     <w:p>
@@ -2547,127 +1519,7 @@
         <w:jc w:val="both"/>
       </w:pPr>
       <w:r>
-        <w:t xml:space="preserve">Pozorovanie k anotáciám: hazard sa v </w:t>
-      </w:r>
-      <w:proofErr w:type="spellStart"/>
-      <w:r>
-        <w:t>trénovacích</w:t>
-      </w:r>
-      <w:proofErr w:type="spellEnd"/>
-      <w:r>
-        <w:t xml:space="preserve"> dátach takmer jednoznačne mapuje na hazard-</w:t>
-      </w:r>
-      <w:proofErr w:type="spellStart"/>
-      <w:r>
-        <w:t>category</w:t>
-      </w:r>
-      <w:proofErr w:type="spellEnd"/>
-      <w:r>
-        <w:t xml:space="preserve"> (len 1 zo 128 hazardov patrí do viacerých kategórií, a to „</w:t>
-      </w:r>
-      <w:proofErr w:type="spellStart"/>
-      <w:r>
-        <w:t>other</w:t>
-      </w:r>
-      <w:proofErr w:type="spellEnd"/>
-      <w:r>
-        <w:t>“). Zároveň je v dátach zjavná konvencia, ktorá spôsobuje zámeny: napríklad hazard „</w:t>
-      </w:r>
-      <w:proofErr w:type="spellStart"/>
-      <w:r>
-        <w:t>sulphates</w:t>
-      </w:r>
-      <w:proofErr w:type="spellEnd"/>
-      <w:r>
-        <w:t>/</w:t>
-      </w:r>
-      <w:proofErr w:type="spellStart"/>
-      <w:r>
-        <w:t>sulphites</w:t>
-      </w:r>
-      <w:proofErr w:type="spellEnd"/>
-      <w:r>
-        <w:t xml:space="preserve">“ je označený ako </w:t>
-      </w:r>
-      <w:proofErr w:type="spellStart"/>
-      <w:r>
-        <w:t>fraud</w:t>
-      </w:r>
-      <w:proofErr w:type="spellEnd"/>
-      <w:r>
-        <w:t>, kým „</w:t>
-      </w:r>
-      <w:proofErr w:type="spellStart"/>
-      <w:r>
-        <w:t>sulphur</w:t>
-      </w:r>
-      <w:proofErr w:type="spellEnd"/>
-      <w:r>
-        <w:t xml:space="preserve"> dioxide and </w:t>
-      </w:r>
-      <w:proofErr w:type="spellStart"/>
-      <w:r>
-        <w:t>sulphites</w:t>
-      </w:r>
-      <w:proofErr w:type="spellEnd"/>
-      <w:r>
-        <w:t xml:space="preserve">“ ako </w:t>
-      </w:r>
-      <w:proofErr w:type="spellStart"/>
-      <w:r>
-        <w:t>allergens</w:t>
-      </w:r>
-      <w:proofErr w:type="spellEnd"/>
-      <w:r>
-        <w:t>, a „</w:t>
-      </w:r>
-      <w:proofErr w:type="spellStart"/>
-      <w:r>
-        <w:t>incorrect</w:t>
-      </w:r>
-      <w:proofErr w:type="spellEnd"/>
-      <w:r>
-        <w:t xml:space="preserve"> </w:t>
-      </w:r>
-      <w:proofErr w:type="spellStart"/>
-      <w:r>
-        <w:t>labeling</w:t>
-      </w:r>
-      <w:proofErr w:type="spellEnd"/>
-      <w:r>
-        <w:t>“ aj „</w:t>
-      </w:r>
-      <w:proofErr w:type="spellStart"/>
-      <w:r>
-        <w:t>labelling</w:t>
-      </w:r>
-      <w:proofErr w:type="spellEnd"/>
-      <w:r>
-        <w:t>/</w:t>
-      </w:r>
-      <w:proofErr w:type="spellStart"/>
-      <w:r>
-        <w:t>misdescription</w:t>
-      </w:r>
-      <w:proofErr w:type="spellEnd"/>
-      <w:r>
-        <w:t xml:space="preserve">“ patria do </w:t>
-      </w:r>
-      <w:proofErr w:type="spellStart"/>
-      <w:r>
-        <w:t>fraud</w:t>
-      </w:r>
-      <w:proofErr w:type="spellEnd"/>
-      <w:r>
-        <w:t xml:space="preserve">. Je to zistenie z dát (porovnanie hazardov a kategórií v </w:t>
-      </w:r>
-      <w:proofErr w:type="spellStart"/>
-      <w:r>
-        <w:t>train</w:t>
-      </w:r>
-      <w:proofErr w:type="spellEnd"/>
-      <w:r>
-        <w:t>); jeho dôsledok pre chyby modelu je opísaný v sekcii 6.</w:t>
+        <w:t>Pozorovanie k anotáciám: hazard sa v trénovacích dátach takmer jednoznačne mapuje na hazard-category (len 1 zo 128 hazardov patrí do viacerých kategórií, a to „other“). Zároveň je v dátach zjavná konvencia, ktorá spôsobuje zámeny: napríklad hazard „sulphates/sulphites“ je označený ako fraud, kým „sulphur dioxide and sulphites“ ako allergens, a „incorrect labeling“ aj „labelling/misdescription“ patria do fraud. Je to zistenie z dát (porovnanie hazardov a kategórií v train); jeho dôsledok pre chyby modelu je opísaný v sekcii 6.</w:t>
       </w:r>
     </w:p>
     <w:p>
@@ -2676,23 +1528,7 @@
         <w:jc w:val="both"/>
       </w:pPr>
       <w:r>
-        <w:t xml:space="preserve">Poznámka k počtom: prehľadový článok uvádza 1 256 rôznych produktov a 261 rizík. V dátach, ktoré máme, sme napočítali 1 142 produktov (1 022 v </w:t>
-      </w:r>
-      <w:proofErr w:type="spellStart"/>
-      <w:r>
-        <w:t>trénovacích</w:t>
-      </w:r>
-      <w:proofErr w:type="spellEnd"/>
-      <w:r>
-        <w:t xml:space="preserve">) a 128 rizík v </w:t>
-      </w:r>
-      <w:proofErr w:type="spellStart"/>
-      <w:r>
-        <w:t>trénovacích</w:t>
-      </w:r>
-      <w:proofErr w:type="spellEnd"/>
-      <w:r>
-        <w:t xml:space="preserve"> dátach. Rozdiel nevieme vysvetliť, preto v správe používame vlastné počty z dát.</w:t>
+        <w:t>Poznámka k počtom: prehľadový článok uvádza 1 256 rôznych produktov a 261 rizík. V dátach, ktoré máme, sme napočítali 1 142 produktov (1 022 v trénovacích) a 128 rizík v trénovacích dátach. Rozdiel nevieme vysvetliť, preto v správe používame vlastné počty z dát.</w:t>
       </w:r>
     </w:p>
     <w:p>
@@ -2722,15 +1558,7 @@
         <w:spacing w:after="120"/>
       </w:pPr>
       <w:r>
-        <w:t>Zdroje sme znova otvorili (</w:t>
-      </w:r>
-      <w:proofErr w:type="spellStart"/>
-      <w:r>
-        <w:t>arXiv</w:t>
-      </w:r>
-      <w:proofErr w:type="spellEnd"/>
-      <w:r>
-        <w:t xml:space="preserve"> stránky a PDF) a údaje v tabuľke sme skontrolovali podľa nich. </w:t>
+        <w:t xml:space="preserve">Zdroje sme znova otvorili (arXiv stránky a PDF) a údaje v tabuľke sme skontrolovali podľa nich. </w:t>
       </w:r>
     </w:p>
     <w:tbl>
@@ -2865,21 +1693,12 @@
             </w:tcMar>
           </w:tcPr>
           <w:p>
-            <w:proofErr w:type="spellStart"/>
-            <w:r>
-              <w:rPr>
-                <w:sz w:val="19"/>
-                <w:szCs w:val="19"/>
-              </w:rPr>
-              <w:t>Randl</w:t>
-            </w:r>
-            <w:proofErr w:type="spellEnd"/>
-            <w:r>
-              <w:rPr>
-                <w:sz w:val="19"/>
-                <w:szCs w:val="19"/>
-              </w:rPr>
-              <w:t xml:space="preserve"> et al. (2025), prehľad úlohy, arXiv:2503.19800</w:t>
+            <w:r>
+              <w:rPr>
+                <w:sz w:val="19"/>
+                <w:szCs w:val="19"/>
+              </w:rPr>
+              <w:t>Randl et al. (2025), prehľad úlohy, arXiv:2503.19800</w:t>
             </w:r>
           </w:p>
         </w:tc>
@@ -2905,55 +1724,7 @@
                 <w:sz w:val="19"/>
                 <w:szCs w:val="19"/>
               </w:rPr>
-              <w:t xml:space="preserve">Opisuje úlohu a dáta (6 644 správ, CC BY-NC-SA 4.0). </w:t>
-            </w:r>
-            <w:proofErr w:type="spellStart"/>
-            <w:r>
-              <w:rPr>
-                <w:sz w:val="19"/>
-                <w:szCs w:val="19"/>
-              </w:rPr>
-              <w:t>Baseline</w:t>
-            </w:r>
-            <w:proofErr w:type="spellEnd"/>
-            <w:r>
-              <w:rPr>
-                <w:sz w:val="19"/>
-                <w:szCs w:val="19"/>
-              </w:rPr>
-              <w:t xml:space="preserve"> organizátorov pracujú len s titulkom: TF-IDF + LR dosiahol 0,498 (ST1) a 0,183 (ST2), BERT 0,667 a 0,165. Najlepšie ST1: </w:t>
-            </w:r>
-            <w:proofErr w:type="spellStart"/>
-            <w:r>
-              <w:rPr>
-                <w:sz w:val="19"/>
-                <w:szCs w:val="19"/>
-              </w:rPr>
-              <w:t>Anastasia</w:t>
-            </w:r>
-            <w:proofErr w:type="spellEnd"/>
-            <w:r>
-              <w:rPr>
-                <w:sz w:val="19"/>
-                <w:szCs w:val="19"/>
-              </w:rPr>
-              <w:t xml:space="preserve"> 0,8223, najlepšie ST2: SRCB 0,5473. Podľa autorov sú syntetické dáta z LLM účinné na </w:t>
-            </w:r>
-            <w:proofErr w:type="spellStart"/>
-            <w:r>
-              <w:rPr>
-                <w:sz w:val="19"/>
-                <w:szCs w:val="19"/>
-              </w:rPr>
-              <w:t>oversampling</w:t>
-            </w:r>
-            <w:proofErr w:type="spellEnd"/>
-            <w:r>
-              <w:rPr>
-                <w:sz w:val="19"/>
-                <w:szCs w:val="19"/>
-              </w:rPr>
-              <w:t xml:space="preserve"> vzácnych tried.</w:t>
+              <w:t>Opisuje úlohu a dáta (6 644 správ, CC BY-NC-SA 4.0). Baseline organizátorov pracujú len s titulkom: TF-IDF + LR dosiahol 0,498 (ST1) a 0,183 (ST2), BERT 0,667 a 0,165. Najlepšie ST1: Anastasia 0,8223, najlepšie ST2: SRCB 0,5473. Podľa autorov sú syntetické dáta z LLM účinné na oversampling vzácnych tried.</w:t>
             </w:r>
           </w:p>
         </w:tc>
@@ -3002,85 +1773,12 @@
             </w:tcMar>
           </w:tcPr>
           <w:p>
-            <w:proofErr w:type="spellStart"/>
-            <w:r>
-              <w:rPr>
-                <w:sz w:val="19"/>
-                <w:szCs w:val="19"/>
-              </w:rPr>
-              <w:t>Le</w:t>
-            </w:r>
-            <w:proofErr w:type="spellEnd"/>
-            <w:r>
-              <w:rPr>
-                <w:sz w:val="19"/>
-                <w:szCs w:val="19"/>
-              </w:rPr>
-              <w:t xml:space="preserve">, </w:t>
-            </w:r>
-            <w:proofErr w:type="spellStart"/>
-            <w:r>
-              <w:rPr>
-                <w:sz w:val="19"/>
-                <w:szCs w:val="19"/>
-              </w:rPr>
-              <w:t>Ngo</w:t>
-            </w:r>
-            <w:proofErr w:type="spellEnd"/>
-            <w:r>
-              <w:rPr>
-                <w:sz w:val="19"/>
-                <w:szCs w:val="19"/>
-              </w:rPr>
-              <w:t xml:space="preserve">, </w:t>
-            </w:r>
-            <w:proofErr w:type="spellStart"/>
-            <w:r>
-              <w:rPr>
-                <w:sz w:val="19"/>
-                <w:szCs w:val="19"/>
-              </w:rPr>
-              <w:t>Dang</w:t>
-            </w:r>
-            <w:proofErr w:type="spellEnd"/>
-            <w:r>
-              <w:rPr>
-                <w:sz w:val="19"/>
-                <w:szCs w:val="19"/>
-              </w:rPr>
-              <w:t xml:space="preserve"> (2025), </w:t>
-            </w:r>
-            <w:proofErr w:type="spellStart"/>
-            <w:r>
-              <w:rPr>
-                <w:sz w:val="19"/>
-                <w:szCs w:val="19"/>
-              </w:rPr>
-              <w:t>Anastasia</w:t>
-            </w:r>
-            <w:proofErr w:type="spellEnd"/>
-            <w:r>
-              <w:rPr>
-                <w:sz w:val="19"/>
-                <w:szCs w:val="19"/>
-              </w:rPr>
-              <w:t xml:space="preserve">, SemEval-2025, ACL </w:t>
-            </w:r>
-            <w:proofErr w:type="spellStart"/>
-            <w:r>
-              <w:rPr>
-                <w:sz w:val="19"/>
-                <w:szCs w:val="19"/>
-              </w:rPr>
-              <w:t>Anthology</w:t>
-            </w:r>
-            <w:proofErr w:type="spellEnd"/>
-            <w:r>
-              <w:rPr>
-                <w:sz w:val="19"/>
-                <w:szCs w:val="19"/>
-              </w:rPr>
-              <w:t xml:space="preserve"> 2025.semeval-1.20</w:t>
+            <w:r>
+              <w:rPr>
+                <w:sz w:val="19"/>
+                <w:szCs w:val="19"/>
+              </w:rPr>
+              <w:t>Le, Ngo, Dang (2025), Anastasia, SemEval-2025, ACL Anthology 2025.semeval-1.20</w:t>
             </w:r>
           </w:p>
         </w:tc>
@@ -3106,87 +1804,7 @@
                 <w:sz w:val="19"/>
                 <w:szCs w:val="19"/>
               </w:rPr>
-              <w:t>1. miesto v ST1 so skóre 0,8223. Ensemble modelov, rozšírenie dát (</w:t>
-            </w:r>
-            <w:proofErr w:type="spellStart"/>
-            <w:r>
-              <w:rPr>
-                <w:sz w:val="19"/>
-                <w:szCs w:val="19"/>
-              </w:rPr>
-              <w:t>data</w:t>
-            </w:r>
-            <w:proofErr w:type="spellEnd"/>
-            <w:r>
-              <w:rPr>
-                <w:sz w:val="19"/>
-                <w:szCs w:val="19"/>
-              </w:rPr>
-              <w:t xml:space="preserve"> </w:t>
-            </w:r>
-            <w:proofErr w:type="spellStart"/>
-            <w:r>
-              <w:rPr>
-                <w:sz w:val="19"/>
-                <w:szCs w:val="19"/>
-              </w:rPr>
-              <w:t>augmentation</w:t>
-            </w:r>
-            <w:proofErr w:type="spellEnd"/>
-            <w:r>
-              <w:rPr>
-                <w:sz w:val="19"/>
-                <w:szCs w:val="19"/>
-              </w:rPr>
-              <w:t xml:space="preserve">) a </w:t>
-            </w:r>
-            <w:proofErr w:type="spellStart"/>
-            <w:r>
-              <w:rPr>
-                <w:sz w:val="19"/>
-                <w:szCs w:val="19"/>
-              </w:rPr>
-              <w:t>focal</w:t>
-            </w:r>
-            <w:proofErr w:type="spellEnd"/>
-            <w:r>
-              <w:rPr>
-                <w:sz w:val="19"/>
-                <w:szCs w:val="19"/>
-              </w:rPr>
-              <w:t xml:space="preserve"> </w:t>
-            </w:r>
-            <w:proofErr w:type="spellStart"/>
-            <w:r>
-              <w:rPr>
-                <w:sz w:val="19"/>
-                <w:szCs w:val="19"/>
-              </w:rPr>
-              <w:t>loss</w:t>
-            </w:r>
-            <w:proofErr w:type="spellEnd"/>
-            <w:r>
-              <w:rPr>
-                <w:sz w:val="19"/>
-                <w:szCs w:val="19"/>
-              </w:rPr>
-              <w:t xml:space="preserve"> proti nevyváženosti tried. Rieši len </w:t>
-            </w:r>
-            <w:proofErr w:type="spellStart"/>
-            <w:r>
-              <w:rPr>
-                <w:sz w:val="19"/>
-                <w:szCs w:val="19"/>
-              </w:rPr>
-              <w:t>podúlohu</w:t>
-            </w:r>
-            <w:proofErr w:type="spellEnd"/>
-            <w:r>
-              <w:rPr>
-                <w:sz w:val="19"/>
-                <w:szCs w:val="19"/>
-              </w:rPr>
-              <w:t xml:space="preserve"> ST1 a pracuje s titulkami.</w:t>
+              <w:t>1. miesto v ST1 so skóre 0,8223. Ensemble modelov, rozšírenie dát (data augmentation) a focal loss proti nevyváženosti tried. Rieši len podúlohu ST1 a pracuje s titulkami.</w:t>
             </w:r>
           </w:p>
         </w:tc>
@@ -3212,55 +1830,7 @@
                 <w:sz w:val="19"/>
                 <w:szCs w:val="19"/>
               </w:rPr>
-              <w:t xml:space="preserve">Víťazný prístup pre ST1: ensemble, </w:t>
-            </w:r>
-            <w:proofErr w:type="spellStart"/>
-            <w:r>
-              <w:rPr>
-                <w:sz w:val="19"/>
-                <w:szCs w:val="19"/>
-              </w:rPr>
-              <w:t>augmentácia</w:t>
-            </w:r>
-            <w:proofErr w:type="spellEnd"/>
-            <w:r>
-              <w:rPr>
-                <w:sz w:val="19"/>
-                <w:szCs w:val="19"/>
-              </w:rPr>
-              <w:t xml:space="preserve">, </w:t>
-            </w:r>
-            <w:proofErr w:type="spellStart"/>
-            <w:r>
-              <w:rPr>
-                <w:sz w:val="19"/>
-                <w:szCs w:val="19"/>
-              </w:rPr>
-              <w:t>focal</w:t>
-            </w:r>
-            <w:proofErr w:type="spellEnd"/>
-            <w:r>
-              <w:rPr>
-                <w:sz w:val="19"/>
-                <w:szCs w:val="19"/>
-              </w:rPr>
-              <w:t xml:space="preserve"> </w:t>
-            </w:r>
-            <w:proofErr w:type="spellStart"/>
-            <w:r>
-              <w:rPr>
-                <w:sz w:val="19"/>
-                <w:szCs w:val="19"/>
-              </w:rPr>
-              <w:t>loss</w:t>
-            </w:r>
-            <w:proofErr w:type="spellEnd"/>
-            <w:r>
-              <w:rPr>
-                <w:sz w:val="19"/>
-                <w:szCs w:val="19"/>
-              </w:rPr>
-              <w:t>.</w:t>
+              <w:t>Víťazný prístup pre ST1: ensemble, augmentácia, focal loss.</w:t>
             </w:r>
           </w:p>
         </w:tc>
@@ -3283,69 +1853,12 @@
             </w:tcMar>
           </w:tcPr>
           <w:p>
-            <w:proofErr w:type="spellStart"/>
-            <w:r>
-              <w:rPr>
-                <w:sz w:val="19"/>
-                <w:szCs w:val="19"/>
-              </w:rPr>
-              <w:t>Phan</w:t>
-            </w:r>
-            <w:proofErr w:type="spellEnd"/>
-            <w:r>
-              <w:rPr>
-                <w:sz w:val="19"/>
-                <w:szCs w:val="19"/>
-              </w:rPr>
-              <w:t xml:space="preserve">, </w:t>
-            </w:r>
-            <w:proofErr w:type="spellStart"/>
-            <w:r>
-              <w:rPr>
-                <w:sz w:val="19"/>
-                <w:szCs w:val="19"/>
-              </w:rPr>
-              <w:t>Chiang</w:t>
-            </w:r>
-            <w:proofErr w:type="spellEnd"/>
-            <w:r>
-              <w:rPr>
-                <w:sz w:val="19"/>
-                <w:szCs w:val="19"/>
-              </w:rPr>
-              <w:t xml:space="preserve"> (2025), </w:t>
-            </w:r>
-            <w:proofErr w:type="spellStart"/>
-            <w:r>
-              <w:rPr>
-                <w:sz w:val="19"/>
-                <w:szCs w:val="19"/>
-              </w:rPr>
-              <w:t>MyMy</w:t>
-            </w:r>
-            <w:proofErr w:type="spellEnd"/>
-            <w:r>
-              <w:rPr>
-                <w:sz w:val="19"/>
-                <w:szCs w:val="19"/>
-              </w:rPr>
-              <w:t xml:space="preserve">, SemEval-2025, ACL </w:t>
-            </w:r>
-            <w:proofErr w:type="spellStart"/>
-            <w:r>
-              <w:rPr>
-                <w:sz w:val="19"/>
-                <w:szCs w:val="19"/>
-              </w:rPr>
-              <w:t>Anthology</w:t>
-            </w:r>
-            <w:proofErr w:type="spellEnd"/>
-            <w:r>
-              <w:rPr>
-                <w:sz w:val="19"/>
-                <w:szCs w:val="19"/>
-              </w:rPr>
-              <w:t xml:space="preserve"> 2025.semeval-1.112</w:t>
+            <w:r>
+              <w:rPr>
+                <w:sz w:val="19"/>
+                <w:szCs w:val="19"/>
+              </w:rPr>
+              <w:t>Phan, Chiang (2025), MyMy, SemEval-2025, ACL Anthology 2025.semeval-1.112</w:t>
             </w:r>
           </w:p>
         </w:tc>
@@ -3371,87 +1884,7 @@
                 <w:sz w:val="19"/>
                 <w:szCs w:val="19"/>
               </w:rPr>
-              <w:t xml:space="preserve">Druhé miesto v oboch </w:t>
-            </w:r>
-            <w:proofErr w:type="spellStart"/>
-            <w:r>
-              <w:rPr>
-                <w:sz w:val="19"/>
-                <w:szCs w:val="19"/>
-              </w:rPr>
-              <w:t>podúlohách</w:t>
-            </w:r>
-            <w:proofErr w:type="spellEnd"/>
-            <w:r>
-              <w:rPr>
-                <w:sz w:val="19"/>
-                <w:szCs w:val="19"/>
-              </w:rPr>
-              <w:t xml:space="preserve">. Rozšírenie a vyváženie </w:t>
-            </w:r>
-            <w:proofErr w:type="spellStart"/>
-            <w:r>
-              <w:rPr>
-                <w:sz w:val="19"/>
-                <w:szCs w:val="19"/>
-              </w:rPr>
-              <w:t>trénovacích</w:t>
-            </w:r>
-            <w:proofErr w:type="spellEnd"/>
-            <w:r>
-              <w:rPr>
-                <w:sz w:val="19"/>
-                <w:szCs w:val="19"/>
-              </w:rPr>
-              <w:t xml:space="preserve"> dát pomocou RAG a znalostí z </w:t>
-            </w:r>
-            <w:proofErr w:type="spellStart"/>
-            <w:r>
-              <w:rPr>
-                <w:sz w:val="19"/>
-                <w:szCs w:val="19"/>
-              </w:rPr>
-              <w:t>PubMed</w:t>
-            </w:r>
-            <w:proofErr w:type="spellEnd"/>
-            <w:r>
-              <w:rPr>
-                <w:sz w:val="19"/>
-                <w:szCs w:val="19"/>
-              </w:rPr>
-              <w:t xml:space="preserve"> API (</w:t>
-            </w:r>
-            <w:proofErr w:type="spellStart"/>
-            <w:r>
-              <w:rPr>
-                <w:sz w:val="19"/>
-                <w:szCs w:val="19"/>
-              </w:rPr>
-              <w:t>knowledge-augmented</w:t>
-            </w:r>
-            <w:proofErr w:type="spellEnd"/>
-            <w:r>
-              <w:rPr>
-                <w:sz w:val="19"/>
-                <w:szCs w:val="19"/>
-              </w:rPr>
-              <w:t xml:space="preserve"> </w:t>
-            </w:r>
-            <w:proofErr w:type="spellStart"/>
-            <w:r>
-              <w:rPr>
-                <w:sz w:val="19"/>
-                <w:szCs w:val="19"/>
-              </w:rPr>
-              <w:t>data</w:t>
-            </w:r>
-            <w:proofErr w:type="spellEnd"/>
-            <w:r>
-              <w:rPr>
-                <w:sz w:val="19"/>
-                <w:szCs w:val="19"/>
-              </w:rPr>
-              <w:t>).</w:t>
+              <w:t>Druhé miesto v oboch podúlohách. Rozšírenie a vyváženie trénovacích dát pomocou RAG a znalostí z PubMed API (knowledge-augmented data).</w:t>
             </w:r>
           </w:p>
         </w:tc>
@@ -3500,37 +1933,12 @@
             </w:tcMar>
           </w:tcPr>
           <w:p>
-            <w:proofErr w:type="spellStart"/>
-            <w:r>
-              <w:rPr>
-                <w:sz w:val="19"/>
-                <w:szCs w:val="19"/>
-              </w:rPr>
-              <w:t>Zhang</w:t>
-            </w:r>
-            <w:proofErr w:type="spellEnd"/>
-            <w:r>
-              <w:rPr>
-                <w:sz w:val="19"/>
-                <w:szCs w:val="19"/>
-              </w:rPr>
-              <w:t xml:space="preserve"> et al. (2025), SRCB, SemEval-2025, ACL </w:t>
-            </w:r>
-            <w:proofErr w:type="spellStart"/>
-            <w:r>
-              <w:rPr>
-                <w:sz w:val="19"/>
-                <w:szCs w:val="19"/>
-              </w:rPr>
-              <w:t>Anthology</w:t>
-            </w:r>
-            <w:proofErr w:type="spellEnd"/>
-            <w:r>
-              <w:rPr>
-                <w:sz w:val="19"/>
-                <w:szCs w:val="19"/>
-              </w:rPr>
-              <w:t xml:space="preserve"> 2025.semeval-1.132</w:t>
+            <w:r>
+              <w:rPr>
+                <w:sz w:val="19"/>
+                <w:szCs w:val="19"/>
+              </w:rPr>
+              <w:t>Zhang et al. (2025), SRCB, SemEval-2025, ACL Anthology 2025.semeval-1.132</w:t>
             </w:r>
           </w:p>
         </w:tc>
@@ -3556,39 +1964,7 @@
                 <w:sz w:val="19"/>
                 <w:szCs w:val="19"/>
               </w:rPr>
-              <w:t xml:space="preserve">1. miesto v ST2 (0,5473), 3. miesto v ST1 (0,8039). Dvojstupňový systém: BERT najprv zúži množinu možných tried a LLM potom vyberie finálne označenie; externá pozornosť nad </w:t>
-            </w:r>
-            <w:proofErr w:type="spellStart"/>
-            <w:r>
-              <w:rPr>
-                <w:sz w:val="19"/>
-                <w:szCs w:val="19"/>
-              </w:rPr>
-              <w:t>embeddingmi</w:t>
-            </w:r>
-            <w:proofErr w:type="spellEnd"/>
-            <w:r>
-              <w:rPr>
-                <w:sz w:val="19"/>
-                <w:szCs w:val="19"/>
-              </w:rPr>
-              <w:t xml:space="preserve"> tried šetrí dĺžku </w:t>
-            </w:r>
-            <w:proofErr w:type="spellStart"/>
-            <w:r>
-              <w:rPr>
-                <w:sz w:val="19"/>
-                <w:szCs w:val="19"/>
-              </w:rPr>
-              <w:t>promptu</w:t>
-            </w:r>
-            <w:proofErr w:type="spellEnd"/>
-            <w:r>
-              <w:rPr>
-                <w:sz w:val="19"/>
-                <w:szCs w:val="19"/>
-              </w:rPr>
-              <w:t>.</w:t>
+              <w:t>1. miesto v ST2 (0,5473), 3. miesto v ST1 (0,8039). Dvojstupňový systém: BERT najprv zúži množinu možných tried a LLM potom vyberie finálne označenie; externá pozornosť nad embeddingmi tried šetrí dĺžku promptu.</w:t>
             </w:r>
           </w:p>
         </w:tc>
@@ -3614,23 +1990,7 @@
                 <w:sz w:val="19"/>
                 <w:szCs w:val="19"/>
               </w:rPr>
-              <w:t xml:space="preserve">Víťazný prístup pre ST2: zúženie kandidátov a LLM, podobný nápad ako </w:t>
-            </w:r>
-            <w:proofErr w:type="spellStart"/>
-            <w:r>
-              <w:rPr>
-                <w:sz w:val="19"/>
-                <w:szCs w:val="19"/>
-              </w:rPr>
-              <w:t>CICLe</w:t>
-            </w:r>
-            <w:proofErr w:type="spellEnd"/>
-            <w:r>
-              <w:rPr>
-                <w:sz w:val="19"/>
-                <w:szCs w:val="19"/>
-              </w:rPr>
-              <w:t>.</w:t>
+              <w:t>Víťazný prístup pre ST2: zúženie kandidátov a LLM, podobný nápad ako CICLe.</w:t>
             </w:r>
           </w:p>
         </w:tc>
@@ -3653,53 +2013,12 @@
             </w:tcMar>
           </w:tcPr>
           <w:p>
-            <w:proofErr w:type="spellStart"/>
-            <w:r>
-              <w:rPr>
-                <w:sz w:val="19"/>
-                <w:szCs w:val="19"/>
-              </w:rPr>
-              <w:t>Randl</w:t>
-            </w:r>
-            <w:proofErr w:type="spellEnd"/>
-            <w:r>
-              <w:rPr>
-                <w:sz w:val="19"/>
-                <w:szCs w:val="19"/>
-              </w:rPr>
-              <w:t xml:space="preserve"> et al. (2024), </w:t>
-            </w:r>
-            <w:proofErr w:type="spellStart"/>
-            <w:r>
-              <w:rPr>
-                <w:sz w:val="19"/>
-                <w:szCs w:val="19"/>
-              </w:rPr>
-              <w:t>CICLe</w:t>
-            </w:r>
-            <w:proofErr w:type="spellEnd"/>
-            <w:r>
-              <w:rPr>
-                <w:sz w:val="19"/>
-                <w:szCs w:val="19"/>
-              </w:rPr>
-              <w:t xml:space="preserve">, </w:t>
-            </w:r>
-            <w:proofErr w:type="spellStart"/>
-            <w:r>
-              <w:rPr>
-                <w:sz w:val="19"/>
-                <w:szCs w:val="19"/>
-              </w:rPr>
-              <w:t>Findings</w:t>
-            </w:r>
-            <w:proofErr w:type="spellEnd"/>
-            <w:r>
-              <w:rPr>
-                <w:sz w:val="19"/>
-                <w:szCs w:val="19"/>
-              </w:rPr>
-              <w:t xml:space="preserve"> of ACL 2024, arXiv:2403.11904</w:t>
+            <w:r>
+              <w:rPr>
+                <w:sz w:val="19"/>
+                <w:szCs w:val="19"/>
+              </w:rPr>
+              <w:t>Randl et al. (2024), CICLe, Findings of ACL 2024, arXiv:2403.11904</w:t>
             </w:r>
           </w:p>
         </w:tc>
@@ -3720,101 +2039,12 @@
             </w:tcMar>
           </w:tcPr>
           <w:p>
-            <w:proofErr w:type="spellStart"/>
-            <w:r>
-              <w:rPr>
-                <w:sz w:val="19"/>
-                <w:szCs w:val="19"/>
-              </w:rPr>
-              <w:t>Dataset</w:t>
-            </w:r>
-            <w:proofErr w:type="spellEnd"/>
-            <w:r>
-              <w:rPr>
-                <w:sz w:val="19"/>
-                <w:szCs w:val="19"/>
-              </w:rPr>
-              <w:t xml:space="preserve"> 7 546 krátkych textov o stiahnutiach potravín. TF-IDF s logistickou regresiou predbehol </w:t>
-            </w:r>
-            <w:proofErr w:type="spellStart"/>
-            <w:r>
-              <w:rPr>
-                <w:sz w:val="19"/>
-                <w:szCs w:val="19"/>
-              </w:rPr>
-              <w:t>RoBERTa</w:t>
-            </w:r>
-            <w:proofErr w:type="spellEnd"/>
-            <w:r>
-              <w:rPr>
-                <w:sz w:val="19"/>
-                <w:szCs w:val="19"/>
-              </w:rPr>
-              <w:t xml:space="preserve"> a XLM-R na triedach s nízkou podporou. Navrhnutý rámec s LLM a </w:t>
-            </w:r>
-            <w:proofErr w:type="spellStart"/>
-            <w:r>
-              <w:rPr>
-                <w:sz w:val="19"/>
-                <w:szCs w:val="19"/>
-              </w:rPr>
-              <w:t>conformal</w:t>
-            </w:r>
-            <w:proofErr w:type="spellEnd"/>
-            <w:r>
-              <w:rPr>
-                <w:sz w:val="19"/>
-                <w:szCs w:val="19"/>
-              </w:rPr>
-              <w:t xml:space="preserve"> </w:t>
-            </w:r>
-            <w:proofErr w:type="spellStart"/>
-            <w:r>
-              <w:rPr>
-                <w:sz w:val="19"/>
-                <w:szCs w:val="19"/>
-              </w:rPr>
-              <w:t>prediction</w:t>
-            </w:r>
-            <w:proofErr w:type="spellEnd"/>
-            <w:r>
-              <w:rPr>
-                <w:sz w:val="19"/>
-                <w:szCs w:val="19"/>
-              </w:rPr>
-              <w:t xml:space="preserve"> zlepšuje základný </w:t>
-            </w:r>
-            <w:proofErr w:type="spellStart"/>
-            <w:r>
-              <w:rPr>
-                <w:sz w:val="19"/>
-                <w:szCs w:val="19"/>
-              </w:rPr>
-              <w:t>klasifikátor</w:t>
-            </w:r>
-            <w:proofErr w:type="spellEnd"/>
-            <w:r>
-              <w:rPr>
-                <w:sz w:val="19"/>
-                <w:szCs w:val="19"/>
-              </w:rPr>
-              <w:t xml:space="preserve"> a spotrebuje menej energie ako bežný </w:t>
-            </w:r>
-            <w:proofErr w:type="spellStart"/>
-            <w:r>
-              <w:rPr>
-                <w:sz w:val="19"/>
-                <w:szCs w:val="19"/>
-              </w:rPr>
-              <w:t>prompting</w:t>
-            </w:r>
-            <w:proofErr w:type="spellEnd"/>
-            <w:r>
-              <w:rPr>
-                <w:sz w:val="19"/>
-                <w:szCs w:val="19"/>
-              </w:rPr>
-              <w:t>.</w:t>
+            <w:r>
+              <w:rPr>
+                <w:sz w:val="19"/>
+                <w:szCs w:val="19"/>
+              </w:rPr>
+              <w:t>Dataset 7 546 krátkych textov o stiahnutiach potravín. TF-IDF s logistickou regresiou predbehol RoBERTa a XLM-R na triedach s nízkou podporou. Navrhnutý rámec s LLM a conformal prediction zlepšuje základný klasifikátor a spotrebuje menej energie ako bežný prompting.</w:t>
             </w:r>
           </w:p>
         </w:tc>
@@ -3840,55 +2070,7 @@
                 <w:sz w:val="19"/>
                 <w:szCs w:val="19"/>
               </w:rPr>
-              <w:t xml:space="preserve">Zdôvodnenie lineárneho TF-IDF </w:t>
-            </w:r>
-            <w:proofErr w:type="spellStart"/>
-            <w:r>
-              <w:rPr>
-                <w:sz w:val="19"/>
-                <w:szCs w:val="19"/>
-              </w:rPr>
-              <w:t>baseline</w:t>
-            </w:r>
-            <w:proofErr w:type="spellEnd"/>
-            <w:r>
-              <w:rPr>
-                <w:sz w:val="19"/>
-                <w:szCs w:val="19"/>
-              </w:rPr>
-              <w:t xml:space="preserve"> pri nevyvážených triedach. </w:t>
-            </w:r>
-            <w:proofErr w:type="spellStart"/>
-            <w:r>
-              <w:rPr>
-                <w:sz w:val="19"/>
-                <w:szCs w:val="19"/>
-              </w:rPr>
-              <w:t>Dataset</w:t>
-            </w:r>
-            <w:proofErr w:type="spellEnd"/>
-            <w:r>
-              <w:rPr>
-                <w:sz w:val="19"/>
-                <w:szCs w:val="19"/>
-              </w:rPr>
-              <w:t xml:space="preserve"> je iný než </w:t>
-            </w:r>
-            <w:proofErr w:type="spellStart"/>
-            <w:r>
-              <w:rPr>
-                <w:sz w:val="19"/>
-                <w:szCs w:val="19"/>
-              </w:rPr>
-              <w:t>SemEval</w:t>
-            </w:r>
-            <w:proofErr w:type="spellEnd"/>
-            <w:r>
-              <w:rPr>
-                <w:sz w:val="19"/>
-                <w:szCs w:val="19"/>
-              </w:rPr>
-              <w:t>.</w:t>
+              <w:t>Zdôvodnenie lineárneho TF-IDF baseline pri nevyvážených triedach. Dataset je iný než SemEval.</w:t>
             </w:r>
           </w:p>
         </w:tc>
@@ -3911,53 +2093,12 @@
             </w:tcMar>
           </w:tcPr>
           <w:p>
-            <w:proofErr w:type="spellStart"/>
-            <w:r>
-              <w:rPr>
-                <w:sz w:val="19"/>
-                <w:szCs w:val="19"/>
-              </w:rPr>
-              <w:t>Pantelidis</w:t>
-            </w:r>
-            <w:proofErr w:type="spellEnd"/>
-            <w:r>
-              <w:rPr>
-                <w:sz w:val="19"/>
-                <w:szCs w:val="19"/>
-              </w:rPr>
-              <w:t xml:space="preserve">, </w:t>
-            </w:r>
-            <w:proofErr w:type="spellStart"/>
-            <w:r>
-              <w:rPr>
-                <w:sz w:val="19"/>
-                <w:szCs w:val="19"/>
-              </w:rPr>
-              <w:t>Randl</w:t>
-            </w:r>
-            <w:proofErr w:type="spellEnd"/>
-            <w:r>
-              <w:rPr>
-                <w:sz w:val="19"/>
-                <w:szCs w:val="19"/>
-              </w:rPr>
-              <w:t xml:space="preserve">, </w:t>
-            </w:r>
-            <w:proofErr w:type="spellStart"/>
-            <w:r>
-              <w:rPr>
-                <w:sz w:val="19"/>
-                <w:szCs w:val="19"/>
-              </w:rPr>
-              <w:t>Henriksson</w:t>
-            </w:r>
-            <w:proofErr w:type="spellEnd"/>
-            <w:r>
-              <w:rPr>
-                <w:sz w:val="19"/>
-                <w:szCs w:val="19"/>
-              </w:rPr>
-              <w:t xml:space="preserve"> (2025), arXiv:2512.05732</w:t>
+            <w:r>
+              <w:rPr>
+                <w:sz w:val="19"/>
+                <w:szCs w:val="19"/>
+              </w:rPr>
+              <w:t>Pantelidis, Randl, Henriksson (2025), arXiv:2512.05732</w:t>
             </w:r>
           </w:p>
         </w:tc>
@@ -3978,101 +2119,12 @@
             </w:tcMar>
           </w:tcPr>
           <w:p>
-            <w:proofErr w:type="spellStart"/>
-            <w:r>
-              <w:rPr>
-                <w:sz w:val="19"/>
-                <w:szCs w:val="19"/>
-              </w:rPr>
-              <w:t>CICLe</w:t>
-            </w:r>
-            <w:proofErr w:type="spellEnd"/>
-            <w:r>
-              <w:rPr>
-                <w:sz w:val="19"/>
-                <w:szCs w:val="19"/>
-              </w:rPr>
-              <w:t xml:space="preserve"> skúšaný na všeobecných benchmarkoch (AG News, DBpedia-14, Yahoo </w:t>
-            </w:r>
-            <w:proofErr w:type="spellStart"/>
-            <w:r>
-              <w:rPr>
-                <w:sz w:val="19"/>
-                <w:szCs w:val="19"/>
-              </w:rPr>
-              <w:t>Answers</w:t>
-            </w:r>
-            <w:proofErr w:type="spellEnd"/>
-            <w:r>
-              <w:rPr>
-                <w:sz w:val="19"/>
-                <w:szCs w:val="19"/>
-              </w:rPr>
-              <w:t xml:space="preserve">, </w:t>
-            </w:r>
-            <w:proofErr w:type="spellStart"/>
-            <w:r>
-              <w:rPr>
-                <w:sz w:val="19"/>
-                <w:szCs w:val="19"/>
-              </w:rPr>
-              <w:t>GoEmotions</w:t>
-            </w:r>
-            <w:proofErr w:type="spellEnd"/>
-            <w:r>
-              <w:rPr>
-                <w:sz w:val="19"/>
-                <w:szCs w:val="19"/>
-              </w:rPr>
-              <w:t xml:space="preserve">), nie na potravinách. Zlepšuje základný </w:t>
-            </w:r>
-            <w:proofErr w:type="spellStart"/>
-            <w:r>
-              <w:rPr>
-                <w:sz w:val="19"/>
-                <w:szCs w:val="19"/>
-              </w:rPr>
-              <w:t>klasifikátor</w:t>
-            </w:r>
-            <w:proofErr w:type="spellEnd"/>
-            <w:r>
-              <w:rPr>
-                <w:sz w:val="19"/>
-                <w:szCs w:val="19"/>
-              </w:rPr>
-              <w:t xml:space="preserve">, znižuje počet príkladov v </w:t>
-            </w:r>
-            <w:proofErr w:type="spellStart"/>
-            <w:r>
-              <w:rPr>
-                <w:sz w:val="19"/>
-                <w:szCs w:val="19"/>
-              </w:rPr>
-              <w:t>prompte</w:t>
-            </w:r>
-            <w:proofErr w:type="spellEnd"/>
-            <w:r>
-              <w:rPr>
-                <w:sz w:val="19"/>
-                <w:szCs w:val="19"/>
-              </w:rPr>
-              <w:t xml:space="preserve"> a dĺžku </w:t>
-            </w:r>
-            <w:proofErr w:type="spellStart"/>
-            <w:r>
-              <w:rPr>
-                <w:sz w:val="19"/>
-                <w:szCs w:val="19"/>
-              </w:rPr>
-              <w:t>promptu</w:t>
-            </w:r>
-            <w:proofErr w:type="spellEnd"/>
-            <w:r>
-              <w:rPr>
-                <w:sz w:val="19"/>
-                <w:szCs w:val="19"/>
-              </w:rPr>
-              <w:t xml:space="preserve"> a pomáha najmä pri nevyváženosti tried. Presné percentá neuvádzame: v abstrakte sa líšia od hodnôt v tabuľke článku.</w:t>
+            <w:r>
+              <w:rPr>
+                <w:sz w:val="19"/>
+                <w:szCs w:val="19"/>
+              </w:rPr>
+              <w:t>CICLe skúšaný na všeobecných benchmarkoch (AG News, DBpedia-14, Yahoo Answers, GoEmotions), nie na potravinách. Zlepšuje základný klasifikátor, znižuje počet príkladov v prompte a dĺžku promptu a pomáha najmä pri nevyváženosti tried. Presné percentá neuvádzame: v abstrakte sa líšia od hodnôt v tabuľke článku.</w:t>
             </w:r>
           </w:p>
         </w:tc>
@@ -4121,21 +2173,12 @@
             </w:tcMar>
           </w:tcPr>
           <w:p>
-            <w:proofErr w:type="spellStart"/>
-            <w:r>
-              <w:rPr>
-                <w:sz w:val="19"/>
-                <w:szCs w:val="19"/>
-              </w:rPr>
-              <w:t>Cai</w:t>
-            </w:r>
-            <w:proofErr w:type="spellEnd"/>
-            <w:r>
-              <w:rPr>
-                <w:sz w:val="19"/>
-                <w:szCs w:val="19"/>
-              </w:rPr>
-              <w:t xml:space="preserve"> et al. (2025), Ustnlp16, arXiv:2505.00021</w:t>
+            <w:r>
+              <w:rPr>
+                <w:sz w:val="19"/>
+                <w:szCs w:val="19"/>
+              </w:rPr>
+              <w:t>Cai et al. (2025), Ustnlp16, arXiv:2505.00021</w:t>
             </w:r>
           </w:p>
         </w:tc>
@@ -4161,151 +2204,7 @@
                 <w:sz w:val="19"/>
                 <w:szCs w:val="19"/>
               </w:rPr>
-              <w:t xml:space="preserve">BERT a </w:t>
-            </w:r>
-            <w:proofErr w:type="spellStart"/>
-            <w:r>
-              <w:rPr>
-                <w:sz w:val="19"/>
-                <w:szCs w:val="19"/>
-              </w:rPr>
-              <w:t>RoBERTa</w:t>
-            </w:r>
-            <w:proofErr w:type="spellEnd"/>
-            <w:r>
-              <w:rPr>
-                <w:sz w:val="19"/>
-                <w:szCs w:val="19"/>
-              </w:rPr>
-              <w:t xml:space="preserve">, náhodný </w:t>
-            </w:r>
-            <w:proofErr w:type="spellStart"/>
-            <w:r>
-              <w:rPr>
-                <w:sz w:val="19"/>
-                <w:szCs w:val="19"/>
-              </w:rPr>
-              <w:t>oversampling</w:t>
-            </w:r>
-            <w:proofErr w:type="spellEnd"/>
-            <w:r>
-              <w:rPr>
-                <w:sz w:val="19"/>
-                <w:szCs w:val="19"/>
-              </w:rPr>
-              <w:t xml:space="preserve">, </w:t>
-            </w:r>
-            <w:proofErr w:type="spellStart"/>
-            <w:r>
-              <w:rPr>
-                <w:sz w:val="19"/>
-                <w:szCs w:val="19"/>
-              </w:rPr>
-              <w:t>Easy</w:t>
-            </w:r>
-            <w:proofErr w:type="spellEnd"/>
-            <w:r>
-              <w:rPr>
-                <w:sz w:val="19"/>
-                <w:szCs w:val="19"/>
-              </w:rPr>
-              <w:t xml:space="preserve"> </w:t>
-            </w:r>
-            <w:proofErr w:type="spellStart"/>
-            <w:r>
-              <w:rPr>
-                <w:sz w:val="19"/>
-                <w:szCs w:val="19"/>
-              </w:rPr>
-              <w:t>Data</w:t>
-            </w:r>
-            <w:proofErr w:type="spellEnd"/>
-            <w:r>
-              <w:rPr>
-                <w:sz w:val="19"/>
-                <w:szCs w:val="19"/>
-              </w:rPr>
-              <w:t xml:space="preserve"> </w:t>
-            </w:r>
-            <w:proofErr w:type="spellStart"/>
-            <w:r>
-              <w:rPr>
-                <w:sz w:val="19"/>
-                <w:szCs w:val="19"/>
-              </w:rPr>
-              <w:t>Augmentation</w:t>
-            </w:r>
-            <w:proofErr w:type="spellEnd"/>
-            <w:r>
-              <w:rPr>
-                <w:sz w:val="19"/>
-                <w:szCs w:val="19"/>
-              </w:rPr>
-              <w:t xml:space="preserve"> a </w:t>
-            </w:r>
-            <w:proofErr w:type="spellStart"/>
-            <w:r>
-              <w:rPr>
-                <w:sz w:val="19"/>
-                <w:szCs w:val="19"/>
-              </w:rPr>
-              <w:t>focal</w:t>
-            </w:r>
-            <w:proofErr w:type="spellEnd"/>
-            <w:r>
-              <w:rPr>
-                <w:sz w:val="19"/>
-                <w:szCs w:val="19"/>
-              </w:rPr>
-              <w:t xml:space="preserve"> </w:t>
-            </w:r>
-            <w:proofErr w:type="spellStart"/>
-            <w:r>
-              <w:rPr>
-                <w:sz w:val="19"/>
-                <w:szCs w:val="19"/>
-              </w:rPr>
-              <w:t>loss</w:t>
-            </w:r>
-            <w:proofErr w:type="spellEnd"/>
-            <w:r>
-              <w:rPr>
-                <w:sz w:val="19"/>
-                <w:szCs w:val="19"/>
-              </w:rPr>
-              <w:t xml:space="preserve">. Podľa autorov EDA zmierňuje nevyváženosť a kombinácia s </w:t>
-            </w:r>
-            <w:proofErr w:type="spellStart"/>
-            <w:r>
-              <w:rPr>
-                <w:sz w:val="19"/>
-                <w:szCs w:val="19"/>
-              </w:rPr>
-              <w:t>focal</w:t>
-            </w:r>
-            <w:proofErr w:type="spellEnd"/>
-            <w:r>
-              <w:rPr>
-                <w:sz w:val="19"/>
-                <w:szCs w:val="19"/>
-              </w:rPr>
-              <w:t xml:space="preserve"> </w:t>
-            </w:r>
-            <w:proofErr w:type="spellStart"/>
-            <w:r>
-              <w:rPr>
-                <w:sz w:val="19"/>
-                <w:szCs w:val="19"/>
-              </w:rPr>
-              <w:t>loss</w:t>
-            </w:r>
-            <w:proofErr w:type="spellEnd"/>
-            <w:r>
-              <w:rPr>
-                <w:sz w:val="19"/>
-                <w:szCs w:val="19"/>
-              </w:rPr>
-              <w:t xml:space="preserve"> zvyšuje robustnosť na ťažkých príkladoch. Výsledok v súťaži: ST1 0,7654 (13. miesto), ST2 0,4512 (12. miesto).</w:t>
+              <w:t>BERT a RoBERTa, náhodný oversampling, Easy Data Augmentation a focal loss. Podľa autorov EDA zmierňuje nevyváženosť a kombinácia s focal loss zvyšuje robustnosť na ťažkých príkladoch. Výsledok v súťaži: ST1 0,7654 (13. miesto), ST2 0,4512 (12. miesto).</w:t>
             </w:r>
           </w:p>
         </w:tc>
@@ -4354,37 +2253,12 @@
             </w:tcMar>
           </w:tcPr>
           <w:p>
-            <w:proofErr w:type="spellStart"/>
-            <w:r>
-              <w:rPr>
-                <w:sz w:val="19"/>
-                <w:szCs w:val="19"/>
-              </w:rPr>
-              <w:t>Papadopoulou</w:t>
-            </w:r>
-            <w:proofErr w:type="spellEnd"/>
-            <w:r>
-              <w:rPr>
-                <w:sz w:val="19"/>
-                <w:szCs w:val="19"/>
-              </w:rPr>
-              <w:t xml:space="preserve"> et al. (2025), </w:t>
-            </w:r>
-            <w:proofErr w:type="spellStart"/>
-            <w:r>
-              <w:rPr>
-                <w:sz w:val="19"/>
-                <w:szCs w:val="19"/>
-              </w:rPr>
-              <w:t>BrightCookies</w:t>
-            </w:r>
-            <w:proofErr w:type="spellEnd"/>
-            <w:r>
-              <w:rPr>
-                <w:sz w:val="19"/>
-                <w:szCs w:val="19"/>
-              </w:rPr>
-              <w:t>, arXiv:2504.20703</w:t>
+            <w:r>
+              <w:rPr>
+                <w:sz w:val="19"/>
+                <w:szCs w:val="19"/>
+              </w:rPr>
+              <w:t>Papadopoulou et al. (2025), BrightCookies, arXiv:2504.20703</w:t>
             </w:r>
           </w:p>
         </w:tc>
@@ -4410,135 +2284,7 @@
                 <w:sz w:val="19"/>
                 <w:szCs w:val="19"/>
               </w:rPr>
-              <w:t xml:space="preserve">TF-IDF so šiestimi </w:t>
-            </w:r>
-            <w:proofErr w:type="spellStart"/>
-            <w:r>
-              <w:rPr>
-                <w:sz w:val="19"/>
-                <w:szCs w:val="19"/>
-              </w:rPr>
-              <w:t>klasifikátormi</w:t>
-            </w:r>
-            <w:proofErr w:type="spellEnd"/>
-            <w:r>
-              <w:rPr>
-                <w:sz w:val="19"/>
-                <w:szCs w:val="19"/>
-              </w:rPr>
-              <w:t xml:space="preserve"> (SVM, LR, strom, náhodný les, naivný </w:t>
-            </w:r>
-            <w:proofErr w:type="spellStart"/>
-            <w:r>
-              <w:rPr>
-                <w:sz w:val="19"/>
-                <w:szCs w:val="19"/>
-              </w:rPr>
-              <w:t>Bayes</w:t>
-            </w:r>
-            <w:proofErr w:type="spellEnd"/>
-            <w:r>
-              <w:rPr>
-                <w:sz w:val="19"/>
-                <w:szCs w:val="19"/>
-              </w:rPr>
-              <w:t xml:space="preserve">, </w:t>
-            </w:r>
-            <w:proofErr w:type="spellStart"/>
-            <w:r>
-              <w:rPr>
-                <w:sz w:val="19"/>
-                <w:szCs w:val="19"/>
-              </w:rPr>
-              <w:t>kNN</w:t>
-            </w:r>
-            <w:proofErr w:type="spellEnd"/>
-            <w:r>
-              <w:rPr>
-                <w:sz w:val="19"/>
-                <w:szCs w:val="19"/>
-              </w:rPr>
-              <w:t xml:space="preserve">) a BERT, </w:t>
-            </w:r>
-            <w:proofErr w:type="spellStart"/>
-            <w:r>
-              <w:rPr>
-                <w:sz w:val="19"/>
-                <w:szCs w:val="19"/>
-              </w:rPr>
-              <w:t>RoBERTa</w:t>
-            </w:r>
-            <w:proofErr w:type="spellEnd"/>
-            <w:r>
-              <w:rPr>
-                <w:sz w:val="19"/>
-                <w:szCs w:val="19"/>
-              </w:rPr>
-              <w:t xml:space="preserve">, </w:t>
-            </w:r>
-            <w:proofErr w:type="spellStart"/>
-            <w:r>
-              <w:rPr>
-                <w:sz w:val="19"/>
-                <w:szCs w:val="19"/>
-              </w:rPr>
-              <w:t>DistilBERT</w:t>
-            </w:r>
-            <w:proofErr w:type="spellEnd"/>
-            <w:r>
-              <w:rPr>
-                <w:sz w:val="19"/>
-                <w:szCs w:val="19"/>
-              </w:rPr>
-              <w:t xml:space="preserve">, </w:t>
-            </w:r>
-            <w:proofErr w:type="spellStart"/>
-            <w:r>
-              <w:rPr>
-                <w:sz w:val="19"/>
-                <w:szCs w:val="19"/>
-              </w:rPr>
-              <w:t>ModernBERT</w:t>
-            </w:r>
-            <w:proofErr w:type="spellEnd"/>
-            <w:r>
-              <w:rPr>
-                <w:sz w:val="19"/>
-                <w:szCs w:val="19"/>
-              </w:rPr>
-              <w:t xml:space="preserve">; </w:t>
-            </w:r>
-            <w:proofErr w:type="spellStart"/>
-            <w:r>
-              <w:rPr>
-                <w:sz w:val="19"/>
-                <w:szCs w:val="19"/>
-              </w:rPr>
-              <w:t>augmentácia</w:t>
-            </w:r>
-            <w:proofErr w:type="spellEnd"/>
-            <w:r>
-              <w:rPr>
-                <w:sz w:val="19"/>
-                <w:szCs w:val="19"/>
-              </w:rPr>
-              <w:t xml:space="preserve"> slov (synonymá, výmena slov, kontextové vkladanie). </w:t>
-            </w:r>
-            <w:proofErr w:type="spellStart"/>
-            <w:r>
-              <w:rPr>
-                <w:sz w:val="19"/>
-                <w:szCs w:val="19"/>
-              </w:rPr>
-              <w:t>Transformery</w:t>
-            </w:r>
-            <w:proofErr w:type="spellEnd"/>
-            <w:r>
-              <w:rPr>
-                <w:sz w:val="19"/>
-                <w:szCs w:val="19"/>
-              </w:rPr>
-              <w:t xml:space="preserve"> boli vo </w:t>
+              <w:t xml:space="preserve">TF-IDF so šiestimi klasifikátormi (SVM, LR, strom, náhodný les, naivný Bayes, kNN) a BERT, RoBERTa, DistilBERT, ModernBERT; augmentácia slov (synonymá, výmena slov, kontextové vkladanie). Transformery boli vo </w:t>
             </w:r>
             <w:r>
               <w:rPr>
@@ -4546,23 +2292,7 @@
                 <w:szCs w:val="19"/>
               </w:rPr>
               <w:lastRenderedPageBreak/>
-              <w:t xml:space="preserve">všeobecnosti lepšie a žiadna </w:t>
-            </w:r>
-            <w:proofErr w:type="spellStart"/>
-            <w:r>
-              <w:rPr>
-                <w:sz w:val="19"/>
-                <w:szCs w:val="19"/>
-              </w:rPr>
-              <w:t>augmentácia</w:t>
-            </w:r>
-            <w:proofErr w:type="spellEnd"/>
-            <w:r>
-              <w:rPr>
-                <w:sz w:val="19"/>
-                <w:szCs w:val="19"/>
-              </w:rPr>
-              <w:t xml:space="preserve"> nezlepšila celkový výsledok konzistentne. Súťaž: ST1 0,7610 (15. z 27), ST2 0,4529 (11. z 26).</w:t>
+              <w:t>všeobecnosti lepšie a žiadna augmentácia nezlepšila celkový výsledok konzistentne. Súťaž: ST1 0,7610 (15. z 27), ST2 0,4529 (11. z 26).</w:t>
             </w:r>
           </w:p>
         </w:tc>
@@ -4583,22 +2313,13 @@
             </w:tcMar>
           </w:tcPr>
           <w:p>
-            <w:proofErr w:type="spellStart"/>
             <w:r>
               <w:rPr>
                 <w:sz w:val="19"/>
                 <w:szCs w:val="19"/>
               </w:rPr>
               <w:lastRenderedPageBreak/>
-              <w:t>Augmentácia</w:t>
-            </w:r>
-            <w:proofErr w:type="spellEnd"/>
-            <w:r>
-              <w:rPr>
-                <w:sz w:val="19"/>
-                <w:szCs w:val="19"/>
-              </w:rPr>
-              <w:t xml:space="preserve"> nie je automatické zlepšenie; referencia pre stredný výsledok súťaže.</w:t>
+              <w:t>Augmentácia nie je automatické zlepšenie; referencia pre stredný výsledok súťaže.</w:t>
             </w:r>
           </w:p>
         </w:tc>
@@ -4621,37 +2342,12 @@
             </w:tcMar>
           </w:tcPr>
           <w:p>
-            <w:proofErr w:type="spellStart"/>
-            <w:r>
-              <w:rPr>
-                <w:sz w:val="19"/>
-                <w:szCs w:val="19"/>
-              </w:rPr>
-              <w:t>Pedregosa</w:t>
-            </w:r>
-            <w:proofErr w:type="spellEnd"/>
-            <w:r>
-              <w:rPr>
-                <w:sz w:val="19"/>
-                <w:szCs w:val="19"/>
-              </w:rPr>
-              <w:t xml:space="preserve"> et al. (2011); </w:t>
-            </w:r>
-            <w:proofErr w:type="spellStart"/>
-            <w:r>
-              <w:rPr>
-                <w:sz w:val="19"/>
-                <w:szCs w:val="19"/>
-              </w:rPr>
-              <w:t>Fan</w:t>
-            </w:r>
-            <w:proofErr w:type="spellEnd"/>
-            <w:r>
-              <w:rPr>
-                <w:sz w:val="19"/>
-                <w:szCs w:val="19"/>
-              </w:rPr>
-              <w:t xml:space="preserve"> et al. (2008)</w:t>
+            <w:r>
+              <w:rPr>
+                <w:sz w:val="19"/>
+                <w:szCs w:val="19"/>
+              </w:rPr>
+              <w:t>Pedregosa et al. (2011); Fan et al. (2008)</w:t>
             </w:r>
           </w:p>
         </w:tc>
@@ -4672,21 +2368,12 @@
             </w:tcMar>
           </w:tcPr>
           <w:p>
-            <w:proofErr w:type="spellStart"/>
-            <w:r>
-              <w:rPr>
-                <w:sz w:val="19"/>
-                <w:szCs w:val="19"/>
-              </w:rPr>
-              <w:t>scikit-learn</w:t>
-            </w:r>
-            <w:proofErr w:type="spellEnd"/>
-            <w:r>
-              <w:rPr>
-                <w:sz w:val="19"/>
-                <w:szCs w:val="19"/>
-              </w:rPr>
-              <w:t>; LIBLINEAR.</w:t>
+            <w:r>
+              <w:rPr>
+                <w:sz w:val="19"/>
+                <w:szCs w:val="19"/>
+              </w:rPr>
+              <w:t>scikit-learn; LIBLINEAR.</w:t>
             </w:r>
           </w:p>
         </w:tc>
@@ -4712,71 +2399,7 @@
                 <w:sz w:val="19"/>
                 <w:szCs w:val="19"/>
               </w:rPr>
-              <w:t xml:space="preserve">Implementácia </w:t>
-            </w:r>
-            <w:proofErr w:type="spellStart"/>
-            <w:r>
-              <w:rPr>
-                <w:sz w:val="19"/>
-                <w:szCs w:val="19"/>
-              </w:rPr>
-              <w:t>baseline</w:t>
-            </w:r>
-            <w:proofErr w:type="spellEnd"/>
-            <w:r>
-              <w:rPr>
-                <w:sz w:val="19"/>
-                <w:szCs w:val="19"/>
-              </w:rPr>
-              <w:t xml:space="preserve"> (</w:t>
-            </w:r>
-            <w:proofErr w:type="spellStart"/>
-            <w:r>
-              <w:rPr>
-                <w:sz w:val="19"/>
-                <w:szCs w:val="19"/>
-              </w:rPr>
-              <w:t>LogisticRegression</w:t>
-            </w:r>
-            <w:proofErr w:type="spellEnd"/>
-            <w:r>
-              <w:rPr>
-                <w:sz w:val="19"/>
-                <w:szCs w:val="19"/>
-              </w:rPr>
-              <w:t xml:space="preserve"> s </w:t>
-            </w:r>
-            <w:proofErr w:type="spellStart"/>
-            <w:r>
-              <w:rPr>
-                <w:sz w:val="19"/>
-                <w:szCs w:val="19"/>
-              </w:rPr>
-              <w:t>liblinear</w:t>
-            </w:r>
-            <w:proofErr w:type="spellEnd"/>
-            <w:r>
-              <w:rPr>
-                <w:sz w:val="19"/>
-                <w:szCs w:val="19"/>
-              </w:rPr>
-              <w:t xml:space="preserve">, </w:t>
-            </w:r>
-            <w:proofErr w:type="spellStart"/>
-            <w:r>
-              <w:rPr>
-                <w:sz w:val="19"/>
-                <w:szCs w:val="19"/>
-              </w:rPr>
-              <w:t>LinearSVC</w:t>
-            </w:r>
-            <w:proofErr w:type="spellEnd"/>
-            <w:r>
-              <w:rPr>
-                <w:sz w:val="19"/>
-                <w:szCs w:val="19"/>
-              </w:rPr>
-              <w:t>).</w:t>
+              <w:t>Implementácia baseline (LogisticRegression s liblinear, LinearSVC).</w:t>
             </w:r>
           </w:p>
         </w:tc>
@@ -4799,69 +2422,12 @@
             </w:tcMar>
           </w:tcPr>
           <w:p>
-            <w:proofErr w:type="spellStart"/>
-            <w:r>
-              <w:rPr>
-                <w:sz w:val="19"/>
-                <w:szCs w:val="19"/>
-              </w:rPr>
-              <w:t>Manning</w:t>
-            </w:r>
-            <w:proofErr w:type="spellEnd"/>
-            <w:r>
-              <w:rPr>
-                <w:sz w:val="19"/>
-                <w:szCs w:val="19"/>
-              </w:rPr>
-              <w:t xml:space="preserve">, </w:t>
-            </w:r>
-            <w:proofErr w:type="spellStart"/>
-            <w:r>
-              <w:rPr>
-                <w:sz w:val="19"/>
-                <w:szCs w:val="19"/>
-              </w:rPr>
-              <w:t>Raghavan</w:t>
-            </w:r>
-            <w:proofErr w:type="spellEnd"/>
-            <w:r>
-              <w:rPr>
-                <w:sz w:val="19"/>
-                <w:szCs w:val="19"/>
-              </w:rPr>
-              <w:t xml:space="preserve">, </w:t>
-            </w:r>
-            <w:proofErr w:type="spellStart"/>
-            <w:r>
-              <w:rPr>
-                <w:sz w:val="19"/>
-                <w:szCs w:val="19"/>
-              </w:rPr>
-              <w:t>Schütze</w:t>
-            </w:r>
-            <w:proofErr w:type="spellEnd"/>
-            <w:r>
-              <w:rPr>
-                <w:sz w:val="19"/>
-                <w:szCs w:val="19"/>
-              </w:rPr>
-              <w:t xml:space="preserve"> (2008); </w:t>
-            </w:r>
-            <w:proofErr w:type="spellStart"/>
-            <w:r>
-              <w:rPr>
-                <w:sz w:val="19"/>
-                <w:szCs w:val="19"/>
-              </w:rPr>
-              <w:t>Jurafsky</w:t>
-            </w:r>
-            <w:proofErr w:type="spellEnd"/>
-            <w:r>
-              <w:rPr>
-                <w:sz w:val="19"/>
-                <w:szCs w:val="19"/>
-              </w:rPr>
-              <w:t>, Martin (SLP3)</w:t>
+            <w:r>
+              <w:rPr>
+                <w:sz w:val="19"/>
+                <w:szCs w:val="19"/>
+              </w:rPr>
+              <w:t>Manning, Raghavan, Schütze (2008); Jurafsky, Martin (SLP3)</w:t>
             </w:r>
           </w:p>
         </w:tc>
@@ -4887,23 +2453,7 @@
                 <w:sz w:val="19"/>
                 <w:szCs w:val="19"/>
               </w:rPr>
-              <w:t xml:space="preserve">TF-IDF, lineárna klasifikácia, F1 a </w:t>
-            </w:r>
-            <w:proofErr w:type="spellStart"/>
-            <w:r>
-              <w:rPr>
-                <w:sz w:val="19"/>
-                <w:szCs w:val="19"/>
-              </w:rPr>
-              <w:t>macro</w:t>
-            </w:r>
-            <w:proofErr w:type="spellEnd"/>
-            <w:r>
-              <w:rPr>
-                <w:sz w:val="19"/>
-                <w:szCs w:val="19"/>
-              </w:rPr>
-              <w:t>-priemerovanie.</w:t>
+              <w:t>TF-IDF, lineárna klasifikácia, F1 a macro-priemerovanie.</w:t>
             </w:r>
           </w:p>
         </w:tc>
@@ -4965,71 +2515,7 @@
         <w:jc w:val="both"/>
       </w:pPr>
       <w:r>
-        <w:t xml:space="preserve">Čo sa v súťaži osvedčilo: modely typu </w:t>
-      </w:r>
-      <w:proofErr w:type="spellStart"/>
-      <w:r>
-        <w:t>transformer</w:t>
-      </w:r>
-      <w:proofErr w:type="spellEnd"/>
-      <w:r>
-        <w:t xml:space="preserve"> namiesto klasických (</w:t>
-      </w:r>
-      <w:proofErr w:type="spellStart"/>
-      <w:r>
-        <w:t>BrightCookies</w:t>
-      </w:r>
-      <w:proofErr w:type="spellEnd"/>
-      <w:r>
-        <w:t>, Ustnlp16), práca s nevyváženosťou (</w:t>
-      </w:r>
-      <w:proofErr w:type="spellStart"/>
-      <w:r>
-        <w:t>focal</w:t>
-      </w:r>
-      <w:proofErr w:type="spellEnd"/>
-      <w:r>
-        <w:t xml:space="preserve"> </w:t>
-      </w:r>
-      <w:proofErr w:type="spellStart"/>
-      <w:r>
-        <w:t>loss</w:t>
-      </w:r>
-      <w:proofErr w:type="spellEnd"/>
-      <w:r>
-        <w:t xml:space="preserve">, </w:t>
-      </w:r>
-      <w:proofErr w:type="spellStart"/>
-      <w:r>
-        <w:t>oversampling</w:t>
-      </w:r>
-      <w:proofErr w:type="spellEnd"/>
-      <w:r>
-        <w:t xml:space="preserve">, rozšírenie dát; </w:t>
-      </w:r>
-      <w:proofErr w:type="spellStart"/>
-      <w:r>
-        <w:t>Anastasia</w:t>
-      </w:r>
-      <w:proofErr w:type="spellEnd"/>
-      <w:r>
-        <w:t xml:space="preserve">, Ustnlp16, </w:t>
-      </w:r>
-      <w:proofErr w:type="spellStart"/>
-      <w:r>
-        <w:t>MyMy</w:t>
-      </w:r>
-      <w:proofErr w:type="spellEnd"/>
-      <w:r>
-        <w:t>), ensemble (</w:t>
-      </w:r>
-      <w:proofErr w:type="spellStart"/>
-      <w:r>
-        <w:t>Anastasia</w:t>
-      </w:r>
-      <w:proofErr w:type="spellEnd"/>
-      <w:r>
-        <w:t>) a v ST2 dvojstupňový postup so zúžením kandidátov a LLM (SRCB).</w:t>
+        <w:t>Čo sa v súťaži osvedčilo: modely typu transformer namiesto klasických (BrightCookies, Ustnlp16), práca s nevyváženosťou (focal loss, oversampling, rozšírenie dát; Anastasia, Ustnlp16, MyMy), ensemble (Anastasia) a v ST2 dvojstupňový postup so zúžením kandidátov a LLM (SRCB).</w:t>
       </w:r>
     </w:p>
     <w:p>
@@ -5043,23 +2529,7 @@
         <w:jc w:val="both"/>
       </w:pPr>
       <w:r>
-        <w:t xml:space="preserve">Jednoduchý TF-IDF s lineárnym modelom je pri nevyváženosti silný </w:t>
-      </w:r>
-      <w:proofErr w:type="spellStart"/>
-      <w:r>
-        <w:t>baseline</w:t>
-      </w:r>
-      <w:proofErr w:type="spellEnd"/>
-      <w:r>
-        <w:t xml:space="preserve"> (</w:t>
-      </w:r>
-      <w:proofErr w:type="spellStart"/>
-      <w:r>
-        <w:t>Randl</w:t>
-      </w:r>
-      <w:proofErr w:type="spellEnd"/>
-      <w:r>
-        <w:t xml:space="preserve"> et al., 2024).</w:t>
+        <w:t>Jednoduchý TF-IDF s lineárnym modelom je pri nevyváženosti silný baseline (Randl et al., 2024).</w:t>
       </w:r>
     </w:p>
     <w:p>
@@ -5086,45 +2556,8 @@
         <w:spacing w:after="60"/>
         <w:jc w:val="both"/>
       </w:pPr>
-      <w:proofErr w:type="spellStart"/>
-      <w:r>
-        <w:t>Augmentácia</w:t>
-      </w:r>
-      <w:proofErr w:type="spellEnd"/>
-      <w:r>
-        <w:t xml:space="preserve"> nemá konzistentný efekt (</w:t>
-      </w:r>
-      <w:proofErr w:type="spellStart"/>
-      <w:r>
-        <w:t>Papadopoulou</w:t>
-      </w:r>
-      <w:proofErr w:type="spellEnd"/>
-      <w:r>
-        <w:t xml:space="preserve"> et al., 2025), ale víťazný tím v ST1 ju spolu s </w:t>
-      </w:r>
-      <w:proofErr w:type="spellStart"/>
-      <w:r>
-        <w:t>focal</w:t>
-      </w:r>
-      <w:proofErr w:type="spellEnd"/>
-      <w:r>
-        <w:t xml:space="preserve"> </w:t>
-      </w:r>
-      <w:proofErr w:type="spellStart"/>
-      <w:r>
-        <w:t>loss</w:t>
-      </w:r>
-      <w:proofErr w:type="spellEnd"/>
-      <w:r>
-        <w:t xml:space="preserve"> použil (</w:t>
-      </w:r>
-      <w:proofErr w:type="spellStart"/>
-      <w:r>
-        <w:t>Le</w:t>
-      </w:r>
-      <w:proofErr w:type="spellEnd"/>
-      <w:r>
-        <w:t xml:space="preserve"> et al., 2025), takže záleží na tom, ako sa použije.</w:t>
+      <w:r>
+        <w:t>Augmentácia nemá konzistentný efekt (Papadopoulou et al., 2025), ale víťazný tím v ST1 ju spolu s focal loss použil (Le et al., 2025), takže záleží na tom, ako sa použije.</w:t>
       </w:r>
     </w:p>
     <w:p>
@@ -5133,23 +2566,7 @@
         <w:jc w:val="both"/>
       </w:pPr>
       <w:r>
-        <w:t xml:space="preserve">Čo to znamená pre nás: víťazné systémy sú výrazne zložitejšie než náš </w:t>
-      </w:r>
-      <w:proofErr w:type="spellStart"/>
-      <w:r>
-        <w:t>baseline</w:t>
-      </w:r>
-      <w:proofErr w:type="spellEnd"/>
-      <w:r>
-        <w:t xml:space="preserve"> (ensemble, LLM, rozšírené dáta). V 2. etape preto nechceme kopírovať celé riešenie najlepšieho tímu, ale vybrať z nich jeden alebo dva overené postupy, ktoré zvládneme dôsledne vyhodnotiť, a ukázať merateľné zlepšenie oproti </w:t>
-      </w:r>
-      <w:proofErr w:type="spellStart"/>
-      <w:r>
-        <w:t>baseline</w:t>
-      </w:r>
-      <w:proofErr w:type="spellEnd"/>
-      <w:r>
-        <w:t>.</w:t>
+        <w:t>Čo to znamená pre nás: víťazné systémy sú výrazne zložitejšie než náš baseline (ensemble, LLM, rozšírené dáta). V 2. etape preto nechceme kopírovať celé riešenie najlepšieho tímu, ale vybrať z nich jeden alebo dva overené postupy, ktoré zvládneme dôsledne vyhodnotiť, a ukázať merateľné zlepšenie oproti baseline.</w:t>
       </w:r>
     </w:p>
     <w:p>
@@ -5257,15 +2674,7 @@
         <w:jc w:val="both"/>
       </w:pPr>
       <w:r>
-        <w:t>Podľa prehľadového článku (</w:t>
-      </w:r>
-      <w:proofErr w:type="spellStart"/>
-      <w:r>
-        <w:t>Randl</w:t>
-      </w:r>
-      <w:proofErr w:type="spellEnd"/>
-      <w:r>
-        <w:t xml:space="preserve"> et al., 2025, sekcia 4) sa používa macro-F1, teda nevážený priemer F1 cez všetky triedy. Skóre úlohy je priemer dvoch hodnôt: macro-F1 pre riziko a macro-F1 pre produkt, pričom produkt sa počíta len pri správach, kde bolo riziko určené správne. Plne správne riziko pri úplne zlom produkte teda dá 0,5 a zlé riziko dá 0.</w:t>
+        <w:t>Podľa prehľadového článku (Randl et al., 2025, sekcia 4) sa používa macro-F1, teda nevážený priemer F1 cez všetky triedy. Skóre úlohy je priemer dvoch hodnôt: macro-F1 pre riziko a macro-F1 pre produkt, pričom produkt sa počíta len pri správach, kde bolo riziko určené správne. Plne správne riziko pri úplne zlom produkte teda dá 0,5 a zlé riziko dá 0.</w:t>
       </w:r>
     </w:p>
     <w:p>
@@ -5274,63 +2683,7 @@
         <w:jc w:val="both"/>
       </w:pPr>
       <w:r>
-        <w:t xml:space="preserve">Článok nepopisuje samostatný vzorec pre ST1. Zistili sme to z kódu organizátorov: v ich repozitári (README a notebooky v </w:t>
-      </w:r>
-      <w:proofErr w:type="spellStart"/>
-      <w:r>
-        <w:t>code</w:t>
-      </w:r>
-      <w:proofErr w:type="spellEnd"/>
-      <w:r>
-        <w:t xml:space="preserve">/) je funkcia </w:t>
-      </w:r>
-      <w:proofErr w:type="spellStart"/>
-      <w:r>
-        <w:t>compute_score</w:t>
-      </w:r>
-      <w:proofErr w:type="spellEnd"/>
-      <w:r>
-        <w:t xml:space="preserve"> a rovnakú funkciu volajú pre ST1 na kategóriách (hazard-</w:t>
-      </w:r>
-      <w:proofErr w:type="spellStart"/>
-      <w:r>
-        <w:t>category</w:t>
-      </w:r>
-      <w:proofErr w:type="spellEnd"/>
-      <w:r>
-        <w:t xml:space="preserve"> a </w:t>
-      </w:r>
-      <w:proofErr w:type="spellStart"/>
-      <w:r>
-        <w:t>product-category</w:t>
-      </w:r>
-      <w:proofErr w:type="spellEnd"/>
-      <w:r>
-        <w:t xml:space="preserve">) aj pre ST2. Našu funkciu </w:t>
-      </w:r>
-      <w:proofErr w:type="spellStart"/>
-      <w:r>
-        <w:t>oficialne_skore</w:t>
-      </w:r>
-      <w:proofErr w:type="spellEnd"/>
-      <w:r>
-        <w:t xml:space="preserve"> sme s ňou porovnali a je v logike rovnaká. Dáta (</w:t>
-      </w:r>
-      <w:proofErr w:type="spellStart"/>
-      <w:r>
-        <w:t>train</w:t>
-      </w:r>
-      <w:proofErr w:type="spellEnd"/>
-      <w:r>
-        <w:t xml:space="preserve">, </w:t>
-      </w:r>
-      <w:proofErr w:type="spellStart"/>
-      <w:r>
-        <w:t>valid</w:t>
-      </w:r>
-      <w:proofErr w:type="spellEnd"/>
-      <w:r>
-        <w:t>, test) sú bajt po bajte rovnaké ako v repozitári organizátorov.</w:t>
+        <w:t>Článok nepopisuje samostatný vzorec pre ST1. Zistili sme to z kódu organizátorov: v ich repozitári (README a notebooky v code/) je funkcia compute_score a rovnakú funkciu volajú pre ST1 na kategóriách (hazard-category a product-category) aj pre ST2. Našu funkciu oficialne_skore sme s ňou porovnali a je v logike rovnaká. Dáta (train, valid, test) sú bajt po bajte rovnaké ako v repozitári organizátorov.</w:t>
       </w:r>
     </w:p>
     <w:p>
@@ -5339,15 +2692,7 @@
         <w:jc w:val="both"/>
       </w:pPr>
       <w:r>
-        <w:t>Prečo macro-F1: pri nevyvážených triedach presnosť (</w:t>
-      </w:r>
-      <w:proofErr w:type="spellStart"/>
-      <w:r>
-        <w:t>accuracy</w:t>
-      </w:r>
-      <w:proofErr w:type="spellEnd"/>
-      <w:r>
-        <w:t>) zavádza a macro-F1 dáva vzácnym triedam rovnakú váhu ako veľkým. Väčšinová trieda dosiahne ST1 len 0,035, preto ju používame ako kontrolnú hodnotu.</w:t>
+        <w:t>Prečo macro-F1: pri nevyvážených triedach presnosť (accuracy) zavádza a macro-F1 dáva vzácnym triedam rovnakú váhu ako veľkým. Väčšinová trieda dosiahne ST1 len 0,035, preto ju používame ako kontrolnú hodnotu.</w:t>
       </w:r>
     </w:p>
     <w:p>
@@ -5356,42 +2701,10 @@
         <w:jc w:val="both"/>
       </w:pPr>
       <w:r>
-        <w:t xml:space="preserve">Metodika: model aj nastavenia (váhy tried, vstup) vyberáme len podľa validačných dát; testovacie dáta použijeme jediný raz; finálne modely sú trénované len na </w:t>
-      </w:r>
-      <w:proofErr w:type="spellStart"/>
-      <w:r>
-        <w:t>train</w:t>
-      </w:r>
-      <w:proofErr w:type="spellEnd"/>
-      <w:r>
-        <w:t xml:space="preserve">; TF-IDF sa učí len na </w:t>
-      </w:r>
-      <w:proofErr w:type="spellStart"/>
-      <w:r>
-        <w:t>train</w:t>
-      </w:r>
-      <w:proofErr w:type="spellEnd"/>
-      <w:r>
-        <w:t xml:space="preserve">; všetko beží s SEED = 42. </w:t>
-      </w:r>
-      <w:r>
-        <w:t xml:space="preserve">Neistotu odhadujeme </w:t>
-      </w:r>
-      <w:proofErr w:type="spellStart"/>
-      <w:r>
-        <w:t>bootstrapom</w:t>
-      </w:r>
-      <w:proofErr w:type="spellEnd"/>
-      <w:r>
-        <w:t xml:space="preserve"> testovacej množiny: 1 000-krát vyberieme 997 správ s opakovaním, pre každý výber vypočítame skóre oboch modelov a 95 % interval určíme z 2,5. a 97,5. </w:t>
-      </w:r>
-      <w:proofErr w:type="spellStart"/>
-      <w:r>
-        <w:t>percentilu</w:t>
-      </w:r>
-      <w:proofErr w:type="spellEnd"/>
-      <w:r>
-        <w:t xml:space="preserve">. Rozdiel SVM − LR počítame na tých istých výberoch, teda párovo </w:t>
+        <w:t xml:space="preserve">Metodika: model aj nastavenia (váhy tried, vstup) vyberáme len podľa validačných dát; testovacie dáta použijeme jediný raz; finálne modely sú trénované len na train; TF-IDF sa učí len na train; všetko beží s SEED = 42. </w:t>
+      </w:r>
+      <w:r>
+        <w:t xml:space="preserve">Neistotu odhadujeme bootstrapom testovacej množiny: 1 000-krát vyberieme 997 správ s opakovaním, pre každý výber vypočítame skóre oboch modelov a 95 % interval určíme z 2,5. a 97,5. percentilu. Rozdiel SVM − LR počítame na tých istých výberoch, teda párovo </w:t>
       </w:r>
       <w:r>
         <w:t>(tab. 3).</w:t>
@@ -5416,15 +2729,7 @@
       </w:pPr>
       <w:r>
         <w:lastRenderedPageBreak/>
-        <w:t xml:space="preserve">5. </w:t>
-      </w:r>
-      <w:proofErr w:type="spellStart"/>
-      <w:r>
-        <w:t>Baseline</w:t>
-      </w:r>
-      <w:proofErr w:type="spellEnd"/>
-      <w:r>
-        <w:t>: návrh, implementácia, reprodukovateľnosť</w:t>
+        <w:t>5. Baseline: návrh, implementácia, reprodukovateľnosť</w:t>
       </w:r>
     </w:p>
     <w:tbl>
@@ -5609,63 +2914,13 @@
             </w:tcMar>
           </w:tcPr>
           <w:p>
-            <w:proofErr w:type="spellStart"/>
-            <w:r>
-              <w:rPr>
-                <w:sz w:val="19"/>
-                <w:szCs w:val="19"/>
-              </w:rPr>
-              <w:t>TfidfVectorizer</w:t>
-            </w:r>
-            <w:proofErr w:type="spellEnd"/>
-            <w:r>
-              <w:rPr>
-                <w:sz w:val="19"/>
-                <w:szCs w:val="19"/>
-              </w:rPr>
-              <w:t xml:space="preserve"> (</w:t>
-            </w:r>
-            <w:proofErr w:type="spellStart"/>
-            <w:r>
-              <w:rPr>
-                <w:sz w:val="19"/>
-                <w:szCs w:val="19"/>
-              </w:rPr>
-              <w:t>sublinear_tf</w:t>
-            </w:r>
-            <w:proofErr w:type="spellEnd"/>
-            <w:r>
-              <w:rPr>
-                <w:sz w:val="19"/>
-                <w:szCs w:val="19"/>
-              </w:rPr>
-              <w:t xml:space="preserve">, </w:t>
-            </w:r>
-            <w:proofErr w:type="spellStart"/>
-            <w:r>
-              <w:rPr>
-                <w:sz w:val="19"/>
-                <w:szCs w:val="19"/>
-              </w:rPr>
-              <w:t>min_df</w:t>
-            </w:r>
-            <w:proofErr w:type="spellEnd"/>
-            <w:r>
-              <w:rPr>
-                <w:sz w:val="19"/>
-                <w:szCs w:val="19"/>
-              </w:rPr>
-              <w:t xml:space="preserve"> = 2), učený len na </w:t>
-            </w:r>
-            <w:proofErr w:type="spellStart"/>
-            <w:r>
-              <w:rPr>
-                <w:sz w:val="19"/>
-                <w:szCs w:val="19"/>
-              </w:rPr>
-              <w:t>train</w:t>
-            </w:r>
-            <w:proofErr w:type="spellEnd"/>
+            <w:r>
+              <w:rPr>
+                <w:sz w:val="19"/>
+                <w:szCs w:val="19"/>
+              </w:rPr>
+              <w:t>TfidfVectorizer (sublinear_tf, min_df = 2), učený len na train</w:t>
+            </w:r>
           </w:p>
         </w:tc>
       </w:tr>
@@ -5687,7 +2942,6 @@
             </w:tcMar>
           </w:tcPr>
           <w:p>
-            <w:proofErr w:type="spellStart"/>
             <w:r>
               <w:rPr>
                 <w:sz w:val="19"/>
@@ -5695,7 +2949,6 @@
               </w:rPr>
               <w:t>Klasifikátory</w:t>
             </w:r>
-            <w:proofErr w:type="spellEnd"/>
           </w:p>
         </w:tc>
         <w:tc>
@@ -5715,69 +2968,12 @@
             </w:tcMar>
           </w:tcPr>
           <w:p>
-            <w:proofErr w:type="spellStart"/>
-            <w:r>
-              <w:rPr>
-                <w:sz w:val="19"/>
-                <w:szCs w:val="19"/>
-              </w:rPr>
-              <w:t>OneVsRest</w:t>
-            </w:r>
-            <w:proofErr w:type="spellEnd"/>
-            <w:r>
-              <w:rPr>
-                <w:sz w:val="19"/>
-                <w:szCs w:val="19"/>
-              </w:rPr>
-              <w:t xml:space="preserve"> logistická regresia (</w:t>
-            </w:r>
-            <w:proofErr w:type="spellStart"/>
-            <w:r>
-              <w:rPr>
-                <w:sz w:val="19"/>
-                <w:szCs w:val="19"/>
-              </w:rPr>
-              <w:t>liblinear</w:t>
-            </w:r>
-            <w:proofErr w:type="spellEnd"/>
-            <w:r>
-              <w:rPr>
-                <w:sz w:val="19"/>
-                <w:szCs w:val="19"/>
-              </w:rPr>
-              <w:t xml:space="preserve">, C = 10) a </w:t>
-            </w:r>
-            <w:proofErr w:type="spellStart"/>
-            <w:r>
-              <w:rPr>
-                <w:sz w:val="19"/>
-                <w:szCs w:val="19"/>
-              </w:rPr>
-              <w:t>LinearSVC</w:t>
-            </w:r>
-            <w:proofErr w:type="spellEnd"/>
-            <w:r>
-              <w:rPr>
-                <w:sz w:val="19"/>
-                <w:szCs w:val="19"/>
-              </w:rPr>
-              <w:t xml:space="preserve"> (C = 1), </w:t>
-            </w:r>
-            <w:proofErr w:type="spellStart"/>
-            <w:r>
-              <w:rPr>
-                <w:sz w:val="19"/>
-                <w:szCs w:val="19"/>
-              </w:rPr>
-              <w:t>random_state</w:t>
-            </w:r>
-            <w:proofErr w:type="spellEnd"/>
-            <w:r>
-              <w:rPr>
-                <w:sz w:val="19"/>
-                <w:szCs w:val="19"/>
-              </w:rPr>
-              <w:t xml:space="preserve"> = SEED</w:t>
+            <w:r>
+              <w:rPr>
+                <w:sz w:val="19"/>
+                <w:szCs w:val="19"/>
+              </w:rPr>
+              <w:t>OneVsRest logistická regresia (liblinear, C = 10) a LinearSVC (C = 1), random_state = SEED</w:t>
             </w:r>
           </w:p>
         </w:tc>
@@ -5831,17 +3027,8 @@
                 <w:sz w:val="19"/>
                 <w:szCs w:val="19"/>
               </w:rPr>
-              <w:t xml:space="preserve">vstup: title / text / title + text; váhy tried: žiadne / </w:t>
-            </w:r>
-            <w:proofErr w:type="spellStart"/>
-            <w:r>
-              <w:rPr>
-                <w:sz w:val="19"/>
-                <w:szCs w:val="19"/>
-              </w:rPr>
-              <w:t>balanced</w:t>
-            </w:r>
-            <w:proofErr w:type="spellEnd"/>
+              <w:t>vstup: title / text / title + text; váhy tried: žiadne / balanced</w:t>
+            </w:r>
           </w:p>
         </w:tc>
       </w:tr>
@@ -6276,7 +3463,6 @@
             </w:tcMar>
           </w:tcPr>
           <w:p>
-            <w:proofErr w:type="spellStart"/>
             <w:r>
               <w:rPr>
                 <w:sz w:val="19"/>
@@ -6284,7 +3470,6 @@
               </w:rPr>
               <w:t>balanced</w:t>
             </w:r>
-            <w:proofErr w:type="spellEnd"/>
           </w:p>
         </w:tc>
         <w:tc>
@@ -6490,7 +3675,6 @@
             </w:tcMar>
           </w:tcPr>
           <w:p>
-            <w:proofErr w:type="spellStart"/>
             <w:r>
               <w:rPr>
                 <w:sz w:val="19"/>
@@ -6498,7 +3682,6 @@
               </w:rPr>
               <w:t>balanced</w:t>
             </w:r>
-            <w:proofErr w:type="spellEnd"/>
           </w:p>
         </w:tc>
         <w:tc>
@@ -6704,7 +3887,6 @@
             </w:tcMar>
           </w:tcPr>
           <w:p>
-            <w:proofErr w:type="spellStart"/>
             <w:r>
               <w:rPr>
                 <w:sz w:val="19"/>
@@ -6712,7 +3894,6 @@
               </w:rPr>
               <w:t>balanced</w:t>
             </w:r>
-            <w:proofErr w:type="spellEnd"/>
           </w:p>
         </w:tc>
         <w:tc>
@@ -6787,15 +3968,7 @@
         <w:spacing w:after="120"/>
       </w:pPr>
       <w:r>
-        <w:t xml:space="preserve">Každé rozhodnutie v </w:t>
-      </w:r>
-      <w:proofErr w:type="spellStart"/>
-      <w:r>
-        <w:t>baseline</w:t>
-      </w:r>
-      <w:proofErr w:type="spellEnd"/>
-      <w:r>
-        <w:t xml:space="preserve"> má dôvod. Tabuľka ich zhŕňa a ukazuje, čo z toho potvrdili naše výsledky.</w:t>
+        <w:t>Každé rozhodnutie v baseline má dôvod. Tabuľka ich zhŕňa a ukazuje, čo z toho potvrdili naše výsledky.</w:t>
       </w:r>
     </w:p>
     <w:tbl>
@@ -6961,39 +4134,7 @@
                 <w:sz w:val="19"/>
                 <w:szCs w:val="19"/>
               </w:rPr>
-              <w:t>Rýchla, interpretovateľná reprezentácia, ktorá je štandardným základom klasifikácie textu (</w:t>
-            </w:r>
-            <w:proofErr w:type="spellStart"/>
-            <w:r>
-              <w:rPr>
-                <w:sz w:val="19"/>
-                <w:szCs w:val="19"/>
-              </w:rPr>
-              <w:t>Manning</w:t>
-            </w:r>
-            <w:proofErr w:type="spellEnd"/>
-            <w:r>
-              <w:rPr>
-                <w:sz w:val="19"/>
-                <w:szCs w:val="19"/>
-              </w:rPr>
-              <w:t xml:space="preserve"> et al., 2008). Pri nevyvážených triedach sa TF-IDF s logistickou regresiou osvedčil aj na podobných dátach o potravinách (</w:t>
-            </w:r>
-            <w:proofErr w:type="spellStart"/>
-            <w:r>
-              <w:rPr>
-                <w:sz w:val="19"/>
-                <w:szCs w:val="19"/>
-              </w:rPr>
-              <w:t>Randl</w:t>
-            </w:r>
-            <w:proofErr w:type="spellEnd"/>
-            <w:r>
-              <w:rPr>
-                <w:sz w:val="19"/>
-                <w:szCs w:val="19"/>
-              </w:rPr>
-              <w:t xml:space="preserve"> et al., 2024).</w:t>
+              <w:t>Rýchla, interpretovateľná reprezentácia, ktorá je štandardným základom klasifikácie textu (Manning et al., 2008). Pri nevyvážených triedach sa TF-IDF s logistickou regresiou osvedčil aj na podobných dátach o potravinách (Randl et al., 2024).</w:t>
             </w:r>
           </w:p>
         </w:tc>
@@ -7047,23 +4188,7 @@
                 <w:sz w:val="19"/>
                 <w:szCs w:val="19"/>
               </w:rPr>
-              <w:t>Lineárne modely (</w:t>
-            </w:r>
-            <w:proofErr w:type="spellStart"/>
-            <w:r>
-              <w:rPr>
-                <w:sz w:val="19"/>
-                <w:szCs w:val="19"/>
-              </w:rPr>
-              <w:t>LinearSVC</w:t>
-            </w:r>
-            <w:proofErr w:type="spellEnd"/>
-            <w:r>
-              <w:rPr>
-                <w:sz w:val="19"/>
-                <w:szCs w:val="19"/>
-              </w:rPr>
-              <w:t>, LR)</w:t>
+              <w:t>Lineárne modely (LinearSVC, LR)</w:t>
             </w:r>
           </w:p>
         </w:tc>
@@ -7089,39 +4214,7 @@
                 <w:sz w:val="19"/>
                 <w:szCs w:val="19"/>
               </w:rPr>
-              <w:t xml:space="preserve">Pri riedkych </w:t>
-            </w:r>
-            <w:proofErr w:type="spellStart"/>
-            <w:r>
-              <w:rPr>
-                <w:sz w:val="19"/>
-                <w:szCs w:val="19"/>
-              </w:rPr>
-              <w:t>vysokorozmerných</w:t>
-            </w:r>
-            <w:proofErr w:type="spellEnd"/>
-            <w:r>
-              <w:rPr>
-                <w:sz w:val="19"/>
-                <w:szCs w:val="19"/>
-              </w:rPr>
-              <w:t xml:space="preserve"> príznakoch a len 5 082 príkladoch sú lineárne modely rýchle a stabilné (</w:t>
-            </w:r>
-            <w:proofErr w:type="spellStart"/>
-            <w:r>
-              <w:rPr>
-                <w:sz w:val="19"/>
-                <w:szCs w:val="19"/>
-              </w:rPr>
-              <w:t>Fan</w:t>
-            </w:r>
-            <w:proofErr w:type="spellEnd"/>
-            <w:r>
-              <w:rPr>
-                <w:sz w:val="19"/>
-                <w:szCs w:val="19"/>
-              </w:rPr>
-              <w:t xml:space="preserve"> et al., 2008). Dva modely nám dávajú aj kontrolu, že výsledok nezávisí od jedného algoritmu.</w:t>
+              <w:t>Pri riedkych vysokorozmerných príznakoch a len 5 082 príkladoch sú lineárne modely rýchle a stabilné (Fan et al., 2008). Dva modely nám dávajú aj kontrolu, že výsledok nezávisí od jedného algoritmu.</w:t>
             </w:r>
           </w:p>
         </w:tc>
@@ -7255,23 +4348,7 @@
                 <w:sz w:val="19"/>
                 <w:szCs w:val="19"/>
               </w:rPr>
-              <w:t>Váhy tried (</w:t>
-            </w:r>
-            <w:proofErr w:type="spellStart"/>
-            <w:r>
-              <w:rPr>
-                <w:sz w:val="19"/>
-                <w:szCs w:val="19"/>
-              </w:rPr>
-              <w:t>balanced</w:t>
-            </w:r>
-            <w:proofErr w:type="spellEnd"/>
-            <w:r>
-              <w:rPr>
-                <w:sz w:val="19"/>
-                <w:szCs w:val="19"/>
-              </w:rPr>
-              <w:t>)</w:t>
+              <w:t>Váhy tried (balanced)</w:t>
             </w:r>
           </w:p>
         </w:tc>
@@ -7323,39 +4400,7 @@
                 <w:sz w:val="19"/>
                 <w:szCs w:val="19"/>
               </w:rPr>
-              <w:t xml:space="preserve">Pri title + text boli váhy lepšie než bez nich (SVM 0,736 </w:t>
-            </w:r>
-            <w:proofErr w:type="spellStart"/>
-            <w:r>
-              <w:rPr>
-                <w:sz w:val="19"/>
-                <w:szCs w:val="19"/>
-              </w:rPr>
-              <w:t>vs</w:t>
-            </w:r>
-            <w:proofErr w:type="spellEnd"/>
-            <w:r>
-              <w:rPr>
-                <w:sz w:val="19"/>
-                <w:szCs w:val="19"/>
-              </w:rPr>
-              <w:t xml:space="preserve"> 0,731, LR 0,741 </w:t>
-            </w:r>
-            <w:proofErr w:type="spellStart"/>
-            <w:r>
-              <w:rPr>
-                <w:sz w:val="19"/>
-                <w:szCs w:val="19"/>
-              </w:rPr>
-              <w:t>vs</w:t>
-            </w:r>
-            <w:proofErr w:type="spellEnd"/>
-            <w:r>
-              <w:rPr>
-                <w:sz w:val="19"/>
-                <w:szCs w:val="19"/>
-              </w:rPr>
-              <w:t xml:space="preserve"> 0,707).</w:t>
+              <w:t>Pri title + text boli váhy lepšie než bez nich (SVM 0,736 vs 0,731, LR 0,741 vs 0,707).</w:t>
             </w:r>
             <w:r>
               <w:rPr>
@@ -7377,23 +4422,7 @@
                 <w:szCs w:val="19"/>
               </w:rPr>
               <w:lastRenderedPageBreak/>
-              <w:t xml:space="preserve">(0,681 → 0,633) a v ST2 bol na validácii lepší SVM bez váh (0,429 </w:t>
-            </w:r>
-            <w:proofErr w:type="spellStart"/>
-            <w:r>
-              <w:rPr>
-                <w:sz w:val="19"/>
-                <w:szCs w:val="19"/>
-              </w:rPr>
-              <w:t>vs</w:t>
-            </w:r>
-            <w:proofErr w:type="spellEnd"/>
-            <w:r>
-              <w:rPr>
-                <w:sz w:val="19"/>
-                <w:szCs w:val="19"/>
-              </w:rPr>
-              <w:t xml:space="preserve"> 0,416).</w:t>
+              <w:t>(0,681 → 0,633) a v ST2 bol na validácii lepší SVM bez váh (0,429 vs 0,416).</w:t>
             </w:r>
           </w:p>
         </w:tc>
@@ -7421,6 +4450,7 @@
                 <w:sz w:val="19"/>
                 <w:szCs w:val="19"/>
               </w:rPr>
+              <w:lastRenderedPageBreak/>
               <w:t>Macro-F1 ako metrika</w:t>
             </w:r>
           </w:p>
@@ -7447,23 +4477,7 @@
                 <w:sz w:val="19"/>
                 <w:szCs w:val="19"/>
               </w:rPr>
-              <w:t>Dáva všetkým triedam rovnakú váhu, takže presnosť na veľkých triedach nezakryje zlyhanie na vzácnych (</w:t>
-            </w:r>
-            <w:proofErr w:type="spellStart"/>
-            <w:r>
-              <w:rPr>
-                <w:sz w:val="19"/>
-                <w:szCs w:val="19"/>
-              </w:rPr>
-              <w:t>Randl</w:t>
-            </w:r>
-            <w:proofErr w:type="spellEnd"/>
-            <w:r>
-              <w:rPr>
-                <w:sz w:val="19"/>
-                <w:szCs w:val="19"/>
-              </w:rPr>
-              <w:t xml:space="preserve"> et al., 2025).</w:t>
+              <w:t>Dáva všetkým triedam rovnakú váhu, takže presnosť na veľkých triedach nezakryje zlyhanie na vzácnych (Randl et al., 2025).</w:t>
             </w:r>
           </w:p>
         </w:tc>
@@ -7517,17 +4531,8 @@
                 <w:sz w:val="19"/>
                 <w:szCs w:val="19"/>
               </w:rPr>
-              <w:t xml:space="preserve">Výber na validácii, test raz, TF-IDF len na </w:t>
-            </w:r>
-            <w:proofErr w:type="spellStart"/>
-            <w:r>
-              <w:rPr>
-                <w:sz w:val="19"/>
-                <w:szCs w:val="19"/>
-              </w:rPr>
-              <w:t>train</w:t>
-            </w:r>
-            <w:proofErr w:type="spellEnd"/>
+              <w:t>Výber na validácii, test raz, TF-IDF len na train</w:t>
+            </w:r>
           </w:p>
         </w:tc>
         <w:tc>
@@ -7578,23 +4583,7 @@
                 <w:sz w:val="19"/>
                 <w:szCs w:val="19"/>
               </w:rPr>
-              <w:t xml:space="preserve">Intervaly z </w:t>
-            </w:r>
-            <w:proofErr w:type="spellStart"/>
-            <w:r>
-              <w:rPr>
-                <w:sz w:val="19"/>
-                <w:szCs w:val="19"/>
-              </w:rPr>
-              <w:t>bootstrapu</w:t>
-            </w:r>
-            <w:proofErr w:type="spellEnd"/>
-            <w:r>
-              <w:rPr>
-                <w:sz w:val="19"/>
-                <w:szCs w:val="19"/>
-              </w:rPr>
-              <w:t xml:space="preserve"> ukazujú, ako veľmi sa výsledok mení s vzorkou testu.</w:t>
+              <w:t>Intervaly z bootstrapu ukazujú, ako veľmi sa výsledok mení s vzorkou testu.</w:t>
             </w:r>
           </w:p>
         </w:tc>
@@ -7622,23 +4611,7 @@
                 <w:sz w:val="19"/>
                 <w:szCs w:val="19"/>
               </w:rPr>
-              <w:t xml:space="preserve">Pevné </w:t>
-            </w:r>
-            <w:proofErr w:type="spellStart"/>
-            <w:r>
-              <w:rPr>
-                <w:sz w:val="19"/>
-                <w:szCs w:val="19"/>
-              </w:rPr>
-              <w:t>hyperparametre</w:t>
-            </w:r>
-            <w:proofErr w:type="spellEnd"/>
-            <w:r>
-              <w:rPr>
-                <w:sz w:val="19"/>
-                <w:szCs w:val="19"/>
-              </w:rPr>
-              <w:t xml:space="preserve"> (LR C = 10, SVM C = 1)</w:t>
+              <w:t>Pevné hyperparametre (LR C = 10, SVM C = 1)</w:t>
             </w:r>
           </w:p>
         </w:tc>
@@ -7659,21 +4632,12 @@
             </w:tcMar>
           </w:tcPr>
           <w:p>
-            <w:proofErr w:type="spellStart"/>
-            <w:r>
-              <w:rPr>
-                <w:sz w:val="19"/>
-                <w:szCs w:val="19"/>
-              </w:rPr>
-              <w:t>Baseline</w:t>
-            </w:r>
-            <w:proofErr w:type="spellEnd"/>
-            <w:r>
-              <w:rPr>
-                <w:sz w:val="19"/>
-                <w:szCs w:val="19"/>
-              </w:rPr>
-              <w:t xml:space="preserve"> má byť referencia, nie optimalizácia. Mriežka sa týka vstupu a váh tried.</w:t>
+            <w:r>
+              <w:rPr>
+                <w:sz w:val="19"/>
+                <w:szCs w:val="19"/>
+              </w:rPr>
+              <w:t>Baseline má byť referencia, nie optimalizácia. Mriežka sa týka vstupu a váh tried.</w:t>
             </w:r>
           </w:p>
         </w:tc>
@@ -7796,119 +4760,7 @@
         <w:jc w:val="both"/>
       </w:pPr>
       <w:r>
-        <w:t>Reprodukovateľnosť: závislosti sú pripnuté v requirements.txt (</w:t>
-      </w:r>
-      <w:proofErr w:type="spellStart"/>
-      <w:r>
-        <w:t>pandas</w:t>
-      </w:r>
-      <w:proofErr w:type="spellEnd"/>
-      <w:r>
-        <w:t xml:space="preserve"> 3.0.5, </w:t>
-      </w:r>
-      <w:proofErr w:type="spellStart"/>
-      <w:r>
-        <w:t>numpy</w:t>
-      </w:r>
-      <w:proofErr w:type="spellEnd"/>
-      <w:r>
-        <w:t xml:space="preserve"> 2.5.3, </w:t>
-      </w:r>
-      <w:proofErr w:type="spellStart"/>
-      <w:r>
-        <w:t>scikit-learn</w:t>
-      </w:r>
-      <w:proofErr w:type="spellEnd"/>
-      <w:r>
-        <w:t xml:space="preserve"> 1.9.1, </w:t>
-      </w:r>
-      <w:proofErr w:type="spellStart"/>
-      <w:r>
-        <w:t>matplotlib</w:t>
-      </w:r>
-      <w:proofErr w:type="spellEnd"/>
-      <w:r>
-        <w:t xml:space="preserve"> 3.11.2, </w:t>
-      </w:r>
-      <w:proofErr w:type="spellStart"/>
-      <w:r>
-        <w:t>scipy</w:t>
-      </w:r>
-      <w:proofErr w:type="spellEnd"/>
-      <w:r>
-        <w:t xml:space="preserve"> 1.18.1, </w:t>
-      </w:r>
-      <w:proofErr w:type="spellStart"/>
-      <w:r>
-        <w:t>jupyter</w:t>
-      </w:r>
-      <w:proofErr w:type="spellEnd"/>
-      <w:r>
-        <w:t xml:space="preserve"> 1.1.1), dáta sú v priečinku </w:t>
-      </w:r>
-      <w:proofErr w:type="spellStart"/>
-      <w:r>
-        <w:t>data</w:t>
-      </w:r>
-      <w:proofErr w:type="spellEnd"/>
-      <w:r>
-        <w:t xml:space="preserve">/ s opisom v README, spustenie je Run </w:t>
-      </w:r>
-      <w:proofErr w:type="spellStart"/>
-      <w:r>
-        <w:t>All</w:t>
-      </w:r>
-      <w:proofErr w:type="spellEnd"/>
-      <w:r>
-        <w:t xml:space="preserve"> v </w:t>
-      </w:r>
-      <w:proofErr w:type="spellStart"/>
-      <w:r>
-        <w:t>notebooks</w:t>
-      </w:r>
-      <w:proofErr w:type="spellEnd"/>
-      <w:r>
-        <w:t>/</w:t>
-      </w:r>
-      <w:proofErr w:type="spellStart"/>
-      <w:r>
-        <w:t>baseline_food_hazard.ipynb</w:t>
-      </w:r>
-      <w:proofErr w:type="spellEnd"/>
-      <w:r>
-        <w:t xml:space="preserve"> a potom </w:t>
-      </w:r>
-      <w:proofErr w:type="spellStart"/>
-      <w:r>
-        <w:t>notebooks</w:t>
-      </w:r>
-      <w:proofErr w:type="spellEnd"/>
-      <w:r>
-        <w:t>/</w:t>
-      </w:r>
-      <w:proofErr w:type="spellStart"/>
-      <w:r>
-        <w:t>eda_chybova_analyza.ipynb</w:t>
-      </w:r>
-      <w:proofErr w:type="spellEnd"/>
-      <w:r>
-        <w:t xml:space="preserve">. Samostatným čistým spustením na novej kópii repozitára sme overili, že </w:t>
-      </w:r>
-      <w:proofErr w:type="spellStart"/>
-      <w:r>
-        <w:t>baseline</w:t>
-      </w:r>
-      <w:proofErr w:type="spellEnd"/>
-      <w:r>
-        <w:t xml:space="preserve"> prebehne bez chyby (asi 6 minút, najviac trvá LR) a že predikcie, </w:t>
-      </w:r>
-      <w:proofErr w:type="spellStart"/>
-      <w:r>
-        <w:t>bootstrap</w:t>
-      </w:r>
-      <w:proofErr w:type="spellEnd"/>
-      <w:r>
-        <w:t>, tabuľka chýb aj všetkých šesť grafov sú rovnaké ako v repozitári; líši sa len stĺpec s časom behu. Chybová analýza načíta uložené predikcie a trvá asi 40 s.</w:t>
+        <w:t>Reprodukovateľnosť: závislosti sú pripnuté v requirements.txt (pandas 3.0.5, numpy 2.5.3, scikit-learn 1.9.1, matplotlib 3.11.2, scipy 1.18.1, jupyter 1.1.1), dáta sú v priečinku data/ s opisom v README, spustenie je Run All v notebooks/baseline_food_hazard.ipynb a potom notebooks/eda_chybova_analyza.ipynb. Samostatným čistým spustením na novej kópii repozitára sme overili, že baseline prebehne bez chyby (asi 6 minút, najviac trvá LR) a že predikcie, bootstrap, tabuľka chýb aj všetkých šesť grafov sú rovnaké ako v repozitári; líši sa len stĺpec s časom behu. Chybová analýza načíta uložené predikcie a trvá asi 40 s.</w:t>
       </w:r>
     </w:p>
     <w:p>
@@ -8089,9 +4941,28 @@
                 <w:sz w:val="19"/>
                 <w:szCs w:val="19"/>
               </w:rPr>
-              <w:t>hazard-</w:t>
-            </w:r>
-            <w:proofErr w:type="spellStart"/>
+              <w:t>hazard-category</w:t>
+            </w:r>
+          </w:p>
+        </w:tc>
+        <w:tc>
+          <w:tcPr>
+            <w:tcW w:w="1300" w:type="dxa"/>
+            <w:tcBorders>
+              <w:top w:val="single" w:sz="4" w:space="0" w:color="BBBBBB"/>
+              <w:left w:val="single" w:sz="4" w:space="0" w:color="BBBBBB"/>
+              <w:bottom w:val="single" w:sz="4" w:space="0" w:color="BBBBBB"/>
+              <w:right w:val="single" w:sz="4" w:space="0" w:color="BBBBBB"/>
+            </w:tcBorders>
+            <w:shd w:val="clear" w:color="auto" w:fill="E8EEF4"/>
+            <w:tcMar>
+              <w:top w:w="50" w:type="dxa"/>
+              <w:left w:w="90" w:type="dxa"/>
+              <w:bottom w:w="50" w:type="dxa"/>
+              <w:right w:w="90" w:type="dxa"/>
+            </w:tcMar>
+          </w:tcPr>
+          <w:p>
             <w:r>
               <w:rPr>
                 <w:b/>
@@ -8099,14 +4970,13 @@
                 <w:sz w:val="19"/>
                 <w:szCs w:val="19"/>
               </w:rPr>
-              <w:t>category</w:t>
-            </w:r>
-            <w:proofErr w:type="spellEnd"/>
-          </w:p>
-        </w:tc>
-        <w:tc>
-          <w:tcPr>
-            <w:tcW w:w="1300" w:type="dxa"/>
+              <w:t>product-category</w:t>
+            </w:r>
+          </w:p>
+        </w:tc>
+        <w:tc>
+          <w:tcPr>
+            <w:tcW w:w="1000" w:type="dxa"/>
             <w:tcBorders>
               <w:top w:val="single" w:sz="4" w:space="0" w:color="BBBBBB"/>
               <w:left w:val="single" w:sz="4" w:space="0" w:color="BBBBBB"/>
@@ -8122,7 +4992,6 @@
             </w:tcMar>
           </w:tcPr>
           <w:p>
-            <w:proofErr w:type="spellStart"/>
             <w:r>
               <w:rPr>
                 <w:b/>
@@ -8130,14 +4999,13 @@
                 <w:sz w:val="19"/>
                 <w:szCs w:val="19"/>
               </w:rPr>
-              <w:t>product-category</w:t>
-            </w:r>
-            <w:proofErr w:type="spellEnd"/>
-          </w:p>
-        </w:tc>
-        <w:tc>
-          <w:tcPr>
-            <w:tcW w:w="1000" w:type="dxa"/>
+              <w:t>hazard</w:t>
+            </w:r>
+          </w:p>
+        </w:tc>
+        <w:tc>
+          <w:tcPr>
+            <w:tcW w:w="1266" w:type="dxa"/>
             <w:tcBorders>
               <w:top w:val="single" w:sz="4" w:space="0" w:color="BBBBBB"/>
               <w:left w:val="single" w:sz="4" w:space="0" w:color="BBBBBB"/>
@@ -8160,39 +5028,8 @@
                 <w:sz w:val="19"/>
                 <w:szCs w:val="19"/>
               </w:rPr>
-              <w:t>hazard</w:t>
-            </w:r>
-          </w:p>
-        </w:tc>
-        <w:tc>
-          <w:tcPr>
-            <w:tcW w:w="1266" w:type="dxa"/>
-            <w:tcBorders>
-              <w:top w:val="single" w:sz="4" w:space="0" w:color="BBBBBB"/>
-              <w:left w:val="single" w:sz="4" w:space="0" w:color="BBBBBB"/>
-              <w:bottom w:val="single" w:sz="4" w:space="0" w:color="BBBBBB"/>
-              <w:right w:val="single" w:sz="4" w:space="0" w:color="BBBBBB"/>
-            </w:tcBorders>
-            <w:shd w:val="clear" w:color="auto" w:fill="E8EEF4"/>
-            <w:tcMar>
-              <w:top w:w="50" w:type="dxa"/>
-              <w:left w:w="90" w:type="dxa"/>
-              <w:bottom w:w="50" w:type="dxa"/>
-              <w:right w:w="90" w:type="dxa"/>
-            </w:tcMar>
-          </w:tcPr>
-          <w:p>
-            <w:proofErr w:type="spellStart"/>
-            <w:r>
-              <w:rPr>
-                <w:b/>
-                <w:bCs/>
-                <w:sz w:val="19"/>
-                <w:szCs w:val="19"/>
-              </w:rPr>
               <w:t>product</w:t>
             </w:r>
-            <w:proofErr w:type="spellEnd"/>
           </w:p>
         </w:tc>
       </w:tr>
@@ -8403,23 +5240,7 @@
                 <w:sz w:val="19"/>
                 <w:szCs w:val="19"/>
               </w:rPr>
-              <w:t xml:space="preserve">SVM (title + text, </w:t>
-            </w:r>
-            <w:proofErr w:type="spellStart"/>
-            <w:r>
-              <w:rPr>
-                <w:sz w:val="19"/>
-                <w:szCs w:val="19"/>
-              </w:rPr>
-              <w:t>balanced</w:t>
-            </w:r>
-            <w:proofErr w:type="spellEnd"/>
-            <w:r>
-              <w:rPr>
-                <w:sz w:val="19"/>
-                <w:szCs w:val="19"/>
-              </w:rPr>
-              <w:t>)</w:t>
+              <w:t>SVM (title + text, balanced)</w:t>
             </w:r>
           </w:p>
         </w:tc>
@@ -8610,23 +5431,7 @@
                 <w:sz w:val="19"/>
                 <w:szCs w:val="19"/>
               </w:rPr>
-              <w:t xml:space="preserve">LR (title + text, </w:t>
-            </w:r>
-            <w:proofErr w:type="spellStart"/>
-            <w:r>
-              <w:rPr>
-                <w:sz w:val="19"/>
-                <w:szCs w:val="19"/>
-              </w:rPr>
-              <w:t>balanced</w:t>
-            </w:r>
-            <w:proofErr w:type="spellEnd"/>
-            <w:r>
-              <w:rPr>
-                <w:sz w:val="19"/>
-                <w:szCs w:val="19"/>
-              </w:rPr>
-              <w:t>)</w:t>
+              <w:t>LR (title + text, balanced)</w:t>
             </w:r>
           </w:p>
         </w:tc>
@@ -9186,27 +5991,7 @@
           <w:sz w:val="18"/>
           <w:szCs w:val="18"/>
         </w:rPr>
-        <w:t xml:space="preserve">Tab. 3: </w:t>
-      </w:r>
-      <w:proofErr w:type="spellStart"/>
-      <w:r>
-        <w:rPr>
-          <w:i/>
-          <w:iCs/>
-          <w:sz w:val="18"/>
-          <w:szCs w:val="18"/>
-        </w:rPr>
-        <w:t>Bootstrap</w:t>
-      </w:r>
-      <w:proofErr w:type="spellEnd"/>
-      <w:r>
-        <w:rPr>
-          <w:i/>
-          <w:iCs/>
-          <w:sz w:val="18"/>
-          <w:szCs w:val="18"/>
-        </w:rPr>
-        <w:t xml:space="preserve"> testovacej množiny, 95 % interval.</w:t>
+        <w:t>Tab. 3: Bootstrap testovacej množiny, 95 % interval.</w:t>
       </w:r>
     </w:p>
     <w:tbl>
@@ -9255,7 +6040,6 @@
             </w:tcMar>
           </w:tcPr>
           <w:p>
-            <w:proofErr w:type="spellStart"/>
             <w:r>
               <w:rPr>
                 <w:b/>
@@ -9265,7 +6049,6 @@
               </w:rPr>
               <w:t>Podúloha</w:t>
             </w:r>
-            <w:proofErr w:type="spellEnd"/>
           </w:p>
         </w:tc>
         <w:tc>
@@ -9661,15 +6444,7 @@
         <w:jc w:val="both"/>
       </w:pPr>
       <w:r>
-        <w:t xml:space="preserve">Interval rozdielu zahŕňa nulu v oboch </w:t>
-      </w:r>
-      <w:proofErr w:type="spellStart"/>
-      <w:r>
-        <w:t>podúlohách</w:t>
-      </w:r>
-      <w:proofErr w:type="spellEnd"/>
-      <w:r>
-        <w:t>, takže medzi SVM a LR nevieme preukázať rozdiel; tvrdiť, že SVM je lepší, by bolo nepodložené. Medzi variantmi s vyváženými váhami a len titulkom je rozdiel okolo 0,06 až 0,08 v ST1, čo je viac než šírka intervalov, ale tento rozdiel sme samostatne netestovali.</w:t>
+        <w:t>Interval rozdielu zahŕňa nulu v oboch podúlohách, takže medzi SVM a LR nevieme preukázať rozdiel; tvrdiť, že SVM je lepší, by bolo nepodložené. Medzi variantmi s vyváženými váhami a len titulkom je rozdiel okolo 0,06 až 0,08 v ST1, čo je viac než šírka intervalov, ale tento rozdiel sme samostatne netestovali.</w:t>
       </w:r>
     </w:p>
     <w:p>
@@ -9685,13 +6460,8 @@
         <w:spacing w:after="120"/>
         <w:jc w:val="both"/>
       </w:pPr>
-      <w:proofErr w:type="spellStart"/>
-      <w:r>
-        <w:t>Baseline</w:t>
-      </w:r>
-      <w:proofErr w:type="spellEnd"/>
-      <w:r>
-        <w:t xml:space="preserve"> organizátorov používajú len titulok (tabuľky 2 a 3 v článku), preto je férové porovnanie iba s našimi riadkami len s titulkom.</w:t>
+      <w:r>
+        <w:t>Baseline organizátorov používajú len titulok (tabuľky 2 a 3 v článku), preto je férové porovnanie iba s našimi riadkami len s titulkom.</w:t>
       </w:r>
     </w:p>
     <w:tbl>
@@ -9934,21 +6704,12 @@
             </w:tcMar>
           </w:tcPr>
           <w:p>
-            <w:proofErr w:type="spellStart"/>
-            <w:r>
-              <w:rPr>
-                <w:sz w:val="19"/>
-                <w:szCs w:val="19"/>
-              </w:rPr>
-              <w:t>Randl</w:t>
-            </w:r>
-            <w:proofErr w:type="spellEnd"/>
-            <w:r>
-              <w:rPr>
-                <w:sz w:val="19"/>
-                <w:szCs w:val="19"/>
-              </w:rPr>
-              <w:t xml:space="preserve"> et al. (2025)</w:t>
+            <w:r>
+              <w:rPr>
+                <w:sz w:val="19"/>
+                <w:szCs w:val="19"/>
+              </w:rPr>
+              <w:t>Randl et al. (2025)</w:t>
             </w:r>
           </w:p>
         </w:tc>
@@ -10049,21 +6810,12 @@
             </w:tcMar>
           </w:tcPr>
           <w:p>
-            <w:proofErr w:type="spellStart"/>
-            <w:r>
-              <w:rPr>
-                <w:sz w:val="19"/>
-                <w:szCs w:val="19"/>
-              </w:rPr>
-              <w:t>Randl</w:t>
-            </w:r>
-            <w:proofErr w:type="spellEnd"/>
-            <w:r>
-              <w:rPr>
-                <w:sz w:val="19"/>
-                <w:szCs w:val="19"/>
-              </w:rPr>
-              <w:t xml:space="preserve"> et al. (2025)</w:t>
+            <w:r>
+              <w:rPr>
+                <w:sz w:val="19"/>
+                <w:szCs w:val="19"/>
+              </w:rPr>
+              <w:t>Randl et al. (2025)</w:t>
             </w:r>
           </w:p>
         </w:tc>
@@ -10171,21 +6923,12 @@
             </w:tcMar>
           </w:tcPr>
           <w:p>
-            <w:proofErr w:type="spellStart"/>
-            <w:r>
-              <w:rPr>
-                <w:sz w:val="19"/>
-                <w:szCs w:val="19"/>
-              </w:rPr>
-              <w:t>results</w:t>
-            </w:r>
-            <w:proofErr w:type="spellEnd"/>
-            <w:r>
-              <w:rPr>
-                <w:sz w:val="19"/>
-                <w:szCs w:val="19"/>
-              </w:rPr>
-              <w:t>/summary.csv</w:t>
+            <w:r>
+              <w:rPr>
+                <w:sz w:val="19"/>
+                <w:szCs w:val="19"/>
+              </w:rPr>
+              <w:t>results/summary.csv</w:t>
             </w:r>
           </w:p>
         </w:tc>
@@ -10286,21 +7029,12 @@
             </w:tcMar>
           </w:tcPr>
           <w:p>
-            <w:proofErr w:type="spellStart"/>
-            <w:r>
-              <w:rPr>
-                <w:sz w:val="19"/>
-                <w:szCs w:val="19"/>
-              </w:rPr>
-              <w:t>results</w:t>
-            </w:r>
-            <w:proofErr w:type="spellEnd"/>
-            <w:r>
-              <w:rPr>
-                <w:sz w:val="19"/>
-                <w:szCs w:val="19"/>
-              </w:rPr>
-              <w:t>/summary.csv</w:t>
+            <w:r>
+              <w:rPr>
+                <w:sz w:val="19"/>
+                <w:szCs w:val="19"/>
+              </w:rPr>
+              <w:t>results/summary.csv</w:t>
             </w:r>
           </w:p>
         </w:tc>
@@ -10317,45 +7051,7 @@
         <w:jc w:val="both"/>
       </w:pPr>
       <w:r>
-        <w:t>Náš TF-IDF + LR len na titulku (0,63</w:t>
-      </w:r>
-      <w:r>
-        <w:t>3</w:t>
-      </w:r>
-      <w:r>
-        <w:t xml:space="preserve">) je lepší než referencia organizátorov (0,498). Vysvetlenie je v nastaveniach: v ich notebooku sa používa predvolený </w:t>
-      </w:r>
-      <w:proofErr w:type="spellStart"/>
-      <w:r>
-        <w:t>TfidfVectorizer</w:t>
-      </w:r>
-      <w:proofErr w:type="spellEnd"/>
-      <w:r>
-        <w:t xml:space="preserve">() a </w:t>
-      </w:r>
-      <w:proofErr w:type="spellStart"/>
-      <w:r>
-        <w:t>LogisticRegression</w:t>
-      </w:r>
-      <w:proofErr w:type="spellEnd"/>
-      <w:r>
-        <w:t xml:space="preserve">() (C = 1), kým my máme vlastný </w:t>
-      </w:r>
-      <w:proofErr w:type="spellStart"/>
-      <w:r>
-        <w:t>tokenizér</w:t>
-      </w:r>
-      <w:proofErr w:type="spellEnd"/>
-      <w:r>
-        <w:t xml:space="preserve">, </w:t>
-      </w:r>
-      <w:proofErr w:type="spellStart"/>
-      <w:r>
-        <w:t>sublinear</w:t>
-      </w:r>
-      <w:proofErr w:type="spellEnd"/>
-      <w:r>
-        <w:t xml:space="preserve"> TF a C = 10. Keď sme na našich dátach spustili len titulok s predvolenými nastaveniami, dostali sme ST1 0,475, teda hodnotu blízku ich 0,498 (presné nastavenia ich behu v článku nie sú, preto nie je zhoda úplná).</w:t>
+        <w:t>Náš TF-IDF + LR len na titulku (0,633) je lepší než referencia organizátorov (0,498). Rozdiel je v nastaveniach: notebook organizátorov používa znakové n-gramy (2 až 5 znakov, max_df = 0,5, min_df = 5) a LogisticRegression s C = 1 a trénuje na 80 % trénovacích dát, kým my máme slovné tokeny, sublinear TF a C = 10. Keď sme ich nastavenie spustili na celých trénovacích dátach a vyhodnotili na našom teste (kontrolná bunka na konci kroku 7 v baseline_food_hazard.ipynb), dostali sme ST1 0,483, teda hodnotu blízku ich 0,498. Presný postup ich behu v článku nie je opísaný, preto zhoda nie je úplná.</w:t>
       </w:r>
     </w:p>
     <w:p>
@@ -10450,27 +7146,7 @@
           <w:sz w:val="18"/>
           <w:szCs w:val="18"/>
         </w:rPr>
-        <w:t xml:space="preserve"> zámen pre hazard-</w:t>
-      </w:r>
-      <w:proofErr w:type="spellStart"/>
-      <w:r>
-        <w:rPr>
-          <w:i/>
-          <w:iCs/>
-          <w:sz w:val="18"/>
-          <w:szCs w:val="18"/>
-        </w:rPr>
-        <w:t>category</w:t>
-      </w:r>
-      <w:proofErr w:type="spellEnd"/>
-      <w:r>
-        <w:rPr>
-          <w:i/>
-          <w:iCs/>
-          <w:sz w:val="18"/>
-          <w:szCs w:val="18"/>
-        </w:rPr>
-        <w:t xml:space="preserve"> na testovacích dátach (vľavo LR, vpravo SVM</w:t>
+        <w:t xml:space="preserve"> zámen pre hazard-category na testovacích dátach (vľavo LR, vpravo SVM</w:t>
       </w:r>
       <w:r>
         <w:rPr>
@@ -10543,27 +7219,7 @@
           <w:sz w:val="18"/>
           <w:szCs w:val="18"/>
         </w:rPr>
-        <w:t xml:space="preserve">Obr. 6: Výkon ST2 podľa počtu príkladov triedy v </w:t>
-      </w:r>
-      <w:proofErr w:type="spellStart"/>
-      <w:r>
-        <w:rPr>
-          <w:i/>
-          <w:iCs/>
-          <w:sz w:val="18"/>
-          <w:szCs w:val="18"/>
-        </w:rPr>
-        <w:t>train</w:t>
-      </w:r>
-      <w:proofErr w:type="spellEnd"/>
-      <w:r>
-        <w:rPr>
-          <w:i/>
-          <w:iCs/>
-          <w:sz w:val="18"/>
-          <w:szCs w:val="18"/>
-        </w:rPr>
-        <w:t>.</w:t>
+        <w:t>Obr. 6: Výkon ST2 podľa počtu príkladov triedy v train.</w:t>
       </w:r>
     </w:p>
     <w:p>
@@ -10586,47 +7242,7 @@
         <w:jc w:val="both"/>
       </w:pPr>
       <w:r>
-        <w:t>SVM urobil na hazard-</w:t>
-      </w:r>
-      <w:proofErr w:type="spellStart"/>
-      <w:r>
-        <w:t>category</w:t>
-      </w:r>
-      <w:proofErr w:type="spellEnd"/>
-      <w:r>
-        <w:t xml:space="preserve"> 56 chýb z 997 správ. Najčastejšie zámeny sú </w:t>
-      </w:r>
-      <w:proofErr w:type="spellStart"/>
-      <w:r>
-        <w:t>fraud</w:t>
-      </w:r>
-      <w:proofErr w:type="spellEnd"/>
-      <w:r>
-        <w:t xml:space="preserve"> predikovaný ako </w:t>
-      </w:r>
-      <w:proofErr w:type="spellStart"/>
-      <w:r>
-        <w:t>allergens</w:t>
-      </w:r>
-      <w:proofErr w:type="spellEnd"/>
-      <w:r>
-        <w:t xml:space="preserve"> (14) a </w:t>
-      </w:r>
-      <w:proofErr w:type="spellStart"/>
-      <w:r>
-        <w:t>allergens</w:t>
-      </w:r>
-      <w:proofErr w:type="spellEnd"/>
-      <w:r>
-        <w:t xml:space="preserve"> predikovaný ako </w:t>
-      </w:r>
-      <w:proofErr w:type="spellStart"/>
-      <w:r>
-        <w:t>fraud</w:t>
-      </w:r>
-      <w:proofErr w:type="spellEnd"/>
-      <w:r>
-        <w:t xml:space="preserve"> (8), spolu 22 z 56.</w:t>
+        <w:t>SVM urobil na hazard-category 56 chýb z 997 správ. Najčastejšie zámeny sú fraud predikovaný ako allergens (14) a allergens predikovaný ako fraud (8), spolu 22 z 56.</w:t>
       </w:r>
     </w:p>
     <w:p>
@@ -10640,63 +7256,7 @@
         <w:jc w:val="both"/>
       </w:pPr>
       <w:r>
-        <w:t xml:space="preserve">V </w:t>
-      </w:r>
-      <w:proofErr w:type="spellStart"/>
-      <w:r>
-        <w:t>trénovacích</w:t>
-      </w:r>
-      <w:proofErr w:type="spellEnd"/>
-      <w:r>
-        <w:t xml:space="preserve"> dátach kategória záleží na formulácii rizika: napríklad „</w:t>
-      </w:r>
-      <w:proofErr w:type="spellStart"/>
-      <w:r>
-        <w:t>sulphates</w:t>
-      </w:r>
-      <w:proofErr w:type="spellEnd"/>
-      <w:r>
-        <w:t>/</w:t>
-      </w:r>
-      <w:proofErr w:type="spellStart"/>
-      <w:r>
-        <w:t>sulphites</w:t>
-      </w:r>
-      <w:proofErr w:type="spellEnd"/>
-      <w:r>
-        <w:t xml:space="preserve">“ je označené ako </w:t>
-      </w:r>
-      <w:proofErr w:type="spellStart"/>
-      <w:r>
-        <w:t>fraud</w:t>
-      </w:r>
-      <w:proofErr w:type="spellEnd"/>
-      <w:r>
-        <w:t>, ale „</w:t>
-      </w:r>
-      <w:proofErr w:type="spellStart"/>
-      <w:r>
-        <w:t>sulphur</w:t>
-      </w:r>
-      <w:proofErr w:type="spellEnd"/>
-      <w:r>
-        <w:t xml:space="preserve"> dioxide and </w:t>
-      </w:r>
-      <w:proofErr w:type="spellStart"/>
-      <w:r>
-        <w:t>sulphites</w:t>
-      </w:r>
-      <w:proofErr w:type="spellEnd"/>
-      <w:r>
-        <w:t xml:space="preserve">“ ako </w:t>
-      </w:r>
-      <w:proofErr w:type="spellStart"/>
-      <w:r>
-        <w:t>allergens</w:t>
-      </w:r>
-      <w:proofErr w:type="spellEnd"/>
-      <w:r>
-        <w:t>.</w:t>
+        <w:t>V trénovacích dátach kategória záleží na formulácii rizika: napríklad „sulphates/sulphites“ je označené ako fraud, ale „sulphur dioxide and sulphites“ ako allergens.</w:t>
       </w:r>
     </w:p>
     <w:p>
@@ -10709,85 +7269,8 @@
         <w:spacing w:after="60"/>
         <w:jc w:val="both"/>
       </w:pPr>
-      <w:proofErr w:type="spellStart"/>
-      <w:r>
-        <w:t>Product-category</w:t>
-      </w:r>
-      <w:proofErr w:type="spellEnd"/>
-      <w:r>
-        <w:t xml:space="preserve">: 225 chýb. Najčastejšie sa mýli </w:t>
-      </w:r>
-      <w:proofErr w:type="spellStart"/>
-      <w:r>
-        <w:t>prepared</w:t>
-      </w:r>
-      <w:proofErr w:type="spellEnd"/>
-      <w:r>
-        <w:t xml:space="preserve"> </w:t>
-      </w:r>
-      <w:proofErr w:type="spellStart"/>
-      <w:r>
-        <w:t>dishes</w:t>
-      </w:r>
-      <w:proofErr w:type="spellEnd"/>
-      <w:r>
-        <w:t xml:space="preserve"> and </w:t>
-      </w:r>
-      <w:proofErr w:type="spellStart"/>
-      <w:r>
-        <w:t>snacks</w:t>
-      </w:r>
-      <w:proofErr w:type="spellEnd"/>
-      <w:r>
-        <w:t xml:space="preserve"> s meat, </w:t>
-      </w:r>
-      <w:proofErr w:type="spellStart"/>
-      <w:r>
-        <w:t>egg</w:t>
-      </w:r>
-      <w:proofErr w:type="spellEnd"/>
-      <w:r>
-        <w:t xml:space="preserve"> and </w:t>
-      </w:r>
-      <w:proofErr w:type="spellStart"/>
-      <w:r>
-        <w:t>dairy</w:t>
-      </w:r>
-      <w:proofErr w:type="spellEnd"/>
-      <w:r>
-        <w:t xml:space="preserve"> </w:t>
-      </w:r>
-      <w:proofErr w:type="spellStart"/>
-      <w:r>
-        <w:t>products</w:t>
-      </w:r>
-      <w:proofErr w:type="spellEnd"/>
-      <w:r>
-        <w:t xml:space="preserve"> (13 a 11 prípadov) a s </w:t>
-      </w:r>
-      <w:proofErr w:type="spellStart"/>
-      <w:r>
-        <w:t>cereals</w:t>
-      </w:r>
-      <w:proofErr w:type="spellEnd"/>
-      <w:r>
-        <w:t xml:space="preserve"> and </w:t>
-      </w:r>
-      <w:proofErr w:type="spellStart"/>
-      <w:r>
-        <w:t>bakery</w:t>
-      </w:r>
-      <w:proofErr w:type="spellEnd"/>
-      <w:r>
-        <w:t xml:space="preserve"> </w:t>
-      </w:r>
-      <w:proofErr w:type="spellStart"/>
-      <w:r>
-        <w:t>products</w:t>
-      </w:r>
-      <w:proofErr w:type="spellEnd"/>
-      <w:r>
-        <w:t xml:space="preserve"> (9 a 9).</w:t>
+      <w:r>
+        <w:t>Product-category: 225 chýb. Najčastejšie sa mýli prepared dishes and snacks s meat, egg and dairy products (13 a 11 prípadov) a s cereals and bakery products (9 a 9).</w:t>
       </w:r>
     </w:p>
     <w:p>
@@ -10801,15 +7284,7 @@
         <w:jc w:val="both"/>
       </w:pPr>
       <w:r>
-        <w:t xml:space="preserve">Výkon ST2 rastie s počtom príkladov triedy (obr. 6). Produkty, ktoré sa v </w:t>
-      </w:r>
-      <w:proofErr w:type="spellStart"/>
-      <w:r>
-        <w:t>train</w:t>
-      </w:r>
-      <w:proofErr w:type="spellEnd"/>
-      <w:r>
-        <w:t xml:space="preserve"> nevyskytujú (84 správ, 8,4 % testu), model nepredpovedá správne vôbec.</w:t>
+        <w:t>Výkon ST2 rastie s počtom príkladov triedy (obr. 6). Produkty, ktoré sa v train nevyskytujú (84 správ, 8,4 % testu), model nepredpovedá správne vôbec.</w:t>
       </w:r>
     </w:p>
     <w:p>
@@ -10821,34 +7296,13 @@
         <w:t xml:space="preserve">Pri 20 </w:t>
       </w:r>
       <w:r>
-        <w:t>chybách logistickej regresie, ktoré notebook vybral náhodne so SEED = 42 (10 chýb v hazard-</w:t>
-      </w:r>
-      <w:proofErr w:type="spellStart"/>
-      <w:r>
-        <w:t>category</w:t>
-      </w:r>
-      <w:proofErr w:type="spellEnd"/>
-      <w:r>
-        <w:t xml:space="preserve"> a 10 chýb v </w:t>
-      </w:r>
-      <w:proofErr w:type="spellStart"/>
-      <w:r>
-        <w:t>product-category</w:t>
-      </w:r>
-      <w:proofErr w:type="spellEnd"/>
-      <w:r>
-        <w:t xml:space="preserve"> pri správne určenom riziku, súbor</w:t>
+        <w:t>chybách logistickej regresie, ktoré notebook vybral náhodne so SEED = 42 (10 chýb v hazard-category a 10 chýb v product-category pri správne určenom riziku, súbor</w:t>
       </w:r>
       <w:r>
         <w:t xml:space="preserve"> </w:t>
       </w:r>
-      <w:proofErr w:type="spellStart"/>
-      <w:r>
-        <w:t>results</w:t>
-      </w:r>
-      <w:proofErr w:type="spellEnd"/>
-      <w:r>
-        <w:t>/chyby_na_komentar.csv) sme po prečítaní správ ručne zapísali dôvod. Tabuľka ich zhŕňa podľa príčiny, v zátvorke sú id správ.</w:t>
+      <w:r>
+        <w:t>results/chyby_na_komentar.csv) sme po prečítaní správ ručne zapísali dôvod. Tabuľka ich zhŕňa podľa príčiny, v zátvorke sú id správ.</w:t>
       </w:r>
     </w:p>
     <w:tbl>
@@ -10988,55 +7442,7 @@
                 <w:sz w:val="19"/>
                 <w:szCs w:val="19"/>
               </w:rPr>
-              <w:t>hazard-</w:t>
-            </w:r>
-            <w:proofErr w:type="spellStart"/>
-            <w:r>
-              <w:rPr>
-                <w:sz w:val="19"/>
-                <w:szCs w:val="19"/>
-              </w:rPr>
-              <w:t>category</w:t>
-            </w:r>
-            <w:proofErr w:type="spellEnd"/>
-            <w:r>
-              <w:rPr>
-                <w:sz w:val="19"/>
-                <w:szCs w:val="19"/>
-              </w:rPr>
-              <w:t xml:space="preserve">: hranica </w:t>
-            </w:r>
-            <w:proofErr w:type="spellStart"/>
-            <w:r>
-              <w:rPr>
-                <w:sz w:val="19"/>
-                <w:szCs w:val="19"/>
-              </w:rPr>
-              <w:t>fraud</w:t>
-            </w:r>
-            <w:proofErr w:type="spellEnd"/>
-            <w:r>
-              <w:rPr>
-                <w:sz w:val="19"/>
-                <w:szCs w:val="19"/>
-              </w:rPr>
-              <w:t xml:space="preserve"> a </w:t>
-            </w:r>
-            <w:proofErr w:type="spellStart"/>
-            <w:r>
-              <w:rPr>
-                <w:sz w:val="19"/>
-                <w:szCs w:val="19"/>
-              </w:rPr>
-              <w:t>allergens</w:t>
-            </w:r>
-            <w:proofErr w:type="spellEnd"/>
-            <w:r>
-              <w:rPr>
-                <w:sz w:val="19"/>
-                <w:szCs w:val="19"/>
-              </w:rPr>
-              <w:t xml:space="preserve"> (893, 26, 512, 820, 37)</w:t>
+              <w:t>hazard-category: hranica fraud a allergens (893, 26, 512, 820, 37)</w:t>
             </w:r>
           </w:p>
         </w:tc>
@@ -11088,71 +7494,7 @@
                 <w:sz w:val="19"/>
                 <w:szCs w:val="19"/>
               </w:rPr>
-              <w:t xml:space="preserve">Text spomína alergén, ale anotácia je </w:t>
-            </w:r>
-            <w:proofErr w:type="spellStart"/>
-            <w:r>
-              <w:rPr>
-                <w:sz w:val="19"/>
-                <w:szCs w:val="19"/>
-              </w:rPr>
-              <w:t>fraud</w:t>
-            </w:r>
-            <w:proofErr w:type="spellEnd"/>
-            <w:r>
-              <w:rPr>
-                <w:sz w:val="19"/>
-                <w:szCs w:val="19"/>
-              </w:rPr>
-              <w:t xml:space="preserve"> kvôli nesprávnemu označeniu, alebo naopak. Napríklad 893 je „</w:t>
-            </w:r>
-            <w:proofErr w:type="spellStart"/>
-            <w:r>
-              <w:rPr>
-                <w:sz w:val="19"/>
-                <w:szCs w:val="19"/>
-              </w:rPr>
-              <w:t>Gluten</w:t>
-            </w:r>
-            <w:proofErr w:type="spellEnd"/>
-            <w:r>
-              <w:rPr>
-                <w:sz w:val="19"/>
-                <w:szCs w:val="19"/>
-              </w:rPr>
-              <w:t xml:space="preserve"> </w:t>
-            </w:r>
-            <w:proofErr w:type="spellStart"/>
-            <w:r>
-              <w:rPr>
-                <w:sz w:val="19"/>
-                <w:szCs w:val="19"/>
-              </w:rPr>
-              <w:t>Free</w:t>
-            </w:r>
-            <w:proofErr w:type="spellEnd"/>
-            <w:r>
-              <w:rPr>
-                <w:sz w:val="19"/>
-                <w:szCs w:val="19"/>
-              </w:rPr>
-              <w:t xml:space="preserve">“ produkt s alergénom lepok, preto </w:t>
-            </w:r>
-            <w:proofErr w:type="spellStart"/>
-            <w:r>
-              <w:rPr>
-                <w:sz w:val="19"/>
-                <w:szCs w:val="19"/>
-              </w:rPr>
-              <w:t>fraud</w:t>
-            </w:r>
-            <w:proofErr w:type="spellEnd"/>
-            <w:r>
-              <w:rPr>
-                <w:sz w:val="19"/>
-                <w:szCs w:val="19"/>
-              </w:rPr>
-              <w:t>; 820 a 37 sú siričitany anotované opačne, takže anotácia je nekonzistentná.</w:t>
+              <w:t>Text spomína alergén, ale anotácia je fraud kvôli nesprávnemu označeniu, alebo naopak. Napríklad 893 je „Gluten Free“ produkt s alergénom lepok, preto fraud; 820 a 37 sú siričitany anotované opačne, takže anotácia je nekonzistentná.</w:t>
             </w:r>
           </w:p>
         </w:tc>
@@ -11181,23 +7523,7 @@
                 <w:szCs w:val="19"/>
               </w:rPr>
               <w:lastRenderedPageBreak/>
-              <w:t>hazard-</w:t>
-            </w:r>
-            <w:proofErr w:type="spellStart"/>
-            <w:r>
-              <w:rPr>
-                <w:sz w:val="19"/>
-                <w:szCs w:val="19"/>
-              </w:rPr>
-              <w:t>category</w:t>
-            </w:r>
-            <w:proofErr w:type="spellEnd"/>
-            <w:r>
-              <w:rPr>
-                <w:sz w:val="19"/>
-                <w:szCs w:val="19"/>
-              </w:rPr>
-              <w:t>: zavádzajúce slová (556, 746)</w:t>
+              <w:t>hazard-category: zavádzajúce slová (556, 746)</w:t>
             </w:r>
           </w:p>
         </w:tc>
@@ -11249,71 +7575,7 @@
                 <w:sz w:val="19"/>
                 <w:szCs w:val="19"/>
               </w:rPr>
-              <w:t>V 746 je príčinou bakteriálna kontaminácia a „</w:t>
-            </w:r>
-            <w:proofErr w:type="spellStart"/>
-            <w:r>
-              <w:rPr>
-                <w:sz w:val="19"/>
-                <w:szCs w:val="19"/>
-              </w:rPr>
-              <w:t>swollen</w:t>
-            </w:r>
-            <w:proofErr w:type="spellEnd"/>
-            <w:r>
-              <w:rPr>
-                <w:sz w:val="19"/>
-                <w:szCs w:val="19"/>
-              </w:rPr>
-              <w:t xml:space="preserve"> </w:t>
-            </w:r>
-            <w:proofErr w:type="spellStart"/>
-            <w:r>
-              <w:rPr>
-                <w:sz w:val="19"/>
-                <w:szCs w:val="19"/>
-              </w:rPr>
-              <w:t>cans</w:t>
-            </w:r>
-            <w:proofErr w:type="spellEnd"/>
-            <w:r>
-              <w:rPr>
-                <w:sz w:val="19"/>
-                <w:szCs w:val="19"/>
-              </w:rPr>
-              <w:t xml:space="preserve">“ sú len prejav, model to zaradil k </w:t>
-            </w:r>
-            <w:proofErr w:type="spellStart"/>
-            <w:r>
-              <w:rPr>
-                <w:sz w:val="19"/>
-                <w:szCs w:val="19"/>
-              </w:rPr>
-              <w:t>packaging</w:t>
-            </w:r>
-            <w:proofErr w:type="spellEnd"/>
-            <w:r>
-              <w:rPr>
-                <w:sz w:val="19"/>
-                <w:szCs w:val="19"/>
-              </w:rPr>
-              <w:t xml:space="preserve"> </w:t>
-            </w:r>
-            <w:proofErr w:type="spellStart"/>
-            <w:r>
-              <w:rPr>
-                <w:sz w:val="19"/>
-                <w:szCs w:val="19"/>
-              </w:rPr>
-              <w:t>defect</w:t>
-            </w:r>
-            <w:proofErr w:type="spellEnd"/>
-            <w:r>
-              <w:rPr>
-                <w:sz w:val="19"/>
-                <w:szCs w:val="19"/>
-              </w:rPr>
-              <w:t>.</w:t>
+              <w:t>V 746 je príčinou bakteriálna kontaminácia a „swollen cans“ sú len prejav, model to zaradil k packaging defect.</w:t>
             </w:r>
           </w:p>
         </w:tc>
@@ -11341,23 +7603,7 @@
                 <w:sz w:val="19"/>
                 <w:szCs w:val="19"/>
               </w:rPr>
-              <w:t>hazard-</w:t>
-            </w:r>
-            <w:proofErr w:type="spellStart"/>
-            <w:r>
-              <w:rPr>
-                <w:sz w:val="19"/>
-                <w:szCs w:val="19"/>
-              </w:rPr>
-              <w:t>category</w:t>
-            </w:r>
-            <w:proofErr w:type="spellEnd"/>
-            <w:r>
-              <w:rPr>
-                <w:sz w:val="19"/>
-                <w:szCs w:val="19"/>
-              </w:rPr>
-              <w:t>: pravdepodobná chyba anotácie (362)</w:t>
+              <w:t>hazard-category: pravdepodobná chyba anotácie (362)</w:t>
             </w:r>
           </w:p>
         </w:tc>
@@ -11409,55 +7655,7 @@
                 <w:sz w:val="19"/>
                 <w:szCs w:val="19"/>
               </w:rPr>
-              <w:t xml:space="preserve">Dôvodom stiahnutia je E. </w:t>
-            </w:r>
-            <w:proofErr w:type="spellStart"/>
-            <w:r>
-              <w:rPr>
-                <w:sz w:val="19"/>
-                <w:szCs w:val="19"/>
-              </w:rPr>
-              <w:t>coli</w:t>
-            </w:r>
-            <w:proofErr w:type="spellEnd"/>
-            <w:r>
-              <w:rPr>
-                <w:sz w:val="19"/>
-                <w:szCs w:val="19"/>
-              </w:rPr>
-              <w:t xml:space="preserve"> O121, „</w:t>
-            </w:r>
-            <w:proofErr w:type="spellStart"/>
-            <w:r>
-              <w:rPr>
-                <w:sz w:val="19"/>
-                <w:szCs w:val="19"/>
-              </w:rPr>
-              <w:t>cashew</w:t>
-            </w:r>
-            <w:proofErr w:type="spellEnd"/>
-            <w:r>
-              <w:rPr>
-                <w:sz w:val="19"/>
-                <w:szCs w:val="19"/>
-              </w:rPr>
-              <w:t xml:space="preserve">“ je len súčasť názvu produktu. Predikcia </w:t>
-            </w:r>
-            <w:proofErr w:type="spellStart"/>
-            <w:r>
-              <w:rPr>
-                <w:sz w:val="19"/>
-                <w:szCs w:val="19"/>
-              </w:rPr>
-              <w:t>biological</w:t>
-            </w:r>
-            <w:proofErr w:type="spellEnd"/>
-            <w:r>
-              <w:rPr>
-                <w:sz w:val="19"/>
-                <w:szCs w:val="19"/>
-              </w:rPr>
-              <w:t xml:space="preserve"> zodpovedá textu.</w:t>
+              <w:t>Dôvodom stiahnutia je E. coli O121, „cashew“ je len súčasť názvu produktu. Predikcia biological zodpovedá textu.</w:t>
             </w:r>
           </w:p>
         </w:tc>
@@ -11485,23 +7683,7 @@
                 <w:sz w:val="19"/>
                 <w:szCs w:val="19"/>
               </w:rPr>
-              <w:t>hazard-</w:t>
-            </w:r>
-            <w:proofErr w:type="spellStart"/>
-            <w:r>
-              <w:rPr>
-                <w:sz w:val="19"/>
-                <w:szCs w:val="19"/>
-              </w:rPr>
-              <w:t>category</w:t>
-            </w:r>
-            <w:proofErr w:type="spellEnd"/>
-            <w:r>
-              <w:rPr>
-                <w:sz w:val="19"/>
-                <w:szCs w:val="19"/>
-              </w:rPr>
-              <w:t>: zriedkavé a rôznorodé triedy (963, 105)</w:t>
+              <w:t>hazard-category: zriedkavé a rôznorodé triedy (963, 105)</w:t>
             </w:r>
           </w:p>
         </w:tc>
@@ -11553,55 +7735,7 @@
                 <w:sz w:val="19"/>
                 <w:szCs w:val="19"/>
               </w:rPr>
-              <w:t xml:space="preserve">Trieda </w:t>
-            </w:r>
-            <w:proofErr w:type="spellStart"/>
-            <w:r>
-              <w:rPr>
-                <w:sz w:val="19"/>
-                <w:szCs w:val="19"/>
-              </w:rPr>
-              <w:t>migration</w:t>
-            </w:r>
-            <w:proofErr w:type="spellEnd"/>
-            <w:r>
-              <w:rPr>
-                <w:sz w:val="19"/>
-                <w:szCs w:val="19"/>
-              </w:rPr>
-              <w:t xml:space="preserve"> má v </w:t>
-            </w:r>
-            <w:proofErr w:type="spellStart"/>
-            <w:r>
-              <w:rPr>
-                <w:sz w:val="19"/>
-                <w:szCs w:val="19"/>
-              </w:rPr>
-              <w:t>train</w:t>
-            </w:r>
-            <w:proofErr w:type="spellEnd"/>
-            <w:r>
-              <w:rPr>
-                <w:sz w:val="19"/>
-                <w:szCs w:val="19"/>
-              </w:rPr>
-              <w:t xml:space="preserve"> 3 príklady; pri 105 (</w:t>
-            </w:r>
-            <w:proofErr w:type="spellStart"/>
-            <w:r>
-              <w:rPr>
-                <w:sz w:val="19"/>
-                <w:szCs w:val="19"/>
-              </w:rPr>
-              <w:t>other</w:t>
-            </w:r>
-            <w:proofErr w:type="spellEnd"/>
-            <w:r>
-              <w:rPr>
-                <w:sz w:val="19"/>
-                <w:szCs w:val="19"/>
-              </w:rPr>
-              <w:t xml:space="preserve"> hazard) je dôvod len odhad.</w:t>
+              <w:t>Trieda migration má v train 3 príklady; pri 105 (other hazard) je dôvod len odhad.</w:t>
             </w:r>
           </w:p>
         </w:tc>
@@ -11624,21 +7758,12 @@
             </w:tcMar>
           </w:tcPr>
           <w:p>
-            <w:proofErr w:type="spellStart"/>
-            <w:r>
-              <w:rPr>
-                <w:sz w:val="19"/>
-                <w:szCs w:val="19"/>
-              </w:rPr>
-              <w:t>product-category</w:t>
-            </w:r>
-            <w:proofErr w:type="spellEnd"/>
-            <w:r>
-              <w:rPr>
-                <w:sz w:val="19"/>
-                <w:szCs w:val="19"/>
-              </w:rPr>
-              <w:t>: prekrývajúce sa kategórie (780, 438, 683, 845, 506, 549)</w:t>
+            <w:r>
+              <w:rPr>
+                <w:sz w:val="19"/>
+                <w:szCs w:val="19"/>
+              </w:rPr>
+              <w:t>product-category: prekrývajúce sa kategórie (780, 438, 683, 845, 506, 549)</w:t>
             </w:r>
           </w:p>
         </w:tc>
@@ -11690,39 +7815,7 @@
                 <w:sz w:val="19"/>
                 <w:szCs w:val="19"/>
               </w:rPr>
-              <w:t>Produkt patrí obsahovo do viacerých kategórií, napríklad jablkový džús je anotovaný podľa suroviny (</w:t>
-            </w:r>
-            <w:proofErr w:type="spellStart"/>
-            <w:r>
-              <w:rPr>
-                <w:sz w:val="19"/>
-                <w:szCs w:val="19"/>
-              </w:rPr>
-              <w:t>fruits</w:t>
-            </w:r>
-            <w:proofErr w:type="spellEnd"/>
-            <w:r>
-              <w:rPr>
-                <w:sz w:val="19"/>
-                <w:szCs w:val="19"/>
-              </w:rPr>
-              <w:t xml:space="preserve"> and </w:t>
-            </w:r>
-            <w:proofErr w:type="spellStart"/>
-            <w:r>
-              <w:rPr>
-                <w:sz w:val="19"/>
-                <w:szCs w:val="19"/>
-              </w:rPr>
-              <w:t>vegetables</w:t>
-            </w:r>
-            <w:proofErr w:type="spellEnd"/>
-            <w:r>
-              <w:rPr>
-                <w:sz w:val="19"/>
-                <w:szCs w:val="19"/>
-              </w:rPr>
-              <w:t>), model ho zaradil ako nápoj.</w:t>
+              <w:t>Produkt patrí obsahovo do viacerých kategórií, napríklad jablkový džús je anotovaný podľa suroviny (fruits and vegetables), model ho zaradil ako nápoj.</w:t>
             </w:r>
           </w:p>
         </w:tc>
@@ -11745,21 +7838,12 @@
             </w:tcMar>
           </w:tcPr>
           <w:p>
-            <w:proofErr w:type="spellStart"/>
-            <w:r>
-              <w:rPr>
-                <w:sz w:val="19"/>
-                <w:szCs w:val="19"/>
-              </w:rPr>
-              <w:t>product-category</w:t>
-            </w:r>
-            <w:proofErr w:type="spellEnd"/>
-            <w:r>
-              <w:rPr>
-                <w:sz w:val="19"/>
-                <w:szCs w:val="19"/>
-              </w:rPr>
-              <w:t>: sporná anotácia (468)</w:t>
+            <w:r>
+              <w:rPr>
+                <w:sz w:val="19"/>
+                <w:szCs w:val="19"/>
+              </w:rPr>
+              <w:t>product-category: sporná anotácia (468)</w:t>
             </w:r>
           </w:p>
         </w:tc>
@@ -11811,39 +7895,7 @@
                 <w:sz w:val="19"/>
                 <w:szCs w:val="19"/>
               </w:rPr>
-              <w:t xml:space="preserve">Šalát z morských plodov s jogurtom je anotovaný ako </w:t>
-            </w:r>
-            <w:proofErr w:type="spellStart"/>
-            <w:r>
-              <w:rPr>
-                <w:sz w:val="19"/>
-                <w:szCs w:val="19"/>
-              </w:rPr>
-              <w:t>fruits</w:t>
-            </w:r>
-            <w:proofErr w:type="spellEnd"/>
-            <w:r>
-              <w:rPr>
-                <w:sz w:val="19"/>
-                <w:szCs w:val="19"/>
-              </w:rPr>
-              <w:t xml:space="preserve"> and </w:t>
-            </w:r>
-            <w:proofErr w:type="spellStart"/>
-            <w:r>
-              <w:rPr>
-                <w:sz w:val="19"/>
-                <w:szCs w:val="19"/>
-              </w:rPr>
-              <w:t>vegetables</w:t>
-            </w:r>
-            <w:proofErr w:type="spellEnd"/>
-            <w:r>
-              <w:rPr>
-                <w:sz w:val="19"/>
-                <w:szCs w:val="19"/>
-              </w:rPr>
-              <w:t>, predikcia je obsahovo bližšia.</w:t>
+              <w:t>Šalát z morských plodov s jogurtom je anotovaný ako fruits and vegetables, predikcia je obsahovo bližšia.</w:t>
             </w:r>
           </w:p>
         </w:tc>
@@ -11866,21 +7918,12 @@
             </w:tcMar>
           </w:tcPr>
           <w:p>
-            <w:proofErr w:type="spellStart"/>
-            <w:r>
-              <w:rPr>
-                <w:sz w:val="19"/>
-                <w:szCs w:val="19"/>
-              </w:rPr>
-              <w:t>product-category</w:t>
-            </w:r>
-            <w:proofErr w:type="spellEnd"/>
-            <w:r>
-              <w:rPr>
-                <w:sz w:val="19"/>
-                <w:szCs w:val="19"/>
-              </w:rPr>
-              <w:t>: zavádzajúce slovo (250)</w:t>
+            <w:r>
+              <w:rPr>
+                <w:sz w:val="19"/>
+                <w:szCs w:val="19"/>
+              </w:rPr>
+              <w:t>product-category: zavádzajúce slovo (250)</w:t>
             </w:r>
           </w:p>
         </w:tc>
@@ -11932,71 +7975,7 @@
                 <w:sz w:val="19"/>
                 <w:szCs w:val="19"/>
               </w:rPr>
-              <w:t>„</w:t>
-            </w:r>
-            <w:proofErr w:type="spellStart"/>
-            <w:r>
-              <w:rPr>
-                <w:sz w:val="19"/>
-                <w:szCs w:val="19"/>
-              </w:rPr>
-              <w:t>Fruit</w:t>
-            </w:r>
-            <w:proofErr w:type="spellEnd"/>
-            <w:r>
-              <w:rPr>
-                <w:sz w:val="19"/>
-                <w:szCs w:val="19"/>
-              </w:rPr>
-              <w:t xml:space="preserve"> </w:t>
-            </w:r>
-            <w:proofErr w:type="spellStart"/>
-            <w:r>
-              <w:rPr>
-                <w:sz w:val="19"/>
-                <w:szCs w:val="19"/>
-              </w:rPr>
-              <w:t>Chaat</w:t>
-            </w:r>
-            <w:proofErr w:type="spellEnd"/>
-            <w:r>
-              <w:rPr>
-                <w:sz w:val="19"/>
-                <w:szCs w:val="19"/>
-              </w:rPr>
-              <w:t xml:space="preserve"> </w:t>
-            </w:r>
-            <w:proofErr w:type="spellStart"/>
-            <w:r>
-              <w:rPr>
-                <w:sz w:val="19"/>
-                <w:szCs w:val="19"/>
-              </w:rPr>
-              <w:t>Seasoning</w:t>
-            </w:r>
-            <w:proofErr w:type="spellEnd"/>
-            <w:r>
-              <w:rPr>
-                <w:sz w:val="19"/>
-                <w:szCs w:val="19"/>
-              </w:rPr>
-              <w:t>“ je korenie, model reagoval na slovo „</w:t>
-            </w:r>
-            <w:proofErr w:type="spellStart"/>
-            <w:r>
-              <w:rPr>
-                <w:sz w:val="19"/>
-                <w:szCs w:val="19"/>
-              </w:rPr>
-              <w:t>Fruit</w:t>
-            </w:r>
-            <w:proofErr w:type="spellEnd"/>
-            <w:r>
-              <w:rPr>
-                <w:sz w:val="19"/>
-                <w:szCs w:val="19"/>
-              </w:rPr>
-              <w:t>“.</w:t>
+              <w:t>„Fruit Chaat Seasoning“ je korenie, model reagoval na slovo „Fruit“.</w:t>
             </w:r>
           </w:p>
         </w:tc>
@@ -12019,21 +7998,12 @@
             </w:tcMar>
           </w:tcPr>
           <w:p>
-            <w:proofErr w:type="spellStart"/>
-            <w:r>
-              <w:rPr>
-                <w:sz w:val="19"/>
-                <w:szCs w:val="19"/>
-              </w:rPr>
-              <w:t>product-category</w:t>
-            </w:r>
-            <w:proofErr w:type="spellEnd"/>
-            <w:r>
-              <w:rPr>
-                <w:sz w:val="19"/>
-                <w:szCs w:val="19"/>
-              </w:rPr>
-              <w:t>: nejasná príčina (610, 927)</w:t>
+            <w:r>
+              <w:rPr>
+                <w:sz w:val="19"/>
+                <w:szCs w:val="19"/>
+              </w:rPr>
+              <w:t>product-category: nejasná príčina (610, 927)</w:t>
             </w:r>
           </w:p>
         </w:tc>
@@ -12102,71 +8072,7 @@
         <w:jc w:val="both"/>
       </w:pPr>
       <w:r>
-        <w:t>Z toho plynie hlavný záver: polovica analyzovaných chýb v hazard-</w:t>
-      </w:r>
-      <w:proofErr w:type="spellStart"/>
-      <w:r>
-        <w:t>category</w:t>
-      </w:r>
-      <w:proofErr w:type="spellEnd"/>
-      <w:r>
-        <w:t xml:space="preserve"> (5 z 10) je na hranici </w:t>
-      </w:r>
-      <w:proofErr w:type="spellStart"/>
-      <w:r>
-        <w:t>fraud</w:t>
-      </w:r>
-      <w:proofErr w:type="spellEnd"/>
-      <w:r>
-        <w:t xml:space="preserve"> a </w:t>
-      </w:r>
-      <w:proofErr w:type="spellStart"/>
-      <w:r>
-        <w:t>allergens</w:t>
-      </w:r>
-      <w:proofErr w:type="spellEnd"/>
-      <w:r>
-        <w:t xml:space="preserve">, kde rozhoduje konvencia anotácie, nie sémantika textu. Pri </w:t>
-      </w:r>
-      <w:proofErr w:type="spellStart"/>
-      <w:r>
-        <w:t>product-category</w:t>
-      </w:r>
-      <w:proofErr w:type="spellEnd"/>
-      <w:r>
-        <w:t xml:space="preserve"> dominuje prekrývanie kategórií, ktoré je prirodzené (jedlo môže byť naraz napríklad </w:t>
-      </w:r>
-      <w:proofErr w:type="spellStart"/>
-      <w:r>
-        <w:t>prepared</w:t>
-      </w:r>
-      <w:proofErr w:type="spellEnd"/>
-      <w:r>
-        <w:t xml:space="preserve"> </w:t>
-      </w:r>
-      <w:proofErr w:type="spellStart"/>
-      <w:r>
-        <w:t>dish</w:t>
-      </w:r>
-      <w:proofErr w:type="spellEnd"/>
-      <w:r>
-        <w:t xml:space="preserve"> aj </w:t>
-      </w:r>
-      <w:proofErr w:type="spellStart"/>
-      <w:r>
-        <w:t>seafood</w:t>
-      </w:r>
-      <w:proofErr w:type="spellEnd"/>
-      <w:r>
-        <w:t xml:space="preserve">). Takéto chyby sú preto čiastočne </w:t>
-      </w:r>
-      <w:proofErr w:type="spellStart"/>
-      <w:r>
-        <w:t>nezlepšiteľné</w:t>
-      </w:r>
-      <w:proofErr w:type="spellEnd"/>
-      <w:r>
-        <w:t xml:space="preserve"> a pri interpretácii skóre ich treba zohľadniť.</w:t>
+        <w:t>Z toho plynie hlavný záver: polovica analyzovaných chýb v hazard-category (5 z 10) je na hranici fraud a allergens, kde rozhoduje konvencia anotácie, nie sémantika textu. Pri product-category dominuje prekrývanie kategórií, ktoré je prirodzené (jedlo môže byť naraz napríklad prepared dish aj seafood). Takéto chyby sú preto čiastočne nezlepšiteľné a pri interpretácii skóre ich treba zohľadniť.</w:t>
       </w:r>
     </w:p>
     <w:p>
@@ -12280,28 +8186,15 @@
       </w:pPr>
       <w:r>
         <w:lastRenderedPageBreak/>
-        <w:t xml:space="preserve">7. Čo nám </w:t>
-      </w:r>
-      <w:proofErr w:type="spellStart"/>
-      <w:r>
-        <w:t>baseline</w:t>
-      </w:r>
-      <w:proofErr w:type="spellEnd"/>
-      <w:r>
-        <w:t xml:space="preserve"> ukázal a plán 2. etapy</w:t>
+        <w:t>7. Čo nám baseline ukázal a plán 2. etapy</w:t>
       </w:r>
     </w:p>
     <w:p>
       <w:pPr>
         <w:spacing w:after="120"/>
       </w:pPr>
-      <w:proofErr w:type="spellStart"/>
-      <w:r>
-        <w:t>Baseline</w:t>
-      </w:r>
-      <w:proofErr w:type="spellEnd"/>
-      <w:r>
-        <w:t xml:space="preserve"> splnil svoju úlohu: dáva férový referenčný bod a ukázal, kde je najväčší priestor na zlepšenie. Z toho vychádza plán 2. etapy.</w:t>
+      <w:r>
+        <w:t>Baseline splnil svoju úlohu: dáva férový referenčný bod a ukázal, kde je najväčší priestor na zlepšenie. Z toho vychádza plán 2. etapy.</w:t>
       </w:r>
     </w:p>
     <w:tbl>
@@ -12493,135 +8386,7 @@
                 <w:sz w:val="19"/>
                 <w:szCs w:val="19"/>
               </w:rPr>
-              <w:t xml:space="preserve">práca s nevyváženosťou: váhy, </w:t>
-            </w:r>
-            <w:proofErr w:type="spellStart"/>
-            <w:r>
-              <w:rPr>
-                <w:sz w:val="19"/>
-                <w:szCs w:val="19"/>
-              </w:rPr>
-              <w:t>oversampling</w:t>
-            </w:r>
-            <w:proofErr w:type="spellEnd"/>
-            <w:r>
-              <w:rPr>
-                <w:sz w:val="19"/>
-                <w:szCs w:val="19"/>
-              </w:rPr>
-              <w:t xml:space="preserve">, </w:t>
-            </w:r>
-            <w:proofErr w:type="spellStart"/>
-            <w:r>
-              <w:rPr>
-                <w:sz w:val="19"/>
-                <w:szCs w:val="19"/>
-              </w:rPr>
-              <w:t>focal</w:t>
-            </w:r>
-            <w:proofErr w:type="spellEnd"/>
-            <w:r>
-              <w:rPr>
-                <w:sz w:val="19"/>
-                <w:szCs w:val="19"/>
-              </w:rPr>
-              <w:t xml:space="preserve"> </w:t>
-            </w:r>
-            <w:proofErr w:type="spellStart"/>
-            <w:r>
-              <w:rPr>
-                <w:sz w:val="19"/>
-                <w:szCs w:val="19"/>
-              </w:rPr>
-              <w:t>loss</w:t>
-            </w:r>
-            <w:proofErr w:type="spellEnd"/>
-            <w:r>
-              <w:rPr>
-                <w:sz w:val="19"/>
-                <w:szCs w:val="19"/>
-              </w:rPr>
-              <w:t xml:space="preserve"> (</w:t>
-            </w:r>
-            <w:proofErr w:type="spellStart"/>
-            <w:r>
-              <w:rPr>
-                <w:sz w:val="19"/>
-                <w:szCs w:val="19"/>
-              </w:rPr>
-              <w:t>Cai</w:t>
-            </w:r>
-            <w:proofErr w:type="spellEnd"/>
-            <w:r>
-              <w:rPr>
-                <w:sz w:val="19"/>
-                <w:szCs w:val="19"/>
-              </w:rPr>
-              <w:t xml:space="preserve"> et al., 2025; </w:t>
-            </w:r>
-            <w:proofErr w:type="spellStart"/>
-            <w:r>
-              <w:rPr>
-                <w:sz w:val="19"/>
-                <w:szCs w:val="19"/>
-              </w:rPr>
-              <w:t>Le</w:t>
-            </w:r>
-            <w:proofErr w:type="spellEnd"/>
-            <w:r>
-              <w:rPr>
-                <w:sz w:val="19"/>
-                <w:szCs w:val="19"/>
-              </w:rPr>
-              <w:t xml:space="preserve"> et al., 2025), rozšírenie dát (</w:t>
-            </w:r>
-            <w:proofErr w:type="spellStart"/>
-            <w:r>
-              <w:rPr>
-                <w:sz w:val="19"/>
-                <w:szCs w:val="19"/>
-              </w:rPr>
-              <w:t>Phan</w:t>
-            </w:r>
-            <w:proofErr w:type="spellEnd"/>
-            <w:r>
-              <w:rPr>
-                <w:sz w:val="19"/>
-                <w:szCs w:val="19"/>
-              </w:rPr>
-              <w:t xml:space="preserve"> a </w:t>
-            </w:r>
-            <w:proofErr w:type="spellStart"/>
-            <w:r>
-              <w:rPr>
-                <w:sz w:val="19"/>
-                <w:szCs w:val="19"/>
-              </w:rPr>
-              <w:t>Chiang</w:t>
-            </w:r>
-            <w:proofErr w:type="spellEnd"/>
-            <w:r>
-              <w:rPr>
-                <w:sz w:val="19"/>
-                <w:szCs w:val="19"/>
-              </w:rPr>
-              <w:t>, 2025) alebo syntetické dáta z LLM (</w:t>
-            </w:r>
-            <w:proofErr w:type="spellStart"/>
-            <w:r>
-              <w:rPr>
-                <w:sz w:val="19"/>
-                <w:szCs w:val="19"/>
-              </w:rPr>
-              <w:t>Randl</w:t>
-            </w:r>
-            <w:proofErr w:type="spellEnd"/>
-            <w:r>
-              <w:rPr>
-                <w:sz w:val="19"/>
-                <w:szCs w:val="19"/>
-              </w:rPr>
-              <w:t xml:space="preserve"> et al., 2025)</w:t>
+              <w:t>práca s nevyváženosťou: váhy, oversampling, focal loss (Cai et al., 2025; Le et al., 2025), rozšírenie dát (Phan a Chiang, 2025) alebo syntetické dáta z LLM (Randl et al., 2025)</w:t>
             </w:r>
           </w:p>
         </w:tc>
@@ -12701,39 +8466,7 @@
                 <w:sz w:val="19"/>
                 <w:szCs w:val="19"/>
               </w:rPr>
-              <w:t xml:space="preserve">doladenie </w:t>
-            </w:r>
-            <w:proofErr w:type="spellStart"/>
-            <w:r>
-              <w:rPr>
-                <w:sz w:val="19"/>
-                <w:szCs w:val="19"/>
-              </w:rPr>
-              <w:t>transformera</w:t>
-            </w:r>
-            <w:proofErr w:type="spellEnd"/>
-            <w:r>
-              <w:rPr>
-                <w:sz w:val="19"/>
-                <w:szCs w:val="19"/>
-              </w:rPr>
-              <w:t xml:space="preserve"> (BERT, </w:t>
-            </w:r>
-            <w:proofErr w:type="spellStart"/>
-            <w:r>
-              <w:rPr>
-                <w:sz w:val="19"/>
-                <w:szCs w:val="19"/>
-              </w:rPr>
-              <w:t>RoBERTa</w:t>
-            </w:r>
-            <w:proofErr w:type="spellEnd"/>
-            <w:r>
-              <w:rPr>
-                <w:sz w:val="19"/>
-                <w:szCs w:val="19"/>
-              </w:rPr>
-              <w:t>) na title + text</w:t>
+              <w:t>doladenie transformera (BERT, RoBERTa) na title + text</w:t>
             </w:r>
           </w:p>
         </w:tc>
@@ -12761,39 +8494,7 @@
                 <w:sz w:val="19"/>
                 <w:szCs w:val="19"/>
               </w:rPr>
-              <w:t xml:space="preserve">Najčastejšia zámena je </w:t>
-            </w:r>
-            <w:proofErr w:type="spellStart"/>
-            <w:r>
-              <w:rPr>
-                <w:sz w:val="19"/>
-                <w:szCs w:val="19"/>
-              </w:rPr>
-              <w:t>fraud</w:t>
-            </w:r>
-            <w:proofErr w:type="spellEnd"/>
-            <w:r>
-              <w:rPr>
-                <w:sz w:val="19"/>
-                <w:szCs w:val="19"/>
-              </w:rPr>
-              <w:t xml:space="preserve"> a </w:t>
-            </w:r>
-            <w:proofErr w:type="spellStart"/>
-            <w:r>
-              <w:rPr>
-                <w:sz w:val="19"/>
-                <w:szCs w:val="19"/>
-              </w:rPr>
-              <w:t>allergens</w:t>
-            </w:r>
-            <w:proofErr w:type="spellEnd"/>
-            <w:r>
-              <w:rPr>
-                <w:sz w:val="19"/>
-                <w:szCs w:val="19"/>
-              </w:rPr>
-              <w:t xml:space="preserve"> a závisí od formulácie rizika (sekcia 6.2)</w:t>
+              <w:t>Najčastejšia zámena je fraud a allergens a závisí od formulácie rizika (sekcia 6.2)</w:t>
             </w:r>
           </w:p>
         </w:tc>
@@ -12953,55 +8654,7 @@
                 <w:sz w:val="19"/>
                 <w:szCs w:val="19"/>
               </w:rPr>
-              <w:t xml:space="preserve">LLM s </w:t>
-            </w:r>
-            <w:proofErr w:type="spellStart"/>
-            <w:r>
-              <w:rPr>
-                <w:sz w:val="19"/>
-                <w:szCs w:val="19"/>
-              </w:rPr>
-              <w:t>conformal</w:t>
-            </w:r>
-            <w:proofErr w:type="spellEnd"/>
-            <w:r>
-              <w:rPr>
-                <w:sz w:val="19"/>
-                <w:szCs w:val="19"/>
-              </w:rPr>
-              <w:t xml:space="preserve"> </w:t>
-            </w:r>
-            <w:proofErr w:type="spellStart"/>
-            <w:r>
-              <w:rPr>
-                <w:sz w:val="19"/>
-                <w:szCs w:val="19"/>
-              </w:rPr>
-              <w:t>prediction</w:t>
-            </w:r>
-            <w:proofErr w:type="spellEnd"/>
-            <w:r>
-              <w:rPr>
-                <w:sz w:val="19"/>
-                <w:szCs w:val="19"/>
-              </w:rPr>
-              <w:t xml:space="preserve"> zlepšuje základný </w:t>
-            </w:r>
-            <w:proofErr w:type="spellStart"/>
-            <w:r>
-              <w:rPr>
-                <w:sz w:val="19"/>
-                <w:szCs w:val="19"/>
-              </w:rPr>
-              <w:t>klasifikátor</w:t>
-            </w:r>
-            <w:proofErr w:type="spellEnd"/>
-            <w:r>
-              <w:rPr>
-                <w:sz w:val="19"/>
-                <w:szCs w:val="19"/>
-              </w:rPr>
-              <w:t xml:space="preserve"> v literatúre</w:t>
+              <w:t>LLM s conformal prediction zlepšuje základný klasifikátor v literatúre</w:t>
             </w:r>
           </w:p>
         </w:tc>
@@ -13053,71 +8706,7 @@
                 <w:sz w:val="19"/>
                 <w:szCs w:val="19"/>
               </w:rPr>
-              <w:t xml:space="preserve">vyskúšať </w:t>
-            </w:r>
-            <w:proofErr w:type="spellStart"/>
-            <w:r>
-              <w:rPr>
-                <w:sz w:val="19"/>
-                <w:szCs w:val="19"/>
-              </w:rPr>
-              <w:t>CICLe</w:t>
-            </w:r>
-            <w:proofErr w:type="spellEnd"/>
-            <w:r>
-              <w:rPr>
-                <w:sz w:val="19"/>
-                <w:szCs w:val="19"/>
-              </w:rPr>
-              <w:t>-podobný postup na neistých predikciách (</w:t>
-            </w:r>
-            <w:proofErr w:type="spellStart"/>
-            <w:r>
-              <w:rPr>
-                <w:sz w:val="19"/>
-                <w:szCs w:val="19"/>
-              </w:rPr>
-              <w:t>Randl</w:t>
-            </w:r>
-            <w:proofErr w:type="spellEnd"/>
-            <w:r>
-              <w:rPr>
-                <w:sz w:val="19"/>
-                <w:szCs w:val="19"/>
-              </w:rPr>
-              <w:t xml:space="preserve"> et al., 2024; </w:t>
-            </w:r>
-            <w:proofErr w:type="spellStart"/>
-            <w:r>
-              <w:rPr>
-                <w:sz w:val="19"/>
-                <w:szCs w:val="19"/>
-              </w:rPr>
-              <w:t>Pantelidis</w:t>
-            </w:r>
-            <w:proofErr w:type="spellEnd"/>
-            <w:r>
-              <w:rPr>
-                <w:sz w:val="19"/>
-                <w:szCs w:val="19"/>
-              </w:rPr>
-              <w:t xml:space="preserve"> et al., 2025) alebo zúženie kandidátov pred finálnym výberom ako v SRCB (</w:t>
-            </w:r>
-            <w:proofErr w:type="spellStart"/>
-            <w:r>
-              <w:rPr>
-                <w:sz w:val="19"/>
-                <w:szCs w:val="19"/>
-              </w:rPr>
-              <w:t>Zhang</w:t>
-            </w:r>
-            <w:proofErr w:type="spellEnd"/>
-            <w:r>
-              <w:rPr>
-                <w:sz w:val="19"/>
-                <w:szCs w:val="19"/>
-              </w:rPr>
-              <w:t xml:space="preserve"> et al., 2025)</w:t>
+              <w:t>vyskúšať CICLe-podobný postup na neistých predikciách (Randl et al., 2024; Pantelidis et al., 2025) alebo zúženie kandidátov pred finálnym výberom ako v SRCB (Zhang et al., 2025)</w:t>
             </w:r>
           </w:p>
         </w:tc>
@@ -13236,101 +8825,8 @@
         </w:numPr>
         <w:spacing w:after="60"/>
       </w:pPr>
-      <w:proofErr w:type="spellStart"/>
-      <w:r>
-        <w:t>Cai</w:t>
-      </w:r>
-      <w:proofErr w:type="spellEnd"/>
-      <w:r>
-        <w:t xml:space="preserve">, Z., </w:t>
-      </w:r>
-      <w:proofErr w:type="spellStart"/>
-      <w:r>
-        <w:t>Li</w:t>
-      </w:r>
-      <w:proofErr w:type="spellEnd"/>
-      <w:r>
-        <w:t xml:space="preserve">, Z., </w:t>
-      </w:r>
-      <w:proofErr w:type="spellStart"/>
-      <w:r>
-        <w:t>Liu</w:t>
-      </w:r>
-      <w:proofErr w:type="spellEnd"/>
-      <w:r>
-        <w:t xml:space="preserve">, Y., </w:t>
-      </w:r>
-      <w:proofErr w:type="spellStart"/>
-      <w:r>
-        <w:t>Guo</w:t>
-      </w:r>
-      <w:proofErr w:type="spellEnd"/>
-      <w:r>
-        <w:t xml:space="preserve">, L., Song, Y. (2025). Ustnlp16 at SemEval-2025 </w:t>
-      </w:r>
-      <w:proofErr w:type="spellStart"/>
-      <w:r>
-        <w:t>Task</w:t>
-      </w:r>
-      <w:proofErr w:type="spellEnd"/>
-      <w:r>
-        <w:t xml:space="preserve"> 9: </w:t>
-      </w:r>
-      <w:proofErr w:type="spellStart"/>
-      <w:r>
-        <w:t>Improving</w:t>
-      </w:r>
-      <w:proofErr w:type="spellEnd"/>
-      <w:r>
-        <w:t xml:space="preserve"> Model </w:t>
-      </w:r>
-      <w:proofErr w:type="spellStart"/>
-      <w:r>
-        <w:t>Performance</w:t>
-      </w:r>
-      <w:proofErr w:type="spellEnd"/>
-      <w:r>
-        <w:t xml:space="preserve"> </w:t>
-      </w:r>
-      <w:proofErr w:type="spellStart"/>
-      <w:r>
-        <w:t>through</w:t>
-      </w:r>
-      <w:proofErr w:type="spellEnd"/>
-      <w:r>
-        <w:t xml:space="preserve"> </w:t>
-      </w:r>
-      <w:proofErr w:type="spellStart"/>
-      <w:r>
-        <w:t>Imbalance</w:t>
-      </w:r>
-      <w:proofErr w:type="spellEnd"/>
-      <w:r>
-        <w:t xml:space="preserve"> </w:t>
-      </w:r>
-      <w:proofErr w:type="spellStart"/>
-      <w:r>
-        <w:t>Handling</w:t>
-      </w:r>
-      <w:proofErr w:type="spellEnd"/>
-      <w:r>
-        <w:t xml:space="preserve"> and </w:t>
-      </w:r>
-      <w:proofErr w:type="spellStart"/>
-      <w:r>
-        <w:t>Focal</w:t>
-      </w:r>
-      <w:proofErr w:type="spellEnd"/>
-      <w:r>
-        <w:t xml:space="preserve"> </w:t>
-      </w:r>
-      <w:proofErr w:type="spellStart"/>
-      <w:r>
-        <w:t>Loss</w:t>
-      </w:r>
-      <w:proofErr w:type="spellEnd"/>
-      <w:r>
-        <w:t>. arXiv:2505.00021.</w:t>
+      <w:r>
+        <w:t>Cai, Z., Li, Z., Liu, Y., Guo, L., Song, Y. (2025). Ustnlp16 at SemEval-2025 Task 9: Improving Model Performance through Imbalance Handling and Focal Loss. arXiv:2505.00021.</w:t>
       </w:r>
     </w:p>
     <w:p>
@@ -13342,117 +8838,8 @@
         </w:numPr>
         <w:spacing w:after="60"/>
       </w:pPr>
-      <w:proofErr w:type="spellStart"/>
-      <w:r>
-        <w:t>Fan</w:t>
-      </w:r>
-      <w:proofErr w:type="spellEnd"/>
-      <w:r>
-        <w:t xml:space="preserve">, R.-E., </w:t>
-      </w:r>
-      <w:proofErr w:type="spellStart"/>
-      <w:r>
-        <w:t>Chang</w:t>
-      </w:r>
-      <w:proofErr w:type="spellEnd"/>
-      <w:r>
-        <w:t xml:space="preserve">, K.-W., </w:t>
-      </w:r>
-      <w:proofErr w:type="spellStart"/>
-      <w:r>
-        <w:t>Hsieh</w:t>
-      </w:r>
-      <w:proofErr w:type="spellEnd"/>
-      <w:r>
-        <w:t xml:space="preserve">, C.-J., </w:t>
-      </w:r>
-      <w:proofErr w:type="spellStart"/>
-      <w:r>
-        <w:t>Wang</w:t>
-      </w:r>
-      <w:proofErr w:type="spellEnd"/>
-      <w:r>
-        <w:t xml:space="preserve">, X.-R., </w:t>
-      </w:r>
-      <w:proofErr w:type="spellStart"/>
-      <w:r>
-        <w:t>Lin</w:t>
-      </w:r>
-      <w:proofErr w:type="spellEnd"/>
-      <w:r>
-        <w:t xml:space="preserve">, C.-J. (2008). LIBLINEAR: A </w:t>
-      </w:r>
-      <w:proofErr w:type="spellStart"/>
-      <w:r>
-        <w:t>Library</w:t>
-      </w:r>
-      <w:proofErr w:type="spellEnd"/>
-      <w:r>
-        <w:t xml:space="preserve"> </w:t>
-      </w:r>
-      <w:proofErr w:type="spellStart"/>
-      <w:r>
-        <w:t>for</w:t>
-      </w:r>
-      <w:proofErr w:type="spellEnd"/>
-      <w:r>
-        <w:t xml:space="preserve"> </w:t>
-      </w:r>
-      <w:proofErr w:type="spellStart"/>
-      <w:r>
-        <w:t>Large</w:t>
-      </w:r>
-      <w:proofErr w:type="spellEnd"/>
-      <w:r>
-        <w:t xml:space="preserve"> </w:t>
-      </w:r>
-      <w:proofErr w:type="spellStart"/>
-      <w:r>
-        <w:t>Linear</w:t>
-      </w:r>
-      <w:proofErr w:type="spellEnd"/>
-      <w:r>
-        <w:t xml:space="preserve"> </w:t>
-      </w:r>
-      <w:proofErr w:type="spellStart"/>
-      <w:r>
-        <w:t>Classification</w:t>
-      </w:r>
-      <w:proofErr w:type="spellEnd"/>
-      <w:r>
-        <w:t xml:space="preserve">. </w:t>
-      </w:r>
-      <w:proofErr w:type="spellStart"/>
-      <w:r>
-        <w:t>Journal</w:t>
-      </w:r>
-      <w:proofErr w:type="spellEnd"/>
-      <w:r>
-        <w:t xml:space="preserve"> of </w:t>
-      </w:r>
-      <w:proofErr w:type="spellStart"/>
-      <w:r>
-        <w:t>Machine</w:t>
-      </w:r>
-      <w:proofErr w:type="spellEnd"/>
-      <w:r>
-        <w:t xml:space="preserve"> </w:t>
-      </w:r>
-      <w:proofErr w:type="spellStart"/>
-      <w:r>
-        <w:t>Learning</w:t>
-      </w:r>
-      <w:proofErr w:type="spellEnd"/>
-      <w:r>
-        <w:t xml:space="preserve"> </w:t>
-      </w:r>
-      <w:proofErr w:type="spellStart"/>
-      <w:r>
-        <w:t>Research</w:t>
-      </w:r>
-      <w:proofErr w:type="spellEnd"/>
-      <w:r>
-        <w:t xml:space="preserve"> 9, 1871–1874.</w:t>
+      <w:r>
+        <w:t>Fan, R.-E., Chang, K.-W., Hsieh, C.-J., Wang, X.-R., Lin, C.-J. (2008). LIBLINEAR: A Library for Large Linear Classification. Journal of Machine Learning Research 9, 1871–1874.</w:t>
       </w:r>
     </w:p>
     <w:p>
@@ -13464,45 +8851,8 @@
         </w:numPr>
         <w:spacing w:after="60"/>
       </w:pPr>
-      <w:proofErr w:type="spellStart"/>
-      <w:r>
-        <w:t>Jurafsky</w:t>
-      </w:r>
-      <w:proofErr w:type="spellEnd"/>
-      <w:r>
-        <w:t xml:space="preserve">, D., Martin, J. H. </w:t>
-      </w:r>
-      <w:proofErr w:type="spellStart"/>
-      <w:r>
-        <w:t>Speech</w:t>
-      </w:r>
-      <w:proofErr w:type="spellEnd"/>
-      <w:r>
-        <w:t xml:space="preserve"> and </w:t>
-      </w:r>
-      <w:proofErr w:type="spellStart"/>
-      <w:r>
-        <w:t>Language</w:t>
-      </w:r>
-      <w:proofErr w:type="spellEnd"/>
-      <w:r>
-        <w:t xml:space="preserve"> </w:t>
-      </w:r>
-      <w:proofErr w:type="spellStart"/>
-      <w:r>
-        <w:t>Processing</w:t>
-      </w:r>
-      <w:proofErr w:type="spellEnd"/>
-      <w:r>
-        <w:t xml:space="preserve"> (3rd </w:t>
-      </w:r>
-      <w:proofErr w:type="spellStart"/>
-      <w:r>
-        <w:t>ed</w:t>
-      </w:r>
-      <w:proofErr w:type="spellEnd"/>
-      <w:r>
-        <w:t>. draft).</w:t>
+      <w:r>
+        <w:t>Jurafsky, D., Martin, J. H. Speech and Language Processing (3rd ed. draft).</w:t>
       </w:r>
     </w:p>
     <w:p>
@@ -13514,133 +8864,8 @@
         </w:numPr>
         <w:spacing w:after="60"/>
       </w:pPr>
-      <w:proofErr w:type="spellStart"/>
-      <w:r>
-        <w:t>Le</w:t>
-      </w:r>
-      <w:proofErr w:type="spellEnd"/>
-      <w:r>
-        <w:t xml:space="preserve">, T. T., </w:t>
-      </w:r>
-      <w:proofErr w:type="spellStart"/>
-      <w:r>
-        <w:t>Ngo</w:t>
-      </w:r>
-      <w:proofErr w:type="spellEnd"/>
-      <w:r>
-        <w:t xml:space="preserve">, T. M., </w:t>
-      </w:r>
-      <w:proofErr w:type="spellStart"/>
-      <w:r>
-        <w:t>Dang</w:t>
-      </w:r>
-      <w:proofErr w:type="spellEnd"/>
-      <w:r>
-        <w:t xml:space="preserve">, T. H. (2025). </w:t>
-      </w:r>
-      <w:proofErr w:type="spellStart"/>
-      <w:r>
-        <w:t>Anastasia</w:t>
-      </w:r>
-      <w:proofErr w:type="spellEnd"/>
-      <w:r>
-        <w:t xml:space="preserve"> at SemEval-2025 </w:t>
-      </w:r>
-      <w:proofErr w:type="spellStart"/>
-      <w:r>
-        <w:t>Task</w:t>
-      </w:r>
-      <w:proofErr w:type="spellEnd"/>
-      <w:r>
-        <w:t xml:space="preserve"> 9: </w:t>
-      </w:r>
-      <w:proofErr w:type="spellStart"/>
-      <w:r>
-        <w:t>Subtask</w:t>
-      </w:r>
-      <w:proofErr w:type="spellEnd"/>
-      <w:r>
-        <w:t xml:space="preserve"> 1, Ensemble </w:t>
-      </w:r>
-      <w:proofErr w:type="spellStart"/>
-      <w:r>
-        <w:t>Learning</w:t>
-      </w:r>
-      <w:proofErr w:type="spellEnd"/>
-      <w:r>
-        <w:t xml:space="preserve"> </w:t>
-      </w:r>
-      <w:proofErr w:type="spellStart"/>
-      <w:r>
-        <w:t>with</w:t>
-      </w:r>
-      <w:proofErr w:type="spellEnd"/>
-      <w:r>
-        <w:t xml:space="preserve"> </w:t>
-      </w:r>
-      <w:proofErr w:type="spellStart"/>
-      <w:r>
-        <w:t>Data</w:t>
-      </w:r>
-      <w:proofErr w:type="spellEnd"/>
-      <w:r>
-        <w:t xml:space="preserve"> </w:t>
-      </w:r>
-      <w:proofErr w:type="spellStart"/>
-      <w:r>
-        <w:t>Augmentation</w:t>
-      </w:r>
-      <w:proofErr w:type="spellEnd"/>
-      <w:r>
-        <w:t xml:space="preserve"> and </w:t>
-      </w:r>
-      <w:proofErr w:type="spellStart"/>
-      <w:r>
-        <w:t>Focal</w:t>
-      </w:r>
-      <w:proofErr w:type="spellEnd"/>
-      <w:r>
-        <w:t xml:space="preserve"> </w:t>
-      </w:r>
-      <w:proofErr w:type="spellStart"/>
-      <w:r>
-        <w:t>Loss</w:t>
-      </w:r>
-      <w:proofErr w:type="spellEnd"/>
-      <w:r>
-        <w:t xml:space="preserve"> </w:t>
-      </w:r>
-      <w:proofErr w:type="spellStart"/>
-      <w:r>
-        <w:t>for</w:t>
-      </w:r>
-      <w:proofErr w:type="spellEnd"/>
-      <w:r>
-        <w:t xml:space="preserve"> </w:t>
-      </w:r>
-      <w:proofErr w:type="spellStart"/>
-      <w:r>
-        <w:t>Food</w:t>
-      </w:r>
-      <w:proofErr w:type="spellEnd"/>
-      <w:r>
-        <w:t xml:space="preserve"> Risk </w:t>
-      </w:r>
-      <w:proofErr w:type="spellStart"/>
-      <w:r>
-        <w:t>Classification</w:t>
-      </w:r>
-      <w:proofErr w:type="spellEnd"/>
-      <w:r>
-        <w:t xml:space="preserve">. SemEval-2025, ACL </w:t>
-      </w:r>
-      <w:proofErr w:type="spellStart"/>
-      <w:r>
-        <w:t>Anthology</w:t>
-      </w:r>
-      <w:proofErr w:type="spellEnd"/>
-      <w:r>
-        <w:t xml:space="preserve"> 2025.semeval-1.20.</w:t>
+      <w:r>
+        <w:t>Le, T. T., Ngo, T. M., Dang, T. H. (2025). Anastasia at SemEval-2025 Task 9: Subtask 1, Ensemble Learning with Data Augmentation and Focal Loss for Food Risk Classification. SemEval-2025, ACL Anthology 2025.semeval-1.20.</w:t>
       </w:r>
     </w:p>
     <w:p>
@@ -13652,69 +8877,8 @@
         </w:numPr>
         <w:spacing w:after="60"/>
       </w:pPr>
-      <w:proofErr w:type="spellStart"/>
-      <w:r>
-        <w:t>Manning</w:t>
-      </w:r>
-      <w:proofErr w:type="spellEnd"/>
-      <w:r>
-        <w:t xml:space="preserve">, C. D., </w:t>
-      </w:r>
-      <w:proofErr w:type="spellStart"/>
-      <w:r>
-        <w:t>Raghavan</w:t>
-      </w:r>
-      <w:proofErr w:type="spellEnd"/>
-      <w:r>
-        <w:t xml:space="preserve">, P., </w:t>
-      </w:r>
-      <w:proofErr w:type="spellStart"/>
-      <w:r>
-        <w:t>Schütze</w:t>
-      </w:r>
-      <w:proofErr w:type="spellEnd"/>
-      <w:r>
-        <w:t xml:space="preserve">, H. (2008). </w:t>
-      </w:r>
-      <w:proofErr w:type="spellStart"/>
-      <w:r>
-        <w:t>Introduction</w:t>
-      </w:r>
-      <w:proofErr w:type="spellEnd"/>
-      <w:r>
-        <w:t xml:space="preserve"> to </w:t>
-      </w:r>
-      <w:proofErr w:type="spellStart"/>
-      <w:r>
-        <w:t>Information</w:t>
-      </w:r>
-      <w:proofErr w:type="spellEnd"/>
-      <w:r>
-        <w:t xml:space="preserve"> </w:t>
-      </w:r>
-      <w:proofErr w:type="spellStart"/>
-      <w:r>
-        <w:t>Retrieval</w:t>
-      </w:r>
-      <w:proofErr w:type="spellEnd"/>
-      <w:r>
-        <w:t xml:space="preserve">. </w:t>
-      </w:r>
-      <w:proofErr w:type="spellStart"/>
-      <w:r>
-        <w:t>Cambridge</w:t>
-      </w:r>
-      <w:proofErr w:type="spellEnd"/>
-      <w:r>
-        <w:t xml:space="preserve"> </w:t>
-      </w:r>
-      <w:proofErr w:type="spellStart"/>
-      <w:r>
-        <w:t>University</w:t>
-      </w:r>
-      <w:proofErr w:type="spellEnd"/>
-      <w:r>
-        <w:t xml:space="preserve"> Press.</w:t>
+      <w:r>
+        <w:t>Manning, C. D., Raghavan, P., Schütze, H. (2008). Introduction to Information Retrieval. Cambridge University Press.</w:t>
       </w:r>
     </w:p>
     <w:p>
@@ -13726,77 +8890,8 @@
         </w:numPr>
         <w:spacing w:after="60"/>
       </w:pPr>
-      <w:proofErr w:type="spellStart"/>
-      <w:r>
-        <w:t>Pantelidis</w:t>
-      </w:r>
-      <w:proofErr w:type="spellEnd"/>
-      <w:r>
-        <w:t xml:space="preserve">, I., </w:t>
-      </w:r>
-      <w:proofErr w:type="spellStart"/>
-      <w:r>
-        <w:t>Randl</w:t>
-      </w:r>
-      <w:proofErr w:type="spellEnd"/>
-      <w:r>
-        <w:t xml:space="preserve">, K., </w:t>
-      </w:r>
-      <w:proofErr w:type="spellStart"/>
-      <w:r>
-        <w:t>Henriksson</w:t>
-      </w:r>
-      <w:proofErr w:type="spellEnd"/>
-      <w:r>
-        <w:t xml:space="preserve">, A. (2025). </w:t>
-      </w:r>
-      <w:proofErr w:type="spellStart"/>
-      <w:r>
-        <w:t>Efficient</w:t>
-      </w:r>
-      <w:proofErr w:type="spellEnd"/>
-      <w:r>
-        <w:t xml:space="preserve"> Text </w:t>
-      </w:r>
-      <w:proofErr w:type="spellStart"/>
-      <w:r>
-        <w:t>Classification</w:t>
-      </w:r>
-      <w:proofErr w:type="spellEnd"/>
-      <w:r>
-        <w:t xml:space="preserve"> </w:t>
-      </w:r>
-      <w:proofErr w:type="spellStart"/>
-      <w:r>
-        <w:t>with</w:t>
-      </w:r>
-      <w:proofErr w:type="spellEnd"/>
-      <w:r>
-        <w:t xml:space="preserve"> </w:t>
-      </w:r>
-      <w:proofErr w:type="spellStart"/>
-      <w:r>
-        <w:t>Conformal</w:t>
-      </w:r>
-      <w:proofErr w:type="spellEnd"/>
-      <w:r>
-        <w:t xml:space="preserve"> In-</w:t>
-      </w:r>
-      <w:proofErr w:type="spellStart"/>
-      <w:r>
-        <w:t>Context</w:t>
-      </w:r>
-      <w:proofErr w:type="spellEnd"/>
-      <w:r>
-        <w:t xml:space="preserve"> </w:t>
-      </w:r>
-      <w:proofErr w:type="spellStart"/>
-      <w:r>
-        <w:t>Learning</w:t>
-      </w:r>
-      <w:proofErr w:type="spellEnd"/>
-      <w:r>
-        <w:t>. arXiv:2512.05732.</w:t>
+      <w:r>
+        <w:t>Pantelidis, I., Randl, K., Henriksson, A. (2025). Efficient Text Classification with Conformal In-Context Learning. arXiv:2512.05732.</w:t>
       </w:r>
     </w:p>
     <w:p>
@@ -13808,117 +8903,8 @@
         </w:numPr>
         <w:spacing w:after="60"/>
       </w:pPr>
-      <w:proofErr w:type="spellStart"/>
-      <w:r>
-        <w:t>Papadopoulou</w:t>
-      </w:r>
-      <w:proofErr w:type="spellEnd"/>
-      <w:r>
-        <w:t xml:space="preserve">, F., </w:t>
-      </w:r>
-      <w:proofErr w:type="spellStart"/>
-      <w:r>
-        <w:t>Mutlu</w:t>
-      </w:r>
-      <w:proofErr w:type="spellEnd"/>
-      <w:r>
-        <w:t xml:space="preserve">, O., </w:t>
-      </w:r>
-      <w:proofErr w:type="spellStart"/>
-      <w:r>
-        <w:t>Özen</w:t>
-      </w:r>
-      <w:proofErr w:type="spellEnd"/>
-      <w:r>
-        <w:t xml:space="preserve">, N., van der </w:t>
-      </w:r>
-      <w:proofErr w:type="spellStart"/>
-      <w:r>
-        <w:t>Velden</w:t>
-      </w:r>
-      <w:proofErr w:type="spellEnd"/>
-      <w:r>
-        <w:t xml:space="preserve">, B. H. M., </w:t>
-      </w:r>
-      <w:proofErr w:type="spellStart"/>
-      <w:r>
-        <w:t>Hendrickx</w:t>
-      </w:r>
-      <w:proofErr w:type="spellEnd"/>
-      <w:r>
-        <w:t xml:space="preserve">, I., </w:t>
-      </w:r>
-      <w:proofErr w:type="spellStart"/>
-      <w:r>
-        <w:t>Hürriyetoğlu</w:t>
-      </w:r>
-      <w:proofErr w:type="spellEnd"/>
-      <w:r>
-        <w:t xml:space="preserve">, A. (2025). </w:t>
-      </w:r>
-      <w:proofErr w:type="spellStart"/>
-      <w:r>
-        <w:t>BrightCookies</w:t>
-      </w:r>
-      <w:proofErr w:type="spellEnd"/>
-      <w:r>
-        <w:t xml:space="preserve"> at SemEval-2025 </w:t>
-      </w:r>
-      <w:proofErr w:type="spellStart"/>
-      <w:r>
-        <w:t>Task</w:t>
-      </w:r>
-      <w:proofErr w:type="spellEnd"/>
-      <w:r>
-        <w:t xml:space="preserve"> 9: </w:t>
-      </w:r>
-      <w:proofErr w:type="spellStart"/>
-      <w:r>
-        <w:t>Exploring</w:t>
-      </w:r>
-      <w:proofErr w:type="spellEnd"/>
-      <w:r>
-        <w:t xml:space="preserve"> </w:t>
-      </w:r>
-      <w:proofErr w:type="spellStart"/>
-      <w:r>
-        <w:t>Data</w:t>
-      </w:r>
-      <w:proofErr w:type="spellEnd"/>
-      <w:r>
-        <w:t xml:space="preserve"> </w:t>
-      </w:r>
-      <w:proofErr w:type="spellStart"/>
-      <w:r>
-        <w:t>Augmentation</w:t>
-      </w:r>
-      <w:proofErr w:type="spellEnd"/>
-      <w:r>
-        <w:t xml:space="preserve"> </w:t>
-      </w:r>
-      <w:proofErr w:type="spellStart"/>
-      <w:r>
-        <w:t>for</w:t>
-      </w:r>
-      <w:proofErr w:type="spellEnd"/>
-      <w:r>
-        <w:t xml:space="preserve"> </w:t>
-      </w:r>
-      <w:proofErr w:type="spellStart"/>
-      <w:r>
-        <w:t>Food</w:t>
-      </w:r>
-      <w:proofErr w:type="spellEnd"/>
-      <w:r>
-        <w:t xml:space="preserve"> Hazard </w:t>
-      </w:r>
-      <w:proofErr w:type="spellStart"/>
-      <w:r>
-        <w:t>Classification</w:t>
-      </w:r>
-      <w:proofErr w:type="spellEnd"/>
-      <w:r>
-        <w:t>. arXiv:2504.20703.</w:t>
+      <w:r>
+        <w:t>Papadopoulou, F., Mutlu, O., Özen, N., van der Velden, B. H. M., Hendrickx, I., Hürriyetoğlu, A. (2025). BrightCookies at SemEval-2025 Task 9: Exploring Data Augmentation for Food Hazard Classification. arXiv:2504.20703.</w:t>
       </w:r>
     </w:p>
     <w:p>
@@ -13930,77 +8916,8 @@
         </w:numPr>
         <w:spacing w:after="60"/>
       </w:pPr>
-      <w:proofErr w:type="spellStart"/>
-      <w:r>
-        <w:t>Pedregosa</w:t>
-      </w:r>
-      <w:proofErr w:type="spellEnd"/>
-      <w:r>
-        <w:t xml:space="preserve">, F., et al. (2011). </w:t>
-      </w:r>
-      <w:proofErr w:type="spellStart"/>
-      <w:r>
-        <w:t>Scikit-learn</w:t>
-      </w:r>
-      <w:proofErr w:type="spellEnd"/>
-      <w:r>
-        <w:t xml:space="preserve">: </w:t>
-      </w:r>
-      <w:proofErr w:type="spellStart"/>
-      <w:r>
-        <w:t>Machine</w:t>
-      </w:r>
-      <w:proofErr w:type="spellEnd"/>
-      <w:r>
-        <w:t xml:space="preserve"> </w:t>
-      </w:r>
-      <w:proofErr w:type="spellStart"/>
-      <w:r>
-        <w:t>Learning</w:t>
-      </w:r>
-      <w:proofErr w:type="spellEnd"/>
-      <w:r>
-        <w:t xml:space="preserve"> in </w:t>
-      </w:r>
-      <w:proofErr w:type="spellStart"/>
-      <w:r>
-        <w:t>Python</w:t>
-      </w:r>
-      <w:proofErr w:type="spellEnd"/>
-      <w:r>
-        <w:t xml:space="preserve">. </w:t>
-      </w:r>
-      <w:proofErr w:type="spellStart"/>
-      <w:r>
-        <w:t>Journal</w:t>
-      </w:r>
-      <w:proofErr w:type="spellEnd"/>
-      <w:r>
-        <w:t xml:space="preserve"> of </w:t>
-      </w:r>
-      <w:proofErr w:type="spellStart"/>
-      <w:r>
-        <w:t>Machine</w:t>
-      </w:r>
-      <w:proofErr w:type="spellEnd"/>
-      <w:r>
-        <w:t xml:space="preserve"> </w:t>
-      </w:r>
-      <w:proofErr w:type="spellStart"/>
-      <w:r>
-        <w:t>Learning</w:t>
-      </w:r>
-      <w:proofErr w:type="spellEnd"/>
-      <w:r>
-        <w:t xml:space="preserve"> </w:t>
-      </w:r>
-      <w:proofErr w:type="spellStart"/>
-      <w:r>
-        <w:t>Research</w:t>
-      </w:r>
-      <w:proofErr w:type="spellEnd"/>
-      <w:r>
-        <w:t xml:space="preserve"> 12, 2825–2830.</w:t>
+      <w:r>
+        <w:t>Pedregosa, F., et al. (2011). Scikit-learn: Machine Learning in Python. Journal of Machine Learning Research 12, 2825–2830.</w:t>
       </w:r>
     </w:p>
     <w:p>
@@ -14012,117 +8929,8 @@
         </w:numPr>
         <w:spacing w:after="60"/>
       </w:pPr>
-      <w:proofErr w:type="spellStart"/>
-      <w:r>
-        <w:t>Phan</w:t>
-      </w:r>
-      <w:proofErr w:type="spellEnd"/>
-      <w:r>
-        <w:t xml:space="preserve">, B., </w:t>
-      </w:r>
-      <w:proofErr w:type="spellStart"/>
-      <w:r>
-        <w:t>Chiang</w:t>
-      </w:r>
-      <w:proofErr w:type="spellEnd"/>
-      <w:r>
-        <w:t xml:space="preserve">, J.-H. (2025). </w:t>
-      </w:r>
-      <w:proofErr w:type="spellStart"/>
-      <w:r>
-        <w:t>MyMy</w:t>
-      </w:r>
-      <w:proofErr w:type="spellEnd"/>
-      <w:r>
-        <w:t xml:space="preserve"> at SemEval-2025 </w:t>
-      </w:r>
-      <w:proofErr w:type="spellStart"/>
-      <w:r>
-        <w:t>Task</w:t>
-      </w:r>
-      <w:proofErr w:type="spellEnd"/>
-      <w:r>
-        <w:t xml:space="preserve"> 9: A </w:t>
-      </w:r>
-      <w:proofErr w:type="spellStart"/>
-      <w:r>
-        <w:t>Robust</w:t>
-      </w:r>
-      <w:proofErr w:type="spellEnd"/>
-      <w:r>
-        <w:t xml:space="preserve"> </w:t>
-      </w:r>
-      <w:proofErr w:type="spellStart"/>
-      <w:r>
-        <w:t>Knowledge-Augmented</w:t>
-      </w:r>
-      <w:proofErr w:type="spellEnd"/>
-      <w:r>
-        <w:t xml:space="preserve"> </w:t>
-      </w:r>
-      <w:proofErr w:type="spellStart"/>
-      <w:r>
-        <w:t>Data</w:t>
-      </w:r>
-      <w:proofErr w:type="spellEnd"/>
-      <w:r>
-        <w:t xml:space="preserve"> </w:t>
-      </w:r>
-      <w:proofErr w:type="spellStart"/>
-      <w:r>
-        <w:t>Approach</w:t>
-      </w:r>
-      <w:proofErr w:type="spellEnd"/>
-      <w:r>
-        <w:t xml:space="preserve"> </w:t>
-      </w:r>
-      <w:proofErr w:type="spellStart"/>
-      <w:r>
-        <w:t>for</w:t>
-      </w:r>
-      <w:proofErr w:type="spellEnd"/>
-      <w:r>
-        <w:t xml:space="preserve"> </w:t>
-      </w:r>
-      <w:proofErr w:type="spellStart"/>
-      <w:r>
-        <w:t>Reliable</w:t>
-      </w:r>
-      <w:proofErr w:type="spellEnd"/>
-      <w:r>
-        <w:t xml:space="preserve"> </w:t>
-      </w:r>
-      <w:proofErr w:type="spellStart"/>
-      <w:r>
-        <w:t>Food</w:t>
-      </w:r>
-      <w:proofErr w:type="spellEnd"/>
-      <w:r>
-        <w:t xml:space="preserve"> Hazard </w:t>
-      </w:r>
-      <w:proofErr w:type="spellStart"/>
-      <w:r>
-        <w:t>Detection</w:t>
-      </w:r>
-      <w:proofErr w:type="spellEnd"/>
-      <w:r>
-        <w:t xml:space="preserve">. SemEval-2025, </w:t>
-      </w:r>
-      <w:proofErr w:type="spellStart"/>
-      <w:r>
-        <w:t>pp</w:t>
-      </w:r>
-      <w:proofErr w:type="spellEnd"/>
-      <w:r>
-        <w:t xml:space="preserve">. 812–822, ACL </w:t>
-      </w:r>
-      <w:proofErr w:type="spellStart"/>
-      <w:r>
-        <w:t>Anthology</w:t>
-      </w:r>
-      <w:proofErr w:type="spellEnd"/>
-      <w:r>
-        <w:t xml:space="preserve"> 2025.semeval-1.112.</w:t>
+      <w:r>
+        <w:t>Phan, B., Chiang, J.-H. (2025). MyMy at SemEval-2025 Task 9: A Robust Knowledge-Augmented Data Approach for Reliable Food Hazard Detection. SemEval-2025, pp. 812–822, ACL Anthology 2025.semeval-1.112.</w:t>
       </w:r>
     </w:p>
     <w:p>
@@ -14134,117 +8942,8 @@
         </w:numPr>
         <w:spacing w:after="60"/>
       </w:pPr>
-      <w:proofErr w:type="spellStart"/>
-      <w:r>
-        <w:t>Randl</w:t>
-      </w:r>
-      <w:proofErr w:type="spellEnd"/>
-      <w:r>
-        <w:t xml:space="preserve">, K., </w:t>
-      </w:r>
-      <w:proofErr w:type="spellStart"/>
-      <w:r>
-        <w:t>Pavlopoulos</w:t>
-      </w:r>
-      <w:proofErr w:type="spellEnd"/>
-      <w:r>
-        <w:t xml:space="preserve">, J., </w:t>
-      </w:r>
-      <w:proofErr w:type="spellStart"/>
-      <w:r>
-        <w:t>Henriksson</w:t>
-      </w:r>
-      <w:proofErr w:type="spellEnd"/>
-      <w:r>
-        <w:t xml:space="preserve">, A., </w:t>
-      </w:r>
-      <w:proofErr w:type="spellStart"/>
-      <w:r>
-        <w:t>Lindgren</w:t>
-      </w:r>
-      <w:proofErr w:type="spellEnd"/>
-      <w:r>
-        <w:t xml:space="preserve">, T. (2024). </w:t>
-      </w:r>
-      <w:proofErr w:type="spellStart"/>
-      <w:r>
-        <w:t>CICLe</w:t>
-      </w:r>
-      <w:proofErr w:type="spellEnd"/>
-      <w:r>
-        <w:t xml:space="preserve">: </w:t>
-      </w:r>
-      <w:proofErr w:type="spellStart"/>
-      <w:r>
-        <w:t>Conformal</w:t>
-      </w:r>
-      <w:proofErr w:type="spellEnd"/>
-      <w:r>
-        <w:t xml:space="preserve"> In-</w:t>
-      </w:r>
-      <w:proofErr w:type="spellStart"/>
-      <w:r>
-        <w:t>Context</w:t>
-      </w:r>
-      <w:proofErr w:type="spellEnd"/>
-      <w:r>
-        <w:t xml:space="preserve"> </w:t>
-      </w:r>
-      <w:proofErr w:type="spellStart"/>
-      <w:r>
-        <w:t>Learning</w:t>
-      </w:r>
-      <w:proofErr w:type="spellEnd"/>
-      <w:r>
-        <w:t xml:space="preserve"> </w:t>
-      </w:r>
-      <w:proofErr w:type="spellStart"/>
-      <w:r>
-        <w:t>for</w:t>
-      </w:r>
-      <w:proofErr w:type="spellEnd"/>
-      <w:r>
-        <w:t xml:space="preserve"> </w:t>
-      </w:r>
-      <w:proofErr w:type="spellStart"/>
-      <w:r>
-        <w:t>Largescale</w:t>
-      </w:r>
-      <w:proofErr w:type="spellEnd"/>
-      <w:r>
-        <w:t xml:space="preserve"> </w:t>
-      </w:r>
-      <w:proofErr w:type="spellStart"/>
-      <w:r>
-        <w:t>Multi-Class</w:t>
-      </w:r>
-      <w:proofErr w:type="spellEnd"/>
-      <w:r>
-        <w:t xml:space="preserve"> </w:t>
-      </w:r>
-      <w:proofErr w:type="spellStart"/>
-      <w:r>
-        <w:t>Food</w:t>
-      </w:r>
-      <w:proofErr w:type="spellEnd"/>
-      <w:r>
-        <w:t xml:space="preserve"> Risk </w:t>
-      </w:r>
-      <w:proofErr w:type="spellStart"/>
-      <w:r>
-        <w:t>Classification</w:t>
-      </w:r>
-      <w:proofErr w:type="spellEnd"/>
-      <w:r>
-        <w:t xml:space="preserve">. </w:t>
-      </w:r>
-      <w:proofErr w:type="spellStart"/>
-      <w:r>
-        <w:t>Findings</w:t>
-      </w:r>
-      <w:proofErr w:type="spellEnd"/>
-      <w:r>
-        <w:t xml:space="preserve"> of ACL 2024, arXiv:2403.11904.</w:t>
+      <w:r>
+        <w:t>Randl, K., Pavlopoulos, J., Henriksson, A., Lindgren, T. (2024). CICLe: Conformal In-Context Learning for Largescale Multi-Class Food Risk Classification. Findings of ACL 2024, arXiv:2403.11904.</w:t>
       </w:r>
     </w:p>
     <w:p>
@@ -14256,85 +8955,8 @@
         </w:numPr>
         <w:spacing w:after="60"/>
       </w:pPr>
-      <w:proofErr w:type="spellStart"/>
-      <w:r>
-        <w:t>Randl</w:t>
-      </w:r>
-      <w:proofErr w:type="spellEnd"/>
-      <w:r>
-        <w:t xml:space="preserve">, K., </w:t>
-      </w:r>
-      <w:proofErr w:type="spellStart"/>
-      <w:r>
-        <w:t>Pavlopoulos</w:t>
-      </w:r>
-      <w:proofErr w:type="spellEnd"/>
-      <w:r>
-        <w:t xml:space="preserve">, J., </w:t>
-      </w:r>
-      <w:proofErr w:type="spellStart"/>
-      <w:r>
-        <w:t>Henriksson</w:t>
-      </w:r>
-      <w:proofErr w:type="spellEnd"/>
-      <w:r>
-        <w:t xml:space="preserve">, A., </w:t>
-      </w:r>
-      <w:proofErr w:type="spellStart"/>
-      <w:r>
-        <w:t>Lindgren</w:t>
-      </w:r>
-      <w:proofErr w:type="spellEnd"/>
-      <w:r>
-        <w:t xml:space="preserve">, T., </w:t>
-      </w:r>
-      <w:proofErr w:type="spellStart"/>
-      <w:r>
-        <w:t>Bakagianni</w:t>
-      </w:r>
-      <w:proofErr w:type="spellEnd"/>
-      <w:r>
-        <w:t xml:space="preserve">, J. (2025). SemEval-2025 </w:t>
-      </w:r>
-      <w:proofErr w:type="spellStart"/>
-      <w:r>
-        <w:t>Task</w:t>
-      </w:r>
-      <w:proofErr w:type="spellEnd"/>
-      <w:r>
-        <w:t xml:space="preserve"> 9: </w:t>
-      </w:r>
-      <w:proofErr w:type="spellStart"/>
-      <w:r>
-        <w:t>The</w:t>
-      </w:r>
-      <w:proofErr w:type="spellEnd"/>
-      <w:r>
-        <w:t xml:space="preserve"> </w:t>
-      </w:r>
-      <w:proofErr w:type="spellStart"/>
-      <w:r>
-        <w:t>Food</w:t>
-      </w:r>
-      <w:proofErr w:type="spellEnd"/>
-      <w:r>
-        <w:t xml:space="preserve"> Hazard </w:t>
-      </w:r>
-      <w:proofErr w:type="spellStart"/>
-      <w:r>
-        <w:t>Detection</w:t>
-      </w:r>
-      <w:proofErr w:type="spellEnd"/>
-      <w:r>
-        <w:t xml:space="preserve"> </w:t>
-      </w:r>
-      <w:proofErr w:type="spellStart"/>
-      <w:r>
-        <w:t>Challenge</w:t>
-      </w:r>
-      <w:proofErr w:type="spellEnd"/>
-      <w:r>
-        <w:t>. arXiv:2503.19800.</w:t>
+      <w:r>
+        <w:t>Randl, K., Pavlopoulos, J., Henriksson, A., Lindgren, T., Bakagianni, J. (2025). SemEval-2025 Task 9: The Food Hazard Detection Challenge. arXiv:2503.19800.</w:t>
       </w:r>
     </w:p>
     <w:p>
@@ -14346,125 +8968,8 @@
         </w:numPr>
         <w:spacing w:after="60"/>
       </w:pPr>
-      <w:proofErr w:type="spellStart"/>
-      <w:r>
-        <w:t>World</w:t>
-      </w:r>
-      <w:proofErr w:type="spellEnd"/>
-      <w:r>
-        <w:t xml:space="preserve"> Health </w:t>
-      </w:r>
-      <w:proofErr w:type="spellStart"/>
-      <w:r>
-        <w:t>Organization</w:t>
-      </w:r>
-      <w:proofErr w:type="spellEnd"/>
-      <w:r>
-        <w:t xml:space="preserve"> (2015). WHO </w:t>
-      </w:r>
-      <w:proofErr w:type="spellStart"/>
-      <w:r>
-        <w:t>estimates</w:t>
-      </w:r>
-      <w:proofErr w:type="spellEnd"/>
-      <w:r>
-        <w:t xml:space="preserve"> of </w:t>
-      </w:r>
-      <w:proofErr w:type="spellStart"/>
-      <w:r>
-        <w:t>the</w:t>
-      </w:r>
-      <w:proofErr w:type="spellEnd"/>
-      <w:r>
-        <w:t xml:space="preserve"> </w:t>
-      </w:r>
-      <w:proofErr w:type="spellStart"/>
-      <w:r>
-        <w:t>global</w:t>
-      </w:r>
-      <w:proofErr w:type="spellEnd"/>
-      <w:r>
-        <w:t xml:space="preserve"> </w:t>
-      </w:r>
-      <w:proofErr w:type="spellStart"/>
-      <w:r>
-        <w:t>burden</w:t>
-      </w:r>
-      <w:proofErr w:type="spellEnd"/>
-      <w:r>
-        <w:t xml:space="preserve"> of </w:t>
-      </w:r>
-      <w:proofErr w:type="spellStart"/>
-      <w:r>
-        <w:t>foodborne</w:t>
-      </w:r>
-      <w:proofErr w:type="spellEnd"/>
-      <w:r>
-        <w:t xml:space="preserve"> </w:t>
-      </w:r>
-      <w:proofErr w:type="spellStart"/>
-      <w:r>
-        <w:t>diseases</w:t>
-      </w:r>
-      <w:proofErr w:type="spellEnd"/>
-      <w:r>
-        <w:t xml:space="preserve">: </w:t>
-      </w:r>
-      <w:proofErr w:type="spellStart"/>
-      <w:r>
-        <w:t>foodborne</w:t>
-      </w:r>
-      <w:proofErr w:type="spellEnd"/>
-      <w:r>
-        <w:t xml:space="preserve"> </w:t>
-      </w:r>
-      <w:proofErr w:type="spellStart"/>
-      <w:r>
-        <w:t>disease</w:t>
-      </w:r>
-      <w:proofErr w:type="spellEnd"/>
-      <w:r>
-        <w:t xml:space="preserve"> </w:t>
-      </w:r>
-      <w:proofErr w:type="spellStart"/>
-      <w:r>
-        <w:t>burden</w:t>
-      </w:r>
-      <w:proofErr w:type="spellEnd"/>
-      <w:r>
-        <w:t xml:space="preserve"> </w:t>
-      </w:r>
-      <w:proofErr w:type="spellStart"/>
-      <w:r>
-        <w:t>epidemiology</w:t>
-      </w:r>
-      <w:proofErr w:type="spellEnd"/>
-      <w:r>
-        <w:t xml:space="preserve"> </w:t>
-      </w:r>
-      <w:proofErr w:type="spellStart"/>
-      <w:r>
-        <w:t>reference</w:t>
-      </w:r>
-      <w:proofErr w:type="spellEnd"/>
-      <w:r>
-        <w:t xml:space="preserve"> </w:t>
-      </w:r>
-      <w:proofErr w:type="spellStart"/>
-      <w:r>
-        <w:t>group</w:t>
-      </w:r>
-      <w:proofErr w:type="spellEnd"/>
-      <w:r>
-        <w:t xml:space="preserve"> 2007–2015. </w:t>
-      </w:r>
-      <w:proofErr w:type="spellStart"/>
-      <w:r>
-        <w:t>Geneva</w:t>
-      </w:r>
-      <w:proofErr w:type="spellEnd"/>
-      <w:r>
-        <w:t>: WHO.</w:t>
+      <w:r>
+        <w:t>World Health Organization (2015). WHO estimates of the global burden of foodborne diseases: foodborne disease burden epidemiology reference group 2007–2015. Geneva: WHO.</w:t>
       </w:r>
     </w:p>
     <w:p>
@@ -14476,133 +8981,8 @@
         </w:numPr>
         <w:spacing w:after="60"/>
       </w:pPr>
-      <w:proofErr w:type="spellStart"/>
-      <w:r>
-        <w:t>Zhang</w:t>
-      </w:r>
-      <w:proofErr w:type="spellEnd"/>
-      <w:r>
-        <w:t xml:space="preserve">, Y., </w:t>
-      </w:r>
-      <w:proofErr w:type="spellStart"/>
-      <w:r>
-        <w:t>Li</w:t>
-      </w:r>
-      <w:proofErr w:type="spellEnd"/>
-      <w:r>
-        <w:t xml:space="preserve">, H., </w:t>
-      </w:r>
-      <w:proofErr w:type="spellStart"/>
-      <w:r>
-        <w:t>Zhang</w:t>
-      </w:r>
-      <w:proofErr w:type="spellEnd"/>
-      <w:r>
-        <w:t xml:space="preserve">, Y., </w:t>
-      </w:r>
-      <w:proofErr w:type="spellStart"/>
-      <w:r>
-        <w:t>Jiang</w:t>
-      </w:r>
-      <w:proofErr w:type="spellEnd"/>
-      <w:r>
-        <w:t xml:space="preserve">, S., </w:t>
-      </w:r>
-      <w:proofErr w:type="spellStart"/>
-      <w:r>
-        <w:t>Dong</w:t>
-      </w:r>
-      <w:proofErr w:type="spellEnd"/>
-      <w:r>
-        <w:t xml:space="preserve">, B. (2025). SRCB at SemEval-2025 </w:t>
-      </w:r>
-      <w:proofErr w:type="spellStart"/>
-      <w:r>
-        <w:t>Task</w:t>
-      </w:r>
-      <w:proofErr w:type="spellEnd"/>
-      <w:r>
-        <w:t xml:space="preserve"> 9: LLM </w:t>
-      </w:r>
-      <w:proofErr w:type="spellStart"/>
-      <w:r>
-        <w:t>Finetuning</w:t>
-      </w:r>
-      <w:proofErr w:type="spellEnd"/>
-      <w:r>
-        <w:t xml:space="preserve"> </w:t>
-      </w:r>
-      <w:proofErr w:type="spellStart"/>
-      <w:r>
-        <w:t>Approach</w:t>
-      </w:r>
-      <w:proofErr w:type="spellEnd"/>
-      <w:r>
-        <w:t xml:space="preserve"> </w:t>
-      </w:r>
-      <w:proofErr w:type="spellStart"/>
-      <w:r>
-        <w:t>based</w:t>
-      </w:r>
-      <w:proofErr w:type="spellEnd"/>
-      <w:r>
-        <w:t xml:space="preserve"> on </w:t>
-      </w:r>
-      <w:proofErr w:type="spellStart"/>
-      <w:r>
-        <w:t>External</w:t>
-      </w:r>
-      <w:proofErr w:type="spellEnd"/>
-      <w:r>
-        <w:t xml:space="preserve"> </w:t>
-      </w:r>
-      <w:proofErr w:type="spellStart"/>
-      <w:r>
-        <w:t>Attention</w:t>
-      </w:r>
-      <w:proofErr w:type="spellEnd"/>
-      <w:r>
-        <w:t xml:space="preserve"> </w:t>
-      </w:r>
-      <w:proofErr w:type="spellStart"/>
-      <w:r>
-        <w:t>Mechanism</w:t>
-      </w:r>
-      <w:proofErr w:type="spellEnd"/>
-      <w:r>
-        <w:t xml:space="preserve"> in </w:t>
-      </w:r>
-      <w:proofErr w:type="spellStart"/>
-      <w:r>
-        <w:t>The</w:t>
-      </w:r>
-      <w:proofErr w:type="spellEnd"/>
-      <w:r>
-        <w:t xml:space="preserve"> </w:t>
-      </w:r>
-      <w:proofErr w:type="spellStart"/>
-      <w:r>
-        <w:t>Food</w:t>
-      </w:r>
-      <w:proofErr w:type="spellEnd"/>
-      <w:r>
-        <w:t xml:space="preserve"> Hazard </w:t>
-      </w:r>
-      <w:proofErr w:type="spellStart"/>
-      <w:r>
-        <w:t>Detection</w:t>
-      </w:r>
-      <w:proofErr w:type="spellEnd"/>
-      <w:r>
-        <w:t xml:space="preserve">. SemEval-2025, ACL </w:t>
-      </w:r>
-      <w:proofErr w:type="spellStart"/>
-      <w:r>
-        <w:t>Anthology</w:t>
-      </w:r>
-      <w:proofErr w:type="spellEnd"/>
-      <w:r>
-        <w:t xml:space="preserve"> 2025.semeval-1.132.</w:t>
+      <w:r>
+        <w:t>Zhang, Y., Li, H., Zhang, Y., Jiang, S., Dong, B. (2025). SRCB at SemEval-2025 Task 9: LLM Finetuning Approach based on External Attention Mechanism in The Food Hazard Detection. SemEval-2025, ACL Anthology 2025.semeval-1.132.</w:t>
       </w:r>
     </w:p>
     <w:p>
@@ -14615,39 +8995,7 @@
         <w:spacing w:after="60"/>
       </w:pPr>
       <w:r>
-        <w:t xml:space="preserve">Dáta: </w:t>
-      </w:r>
-      <w:proofErr w:type="spellStart"/>
-      <w:r>
-        <w:t>Food</w:t>
-      </w:r>
-      <w:proofErr w:type="spellEnd"/>
-      <w:r>
-        <w:t xml:space="preserve"> Hazard </w:t>
-      </w:r>
-      <w:proofErr w:type="spellStart"/>
-      <w:r>
-        <w:t>Detection</w:t>
-      </w:r>
-      <w:proofErr w:type="spellEnd"/>
-      <w:r>
-        <w:t xml:space="preserve"> </w:t>
-      </w:r>
-      <w:proofErr w:type="spellStart"/>
-      <w:r>
-        <w:t>Dataset</w:t>
-      </w:r>
-      <w:proofErr w:type="spellEnd"/>
-      <w:r>
-        <w:t xml:space="preserve">, </w:t>
-      </w:r>
-      <w:proofErr w:type="spellStart"/>
-      <w:r>
-        <w:t>Zenodo</w:t>
-      </w:r>
-      <w:proofErr w:type="spellEnd"/>
-      <w:r>
-        <w:t>, DOI 10.5281/zenodo.10820657, CC BY-NC-SA 4.0.</w:t>
+        <w:t>Dáta: Food Hazard Detection Dataset, Zenodo, DOI 10.5281/zenodo.10820657, CC BY-NC-SA 4.0.</w:t>
       </w:r>
     </w:p>
     <w:p>
@@ -14779,39 +9127,7 @@
         <w:i/>
         <w:iCs/>
       </w:rPr>
-      <w:t xml:space="preserve">Tím: Alexandra </w:t>
-    </w:r>
-    <w:proofErr w:type="spellStart"/>
-    <w:r>
-      <w:rPr>
-        <w:i/>
-        <w:iCs/>
-      </w:rPr>
-      <w:t>Domonkošová</w:t>
-    </w:r>
-    <w:proofErr w:type="spellEnd"/>
-    <w:r>
-      <w:rPr>
-        <w:i/>
-        <w:iCs/>
-      </w:rPr>
-      <w:t xml:space="preserve">, Kristína Gvozdiaková, Alžbeta </w:t>
-    </w:r>
-    <w:proofErr w:type="spellStart"/>
-    <w:r>
-      <w:rPr>
-        <w:i/>
-        <w:iCs/>
-      </w:rPr>
-      <w:t>Jakšová</w:t>
-    </w:r>
-    <w:proofErr w:type="spellEnd"/>
-    <w:r>
-      <w:rPr>
-        <w:i/>
-        <w:iCs/>
-      </w:rPr>
-      <w:t xml:space="preserve">. </w:t>
+      <w:t xml:space="preserve">Tím: Alexandra Domonkošová, Kristína Gvozdiaková, Alžbeta Jakšová. </w:t>
     </w:r>
   </w:p>
   <w:p>
@@ -15545,7 +9861,6 @@
   <w:style w:type="character" w:default="1" w:styleId="Predvolenpsmoodseku">
     <w:name w:val="Default Paragraph Font"/>
     <w:uiPriority w:val="1"/>
-    <w:semiHidden/>
     <w:unhideWhenUsed/>
   </w:style>
   <w:style w:type="table" w:default="1" w:styleId="Normlnatabuka">

--- a/dokumentacia_1etapa.docx
+++ b/dokumentacia_1etapa.docx
@@ -206,8 +206,33 @@
                 <w:b/>
                 <w:sz w:val="32"/>
               </w:rPr>
-              <w:t>Bc. Alexandra Domonkošová,                                   Bc. Kristína Gvozdiaková,                                              Bc. Alžbeta Jakšová</w:t>
-            </w:r>
+              <w:t xml:space="preserve">Bc. Alexandra </w:t>
+            </w:r>
+            <w:proofErr w:type="spellStart"/>
+            <w:r>
+              <w:rPr>
+                <w:b/>
+                <w:sz w:val="32"/>
+              </w:rPr>
+              <w:t>Domonkošová</w:t>
+            </w:r>
+            <w:proofErr w:type="spellEnd"/>
+            <w:r>
+              <w:rPr>
+                <w:b/>
+                <w:sz w:val="32"/>
+              </w:rPr>
+              <w:t xml:space="preserve">,                                   Bc. Kristína Gvozdiaková,                                              Bc. Alžbeta </w:t>
+            </w:r>
+            <w:proofErr w:type="spellStart"/>
+            <w:r>
+              <w:rPr>
+                <w:b/>
+                <w:sz w:val="32"/>
+              </w:rPr>
+              <w:t>Jakšová</w:t>
+            </w:r>
+            <w:proofErr w:type="spellEnd"/>
           </w:p>
         </w:tc>
       </w:tr>
@@ -232,8 +257,13 @@
         <w:t>N</w:t>
       </w:r>
       <w:r>
-        <w:t>ávrh riešenia a baseline</w:t>
-      </w:r>
+        <w:t xml:space="preserve">ávrh riešenia a </w:t>
+      </w:r>
+      <w:proofErr w:type="spellStart"/>
+      <w:r>
+        <w:t>baseline</w:t>
+      </w:r>
+      <w:proofErr w:type="spellEnd"/>
     </w:p>
     <w:p>
       <w:pPr>
@@ -272,7 +302,15 @@
         <w:jc w:val="both"/>
       </w:pPr>
       <w:r>
-        <w:t xml:space="preserve">Úloha: zo správy o stiahnutí potraviny z trhu určiť, aké riziko opisuje a ktorého produktu sa týka (SemEval-2025 Task 9). </w:t>
+        <w:t xml:space="preserve">Úloha: zo správy o stiahnutí potraviny z trhu určiť, aké riziko opisuje a ktorého produktu sa týka (SemEval-2025 </w:t>
+      </w:r>
+      <w:proofErr w:type="spellStart"/>
+      <w:r>
+        <w:t>Task</w:t>
+      </w:r>
+      <w:proofErr w:type="spellEnd"/>
+      <w:r>
+        <w:t xml:space="preserve"> 9). </w:t>
       </w:r>
     </w:p>
     <w:p>
@@ -309,7 +347,23 @@
         <w:jc w:val="both"/>
       </w:pPr>
       <w:r>
-        <w:t>Reprezentácia textu. Použili sme TF-IDF príznaky s vlastným tokenizérom. Je to rýchla a interpretovateľná reprezentácia a v literatúre sa pri vzácnych triedach osvedčila (Randl et al., 2024).</w:t>
+        <w:t xml:space="preserve">Reprezentácia textu. Použili sme TF-IDF príznaky s vlastným </w:t>
+      </w:r>
+      <w:proofErr w:type="spellStart"/>
+      <w:r>
+        <w:t>tokenizérom</w:t>
+      </w:r>
+      <w:proofErr w:type="spellEnd"/>
+      <w:r>
+        <w:t>. Je to rýchla a interpretovateľná reprezentácia a v literatúre sa pri vzácnych triedach osvedčila (</w:t>
+      </w:r>
+      <w:proofErr w:type="spellStart"/>
+      <w:r>
+        <w:t>Randl</w:t>
+      </w:r>
+      <w:proofErr w:type="spellEnd"/>
+      <w:r>
+        <w:t xml:space="preserve"> et al., 2024).</w:t>
       </w:r>
     </w:p>
     <w:p>
@@ -323,7 +377,23 @@
         <w:jc w:val="both"/>
       </w:pPr>
       <w:r>
-        <w:t>Modely. Zvolili sme lineárny SVM a logistickú regresiu v schéme OneVsRest. Pri riedkych vysokorozmerných príznakoch sú rýchle aj pri tisícoch tried, a dva modely nám umožňujú overiť, že výsledok nezávisí od jedného algoritmu. Ako kontrolu sme pridali väčšinovú triedu.</w:t>
+        <w:t xml:space="preserve">Modely. Zvolili sme lineárny SVM a logistickú regresiu v schéme </w:t>
+      </w:r>
+      <w:proofErr w:type="spellStart"/>
+      <w:r>
+        <w:t>OneVsRest</w:t>
+      </w:r>
+      <w:proofErr w:type="spellEnd"/>
+      <w:r>
+        <w:t xml:space="preserve">. Pri riedkych </w:t>
+      </w:r>
+      <w:proofErr w:type="spellStart"/>
+      <w:r>
+        <w:t>vysokorozmerných</w:t>
+      </w:r>
+      <w:proofErr w:type="spellEnd"/>
+      <w:r>
+        <w:t xml:space="preserve"> príznakoch sú rýchle aj pri tisícoch tried, a dva modely nám umožňujú overiť, že výsledok nezávisí od jedného algoritmu. Ako kontrolu sme pridali väčšinovú triedu.</w:t>
       </w:r>
     </w:p>
     <w:p>
@@ -337,7 +407,23 @@
         <w:jc w:val="both"/>
       </w:pPr>
       <w:r>
-        <w:t>Metodika. Vstup a váhy tried vyberáme len na validačných dátach, TF-IDF sa učí len na trénovacích dátach a test sa vyhodnotí raz. Neistotu výsledkov odhadujeme bootstrapom testovacej množiny, vďaka čomu vieme povedať, že SVM a logistická regresia sa na teste štatisticky nelíšia.</w:t>
+        <w:t xml:space="preserve">Metodika. Vstup a váhy tried vyberáme len na validačných dátach, TF-IDF sa učí len na </w:t>
+      </w:r>
+      <w:proofErr w:type="spellStart"/>
+      <w:r>
+        <w:t>trénovacích</w:t>
+      </w:r>
+      <w:proofErr w:type="spellEnd"/>
+      <w:r>
+        <w:t xml:space="preserve"> dátach a test sa vyhodnotí raz. Neistotu výsledkov odhadujeme </w:t>
+      </w:r>
+      <w:proofErr w:type="spellStart"/>
+      <w:r>
+        <w:t>bootstrapom</w:t>
+      </w:r>
+      <w:proofErr w:type="spellEnd"/>
+      <w:r>
+        <w:t xml:space="preserve"> testovacej množiny, vďaka čomu vieme povedať, že SVM a logistická regresia sa na teste štatisticky nelíšia.</w:t>
       </w:r>
     </w:p>
     <w:p>
@@ -351,7 +437,39 @@
         <w:jc w:val="both"/>
       </w:pPr>
       <w:r>
-        <w:t>Vyhodnotenie a chyby. Výsledky sme porovnali s baseline organizátorov a s tímami v súťaži. Chyby sme analyzovali maticou zámen a ručným čítaním 20 správ; ukázalo sa, že polovica analyzovaných chýb v hazard-category je na hranici medzi fraud a allergens, kde rozhoduje konvencia anotácie.</w:t>
+        <w:t xml:space="preserve">Vyhodnotenie a chyby. Výsledky sme porovnali s </w:t>
+      </w:r>
+      <w:proofErr w:type="spellStart"/>
+      <w:r>
+        <w:t>baseline</w:t>
+      </w:r>
+      <w:proofErr w:type="spellEnd"/>
+      <w:r>
+        <w:t xml:space="preserve"> organizátorov a s tímami v súťaži. Chyby sme analyzovali maticou zámen a ručným čítaním 20 správ; ukázalo sa, že polovica analyzovaných chýb v hazard-</w:t>
+      </w:r>
+      <w:proofErr w:type="spellStart"/>
+      <w:r>
+        <w:t>category</w:t>
+      </w:r>
+      <w:proofErr w:type="spellEnd"/>
+      <w:r>
+        <w:t xml:space="preserve"> je na hranici medzi </w:t>
+      </w:r>
+      <w:proofErr w:type="spellStart"/>
+      <w:r>
+        <w:t>fraud</w:t>
+      </w:r>
+      <w:proofErr w:type="spellEnd"/>
+      <w:r>
+        <w:t xml:space="preserve"> a </w:t>
+      </w:r>
+      <w:proofErr w:type="spellStart"/>
+      <w:r>
+        <w:t>allergens</w:t>
+      </w:r>
+      <w:proofErr w:type="spellEnd"/>
+      <w:r>
+        <w:t>, kde rozhoduje konvencia anotácie.</w:t>
       </w:r>
     </w:p>
     <w:p>
@@ -455,7 +573,47 @@
         <w:jc w:val="both"/>
       </w:pPr>
       <w:r>
-        <w:t>Potravinové incidenty (mikrobiálna kontaminácia, nedeklarované alergény, cudzie telesá) sa zverejňujú ako krátke oznámenia o stiahnutí produktu z trhu. Ručné triedenie týchto správ je pomalé, preto úloha SemEval-2025 Task 9, Food Hazard Detection Challenge (Randl et al., 2025), vyžaduje automatickú klasifikáciu: zo správy treba určiť, aké riziko opisuje a ktorého produktu sa týka. Praktický prínos je rýchlejší prehľad pre úrady a výrobcov o tom, aké riziká sa v ktorých produktoch objavujú.</w:t>
+        <w:t xml:space="preserve">Potravinové incidenty (mikrobiálna kontaminácia, nedeklarované alergény, cudzie telesá) sa zverejňujú ako krátke oznámenia o stiahnutí produktu z trhu. Ručné triedenie týchto správ je pomalé, preto úloha SemEval-2025 </w:t>
+      </w:r>
+      <w:proofErr w:type="spellStart"/>
+      <w:r>
+        <w:t>Task</w:t>
+      </w:r>
+      <w:proofErr w:type="spellEnd"/>
+      <w:r>
+        <w:t xml:space="preserve"> 9, </w:t>
+      </w:r>
+      <w:proofErr w:type="spellStart"/>
+      <w:r>
+        <w:t>Food</w:t>
+      </w:r>
+      <w:proofErr w:type="spellEnd"/>
+      <w:r>
+        <w:t xml:space="preserve"> Hazard </w:t>
+      </w:r>
+      <w:proofErr w:type="spellStart"/>
+      <w:r>
+        <w:t>Detection</w:t>
+      </w:r>
+      <w:proofErr w:type="spellEnd"/>
+      <w:r>
+        <w:t xml:space="preserve"> </w:t>
+      </w:r>
+      <w:proofErr w:type="spellStart"/>
+      <w:r>
+        <w:t>Challenge</w:t>
+      </w:r>
+      <w:proofErr w:type="spellEnd"/>
+      <w:r>
+        <w:t xml:space="preserve"> (</w:t>
+      </w:r>
+      <w:proofErr w:type="spellStart"/>
+      <w:r>
+        <w:t>Randl</w:t>
+      </w:r>
+      <w:proofErr w:type="spellEnd"/>
+      <w:r>
+        <w:t xml:space="preserve"> et al., 2025), vyžaduje automatickú klasifikáciu: zo správy treba určiť, aké riziko opisuje a ktorého produktu sa týka. Praktický prínos je rýchlejší prehľad pre úrady a výrobcov o tom, aké riziká sa v ktorých produktoch objavujú.</w:t>
       </w:r>
       <w:r>
         <w:t xml:space="preserve"> </w:t>
@@ -470,7 +628,39 @@
         <w:jc w:val="both"/>
       </w:pPr>
       <w:r>
-        <w:t>Formálne ide o viactriednu klasifikáciu anglických textov s veľmi veľkým počtom tried a ich silnou nevyváženosťou. Úloha má dve podúlohy: ST1 (hrubá) predikuje hazard-category (10 tried) a product-category (22 tried), ST2 (jemná) predikuje konkrétny hazard (128 tried) a produkt (1 022 tried v trénovacích dátach, 1 142 vo všetkých častiach dát).</w:t>
+        <w:t xml:space="preserve">Formálne ide o viactriednu klasifikáciu anglických textov s veľmi veľkým počtom tried a ich silnou nevyváženosťou. Úloha má dve </w:t>
+      </w:r>
+      <w:proofErr w:type="spellStart"/>
+      <w:r>
+        <w:t>podúlohy</w:t>
+      </w:r>
+      <w:proofErr w:type="spellEnd"/>
+      <w:r>
+        <w:t>: ST1 (hrubá) predikuje hazard-</w:t>
+      </w:r>
+      <w:proofErr w:type="spellStart"/>
+      <w:r>
+        <w:t>category</w:t>
+      </w:r>
+      <w:proofErr w:type="spellEnd"/>
+      <w:r>
+        <w:t xml:space="preserve"> (10 tried) a </w:t>
+      </w:r>
+      <w:proofErr w:type="spellStart"/>
+      <w:r>
+        <w:t>product-category</w:t>
+      </w:r>
+      <w:proofErr w:type="spellEnd"/>
+      <w:r>
+        <w:t xml:space="preserve"> (22 tried), ST2 (jemná) predikuje konkrétny hazard (128 tried) a produkt (1 022 tried v </w:t>
+      </w:r>
+      <w:proofErr w:type="spellStart"/>
+      <w:r>
+        <w:t>trénovacích</w:t>
+      </w:r>
+      <w:proofErr w:type="spellEnd"/>
+      <w:r>
+        <w:t xml:space="preserve"> dátach, 1 142 vo všetkých častiach dát).</w:t>
       </w:r>
     </w:p>
     <w:p>
@@ -493,7 +683,23 @@
         <w:jc w:val="both"/>
       </w:pPr>
       <w:r>
-        <w:t>zostaviť reprodukovateľný baseline (TF-IDF a lineárny klasifikátor) pre ST1 aj ST2 a vyhodnotiť ho oficiálnou metrikou súťaže na testovacej množine,</w:t>
+        <w:t xml:space="preserve">zostaviť reprodukovateľný </w:t>
+      </w:r>
+      <w:proofErr w:type="spellStart"/>
+      <w:r>
+        <w:t>baseline</w:t>
+      </w:r>
+      <w:proofErr w:type="spellEnd"/>
+      <w:r>
+        <w:t xml:space="preserve"> (TF-IDF a lineárny </w:t>
+      </w:r>
+      <w:proofErr w:type="spellStart"/>
+      <w:r>
+        <w:t>klasifikátor</w:t>
+      </w:r>
+      <w:proofErr w:type="spellEnd"/>
+      <w:r>
+        <w:t>) pre ST1 aj ST2 a vyhodnotiť ho oficiálnou metrikou súťaže na testovacej množine,</w:t>
       </w:r>
     </w:p>
     <w:p>
@@ -521,7 +727,23 @@
         <w:jc w:val="both"/>
       </w:pPr>
       <w:r>
-        <w:t>porovnať baseline s baseline organizátorov férovo, na rovnakom vstupe (len titulok),</w:t>
+        <w:t xml:space="preserve">porovnať </w:t>
+      </w:r>
+      <w:proofErr w:type="spellStart"/>
+      <w:r>
+        <w:t>baseline</w:t>
+      </w:r>
+      <w:proofErr w:type="spellEnd"/>
+      <w:r>
+        <w:t xml:space="preserve"> s </w:t>
+      </w:r>
+      <w:proofErr w:type="spellStart"/>
+      <w:r>
+        <w:t>baseline</w:t>
+      </w:r>
+      <w:proofErr w:type="spellEnd"/>
+      <w:r>
+        <w:t xml:space="preserve"> organizátorov férovo, na rovnakom vstupe (len titulok),</w:t>
       </w:r>
     </w:p>
     <w:p>
@@ -535,7 +757,15 @@
         <w:jc w:val="both"/>
       </w:pPr>
       <w:r>
-        <w:t>odhadnúť neistotu výsledkov (bootstrap) a z analýzy chýb odvodiť plán 2. etapy.</w:t>
+        <w:t>odhadnúť neistotu výsledkov (</w:t>
+      </w:r>
+      <w:proofErr w:type="spellStart"/>
+      <w:r>
+        <w:t>bootstrap</w:t>
+      </w:r>
+      <w:proofErr w:type="spellEnd"/>
+      <w:r>
+        <w:t>) a z analýzy chýb odvodiť plán 2. etapy.</w:t>
       </w:r>
     </w:p>
     <w:p>
@@ -819,12 +1049,21 @@
             </w:tcMar>
           </w:tcPr>
           <w:p>
-            <w:r>
-              <w:rPr>
-                <w:sz w:val="19"/>
-                <w:szCs w:val="19"/>
-              </w:rPr>
-              <w:t>trénovacie 5 082, validačné 565, testovacie 997 správ (spolu 6 644)</w:t>
+            <w:proofErr w:type="spellStart"/>
+            <w:r>
+              <w:rPr>
+                <w:sz w:val="19"/>
+                <w:szCs w:val="19"/>
+              </w:rPr>
+              <w:t>trénovacie</w:t>
+            </w:r>
+            <w:proofErr w:type="spellEnd"/>
+            <w:r>
+              <w:rPr>
+                <w:sz w:val="19"/>
+                <w:szCs w:val="19"/>
+              </w:rPr>
+              <w:t xml:space="preserve"> 5 082, validačné 565, testovacie 997 správ (spolu 6 644)</w:t>
             </w:r>
           </w:p>
         </w:tc>
@@ -878,8 +1117,97 @@
                 <w:sz w:val="19"/>
                 <w:szCs w:val="19"/>
               </w:rPr>
-              <w:t>title, text, year, month, day, country a štyri označenia: hazard-category, product-category, hazard, product</w:t>
-            </w:r>
+              <w:t xml:space="preserve">title, text, </w:t>
+            </w:r>
+            <w:proofErr w:type="spellStart"/>
+            <w:r>
+              <w:rPr>
+                <w:sz w:val="19"/>
+                <w:szCs w:val="19"/>
+              </w:rPr>
+              <w:t>year</w:t>
+            </w:r>
+            <w:proofErr w:type="spellEnd"/>
+            <w:r>
+              <w:rPr>
+                <w:sz w:val="19"/>
+                <w:szCs w:val="19"/>
+              </w:rPr>
+              <w:t xml:space="preserve">, </w:t>
+            </w:r>
+            <w:proofErr w:type="spellStart"/>
+            <w:r>
+              <w:rPr>
+                <w:sz w:val="19"/>
+                <w:szCs w:val="19"/>
+              </w:rPr>
+              <w:t>month</w:t>
+            </w:r>
+            <w:proofErr w:type="spellEnd"/>
+            <w:r>
+              <w:rPr>
+                <w:sz w:val="19"/>
+                <w:szCs w:val="19"/>
+              </w:rPr>
+              <w:t xml:space="preserve">, </w:t>
+            </w:r>
+            <w:proofErr w:type="spellStart"/>
+            <w:r>
+              <w:rPr>
+                <w:sz w:val="19"/>
+                <w:szCs w:val="19"/>
+              </w:rPr>
+              <w:t>day</w:t>
+            </w:r>
+            <w:proofErr w:type="spellEnd"/>
+            <w:r>
+              <w:rPr>
+                <w:sz w:val="19"/>
+                <w:szCs w:val="19"/>
+              </w:rPr>
+              <w:t>, country a štyri označenia: hazard-</w:t>
+            </w:r>
+            <w:proofErr w:type="spellStart"/>
+            <w:r>
+              <w:rPr>
+                <w:sz w:val="19"/>
+                <w:szCs w:val="19"/>
+              </w:rPr>
+              <w:t>category</w:t>
+            </w:r>
+            <w:proofErr w:type="spellEnd"/>
+            <w:r>
+              <w:rPr>
+                <w:sz w:val="19"/>
+                <w:szCs w:val="19"/>
+              </w:rPr>
+              <w:t xml:space="preserve">, </w:t>
+            </w:r>
+            <w:proofErr w:type="spellStart"/>
+            <w:r>
+              <w:rPr>
+                <w:sz w:val="19"/>
+                <w:szCs w:val="19"/>
+              </w:rPr>
+              <w:t>product-category</w:t>
+            </w:r>
+            <w:proofErr w:type="spellEnd"/>
+            <w:r>
+              <w:rPr>
+                <w:sz w:val="19"/>
+                <w:szCs w:val="19"/>
+              </w:rPr>
+              <w:t xml:space="preserve">, hazard, </w:t>
+            </w:r>
+            <w:proofErr w:type="spellStart"/>
+            <w:r>
+              <w:rPr>
+                <w:sz w:val="19"/>
+                <w:szCs w:val="19"/>
+              </w:rPr>
+              <w:t>product</w:t>
+            </w:r>
+            <w:proofErr w:type="spellEnd"/>
           </w:p>
         </w:tc>
       </w:tr>
@@ -932,7 +1260,23 @@
                 <w:sz w:val="19"/>
                 <w:szCs w:val="19"/>
               </w:rPr>
-              <w:t>v trénovacích dátach 9 krajín (USA 43,2 %, Austrália 18,1 %, Kanada 16,8 %, Spojené kráľovstvo 13,5 %), roky 1994 až 2022</w:t>
+              <w:t xml:space="preserve">v </w:t>
+            </w:r>
+            <w:proofErr w:type="spellStart"/>
+            <w:r>
+              <w:rPr>
+                <w:sz w:val="19"/>
+                <w:szCs w:val="19"/>
+              </w:rPr>
+              <w:t>trénovacích</w:t>
+            </w:r>
+            <w:proofErr w:type="spellEnd"/>
+            <w:r>
+              <w:rPr>
+                <w:sz w:val="19"/>
+                <w:szCs w:val="19"/>
+              </w:rPr>
+              <w:t xml:space="preserve"> dátach 9 krajín (USA 43,2 %, Austrália 18,1 %, Kanada 16,8 %, Spojené kráľovstvo 13,5 %), roky 1994 až 2022</w:t>
             </w:r>
           </w:p>
         </w:tc>
@@ -981,12 +1325,21 @@
             </w:tcMar>
           </w:tcPr>
           <w:p>
-            <w:r>
-              <w:rPr>
-                <w:sz w:val="19"/>
-                <w:szCs w:val="19"/>
-              </w:rPr>
-              <w:t>trénovacie dáta: titulok v priemere 13,3 slova; text medián 306, priemer 353, maximum 8 406 slov (slová oddelené medzerou)</w:t>
+            <w:proofErr w:type="spellStart"/>
+            <w:r>
+              <w:rPr>
+                <w:sz w:val="19"/>
+                <w:szCs w:val="19"/>
+              </w:rPr>
+              <w:t>trénovacie</w:t>
+            </w:r>
+            <w:proofErr w:type="spellEnd"/>
+            <w:r>
+              <w:rPr>
+                <w:sz w:val="19"/>
+                <w:szCs w:val="19"/>
+              </w:rPr>
+              <w:t xml:space="preserve"> dáta: titulok v priemere 13,3 slova; text medián 306, priemer 353, maximum 8 406 slov (slová oddelené medzerou)</w:t>
             </w:r>
           </w:p>
         </w:tc>
@@ -1002,7 +1355,15 @@
         <w:spacing w:after="120"/>
       </w:pPr>
       <w:r>
-        <w:t>Ukážka jednej správy z trénovacích dát (id 1129):</w:t>
+        <w:t xml:space="preserve">Ukážka jednej správy z </w:t>
+      </w:r>
+      <w:proofErr w:type="spellStart"/>
+      <w:r>
+        <w:t>trénovacích</w:t>
+      </w:r>
+      <w:proofErr w:type="spellEnd"/>
+      <w:r>
+        <w:t xml:space="preserve"> dát (id 1129):</w:t>
       </w:r>
     </w:p>
     <w:tbl>
@@ -1133,13 +1494,175 @@
             </w:tcMar>
           </w:tcPr>
           <w:p>
-            <w:r>
-              <w:rPr>
-                <w:sz w:val="19"/>
-                <w:szCs w:val="19"/>
-              </w:rPr>
-              <w:t>GoNutrition recalls a batch of its GoFood Liquid Egg Whites due to presence of salmonella</w:t>
-            </w:r>
+            <w:proofErr w:type="spellStart"/>
+            <w:r>
+              <w:rPr>
+                <w:sz w:val="19"/>
+                <w:szCs w:val="19"/>
+              </w:rPr>
+              <w:t>GoNutrition</w:t>
+            </w:r>
+            <w:proofErr w:type="spellEnd"/>
+            <w:r>
+              <w:rPr>
+                <w:sz w:val="19"/>
+                <w:szCs w:val="19"/>
+              </w:rPr>
+              <w:t xml:space="preserve"> </w:t>
+            </w:r>
+            <w:proofErr w:type="spellStart"/>
+            <w:r>
+              <w:rPr>
+                <w:sz w:val="19"/>
+                <w:szCs w:val="19"/>
+              </w:rPr>
+              <w:t>recalls</w:t>
+            </w:r>
+            <w:proofErr w:type="spellEnd"/>
+            <w:r>
+              <w:rPr>
+                <w:sz w:val="19"/>
+                <w:szCs w:val="19"/>
+              </w:rPr>
+              <w:t xml:space="preserve"> a </w:t>
+            </w:r>
+            <w:proofErr w:type="spellStart"/>
+            <w:r>
+              <w:rPr>
+                <w:sz w:val="19"/>
+                <w:szCs w:val="19"/>
+              </w:rPr>
+              <w:t>batch</w:t>
+            </w:r>
+            <w:proofErr w:type="spellEnd"/>
+            <w:r>
+              <w:rPr>
+                <w:sz w:val="19"/>
+                <w:szCs w:val="19"/>
+              </w:rPr>
+              <w:t xml:space="preserve"> of </w:t>
+            </w:r>
+            <w:proofErr w:type="spellStart"/>
+            <w:r>
+              <w:rPr>
+                <w:sz w:val="19"/>
+                <w:szCs w:val="19"/>
+              </w:rPr>
+              <w:t>its</w:t>
+            </w:r>
+            <w:proofErr w:type="spellEnd"/>
+            <w:r>
+              <w:rPr>
+                <w:sz w:val="19"/>
+                <w:szCs w:val="19"/>
+              </w:rPr>
+              <w:t xml:space="preserve"> </w:t>
+            </w:r>
+            <w:proofErr w:type="spellStart"/>
+            <w:r>
+              <w:rPr>
+                <w:sz w:val="19"/>
+                <w:szCs w:val="19"/>
+              </w:rPr>
+              <w:t>GoFood</w:t>
+            </w:r>
+            <w:proofErr w:type="spellEnd"/>
+            <w:r>
+              <w:rPr>
+                <w:sz w:val="19"/>
+                <w:szCs w:val="19"/>
+              </w:rPr>
+              <w:t xml:space="preserve"> </w:t>
+            </w:r>
+            <w:proofErr w:type="spellStart"/>
+            <w:r>
+              <w:rPr>
+                <w:sz w:val="19"/>
+                <w:szCs w:val="19"/>
+              </w:rPr>
+              <w:t>Liquid</w:t>
+            </w:r>
+            <w:proofErr w:type="spellEnd"/>
+            <w:r>
+              <w:rPr>
+                <w:sz w:val="19"/>
+                <w:szCs w:val="19"/>
+              </w:rPr>
+              <w:t xml:space="preserve"> </w:t>
+            </w:r>
+            <w:proofErr w:type="spellStart"/>
+            <w:r>
+              <w:rPr>
+                <w:sz w:val="19"/>
+                <w:szCs w:val="19"/>
+              </w:rPr>
+              <w:t>Egg</w:t>
+            </w:r>
+            <w:proofErr w:type="spellEnd"/>
+            <w:r>
+              <w:rPr>
+                <w:sz w:val="19"/>
+                <w:szCs w:val="19"/>
+              </w:rPr>
+              <w:t xml:space="preserve"> </w:t>
+            </w:r>
+            <w:proofErr w:type="spellStart"/>
+            <w:r>
+              <w:rPr>
+                <w:sz w:val="19"/>
+                <w:szCs w:val="19"/>
+              </w:rPr>
+              <w:t>Whites</w:t>
+            </w:r>
+            <w:proofErr w:type="spellEnd"/>
+            <w:r>
+              <w:rPr>
+                <w:sz w:val="19"/>
+                <w:szCs w:val="19"/>
+              </w:rPr>
+              <w:t xml:space="preserve"> </w:t>
+            </w:r>
+            <w:proofErr w:type="spellStart"/>
+            <w:r>
+              <w:rPr>
+                <w:sz w:val="19"/>
+                <w:szCs w:val="19"/>
+              </w:rPr>
+              <w:t>due</w:t>
+            </w:r>
+            <w:proofErr w:type="spellEnd"/>
+            <w:r>
+              <w:rPr>
+                <w:sz w:val="19"/>
+                <w:szCs w:val="19"/>
+              </w:rPr>
+              <w:t xml:space="preserve"> to </w:t>
+            </w:r>
+            <w:proofErr w:type="spellStart"/>
+            <w:r>
+              <w:rPr>
+                <w:sz w:val="19"/>
+                <w:szCs w:val="19"/>
+              </w:rPr>
+              <w:t>presence</w:t>
+            </w:r>
+            <w:proofErr w:type="spellEnd"/>
+            <w:r>
+              <w:rPr>
+                <w:sz w:val="19"/>
+                <w:szCs w:val="19"/>
+              </w:rPr>
+              <w:t xml:space="preserve"> of </w:t>
+            </w:r>
+            <w:proofErr w:type="spellStart"/>
+            <w:r>
+              <w:rPr>
+                <w:sz w:val="19"/>
+                <w:szCs w:val="19"/>
+              </w:rPr>
+              <w:t>salmonella</w:t>
+            </w:r>
+            <w:proofErr w:type="spellEnd"/>
           </w:p>
         </w:tc>
       </w:tr>
@@ -1192,7 +1715,279 @@
                 <w:sz w:val="19"/>
                 <w:szCs w:val="19"/>
               </w:rPr>
-              <w:t>Risk A batch of this product has shown the presence of salmonella. Product details Product: Go Food Liquid Egg Whites barn farmed product ...</w:t>
+              <w:t xml:space="preserve">Risk A </w:t>
+            </w:r>
+            <w:proofErr w:type="spellStart"/>
+            <w:r>
+              <w:rPr>
+                <w:sz w:val="19"/>
+                <w:szCs w:val="19"/>
+              </w:rPr>
+              <w:t>batch</w:t>
+            </w:r>
+            <w:proofErr w:type="spellEnd"/>
+            <w:r>
+              <w:rPr>
+                <w:sz w:val="19"/>
+                <w:szCs w:val="19"/>
+              </w:rPr>
+              <w:t xml:space="preserve"> of </w:t>
+            </w:r>
+            <w:proofErr w:type="spellStart"/>
+            <w:r>
+              <w:rPr>
+                <w:sz w:val="19"/>
+                <w:szCs w:val="19"/>
+              </w:rPr>
+              <w:t>this</w:t>
+            </w:r>
+            <w:proofErr w:type="spellEnd"/>
+            <w:r>
+              <w:rPr>
+                <w:sz w:val="19"/>
+                <w:szCs w:val="19"/>
+              </w:rPr>
+              <w:t xml:space="preserve"> </w:t>
+            </w:r>
+            <w:proofErr w:type="spellStart"/>
+            <w:r>
+              <w:rPr>
+                <w:sz w:val="19"/>
+                <w:szCs w:val="19"/>
+              </w:rPr>
+              <w:t>product</w:t>
+            </w:r>
+            <w:proofErr w:type="spellEnd"/>
+            <w:r>
+              <w:rPr>
+                <w:sz w:val="19"/>
+                <w:szCs w:val="19"/>
+              </w:rPr>
+              <w:t xml:space="preserve"> has </w:t>
+            </w:r>
+            <w:proofErr w:type="spellStart"/>
+            <w:r>
+              <w:rPr>
+                <w:sz w:val="19"/>
+                <w:szCs w:val="19"/>
+              </w:rPr>
+              <w:t>shown</w:t>
+            </w:r>
+            <w:proofErr w:type="spellEnd"/>
+            <w:r>
+              <w:rPr>
+                <w:sz w:val="19"/>
+                <w:szCs w:val="19"/>
+              </w:rPr>
+              <w:t xml:space="preserve"> </w:t>
+            </w:r>
+            <w:proofErr w:type="spellStart"/>
+            <w:r>
+              <w:rPr>
+                <w:sz w:val="19"/>
+                <w:szCs w:val="19"/>
+              </w:rPr>
+              <w:t>the</w:t>
+            </w:r>
+            <w:proofErr w:type="spellEnd"/>
+            <w:r>
+              <w:rPr>
+                <w:sz w:val="19"/>
+                <w:szCs w:val="19"/>
+              </w:rPr>
+              <w:t xml:space="preserve"> </w:t>
+            </w:r>
+            <w:proofErr w:type="spellStart"/>
+            <w:r>
+              <w:rPr>
+                <w:sz w:val="19"/>
+                <w:szCs w:val="19"/>
+              </w:rPr>
+              <w:t>presence</w:t>
+            </w:r>
+            <w:proofErr w:type="spellEnd"/>
+            <w:r>
+              <w:rPr>
+                <w:sz w:val="19"/>
+                <w:szCs w:val="19"/>
+              </w:rPr>
+              <w:t xml:space="preserve"> of </w:t>
+            </w:r>
+            <w:proofErr w:type="spellStart"/>
+            <w:r>
+              <w:rPr>
+                <w:sz w:val="19"/>
+                <w:szCs w:val="19"/>
+              </w:rPr>
+              <w:t>salmonella</w:t>
+            </w:r>
+            <w:proofErr w:type="spellEnd"/>
+            <w:r>
+              <w:rPr>
+                <w:sz w:val="19"/>
+                <w:szCs w:val="19"/>
+              </w:rPr>
+              <w:t xml:space="preserve">. </w:t>
+            </w:r>
+            <w:proofErr w:type="spellStart"/>
+            <w:r>
+              <w:rPr>
+                <w:sz w:val="19"/>
+                <w:szCs w:val="19"/>
+              </w:rPr>
+              <w:t>Product</w:t>
+            </w:r>
+            <w:proofErr w:type="spellEnd"/>
+            <w:r>
+              <w:rPr>
+                <w:sz w:val="19"/>
+                <w:szCs w:val="19"/>
+              </w:rPr>
+              <w:t xml:space="preserve"> </w:t>
+            </w:r>
+            <w:proofErr w:type="spellStart"/>
+            <w:r>
+              <w:rPr>
+                <w:sz w:val="19"/>
+                <w:szCs w:val="19"/>
+              </w:rPr>
+              <w:t>details</w:t>
+            </w:r>
+            <w:proofErr w:type="spellEnd"/>
+            <w:r>
+              <w:rPr>
+                <w:sz w:val="19"/>
+                <w:szCs w:val="19"/>
+              </w:rPr>
+              <w:t xml:space="preserve"> </w:t>
+            </w:r>
+            <w:proofErr w:type="spellStart"/>
+            <w:r>
+              <w:rPr>
+                <w:sz w:val="19"/>
+                <w:szCs w:val="19"/>
+              </w:rPr>
+              <w:t>Product</w:t>
+            </w:r>
+            <w:proofErr w:type="spellEnd"/>
+            <w:r>
+              <w:rPr>
+                <w:sz w:val="19"/>
+                <w:szCs w:val="19"/>
+              </w:rPr>
+              <w:t xml:space="preserve">: Go </w:t>
+            </w:r>
+            <w:proofErr w:type="spellStart"/>
+            <w:r>
+              <w:rPr>
+                <w:sz w:val="19"/>
+                <w:szCs w:val="19"/>
+              </w:rPr>
+              <w:t>Food</w:t>
+            </w:r>
+            <w:proofErr w:type="spellEnd"/>
+            <w:r>
+              <w:rPr>
+                <w:sz w:val="19"/>
+                <w:szCs w:val="19"/>
+              </w:rPr>
+              <w:t xml:space="preserve"> </w:t>
+            </w:r>
+            <w:proofErr w:type="spellStart"/>
+            <w:r>
+              <w:rPr>
+                <w:sz w:val="19"/>
+                <w:szCs w:val="19"/>
+              </w:rPr>
+              <w:t>Liquid</w:t>
+            </w:r>
+            <w:proofErr w:type="spellEnd"/>
+            <w:r>
+              <w:rPr>
+                <w:sz w:val="19"/>
+                <w:szCs w:val="19"/>
+              </w:rPr>
+              <w:t xml:space="preserve"> </w:t>
+            </w:r>
+            <w:proofErr w:type="spellStart"/>
+            <w:r>
+              <w:rPr>
+                <w:sz w:val="19"/>
+                <w:szCs w:val="19"/>
+              </w:rPr>
+              <w:t>Egg</w:t>
+            </w:r>
+            <w:proofErr w:type="spellEnd"/>
+            <w:r>
+              <w:rPr>
+                <w:sz w:val="19"/>
+                <w:szCs w:val="19"/>
+              </w:rPr>
+              <w:t xml:space="preserve"> </w:t>
+            </w:r>
+            <w:proofErr w:type="spellStart"/>
+            <w:r>
+              <w:rPr>
+                <w:sz w:val="19"/>
+                <w:szCs w:val="19"/>
+              </w:rPr>
+              <w:t>Whites</w:t>
+            </w:r>
+            <w:proofErr w:type="spellEnd"/>
+            <w:r>
+              <w:rPr>
+                <w:sz w:val="19"/>
+                <w:szCs w:val="19"/>
+              </w:rPr>
+              <w:t xml:space="preserve"> </w:t>
+            </w:r>
+            <w:proofErr w:type="spellStart"/>
+            <w:r>
+              <w:rPr>
+                <w:sz w:val="19"/>
+                <w:szCs w:val="19"/>
+              </w:rPr>
+              <w:t>barn</w:t>
+            </w:r>
+            <w:proofErr w:type="spellEnd"/>
+            <w:r>
+              <w:rPr>
+                <w:sz w:val="19"/>
+                <w:szCs w:val="19"/>
+              </w:rPr>
+              <w:t xml:space="preserve"> </w:t>
+            </w:r>
+            <w:proofErr w:type="spellStart"/>
+            <w:r>
+              <w:rPr>
+                <w:sz w:val="19"/>
+                <w:szCs w:val="19"/>
+              </w:rPr>
+              <w:t>farmed</w:t>
+            </w:r>
+            <w:proofErr w:type="spellEnd"/>
+            <w:r>
+              <w:rPr>
+                <w:sz w:val="19"/>
+                <w:szCs w:val="19"/>
+              </w:rPr>
+              <w:t xml:space="preserve"> </w:t>
+            </w:r>
+            <w:proofErr w:type="spellStart"/>
+            <w:r>
+              <w:rPr>
+                <w:sz w:val="19"/>
+                <w:szCs w:val="19"/>
+              </w:rPr>
+              <w:t>product</w:t>
+            </w:r>
+            <w:proofErr w:type="spellEnd"/>
+            <w:r>
+              <w:rPr>
+                <w:sz w:val="19"/>
+                <w:szCs w:val="19"/>
+              </w:rPr>
+              <w:t xml:space="preserve"> ...</w:t>
             </w:r>
           </w:p>
         </w:tc>
@@ -1220,7 +2015,23 @@
                 <w:sz w:val="19"/>
                 <w:szCs w:val="19"/>
               </w:rPr>
-              <w:t>hazard-category / hazard</w:t>
+              <w:t>hazard-</w:t>
+            </w:r>
+            <w:proofErr w:type="spellStart"/>
+            <w:r>
+              <w:rPr>
+                <w:sz w:val="19"/>
+                <w:szCs w:val="19"/>
+              </w:rPr>
+              <w:t>category</w:t>
+            </w:r>
+            <w:proofErr w:type="spellEnd"/>
+            <w:r>
+              <w:rPr>
+                <w:sz w:val="19"/>
+                <w:szCs w:val="19"/>
+              </w:rPr>
+              <w:t xml:space="preserve"> / hazard</w:t>
             </w:r>
           </w:p>
         </w:tc>
@@ -1241,13 +2052,31 @@
             </w:tcMar>
           </w:tcPr>
           <w:p>
-            <w:r>
-              <w:rPr>
-                <w:sz w:val="19"/>
-                <w:szCs w:val="19"/>
-              </w:rPr>
-              <w:t>biological / salmonella</w:t>
-            </w:r>
+            <w:proofErr w:type="spellStart"/>
+            <w:r>
+              <w:rPr>
+                <w:sz w:val="19"/>
+                <w:szCs w:val="19"/>
+              </w:rPr>
+              <w:t>biological</w:t>
+            </w:r>
+            <w:proofErr w:type="spellEnd"/>
+            <w:r>
+              <w:rPr>
+                <w:sz w:val="19"/>
+                <w:szCs w:val="19"/>
+              </w:rPr>
+              <w:t xml:space="preserve"> / </w:t>
+            </w:r>
+            <w:proofErr w:type="spellStart"/>
+            <w:r>
+              <w:rPr>
+                <w:sz w:val="19"/>
+                <w:szCs w:val="19"/>
+              </w:rPr>
+              <w:t>salmonella</w:t>
+            </w:r>
+            <w:proofErr w:type="spellEnd"/>
           </w:p>
         </w:tc>
       </w:tr>
@@ -1269,13 +2098,31 @@
             </w:tcMar>
           </w:tcPr>
           <w:p>
-            <w:r>
-              <w:rPr>
-                <w:sz w:val="19"/>
-                <w:szCs w:val="19"/>
-              </w:rPr>
-              <w:t>product-category / product</w:t>
-            </w:r>
+            <w:proofErr w:type="spellStart"/>
+            <w:r>
+              <w:rPr>
+                <w:sz w:val="19"/>
+                <w:szCs w:val="19"/>
+              </w:rPr>
+              <w:t>product-category</w:t>
+            </w:r>
+            <w:proofErr w:type="spellEnd"/>
+            <w:r>
+              <w:rPr>
+                <w:sz w:val="19"/>
+                <w:szCs w:val="19"/>
+              </w:rPr>
+              <w:t xml:space="preserve"> / </w:t>
+            </w:r>
+            <w:proofErr w:type="spellStart"/>
+            <w:r>
+              <w:rPr>
+                <w:sz w:val="19"/>
+                <w:szCs w:val="19"/>
+              </w:rPr>
+              <w:t>product</w:t>
+            </w:r>
+            <w:proofErr w:type="spellEnd"/>
           </w:p>
         </w:tc>
         <w:tc>
@@ -1300,8 +2147,97 @@
                 <w:sz w:val="19"/>
                 <w:szCs w:val="19"/>
               </w:rPr>
-              <w:t>meat, egg and dairy products / liquid egg white</w:t>
-            </w:r>
+              <w:t xml:space="preserve">meat, </w:t>
+            </w:r>
+            <w:proofErr w:type="spellStart"/>
+            <w:r>
+              <w:rPr>
+                <w:sz w:val="19"/>
+                <w:szCs w:val="19"/>
+              </w:rPr>
+              <w:t>egg</w:t>
+            </w:r>
+            <w:proofErr w:type="spellEnd"/>
+            <w:r>
+              <w:rPr>
+                <w:sz w:val="19"/>
+                <w:szCs w:val="19"/>
+              </w:rPr>
+              <w:t xml:space="preserve"> and </w:t>
+            </w:r>
+            <w:proofErr w:type="spellStart"/>
+            <w:r>
+              <w:rPr>
+                <w:sz w:val="19"/>
+                <w:szCs w:val="19"/>
+              </w:rPr>
+              <w:t>dairy</w:t>
+            </w:r>
+            <w:proofErr w:type="spellEnd"/>
+            <w:r>
+              <w:rPr>
+                <w:sz w:val="19"/>
+                <w:szCs w:val="19"/>
+              </w:rPr>
+              <w:t xml:space="preserve"> </w:t>
+            </w:r>
+            <w:proofErr w:type="spellStart"/>
+            <w:r>
+              <w:rPr>
+                <w:sz w:val="19"/>
+                <w:szCs w:val="19"/>
+              </w:rPr>
+              <w:t>products</w:t>
+            </w:r>
+            <w:proofErr w:type="spellEnd"/>
+            <w:r>
+              <w:rPr>
+                <w:sz w:val="19"/>
+                <w:szCs w:val="19"/>
+              </w:rPr>
+              <w:t xml:space="preserve"> / </w:t>
+            </w:r>
+            <w:proofErr w:type="spellStart"/>
+            <w:r>
+              <w:rPr>
+                <w:sz w:val="19"/>
+                <w:szCs w:val="19"/>
+              </w:rPr>
+              <w:t>liquid</w:t>
+            </w:r>
+            <w:proofErr w:type="spellEnd"/>
+            <w:r>
+              <w:rPr>
+                <w:sz w:val="19"/>
+                <w:szCs w:val="19"/>
+              </w:rPr>
+              <w:t xml:space="preserve"> </w:t>
+            </w:r>
+            <w:proofErr w:type="spellStart"/>
+            <w:r>
+              <w:rPr>
+                <w:sz w:val="19"/>
+                <w:szCs w:val="19"/>
+              </w:rPr>
+              <w:t>egg</w:t>
+            </w:r>
+            <w:proofErr w:type="spellEnd"/>
+            <w:r>
+              <w:rPr>
+                <w:sz w:val="19"/>
+                <w:szCs w:val="19"/>
+              </w:rPr>
+              <w:t xml:space="preserve"> </w:t>
+            </w:r>
+            <w:proofErr w:type="spellStart"/>
+            <w:r>
+              <w:rPr>
+                <w:sz w:val="19"/>
+                <w:szCs w:val="19"/>
+              </w:rPr>
+              <w:t>white</w:t>
+            </w:r>
+            <w:proofErr w:type="spellEnd"/>
           </w:p>
         </w:tc>
       </w:tr>
@@ -1317,7 +2253,31 @@
         <w:jc w:val="both"/>
       </w:pPr>
       <w:r>
-        <w:t>Dáta sú silno nevyvážené (obr. 2 a 3): niekoľko tried má stovky príkladov, kým väčšina jemných tried má len niekoľko. 82 produktov z testu sa v trénovacích dátach nevyskytuje vôbec, čo sa týka 84 správ (8,4 % testu), a tie sa nedajú správne predikovať pri žiadnom modeli, ktorý sa učí len z trénovacích tried. Sedem testovacích správ (0,7 %) má text identický s trénovacou správou.</w:t>
+        <w:t xml:space="preserve">Dáta sú silno nevyvážené (obr. 2 a 3): niekoľko tried má stovky príkladov, kým väčšina jemných tried má len niekoľko. 82 produktov z testu sa v </w:t>
+      </w:r>
+      <w:proofErr w:type="spellStart"/>
+      <w:r>
+        <w:t>trénovacích</w:t>
+      </w:r>
+      <w:proofErr w:type="spellEnd"/>
+      <w:r>
+        <w:t xml:space="preserve"> dátach nevyskytuje vôbec, čo sa týka 84 správ (8,4 % testu), a tie sa nedajú správne predikovať pri žiadnom modeli, ktorý sa učí len z </w:t>
+      </w:r>
+      <w:proofErr w:type="spellStart"/>
+      <w:r>
+        <w:t>trénovacích</w:t>
+      </w:r>
+      <w:proofErr w:type="spellEnd"/>
+      <w:r>
+        <w:t xml:space="preserve"> tried. Sedem testovacích správ (0,7 %) má text identický s </w:t>
+      </w:r>
+      <w:proofErr w:type="spellStart"/>
+      <w:r>
+        <w:t>trénovacou</w:t>
+      </w:r>
+      <w:proofErr w:type="spellEnd"/>
+      <w:r>
+        <w:t xml:space="preserve"> správou.</w:t>
       </w:r>
     </w:p>
     <w:p>
@@ -1381,7 +2341,47 @@
           <w:sz w:val="18"/>
           <w:szCs w:val="18"/>
         </w:rPr>
-        <w:t>Obr. 2: Rozdelenie tried podľa počtu príkladov (dlhý chvost). Zdroj: results/figures/dlhy_chvost.png.</w:t>
+        <w:t xml:space="preserve">Obr. 2: Rozdelenie tried podľa počtu príkladov (dlhý chvost). Zdroj: </w:t>
+      </w:r>
+      <w:proofErr w:type="spellStart"/>
+      <w:r>
+        <w:rPr>
+          <w:i/>
+          <w:iCs/>
+          <w:sz w:val="18"/>
+          <w:szCs w:val="18"/>
+        </w:rPr>
+        <w:t>results</w:t>
+      </w:r>
+      <w:proofErr w:type="spellEnd"/>
+      <w:r>
+        <w:rPr>
+          <w:i/>
+          <w:iCs/>
+          <w:sz w:val="18"/>
+          <w:szCs w:val="18"/>
+        </w:rPr>
+        <w:t>/</w:t>
+      </w:r>
+      <w:proofErr w:type="spellStart"/>
+      <w:r>
+        <w:rPr>
+          <w:i/>
+          <w:iCs/>
+          <w:sz w:val="18"/>
+          <w:szCs w:val="18"/>
+        </w:rPr>
+        <w:t>figures</w:t>
+      </w:r>
+      <w:proofErr w:type="spellEnd"/>
+      <w:r>
+        <w:rPr>
+          <w:i/>
+          <w:iCs/>
+          <w:sz w:val="18"/>
+          <w:szCs w:val="18"/>
+        </w:rPr>
+        <w:t>/dlhy_chvost.png.</w:t>
       </w:r>
     </w:p>
     <w:p>
@@ -1446,7 +2446,27 @@
           <w:sz w:val="18"/>
           <w:szCs w:val="18"/>
         </w:rPr>
-        <w:t>Obr. 3: Rozdelenie kategórií produktov v trénovacích dátach.</w:t>
+        <w:t xml:space="preserve">Obr. 3: Rozdelenie kategórií produktov v </w:t>
+      </w:r>
+      <w:proofErr w:type="spellStart"/>
+      <w:r>
+        <w:rPr>
+          <w:i/>
+          <w:iCs/>
+          <w:sz w:val="18"/>
+          <w:szCs w:val="18"/>
+        </w:rPr>
+        <w:t>trénovacích</w:t>
+      </w:r>
+      <w:proofErr w:type="spellEnd"/>
+      <w:r>
+        <w:rPr>
+          <w:i/>
+          <w:iCs/>
+          <w:sz w:val="18"/>
+          <w:szCs w:val="18"/>
+        </w:rPr>
+        <w:t xml:space="preserve"> dátach.</w:t>
       </w:r>
     </w:p>
     <w:p>
@@ -1519,7 +2539,127 @@
         <w:jc w:val="both"/>
       </w:pPr>
       <w:r>
-        <w:t>Pozorovanie k anotáciám: hazard sa v trénovacích dátach takmer jednoznačne mapuje na hazard-category (len 1 zo 128 hazardov patrí do viacerých kategórií, a to „other“). Zároveň je v dátach zjavná konvencia, ktorá spôsobuje zámeny: napríklad hazard „sulphates/sulphites“ je označený ako fraud, kým „sulphur dioxide and sulphites“ ako allergens, a „incorrect labeling“ aj „labelling/misdescription“ patria do fraud. Je to zistenie z dát (porovnanie hazardov a kategórií v train); jeho dôsledok pre chyby modelu je opísaný v sekcii 6.</w:t>
+        <w:t xml:space="preserve">Pozorovanie k anotáciám: hazard sa v </w:t>
+      </w:r>
+      <w:proofErr w:type="spellStart"/>
+      <w:r>
+        <w:t>trénovacích</w:t>
+      </w:r>
+      <w:proofErr w:type="spellEnd"/>
+      <w:r>
+        <w:t xml:space="preserve"> dátach takmer jednoznačne mapuje na hazard-</w:t>
+      </w:r>
+      <w:proofErr w:type="spellStart"/>
+      <w:r>
+        <w:t>category</w:t>
+      </w:r>
+      <w:proofErr w:type="spellEnd"/>
+      <w:r>
+        <w:t xml:space="preserve"> (len 1 zo 128 hazardov patrí do viacerých kategórií, a to „</w:t>
+      </w:r>
+      <w:proofErr w:type="spellStart"/>
+      <w:r>
+        <w:t>other</w:t>
+      </w:r>
+      <w:proofErr w:type="spellEnd"/>
+      <w:r>
+        <w:t>“). Zároveň je v dátach zjavná konvencia, ktorá spôsobuje zámeny: napríklad hazard „</w:t>
+      </w:r>
+      <w:proofErr w:type="spellStart"/>
+      <w:r>
+        <w:t>sulphates</w:t>
+      </w:r>
+      <w:proofErr w:type="spellEnd"/>
+      <w:r>
+        <w:t>/</w:t>
+      </w:r>
+      <w:proofErr w:type="spellStart"/>
+      <w:r>
+        <w:t>sulphites</w:t>
+      </w:r>
+      <w:proofErr w:type="spellEnd"/>
+      <w:r>
+        <w:t xml:space="preserve">“ je označený ako </w:t>
+      </w:r>
+      <w:proofErr w:type="spellStart"/>
+      <w:r>
+        <w:t>fraud</w:t>
+      </w:r>
+      <w:proofErr w:type="spellEnd"/>
+      <w:r>
+        <w:t>, kým „</w:t>
+      </w:r>
+      <w:proofErr w:type="spellStart"/>
+      <w:r>
+        <w:t>sulphur</w:t>
+      </w:r>
+      <w:proofErr w:type="spellEnd"/>
+      <w:r>
+        <w:t xml:space="preserve"> dioxide and </w:t>
+      </w:r>
+      <w:proofErr w:type="spellStart"/>
+      <w:r>
+        <w:t>sulphites</w:t>
+      </w:r>
+      <w:proofErr w:type="spellEnd"/>
+      <w:r>
+        <w:t xml:space="preserve">“ ako </w:t>
+      </w:r>
+      <w:proofErr w:type="spellStart"/>
+      <w:r>
+        <w:t>allergens</w:t>
+      </w:r>
+      <w:proofErr w:type="spellEnd"/>
+      <w:r>
+        <w:t>, a „</w:t>
+      </w:r>
+      <w:proofErr w:type="spellStart"/>
+      <w:r>
+        <w:t>incorrect</w:t>
+      </w:r>
+      <w:proofErr w:type="spellEnd"/>
+      <w:r>
+        <w:t xml:space="preserve"> </w:t>
+      </w:r>
+      <w:proofErr w:type="spellStart"/>
+      <w:r>
+        <w:t>labeling</w:t>
+      </w:r>
+      <w:proofErr w:type="spellEnd"/>
+      <w:r>
+        <w:t>“ aj „</w:t>
+      </w:r>
+      <w:proofErr w:type="spellStart"/>
+      <w:r>
+        <w:t>labelling</w:t>
+      </w:r>
+      <w:proofErr w:type="spellEnd"/>
+      <w:r>
+        <w:t>/</w:t>
+      </w:r>
+      <w:proofErr w:type="spellStart"/>
+      <w:r>
+        <w:t>misdescription</w:t>
+      </w:r>
+      <w:proofErr w:type="spellEnd"/>
+      <w:r>
+        <w:t xml:space="preserve">“ patria do </w:t>
+      </w:r>
+      <w:proofErr w:type="spellStart"/>
+      <w:r>
+        <w:t>fraud</w:t>
+      </w:r>
+      <w:proofErr w:type="spellEnd"/>
+      <w:r>
+        <w:t xml:space="preserve">. Je to zistenie z dát (porovnanie hazardov a kategórií v </w:t>
+      </w:r>
+      <w:proofErr w:type="spellStart"/>
+      <w:r>
+        <w:t>train</w:t>
+      </w:r>
+      <w:proofErr w:type="spellEnd"/>
+      <w:r>
+        <w:t>); jeho dôsledok pre chyby modelu je opísaný v sekcii 6.</w:t>
       </w:r>
     </w:p>
     <w:p>
@@ -1528,7 +2668,23 @@
         <w:jc w:val="both"/>
       </w:pPr>
       <w:r>
-        <w:t>Poznámka k počtom: prehľadový článok uvádza 1 256 rôznych produktov a 261 rizík. V dátach, ktoré máme, sme napočítali 1 142 produktov (1 022 v trénovacích) a 128 rizík v trénovacích dátach. Rozdiel nevieme vysvetliť, preto v správe používame vlastné počty z dát.</w:t>
+        <w:t xml:space="preserve">Poznámka k počtom: prehľadový článok uvádza 1 256 rôznych produktov a 261 rizík. V dátach, ktoré máme, sme napočítali 1 142 produktov (1 022 v </w:t>
+      </w:r>
+      <w:proofErr w:type="spellStart"/>
+      <w:r>
+        <w:t>trénovacích</w:t>
+      </w:r>
+      <w:proofErr w:type="spellEnd"/>
+      <w:r>
+        <w:t xml:space="preserve">) a 128 rizík v </w:t>
+      </w:r>
+      <w:proofErr w:type="spellStart"/>
+      <w:r>
+        <w:t>trénovacích</w:t>
+      </w:r>
+      <w:proofErr w:type="spellEnd"/>
+      <w:r>
+        <w:t xml:space="preserve"> dátach. Rozdiel nevieme vysvetliť, preto v správe používame vlastné počty z dát.</w:t>
       </w:r>
     </w:p>
     <w:p>
@@ -1558,7 +2714,15 @@
         <w:spacing w:after="120"/>
       </w:pPr>
       <w:r>
-        <w:t xml:space="preserve">Zdroje sme znova otvorili (arXiv stránky a PDF) a údaje v tabuľke sme skontrolovali podľa nich. </w:t>
+        <w:t>Zdroje sme znova otvorili (</w:t>
+      </w:r>
+      <w:proofErr w:type="spellStart"/>
+      <w:r>
+        <w:t>arXiv</w:t>
+      </w:r>
+      <w:proofErr w:type="spellEnd"/>
+      <w:r>
+        <w:t xml:space="preserve"> stránky a PDF) a údaje v tabuľke sme skontrolovali podľa nich. </w:t>
       </w:r>
     </w:p>
     <w:tbl>
@@ -1693,12 +2857,21 @@
             </w:tcMar>
           </w:tcPr>
           <w:p>
-            <w:r>
-              <w:rPr>
-                <w:sz w:val="19"/>
-                <w:szCs w:val="19"/>
-              </w:rPr>
-              <w:t>Randl et al. (2025), prehľad úlohy, arXiv:2503.19800</w:t>
+            <w:proofErr w:type="spellStart"/>
+            <w:r>
+              <w:rPr>
+                <w:sz w:val="19"/>
+                <w:szCs w:val="19"/>
+              </w:rPr>
+              <w:t>Randl</w:t>
+            </w:r>
+            <w:proofErr w:type="spellEnd"/>
+            <w:r>
+              <w:rPr>
+                <w:sz w:val="19"/>
+                <w:szCs w:val="19"/>
+              </w:rPr>
+              <w:t xml:space="preserve"> et al. (2025), prehľad úlohy, arXiv:2503.19800</w:t>
             </w:r>
           </w:p>
         </w:tc>
@@ -1724,7 +2897,55 @@
                 <w:sz w:val="19"/>
                 <w:szCs w:val="19"/>
               </w:rPr>
-              <w:t>Opisuje úlohu a dáta (6 644 správ, CC BY-NC-SA 4.0). Baseline organizátorov pracujú len s titulkom: TF-IDF + LR dosiahol 0,498 (ST1) a 0,183 (ST2), BERT 0,667 a 0,165. Najlepšie ST1: Anastasia 0,8223, najlepšie ST2: SRCB 0,5473. Podľa autorov sú syntetické dáta z LLM účinné na oversampling vzácnych tried.</w:t>
+              <w:t xml:space="preserve">Opisuje úlohu a dáta (6 644 správ, CC BY-NC-SA 4.0). </w:t>
+            </w:r>
+            <w:proofErr w:type="spellStart"/>
+            <w:r>
+              <w:rPr>
+                <w:sz w:val="19"/>
+                <w:szCs w:val="19"/>
+              </w:rPr>
+              <w:t>Baseline</w:t>
+            </w:r>
+            <w:proofErr w:type="spellEnd"/>
+            <w:r>
+              <w:rPr>
+                <w:sz w:val="19"/>
+                <w:szCs w:val="19"/>
+              </w:rPr>
+              <w:t xml:space="preserve"> organizátorov pracujú len s titulkom: TF-IDF + LR dosiahol 0,498 (ST1) a 0,183 (ST2), BERT 0,667 a 0,165. Najlepšie ST1: </w:t>
+            </w:r>
+            <w:proofErr w:type="spellStart"/>
+            <w:r>
+              <w:rPr>
+                <w:sz w:val="19"/>
+                <w:szCs w:val="19"/>
+              </w:rPr>
+              <w:t>Anastasia</w:t>
+            </w:r>
+            <w:proofErr w:type="spellEnd"/>
+            <w:r>
+              <w:rPr>
+                <w:sz w:val="19"/>
+                <w:szCs w:val="19"/>
+              </w:rPr>
+              <w:t xml:space="preserve"> 0,8223, najlepšie ST2: SRCB 0,5473. Podľa autorov sú syntetické dáta z LLM účinné na </w:t>
+            </w:r>
+            <w:proofErr w:type="spellStart"/>
+            <w:r>
+              <w:rPr>
+                <w:sz w:val="19"/>
+                <w:szCs w:val="19"/>
+              </w:rPr>
+              <w:t>oversampling</w:t>
+            </w:r>
+            <w:proofErr w:type="spellEnd"/>
+            <w:r>
+              <w:rPr>
+                <w:sz w:val="19"/>
+                <w:szCs w:val="19"/>
+              </w:rPr>
+              <w:t xml:space="preserve"> vzácnych tried.</w:t>
             </w:r>
           </w:p>
         </w:tc>
@@ -1773,12 +2994,85 @@
             </w:tcMar>
           </w:tcPr>
           <w:p>
-            <w:r>
-              <w:rPr>
-                <w:sz w:val="19"/>
-                <w:szCs w:val="19"/>
-              </w:rPr>
-              <w:t>Le, Ngo, Dang (2025), Anastasia, SemEval-2025, ACL Anthology 2025.semeval-1.20</w:t>
+            <w:proofErr w:type="spellStart"/>
+            <w:r>
+              <w:rPr>
+                <w:sz w:val="19"/>
+                <w:szCs w:val="19"/>
+              </w:rPr>
+              <w:t>Le</w:t>
+            </w:r>
+            <w:proofErr w:type="spellEnd"/>
+            <w:r>
+              <w:rPr>
+                <w:sz w:val="19"/>
+                <w:szCs w:val="19"/>
+              </w:rPr>
+              <w:t xml:space="preserve">, </w:t>
+            </w:r>
+            <w:proofErr w:type="spellStart"/>
+            <w:r>
+              <w:rPr>
+                <w:sz w:val="19"/>
+                <w:szCs w:val="19"/>
+              </w:rPr>
+              <w:t>Ngo</w:t>
+            </w:r>
+            <w:proofErr w:type="spellEnd"/>
+            <w:r>
+              <w:rPr>
+                <w:sz w:val="19"/>
+                <w:szCs w:val="19"/>
+              </w:rPr>
+              <w:t xml:space="preserve">, </w:t>
+            </w:r>
+            <w:proofErr w:type="spellStart"/>
+            <w:r>
+              <w:rPr>
+                <w:sz w:val="19"/>
+                <w:szCs w:val="19"/>
+              </w:rPr>
+              <w:t>Dang</w:t>
+            </w:r>
+            <w:proofErr w:type="spellEnd"/>
+            <w:r>
+              <w:rPr>
+                <w:sz w:val="19"/>
+                <w:szCs w:val="19"/>
+              </w:rPr>
+              <w:t xml:space="preserve"> (2025), </w:t>
+            </w:r>
+            <w:proofErr w:type="spellStart"/>
+            <w:r>
+              <w:rPr>
+                <w:sz w:val="19"/>
+                <w:szCs w:val="19"/>
+              </w:rPr>
+              <w:t>Anastasia</w:t>
+            </w:r>
+            <w:proofErr w:type="spellEnd"/>
+            <w:r>
+              <w:rPr>
+                <w:sz w:val="19"/>
+                <w:szCs w:val="19"/>
+              </w:rPr>
+              <w:t xml:space="preserve">, SemEval-2025, ACL </w:t>
+            </w:r>
+            <w:proofErr w:type="spellStart"/>
+            <w:r>
+              <w:rPr>
+                <w:sz w:val="19"/>
+                <w:szCs w:val="19"/>
+              </w:rPr>
+              <w:t>Anthology</w:t>
+            </w:r>
+            <w:proofErr w:type="spellEnd"/>
+            <w:r>
+              <w:rPr>
+                <w:sz w:val="19"/>
+                <w:szCs w:val="19"/>
+              </w:rPr>
+              <w:t xml:space="preserve"> 2025.semeval-1.20</w:t>
             </w:r>
           </w:p>
         </w:tc>
@@ -1804,7 +3098,87 @@
                 <w:sz w:val="19"/>
                 <w:szCs w:val="19"/>
               </w:rPr>
-              <w:t>1. miesto v ST1 so skóre 0,8223. Ensemble modelov, rozšírenie dát (data augmentation) a focal loss proti nevyváženosti tried. Rieši len podúlohu ST1 a pracuje s titulkami.</w:t>
+              <w:t>1. miesto v ST1 so skóre 0,8223. Ensemble modelov, rozšírenie dát (</w:t>
+            </w:r>
+            <w:proofErr w:type="spellStart"/>
+            <w:r>
+              <w:rPr>
+                <w:sz w:val="19"/>
+                <w:szCs w:val="19"/>
+              </w:rPr>
+              <w:t>data</w:t>
+            </w:r>
+            <w:proofErr w:type="spellEnd"/>
+            <w:r>
+              <w:rPr>
+                <w:sz w:val="19"/>
+                <w:szCs w:val="19"/>
+              </w:rPr>
+              <w:t xml:space="preserve"> </w:t>
+            </w:r>
+            <w:proofErr w:type="spellStart"/>
+            <w:r>
+              <w:rPr>
+                <w:sz w:val="19"/>
+                <w:szCs w:val="19"/>
+              </w:rPr>
+              <w:t>augmentation</w:t>
+            </w:r>
+            <w:proofErr w:type="spellEnd"/>
+            <w:r>
+              <w:rPr>
+                <w:sz w:val="19"/>
+                <w:szCs w:val="19"/>
+              </w:rPr>
+              <w:t xml:space="preserve">) a </w:t>
+            </w:r>
+            <w:proofErr w:type="spellStart"/>
+            <w:r>
+              <w:rPr>
+                <w:sz w:val="19"/>
+                <w:szCs w:val="19"/>
+              </w:rPr>
+              <w:t>focal</w:t>
+            </w:r>
+            <w:proofErr w:type="spellEnd"/>
+            <w:r>
+              <w:rPr>
+                <w:sz w:val="19"/>
+                <w:szCs w:val="19"/>
+              </w:rPr>
+              <w:t xml:space="preserve"> </w:t>
+            </w:r>
+            <w:proofErr w:type="spellStart"/>
+            <w:r>
+              <w:rPr>
+                <w:sz w:val="19"/>
+                <w:szCs w:val="19"/>
+              </w:rPr>
+              <w:t>loss</w:t>
+            </w:r>
+            <w:proofErr w:type="spellEnd"/>
+            <w:r>
+              <w:rPr>
+                <w:sz w:val="19"/>
+                <w:szCs w:val="19"/>
+              </w:rPr>
+              <w:t xml:space="preserve"> proti nevyváženosti tried. Rieši len </w:t>
+            </w:r>
+            <w:proofErr w:type="spellStart"/>
+            <w:r>
+              <w:rPr>
+                <w:sz w:val="19"/>
+                <w:szCs w:val="19"/>
+              </w:rPr>
+              <w:t>podúlohu</w:t>
+            </w:r>
+            <w:proofErr w:type="spellEnd"/>
+            <w:r>
+              <w:rPr>
+                <w:sz w:val="19"/>
+                <w:szCs w:val="19"/>
+              </w:rPr>
+              <w:t xml:space="preserve"> ST1 a pracuje s titulkami.</w:t>
             </w:r>
           </w:p>
         </w:tc>
@@ -1830,7 +3204,55 @@
                 <w:sz w:val="19"/>
                 <w:szCs w:val="19"/>
               </w:rPr>
-              <w:t>Víťazný prístup pre ST1: ensemble, augmentácia, focal loss.</w:t>
+              <w:t xml:space="preserve">Víťazný prístup pre ST1: ensemble, </w:t>
+            </w:r>
+            <w:proofErr w:type="spellStart"/>
+            <w:r>
+              <w:rPr>
+                <w:sz w:val="19"/>
+                <w:szCs w:val="19"/>
+              </w:rPr>
+              <w:t>augmentácia</w:t>
+            </w:r>
+            <w:proofErr w:type="spellEnd"/>
+            <w:r>
+              <w:rPr>
+                <w:sz w:val="19"/>
+                <w:szCs w:val="19"/>
+              </w:rPr>
+              <w:t xml:space="preserve">, </w:t>
+            </w:r>
+            <w:proofErr w:type="spellStart"/>
+            <w:r>
+              <w:rPr>
+                <w:sz w:val="19"/>
+                <w:szCs w:val="19"/>
+              </w:rPr>
+              <w:t>focal</w:t>
+            </w:r>
+            <w:proofErr w:type="spellEnd"/>
+            <w:r>
+              <w:rPr>
+                <w:sz w:val="19"/>
+                <w:szCs w:val="19"/>
+              </w:rPr>
+              <w:t xml:space="preserve"> </w:t>
+            </w:r>
+            <w:proofErr w:type="spellStart"/>
+            <w:r>
+              <w:rPr>
+                <w:sz w:val="19"/>
+                <w:szCs w:val="19"/>
+              </w:rPr>
+              <w:t>loss</w:t>
+            </w:r>
+            <w:proofErr w:type="spellEnd"/>
+            <w:r>
+              <w:rPr>
+                <w:sz w:val="19"/>
+                <w:szCs w:val="19"/>
+              </w:rPr>
+              <w:t>.</w:t>
             </w:r>
           </w:p>
         </w:tc>
@@ -1853,12 +3275,69 @@
             </w:tcMar>
           </w:tcPr>
           <w:p>
-            <w:r>
-              <w:rPr>
-                <w:sz w:val="19"/>
-                <w:szCs w:val="19"/>
-              </w:rPr>
-              <w:t>Phan, Chiang (2025), MyMy, SemEval-2025, ACL Anthology 2025.semeval-1.112</w:t>
+            <w:proofErr w:type="spellStart"/>
+            <w:r>
+              <w:rPr>
+                <w:sz w:val="19"/>
+                <w:szCs w:val="19"/>
+              </w:rPr>
+              <w:t>Phan</w:t>
+            </w:r>
+            <w:proofErr w:type="spellEnd"/>
+            <w:r>
+              <w:rPr>
+                <w:sz w:val="19"/>
+                <w:szCs w:val="19"/>
+              </w:rPr>
+              <w:t xml:space="preserve">, </w:t>
+            </w:r>
+            <w:proofErr w:type="spellStart"/>
+            <w:r>
+              <w:rPr>
+                <w:sz w:val="19"/>
+                <w:szCs w:val="19"/>
+              </w:rPr>
+              <w:t>Chiang</w:t>
+            </w:r>
+            <w:proofErr w:type="spellEnd"/>
+            <w:r>
+              <w:rPr>
+                <w:sz w:val="19"/>
+                <w:szCs w:val="19"/>
+              </w:rPr>
+              <w:t xml:space="preserve"> (2025), </w:t>
+            </w:r>
+            <w:proofErr w:type="spellStart"/>
+            <w:r>
+              <w:rPr>
+                <w:sz w:val="19"/>
+                <w:szCs w:val="19"/>
+              </w:rPr>
+              <w:t>MyMy</w:t>
+            </w:r>
+            <w:proofErr w:type="spellEnd"/>
+            <w:r>
+              <w:rPr>
+                <w:sz w:val="19"/>
+                <w:szCs w:val="19"/>
+              </w:rPr>
+              <w:t xml:space="preserve">, SemEval-2025, ACL </w:t>
+            </w:r>
+            <w:proofErr w:type="spellStart"/>
+            <w:r>
+              <w:rPr>
+                <w:sz w:val="19"/>
+                <w:szCs w:val="19"/>
+              </w:rPr>
+              <w:t>Anthology</w:t>
+            </w:r>
+            <w:proofErr w:type="spellEnd"/>
+            <w:r>
+              <w:rPr>
+                <w:sz w:val="19"/>
+                <w:szCs w:val="19"/>
+              </w:rPr>
+              <w:t xml:space="preserve"> 2025.semeval-1.112</w:t>
             </w:r>
           </w:p>
         </w:tc>
@@ -1884,7 +3363,87 @@
                 <w:sz w:val="19"/>
                 <w:szCs w:val="19"/>
               </w:rPr>
-              <w:t>Druhé miesto v oboch podúlohách. Rozšírenie a vyváženie trénovacích dát pomocou RAG a znalostí z PubMed API (knowledge-augmented data).</w:t>
+              <w:t xml:space="preserve">Druhé miesto v oboch </w:t>
+            </w:r>
+            <w:proofErr w:type="spellStart"/>
+            <w:r>
+              <w:rPr>
+                <w:sz w:val="19"/>
+                <w:szCs w:val="19"/>
+              </w:rPr>
+              <w:t>podúlohách</w:t>
+            </w:r>
+            <w:proofErr w:type="spellEnd"/>
+            <w:r>
+              <w:rPr>
+                <w:sz w:val="19"/>
+                <w:szCs w:val="19"/>
+              </w:rPr>
+              <w:t xml:space="preserve">. Rozšírenie a vyváženie </w:t>
+            </w:r>
+            <w:proofErr w:type="spellStart"/>
+            <w:r>
+              <w:rPr>
+                <w:sz w:val="19"/>
+                <w:szCs w:val="19"/>
+              </w:rPr>
+              <w:t>trénovacích</w:t>
+            </w:r>
+            <w:proofErr w:type="spellEnd"/>
+            <w:r>
+              <w:rPr>
+                <w:sz w:val="19"/>
+                <w:szCs w:val="19"/>
+              </w:rPr>
+              <w:t xml:space="preserve"> dát pomocou RAG a znalostí z </w:t>
+            </w:r>
+            <w:proofErr w:type="spellStart"/>
+            <w:r>
+              <w:rPr>
+                <w:sz w:val="19"/>
+                <w:szCs w:val="19"/>
+              </w:rPr>
+              <w:t>PubMed</w:t>
+            </w:r>
+            <w:proofErr w:type="spellEnd"/>
+            <w:r>
+              <w:rPr>
+                <w:sz w:val="19"/>
+                <w:szCs w:val="19"/>
+              </w:rPr>
+              <w:t xml:space="preserve"> API (</w:t>
+            </w:r>
+            <w:proofErr w:type="spellStart"/>
+            <w:r>
+              <w:rPr>
+                <w:sz w:val="19"/>
+                <w:szCs w:val="19"/>
+              </w:rPr>
+              <w:t>knowledge-augmented</w:t>
+            </w:r>
+            <w:proofErr w:type="spellEnd"/>
+            <w:r>
+              <w:rPr>
+                <w:sz w:val="19"/>
+                <w:szCs w:val="19"/>
+              </w:rPr>
+              <w:t xml:space="preserve"> </w:t>
+            </w:r>
+            <w:proofErr w:type="spellStart"/>
+            <w:r>
+              <w:rPr>
+                <w:sz w:val="19"/>
+                <w:szCs w:val="19"/>
+              </w:rPr>
+              <w:t>data</w:t>
+            </w:r>
+            <w:proofErr w:type="spellEnd"/>
+            <w:r>
+              <w:rPr>
+                <w:sz w:val="19"/>
+                <w:szCs w:val="19"/>
+              </w:rPr>
+              <w:t>).</w:t>
             </w:r>
           </w:p>
         </w:tc>
@@ -1933,12 +3492,37 @@
             </w:tcMar>
           </w:tcPr>
           <w:p>
-            <w:r>
-              <w:rPr>
-                <w:sz w:val="19"/>
-                <w:szCs w:val="19"/>
-              </w:rPr>
-              <w:t>Zhang et al. (2025), SRCB, SemEval-2025, ACL Anthology 2025.semeval-1.132</w:t>
+            <w:proofErr w:type="spellStart"/>
+            <w:r>
+              <w:rPr>
+                <w:sz w:val="19"/>
+                <w:szCs w:val="19"/>
+              </w:rPr>
+              <w:t>Zhang</w:t>
+            </w:r>
+            <w:proofErr w:type="spellEnd"/>
+            <w:r>
+              <w:rPr>
+                <w:sz w:val="19"/>
+                <w:szCs w:val="19"/>
+              </w:rPr>
+              <w:t xml:space="preserve"> et al. (2025), SRCB, SemEval-2025, ACL </w:t>
+            </w:r>
+            <w:proofErr w:type="spellStart"/>
+            <w:r>
+              <w:rPr>
+                <w:sz w:val="19"/>
+                <w:szCs w:val="19"/>
+              </w:rPr>
+              <w:t>Anthology</w:t>
+            </w:r>
+            <w:proofErr w:type="spellEnd"/>
+            <w:r>
+              <w:rPr>
+                <w:sz w:val="19"/>
+                <w:szCs w:val="19"/>
+              </w:rPr>
+              <w:t xml:space="preserve"> 2025.semeval-1.132</w:t>
             </w:r>
           </w:p>
         </w:tc>
@@ -1964,7 +3548,39 @@
                 <w:sz w:val="19"/>
                 <w:szCs w:val="19"/>
               </w:rPr>
-              <w:t>1. miesto v ST2 (0,5473), 3. miesto v ST1 (0,8039). Dvojstupňový systém: BERT najprv zúži množinu možných tried a LLM potom vyberie finálne označenie; externá pozornosť nad embeddingmi tried šetrí dĺžku promptu.</w:t>
+              <w:t xml:space="preserve">1. miesto v ST2 (0,5473), 3. miesto v ST1 (0,8039). Dvojstupňový systém: BERT najprv zúži množinu možných tried a LLM potom vyberie finálne označenie; externá pozornosť nad </w:t>
+            </w:r>
+            <w:proofErr w:type="spellStart"/>
+            <w:r>
+              <w:rPr>
+                <w:sz w:val="19"/>
+                <w:szCs w:val="19"/>
+              </w:rPr>
+              <w:t>embeddingmi</w:t>
+            </w:r>
+            <w:proofErr w:type="spellEnd"/>
+            <w:r>
+              <w:rPr>
+                <w:sz w:val="19"/>
+                <w:szCs w:val="19"/>
+              </w:rPr>
+              <w:t xml:space="preserve"> tried šetrí dĺžku </w:t>
+            </w:r>
+            <w:proofErr w:type="spellStart"/>
+            <w:r>
+              <w:rPr>
+                <w:sz w:val="19"/>
+                <w:szCs w:val="19"/>
+              </w:rPr>
+              <w:t>promptu</w:t>
+            </w:r>
+            <w:proofErr w:type="spellEnd"/>
+            <w:r>
+              <w:rPr>
+                <w:sz w:val="19"/>
+                <w:szCs w:val="19"/>
+              </w:rPr>
+              <w:t>.</w:t>
             </w:r>
           </w:p>
         </w:tc>
@@ -1990,7 +3606,23 @@
                 <w:sz w:val="19"/>
                 <w:szCs w:val="19"/>
               </w:rPr>
-              <w:t>Víťazný prístup pre ST2: zúženie kandidátov a LLM, podobný nápad ako CICLe.</w:t>
+              <w:t xml:space="preserve">Víťazný prístup pre ST2: zúženie kandidátov a LLM, podobný nápad ako </w:t>
+            </w:r>
+            <w:proofErr w:type="spellStart"/>
+            <w:r>
+              <w:rPr>
+                <w:sz w:val="19"/>
+                <w:szCs w:val="19"/>
+              </w:rPr>
+              <w:t>CICLe</w:t>
+            </w:r>
+            <w:proofErr w:type="spellEnd"/>
+            <w:r>
+              <w:rPr>
+                <w:sz w:val="19"/>
+                <w:szCs w:val="19"/>
+              </w:rPr>
+              <w:t>.</w:t>
             </w:r>
           </w:p>
         </w:tc>
@@ -2013,12 +3645,53 @@
             </w:tcMar>
           </w:tcPr>
           <w:p>
-            <w:r>
-              <w:rPr>
-                <w:sz w:val="19"/>
-                <w:szCs w:val="19"/>
-              </w:rPr>
-              <w:t>Randl et al. (2024), CICLe, Findings of ACL 2024, arXiv:2403.11904</w:t>
+            <w:proofErr w:type="spellStart"/>
+            <w:r>
+              <w:rPr>
+                <w:sz w:val="19"/>
+                <w:szCs w:val="19"/>
+              </w:rPr>
+              <w:t>Randl</w:t>
+            </w:r>
+            <w:proofErr w:type="spellEnd"/>
+            <w:r>
+              <w:rPr>
+                <w:sz w:val="19"/>
+                <w:szCs w:val="19"/>
+              </w:rPr>
+              <w:t xml:space="preserve"> et al. (2024), </w:t>
+            </w:r>
+            <w:proofErr w:type="spellStart"/>
+            <w:r>
+              <w:rPr>
+                <w:sz w:val="19"/>
+                <w:szCs w:val="19"/>
+              </w:rPr>
+              <w:t>CICLe</w:t>
+            </w:r>
+            <w:proofErr w:type="spellEnd"/>
+            <w:r>
+              <w:rPr>
+                <w:sz w:val="19"/>
+                <w:szCs w:val="19"/>
+              </w:rPr>
+              <w:t xml:space="preserve">, </w:t>
+            </w:r>
+            <w:proofErr w:type="spellStart"/>
+            <w:r>
+              <w:rPr>
+                <w:sz w:val="19"/>
+                <w:szCs w:val="19"/>
+              </w:rPr>
+              <w:t>Findings</w:t>
+            </w:r>
+            <w:proofErr w:type="spellEnd"/>
+            <w:r>
+              <w:rPr>
+                <w:sz w:val="19"/>
+                <w:szCs w:val="19"/>
+              </w:rPr>
+              <w:t xml:space="preserve"> of ACL 2024, arXiv:2403.11904</w:t>
             </w:r>
           </w:p>
         </w:tc>
@@ -2039,12 +3712,101 @@
             </w:tcMar>
           </w:tcPr>
           <w:p>
-            <w:r>
-              <w:rPr>
-                <w:sz w:val="19"/>
-                <w:szCs w:val="19"/>
-              </w:rPr>
-              <w:t>Dataset 7 546 krátkych textov o stiahnutiach potravín. TF-IDF s logistickou regresiou predbehol RoBERTa a XLM-R na triedach s nízkou podporou. Navrhnutý rámec s LLM a conformal prediction zlepšuje základný klasifikátor a spotrebuje menej energie ako bežný prompting.</w:t>
+            <w:proofErr w:type="spellStart"/>
+            <w:r>
+              <w:rPr>
+                <w:sz w:val="19"/>
+                <w:szCs w:val="19"/>
+              </w:rPr>
+              <w:t>Dataset</w:t>
+            </w:r>
+            <w:proofErr w:type="spellEnd"/>
+            <w:r>
+              <w:rPr>
+                <w:sz w:val="19"/>
+                <w:szCs w:val="19"/>
+              </w:rPr>
+              <w:t xml:space="preserve"> 7 546 krátkych textov o stiahnutiach potravín. TF-IDF s logistickou regresiou predbehol </w:t>
+            </w:r>
+            <w:proofErr w:type="spellStart"/>
+            <w:r>
+              <w:rPr>
+                <w:sz w:val="19"/>
+                <w:szCs w:val="19"/>
+              </w:rPr>
+              <w:t>RoBERTa</w:t>
+            </w:r>
+            <w:proofErr w:type="spellEnd"/>
+            <w:r>
+              <w:rPr>
+                <w:sz w:val="19"/>
+                <w:szCs w:val="19"/>
+              </w:rPr>
+              <w:t xml:space="preserve"> a XLM-R na triedach s nízkou podporou. Navrhnutý rámec s LLM a </w:t>
+            </w:r>
+            <w:proofErr w:type="spellStart"/>
+            <w:r>
+              <w:rPr>
+                <w:sz w:val="19"/>
+                <w:szCs w:val="19"/>
+              </w:rPr>
+              <w:t>conformal</w:t>
+            </w:r>
+            <w:proofErr w:type="spellEnd"/>
+            <w:r>
+              <w:rPr>
+                <w:sz w:val="19"/>
+                <w:szCs w:val="19"/>
+              </w:rPr>
+              <w:t xml:space="preserve"> </w:t>
+            </w:r>
+            <w:proofErr w:type="spellStart"/>
+            <w:r>
+              <w:rPr>
+                <w:sz w:val="19"/>
+                <w:szCs w:val="19"/>
+              </w:rPr>
+              <w:t>prediction</w:t>
+            </w:r>
+            <w:proofErr w:type="spellEnd"/>
+            <w:r>
+              <w:rPr>
+                <w:sz w:val="19"/>
+                <w:szCs w:val="19"/>
+              </w:rPr>
+              <w:t xml:space="preserve"> zlepšuje základný </w:t>
+            </w:r>
+            <w:proofErr w:type="spellStart"/>
+            <w:r>
+              <w:rPr>
+                <w:sz w:val="19"/>
+                <w:szCs w:val="19"/>
+              </w:rPr>
+              <w:t>klasifikátor</w:t>
+            </w:r>
+            <w:proofErr w:type="spellEnd"/>
+            <w:r>
+              <w:rPr>
+                <w:sz w:val="19"/>
+                <w:szCs w:val="19"/>
+              </w:rPr>
+              <w:t xml:space="preserve"> a spotrebuje menej energie ako bežný </w:t>
+            </w:r>
+            <w:proofErr w:type="spellStart"/>
+            <w:r>
+              <w:rPr>
+                <w:sz w:val="19"/>
+                <w:szCs w:val="19"/>
+              </w:rPr>
+              <w:t>prompting</w:t>
+            </w:r>
+            <w:proofErr w:type="spellEnd"/>
+            <w:r>
+              <w:rPr>
+                <w:sz w:val="19"/>
+                <w:szCs w:val="19"/>
+              </w:rPr>
+              <w:t>.</w:t>
             </w:r>
           </w:p>
         </w:tc>
@@ -2070,7 +3832,55 @@
                 <w:sz w:val="19"/>
                 <w:szCs w:val="19"/>
               </w:rPr>
-              <w:t>Zdôvodnenie lineárneho TF-IDF baseline pri nevyvážených triedach. Dataset je iný než SemEval.</w:t>
+              <w:t xml:space="preserve">Zdôvodnenie lineárneho TF-IDF </w:t>
+            </w:r>
+            <w:proofErr w:type="spellStart"/>
+            <w:r>
+              <w:rPr>
+                <w:sz w:val="19"/>
+                <w:szCs w:val="19"/>
+              </w:rPr>
+              <w:t>baseline</w:t>
+            </w:r>
+            <w:proofErr w:type="spellEnd"/>
+            <w:r>
+              <w:rPr>
+                <w:sz w:val="19"/>
+                <w:szCs w:val="19"/>
+              </w:rPr>
+              <w:t xml:space="preserve"> pri nevyvážených triedach. </w:t>
+            </w:r>
+            <w:proofErr w:type="spellStart"/>
+            <w:r>
+              <w:rPr>
+                <w:sz w:val="19"/>
+                <w:szCs w:val="19"/>
+              </w:rPr>
+              <w:t>Dataset</w:t>
+            </w:r>
+            <w:proofErr w:type="spellEnd"/>
+            <w:r>
+              <w:rPr>
+                <w:sz w:val="19"/>
+                <w:szCs w:val="19"/>
+              </w:rPr>
+              <w:t xml:space="preserve"> je iný než </w:t>
+            </w:r>
+            <w:proofErr w:type="spellStart"/>
+            <w:r>
+              <w:rPr>
+                <w:sz w:val="19"/>
+                <w:szCs w:val="19"/>
+              </w:rPr>
+              <w:t>SemEval</w:t>
+            </w:r>
+            <w:proofErr w:type="spellEnd"/>
+            <w:r>
+              <w:rPr>
+                <w:sz w:val="19"/>
+                <w:szCs w:val="19"/>
+              </w:rPr>
+              <w:t>.</w:t>
             </w:r>
           </w:p>
         </w:tc>
@@ -2093,12 +3903,53 @@
             </w:tcMar>
           </w:tcPr>
           <w:p>
-            <w:r>
-              <w:rPr>
-                <w:sz w:val="19"/>
-                <w:szCs w:val="19"/>
-              </w:rPr>
-              <w:t>Pantelidis, Randl, Henriksson (2025), arXiv:2512.05732</w:t>
+            <w:proofErr w:type="spellStart"/>
+            <w:r>
+              <w:rPr>
+                <w:sz w:val="19"/>
+                <w:szCs w:val="19"/>
+              </w:rPr>
+              <w:t>Pantelidis</w:t>
+            </w:r>
+            <w:proofErr w:type="spellEnd"/>
+            <w:r>
+              <w:rPr>
+                <w:sz w:val="19"/>
+                <w:szCs w:val="19"/>
+              </w:rPr>
+              <w:t xml:space="preserve">, </w:t>
+            </w:r>
+            <w:proofErr w:type="spellStart"/>
+            <w:r>
+              <w:rPr>
+                <w:sz w:val="19"/>
+                <w:szCs w:val="19"/>
+              </w:rPr>
+              <w:t>Randl</w:t>
+            </w:r>
+            <w:proofErr w:type="spellEnd"/>
+            <w:r>
+              <w:rPr>
+                <w:sz w:val="19"/>
+                <w:szCs w:val="19"/>
+              </w:rPr>
+              <w:t xml:space="preserve">, </w:t>
+            </w:r>
+            <w:proofErr w:type="spellStart"/>
+            <w:r>
+              <w:rPr>
+                <w:sz w:val="19"/>
+                <w:szCs w:val="19"/>
+              </w:rPr>
+              <w:t>Henriksson</w:t>
+            </w:r>
+            <w:proofErr w:type="spellEnd"/>
+            <w:r>
+              <w:rPr>
+                <w:sz w:val="19"/>
+                <w:szCs w:val="19"/>
+              </w:rPr>
+              <w:t xml:space="preserve"> (2025), arXiv:2512.05732</w:t>
             </w:r>
           </w:p>
         </w:tc>
@@ -2119,12 +3970,101 @@
             </w:tcMar>
           </w:tcPr>
           <w:p>
-            <w:r>
-              <w:rPr>
-                <w:sz w:val="19"/>
-                <w:szCs w:val="19"/>
-              </w:rPr>
-              <w:t>CICLe skúšaný na všeobecných benchmarkoch (AG News, DBpedia-14, Yahoo Answers, GoEmotions), nie na potravinách. Zlepšuje základný klasifikátor, znižuje počet príkladov v prompte a dĺžku promptu a pomáha najmä pri nevyváženosti tried. Presné percentá neuvádzame: v abstrakte sa líšia od hodnôt v tabuľke článku.</w:t>
+            <w:proofErr w:type="spellStart"/>
+            <w:r>
+              <w:rPr>
+                <w:sz w:val="19"/>
+                <w:szCs w:val="19"/>
+              </w:rPr>
+              <w:t>CICLe</w:t>
+            </w:r>
+            <w:proofErr w:type="spellEnd"/>
+            <w:r>
+              <w:rPr>
+                <w:sz w:val="19"/>
+                <w:szCs w:val="19"/>
+              </w:rPr>
+              <w:t xml:space="preserve"> skúšaný na všeobecných benchmarkoch (AG News, DBpedia-14, Yahoo </w:t>
+            </w:r>
+            <w:proofErr w:type="spellStart"/>
+            <w:r>
+              <w:rPr>
+                <w:sz w:val="19"/>
+                <w:szCs w:val="19"/>
+              </w:rPr>
+              <w:t>Answers</w:t>
+            </w:r>
+            <w:proofErr w:type="spellEnd"/>
+            <w:r>
+              <w:rPr>
+                <w:sz w:val="19"/>
+                <w:szCs w:val="19"/>
+              </w:rPr>
+              <w:t xml:space="preserve">, </w:t>
+            </w:r>
+            <w:proofErr w:type="spellStart"/>
+            <w:r>
+              <w:rPr>
+                <w:sz w:val="19"/>
+                <w:szCs w:val="19"/>
+              </w:rPr>
+              <w:t>GoEmotions</w:t>
+            </w:r>
+            <w:proofErr w:type="spellEnd"/>
+            <w:r>
+              <w:rPr>
+                <w:sz w:val="19"/>
+                <w:szCs w:val="19"/>
+              </w:rPr>
+              <w:t xml:space="preserve">), nie na potravinách. Zlepšuje základný </w:t>
+            </w:r>
+            <w:proofErr w:type="spellStart"/>
+            <w:r>
+              <w:rPr>
+                <w:sz w:val="19"/>
+                <w:szCs w:val="19"/>
+              </w:rPr>
+              <w:t>klasifikátor</w:t>
+            </w:r>
+            <w:proofErr w:type="spellEnd"/>
+            <w:r>
+              <w:rPr>
+                <w:sz w:val="19"/>
+                <w:szCs w:val="19"/>
+              </w:rPr>
+              <w:t xml:space="preserve">, znižuje počet príkladov v </w:t>
+            </w:r>
+            <w:proofErr w:type="spellStart"/>
+            <w:r>
+              <w:rPr>
+                <w:sz w:val="19"/>
+                <w:szCs w:val="19"/>
+              </w:rPr>
+              <w:t>prompte</w:t>
+            </w:r>
+            <w:proofErr w:type="spellEnd"/>
+            <w:r>
+              <w:rPr>
+                <w:sz w:val="19"/>
+                <w:szCs w:val="19"/>
+              </w:rPr>
+              <w:t xml:space="preserve"> a dĺžku </w:t>
+            </w:r>
+            <w:proofErr w:type="spellStart"/>
+            <w:r>
+              <w:rPr>
+                <w:sz w:val="19"/>
+                <w:szCs w:val="19"/>
+              </w:rPr>
+              <w:t>promptu</w:t>
+            </w:r>
+            <w:proofErr w:type="spellEnd"/>
+            <w:r>
+              <w:rPr>
+                <w:sz w:val="19"/>
+                <w:szCs w:val="19"/>
+              </w:rPr>
+              <w:t xml:space="preserve"> a pomáha najmä pri nevyváženosti tried. Presné percentá neuvádzame: v abstrakte sa líšia od hodnôt v tabuľke článku.</w:t>
             </w:r>
           </w:p>
         </w:tc>
@@ -2173,12 +4113,21 @@
             </w:tcMar>
           </w:tcPr>
           <w:p>
-            <w:r>
-              <w:rPr>
-                <w:sz w:val="19"/>
-                <w:szCs w:val="19"/>
-              </w:rPr>
-              <w:t>Cai et al. (2025), Ustnlp16, arXiv:2505.00021</w:t>
+            <w:proofErr w:type="spellStart"/>
+            <w:r>
+              <w:rPr>
+                <w:sz w:val="19"/>
+                <w:szCs w:val="19"/>
+              </w:rPr>
+              <w:t>Cai</w:t>
+            </w:r>
+            <w:proofErr w:type="spellEnd"/>
+            <w:r>
+              <w:rPr>
+                <w:sz w:val="19"/>
+                <w:szCs w:val="19"/>
+              </w:rPr>
+              <w:t xml:space="preserve"> et al. (2025), Ustnlp16, arXiv:2505.00021</w:t>
             </w:r>
           </w:p>
         </w:tc>
@@ -2204,7 +4153,151 @@
                 <w:sz w:val="19"/>
                 <w:szCs w:val="19"/>
               </w:rPr>
-              <w:t>BERT a RoBERTa, náhodný oversampling, Easy Data Augmentation a focal loss. Podľa autorov EDA zmierňuje nevyváženosť a kombinácia s focal loss zvyšuje robustnosť na ťažkých príkladoch. Výsledok v súťaži: ST1 0,7654 (13. miesto), ST2 0,4512 (12. miesto).</w:t>
+              <w:t xml:space="preserve">BERT a </w:t>
+            </w:r>
+            <w:proofErr w:type="spellStart"/>
+            <w:r>
+              <w:rPr>
+                <w:sz w:val="19"/>
+                <w:szCs w:val="19"/>
+              </w:rPr>
+              <w:t>RoBERTa</w:t>
+            </w:r>
+            <w:proofErr w:type="spellEnd"/>
+            <w:r>
+              <w:rPr>
+                <w:sz w:val="19"/>
+                <w:szCs w:val="19"/>
+              </w:rPr>
+              <w:t xml:space="preserve">, náhodný </w:t>
+            </w:r>
+            <w:proofErr w:type="spellStart"/>
+            <w:r>
+              <w:rPr>
+                <w:sz w:val="19"/>
+                <w:szCs w:val="19"/>
+              </w:rPr>
+              <w:t>oversampling</w:t>
+            </w:r>
+            <w:proofErr w:type="spellEnd"/>
+            <w:r>
+              <w:rPr>
+                <w:sz w:val="19"/>
+                <w:szCs w:val="19"/>
+              </w:rPr>
+              <w:t xml:space="preserve">, </w:t>
+            </w:r>
+            <w:proofErr w:type="spellStart"/>
+            <w:r>
+              <w:rPr>
+                <w:sz w:val="19"/>
+                <w:szCs w:val="19"/>
+              </w:rPr>
+              <w:t>Easy</w:t>
+            </w:r>
+            <w:proofErr w:type="spellEnd"/>
+            <w:r>
+              <w:rPr>
+                <w:sz w:val="19"/>
+                <w:szCs w:val="19"/>
+              </w:rPr>
+              <w:t xml:space="preserve"> </w:t>
+            </w:r>
+            <w:proofErr w:type="spellStart"/>
+            <w:r>
+              <w:rPr>
+                <w:sz w:val="19"/>
+                <w:szCs w:val="19"/>
+              </w:rPr>
+              <w:t>Data</w:t>
+            </w:r>
+            <w:proofErr w:type="spellEnd"/>
+            <w:r>
+              <w:rPr>
+                <w:sz w:val="19"/>
+                <w:szCs w:val="19"/>
+              </w:rPr>
+              <w:t xml:space="preserve"> </w:t>
+            </w:r>
+            <w:proofErr w:type="spellStart"/>
+            <w:r>
+              <w:rPr>
+                <w:sz w:val="19"/>
+                <w:szCs w:val="19"/>
+              </w:rPr>
+              <w:t>Augmentation</w:t>
+            </w:r>
+            <w:proofErr w:type="spellEnd"/>
+            <w:r>
+              <w:rPr>
+                <w:sz w:val="19"/>
+                <w:szCs w:val="19"/>
+              </w:rPr>
+              <w:t xml:space="preserve"> a </w:t>
+            </w:r>
+            <w:proofErr w:type="spellStart"/>
+            <w:r>
+              <w:rPr>
+                <w:sz w:val="19"/>
+                <w:szCs w:val="19"/>
+              </w:rPr>
+              <w:t>focal</w:t>
+            </w:r>
+            <w:proofErr w:type="spellEnd"/>
+            <w:r>
+              <w:rPr>
+                <w:sz w:val="19"/>
+                <w:szCs w:val="19"/>
+              </w:rPr>
+              <w:t xml:space="preserve"> </w:t>
+            </w:r>
+            <w:proofErr w:type="spellStart"/>
+            <w:r>
+              <w:rPr>
+                <w:sz w:val="19"/>
+                <w:szCs w:val="19"/>
+              </w:rPr>
+              <w:t>loss</w:t>
+            </w:r>
+            <w:proofErr w:type="spellEnd"/>
+            <w:r>
+              <w:rPr>
+                <w:sz w:val="19"/>
+                <w:szCs w:val="19"/>
+              </w:rPr>
+              <w:t xml:space="preserve">. Podľa autorov EDA zmierňuje nevyváženosť a kombinácia s </w:t>
+            </w:r>
+            <w:proofErr w:type="spellStart"/>
+            <w:r>
+              <w:rPr>
+                <w:sz w:val="19"/>
+                <w:szCs w:val="19"/>
+              </w:rPr>
+              <w:t>focal</w:t>
+            </w:r>
+            <w:proofErr w:type="spellEnd"/>
+            <w:r>
+              <w:rPr>
+                <w:sz w:val="19"/>
+                <w:szCs w:val="19"/>
+              </w:rPr>
+              <w:t xml:space="preserve"> </w:t>
+            </w:r>
+            <w:proofErr w:type="spellStart"/>
+            <w:r>
+              <w:rPr>
+                <w:sz w:val="19"/>
+                <w:szCs w:val="19"/>
+              </w:rPr>
+              <w:t>loss</w:t>
+            </w:r>
+            <w:proofErr w:type="spellEnd"/>
+            <w:r>
+              <w:rPr>
+                <w:sz w:val="19"/>
+                <w:szCs w:val="19"/>
+              </w:rPr>
+              <w:t xml:space="preserve"> zvyšuje robustnosť na ťažkých príkladoch. Výsledok v súťaži: ST1 0,7654 (13. miesto), ST2 0,4512 (12. miesto).</w:t>
             </w:r>
           </w:p>
         </w:tc>
@@ -2253,12 +4346,37 @@
             </w:tcMar>
           </w:tcPr>
           <w:p>
-            <w:r>
-              <w:rPr>
-                <w:sz w:val="19"/>
-                <w:szCs w:val="19"/>
-              </w:rPr>
-              <w:t>Papadopoulou et al. (2025), BrightCookies, arXiv:2504.20703</w:t>
+            <w:proofErr w:type="spellStart"/>
+            <w:r>
+              <w:rPr>
+                <w:sz w:val="19"/>
+                <w:szCs w:val="19"/>
+              </w:rPr>
+              <w:t>Papadopoulou</w:t>
+            </w:r>
+            <w:proofErr w:type="spellEnd"/>
+            <w:r>
+              <w:rPr>
+                <w:sz w:val="19"/>
+                <w:szCs w:val="19"/>
+              </w:rPr>
+              <w:t xml:space="preserve"> et al. (2025), </w:t>
+            </w:r>
+            <w:proofErr w:type="spellStart"/>
+            <w:r>
+              <w:rPr>
+                <w:sz w:val="19"/>
+                <w:szCs w:val="19"/>
+              </w:rPr>
+              <w:t>BrightCookies</w:t>
+            </w:r>
+            <w:proofErr w:type="spellEnd"/>
+            <w:r>
+              <w:rPr>
+                <w:sz w:val="19"/>
+                <w:szCs w:val="19"/>
+              </w:rPr>
+              <w:t>, arXiv:2504.20703</w:t>
             </w:r>
           </w:p>
         </w:tc>
@@ -2284,7 +4402,135 @@
                 <w:sz w:val="19"/>
                 <w:szCs w:val="19"/>
               </w:rPr>
-              <w:t xml:space="preserve">TF-IDF so šiestimi klasifikátormi (SVM, LR, strom, náhodný les, naivný Bayes, kNN) a BERT, RoBERTa, DistilBERT, ModernBERT; augmentácia slov (synonymá, výmena slov, kontextové vkladanie). Transformery boli vo </w:t>
+              <w:t xml:space="preserve">TF-IDF so šiestimi </w:t>
+            </w:r>
+            <w:proofErr w:type="spellStart"/>
+            <w:r>
+              <w:rPr>
+                <w:sz w:val="19"/>
+                <w:szCs w:val="19"/>
+              </w:rPr>
+              <w:t>klasifikátormi</w:t>
+            </w:r>
+            <w:proofErr w:type="spellEnd"/>
+            <w:r>
+              <w:rPr>
+                <w:sz w:val="19"/>
+                <w:szCs w:val="19"/>
+              </w:rPr>
+              <w:t xml:space="preserve"> (SVM, LR, strom, náhodný les, naivný </w:t>
+            </w:r>
+            <w:proofErr w:type="spellStart"/>
+            <w:r>
+              <w:rPr>
+                <w:sz w:val="19"/>
+                <w:szCs w:val="19"/>
+              </w:rPr>
+              <w:t>Bayes</w:t>
+            </w:r>
+            <w:proofErr w:type="spellEnd"/>
+            <w:r>
+              <w:rPr>
+                <w:sz w:val="19"/>
+                <w:szCs w:val="19"/>
+              </w:rPr>
+              <w:t xml:space="preserve">, </w:t>
+            </w:r>
+            <w:proofErr w:type="spellStart"/>
+            <w:r>
+              <w:rPr>
+                <w:sz w:val="19"/>
+                <w:szCs w:val="19"/>
+              </w:rPr>
+              <w:t>kNN</w:t>
+            </w:r>
+            <w:proofErr w:type="spellEnd"/>
+            <w:r>
+              <w:rPr>
+                <w:sz w:val="19"/>
+                <w:szCs w:val="19"/>
+              </w:rPr>
+              <w:t xml:space="preserve">) a BERT, </w:t>
+            </w:r>
+            <w:proofErr w:type="spellStart"/>
+            <w:r>
+              <w:rPr>
+                <w:sz w:val="19"/>
+                <w:szCs w:val="19"/>
+              </w:rPr>
+              <w:t>RoBERTa</w:t>
+            </w:r>
+            <w:proofErr w:type="spellEnd"/>
+            <w:r>
+              <w:rPr>
+                <w:sz w:val="19"/>
+                <w:szCs w:val="19"/>
+              </w:rPr>
+              <w:t xml:space="preserve">, </w:t>
+            </w:r>
+            <w:proofErr w:type="spellStart"/>
+            <w:r>
+              <w:rPr>
+                <w:sz w:val="19"/>
+                <w:szCs w:val="19"/>
+              </w:rPr>
+              <w:t>DistilBERT</w:t>
+            </w:r>
+            <w:proofErr w:type="spellEnd"/>
+            <w:r>
+              <w:rPr>
+                <w:sz w:val="19"/>
+                <w:szCs w:val="19"/>
+              </w:rPr>
+              <w:t xml:space="preserve">, </w:t>
+            </w:r>
+            <w:proofErr w:type="spellStart"/>
+            <w:r>
+              <w:rPr>
+                <w:sz w:val="19"/>
+                <w:szCs w:val="19"/>
+              </w:rPr>
+              <w:t>ModernBERT</w:t>
+            </w:r>
+            <w:proofErr w:type="spellEnd"/>
+            <w:r>
+              <w:rPr>
+                <w:sz w:val="19"/>
+                <w:szCs w:val="19"/>
+              </w:rPr>
+              <w:t xml:space="preserve">; </w:t>
+            </w:r>
+            <w:proofErr w:type="spellStart"/>
+            <w:r>
+              <w:rPr>
+                <w:sz w:val="19"/>
+                <w:szCs w:val="19"/>
+              </w:rPr>
+              <w:t>augmentácia</w:t>
+            </w:r>
+            <w:proofErr w:type="spellEnd"/>
+            <w:r>
+              <w:rPr>
+                <w:sz w:val="19"/>
+                <w:szCs w:val="19"/>
+              </w:rPr>
+              <w:t xml:space="preserve"> slov (synonymá, výmena slov, kontextové vkladanie). </w:t>
+            </w:r>
+            <w:proofErr w:type="spellStart"/>
+            <w:r>
+              <w:rPr>
+                <w:sz w:val="19"/>
+                <w:szCs w:val="19"/>
+              </w:rPr>
+              <w:t>Transformery</w:t>
+            </w:r>
+            <w:proofErr w:type="spellEnd"/>
+            <w:r>
+              <w:rPr>
+                <w:sz w:val="19"/>
+                <w:szCs w:val="19"/>
+              </w:rPr>
+              <w:t xml:space="preserve"> boli vo </w:t>
             </w:r>
             <w:r>
               <w:rPr>
@@ -2292,7 +4538,23 @@
                 <w:szCs w:val="19"/>
               </w:rPr>
               <w:lastRenderedPageBreak/>
-              <w:t>všeobecnosti lepšie a žiadna augmentácia nezlepšila celkový výsledok konzistentne. Súťaž: ST1 0,7610 (15. z 27), ST2 0,4529 (11. z 26).</w:t>
+              <w:t xml:space="preserve">všeobecnosti lepšie a žiadna </w:t>
+            </w:r>
+            <w:proofErr w:type="spellStart"/>
+            <w:r>
+              <w:rPr>
+                <w:sz w:val="19"/>
+                <w:szCs w:val="19"/>
+              </w:rPr>
+              <w:t>augmentácia</w:t>
+            </w:r>
+            <w:proofErr w:type="spellEnd"/>
+            <w:r>
+              <w:rPr>
+                <w:sz w:val="19"/>
+                <w:szCs w:val="19"/>
+              </w:rPr>
+              <w:t xml:space="preserve"> nezlepšila celkový výsledok konzistentne. Súťaž: ST1 0,7610 (15. z 27), ST2 0,4529 (11. z 26).</w:t>
             </w:r>
           </w:p>
         </w:tc>
@@ -2313,13 +4575,22 @@
             </w:tcMar>
           </w:tcPr>
           <w:p>
+            <w:proofErr w:type="spellStart"/>
             <w:r>
               <w:rPr>
                 <w:sz w:val="19"/>
                 <w:szCs w:val="19"/>
               </w:rPr>
               <w:lastRenderedPageBreak/>
-              <w:t>Augmentácia nie je automatické zlepšenie; referencia pre stredný výsledok súťaže.</w:t>
+              <w:t>Augmentácia</w:t>
+            </w:r>
+            <w:proofErr w:type="spellEnd"/>
+            <w:r>
+              <w:rPr>
+                <w:sz w:val="19"/>
+                <w:szCs w:val="19"/>
+              </w:rPr>
+              <w:t xml:space="preserve"> nie je automatické zlepšenie; referencia pre stredný výsledok súťaže.</w:t>
             </w:r>
           </w:p>
         </w:tc>
@@ -2342,12 +4613,37 @@
             </w:tcMar>
           </w:tcPr>
           <w:p>
-            <w:r>
-              <w:rPr>
-                <w:sz w:val="19"/>
-                <w:szCs w:val="19"/>
-              </w:rPr>
-              <w:t>Pedregosa et al. (2011); Fan et al. (2008)</w:t>
+            <w:proofErr w:type="spellStart"/>
+            <w:r>
+              <w:rPr>
+                <w:sz w:val="19"/>
+                <w:szCs w:val="19"/>
+              </w:rPr>
+              <w:t>Pedregosa</w:t>
+            </w:r>
+            <w:proofErr w:type="spellEnd"/>
+            <w:r>
+              <w:rPr>
+                <w:sz w:val="19"/>
+                <w:szCs w:val="19"/>
+              </w:rPr>
+              <w:t xml:space="preserve"> et al. (2011); </w:t>
+            </w:r>
+            <w:proofErr w:type="spellStart"/>
+            <w:r>
+              <w:rPr>
+                <w:sz w:val="19"/>
+                <w:szCs w:val="19"/>
+              </w:rPr>
+              <w:t>Fan</w:t>
+            </w:r>
+            <w:proofErr w:type="spellEnd"/>
+            <w:r>
+              <w:rPr>
+                <w:sz w:val="19"/>
+                <w:szCs w:val="19"/>
+              </w:rPr>
+              <w:t xml:space="preserve"> et al. (2008)</w:t>
             </w:r>
           </w:p>
         </w:tc>
@@ -2368,12 +4664,21 @@
             </w:tcMar>
           </w:tcPr>
           <w:p>
-            <w:r>
-              <w:rPr>
-                <w:sz w:val="19"/>
-                <w:szCs w:val="19"/>
-              </w:rPr>
-              <w:t>scikit-learn; LIBLINEAR.</w:t>
+            <w:proofErr w:type="spellStart"/>
+            <w:r>
+              <w:rPr>
+                <w:sz w:val="19"/>
+                <w:szCs w:val="19"/>
+              </w:rPr>
+              <w:t>scikit-learn</w:t>
+            </w:r>
+            <w:proofErr w:type="spellEnd"/>
+            <w:r>
+              <w:rPr>
+                <w:sz w:val="19"/>
+                <w:szCs w:val="19"/>
+              </w:rPr>
+              <w:t>; LIBLINEAR.</w:t>
             </w:r>
           </w:p>
         </w:tc>
@@ -2399,7 +4704,71 @@
                 <w:sz w:val="19"/>
                 <w:szCs w:val="19"/>
               </w:rPr>
-              <w:t>Implementácia baseline (LogisticRegression s liblinear, LinearSVC).</w:t>
+              <w:t xml:space="preserve">Implementácia </w:t>
+            </w:r>
+            <w:proofErr w:type="spellStart"/>
+            <w:r>
+              <w:rPr>
+                <w:sz w:val="19"/>
+                <w:szCs w:val="19"/>
+              </w:rPr>
+              <w:t>baseline</w:t>
+            </w:r>
+            <w:proofErr w:type="spellEnd"/>
+            <w:r>
+              <w:rPr>
+                <w:sz w:val="19"/>
+                <w:szCs w:val="19"/>
+              </w:rPr>
+              <w:t xml:space="preserve"> (</w:t>
+            </w:r>
+            <w:proofErr w:type="spellStart"/>
+            <w:r>
+              <w:rPr>
+                <w:sz w:val="19"/>
+                <w:szCs w:val="19"/>
+              </w:rPr>
+              <w:t>LogisticRegression</w:t>
+            </w:r>
+            <w:proofErr w:type="spellEnd"/>
+            <w:r>
+              <w:rPr>
+                <w:sz w:val="19"/>
+                <w:szCs w:val="19"/>
+              </w:rPr>
+              <w:t xml:space="preserve"> s </w:t>
+            </w:r>
+            <w:proofErr w:type="spellStart"/>
+            <w:r>
+              <w:rPr>
+                <w:sz w:val="19"/>
+                <w:szCs w:val="19"/>
+              </w:rPr>
+              <w:t>liblinear</w:t>
+            </w:r>
+            <w:proofErr w:type="spellEnd"/>
+            <w:r>
+              <w:rPr>
+                <w:sz w:val="19"/>
+                <w:szCs w:val="19"/>
+              </w:rPr>
+              <w:t xml:space="preserve">, </w:t>
+            </w:r>
+            <w:proofErr w:type="spellStart"/>
+            <w:r>
+              <w:rPr>
+                <w:sz w:val="19"/>
+                <w:szCs w:val="19"/>
+              </w:rPr>
+              <w:t>LinearSVC</w:t>
+            </w:r>
+            <w:proofErr w:type="spellEnd"/>
+            <w:r>
+              <w:rPr>
+                <w:sz w:val="19"/>
+                <w:szCs w:val="19"/>
+              </w:rPr>
+              <w:t>).</w:t>
             </w:r>
           </w:p>
         </w:tc>
@@ -2422,12 +4791,69 @@
             </w:tcMar>
           </w:tcPr>
           <w:p>
-            <w:r>
-              <w:rPr>
-                <w:sz w:val="19"/>
-                <w:szCs w:val="19"/>
-              </w:rPr>
-              <w:t>Manning, Raghavan, Schütze (2008); Jurafsky, Martin (SLP3)</w:t>
+            <w:proofErr w:type="spellStart"/>
+            <w:r>
+              <w:rPr>
+                <w:sz w:val="19"/>
+                <w:szCs w:val="19"/>
+              </w:rPr>
+              <w:t>Manning</w:t>
+            </w:r>
+            <w:proofErr w:type="spellEnd"/>
+            <w:r>
+              <w:rPr>
+                <w:sz w:val="19"/>
+                <w:szCs w:val="19"/>
+              </w:rPr>
+              <w:t xml:space="preserve">, </w:t>
+            </w:r>
+            <w:proofErr w:type="spellStart"/>
+            <w:r>
+              <w:rPr>
+                <w:sz w:val="19"/>
+                <w:szCs w:val="19"/>
+              </w:rPr>
+              <w:t>Raghavan</w:t>
+            </w:r>
+            <w:proofErr w:type="spellEnd"/>
+            <w:r>
+              <w:rPr>
+                <w:sz w:val="19"/>
+                <w:szCs w:val="19"/>
+              </w:rPr>
+              <w:t xml:space="preserve">, </w:t>
+            </w:r>
+            <w:proofErr w:type="spellStart"/>
+            <w:r>
+              <w:rPr>
+                <w:sz w:val="19"/>
+                <w:szCs w:val="19"/>
+              </w:rPr>
+              <w:t>Schütze</w:t>
+            </w:r>
+            <w:proofErr w:type="spellEnd"/>
+            <w:r>
+              <w:rPr>
+                <w:sz w:val="19"/>
+                <w:szCs w:val="19"/>
+              </w:rPr>
+              <w:t xml:space="preserve"> (2008); </w:t>
+            </w:r>
+            <w:proofErr w:type="spellStart"/>
+            <w:r>
+              <w:rPr>
+                <w:sz w:val="19"/>
+                <w:szCs w:val="19"/>
+              </w:rPr>
+              <w:t>Jurafsky</w:t>
+            </w:r>
+            <w:proofErr w:type="spellEnd"/>
+            <w:r>
+              <w:rPr>
+                <w:sz w:val="19"/>
+                <w:szCs w:val="19"/>
+              </w:rPr>
+              <w:t>, Martin (SLP3)</w:t>
             </w:r>
           </w:p>
         </w:tc>
@@ -2453,7 +4879,23 @@
                 <w:sz w:val="19"/>
                 <w:szCs w:val="19"/>
               </w:rPr>
-              <w:t>TF-IDF, lineárna klasifikácia, F1 a macro-priemerovanie.</w:t>
+              <w:t xml:space="preserve">TF-IDF, lineárna klasifikácia, F1 a </w:t>
+            </w:r>
+            <w:proofErr w:type="spellStart"/>
+            <w:r>
+              <w:rPr>
+                <w:sz w:val="19"/>
+                <w:szCs w:val="19"/>
+              </w:rPr>
+              <w:t>macro</w:t>
+            </w:r>
+            <w:proofErr w:type="spellEnd"/>
+            <w:r>
+              <w:rPr>
+                <w:sz w:val="19"/>
+                <w:szCs w:val="19"/>
+              </w:rPr>
+              <w:t>-priemerovanie.</w:t>
             </w:r>
           </w:p>
         </w:tc>
@@ -2515,7 +4957,71 @@
         <w:jc w:val="both"/>
       </w:pPr>
       <w:r>
-        <w:t>Čo sa v súťaži osvedčilo: modely typu transformer namiesto klasických (BrightCookies, Ustnlp16), práca s nevyváženosťou (focal loss, oversampling, rozšírenie dát; Anastasia, Ustnlp16, MyMy), ensemble (Anastasia) a v ST2 dvojstupňový postup so zúžením kandidátov a LLM (SRCB).</w:t>
+        <w:t xml:space="preserve">Čo sa v súťaži osvedčilo: modely typu </w:t>
+      </w:r>
+      <w:proofErr w:type="spellStart"/>
+      <w:r>
+        <w:t>transformer</w:t>
+      </w:r>
+      <w:proofErr w:type="spellEnd"/>
+      <w:r>
+        <w:t xml:space="preserve"> namiesto klasických (</w:t>
+      </w:r>
+      <w:proofErr w:type="spellStart"/>
+      <w:r>
+        <w:t>BrightCookies</w:t>
+      </w:r>
+      <w:proofErr w:type="spellEnd"/>
+      <w:r>
+        <w:t>, Ustnlp16), práca s nevyváženosťou (</w:t>
+      </w:r>
+      <w:proofErr w:type="spellStart"/>
+      <w:r>
+        <w:t>focal</w:t>
+      </w:r>
+      <w:proofErr w:type="spellEnd"/>
+      <w:r>
+        <w:t xml:space="preserve"> </w:t>
+      </w:r>
+      <w:proofErr w:type="spellStart"/>
+      <w:r>
+        <w:t>loss</w:t>
+      </w:r>
+      <w:proofErr w:type="spellEnd"/>
+      <w:r>
+        <w:t xml:space="preserve">, </w:t>
+      </w:r>
+      <w:proofErr w:type="spellStart"/>
+      <w:r>
+        <w:t>oversampling</w:t>
+      </w:r>
+      <w:proofErr w:type="spellEnd"/>
+      <w:r>
+        <w:t xml:space="preserve">, rozšírenie dát; </w:t>
+      </w:r>
+      <w:proofErr w:type="spellStart"/>
+      <w:r>
+        <w:t>Anastasia</w:t>
+      </w:r>
+      <w:proofErr w:type="spellEnd"/>
+      <w:r>
+        <w:t xml:space="preserve">, Ustnlp16, </w:t>
+      </w:r>
+      <w:proofErr w:type="spellStart"/>
+      <w:r>
+        <w:t>MyMy</w:t>
+      </w:r>
+      <w:proofErr w:type="spellEnd"/>
+      <w:r>
+        <w:t>), ensemble (</w:t>
+      </w:r>
+      <w:proofErr w:type="spellStart"/>
+      <w:r>
+        <w:t>Anastasia</w:t>
+      </w:r>
+      <w:proofErr w:type="spellEnd"/>
+      <w:r>
+        <w:t>) a v ST2 dvojstupňový postup so zúžením kandidátov a LLM (SRCB).</w:t>
       </w:r>
     </w:p>
     <w:p>
@@ -2529,7 +5035,23 @@
         <w:jc w:val="both"/>
       </w:pPr>
       <w:r>
-        <w:t>Jednoduchý TF-IDF s lineárnym modelom je pri nevyváženosti silný baseline (Randl et al., 2024).</w:t>
+        <w:t xml:space="preserve">Jednoduchý TF-IDF s lineárnym modelom je pri nevyváženosti silný </w:t>
+      </w:r>
+      <w:proofErr w:type="spellStart"/>
+      <w:r>
+        <w:t>baseline</w:t>
+      </w:r>
+      <w:proofErr w:type="spellEnd"/>
+      <w:r>
+        <w:t xml:space="preserve"> (</w:t>
+      </w:r>
+      <w:proofErr w:type="spellStart"/>
+      <w:r>
+        <w:t>Randl</w:t>
+      </w:r>
+      <w:proofErr w:type="spellEnd"/>
+      <w:r>
+        <w:t xml:space="preserve"> et al., 2024).</w:t>
       </w:r>
     </w:p>
     <w:p>
@@ -2556,8 +5078,45 @@
         <w:spacing w:after="60"/>
         <w:jc w:val="both"/>
       </w:pPr>
-      <w:r>
-        <w:t>Augmentácia nemá konzistentný efekt (Papadopoulou et al., 2025), ale víťazný tím v ST1 ju spolu s focal loss použil (Le et al., 2025), takže záleží na tom, ako sa použije.</w:t>
+      <w:proofErr w:type="spellStart"/>
+      <w:r>
+        <w:t>Augmentácia</w:t>
+      </w:r>
+      <w:proofErr w:type="spellEnd"/>
+      <w:r>
+        <w:t xml:space="preserve"> nemá konzistentný efekt (</w:t>
+      </w:r>
+      <w:proofErr w:type="spellStart"/>
+      <w:r>
+        <w:t>Papadopoulou</w:t>
+      </w:r>
+      <w:proofErr w:type="spellEnd"/>
+      <w:r>
+        <w:t xml:space="preserve"> et al., 2025), ale víťazný tím v ST1 ju spolu s </w:t>
+      </w:r>
+      <w:proofErr w:type="spellStart"/>
+      <w:r>
+        <w:t>focal</w:t>
+      </w:r>
+      <w:proofErr w:type="spellEnd"/>
+      <w:r>
+        <w:t xml:space="preserve"> </w:t>
+      </w:r>
+      <w:proofErr w:type="spellStart"/>
+      <w:r>
+        <w:t>loss</w:t>
+      </w:r>
+      <w:proofErr w:type="spellEnd"/>
+      <w:r>
+        <w:t xml:space="preserve"> použil (</w:t>
+      </w:r>
+      <w:proofErr w:type="spellStart"/>
+      <w:r>
+        <w:t>Le</w:t>
+      </w:r>
+      <w:proofErr w:type="spellEnd"/>
+      <w:r>
+        <w:t xml:space="preserve"> et al., 2025), takže záleží na tom, ako sa použije.</w:t>
       </w:r>
     </w:p>
     <w:p>
@@ -2566,7 +5125,23 @@
         <w:jc w:val="both"/>
       </w:pPr>
       <w:r>
-        <w:t>Čo to znamená pre nás: víťazné systémy sú výrazne zložitejšie než náš baseline (ensemble, LLM, rozšírené dáta). V 2. etape preto nechceme kopírovať celé riešenie najlepšieho tímu, ale vybrať z nich jeden alebo dva overené postupy, ktoré zvládneme dôsledne vyhodnotiť, a ukázať merateľné zlepšenie oproti baseline.</w:t>
+        <w:t xml:space="preserve">Čo to znamená pre nás: víťazné systémy sú výrazne zložitejšie než náš </w:t>
+      </w:r>
+      <w:proofErr w:type="spellStart"/>
+      <w:r>
+        <w:t>baseline</w:t>
+      </w:r>
+      <w:proofErr w:type="spellEnd"/>
+      <w:r>
+        <w:t xml:space="preserve"> (ensemble, LLM, rozšírené dáta). V 2. etape preto nechceme kopírovať celé riešenie najlepšieho tímu, ale vybrať z nich jeden alebo dva overené postupy, ktoré zvládneme dôsledne vyhodnotiť, a ukázať merateľné zlepšenie oproti </w:t>
+      </w:r>
+      <w:proofErr w:type="spellStart"/>
+      <w:r>
+        <w:t>baseline</w:t>
+      </w:r>
+      <w:proofErr w:type="spellEnd"/>
+      <w:r>
+        <w:t>.</w:t>
       </w:r>
     </w:p>
     <w:p>
@@ -2577,10 +5152,1137 @@
     </w:p>
     <w:p>
       <w:pPr>
+        <w:pStyle w:val="Nadpis2"/>
+      </w:pPr>
+      <w:r>
+        <w:t>3.1 Možné metódy a zdôvodnenie výberu</w:t>
+      </w:r>
+    </w:p>
+    <w:p>
+      <w:pPr>
         <w:spacing w:after="120"/>
         <w:jc w:val="both"/>
       </w:pPr>
-    </w:p>
+      <w:r>
+        <w:t>Klasifikáciu hlásení je možné riešiť viacerými spôsobmi. V tabuľke sú metódy od najjednoduchších po najzložitejšie, s ich výhodami a nevýhodami pre našu úlohu.</w:t>
+      </w:r>
+    </w:p>
+    <w:tbl>
+      <w:tblPr>
+        <w:tblStyle w:val="Mriekatabuky"/>
+        <w:tblW w:w="0" w:type="auto"/>
+        <w:tblBorders>
+          <w:top w:val="single" w:sz="4" w:space="0" w:color="ADADAD" w:themeColor="background2" w:themeShade="BF"/>
+          <w:left w:val="single" w:sz="4" w:space="0" w:color="ADADAD" w:themeColor="background2" w:themeShade="BF"/>
+          <w:bottom w:val="single" w:sz="4" w:space="0" w:color="ADADAD" w:themeColor="background2" w:themeShade="BF"/>
+          <w:right w:val="single" w:sz="4" w:space="0" w:color="ADADAD" w:themeColor="background2" w:themeShade="BF"/>
+          <w:insideH w:val="single" w:sz="4" w:space="0" w:color="ADADAD" w:themeColor="background2" w:themeShade="BF"/>
+          <w:insideV w:val="single" w:sz="4" w:space="0" w:color="ADADAD" w:themeColor="background2" w:themeShade="BF"/>
+        </w:tblBorders>
+        <w:tblLook w:val="04A0" w:firstRow="1" w:lastRow="0" w:firstColumn="1" w:lastColumn="0" w:noHBand="0" w:noVBand="1"/>
+      </w:tblPr>
+      <w:tblGrid>
+        <w:gridCol w:w="1589"/>
+        <w:gridCol w:w="2165"/>
+        <w:gridCol w:w="2646"/>
+        <w:gridCol w:w="2616"/>
+      </w:tblGrid>
+      <w:tr>
+        <w:tc>
+          <w:tcPr>
+            <w:tcW w:w="0" w:type="auto"/>
+            <w:shd w:val="clear" w:color="auto" w:fill="E8EEF4"/>
+            <w:hideMark/>
+          </w:tcPr>
+          <w:p>
+            <w:pPr>
+              <w:spacing w:after="120"/>
+              <w:rPr>
+                <w:b/>
+                <w:bCs/>
+                <w:sz w:val="19"/>
+                <w:szCs w:val="19"/>
+              </w:rPr>
+            </w:pPr>
+            <w:r>
+              <w:rPr>
+                <w:b/>
+                <w:bCs/>
+                <w:sz w:val="19"/>
+                <w:szCs w:val="19"/>
+              </w:rPr>
+              <w:t>Metóda</w:t>
+            </w:r>
+          </w:p>
+        </w:tc>
+        <w:tc>
+          <w:tcPr>
+            <w:tcW w:w="0" w:type="auto"/>
+            <w:shd w:val="clear" w:color="auto" w:fill="E8EEF4"/>
+            <w:hideMark/>
+          </w:tcPr>
+          <w:p>
+            <w:pPr>
+              <w:spacing w:after="120"/>
+              <w:rPr>
+                <w:b/>
+                <w:bCs/>
+                <w:sz w:val="19"/>
+                <w:szCs w:val="19"/>
+              </w:rPr>
+            </w:pPr>
+            <w:r>
+              <w:rPr>
+                <w:b/>
+                <w:bCs/>
+                <w:sz w:val="19"/>
+                <w:szCs w:val="19"/>
+              </w:rPr>
+              <w:t>Princíp</w:t>
+            </w:r>
+          </w:p>
+        </w:tc>
+        <w:tc>
+          <w:tcPr>
+            <w:tcW w:w="0" w:type="auto"/>
+            <w:shd w:val="clear" w:color="auto" w:fill="E8EEF4"/>
+            <w:hideMark/>
+          </w:tcPr>
+          <w:p>
+            <w:pPr>
+              <w:spacing w:after="120"/>
+              <w:rPr>
+                <w:b/>
+                <w:bCs/>
+                <w:sz w:val="19"/>
+                <w:szCs w:val="19"/>
+              </w:rPr>
+            </w:pPr>
+            <w:r>
+              <w:rPr>
+                <w:b/>
+                <w:bCs/>
+                <w:sz w:val="19"/>
+                <w:szCs w:val="19"/>
+              </w:rPr>
+              <w:t>Výhody</w:t>
+            </w:r>
+          </w:p>
+        </w:tc>
+        <w:tc>
+          <w:tcPr>
+            <w:tcW w:w="0" w:type="auto"/>
+            <w:shd w:val="clear" w:color="auto" w:fill="E8EEF4"/>
+            <w:hideMark/>
+          </w:tcPr>
+          <w:p>
+            <w:pPr>
+              <w:spacing w:after="120"/>
+              <w:rPr>
+                <w:b/>
+                <w:bCs/>
+                <w:sz w:val="19"/>
+                <w:szCs w:val="19"/>
+              </w:rPr>
+            </w:pPr>
+            <w:r>
+              <w:rPr>
+                <w:b/>
+                <w:bCs/>
+                <w:sz w:val="19"/>
+                <w:szCs w:val="19"/>
+              </w:rPr>
+              <w:t>Nevýhody pre našu úlohu</w:t>
+            </w:r>
+          </w:p>
+        </w:tc>
+      </w:tr>
+      <w:tr>
+        <w:tc>
+          <w:tcPr>
+            <w:tcW w:w="0" w:type="auto"/>
+            <w:hideMark/>
+          </w:tcPr>
+          <w:p>
+            <w:pPr>
+              <w:spacing w:after="120"/>
+              <w:rPr>
+                <w:sz w:val="19"/>
+                <w:szCs w:val="19"/>
+              </w:rPr>
+            </w:pPr>
+            <w:r>
+              <w:rPr>
+                <w:sz w:val="19"/>
+                <w:szCs w:val="19"/>
+              </w:rPr>
+              <w:t>Pravidlá a zoznamy kľúčových slov</w:t>
+            </w:r>
+          </w:p>
+        </w:tc>
+        <w:tc>
+          <w:tcPr>
+            <w:tcW w:w="0" w:type="auto"/>
+            <w:hideMark/>
+          </w:tcPr>
+          <w:p>
+            <w:pPr>
+              <w:spacing w:after="120"/>
+              <w:rPr>
+                <w:sz w:val="19"/>
+                <w:szCs w:val="19"/>
+              </w:rPr>
+            </w:pPr>
+            <w:r>
+              <w:rPr>
+                <w:sz w:val="19"/>
+                <w:szCs w:val="19"/>
+              </w:rPr>
+              <w:t>ručne napísané vzory, napr. „</w:t>
+            </w:r>
+            <w:proofErr w:type="spellStart"/>
+            <w:r>
+              <w:rPr>
+                <w:sz w:val="19"/>
+                <w:szCs w:val="19"/>
+              </w:rPr>
+              <w:t>undeclared</w:t>
+            </w:r>
+            <w:proofErr w:type="spellEnd"/>
+            <w:r>
+              <w:rPr>
+                <w:sz w:val="19"/>
+                <w:szCs w:val="19"/>
+              </w:rPr>
+              <w:t xml:space="preserve"> </w:t>
+            </w:r>
+            <w:proofErr w:type="spellStart"/>
+            <w:r>
+              <w:rPr>
+                <w:sz w:val="19"/>
+                <w:szCs w:val="19"/>
+              </w:rPr>
+              <w:t>milk</w:t>
+            </w:r>
+            <w:proofErr w:type="spellEnd"/>
+            <w:r>
+              <w:rPr>
+                <w:sz w:val="19"/>
+                <w:szCs w:val="19"/>
+              </w:rPr>
+              <w:t xml:space="preserve">“ → </w:t>
+            </w:r>
+            <w:proofErr w:type="spellStart"/>
+            <w:r>
+              <w:rPr>
+                <w:sz w:val="19"/>
+                <w:szCs w:val="19"/>
+              </w:rPr>
+              <w:t>allergens</w:t>
+            </w:r>
+            <w:proofErr w:type="spellEnd"/>
+          </w:p>
+        </w:tc>
+        <w:tc>
+          <w:tcPr>
+            <w:tcW w:w="0" w:type="auto"/>
+            <w:hideMark/>
+          </w:tcPr>
+          <w:p>
+            <w:pPr>
+              <w:spacing w:after="120"/>
+              <w:rPr>
+                <w:sz w:val="19"/>
+                <w:szCs w:val="19"/>
+              </w:rPr>
+            </w:pPr>
+            <w:r>
+              <w:rPr>
+                <w:sz w:val="19"/>
+                <w:szCs w:val="19"/>
+              </w:rPr>
+              <w:t>úplná interpretovateľnosť, netreba trénovanie</w:t>
+            </w:r>
+          </w:p>
+        </w:tc>
+        <w:tc>
+          <w:tcPr>
+            <w:tcW w:w="0" w:type="auto"/>
+            <w:hideMark/>
+          </w:tcPr>
+          <w:p>
+            <w:pPr>
+              <w:spacing w:after="120"/>
+              <w:rPr>
+                <w:sz w:val="19"/>
+                <w:szCs w:val="19"/>
+              </w:rPr>
+            </w:pPr>
+            <w:r>
+              <w:rPr>
+                <w:sz w:val="19"/>
+                <w:szCs w:val="19"/>
+              </w:rPr>
+              <w:t>pre 128 hazardov a viac ako 1 000 produktov nereálne; nepokryje iné formulácie</w:t>
+            </w:r>
+          </w:p>
+        </w:tc>
+      </w:tr>
+      <w:tr>
+        <w:tc>
+          <w:tcPr>
+            <w:tcW w:w="0" w:type="auto"/>
+            <w:hideMark/>
+          </w:tcPr>
+          <w:p>
+            <w:pPr>
+              <w:spacing w:after="120"/>
+              <w:rPr>
+                <w:sz w:val="19"/>
+                <w:szCs w:val="19"/>
+              </w:rPr>
+            </w:pPr>
+            <w:r>
+              <w:rPr>
+                <w:sz w:val="19"/>
+                <w:szCs w:val="19"/>
+              </w:rPr>
+              <w:t>TF-IDF + logistická regresia alebo lineárny SVM</w:t>
+            </w:r>
+          </w:p>
+        </w:tc>
+        <w:tc>
+          <w:tcPr>
+            <w:tcW w:w="0" w:type="auto"/>
+            <w:hideMark/>
+          </w:tcPr>
+          <w:p>
+            <w:pPr>
+              <w:spacing w:after="120"/>
+              <w:rPr>
+                <w:sz w:val="19"/>
+                <w:szCs w:val="19"/>
+              </w:rPr>
+            </w:pPr>
+            <w:r>
+              <w:rPr>
+                <w:sz w:val="19"/>
+                <w:szCs w:val="19"/>
+              </w:rPr>
+              <w:t xml:space="preserve">váhy slov (cvičenie 3) a lineárny </w:t>
+            </w:r>
+            <w:proofErr w:type="spellStart"/>
+            <w:r>
+              <w:rPr>
+                <w:sz w:val="19"/>
+                <w:szCs w:val="19"/>
+              </w:rPr>
+              <w:t>klasifikátor</w:t>
+            </w:r>
+            <w:proofErr w:type="spellEnd"/>
+            <w:r>
+              <w:rPr>
+                <w:sz w:val="19"/>
+                <w:szCs w:val="19"/>
+              </w:rPr>
+              <w:t xml:space="preserve"> (cvičenie 2)</w:t>
+            </w:r>
+          </w:p>
+        </w:tc>
+        <w:tc>
+          <w:tcPr>
+            <w:tcW w:w="0" w:type="auto"/>
+            <w:hideMark/>
+          </w:tcPr>
+          <w:p>
+            <w:pPr>
+              <w:spacing w:after="120"/>
+              <w:rPr>
+                <w:sz w:val="19"/>
+                <w:szCs w:val="19"/>
+              </w:rPr>
+            </w:pPr>
+            <w:r>
+              <w:rPr>
+                <w:sz w:val="19"/>
+                <w:szCs w:val="19"/>
+              </w:rPr>
+              <w:t xml:space="preserve">rýchle na CPU, deterministické, váhy slov sa dajú vysvetliť; v </w:t>
+            </w:r>
+            <w:proofErr w:type="spellStart"/>
+            <w:r>
+              <w:rPr>
+                <w:sz w:val="19"/>
+                <w:szCs w:val="19"/>
+              </w:rPr>
+              <w:t>CICLe</w:t>
+            </w:r>
+            <w:proofErr w:type="spellEnd"/>
+            <w:r>
+              <w:rPr>
+                <w:sz w:val="19"/>
+                <w:szCs w:val="19"/>
+              </w:rPr>
+              <w:t xml:space="preserve"> najsilnejšie klasické modely</w:t>
+            </w:r>
+          </w:p>
+        </w:tc>
+        <w:tc>
+          <w:tcPr>
+            <w:tcW w:w="0" w:type="auto"/>
+            <w:hideMark/>
+          </w:tcPr>
+          <w:p>
+            <w:pPr>
+              <w:spacing w:after="120"/>
+              <w:rPr>
+                <w:sz w:val="19"/>
+                <w:szCs w:val="19"/>
+              </w:rPr>
+            </w:pPr>
+            <w:r>
+              <w:rPr>
+                <w:sz w:val="19"/>
+                <w:szCs w:val="19"/>
+              </w:rPr>
+              <w:t>nerozumie významu ani synonymám; zriedkavé triedy sa naučí zle</w:t>
+            </w:r>
+          </w:p>
+        </w:tc>
+      </w:tr>
+      <w:tr>
+        <w:tc>
+          <w:tcPr>
+            <w:tcW w:w="0" w:type="auto"/>
+            <w:hideMark/>
+          </w:tcPr>
+          <w:p>
+            <w:pPr>
+              <w:spacing w:after="120"/>
+              <w:rPr>
+                <w:sz w:val="19"/>
+                <w:szCs w:val="19"/>
+              </w:rPr>
+            </w:pPr>
+            <w:proofErr w:type="spellStart"/>
+            <w:r>
+              <w:rPr>
+                <w:sz w:val="19"/>
+                <w:szCs w:val="19"/>
+              </w:rPr>
+              <w:t>kNN</w:t>
+            </w:r>
+            <w:proofErr w:type="spellEnd"/>
+            <w:r>
+              <w:rPr>
+                <w:sz w:val="19"/>
+                <w:szCs w:val="19"/>
+              </w:rPr>
+              <w:t xml:space="preserve"> nad TF-IDF</w:t>
+            </w:r>
+          </w:p>
+        </w:tc>
+        <w:tc>
+          <w:tcPr>
+            <w:tcW w:w="0" w:type="auto"/>
+            <w:hideMark/>
+          </w:tcPr>
+          <w:p>
+            <w:pPr>
+              <w:spacing w:after="120"/>
+              <w:rPr>
+                <w:sz w:val="19"/>
+                <w:szCs w:val="19"/>
+              </w:rPr>
+            </w:pPr>
+            <w:r>
+              <w:rPr>
+                <w:sz w:val="19"/>
+                <w:szCs w:val="19"/>
+              </w:rPr>
+              <w:t xml:space="preserve">trieda podľa najpodobnejších </w:t>
+            </w:r>
+            <w:proofErr w:type="spellStart"/>
+            <w:r>
+              <w:rPr>
+                <w:sz w:val="19"/>
+                <w:szCs w:val="19"/>
+              </w:rPr>
+              <w:t>trénovacích</w:t>
+            </w:r>
+            <w:proofErr w:type="spellEnd"/>
+            <w:r>
+              <w:rPr>
+                <w:sz w:val="19"/>
+                <w:szCs w:val="19"/>
+              </w:rPr>
+              <w:t xml:space="preserve"> hlásení (kosínusová podobnosť)</w:t>
+            </w:r>
+          </w:p>
+        </w:tc>
+        <w:tc>
+          <w:tcPr>
+            <w:tcW w:w="0" w:type="auto"/>
+            <w:hideMark/>
+          </w:tcPr>
+          <w:p>
+            <w:pPr>
+              <w:spacing w:after="120"/>
+              <w:rPr>
+                <w:sz w:val="19"/>
+                <w:szCs w:val="19"/>
+              </w:rPr>
+            </w:pPr>
+            <w:r>
+              <w:rPr>
+                <w:sz w:val="19"/>
+                <w:szCs w:val="19"/>
+              </w:rPr>
+              <w:t>jednoduché, bez trénovania</w:t>
+            </w:r>
+          </w:p>
+        </w:tc>
+        <w:tc>
+          <w:tcPr>
+            <w:tcW w:w="0" w:type="auto"/>
+            <w:hideMark/>
+          </w:tcPr>
+          <w:p>
+            <w:pPr>
+              <w:spacing w:after="120"/>
+              <w:rPr>
+                <w:sz w:val="19"/>
+                <w:szCs w:val="19"/>
+              </w:rPr>
+            </w:pPr>
+            <w:r>
+              <w:rPr>
+                <w:sz w:val="19"/>
+                <w:szCs w:val="19"/>
+              </w:rPr>
+              <w:t>pomalá predikcia, citlivé na dlhé a zašumené texty</w:t>
+            </w:r>
+          </w:p>
+        </w:tc>
+      </w:tr>
+      <w:tr>
+        <w:tc>
+          <w:tcPr>
+            <w:tcW w:w="0" w:type="auto"/>
+            <w:hideMark/>
+          </w:tcPr>
+          <w:p>
+            <w:pPr>
+              <w:spacing w:after="120"/>
+              <w:rPr>
+                <w:sz w:val="19"/>
+                <w:szCs w:val="19"/>
+              </w:rPr>
+            </w:pPr>
+            <w:r>
+              <w:rPr>
+                <w:sz w:val="19"/>
+                <w:szCs w:val="19"/>
+              </w:rPr>
+              <w:t xml:space="preserve">LSI (SVD) + </w:t>
+            </w:r>
+            <w:proofErr w:type="spellStart"/>
+            <w:r>
+              <w:rPr>
+                <w:sz w:val="19"/>
+                <w:szCs w:val="19"/>
+              </w:rPr>
+              <w:t>klasifikátor</w:t>
+            </w:r>
+            <w:proofErr w:type="spellEnd"/>
+          </w:p>
+        </w:tc>
+        <w:tc>
+          <w:tcPr>
+            <w:tcW w:w="0" w:type="auto"/>
+            <w:hideMark/>
+          </w:tcPr>
+          <w:p>
+            <w:pPr>
+              <w:spacing w:after="120"/>
+              <w:rPr>
+                <w:sz w:val="19"/>
+                <w:szCs w:val="19"/>
+              </w:rPr>
+            </w:pPr>
+            <w:r>
+              <w:rPr>
+                <w:sz w:val="19"/>
+                <w:szCs w:val="19"/>
+              </w:rPr>
+              <w:t>zníženie dimenzie TF-IDF matice na skryté témy</w:t>
+            </w:r>
+          </w:p>
+        </w:tc>
+        <w:tc>
+          <w:tcPr>
+            <w:tcW w:w="0" w:type="auto"/>
+            <w:hideMark/>
+          </w:tcPr>
+          <w:p>
+            <w:pPr>
+              <w:spacing w:after="120"/>
+              <w:rPr>
+                <w:sz w:val="19"/>
+                <w:szCs w:val="19"/>
+              </w:rPr>
+            </w:pPr>
+            <w:r>
+              <w:rPr>
+                <w:sz w:val="19"/>
+                <w:szCs w:val="19"/>
+              </w:rPr>
+              <w:t>menšia a hustejšia reprezentácia, zachytí súvisiace slová</w:t>
+            </w:r>
+          </w:p>
+        </w:tc>
+        <w:tc>
+          <w:tcPr>
+            <w:tcW w:w="0" w:type="auto"/>
+            <w:hideMark/>
+          </w:tcPr>
+          <w:p>
+            <w:pPr>
+              <w:spacing w:after="120"/>
+              <w:rPr>
+                <w:sz w:val="19"/>
+                <w:szCs w:val="19"/>
+              </w:rPr>
+            </w:pPr>
+            <w:r>
+              <w:rPr>
+                <w:sz w:val="19"/>
+                <w:szCs w:val="19"/>
+              </w:rPr>
+              <w:t>môže stratiť zriedkavé slová, ktoré sú kľúčové pre názvy produktov</w:t>
+            </w:r>
+          </w:p>
+        </w:tc>
+      </w:tr>
+      <w:tr>
+        <w:tc>
+          <w:tcPr>
+            <w:tcW w:w="0" w:type="auto"/>
+            <w:hideMark/>
+          </w:tcPr>
+          <w:p>
+            <w:pPr>
+              <w:spacing w:after="120"/>
+              <w:rPr>
+                <w:sz w:val="19"/>
+                <w:szCs w:val="19"/>
+              </w:rPr>
+            </w:pPr>
+            <w:r>
+              <w:rPr>
+                <w:sz w:val="19"/>
+                <w:szCs w:val="19"/>
+              </w:rPr>
+              <w:lastRenderedPageBreak/>
+              <w:t>Word2Vec a CNN</w:t>
+            </w:r>
+          </w:p>
+        </w:tc>
+        <w:tc>
+          <w:tcPr>
+            <w:tcW w:w="0" w:type="auto"/>
+            <w:hideMark/>
+          </w:tcPr>
+          <w:p>
+            <w:pPr>
+              <w:spacing w:after="120"/>
+              <w:rPr>
+                <w:sz w:val="19"/>
+                <w:szCs w:val="19"/>
+              </w:rPr>
+            </w:pPr>
+            <w:r>
+              <w:rPr>
+                <w:sz w:val="19"/>
+                <w:szCs w:val="19"/>
+              </w:rPr>
+              <w:t xml:space="preserve">vektory slov a </w:t>
+            </w:r>
+            <w:proofErr w:type="spellStart"/>
+            <w:r>
+              <w:rPr>
+                <w:sz w:val="19"/>
+                <w:szCs w:val="19"/>
+              </w:rPr>
+              <w:t>konvolučná</w:t>
+            </w:r>
+            <w:proofErr w:type="spellEnd"/>
+            <w:r>
+              <w:rPr>
+                <w:sz w:val="19"/>
+                <w:szCs w:val="19"/>
+              </w:rPr>
+              <w:t xml:space="preserve"> sieť nad nimi</w:t>
+            </w:r>
+          </w:p>
+        </w:tc>
+        <w:tc>
+          <w:tcPr>
+            <w:tcW w:w="0" w:type="auto"/>
+            <w:hideMark/>
+          </w:tcPr>
+          <w:p>
+            <w:pPr>
+              <w:spacing w:after="120"/>
+              <w:rPr>
+                <w:sz w:val="19"/>
+                <w:szCs w:val="19"/>
+              </w:rPr>
+            </w:pPr>
+            <w:r>
+              <w:rPr>
+                <w:sz w:val="19"/>
+                <w:szCs w:val="19"/>
+              </w:rPr>
+              <w:t>zachytí podobnosť slov a krátke frázy</w:t>
+            </w:r>
+          </w:p>
+        </w:tc>
+        <w:tc>
+          <w:tcPr>
+            <w:tcW w:w="0" w:type="auto"/>
+            <w:hideMark/>
+          </w:tcPr>
+          <w:p>
+            <w:pPr>
+              <w:spacing w:after="120"/>
+              <w:rPr>
+                <w:sz w:val="19"/>
+                <w:szCs w:val="19"/>
+              </w:rPr>
+            </w:pPr>
+            <w:r>
+              <w:rPr>
+                <w:sz w:val="19"/>
+                <w:szCs w:val="19"/>
+              </w:rPr>
+              <w:t>viac ladenia, pri 5 000 hláseniach malá výhoda oproti TF-IDF</w:t>
+            </w:r>
+          </w:p>
+        </w:tc>
+      </w:tr>
+      <w:tr>
+        <w:tc>
+          <w:tcPr>
+            <w:tcW w:w="0" w:type="auto"/>
+            <w:hideMark/>
+          </w:tcPr>
+          <w:p>
+            <w:pPr>
+              <w:spacing w:after="120"/>
+              <w:rPr>
+                <w:sz w:val="19"/>
+                <w:szCs w:val="19"/>
+              </w:rPr>
+            </w:pPr>
+            <w:r>
+              <w:rPr>
+                <w:sz w:val="19"/>
+                <w:szCs w:val="19"/>
+              </w:rPr>
+              <w:t xml:space="preserve">Doladený </w:t>
+            </w:r>
+            <w:proofErr w:type="spellStart"/>
+            <w:r>
+              <w:rPr>
+                <w:sz w:val="19"/>
+                <w:szCs w:val="19"/>
+              </w:rPr>
+              <w:t>transformer</w:t>
+            </w:r>
+            <w:proofErr w:type="spellEnd"/>
+            <w:r>
+              <w:rPr>
+                <w:sz w:val="19"/>
+                <w:szCs w:val="19"/>
+              </w:rPr>
+              <w:t xml:space="preserve"> (BERT, </w:t>
+            </w:r>
+            <w:proofErr w:type="spellStart"/>
+            <w:r>
+              <w:rPr>
+                <w:sz w:val="19"/>
+                <w:szCs w:val="19"/>
+              </w:rPr>
+              <w:t>RoBERTa</w:t>
+            </w:r>
+            <w:proofErr w:type="spellEnd"/>
+            <w:r>
+              <w:rPr>
+                <w:sz w:val="19"/>
+                <w:szCs w:val="19"/>
+              </w:rPr>
+              <w:t xml:space="preserve">, </w:t>
+            </w:r>
+            <w:proofErr w:type="spellStart"/>
+            <w:r>
+              <w:rPr>
+                <w:sz w:val="19"/>
+                <w:szCs w:val="19"/>
+              </w:rPr>
+              <w:t>DeBERTa</w:t>
+            </w:r>
+            <w:proofErr w:type="spellEnd"/>
+            <w:r>
+              <w:rPr>
+                <w:sz w:val="19"/>
+                <w:szCs w:val="19"/>
+              </w:rPr>
+              <w:t>)</w:t>
+            </w:r>
+          </w:p>
+        </w:tc>
+        <w:tc>
+          <w:tcPr>
+            <w:tcW w:w="0" w:type="auto"/>
+            <w:hideMark/>
+          </w:tcPr>
+          <w:p>
+            <w:pPr>
+              <w:spacing w:after="120"/>
+              <w:rPr>
+                <w:sz w:val="19"/>
+                <w:szCs w:val="19"/>
+              </w:rPr>
+            </w:pPr>
+            <w:proofErr w:type="spellStart"/>
+            <w:r>
+              <w:rPr>
+                <w:sz w:val="19"/>
+                <w:szCs w:val="19"/>
+              </w:rPr>
+              <w:t>predtrénovaný</w:t>
+            </w:r>
+            <w:proofErr w:type="spellEnd"/>
+            <w:r>
+              <w:rPr>
+                <w:sz w:val="19"/>
+                <w:szCs w:val="19"/>
+              </w:rPr>
+              <w:t xml:space="preserve"> jazykový model doladený na naše dáta</w:t>
+            </w:r>
+          </w:p>
+        </w:tc>
+        <w:tc>
+          <w:tcPr>
+            <w:tcW w:w="0" w:type="auto"/>
+            <w:hideMark/>
+          </w:tcPr>
+          <w:p>
+            <w:pPr>
+              <w:spacing w:after="120"/>
+              <w:rPr>
+                <w:sz w:val="19"/>
+                <w:szCs w:val="19"/>
+              </w:rPr>
+            </w:pPr>
+            <w:r>
+              <w:rPr>
+                <w:sz w:val="19"/>
+                <w:szCs w:val="19"/>
+              </w:rPr>
+              <w:t xml:space="preserve">najlepšie výsledky v ST1 (0,82, tím </w:t>
+            </w:r>
+            <w:proofErr w:type="spellStart"/>
+            <w:r>
+              <w:rPr>
+                <w:sz w:val="19"/>
+                <w:szCs w:val="19"/>
+              </w:rPr>
+              <w:t>Anastasia</w:t>
+            </w:r>
+            <w:proofErr w:type="spellEnd"/>
+            <w:r>
+              <w:rPr>
+                <w:sz w:val="19"/>
+                <w:szCs w:val="19"/>
+              </w:rPr>
+              <w:t>)</w:t>
+            </w:r>
+          </w:p>
+        </w:tc>
+        <w:tc>
+          <w:tcPr>
+            <w:tcW w:w="0" w:type="auto"/>
+            <w:hideMark/>
+          </w:tcPr>
+          <w:p>
+            <w:pPr>
+              <w:spacing w:after="120"/>
+              <w:rPr>
+                <w:sz w:val="19"/>
+                <w:szCs w:val="19"/>
+              </w:rPr>
+            </w:pPr>
+            <w:r>
+              <w:rPr>
+                <w:sz w:val="19"/>
+                <w:szCs w:val="19"/>
+              </w:rPr>
+              <w:t>potrebuje GPU a dlhšie trénovanie; BERT organizátorov mal v ST2 iba 0,165</w:t>
+            </w:r>
+          </w:p>
+        </w:tc>
+      </w:tr>
+      <w:tr>
+        <w:tc>
+          <w:tcPr>
+            <w:tcW w:w="0" w:type="auto"/>
+            <w:hideMark/>
+          </w:tcPr>
+          <w:p>
+            <w:pPr>
+              <w:spacing w:after="120"/>
+              <w:rPr>
+                <w:sz w:val="19"/>
+                <w:szCs w:val="19"/>
+              </w:rPr>
+            </w:pPr>
+            <w:proofErr w:type="spellStart"/>
+            <w:r>
+              <w:rPr>
+                <w:sz w:val="19"/>
+                <w:szCs w:val="19"/>
+              </w:rPr>
+              <w:t>Prompting</w:t>
+            </w:r>
+            <w:proofErr w:type="spellEnd"/>
+            <w:r>
+              <w:rPr>
+                <w:sz w:val="19"/>
+                <w:szCs w:val="19"/>
+              </w:rPr>
+              <w:t xml:space="preserve"> veľkého jazykového modelu (LLM)</w:t>
+            </w:r>
+          </w:p>
+        </w:tc>
+        <w:tc>
+          <w:tcPr>
+            <w:tcW w:w="0" w:type="auto"/>
+            <w:hideMark/>
+          </w:tcPr>
+          <w:p>
+            <w:pPr>
+              <w:spacing w:after="120"/>
+              <w:rPr>
+                <w:sz w:val="19"/>
+                <w:szCs w:val="19"/>
+              </w:rPr>
+            </w:pPr>
+            <w:r>
+              <w:rPr>
+                <w:sz w:val="19"/>
+                <w:szCs w:val="19"/>
+              </w:rPr>
+              <w:t>model dostane hlásenie a zoznam tried a vyberie odpoveď</w:t>
+            </w:r>
+          </w:p>
+        </w:tc>
+        <w:tc>
+          <w:tcPr>
+            <w:tcW w:w="0" w:type="auto"/>
+            <w:hideMark/>
+          </w:tcPr>
+          <w:p>
+            <w:pPr>
+              <w:spacing w:after="120"/>
+              <w:rPr>
+                <w:sz w:val="19"/>
+                <w:szCs w:val="19"/>
+              </w:rPr>
+            </w:pPr>
+            <w:r>
+              <w:rPr>
+                <w:sz w:val="19"/>
+                <w:szCs w:val="19"/>
+              </w:rPr>
+              <w:t>netreba trénovanie</w:t>
+            </w:r>
+          </w:p>
+        </w:tc>
+        <w:tc>
+          <w:tcPr>
+            <w:tcW w:w="0" w:type="auto"/>
+            <w:hideMark/>
+          </w:tcPr>
+          <w:p>
+            <w:pPr>
+              <w:spacing w:after="120"/>
+              <w:rPr>
+                <w:sz w:val="19"/>
+                <w:szCs w:val="19"/>
+              </w:rPr>
+            </w:pPr>
+            <w:r>
+              <w:rPr>
+                <w:sz w:val="19"/>
+                <w:szCs w:val="19"/>
+              </w:rPr>
+              <w:t xml:space="preserve">viac ako 1 000 produktov sa do </w:t>
+            </w:r>
+            <w:proofErr w:type="spellStart"/>
+            <w:r>
+              <w:rPr>
+                <w:sz w:val="19"/>
+                <w:szCs w:val="19"/>
+              </w:rPr>
+              <w:t>promptu</w:t>
+            </w:r>
+            <w:proofErr w:type="spellEnd"/>
+            <w:r>
+              <w:rPr>
+                <w:sz w:val="19"/>
+                <w:szCs w:val="19"/>
+              </w:rPr>
+              <w:t xml:space="preserve"> nezmestí; platené API, výsledky nie sú úplne reprodukovateľné</w:t>
+            </w:r>
+          </w:p>
+        </w:tc>
+      </w:tr>
+      <w:tr>
+        <w:tc>
+          <w:tcPr>
+            <w:tcW w:w="0" w:type="auto"/>
+            <w:hideMark/>
+          </w:tcPr>
+          <w:p>
+            <w:pPr>
+              <w:spacing w:after="120"/>
+              <w:rPr>
+                <w:sz w:val="19"/>
+                <w:szCs w:val="19"/>
+              </w:rPr>
+            </w:pPr>
+            <w:proofErr w:type="spellStart"/>
+            <w:r>
+              <w:rPr>
+                <w:sz w:val="19"/>
+                <w:szCs w:val="19"/>
+              </w:rPr>
+              <w:t>Klasifikátor</w:t>
+            </w:r>
+            <w:proofErr w:type="spellEnd"/>
+            <w:r>
+              <w:rPr>
+                <w:sz w:val="19"/>
+                <w:szCs w:val="19"/>
+              </w:rPr>
+              <w:t xml:space="preserve"> + LLM (</w:t>
+            </w:r>
+            <w:proofErr w:type="spellStart"/>
+            <w:r>
+              <w:rPr>
+                <w:sz w:val="19"/>
+                <w:szCs w:val="19"/>
+              </w:rPr>
+              <w:t>CICLe</w:t>
+            </w:r>
+            <w:proofErr w:type="spellEnd"/>
+            <w:r>
+              <w:rPr>
+                <w:sz w:val="19"/>
+                <w:szCs w:val="19"/>
+              </w:rPr>
+              <w:t>, SRCB)</w:t>
+            </w:r>
+          </w:p>
+        </w:tc>
+        <w:tc>
+          <w:tcPr>
+            <w:tcW w:w="0" w:type="auto"/>
+            <w:hideMark/>
+          </w:tcPr>
+          <w:p>
+            <w:pPr>
+              <w:spacing w:after="120"/>
+              <w:rPr>
+                <w:sz w:val="19"/>
+                <w:szCs w:val="19"/>
+              </w:rPr>
+            </w:pPr>
+            <w:proofErr w:type="spellStart"/>
+            <w:r>
+              <w:rPr>
+                <w:sz w:val="19"/>
+                <w:szCs w:val="19"/>
+              </w:rPr>
+              <w:t>klasifikátor</w:t>
+            </w:r>
+            <w:proofErr w:type="spellEnd"/>
+            <w:r>
+              <w:rPr>
+                <w:sz w:val="19"/>
+                <w:szCs w:val="19"/>
+              </w:rPr>
+              <w:t xml:space="preserve"> navrhne pár kandidátov, LLM z nich vyberie</w:t>
+            </w:r>
+          </w:p>
+        </w:tc>
+        <w:tc>
+          <w:tcPr>
+            <w:tcW w:w="0" w:type="auto"/>
+            <w:hideMark/>
+          </w:tcPr>
+          <w:p>
+            <w:pPr>
+              <w:spacing w:after="120"/>
+              <w:rPr>
+                <w:sz w:val="19"/>
+                <w:szCs w:val="19"/>
+              </w:rPr>
+            </w:pPr>
+            <w:r>
+              <w:rPr>
+                <w:sz w:val="19"/>
+                <w:szCs w:val="19"/>
+              </w:rPr>
+              <w:t>najlepšie výsledky v ST2 (0,547, tím SRCB)</w:t>
+            </w:r>
+          </w:p>
+        </w:tc>
+        <w:tc>
+          <w:tcPr>
+            <w:tcW w:w="0" w:type="auto"/>
+            <w:hideMark/>
+          </w:tcPr>
+          <w:p>
+            <w:pPr>
+              <w:spacing w:after="120"/>
+              <w:rPr>
+                <w:sz w:val="19"/>
+                <w:szCs w:val="19"/>
+              </w:rPr>
+            </w:pPr>
+            <w:r>
+              <w:rPr>
+                <w:sz w:val="19"/>
+                <w:szCs w:val="19"/>
+              </w:rPr>
+              <w:t xml:space="preserve">najzložitejšie, závisí od LLM a od dobrého </w:t>
+            </w:r>
+            <w:proofErr w:type="spellStart"/>
+            <w:r>
+              <w:rPr>
+                <w:sz w:val="19"/>
+                <w:szCs w:val="19"/>
+              </w:rPr>
+              <w:t>klasifikátora</w:t>
+            </w:r>
+            <w:proofErr w:type="spellEnd"/>
+          </w:p>
+        </w:tc>
+      </w:tr>
+    </w:tbl>
     <w:p>
       <w:pPr>
         <w:spacing w:after="120"/>
@@ -2592,6 +6294,73 @@
         <w:spacing w:after="120"/>
         <w:jc w:val="both"/>
       </w:pPr>
+      <w:r>
+        <w:t xml:space="preserve">Zvažovali sme aj doladený </w:t>
+      </w:r>
+      <w:proofErr w:type="spellStart"/>
+      <w:r>
+        <w:t>transformer</w:t>
+      </w:r>
+      <w:proofErr w:type="spellEnd"/>
+      <w:r>
+        <w:t xml:space="preserve"> (BERT, </w:t>
+      </w:r>
+      <w:proofErr w:type="spellStart"/>
+      <w:r>
+        <w:t>RoBERTa</w:t>
+      </w:r>
+      <w:proofErr w:type="spellEnd"/>
+      <w:r>
+        <w:t xml:space="preserve">) a LLM. Najlepšie systémy súťaže sú postavené na </w:t>
+      </w:r>
+      <w:proofErr w:type="spellStart"/>
+      <w:r>
+        <w:t>transformeroch</w:t>
+      </w:r>
+      <w:proofErr w:type="spellEnd"/>
+      <w:r>
+        <w:t xml:space="preserve">, potrebujú však GPU a dlhšie trénovanie, a jednoduchý BERT organizátorov (len titulok) mal v ST2 iba 0,165. LLM sa pri viac ako 1 000 produktoch nedá použiť priamo, lebo všetky triedy sa nezmestia do </w:t>
+      </w:r>
+      <w:proofErr w:type="spellStart"/>
+      <w:r>
+        <w:t>promptu</w:t>
+      </w:r>
+      <w:proofErr w:type="spellEnd"/>
+      <w:r>
+        <w:t xml:space="preserve">, a jeho výsledky nie sú úplne reprodukovateľné. Pre </w:t>
+      </w:r>
+      <w:proofErr w:type="spellStart"/>
+      <w:r>
+        <w:t>baseline</w:t>
+      </w:r>
+      <w:proofErr w:type="spellEnd"/>
+      <w:r>
+        <w:t xml:space="preserve"> sme preto zvolili TF-IDF s lineárnym modelom, ktorý je rýchly, reprodukovateľný a porovnateľný s </w:t>
+      </w:r>
+      <w:proofErr w:type="spellStart"/>
+      <w:r>
+        <w:t>baseline</w:t>
+      </w:r>
+      <w:proofErr w:type="spellEnd"/>
+      <w:r>
+        <w:t xml:space="preserve"> organizátorov. Doladenie </w:t>
+      </w:r>
+      <w:proofErr w:type="spellStart"/>
+      <w:r>
+        <w:t>transformera</w:t>
+      </w:r>
+      <w:proofErr w:type="spellEnd"/>
+      <w:r>
+        <w:t xml:space="preserve"> plánujeme v 2. etape a hybrid </w:t>
+      </w:r>
+      <w:proofErr w:type="spellStart"/>
+      <w:r>
+        <w:t>klasifikátora</w:t>
+      </w:r>
+      <w:proofErr w:type="spellEnd"/>
+      <w:r>
+        <w:t xml:space="preserve"> s LLM, ak zostane čas (sekcia 7). Podrobné dôvody výberu a to, čo z nich potvrdili naše výsledky, sú v sekcii 5.1.</w:t>
+      </w:r>
     </w:p>
     <w:p>
       <w:pPr>
@@ -2661,6 +6430,54 @@
     </w:p>
     <w:p>
       <w:pPr>
+        <w:spacing w:after="120"/>
+        <w:jc w:val="both"/>
+      </w:pPr>
+    </w:p>
+    <w:p>
+      <w:pPr>
+        <w:spacing w:after="120"/>
+        <w:jc w:val="both"/>
+      </w:pPr>
+    </w:p>
+    <w:p>
+      <w:pPr>
+        <w:spacing w:after="120"/>
+        <w:jc w:val="both"/>
+      </w:pPr>
+    </w:p>
+    <w:p>
+      <w:pPr>
+        <w:spacing w:after="120"/>
+        <w:jc w:val="both"/>
+      </w:pPr>
+    </w:p>
+    <w:p>
+      <w:pPr>
+        <w:spacing w:after="120"/>
+        <w:jc w:val="both"/>
+      </w:pPr>
+    </w:p>
+    <w:p>
+      <w:pPr>
+        <w:spacing w:after="120"/>
+        <w:jc w:val="both"/>
+      </w:pPr>
+    </w:p>
+    <w:p>
+      <w:pPr>
+        <w:spacing w:after="120"/>
+        <w:jc w:val="both"/>
+      </w:pPr>
+    </w:p>
+    <w:p>
+      <w:pPr>
+        <w:spacing w:after="120"/>
+        <w:jc w:val="both"/>
+      </w:pPr>
+    </w:p>
+    <w:p>
+      <w:pPr>
         <w:pStyle w:val="Nadpis1"/>
       </w:pPr>
       <w:r>
@@ -2674,7 +6491,15 @@
         <w:jc w:val="both"/>
       </w:pPr>
       <w:r>
-        <w:t>Podľa prehľadového článku (Randl et al., 2025, sekcia 4) sa používa macro-F1, teda nevážený priemer F1 cez všetky triedy. Skóre úlohy je priemer dvoch hodnôt: macro-F1 pre riziko a macro-F1 pre produkt, pričom produkt sa počíta len pri správach, kde bolo riziko určené správne. Plne správne riziko pri úplne zlom produkte teda dá 0,5 a zlé riziko dá 0.</w:t>
+        <w:t>Podľa prehľadového článku (</w:t>
+      </w:r>
+      <w:proofErr w:type="spellStart"/>
+      <w:r>
+        <w:t>Randl</w:t>
+      </w:r>
+      <w:proofErr w:type="spellEnd"/>
+      <w:r>
+        <w:t xml:space="preserve"> et al., 2025, sekcia 4) sa používa macro-F1, teda nevážený priemer F1 cez všetky triedy. Skóre úlohy je priemer dvoch hodnôt: macro-F1 pre riziko a macro-F1 pre produkt, pričom produkt sa počíta len pri správach, kde bolo riziko určené správne. Plne správne riziko pri úplne zlom produkte teda dá 0,5 a zlé riziko dá 0.</w:t>
       </w:r>
     </w:p>
     <w:p>
@@ -2683,7 +6508,63 @@
         <w:jc w:val="both"/>
       </w:pPr>
       <w:r>
-        <w:t>Článok nepopisuje samostatný vzorec pre ST1. Zistili sme to z kódu organizátorov: v ich repozitári (README a notebooky v code/) je funkcia compute_score a rovnakú funkciu volajú pre ST1 na kategóriách (hazard-category a product-category) aj pre ST2. Našu funkciu oficialne_skore sme s ňou porovnali a je v logike rovnaká. Dáta (train, valid, test) sú bajt po bajte rovnaké ako v repozitári organizátorov.</w:t>
+        <w:t xml:space="preserve">Článok nepopisuje samostatný vzorec pre ST1. Zistili sme to z kódu organizátorov: v ich repozitári (README a notebooky v </w:t>
+      </w:r>
+      <w:proofErr w:type="spellStart"/>
+      <w:r>
+        <w:t>code</w:t>
+      </w:r>
+      <w:proofErr w:type="spellEnd"/>
+      <w:r>
+        <w:t xml:space="preserve">/) je funkcia </w:t>
+      </w:r>
+      <w:proofErr w:type="spellStart"/>
+      <w:r>
+        <w:t>compute_score</w:t>
+      </w:r>
+      <w:proofErr w:type="spellEnd"/>
+      <w:r>
+        <w:t xml:space="preserve"> a rovnakú funkciu volajú pre ST1 na kategóriách (hazard-</w:t>
+      </w:r>
+      <w:proofErr w:type="spellStart"/>
+      <w:r>
+        <w:t>category</w:t>
+      </w:r>
+      <w:proofErr w:type="spellEnd"/>
+      <w:r>
+        <w:t xml:space="preserve"> a </w:t>
+      </w:r>
+      <w:proofErr w:type="spellStart"/>
+      <w:r>
+        <w:t>product-category</w:t>
+      </w:r>
+      <w:proofErr w:type="spellEnd"/>
+      <w:r>
+        <w:t xml:space="preserve">) aj pre ST2. Našu funkciu </w:t>
+      </w:r>
+      <w:proofErr w:type="spellStart"/>
+      <w:r>
+        <w:t>oficialne_skore</w:t>
+      </w:r>
+      <w:proofErr w:type="spellEnd"/>
+      <w:r>
+        <w:t xml:space="preserve"> sme s ňou porovnali a je v logike rovnaká. Dáta (</w:t>
+      </w:r>
+      <w:proofErr w:type="spellStart"/>
+      <w:r>
+        <w:t>train</w:t>
+      </w:r>
+      <w:proofErr w:type="spellEnd"/>
+      <w:r>
+        <w:t xml:space="preserve">, </w:t>
+      </w:r>
+      <w:proofErr w:type="spellStart"/>
+      <w:r>
+        <w:t>valid</w:t>
+      </w:r>
+      <w:proofErr w:type="spellEnd"/>
+      <w:r>
+        <w:t>, test) sú bajt po bajte rovnaké ako v repozitári organizátorov.</w:t>
       </w:r>
     </w:p>
     <w:p>
@@ -2692,7 +6573,15 @@
         <w:jc w:val="both"/>
       </w:pPr>
       <w:r>
-        <w:t>Prečo macro-F1: pri nevyvážených triedach presnosť (accuracy) zavádza a macro-F1 dáva vzácnym triedam rovnakú váhu ako veľkým. Väčšinová trieda dosiahne ST1 len 0,035, preto ju používame ako kontrolnú hodnotu.</w:t>
+        <w:t>Prečo macro-F1: pri nevyvážených triedach presnosť (</w:t>
+      </w:r>
+      <w:proofErr w:type="spellStart"/>
+      <w:r>
+        <w:t>accuracy</w:t>
+      </w:r>
+      <w:proofErr w:type="spellEnd"/>
+      <w:r>
+        <w:t>) zavádza a macro-F1 dáva vzácnym triedam rovnakú váhu ako veľkým. Väčšinová trieda dosiahne ST1 len 0,035, preto ju používame ako kontrolnú hodnotu.</w:t>
       </w:r>
     </w:p>
     <w:p>
@@ -2701,10 +6590,42 @@
         <w:jc w:val="both"/>
       </w:pPr>
       <w:r>
-        <w:t xml:space="preserve">Metodika: model aj nastavenia (váhy tried, vstup) vyberáme len podľa validačných dát; testovacie dáta použijeme jediný raz; finálne modely sú trénované len na train; TF-IDF sa učí len na train; všetko beží s SEED = 42. </w:t>
-      </w:r>
-      <w:r>
-        <w:t xml:space="preserve">Neistotu odhadujeme bootstrapom testovacej množiny: 1 000-krát vyberieme 997 správ s opakovaním, pre každý výber vypočítame skóre oboch modelov a 95 % interval určíme z 2,5. a 97,5. percentilu. Rozdiel SVM − LR počítame na tých istých výberoch, teda párovo </w:t>
+        <w:t xml:space="preserve">Metodika: model aj nastavenia (váhy tried, vstup) vyberáme len podľa validačných dát; testovacie dáta použijeme jediný raz; finálne modely sú trénované len na </w:t>
+      </w:r>
+      <w:proofErr w:type="spellStart"/>
+      <w:r>
+        <w:t>train</w:t>
+      </w:r>
+      <w:proofErr w:type="spellEnd"/>
+      <w:r>
+        <w:t xml:space="preserve">; TF-IDF sa učí len na </w:t>
+      </w:r>
+      <w:proofErr w:type="spellStart"/>
+      <w:r>
+        <w:t>train</w:t>
+      </w:r>
+      <w:proofErr w:type="spellEnd"/>
+      <w:r>
+        <w:t xml:space="preserve">; všetko beží s SEED = 42. </w:t>
+      </w:r>
+      <w:r>
+        <w:t xml:space="preserve">Neistotu odhadujeme </w:t>
+      </w:r>
+      <w:proofErr w:type="spellStart"/>
+      <w:r>
+        <w:t>bootstrapom</w:t>
+      </w:r>
+      <w:proofErr w:type="spellEnd"/>
+      <w:r>
+        <w:t xml:space="preserve"> testovacej množiny: 1 000-krát vyberieme 997 správ s opakovaním, pre každý výber vypočítame skóre oboch modelov a 95 % interval určíme z 2,5. a 97,5. </w:t>
+      </w:r>
+      <w:proofErr w:type="spellStart"/>
+      <w:r>
+        <w:t>percentilu</w:t>
+      </w:r>
+      <w:proofErr w:type="spellEnd"/>
+      <w:r>
+        <w:t xml:space="preserve">. Rozdiel SVM − LR počítame na tých istých výberoch, teda párovo </w:t>
       </w:r>
       <w:r>
         <w:t>(tab. 3).</w:t>
@@ -2729,7 +6650,15 @@
       </w:pPr>
       <w:r>
         <w:lastRenderedPageBreak/>
-        <w:t>5. Baseline: návrh, implementácia, reprodukovateľnosť</w:t>
+        <w:t xml:space="preserve">5. </w:t>
+      </w:r>
+      <w:proofErr w:type="spellStart"/>
+      <w:r>
+        <w:t>Baseline</w:t>
+      </w:r>
+      <w:proofErr w:type="spellEnd"/>
+      <w:r>
+        <w:t>: návrh, implementácia, reprodukovateľnosť</w:t>
       </w:r>
     </w:p>
     <w:tbl>
@@ -2914,13 +6843,63 @@
             </w:tcMar>
           </w:tcPr>
           <w:p>
-            <w:r>
-              <w:rPr>
-                <w:sz w:val="19"/>
-                <w:szCs w:val="19"/>
-              </w:rPr>
-              <w:t>TfidfVectorizer (sublinear_tf, min_df = 2), učený len na train</w:t>
-            </w:r>
+            <w:proofErr w:type="spellStart"/>
+            <w:r>
+              <w:rPr>
+                <w:sz w:val="19"/>
+                <w:szCs w:val="19"/>
+              </w:rPr>
+              <w:t>TfidfVectorizer</w:t>
+            </w:r>
+            <w:proofErr w:type="spellEnd"/>
+            <w:r>
+              <w:rPr>
+                <w:sz w:val="19"/>
+                <w:szCs w:val="19"/>
+              </w:rPr>
+              <w:t xml:space="preserve"> (</w:t>
+            </w:r>
+            <w:proofErr w:type="spellStart"/>
+            <w:r>
+              <w:rPr>
+                <w:sz w:val="19"/>
+                <w:szCs w:val="19"/>
+              </w:rPr>
+              <w:t>sublinear_tf</w:t>
+            </w:r>
+            <w:proofErr w:type="spellEnd"/>
+            <w:r>
+              <w:rPr>
+                <w:sz w:val="19"/>
+                <w:szCs w:val="19"/>
+              </w:rPr>
+              <w:t xml:space="preserve">, </w:t>
+            </w:r>
+            <w:proofErr w:type="spellStart"/>
+            <w:r>
+              <w:rPr>
+                <w:sz w:val="19"/>
+                <w:szCs w:val="19"/>
+              </w:rPr>
+              <w:t>min_df</w:t>
+            </w:r>
+            <w:proofErr w:type="spellEnd"/>
+            <w:r>
+              <w:rPr>
+                <w:sz w:val="19"/>
+                <w:szCs w:val="19"/>
+              </w:rPr>
+              <w:t xml:space="preserve"> = 2), učený len na </w:t>
+            </w:r>
+            <w:proofErr w:type="spellStart"/>
+            <w:r>
+              <w:rPr>
+                <w:sz w:val="19"/>
+                <w:szCs w:val="19"/>
+              </w:rPr>
+              <w:t>train</w:t>
+            </w:r>
+            <w:proofErr w:type="spellEnd"/>
           </w:p>
         </w:tc>
       </w:tr>
@@ -2942,6 +6921,7 @@
             </w:tcMar>
           </w:tcPr>
           <w:p>
+            <w:proofErr w:type="spellStart"/>
             <w:r>
               <w:rPr>
                 <w:sz w:val="19"/>
@@ -2949,6 +6929,7 @@
               </w:rPr>
               <w:t>Klasifikátory</w:t>
             </w:r>
+            <w:proofErr w:type="spellEnd"/>
           </w:p>
         </w:tc>
         <w:tc>
@@ -2968,12 +6949,69 @@
             </w:tcMar>
           </w:tcPr>
           <w:p>
-            <w:r>
-              <w:rPr>
-                <w:sz w:val="19"/>
-                <w:szCs w:val="19"/>
-              </w:rPr>
-              <w:t>OneVsRest logistická regresia (liblinear, C = 10) a LinearSVC (C = 1), random_state = SEED</w:t>
+            <w:proofErr w:type="spellStart"/>
+            <w:r>
+              <w:rPr>
+                <w:sz w:val="19"/>
+                <w:szCs w:val="19"/>
+              </w:rPr>
+              <w:t>OneVsRest</w:t>
+            </w:r>
+            <w:proofErr w:type="spellEnd"/>
+            <w:r>
+              <w:rPr>
+                <w:sz w:val="19"/>
+                <w:szCs w:val="19"/>
+              </w:rPr>
+              <w:t xml:space="preserve"> logistická regresia (</w:t>
+            </w:r>
+            <w:proofErr w:type="spellStart"/>
+            <w:r>
+              <w:rPr>
+                <w:sz w:val="19"/>
+                <w:szCs w:val="19"/>
+              </w:rPr>
+              <w:t>liblinear</w:t>
+            </w:r>
+            <w:proofErr w:type="spellEnd"/>
+            <w:r>
+              <w:rPr>
+                <w:sz w:val="19"/>
+                <w:szCs w:val="19"/>
+              </w:rPr>
+              <w:t xml:space="preserve">, C = 10) a </w:t>
+            </w:r>
+            <w:proofErr w:type="spellStart"/>
+            <w:r>
+              <w:rPr>
+                <w:sz w:val="19"/>
+                <w:szCs w:val="19"/>
+              </w:rPr>
+              <w:t>LinearSVC</w:t>
+            </w:r>
+            <w:proofErr w:type="spellEnd"/>
+            <w:r>
+              <w:rPr>
+                <w:sz w:val="19"/>
+                <w:szCs w:val="19"/>
+              </w:rPr>
+              <w:t xml:space="preserve"> (C = 1), </w:t>
+            </w:r>
+            <w:proofErr w:type="spellStart"/>
+            <w:r>
+              <w:rPr>
+                <w:sz w:val="19"/>
+                <w:szCs w:val="19"/>
+              </w:rPr>
+              <w:t>random_state</w:t>
+            </w:r>
+            <w:proofErr w:type="spellEnd"/>
+            <w:r>
+              <w:rPr>
+                <w:sz w:val="19"/>
+                <w:szCs w:val="19"/>
+              </w:rPr>
+              <w:t xml:space="preserve"> = SEED</w:t>
             </w:r>
           </w:p>
         </w:tc>
@@ -3027,8 +7065,17 @@
                 <w:sz w:val="19"/>
                 <w:szCs w:val="19"/>
               </w:rPr>
-              <w:t>vstup: title / text / title + text; váhy tried: žiadne / balanced</w:t>
-            </w:r>
+              <w:t xml:space="preserve">vstup: title / text / title + text; váhy tried: žiadne / </w:t>
+            </w:r>
+            <w:proofErr w:type="spellStart"/>
+            <w:r>
+              <w:rPr>
+                <w:sz w:val="19"/>
+                <w:szCs w:val="19"/>
+              </w:rPr>
+              <w:t>balanced</w:t>
+            </w:r>
+            <w:proofErr w:type="spellEnd"/>
           </w:p>
         </w:tc>
       </w:tr>
@@ -3463,6 +7510,7 @@
             </w:tcMar>
           </w:tcPr>
           <w:p>
+            <w:proofErr w:type="spellStart"/>
             <w:r>
               <w:rPr>
                 <w:sz w:val="19"/>
@@ -3470,6 +7518,7 @@
               </w:rPr>
               <w:t>balanced</w:t>
             </w:r>
+            <w:proofErr w:type="spellEnd"/>
           </w:p>
         </w:tc>
         <w:tc>
@@ -3675,6 +7724,7 @@
             </w:tcMar>
           </w:tcPr>
           <w:p>
+            <w:proofErr w:type="spellStart"/>
             <w:r>
               <w:rPr>
                 <w:sz w:val="19"/>
@@ -3682,6 +7732,7 @@
               </w:rPr>
               <w:t>balanced</w:t>
             </w:r>
+            <w:proofErr w:type="spellEnd"/>
           </w:p>
         </w:tc>
         <w:tc>
@@ -3887,6 +7938,7 @@
             </w:tcMar>
           </w:tcPr>
           <w:p>
+            <w:proofErr w:type="spellStart"/>
             <w:r>
               <w:rPr>
                 <w:sz w:val="19"/>
@@ -3894,6 +7946,7 @@
               </w:rPr>
               <w:t>balanced</w:t>
             </w:r>
+            <w:proofErr w:type="spellEnd"/>
           </w:p>
         </w:tc>
         <w:tc>
@@ -3968,7 +8021,15 @@
         <w:spacing w:after="120"/>
       </w:pPr>
       <w:r>
-        <w:t>Každé rozhodnutie v baseline má dôvod. Tabuľka ich zhŕňa a ukazuje, čo z toho potvrdili naše výsledky.</w:t>
+        <w:t xml:space="preserve">Každé rozhodnutie v </w:t>
+      </w:r>
+      <w:proofErr w:type="spellStart"/>
+      <w:r>
+        <w:t>baseline</w:t>
+      </w:r>
+      <w:proofErr w:type="spellEnd"/>
+      <w:r>
+        <w:t xml:space="preserve"> má dôvod. Tabuľka ich zhŕňa a ukazuje, čo z toho potvrdili naše výsledky.</w:t>
       </w:r>
     </w:p>
     <w:tbl>
@@ -4134,7 +8195,39 @@
                 <w:sz w:val="19"/>
                 <w:szCs w:val="19"/>
               </w:rPr>
-              <w:t>Rýchla, interpretovateľná reprezentácia, ktorá je štandardným základom klasifikácie textu (Manning et al., 2008). Pri nevyvážených triedach sa TF-IDF s logistickou regresiou osvedčil aj na podobných dátach o potravinách (Randl et al., 2024).</w:t>
+              <w:t>Rýchla, interpretovateľná reprezentácia, ktorá je štandardným základom klasifikácie textu (</w:t>
+            </w:r>
+            <w:proofErr w:type="spellStart"/>
+            <w:r>
+              <w:rPr>
+                <w:sz w:val="19"/>
+                <w:szCs w:val="19"/>
+              </w:rPr>
+              <w:t>Manning</w:t>
+            </w:r>
+            <w:proofErr w:type="spellEnd"/>
+            <w:r>
+              <w:rPr>
+                <w:sz w:val="19"/>
+                <w:szCs w:val="19"/>
+              </w:rPr>
+              <w:t xml:space="preserve"> et al., 2008). Pri nevyvážených triedach sa TF-IDF s logistickou regresiou osvedčil aj na podobných dátach o potravinách (</w:t>
+            </w:r>
+            <w:proofErr w:type="spellStart"/>
+            <w:r>
+              <w:rPr>
+                <w:sz w:val="19"/>
+                <w:szCs w:val="19"/>
+              </w:rPr>
+              <w:t>Randl</w:t>
+            </w:r>
+            <w:proofErr w:type="spellEnd"/>
+            <w:r>
+              <w:rPr>
+                <w:sz w:val="19"/>
+                <w:szCs w:val="19"/>
+              </w:rPr>
+              <w:t xml:space="preserve"> et al., 2024).</w:t>
             </w:r>
           </w:p>
         </w:tc>
@@ -4188,7 +8281,23 @@
                 <w:sz w:val="19"/>
                 <w:szCs w:val="19"/>
               </w:rPr>
-              <w:t>Lineárne modely (LinearSVC, LR)</w:t>
+              <w:t>Lineárne modely (</w:t>
+            </w:r>
+            <w:proofErr w:type="spellStart"/>
+            <w:r>
+              <w:rPr>
+                <w:sz w:val="19"/>
+                <w:szCs w:val="19"/>
+              </w:rPr>
+              <w:t>LinearSVC</w:t>
+            </w:r>
+            <w:proofErr w:type="spellEnd"/>
+            <w:r>
+              <w:rPr>
+                <w:sz w:val="19"/>
+                <w:szCs w:val="19"/>
+              </w:rPr>
+              <w:t>, LR)</w:t>
             </w:r>
           </w:p>
         </w:tc>
@@ -4214,7 +8323,39 @@
                 <w:sz w:val="19"/>
                 <w:szCs w:val="19"/>
               </w:rPr>
-              <w:t>Pri riedkych vysokorozmerných príznakoch a len 5 082 príkladoch sú lineárne modely rýchle a stabilné (Fan et al., 2008). Dva modely nám dávajú aj kontrolu, že výsledok nezávisí od jedného algoritmu.</w:t>
+              <w:t xml:space="preserve">Pri riedkych </w:t>
+            </w:r>
+            <w:proofErr w:type="spellStart"/>
+            <w:r>
+              <w:rPr>
+                <w:sz w:val="19"/>
+                <w:szCs w:val="19"/>
+              </w:rPr>
+              <w:t>vysokorozmerných</w:t>
+            </w:r>
+            <w:proofErr w:type="spellEnd"/>
+            <w:r>
+              <w:rPr>
+                <w:sz w:val="19"/>
+                <w:szCs w:val="19"/>
+              </w:rPr>
+              <w:t xml:space="preserve"> príznakoch a len 5 082 príkladoch sú lineárne modely rýchle a stabilné (</w:t>
+            </w:r>
+            <w:proofErr w:type="spellStart"/>
+            <w:r>
+              <w:rPr>
+                <w:sz w:val="19"/>
+                <w:szCs w:val="19"/>
+              </w:rPr>
+              <w:t>Fan</w:t>
+            </w:r>
+            <w:proofErr w:type="spellEnd"/>
+            <w:r>
+              <w:rPr>
+                <w:sz w:val="19"/>
+                <w:szCs w:val="19"/>
+              </w:rPr>
+              <w:t xml:space="preserve"> et al., 2008). Dva modely nám dávajú aj kontrolu, že výsledok nezávisí od jedného algoritmu.</w:t>
             </w:r>
           </w:p>
         </w:tc>
@@ -4348,7 +8489,23 @@
                 <w:sz w:val="19"/>
                 <w:szCs w:val="19"/>
               </w:rPr>
-              <w:t>Váhy tried (balanced)</w:t>
+              <w:t>Váhy tried (</w:t>
+            </w:r>
+            <w:proofErr w:type="spellStart"/>
+            <w:r>
+              <w:rPr>
+                <w:sz w:val="19"/>
+                <w:szCs w:val="19"/>
+              </w:rPr>
+              <w:t>balanced</w:t>
+            </w:r>
+            <w:proofErr w:type="spellEnd"/>
+            <w:r>
+              <w:rPr>
+                <w:sz w:val="19"/>
+                <w:szCs w:val="19"/>
+              </w:rPr>
+              <w:t>)</w:t>
             </w:r>
           </w:p>
         </w:tc>
@@ -4400,7 +8557,39 @@
                 <w:sz w:val="19"/>
                 <w:szCs w:val="19"/>
               </w:rPr>
-              <w:t>Pri title + text boli váhy lepšie než bez nich (SVM 0,736 vs 0,731, LR 0,741 vs 0,707).</w:t>
+              <w:t xml:space="preserve">Pri title + text boli váhy lepšie než bez nich (SVM 0,736 </w:t>
+            </w:r>
+            <w:proofErr w:type="spellStart"/>
+            <w:r>
+              <w:rPr>
+                <w:sz w:val="19"/>
+                <w:szCs w:val="19"/>
+              </w:rPr>
+              <w:t>vs</w:t>
+            </w:r>
+            <w:proofErr w:type="spellEnd"/>
+            <w:r>
+              <w:rPr>
+                <w:sz w:val="19"/>
+                <w:szCs w:val="19"/>
+              </w:rPr>
+              <w:t xml:space="preserve"> 0,731, LR 0,741 </w:t>
+            </w:r>
+            <w:proofErr w:type="spellStart"/>
+            <w:r>
+              <w:rPr>
+                <w:sz w:val="19"/>
+                <w:szCs w:val="19"/>
+              </w:rPr>
+              <w:t>vs</w:t>
+            </w:r>
+            <w:proofErr w:type="spellEnd"/>
+            <w:r>
+              <w:rPr>
+                <w:sz w:val="19"/>
+                <w:szCs w:val="19"/>
+              </w:rPr>
+              <w:t xml:space="preserve"> 0,707).</w:t>
             </w:r>
             <w:r>
               <w:rPr>
@@ -4422,7 +8611,23 @@
                 <w:szCs w:val="19"/>
               </w:rPr>
               <w:lastRenderedPageBreak/>
-              <w:t>(0,681 → 0,633) a v ST2 bol na validácii lepší SVM bez váh (0,429 vs 0,416).</w:t>
+              <w:t xml:space="preserve">(0,681 → 0,633) a v ST2 bol na validácii lepší SVM bez váh (0,429 </w:t>
+            </w:r>
+            <w:proofErr w:type="spellStart"/>
+            <w:r>
+              <w:rPr>
+                <w:sz w:val="19"/>
+                <w:szCs w:val="19"/>
+              </w:rPr>
+              <w:t>vs</w:t>
+            </w:r>
+            <w:proofErr w:type="spellEnd"/>
+            <w:r>
+              <w:rPr>
+                <w:sz w:val="19"/>
+                <w:szCs w:val="19"/>
+              </w:rPr>
+              <w:t xml:space="preserve"> 0,416).</w:t>
             </w:r>
           </w:p>
         </w:tc>
@@ -4477,7 +8682,23 @@
                 <w:sz w:val="19"/>
                 <w:szCs w:val="19"/>
               </w:rPr>
-              <w:t>Dáva všetkým triedam rovnakú váhu, takže presnosť na veľkých triedach nezakryje zlyhanie na vzácnych (Randl et al., 2025).</w:t>
+              <w:t>Dáva všetkým triedam rovnakú váhu, takže presnosť na veľkých triedach nezakryje zlyhanie na vzácnych (</w:t>
+            </w:r>
+            <w:proofErr w:type="spellStart"/>
+            <w:r>
+              <w:rPr>
+                <w:sz w:val="19"/>
+                <w:szCs w:val="19"/>
+              </w:rPr>
+              <w:t>Randl</w:t>
+            </w:r>
+            <w:proofErr w:type="spellEnd"/>
+            <w:r>
+              <w:rPr>
+                <w:sz w:val="19"/>
+                <w:szCs w:val="19"/>
+              </w:rPr>
+              <w:t xml:space="preserve"> et al., 2025).</w:t>
             </w:r>
           </w:p>
         </w:tc>
@@ -4531,8 +8752,17 @@
                 <w:sz w:val="19"/>
                 <w:szCs w:val="19"/>
               </w:rPr>
-              <w:t>Výber na validácii, test raz, TF-IDF len na train</w:t>
-            </w:r>
+              <w:t xml:space="preserve">Výber na validácii, test raz, TF-IDF len na </w:t>
+            </w:r>
+            <w:proofErr w:type="spellStart"/>
+            <w:r>
+              <w:rPr>
+                <w:sz w:val="19"/>
+                <w:szCs w:val="19"/>
+              </w:rPr>
+              <w:t>train</w:t>
+            </w:r>
+            <w:proofErr w:type="spellEnd"/>
           </w:p>
         </w:tc>
         <w:tc>
@@ -4583,7 +8813,23 @@
                 <w:sz w:val="19"/>
                 <w:szCs w:val="19"/>
               </w:rPr>
-              <w:t>Intervaly z bootstrapu ukazujú, ako veľmi sa výsledok mení s vzorkou testu.</w:t>
+              <w:t xml:space="preserve">Intervaly z </w:t>
+            </w:r>
+            <w:proofErr w:type="spellStart"/>
+            <w:r>
+              <w:rPr>
+                <w:sz w:val="19"/>
+                <w:szCs w:val="19"/>
+              </w:rPr>
+              <w:t>bootstrapu</w:t>
+            </w:r>
+            <w:proofErr w:type="spellEnd"/>
+            <w:r>
+              <w:rPr>
+                <w:sz w:val="19"/>
+                <w:szCs w:val="19"/>
+              </w:rPr>
+              <w:t xml:space="preserve"> ukazujú, ako veľmi sa výsledok mení s vzorkou testu.</w:t>
             </w:r>
           </w:p>
         </w:tc>
@@ -4611,7 +8857,23 @@
                 <w:sz w:val="19"/>
                 <w:szCs w:val="19"/>
               </w:rPr>
-              <w:t>Pevné hyperparametre (LR C = 10, SVM C = 1)</w:t>
+              <w:t xml:space="preserve">Pevné </w:t>
+            </w:r>
+            <w:proofErr w:type="spellStart"/>
+            <w:r>
+              <w:rPr>
+                <w:sz w:val="19"/>
+                <w:szCs w:val="19"/>
+              </w:rPr>
+              <w:t>hyperparametre</w:t>
+            </w:r>
+            <w:proofErr w:type="spellEnd"/>
+            <w:r>
+              <w:rPr>
+                <w:sz w:val="19"/>
+                <w:szCs w:val="19"/>
+              </w:rPr>
+              <w:t xml:space="preserve"> (LR C = 10, SVM C = 1)</w:t>
             </w:r>
           </w:p>
         </w:tc>
@@ -4632,12 +8894,21 @@
             </w:tcMar>
           </w:tcPr>
           <w:p>
-            <w:r>
-              <w:rPr>
-                <w:sz w:val="19"/>
-                <w:szCs w:val="19"/>
-              </w:rPr>
-              <w:t>Baseline má byť referencia, nie optimalizácia. Mriežka sa týka vstupu a váh tried.</w:t>
+            <w:proofErr w:type="spellStart"/>
+            <w:r>
+              <w:rPr>
+                <w:sz w:val="19"/>
+                <w:szCs w:val="19"/>
+              </w:rPr>
+              <w:t>Baseline</w:t>
+            </w:r>
+            <w:proofErr w:type="spellEnd"/>
+            <w:r>
+              <w:rPr>
+                <w:sz w:val="19"/>
+                <w:szCs w:val="19"/>
+              </w:rPr>
+              <w:t xml:space="preserve"> má byť referencia, nie optimalizácia. Mriežka sa týka vstupu a váh tried.</w:t>
             </w:r>
           </w:p>
         </w:tc>
@@ -4760,7 +9031,119 @@
         <w:jc w:val="both"/>
       </w:pPr>
       <w:r>
-        <w:t>Reprodukovateľnosť: závislosti sú pripnuté v requirements.txt (pandas 3.0.5, numpy 2.5.3, scikit-learn 1.9.1, matplotlib 3.11.2, scipy 1.18.1, jupyter 1.1.1), dáta sú v priečinku data/ s opisom v README, spustenie je Run All v notebooks/baseline_food_hazard.ipynb a potom notebooks/eda_chybova_analyza.ipynb. Samostatným čistým spustením na novej kópii repozitára sme overili, že baseline prebehne bez chyby (asi 6 minút, najviac trvá LR) a že predikcie, bootstrap, tabuľka chýb aj všetkých šesť grafov sú rovnaké ako v repozitári; líši sa len stĺpec s časom behu. Chybová analýza načíta uložené predikcie a trvá asi 40 s.</w:t>
+        <w:t>Reprodukovateľnosť: závislosti sú pripnuté v requirements.txt (</w:t>
+      </w:r>
+      <w:proofErr w:type="spellStart"/>
+      <w:r>
+        <w:t>pandas</w:t>
+      </w:r>
+      <w:proofErr w:type="spellEnd"/>
+      <w:r>
+        <w:t xml:space="preserve"> 3.0.5, </w:t>
+      </w:r>
+      <w:proofErr w:type="spellStart"/>
+      <w:r>
+        <w:t>numpy</w:t>
+      </w:r>
+      <w:proofErr w:type="spellEnd"/>
+      <w:r>
+        <w:t xml:space="preserve"> 2.5.3, </w:t>
+      </w:r>
+      <w:proofErr w:type="spellStart"/>
+      <w:r>
+        <w:t>scikit-learn</w:t>
+      </w:r>
+      <w:proofErr w:type="spellEnd"/>
+      <w:r>
+        <w:t xml:space="preserve"> 1.9.1, </w:t>
+      </w:r>
+      <w:proofErr w:type="spellStart"/>
+      <w:r>
+        <w:t>matplotlib</w:t>
+      </w:r>
+      <w:proofErr w:type="spellEnd"/>
+      <w:r>
+        <w:t xml:space="preserve"> 3.11.2, </w:t>
+      </w:r>
+      <w:proofErr w:type="spellStart"/>
+      <w:r>
+        <w:t>scipy</w:t>
+      </w:r>
+      <w:proofErr w:type="spellEnd"/>
+      <w:r>
+        <w:t xml:space="preserve"> 1.18.1, </w:t>
+      </w:r>
+      <w:proofErr w:type="spellStart"/>
+      <w:r>
+        <w:t>jupyter</w:t>
+      </w:r>
+      <w:proofErr w:type="spellEnd"/>
+      <w:r>
+        <w:t xml:space="preserve"> 1.1.1), dáta sú v priečinku </w:t>
+      </w:r>
+      <w:proofErr w:type="spellStart"/>
+      <w:r>
+        <w:t>data</w:t>
+      </w:r>
+      <w:proofErr w:type="spellEnd"/>
+      <w:r>
+        <w:t xml:space="preserve">/ s opisom v README, spustenie je Run </w:t>
+      </w:r>
+      <w:proofErr w:type="spellStart"/>
+      <w:r>
+        <w:t>All</w:t>
+      </w:r>
+      <w:proofErr w:type="spellEnd"/>
+      <w:r>
+        <w:t xml:space="preserve"> v </w:t>
+      </w:r>
+      <w:proofErr w:type="spellStart"/>
+      <w:r>
+        <w:t>notebooks</w:t>
+      </w:r>
+      <w:proofErr w:type="spellEnd"/>
+      <w:r>
+        <w:t>/</w:t>
+      </w:r>
+      <w:proofErr w:type="spellStart"/>
+      <w:r>
+        <w:t>baseline_food_hazard.ipynb</w:t>
+      </w:r>
+      <w:proofErr w:type="spellEnd"/>
+      <w:r>
+        <w:t xml:space="preserve"> a potom </w:t>
+      </w:r>
+      <w:proofErr w:type="spellStart"/>
+      <w:r>
+        <w:t>notebooks</w:t>
+      </w:r>
+      <w:proofErr w:type="spellEnd"/>
+      <w:r>
+        <w:t>/</w:t>
+      </w:r>
+      <w:proofErr w:type="spellStart"/>
+      <w:r>
+        <w:t>eda_chybova_analyza.ipynb</w:t>
+      </w:r>
+      <w:proofErr w:type="spellEnd"/>
+      <w:r>
+        <w:t xml:space="preserve">. Samostatným čistým spustením na novej kópii repozitára sme overili, že </w:t>
+      </w:r>
+      <w:proofErr w:type="spellStart"/>
+      <w:r>
+        <w:t>baseline</w:t>
+      </w:r>
+      <w:proofErr w:type="spellEnd"/>
+      <w:r>
+        <w:t xml:space="preserve"> prebehne bez chyby (asi 6 minút, najviac trvá LR) a že predikcie, </w:t>
+      </w:r>
+      <w:proofErr w:type="spellStart"/>
+      <w:r>
+        <w:t>bootstrap</w:t>
+      </w:r>
+      <w:proofErr w:type="spellEnd"/>
+      <w:r>
+        <w:t>, tabuľka chýb aj všetkých šesť grafov sú rovnaké ako v repozitári; líši sa len stĺpec s časom behu. Chybová analýza načíta uložené predikcie a trvá asi 40 s.</w:t>
       </w:r>
     </w:p>
     <w:p>
@@ -4941,28 +9324,9 @@
                 <w:sz w:val="19"/>
                 <w:szCs w:val="19"/>
               </w:rPr>
-              <w:t>hazard-category</w:t>
-            </w:r>
-          </w:p>
-        </w:tc>
-        <w:tc>
-          <w:tcPr>
-            <w:tcW w:w="1300" w:type="dxa"/>
-            <w:tcBorders>
-              <w:top w:val="single" w:sz="4" w:space="0" w:color="BBBBBB"/>
-              <w:left w:val="single" w:sz="4" w:space="0" w:color="BBBBBB"/>
-              <w:bottom w:val="single" w:sz="4" w:space="0" w:color="BBBBBB"/>
-              <w:right w:val="single" w:sz="4" w:space="0" w:color="BBBBBB"/>
-            </w:tcBorders>
-            <w:shd w:val="clear" w:color="auto" w:fill="E8EEF4"/>
-            <w:tcMar>
-              <w:top w:w="50" w:type="dxa"/>
-              <w:left w:w="90" w:type="dxa"/>
-              <w:bottom w:w="50" w:type="dxa"/>
-              <w:right w:w="90" w:type="dxa"/>
-            </w:tcMar>
-          </w:tcPr>
-          <w:p>
+              <w:t>hazard-</w:t>
+            </w:r>
+            <w:proofErr w:type="spellStart"/>
             <w:r>
               <w:rPr>
                 <w:b/>
@@ -4970,13 +9334,14 @@
                 <w:sz w:val="19"/>
                 <w:szCs w:val="19"/>
               </w:rPr>
-              <w:t>product-category</w:t>
-            </w:r>
-          </w:p>
-        </w:tc>
-        <w:tc>
-          <w:tcPr>
-            <w:tcW w:w="1000" w:type="dxa"/>
+              <w:t>category</w:t>
+            </w:r>
+            <w:proofErr w:type="spellEnd"/>
+          </w:p>
+        </w:tc>
+        <w:tc>
+          <w:tcPr>
+            <w:tcW w:w="1300" w:type="dxa"/>
             <w:tcBorders>
               <w:top w:val="single" w:sz="4" w:space="0" w:color="BBBBBB"/>
               <w:left w:val="single" w:sz="4" w:space="0" w:color="BBBBBB"/>
@@ -4992,6 +9357,7 @@
             </w:tcMar>
           </w:tcPr>
           <w:p>
+            <w:proofErr w:type="spellStart"/>
             <w:r>
               <w:rPr>
                 <w:b/>
@@ -4999,13 +9365,14 @@
                 <w:sz w:val="19"/>
                 <w:szCs w:val="19"/>
               </w:rPr>
-              <w:t>hazard</w:t>
-            </w:r>
-          </w:p>
-        </w:tc>
-        <w:tc>
-          <w:tcPr>
-            <w:tcW w:w="1266" w:type="dxa"/>
+              <w:t>product-category</w:t>
+            </w:r>
+            <w:proofErr w:type="spellEnd"/>
+          </w:p>
+        </w:tc>
+        <w:tc>
+          <w:tcPr>
+            <w:tcW w:w="1000" w:type="dxa"/>
             <w:tcBorders>
               <w:top w:val="single" w:sz="4" w:space="0" w:color="BBBBBB"/>
               <w:left w:val="single" w:sz="4" w:space="0" w:color="BBBBBB"/>
@@ -5028,8 +9395,39 @@
                 <w:sz w:val="19"/>
                 <w:szCs w:val="19"/>
               </w:rPr>
+              <w:t>hazard</w:t>
+            </w:r>
+          </w:p>
+        </w:tc>
+        <w:tc>
+          <w:tcPr>
+            <w:tcW w:w="1266" w:type="dxa"/>
+            <w:tcBorders>
+              <w:top w:val="single" w:sz="4" w:space="0" w:color="BBBBBB"/>
+              <w:left w:val="single" w:sz="4" w:space="0" w:color="BBBBBB"/>
+              <w:bottom w:val="single" w:sz="4" w:space="0" w:color="BBBBBB"/>
+              <w:right w:val="single" w:sz="4" w:space="0" w:color="BBBBBB"/>
+            </w:tcBorders>
+            <w:shd w:val="clear" w:color="auto" w:fill="E8EEF4"/>
+            <w:tcMar>
+              <w:top w:w="50" w:type="dxa"/>
+              <w:left w:w="90" w:type="dxa"/>
+              <w:bottom w:w="50" w:type="dxa"/>
+              <w:right w:w="90" w:type="dxa"/>
+            </w:tcMar>
+          </w:tcPr>
+          <w:p>
+            <w:proofErr w:type="spellStart"/>
+            <w:r>
+              <w:rPr>
+                <w:b/>
+                <w:bCs/>
+                <w:sz w:val="19"/>
+                <w:szCs w:val="19"/>
+              </w:rPr>
               <w:t>product</w:t>
             </w:r>
+            <w:proofErr w:type="spellEnd"/>
           </w:p>
         </w:tc>
       </w:tr>
@@ -5240,7 +9638,23 @@
                 <w:sz w:val="19"/>
                 <w:szCs w:val="19"/>
               </w:rPr>
-              <w:t>SVM (title + text, balanced)</w:t>
+              <w:t xml:space="preserve">SVM (title + text, </w:t>
+            </w:r>
+            <w:proofErr w:type="spellStart"/>
+            <w:r>
+              <w:rPr>
+                <w:sz w:val="19"/>
+                <w:szCs w:val="19"/>
+              </w:rPr>
+              <w:t>balanced</w:t>
+            </w:r>
+            <w:proofErr w:type="spellEnd"/>
+            <w:r>
+              <w:rPr>
+                <w:sz w:val="19"/>
+                <w:szCs w:val="19"/>
+              </w:rPr>
+              <w:t>)</w:t>
             </w:r>
           </w:p>
         </w:tc>
@@ -5431,7 +9845,23 @@
                 <w:sz w:val="19"/>
                 <w:szCs w:val="19"/>
               </w:rPr>
-              <w:t>LR (title + text, balanced)</w:t>
+              <w:t xml:space="preserve">LR (title + text, </w:t>
+            </w:r>
+            <w:proofErr w:type="spellStart"/>
+            <w:r>
+              <w:rPr>
+                <w:sz w:val="19"/>
+                <w:szCs w:val="19"/>
+              </w:rPr>
+              <w:t>balanced</w:t>
+            </w:r>
+            <w:proofErr w:type="spellEnd"/>
+            <w:r>
+              <w:rPr>
+                <w:sz w:val="19"/>
+                <w:szCs w:val="19"/>
+              </w:rPr>
+              <w:t>)</w:t>
             </w:r>
           </w:p>
         </w:tc>
@@ -5991,7 +10421,27 @@
           <w:sz w:val="18"/>
           <w:szCs w:val="18"/>
         </w:rPr>
-        <w:t>Tab. 3: Bootstrap testovacej množiny, 95 % interval.</w:t>
+        <w:t xml:space="preserve">Tab. 3: </w:t>
+      </w:r>
+      <w:proofErr w:type="spellStart"/>
+      <w:r>
+        <w:rPr>
+          <w:i/>
+          <w:iCs/>
+          <w:sz w:val="18"/>
+          <w:szCs w:val="18"/>
+        </w:rPr>
+        <w:t>Bootstrap</w:t>
+      </w:r>
+      <w:proofErr w:type="spellEnd"/>
+      <w:r>
+        <w:rPr>
+          <w:i/>
+          <w:iCs/>
+          <w:sz w:val="18"/>
+          <w:szCs w:val="18"/>
+        </w:rPr>
+        <w:t xml:space="preserve"> testovacej množiny, 95 % interval.</w:t>
       </w:r>
     </w:p>
     <w:tbl>
@@ -6040,6 +10490,7 @@
             </w:tcMar>
           </w:tcPr>
           <w:p>
+            <w:proofErr w:type="spellStart"/>
             <w:r>
               <w:rPr>
                 <w:b/>
@@ -6049,6 +10500,7 @@
               </w:rPr>
               <w:t>Podúloha</w:t>
             </w:r>
+            <w:proofErr w:type="spellEnd"/>
           </w:p>
         </w:tc>
         <w:tc>
@@ -6444,7 +10896,15 @@
         <w:jc w:val="both"/>
       </w:pPr>
       <w:r>
-        <w:t>Interval rozdielu zahŕňa nulu v oboch podúlohách, takže medzi SVM a LR nevieme preukázať rozdiel; tvrdiť, že SVM je lepší, by bolo nepodložené. Medzi variantmi s vyváženými váhami a len titulkom je rozdiel okolo 0,06 až 0,08 v ST1, čo je viac než šírka intervalov, ale tento rozdiel sme samostatne netestovali.</w:t>
+        <w:t xml:space="preserve">Interval rozdielu zahŕňa nulu v oboch </w:t>
+      </w:r>
+      <w:proofErr w:type="spellStart"/>
+      <w:r>
+        <w:t>podúlohách</w:t>
+      </w:r>
+      <w:proofErr w:type="spellEnd"/>
+      <w:r>
+        <w:t>, takže medzi SVM a LR nevieme preukázať rozdiel; tvrdiť, že SVM je lepší, by bolo nepodložené. Medzi variantmi s vyváženými váhami a len titulkom je rozdiel okolo 0,06 až 0,08 v ST1, čo je viac než šírka intervalov, ale tento rozdiel sme samostatne netestovali.</w:t>
       </w:r>
     </w:p>
     <w:p>
@@ -6460,8 +10920,13 @@
         <w:spacing w:after="120"/>
         <w:jc w:val="both"/>
       </w:pPr>
-      <w:r>
-        <w:t>Baseline organizátorov používajú len titulok (tabuľky 2 a 3 v článku), preto je férové porovnanie iba s našimi riadkami len s titulkom.</w:t>
+      <w:proofErr w:type="spellStart"/>
+      <w:r>
+        <w:t>Baseline</w:t>
+      </w:r>
+      <w:proofErr w:type="spellEnd"/>
+      <w:r>
+        <w:t xml:space="preserve"> organizátorov používajú len titulok (tabuľky 2 a 3 v článku), preto je férové porovnanie iba s našimi riadkami len s titulkom.</w:t>
       </w:r>
     </w:p>
     <w:tbl>
@@ -6704,12 +11169,21 @@
             </w:tcMar>
           </w:tcPr>
           <w:p>
-            <w:r>
-              <w:rPr>
-                <w:sz w:val="19"/>
-                <w:szCs w:val="19"/>
-              </w:rPr>
-              <w:t>Randl et al. (2025)</w:t>
+            <w:proofErr w:type="spellStart"/>
+            <w:r>
+              <w:rPr>
+                <w:sz w:val="19"/>
+                <w:szCs w:val="19"/>
+              </w:rPr>
+              <w:t>Randl</w:t>
+            </w:r>
+            <w:proofErr w:type="spellEnd"/>
+            <w:r>
+              <w:rPr>
+                <w:sz w:val="19"/>
+                <w:szCs w:val="19"/>
+              </w:rPr>
+              <w:t xml:space="preserve"> et al. (2025)</w:t>
             </w:r>
           </w:p>
         </w:tc>
@@ -6810,12 +11284,21 @@
             </w:tcMar>
           </w:tcPr>
           <w:p>
-            <w:r>
-              <w:rPr>
-                <w:sz w:val="19"/>
-                <w:szCs w:val="19"/>
-              </w:rPr>
-              <w:t>Randl et al. (2025)</w:t>
+            <w:proofErr w:type="spellStart"/>
+            <w:r>
+              <w:rPr>
+                <w:sz w:val="19"/>
+                <w:szCs w:val="19"/>
+              </w:rPr>
+              <w:t>Randl</w:t>
+            </w:r>
+            <w:proofErr w:type="spellEnd"/>
+            <w:r>
+              <w:rPr>
+                <w:sz w:val="19"/>
+                <w:szCs w:val="19"/>
+              </w:rPr>
+              <w:t xml:space="preserve"> et al. (2025)</w:t>
             </w:r>
           </w:p>
         </w:tc>
@@ -6923,12 +11406,21 @@
             </w:tcMar>
           </w:tcPr>
           <w:p>
-            <w:r>
-              <w:rPr>
-                <w:sz w:val="19"/>
-                <w:szCs w:val="19"/>
-              </w:rPr>
-              <w:t>results/summary.csv</w:t>
+            <w:proofErr w:type="spellStart"/>
+            <w:r>
+              <w:rPr>
+                <w:sz w:val="19"/>
+                <w:szCs w:val="19"/>
+              </w:rPr>
+              <w:t>results</w:t>
+            </w:r>
+            <w:proofErr w:type="spellEnd"/>
+            <w:r>
+              <w:rPr>
+                <w:sz w:val="19"/>
+                <w:szCs w:val="19"/>
+              </w:rPr>
+              <w:t>/summary.csv</w:t>
             </w:r>
           </w:p>
         </w:tc>
@@ -7029,12 +11521,21 @@
             </w:tcMar>
           </w:tcPr>
           <w:p>
-            <w:r>
-              <w:rPr>
-                <w:sz w:val="19"/>
-                <w:szCs w:val="19"/>
-              </w:rPr>
-              <w:t>results/summary.csv</w:t>
+            <w:proofErr w:type="spellStart"/>
+            <w:r>
+              <w:rPr>
+                <w:sz w:val="19"/>
+                <w:szCs w:val="19"/>
+              </w:rPr>
+              <w:t>results</w:t>
+            </w:r>
+            <w:proofErr w:type="spellEnd"/>
+            <w:r>
+              <w:rPr>
+                <w:sz w:val="19"/>
+                <w:szCs w:val="19"/>
+              </w:rPr>
+              <w:t>/summary.csv</w:t>
             </w:r>
           </w:p>
         </w:tc>
@@ -7051,7 +11552,63 @@
         <w:jc w:val="both"/>
       </w:pPr>
       <w:r>
-        <w:t>Náš TF-IDF + LR len na titulku (0,633) je lepší než referencia organizátorov (0,498). Rozdiel je v nastaveniach: notebook organizátorov používa znakové n-gramy (2 až 5 znakov, max_df = 0,5, min_df = 5) a LogisticRegression s C = 1 a trénuje na 80 % trénovacích dát, kým my máme slovné tokeny, sublinear TF a C = 10. Keď sme ich nastavenie spustili na celých trénovacích dátach a vyhodnotili na našom teste (kontrolná bunka na konci kroku 7 v baseline_food_hazard.ipynb), dostali sme ST1 0,483, teda hodnotu blízku ich 0,498. Presný postup ich behu v článku nie je opísaný, preto zhoda nie je úplná.</w:t>
+        <w:t xml:space="preserve">Náš TF-IDF + LR len na titulku (0,633) je lepší než referencia organizátorov (0,498). Rozdiel je v nastaveniach: notebook organizátorov používa znakové n-gramy (2 až 5 znakov, </w:t>
+      </w:r>
+      <w:proofErr w:type="spellStart"/>
+      <w:r>
+        <w:t>max_df</w:t>
+      </w:r>
+      <w:proofErr w:type="spellEnd"/>
+      <w:r>
+        <w:t xml:space="preserve"> = 0,5, </w:t>
+      </w:r>
+      <w:proofErr w:type="spellStart"/>
+      <w:r>
+        <w:t>min_df</w:t>
+      </w:r>
+      <w:proofErr w:type="spellEnd"/>
+      <w:r>
+        <w:t xml:space="preserve"> = 5) a </w:t>
+      </w:r>
+      <w:proofErr w:type="spellStart"/>
+      <w:r>
+        <w:t>LogisticRegression</w:t>
+      </w:r>
+      <w:proofErr w:type="spellEnd"/>
+      <w:r>
+        <w:t xml:space="preserve"> s C = 1 a trénuje na 80 % </w:t>
+      </w:r>
+      <w:proofErr w:type="spellStart"/>
+      <w:r>
+        <w:t>trénovacích</w:t>
+      </w:r>
+      <w:proofErr w:type="spellEnd"/>
+      <w:r>
+        <w:t xml:space="preserve"> dát, kým my máme slovné tokeny, </w:t>
+      </w:r>
+      <w:proofErr w:type="spellStart"/>
+      <w:r>
+        <w:t>sublinear</w:t>
+      </w:r>
+      <w:proofErr w:type="spellEnd"/>
+      <w:r>
+        <w:t xml:space="preserve"> TF a C = 10. Keď sme ich nastavenie spustili na celých </w:t>
+      </w:r>
+      <w:proofErr w:type="spellStart"/>
+      <w:r>
+        <w:t>trénovacích</w:t>
+      </w:r>
+      <w:proofErr w:type="spellEnd"/>
+      <w:r>
+        <w:t xml:space="preserve"> dátach a vyhodnotili na našom teste (kontrolná bunka na konci kroku 7 v </w:t>
+      </w:r>
+      <w:proofErr w:type="spellStart"/>
+      <w:r>
+        <w:t>baseline_food_hazard.ipynb</w:t>
+      </w:r>
+      <w:proofErr w:type="spellEnd"/>
+      <w:r>
+        <w:t>), dostali sme ST1 0,483, teda hodnotu blízku ich 0,498. Presný postup ich behu v článku nie je opísaný, preto zhoda nie je úplná.</w:t>
       </w:r>
     </w:p>
     <w:p>
@@ -7146,7 +11703,27 @@
           <w:sz w:val="18"/>
           <w:szCs w:val="18"/>
         </w:rPr>
-        <w:t xml:space="preserve"> zámen pre hazard-category na testovacích dátach (vľavo LR, vpravo SVM</w:t>
+        <w:t xml:space="preserve"> zámen pre hazard-</w:t>
+      </w:r>
+      <w:proofErr w:type="spellStart"/>
+      <w:r>
+        <w:rPr>
+          <w:i/>
+          <w:iCs/>
+          <w:sz w:val="18"/>
+          <w:szCs w:val="18"/>
+        </w:rPr>
+        <w:t>category</w:t>
+      </w:r>
+      <w:proofErr w:type="spellEnd"/>
+      <w:r>
+        <w:rPr>
+          <w:i/>
+          <w:iCs/>
+          <w:sz w:val="18"/>
+          <w:szCs w:val="18"/>
+        </w:rPr>
+        <w:t xml:space="preserve"> na testovacích dátach (vľavo LR, vpravo SVM</w:t>
       </w:r>
       <w:r>
         <w:rPr>
@@ -7219,7 +11796,27 @@
           <w:sz w:val="18"/>
           <w:szCs w:val="18"/>
         </w:rPr>
-        <w:t>Obr. 6: Výkon ST2 podľa počtu príkladov triedy v train.</w:t>
+        <w:t xml:space="preserve">Obr. 6: Výkon ST2 podľa počtu príkladov triedy v </w:t>
+      </w:r>
+      <w:proofErr w:type="spellStart"/>
+      <w:r>
+        <w:rPr>
+          <w:i/>
+          <w:iCs/>
+          <w:sz w:val="18"/>
+          <w:szCs w:val="18"/>
+        </w:rPr>
+        <w:t>train</w:t>
+      </w:r>
+      <w:proofErr w:type="spellEnd"/>
+      <w:r>
+        <w:rPr>
+          <w:i/>
+          <w:iCs/>
+          <w:sz w:val="18"/>
+          <w:szCs w:val="18"/>
+        </w:rPr>
+        <w:t>.</w:t>
       </w:r>
     </w:p>
     <w:p>
@@ -7242,7 +11839,47 @@
         <w:jc w:val="both"/>
       </w:pPr>
       <w:r>
-        <w:t>SVM urobil na hazard-category 56 chýb z 997 správ. Najčastejšie zámeny sú fraud predikovaný ako allergens (14) a allergens predikovaný ako fraud (8), spolu 22 z 56.</w:t>
+        <w:t>SVM urobil na hazard-</w:t>
+      </w:r>
+      <w:proofErr w:type="spellStart"/>
+      <w:r>
+        <w:t>category</w:t>
+      </w:r>
+      <w:proofErr w:type="spellEnd"/>
+      <w:r>
+        <w:t xml:space="preserve"> 56 chýb z 997 správ. Najčastejšie zámeny sú </w:t>
+      </w:r>
+      <w:proofErr w:type="spellStart"/>
+      <w:r>
+        <w:t>fraud</w:t>
+      </w:r>
+      <w:proofErr w:type="spellEnd"/>
+      <w:r>
+        <w:t xml:space="preserve"> predikovaný ako </w:t>
+      </w:r>
+      <w:proofErr w:type="spellStart"/>
+      <w:r>
+        <w:t>allergens</w:t>
+      </w:r>
+      <w:proofErr w:type="spellEnd"/>
+      <w:r>
+        <w:t xml:space="preserve"> (14) a </w:t>
+      </w:r>
+      <w:proofErr w:type="spellStart"/>
+      <w:r>
+        <w:t>allergens</w:t>
+      </w:r>
+      <w:proofErr w:type="spellEnd"/>
+      <w:r>
+        <w:t xml:space="preserve"> predikovaný ako </w:t>
+      </w:r>
+      <w:proofErr w:type="spellStart"/>
+      <w:r>
+        <w:t>fraud</w:t>
+      </w:r>
+      <w:proofErr w:type="spellEnd"/>
+      <w:r>
+        <w:t xml:space="preserve"> (8), spolu 22 z 56.</w:t>
       </w:r>
     </w:p>
     <w:p>
@@ -7256,7 +11893,63 @@
         <w:jc w:val="both"/>
       </w:pPr>
       <w:r>
-        <w:t>V trénovacích dátach kategória záleží na formulácii rizika: napríklad „sulphates/sulphites“ je označené ako fraud, ale „sulphur dioxide and sulphites“ ako allergens.</w:t>
+        <w:t xml:space="preserve">V </w:t>
+      </w:r>
+      <w:proofErr w:type="spellStart"/>
+      <w:r>
+        <w:t>trénovacích</w:t>
+      </w:r>
+      <w:proofErr w:type="spellEnd"/>
+      <w:r>
+        <w:t xml:space="preserve"> dátach kategória záleží na formulácii rizika: napríklad „</w:t>
+      </w:r>
+      <w:proofErr w:type="spellStart"/>
+      <w:r>
+        <w:t>sulphates</w:t>
+      </w:r>
+      <w:proofErr w:type="spellEnd"/>
+      <w:r>
+        <w:t>/</w:t>
+      </w:r>
+      <w:proofErr w:type="spellStart"/>
+      <w:r>
+        <w:t>sulphites</w:t>
+      </w:r>
+      <w:proofErr w:type="spellEnd"/>
+      <w:r>
+        <w:t xml:space="preserve">“ je označené ako </w:t>
+      </w:r>
+      <w:proofErr w:type="spellStart"/>
+      <w:r>
+        <w:t>fraud</w:t>
+      </w:r>
+      <w:proofErr w:type="spellEnd"/>
+      <w:r>
+        <w:t>, ale „</w:t>
+      </w:r>
+      <w:proofErr w:type="spellStart"/>
+      <w:r>
+        <w:t>sulphur</w:t>
+      </w:r>
+      <w:proofErr w:type="spellEnd"/>
+      <w:r>
+        <w:t xml:space="preserve"> dioxide and </w:t>
+      </w:r>
+      <w:proofErr w:type="spellStart"/>
+      <w:r>
+        <w:t>sulphites</w:t>
+      </w:r>
+      <w:proofErr w:type="spellEnd"/>
+      <w:r>
+        <w:t xml:space="preserve">“ ako </w:t>
+      </w:r>
+      <w:proofErr w:type="spellStart"/>
+      <w:r>
+        <w:t>allergens</w:t>
+      </w:r>
+      <w:proofErr w:type="spellEnd"/>
+      <w:r>
+        <w:t>.</w:t>
       </w:r>
     </w:p>
     <w:p>
@@ -7269,8 +11962,85 @@
         <w:spacing w:after="60"/>
         <w:jc w:val="both"/>
       </w:pPr>
-      <w:r>
-        <w:t>Product-category: 225 chýb. Najčastejšie sa mýli prepared dishes and snacks s meat, egg and dairy products (13 a 11 prípadov) a s cereals and bakery products (9 a 9).</w:t>
+      <w:proofErr w:type="spellStart"/>
+      <w:r>
+        <w:t>Product-category</w:t>
+      </w:r>
+      <w:proofErr w:type="spellEnd"/>
+      <w:r>
+        <w:t xml:space="preserve">: 225 chýb. Najčastejšie sa mýli </w:t>
+      </w:r>
+      <w:proofErr w:type="spellStart"/>
+      <w:r>
+        <w:t>prepared</w:t>
+      </w:r>
+      <w:proofErr w:type="spellEnd"/>
+      <w:r>
+        <w:t xml:space="preserve"> </w:t>
+      </w:r>
+      <w:proofErr w:type="spellStart"/>
+      <w:r>
+        <w:t>dishes</w:t>
+      </w:r>
+      <w:proofErr w:type="spellEnd"/>
+      <w:r>
+        <w:t xml:space="preserve"> and </w:t>
+      </w:r>
+      <w:proofErr w:type="spellStart"/>
+      <w:r>
+        <w:t>snacks</w:t>
+      </w:r>
+      <w:proofErr w:type="spellEnd"/>
+      <w:r>
+        <w:t xml:space="preserve"> s meat, </w:t>
+      </w:r>
+      <w:proofErr w:type="spellStart"/>
+      <w:r>
+        <w:t>egg</w:t>
+      </w:r>
+      <w:proofErr w:type="spellEnd"/>
+      <w:r>
+        <w:t xml:space="preserve"> and </w:t>
+      </w:r>
+      <w:proofErr w:type="spellStart"/>
+      <w:r>
+        <w:t>dairy</w:t>
+      </w:r>
+      <w:proofErr w:type="spellEnd"/>
+      <w:r>
+        <w:t xml:space="preserve"> </w:t>
+      </w:r>
+      <w:proofErr w:type="spellStart"/>
+      <w:r>
+        <w:t>products</w:t>
+      </w:r>
+      <w:proofErr w:type="spellEnd"/>
+      <w:r>
+        <w:t xml:space="preserve"> (13 a 11 prípadov) a s </w:t>
+      </w:r>
+      <w:proofErr w:type="spellStart"/>
+      <w:r>
+        <w:t>cereals</w:t>
+      </w:r>
+      <w:proofErr w:type="spellEnd"/>
+      <w:r>
+        <w:t xml:space="preserve"> and </w:t>
+      </w:r>
+      <w:proofErr w:type="spellStart"/>
+      <w:r>
+        <w:t>bakery</w:t>
+      </w:r>
+      <w:proofErr w:type="spellEnd"/>
+      <w:r>
+        <w:t xml:space="preserve"> </w:t>
+      </w:r>
+      <w:proofErr w:type="spellStart"/>
+      <w:r>
+        <w:t>products</w:t>
+      </w:r>
+      <w:proofErr w:type="spellEnd"/>
+      <w:r>
+        <w:t xml:space="preserve"> (9 a 9).</w:t>
       </w:r>
     </w:p>
     <w:p>
@@ -7284,7 +12054,15 @@
         <w:jc w:val="both"/>
       </w:pPr>
       <w:r>
-        <w:t>Výkon ST2 rastie s počtom príkladov triedy (obr. 6). Produkty, ktoré sa v train nevyskytujú (84 správ, 8,4 % testu), model nepredpovedá správne vôbec.</w:t>
+        <w:t xml:space="preserve">Výkon ST2 rastie s počtom príkladov triedy (obr. 6). Produkty, ktoré sa v </w:t>
+      </w:r>
+      <w:proofErr w:type="spellStart"/>
+      <w:r>
+        <w:t>train</w:t>
+      </w:r>
+      <w:proofErr w:type="spellEnd"/>
+      <w:r>
+        <w:t xml:space="preserve"> nevyskytujú (84 správ, 8,4 % testu), model nepredpovedá správne vôbec.</w:t>
       </w:r>
     </w:p>
     <w:p>
@@ -7296,13 +12074,34 @@
         <w:t xml:space="preserve">Pri 20 </w:t>
       </w:r>
       <w:r>
-        <w:t>chybách logistickej regresie, ktoré notebook vybral náhodne so SEED = 42 (10 chýb v hazard-category a 10 chýb v product-category pri správne určenom riziku, súbor</w:t>
+        <w:t>chybách logistickej regresie, ktoré notebook vybral náhodne so SEED = 42 (10 chýb v hazard-</w:t>
+      </w:r>
+      <w:proofErr w:type="spellStart"/>
+      <w:r>
+        <w:t>category</w:t>
+      </w:r>
+      <w:proofErr w:type="spellEnd"/>
+      <w:r>
+        <w:t xml:space="preserve"> a 10 chýb v </w:t>
+      </w:r>
+      <w:proofErr w:type="spellStart"/>
+      <w:r>
+        <w:t>product-category</w:t>
+      </w:r>
+      <w:proofErr w:type="spellEnd"/>
+      <w:r>
+        <w:t xml:space="preserve"> pri správne určenom riziku, súbor</w:t>
       </w:r>
       <w:r>
         <w:t xml:space="preserve"> </w:t>
       </w:r>
-      <w:r>
-        <w:t>results/chyby_na_komentar.csv) sme po prečítaní správ ručne zapísali dôvod. Tabuľka ich zhŕňa podľa príčiny, v zátvorke sú id správ.</w:t>
+      <w:proofErr w:type="spellStart"/>
+      <w:r>
+        <w:t>results</w:t>
+      </w:r>
+      <w:proofErr w:type="spellEnd"/>
+      <w:r>
+        <w:t>/chyby_na_komentar.csv) sme po prečítaní správ ručne zapísali dôvod. Tabuľka ich zhŕňa podľa príčiny, v zátvorke sú id správ.</w:t>
       </w:r>
     </w:p>
     <w:tbl>
@@ -7442,7 +12241,55 @@
                 <w:sz w:val="19"/>
                 <w:szCs w:val="19"/>
               </w:rPr>
-              <w:t>hazard-category: hranica fraud a allergens (893, 26, 512, 820, 37)</w:t>
+              <w:t>hazard-</w:t>
+            </w:r>
+            <w:proofErr w:type="spellStart"/>
+            <w:r>
+              <w:rPr>
+                <w:sz w:val="19"/>
+                <w:szCs w:val="19"/>
+              </w:rPr>
+              <w:t>category</w:t>
+            </w:r>
+            <w:proofErr w:type="spellEnd"/>
+            <w:r>
+              <w:rPr>
+                <w:sz w:val="19"/>
+                <w:szCs w:val="19"/>
+              </w:rPr>
+              <w:t xml:space="preserve">: hranica </w:t>
+            </w:r>
+            <w:proofErr w:type="spellStart"/>
+            <w:r>
+              <w:rPr>
+                <w:sz w:val="19"/>
+                <w:szCs w:val="19"/>
+              </w:rPr>
+              <w:t>fraud</w:t>
+            </w:r>
+            <w:proofErr w:type="spellEnd"/>
+            <w:r>
+              <w:rPr>
+                <w:sz w:val="19"/>
+                <w:szCs w:val="19"/>
+              </w:rPr>
+              <w:t xml:space="preserve"> a </w:t>
+            </w:r>
+            <w:proofErr w:type="spellStart"/>
+            <w:r>
+              <w:rPr>
+                <w:sz w:val="19"/>
+                <w:szCs w:val="19"/>
+              </w:rPr>
+              <w:t>allergens</w:t>
+            </w:r>
+            <w:proofErr w:type="spellEnd"/>
+            <w:r>
+              <w:rPr>
+                <w:sz w:val="19"/>
+                <w:szCs w:val="19"/>
+              </w:rPr>
+              <w:t xml:space="preserve"> (893, 26, 512, 820, 37)</w:t>
             </w:r>
           </w:p>
         </w:tc>
@@ -7494,7 +12341,71 @@
                 <w:sz w:val="19"/>
                 <w:szCs w:val="19"/>
               </w:rPr>
-              <w:t>Text spomína alergén, ale anotácia je fraud kvôli nesprávnemu označeniu, alebo naopak. Napríklad 893 je „Gluten Free“ produkt s alergénom lepok, preto fraud; 820 a 37 sú siričitany anotované opačne, takže anotácia je nekonzistentná.</w:t>
+              <w:t xml:space="preserve">Text spomína alergén, ale anotácia je </w:t>
+            </w:r>
+            <w:proofErr w:type="spellStart"/>
+            <w:r>
+              <w:rPr>
+                <w:sz w:val="19"/>
+                <w:szCs w:val="19"/>
+              </w:rPr>
+              <w:t>fraud</w:t>
+            </w:r>
+            <w:proofErr w:type="spellEnd"/>
+            <w:r>
+              <w:rPr>
+                <w:sz w:val="19"/>
+                <w:szCs w:val="19"/>
+              </w:rPr>
+              <w:t xml:space="preserve"> kvôli nesprávnemu označeniu, alebo naopak. Napríklad 893 je „</w:t>
+            </w:r>
+            <w:proofErr w:type="spellStart"/>
+            <w:r>
+              <w:rPr>
+                <w:sz w:val="19"/>
+                <w:szCs w:val="19"/>
+              </w:rPr>
+              <w:t>Gluten</w:t>
+            </w:r>
+            <w:proofErr w:type="spellEnd"/>
+            <w:r>
+              <w:rPr>
+                <w:sz w:val="19"/>
+                <w:szCs w:val="19"/>
+              </w:rPr>
+              <w:t xml:space="preserve"> </w:t>
+            </w:r>
+            <w:proofErr w:type="spellStart"/>
+            <w:r>
+              <w:rPr>
+                <w:sz w:val="19"/>
+                <w:szCs w:val="19"/>
+              </w:rPr>
+              <w:t>Free</w:t>
+            </w:r>
+            <w:proofErr w:type="spellEnd"/>
+            <w:r>
+              <w:rPr>
+                <w:sz w:val="19"/>
+                <w:szCs w:val="19"/>
+              </w:rPr>
+              <w:t xml:space="preserve">“ produkt s alergénom lepok, preto </w:t>
+            </w:r>
+            <w:proofErr w:type="spellStart"/>
+            <w:r>
+              <w:rPr>
+                <w:sz w:val="19"/>
+                <w:szCs w:val="19"/>
+              </w:rPr>
+              <w:t>fraud</w:t>
+            </w:r>
+            <w:proofErr w:type="spellEnd"/>
+            <w:r>
+              <w:rPr>
+                <w:sz w:val="19"/>
+                <w:szCs w:val="19"/>
+              </w:rPr>
+              <w:t>; 820 a 37 sú siričitany anotované opačne, takže anotácia je nekonzistentná.</w:t>
             </w:r>
           </w:p>
         </w:tc>
@@ -7523,7 +12434,23 @@
                 <w:szCs w:val="19"/>
               </w:rPr>
               <w:lastRenderedPageBreak/>
-              <w:t>hazard-category: zavádzajúce slová (556, 746)</w:t>
+              <w:t>hazard-</w:t>
+            </w:r>
+            <w:proofErr w:type="spellStart"/>
+            <w:r>
+              <w:rPr>
+                <w:sz w:val="19"/>
+                <w:szCs w:val="19"/>
+              </w:rPr>
+              <w:t>category</w:t>
+            </w:r>
+            <w:proofErr w:type="spellEnd"/>
+            <w:r>
+              <w:rPr>
+                <w:sz w:val="19"/>
+                <w:szCs w:val="19"/>
+              </w:rPr>
+              <w:t>: zavádzajúce slová (556, 746)</w:t>
             </w:r>
           </w:p>
         </w:tc>
@@ -7575,7 +12502,71 @@
                 <w:sz w:val="19"/>
                 <w:szCs w:val="19"/>
               </w:rPr>
-              <w:t>V 746 je príčinou bakteriálna kontaminácia a „swollen cans“ sú len prejav, model to zaradil k packaging defect.</w:t>
+              <w:t>V 746 je príčinou bakteriálna kontaminácia a „</w:t>
+            </w:r>
+            <w:proofErr w:type="spellStart"/>
+            <w:r>
+              <w:rPr>
+                <w:sz w:val="19"/>
+                <w:szCs w:val="19"/>
+              </w:rPr>
+              <w:t>swollen</w:t>
+            </w:r>
+            <w:proofErr w:type="spellEnd"/>
+            <w:r>
+              <w:rPr>
+                <w:sz w:val="19"/>
+                <w:szCs w:val="19"/>
+              </w:rPr>
+              <w:t xml:space="preserve"> </w:t>
+            </w:r>
+            <w:proofErr w:type="spellStart"/>
+            <w:r>
+              <w:rPr>
+                <w:sz w:val="19"/>
+                <w:szCs w:val="19"/>
+              </w:rPr>
+              <w:t>cans</w:t>
+            </w:r>
+            <w:proofErr w:type="spellEnd"/>
+            <w:r>
+              <w:rPr>
+                <w:sz w:val="19"/>
+                <w:szCs w:val="19"/>
+              </w:rPr>
+              <w:t xml:space="preserve">“ sú len prejav, model to zaradil k </w:t>
+            </w:r>
+            <w:proofErr w:type="spellStart"/>
+            <w:r>
+              <w:rPr>
+                <w:sz w:val="19"/>
+                <w:szCs w:val="19"/>
+              </w:rPr>
+              <w:t>packaging</w:t>
+            </w:r>
+            <w:proofErr w:type="spellEnd"/>
+            <w:r>
+              <w:rPr>
+                <w:sz w:val="19"/>
+                <w:szCs w:val="19"/>
+              </w:rPr>
+              <w:t xml:space="preserve"> </w:t>
+            </w:r>
+            <w:proofErr w:type="spellStart"/>
+            <w:r>
+              <w:rPr>
+                <w:sz w:val="19"/>
+                <w:szCs w:val="19"/>
+              </w:rPr>
+              <w:t>defect</w:t>
+            </w:r>
+            <w:proofErr w:type="spellEnd"/>
+            <w:r>
+              <w:rPr>
+                <w:sz w:val="19"/>
+                <w:szCs w:val="19"/>
+              </w:rPr>
+              <w:t>.</w:t>
             </w:r>
           </w:p>
         </w:tc>
@@ -7603,7 +12594,23 @@
                 <w:sz w:val="19"/>
                 <w:szCs w:val="19"/>
               </w:rPr>
-              <w:t>hazard-category: pravdepodobná chyba anotácie (362)</w:t>
+              <w:t>hazard-</w:t>
+            </w:r>
+            <w:proofErr w:type="spellStart"/>
+            <w:r>
+              <w:rPr>
+                <w:sz w:val="19"/>
+                <w:szCs w:val="19"/>
+              </w:rPr>
+              <w:t>category</w:t>
+            </w:r>
+            <w:proofErr w:type="spellEnd"/>
+            <w:r>
+              <w:rPr>
+                <w:sz w:val="19"/>
+                <w:szCs w:val="19"/>
+              </w:rPr>
+              <w:t>: pravdepodobná chyba anotácie (362)</w:t>
             </w:r>
           </w:p>
         </w:tc>
@@ -7655,7 +12662,55 @@
                 <w:sz w:val="19"/>
                 <w:szCs w:val="19"/>
               </w:rPr>
-              <w:t>Dôvodom stiahnutia je E. coli O121, „cashew“ je len súčasť názvu produktu. Predikcia biological zodpovedá textu.</w:t>
+              <w:t xml:space="preserve">Dôvodom stiahnutia je E. </w:t>
+            </w:r>
+            <w:proofErr w:type="spellStart"/>
+            <w:r>
+              <w:rPr>
+                <w:sz w:val="19"/>
+                <w:szCs w:val="19"/>
+              </w:rPr>
+              <w:t>coli</w:t>
+            </w:r>
+            <w:proofErr w:type="spellEnd"/>
+            <w:r>
+              <w:rPr>
+                <w:sz w:val="19"/>
+                <w:szCs w:val="19"/>
+              </w:rPr>
+              <w:t xml:space="preserve"> O121, „</w:t>
+            </w:r>
+            <w:proofErr w:type="spellStart"/>
+            <w:r>
+              <w:rPr>
+                <w:sz w:val="19"/>
+                <w:szCs w:val="19"/>
+              </w:rPr>
+              <w:t>cashew</w:t>
+            </w:r>
+            <w:proofErr w:type="spellEnd"/>
+            <w:r>
+              <w:rPr>
+                <w:sz w:val="19"/>
+                <w:szCs w:val="19"/>
+              </w:rPr>
+              <w:t xml:space="preserve">“ je len súčasť názvu produktu. Predikcia </w:t>
+            </w:r>
+            <w:proofErr w:type="spellStart"/>
+            <w:r>
+              <w:rPr>
+                <w:sz w:val="19"/>
+                <w:szCs w:val="19"/>
+              </w:rPr>
+              <w:t>biological</w:t>
+            </w:r>
+            <w:proofErr w:type="spellEnd"/>
+            <w:r>
+              <w:rPr>
+                <w:sz w:val="19"/>
+                <w:szCs w:val="19"/>
+              </w:rPr>
+              <w:t xml:space="preserve"> zodpovedá textu.</w:t>
             </w:r>
           </w:p>
         </w:tc>
@@ -7683,7 +12738,23 @@
                 <w:sz w:val="19"/>
                 <w:szCs w:val="19"/>
               </w:rPr>
-              <w:t>hazard-category: zriedkavé a rôznorodé triedy (963, 105)</w:t>
+              <w:t>hazard-</w:t>
+            </w:r>
+            <w:proofErr w:type="spellStart"/>
+            <w:r>
+              <w:rPr>
+                <w:sz w:val="19"/>
+                <w:szCs w:val="19"/>
+              </w:rPr>
+              <w:t>category</w:t>
+            </w:r>
+            <w:proofErr w:type="spellEnd"/>
+            <w:r>
+              <w:rPr>
+                <w:sz w:val="19"/>
+                <w:szCs w:val="19"/>
+              </w:rPr>
+              <w:t>: zriedkavé a rôznorodé triedy (963, 105)</w:t>
             </w:r>
           </w:p>
         </w:tc>
@@ -7735,7 +12806,55 @@
                 <w:sz w:val="19"/>
                 <w:szCs w:val="19"/>
               </w:rPr>
-              <w:t>Trieda migration má v train 3 príklady; pri 105 (other hazard) je dôvod len odhad.</w:t>
+              <w:t xml:space="preserve">Trieda </w:t>
+            </w:r>
+            <w:proofErr w:type="spellStart"/>
+            <w:r>
+              <w:rPr>
+                <w:sz w:val="19"/>
+                <w:szCs w:val="19"/>
+              </w:rPr>
+              <w:t>migration</w:t>
+            </w:r>
+            <w:proofErr w:type="spellEnd"/>
+            <w:r>
+              <w:rPr>
+                <w:sz w:val="19"/>
+                <w:szCs w:val="19"/>
+              </w:rPr>
+              <w:t xml:space="preserve"> má v </w:t>
+            </w:r>
+            <w:proofErr w:type="spellStart"/>
+            <w:r>
+              <w:rPr>
+                <w:sz w:val="19"/>
+                <w:szCs w:val="19"/>
+              </w:rPr>
+              <w:t>train</w:t>
+            </w:r>
+            <w:proofErr w:type="spellEnd"/>
+            <w:r>
+              <w:rPr>
+                <w:sz w:val="19"/>
+                <w:szCs w:val="19"/>
+              </w:rPr>
+              <w:t xml:space="preserve"> 3 príklady; pri 105 (</w:t>
+            </w:r>
+            <w:proofErr w:type="spellStart"/>
+            <w:r>
+              <w:rPr>
+                <w:sz w:val="19"/>
+                <w:szCs w:val="19"/>
+              </w:rPr>
+              <w:t>other</w:t>
+            </w:r>
+            <w:proofErr w:type="spellEnd"/>
+            <w:r>
+              <w:rPr>
+                <w:sz w:val="19"/>
+                <w:szCs w:val="19"/>
+              </w:rPr>
+              <w:t xml:space="preserve"> hazard) je dôvod len odhad.</w:t>
             </w:r>
           </w:p>
         </w:tc>
@@ -7758,12 +12877,21 @@
             </w:tcMar>
           </w:tcPr>
           <w:p>
-            <w:r>
-              <w:rPr>
-                <w:sz w:val="19"/>
-                <w:szCs w:val="19"/>
-              </w:rPr>
-              <w:t>product-category: prekrývajúce sa kategórie (780, 438, 683, 845, 506, 549)</w:t>
+            <w:proofErr w:type="spellStart"/>
+            <w:r>
+              <w:rPr>
+                <w:sz w:val="19"/>
+                <w:szCs w:val="19"/>
+              </w:rPr>
+              <w:t>product-category</w:t>
+            </w:r>
+            <w:proofErr w:type="spellEnd"/>
+            <w:r>
+              <w:rPr>
+                <w:sz w:val="19"/>
+                <w:szCs w:val="19"/>
+              </w:rPr>
+              <w:t>: prekrývajúce sa kategórie (780, 438, 683, 845, 506, 549)</w:t>
             </w:r>
           </w:p>
         </w:tc>
@@ -7815,7 +12943,39 @@
                 <w:sz w:val="19"/>
                 <w:szCs w:val="19"/>
               </w:rPr>
-              <w:t>Produkt patrí obsahovo do viacerých kategórií, napríklad jablkový džús je anotovaný podľa suroviny (fruits and vegetables), model ho zaradil ako nápoj.</w:t>
+              <w:t>Produkt patrí obsahovo do viacerých kategórií, napríklad jablkový džús je anotovaný podľa suroviny (</w:t>
+            </w:r>
+            <w:proofErr w:type="spellStart"/>
+            <w:r>
+              <w:rPr>
+                <w:sz w:val="19"/>
+                <w:szCs w:val="19"/>
+              </w:rPr>
+              <w:t>fruits</w:t>
+            </w:r>
+            <w:proofErr w:type="spellEnd"/>
+            <w:r>
+              <w:rPr>
+                <w:sz w:val="19"/>
+                <w:szCs w:val="19"/>
+              </w:rPr>
+              <w:t xml:space="preserve"> and </w:t>
+            </w:r>
+            <w:proofErr w:type="spellStart"/>
+            <w:r>
+              <w:rPr>
+                <w:sz w:val="19"/>
+                <w:szCs w:val="19"/>
+              </w:rPr>
+              <w:t>vegetables</w:t>
+            </w:r>
+            <w:proofErr w:type="spellEnd"/>
+            <w:r>
+              <w:rPr>
+                <w:sz w:val="19"/>
+                <w:szCs w:val="19"/>
+              </w:rPr>
+              <w:t>), model ho zaradil ako nápoj.</w:t>
             </w:r>
           </w:p>
         </w:tc>
@@ -7838,12 +12998,21 @@
             </w:tcMar>
           </w:tcPr>
           <w:p>
-            <w:r>
-              <w:rPr>
-                <w:sz w:val="19"/>
-                <w:szCs w:val="19"/>
-              </w:rPr>
-              <w:t>product-category: sporná anotácia (468)</w:t>
+            <w:proofErr w:type="spellStart"/>
+            <w:r>
+              <w:rPr>
+                <w:sz w:val="19"/>
+                <w:szCs w:val="19"/>
+              </w:rPr>
+              <w:t>product-category</w:t>
+            </w:r>
+            <w:proofErr w:type="spellEnd"/>
+            <w:r>
+              <w:rPr>
+                <w:sz w:val="19"/>
+                <w:szCs w:val="19"/>
+              </w:rPr>
+              <w:t>: sporná anotácia (468)</w:t>
             </w:r>
           </w:p>
         </w:tc>
@@ -7895,7 +13064,39 @@
                 <w:sz w:val="19"/>
                 <w:szCs w:val="19"/>
               </w:rPr>
-              <w:t>Šalát z morských plodov s jogurtom je anotovaný ako fruits and vegetables, predikcia je obsahovo bližšia.</w:t>
+              <w:t xml:space="preserve">Šalát z morských plodov s jogurtom je anotovaný ako </w:t>
+            </w:r>
+            <w:proofErr w:type="spellStart"/>
+            <w:r>
+              <w:rPr>
+                <w:sz w:val="19"/>
+                <w:szCs w:val="19"/>
+              </w:rPr>
+              <w:t>fruits</w:t>
+            </w:r>
+            <w:proofErr w:type="spellEnd"/>
+            <w:r>
+              <w:rPr>
+                <w:sz w:val="19"/>
+                <w:szCs w:val="19"/>
+              </w:rPr>
+              <w:t xml:space="preserve"> and </w:t>
+            </w:r>
+            <w:proofErr w:type="spellStart"/>
+            <w:r>
+              <w:rPr>
+                <w:sz w:val="19"/>
+                <w:szCs w:val="19"/>
+              </w:rPr>
+              <w:t>vegetables</w:t>
+            </w:r>
+            <w:proofErr w:type="spellEnd"/>
+            <w:r>
+              <w:rPr>
+                <w:sz w:val="19"/>
+                <w:szCs w:val="19"/>
+              </w:rPr>
+              <w:t>, predikcia je obsahovo bližšia.</w:t>
             </w:r>
           </w:p>
         </w:tc>
@@ -7918,12 +13119,21 @@
             </w:tcMar>
           </w:tcPr>
           <w:p>
-            <w:r>
-              <w:rPr>
-                <w:sz w:val="19"/>
-                <w:szCs w:val="19"/>
-              </w:rPr>
-              <w:t>product-category: zavádzajúce slovo (250)</w:t>
+            <w:proofErr w:type="spellStart"/>
+            <w:r>
+              <w:rPr>
+                <w:sz w:val="19"/>
+                <w:szCs w:val="19"/>
+              </w:rPr>
+              <w:t>product-category</w:t>
+            </w:r>
+            <w:proofErr w:type="spellEnd"/>
+            <w:r>
+              <w:rPr>
+                <w:sz w:val="19"/>
+                <w:szCs w:val="19"/>
+              </w:rPr>
+              <w:t>: zavádzajúce slovo (250)</w:t>
             </w:r>
           </w:p>
         </w:tc>
@@ -7975,7 +13185,71 @@
                 <w:sz w:val="19"/>
                 <w:szCs w:val="19"/>
               </w:rPr>
-              <w:t>„Fruit Chaat Seasoning“ je korenie, model reagoval na slovo „Fruit“.</w:t>
+              <w:t>„</w:t>
+            </w:r>
+            <w:proofErr w:type="spellStart"/>
+            <w:r>
+              <w:rPr>
+                <w:sz w:val="19"/>
+                <w:szCs w:val="19"/>
+              </w:rPr>
+              <w:t>Fruit</w:t>
+            </w:r>
+            <w:proofErr w:type="spellEnd"/>
+            <w:r>
+              <w:rPr>
+                <w:sz w:val="19"/>
+                <w:szCs w:val="19"/>
+              </w:rPr>
+              <w:t xml:space="preserve"> </w:t>
+            </w:r>
+            <w:proofErr w:type="spellStart"/>
+            <w:r>
+              <w:rPr>
+                <w:sz w:val="19"/>
+                <w:szCs w:val="19"/>
+              </w:rPr>
+              <w:t>Chaat</w:t>
+            </w:r>
+            <w:proofErr w:type="spellEnd"/>
+            <w:r>
+              <w:rPr>
+                <w:sz w:val="19"/>
+                <w:szCs w:val="19"/>
+              </w:rPr>
+              <w:t xml:space="preserve"> </w:t>
+            </w:r>
+            <w:proofErr w:type="spellStart"/>
+            <w:r>
+              <w:rPr>
+                <w:sz w:val="19"/>
+                <w:szCs w:val="19"/>
+              </w:rPr>
+              <w:t>Seasoning</w:t>
+            </w:r>
+            <w:proofErr w:type="spellEnd"/>
+            <w:r>
+              <w:rPr>
+                <w:sz w:val="19"/>
+                <w:szCs w:val="19"/>
+              </w:rPr>
+              <w:t>“ je korenie, model reagoval na slovo „</w:t>
+            </w:r>
+            <w:proofErr w:type="spellStart"/>
+            <w:r>
+              <w:rPr>
+                <w:sz w:val="19"/>
+                <w:szCs w:val="19"/>
+              </w:rPr>
+              <w:t>Fruit</w:t>
+            </w:r>
+            <w:proofErr w:type="spellEnd"/>
+            <w:r>
+              <w:rPr>
+                <w:sz w:val="19"/>
+                <w:szCs w:val="19"/>
+              </w:rPr>
+              <w:t>“.</w:t>
             </w:r>
           </w:p>
         </w:tc>
@@ -7998,12 +13272,21 @@
             </w:tcMar>
           </w:tcPr>
           <w:p>
-            <w:r>
-              <w:rPr>
-                <w:sz w:val="19"/>
-                <w:szCs w:val="19"/>
-              </w:rPr>
-              <w:t>product-category: nejasná príčina (610, 927)</w:t>
+            <w:proofErr w:type="spellStart"/>
+            <w:r>
+              <w:rPr>
+                <w:sz w:val="19"/>
+                <w:szCs w:val="19"/>
+              </w:rPr>
+              <w:t>product-category</w:t>
+            </w:r>
+            <w:proofErr w:type="spellEnd"/>
+            <w:r>
+              <w:rPr>
+                <w:sz w:val="19"/>
+                <w:szCs w:val="19"/>
+              </w:rPr>
+              <w:t>: nejasná príčina (610, 927)</w:t>
             </w:r>
           </w:p>
         </w:tc>
@@ -8072,7 +13355,71 @@
         <w:jc w:val="both"/>
       </w:pPr>
       <w:r>
-        <w:t>Z toho plynie hlavný záver: polovica analyzovaných chýb v hazard-category (5 z 10) je na hranici fraud a allergens, kde rozhoduje konvencia anotácie, nie sémantika textu. Pri product-category dominuje prekrývanie kategórií, ktoré je prirodzené (jedlo môže byť naraz napríklad prepared dish aj seafood). Takéto chyby sú preto čiastočne nezlepšiteľné a pri interpretácii skóre ich treba zohľadniť.</w:t>
+        <w:t>Z toho plynie hlavný záver: polovica analyzovaných chýb v hazard-</w:t>
+      </w:r>
+      <w:proofErr w:type="spellStart"/>
+      <w:r>
+        <w:t>category</w:t>
+      </w:r>
+      <w:proofErr w:type="spellEnd"/>
+      <w:r>
+        <w:t xml:space="preserve"> (5 z 10) je na hranici </w:t>
+      </w:r>
+      <w:proofErr w:type="spellStart"/>
+      <w:r>
+        <w:t>fraud</w:t>
+      </w:r>
+      <w:proofErr w:type="spellEnd"/>
+      <w:r>
+        <w:t xml:space="preserve"> a </w:t>
+      </w:r>
+      <w:proofErr w:type="spellStart"/>
+      <w:r>
+        <w:t>allergens</w:t>
+      </w:r>
+      <w:proofErr w:type="spellEnd"/>
+      <w:r>
+        <w:t xml:space="preserve">, kde rozhoduje konvencia anotácie, nie sémantika textu. Pri </w:t>
+      </w:r>
+      <w:proofErr w:type="spellStart"/>
+      <w:r>
+        <w:t>product-category</w:t>
+      </w:r>
+      <w:proofErr w:type="spellEnd"/>
+      <w:r>
+        <w:t xml:space="preserve"> dominuje prekrývanie kategórií, ktoré je prirodzené (jedlo môže byť naraz napríklad </w:t>
+      </w:r>
+      <w:proofErr w:type="spellStart"/>
+      <w:r>
+        <w:t>prepared</w:t>
+      </w:r>
+      <w:proofErr w:type="spellEnd"/>
+      <w:r>
+        <w:t xml:space="preserve"> </w:t>
+      </w:r>
+      <w:proofErr w:type="spellStart"/>
+      <w:r>
+        <w:t>dish</w:t>
+      </w:r>
+      <w:proofErr w:type="spellEnd"/>
+      <w:r>
+        <w:t xml:space="preserve"> aj </w:t>
+      </w:r>
+      <w:proofErr w:type="spellStart"/>
+      <w:r>
+        <w:t>seafood</w:t>
+      </w:r>
+      <w:proofErr w:type="spellEnd"/>
+      <w:r>
+        <w:t xml:space="preserve">). Takéto chyby sú preto čiastočne </w:t>
+      </w:r>
+      <w:proofErr w:type="spellStart"/>
+      <w:r>
+        <w:t>nezlepšiteľné</w:t>
+      </w:r>
+      <w:proofErr w:type="spellEnd"/>
+      <w:r>
+        <w:t xml:space="preserve"> a pri interpretácii skóre ich treba zohľadniť.</w:t>
       </w:r>
     </w:p>
     <w:p>
@@ -8186,15 +13533,28 @@
       </w:pPr>
       <w:r>
         <w:lastRenderedPageBreak/>
-        <w:t>7. Čo nám baseline ukázal a plán 2. etapy</w:t>
+        <w:t xml:space="preserve">7. Čo nám </w:t>
+      </w:r>
+      <w:proofErr w:type="spellStart"/>
+      <w:r>
+        <w:t>baseline</w:t>
+      </w:r>
+      <w:proofErr w:type="spellEnd"/>
+      <w:r>
+        <w:t xml:space="preserve"> ukázal a plán 2. etapy</w:t>
       </w:r>
     </w:p>
     <w:p>
       <w:pPr>
         <w:spacing w:after="120"/>
       </w:pPr>
-      <w:r>
-        <w:t>Baseline splnil svoju úlohu: dáva férový referenčný bod a ukázal, kde je najväčší priestor na zlepšenie. Z toho vychádza plán 2. etapy.</w:t>
+      <w:proofErr w:type="spellStart"/>
+      <w:r>
+        <w:t>Baseline</w:t>
+      </w:r>
+      <w:proofErr w:type="spellEnd"/>
+      <w:r>
+        <w:t xml:space="preserve"> splnil svoju úlohu: dáva férový referenčný bod a ukázal, kde je najväčší priestor na zlepšenie. Z toho vychádza plán 2. etapy.</w:t>
       </w:r>
     </w:p>
     <w:tbl>
@@ -8386,7 +13746,135 @@
                 <w:sz w:val="19"/>
                 <w:szCs w:val="19"/>
               </w:rPr>
-              <w:t>práca s nevyváženosťou: váhy, oversampling, focal loss (Cai et al., 2025; Le et al., 2025), rozšírenie dát (Phan a Chiang, 2025) alebo syntetické dáta z LLM (Randl et al., 2025)</w:t>
+              <w:t xml:space="preserve">práca s nevyváženosťou: váhy, </w:t>
+            </w:r>
+            <w:proofErr w:type="spellStart"/>
+            <w:r>
+              <w:rPr>
+                <w:sz w:val="19"/>
+                <w:szCs w:val="19"/>
+              </w:rPr>
+              <w:t>oversampling</w:t>
+            </w:r>
+            <w:proofErr w:type="spellEnd"/>
+            <w:r>
+              <w:rPr>
+                <w:sz w:val="19"/>
+                <w:szCs w:val="19"/>
+              </w:rPr>
+              <w:t xml:space="preserve">, </w:t>
+            </w:r>
+            <w:proofErr w:type="spellStart"/>
+            <w:r>
+              <w:rPr>
+                <w:sz w:val="19"/>
+                <w:szCs w:val="19"/>
+              </w:rPr>
+              <w:t>focal</w:t>
+            </w:r>
+            <w:proofErr w:type="spellEnd"/>
+            <w:r>
+              <w:rPr>
+                <w:sz w:val="19"/>
+                <w:szCs w:val="19"/>
+              </w:rPr>
+              <w:t xml:space="preserve"> </w:t>
+            </w:r>
+            <w:proofErr w:type="spellStart"/>
+            <w:r>
+              <w:rPr>
+                <w:sz w:val="19"/>
+                <w:szCs w:val="19"/>
+              </w:rPr>
+              <w:t>loss</w:t>
+            </w:r>
+            <w:proofErr w:type="spellEnd"/>
+            <w:r>
+              <w:rPr>
+                <w:sz w:val="19"/>
+                <w:szCs w:val="19"/>
+              </w:rPr>
+              <w:t xml:space="preserve"> (</w:t>
+            </w:r>
+            <w:proofErr w:type="spellStart"/>
+            <w:r>
+              <w:rPr>
+                <w:sz w:val="19"/>
+                <w:szCs w:val="19"/>
+              </w:rPr>
+              <w:t>Cai</w:t>
+            </w:r>
+            <w:proofErr w:type="spellEnd"/>
+            <w:r>
+              <w:rPr>
+                <w:sz w:val="19"/>
+                <w:szCs w:val="19"/>
+              </w:rPr>
+              <w:t xml:space="preserve"> et al., 2025; </w:t>
+            </w:r>
+            <w:proofErr w:type="spellStart"/>
+            <w:r>
+              <w:rPr>
+                <w:sz w:val="19"/>
+                <w:szCs w:val="19"/>
+              </w:rPr>
+              <w:t>Le</w:t>
+            </w:r>
+            <w:proofErr w:type="spellEnd"/>
+            <w:r>
+              <w:rPr>
+                <w:sz w:val="19"/>
+                <w:szCs w:val="19"/>
+              </w:rPr>
+              <w:t xml:space="preserve"> et al., 2025), rozšírenie dát (</w:t>
+            </w:r>
+            <w:proofErr w:type="spellStart"/>
+            <w:r>
+              <w:rPr>
+                <w:sz w:val="19"/>
+                <w:szCs w:val="19"/>
+              </w:rPr>
+              <w:t>Phan</w:t>
+            </w:r>
+            <w:proofErr w:type="spellEnd"/>
+            <w:r>
+              <w:rPr>
+                <w:sz w:val="19"/>
+                <w:szCs w:val="19"/>
+              </w:rPr>
+              <w:t xml:space="preserve"> a </w:t>
+            </w:r>
+            <w:proofErr w:type="spellStart"/>
+            <w:r>
+              <w:rPr>
+                <w:sz w:val="19"/>
+                <w:szCs w:val="19"/>
+              </w:rPr>
+              <w:t>Chiang</w:t>
+            </w:r>
+            <w:proofErr w:type="spellEnd"/>
+            <w:r>
+              <w:rPr>
+                <w:sz w:val="19"/>
+                <w:szCs w:val="19"/>
+              </w:rPr>
+              <w:t>, 2025) alebo syntetické dáta z LLM (</w:t>
+            </w:r>
+            <w:proofErr w:type="spellStart"/>
+            <w:r>
+              <w:rPr>
+                <w:sz w:val="19"/>
+                <w:szCs w:val="19"/>
+              </w:rPr>
+              <w:t>Randl</w:t>
+            </w:r>
+            <w:proofErr w:type="spellEnd"/>
+            <w:r>
+              <w:rPr>
+                <w:sz w:val="19"/>
+                <w:szCs w:val="19"/>
+              </w:rPr>
+              <w:t xml:space="preserve"> et al., 2025)</w:t>
             </w:r>
           </w:p>
         </w:tc>
@@ -8466,7 +13954,39 @@
                 <w:sz w:val="19"/>
                 <w:szCs w:val="19"/>
               </w:rPr>
-              <w:t>doladenie transformera (BERT, RoBERTa) na title + text</w:t>
+              <w:t xml:space="preserve">doladenie </w:t>
+            </w:r>
+            <w:proofErr w:type="spellStart"/>
+            <w:r>
+              <w:rPr>
+                <w:sz w:val="19"/>
+                <w:szCs w:val="19"/>
+              </w:rPr>
+              <w:t>transformera</w:t>
+            </w:r>
+            <w:proofErr w:type="spellEnd"/>
+            <w:r>
+              <w:rPr>
+                <w:sz w:val="19"/>
+                <w:szCs w:val="19"/>
+              </w:rPr>
+              <w:t xml:space="preserve"> (BERT, </w:t>
+            </w:r>
+            <w:proofErr w:type="spellStart"/>
+            <w:r>
+              <w:rPr>
+                <w:sz w:val="19"/>
+                <w:szCs w:val="19"/>
+              </w:rPr>
+              <w:t>RoBERTa</w:t>
+            </w:r>
+            <w:proofErr w:type="spellEnd"/>
+            <w:r>
+              <w:rPr>
+                <w:sz w:val="19"/>
+                <w:szCs w:val="19"/>
+              </w:rPr>
+              <w:t>) na title + text</w:t>
             </w:r>
           </w:p>
         </w:tc>
@@ -8494,7 +14014,39 @@
                 <w:sz w:val="19"/>
                 <w:szCs w:val="19"/>
               </w:rPr>
-              <w:t>Najčastejšia zámena je fraud a allergens a závisí od formulácie rizika (sekcia 6.2)</w:t>
+              <w:t xml:space="preserve">Najčastejšia zámena je </w:t>
+            </w:r>
+            <w:proofErr w:type="spellStart"/>
+            <w:r>
+              <w:rPr>
+                <w:sz w:val="19"/>
+                <w:szCs w:val="19"/>
+              </w:rPr>
+              <w:t>fraud</w:t>
+            </w:r>
+            <w:proofErr w:type="spellEnd"/>
+            <w:r>
+              <w:rPr>
+                <w:sz w:val="19"/>
+                <w:szCs w:val="19"/>
+              </w:rPr>
+              <w:t xml:space="preserve"> a </w:t>
+            </w:r>
+            <w:proofErr w:type="spellStart"/>
+            <w:r>
+              <w:rPr>
+                <w:sz w:val="19"/>
+                <w:szCs w:val="19"/>
+              </w:rPr>
+              <w:t>allergens</w:t>
+            </w:r>
+            <w:proofErr w:type="spellEnd"/>
+            <w:r>
+              <w:rPr>
+                <w:sz w:val="19"/>
+                <w:szCs w:val="19"/>
+              </w:rPr>
+              <w:t xml:space="preserve"> a závisí od formulácie rizika (sekcia 6.2)</w:t>
             </w:r>
           </w:p>
         </w:tc>
@@ -8654,7 +14206,55 @@
                 <w:sz w:val="19"/>
                 <w:szCs w:val="19"/>
               </w:rPr>
-              <w:t>LLM s conformal prediction zlepšuje základný klasifikátor v literatúre</w:t>
+              <w:t xml:space="preserve">LLM s </w:t>
+            </w:r>
+            <w:proofErr w:type="spellStart"/>
+            <w:r>
+              <w:rPr>
+                <w:sz w:val="19"/>
+                <w:szCs w:val="19"/>
+              </w:rPr>
+              <w:t>conformal</w:t>
+            </w:r>
+            <w:proofErr w:type="spellEnd"/>
+            <w:r>
+              <w:rPr>
+                <w:sz w:val="19"/>
+                <w:szCs w:val="19"/>
+              </w:rPr>
+              <w:t xml:space="preserve"> </w:t>
+            </w:r>
+            <w:proofErr w:type="spellStart"/>
+            <w:r>
+              <w:rPr>
+                <w:sz w:val="19"/>
+                <w:szCs w:val="19"/>
+              </w:rPr>
+              <w:t>prediction</w:t>
+            </w:r>
+            <w:proofErr w:type="spellEnd"/>
+            <w:r>
+              <w:rPr>
+                <w:sz w:val="19"/>
+                <w:szCs w:val="19"/>
+              </w:rPr>
+              <w:t xml:space="preserve"> zlepšuje základný </w:t>
+            </w:r>
+            <w:proofErr w:type="spellStart"/>
+            <w:r>
+              <w:rPr>
+                <w:sz w:val="19"/>
+                <w:szCs w:val="19"/>
+              </w:rPr>
+              <w:t>klasifikátor</w:t>
+            </w:r>
+            <w:proofErr w:type="spellEnd"/>
+            <w:r>
+              <w:rPr>
+                <w:sz w:val="19"/>
+                <w:szCs w:val="19"/>
+              </w:rPr>
+              <w:t xml:space="preserve"> v literatúre</w:t>
             </w:r>
           </w:p>
         </w:tc>
@@ -8706,7 +14306,71 @@
                 <w:sz w:val="19"/>
                 <w:szCs w:val="19"/>
               </w:rPr>
-              <w:t>vyskúšať CICLe-podobný postup na neistých predikciách (Randl et al., 2024; Pantelidis et al., 2025) alebo zúženie kandidátov pred finálnym výberom ako v SRCB (Zhang et al., 2025)</w:t>
+              <w:t xml:space="preserve">vyskúšať </w:t>
+            </w:r>
+            <w:proofErr w:type="spellStart"/>
+            <w:r>
+              <w:rPr>
+                <w:sz w:val="19"/>
+                <w:szCs w:val="19"/>
+              </w:rPr>
+              <w:t>CICLe</w:t>
+            </w:r>
+            <w:proofErr w:type="spellEnd"/>
+            <w:r>
+              <w:rPr>
+                <w:sz w:val="19"/>
+                <w:szCs w:val="19"/>
+              </w:rPr>
+              <w:t>-podobný postup na neistých predikciách (</w:t>
+            </w:r>
+            <w:proofErr w:type="spellStart"/>
+            <w:r>
+              <w:rPr>
+                <w:sz w:val="19"/>
+                <w:szCs w:val="19"/>
+              </w:rPr>
+              <w:t>Randl</w:t>
+            </w:r>
+            <w:proofErr w:type="spellEnd"/>
+            <w:r>
+              <w:rPr>
+                <w:sz w:val="19"/>
+                <w:szCs w:val="19"/>
+              </w:rPr>
+              <w:t xml:space="preserve"> et al., 2024; </w:t>
+            </w:r>
+            <w:proofErr w:type="spellStart"/>
+            <w:r>
+              <w:rPr>
+                <w:sz w:val="19"/>
+                <w:szCs w:val="19"/>
+              </w:rPr>
+              <w:t>Pantelidis</w:t>
+            </w:r>
+            <w:proofErr w:type="spellEnd"/>
+            <w:r>
+              <w:rPr>
+                <w:sz w:val="19"/>
+                <w:szCs w:val="19"/>
+              </w:rPr>
+              <w:t xml:space="preserve"> et al., 2025) alebo zúženie kandidátov pred finálnym výberom ako v SRCB (</w:t>
+            </w:r>
+            <w:proofErr w:type="spellStart"/>
+            <w:r>
+              <w:rPr>
+                <w:sz w:val="19"/>
+                <w:szCs w:val="19"/>
+              </w:rPr>
+              <w:t>Zhang</w:t>
+            </w:r>
+            <w:proofErr w:type="spellEnd"/>
+            <w:r>
+              <w:rPr>
+                <w:sz w:val="19"/>
+                <w:szCs w:val="19"/>
+              </w:rPr>
+              <w:t xml:space="preserve"> et al., 2025)</w:t>
             </w:r>
           </w:p>
         </w:tc>
@@ -8825,8 +14489,101 @@
         </w:numPr>
         <w:spacing w:after="60"/>
       </w:pPr>
-      <w:r>
-        <w:t>Cai, Z., Li, Z., Liu, Y., Guo, L., Song, Y. (2025). Ustnlp16 at SemEval-2025 Task 9: Improving Model Performance through Imbalance Handling and Focal Loss. arXiv:2505.00021.</w:t>
+      <w:proofErr w:type="spellStart"/>
+      <w:r>
+        <w:t>Cai</w:t>
+      </w:r>
+      <w:proofErr w:type="spellEnd"/>
+      <w:r>
+        <w:t xml:space="preserve">, Z., </w:t>
+      </w:r>
+      <w:proofErr w:type="spellStart"/>
+      <w:r>
+        <w:t>Li</w:t>
+      </w:r>
+      <w:proofErr w:type="spellEnd"/>
+      <w:r>
+        <w:t xml:space="preserve">, Z., </w:t>
+      </w:r>
+      <w:proofErr w:type="spellStart"/>
+      <w:r>
+        <w:t>Liu</w:t>
+      </w:r>
+      <w:proofErr w:type="spellEnd"/>
+      <w:r>
+        <w:t xml:space="preserve">, Y., </w:t>
+      </w:r>
+      <w:proofErr w:type="spellStart"/>
+      <w:r>
+        <w:t>Guo</w:t>
+      </w:r>
+      <w:proofErr w:type="spellEnd"/>
+      <w:r>
+        <w:t xml:space="preserve">, L., Song, Y. (2025). Ustnlp16 at SemEval-2025 </w:t>
+      </w:r>
+      <w:proofErr w:type="spellStart"/>
+      <w:r>
+        <w:t>Task</w:t>
+      </w:r>
+      <w:proofErr w:type="spellEnd"/>
+      <w:r>
+        <w:t xml:space="preserve"> 9: </w:t>
+      </w:r>
+      <w:proofErr w:type="spellStart"/>
+      <w:r>
+        <w:t>Improving</w:t>
+      </w:r>
+      <w:proofErr w:type="spellEnd"/>
+      <w:r>
+        <w:t xml:space="preserve"> Model </w:t>
+      </w:r>
+      <w:proofErr w:type="spellStart"/>
+      <w:r>
+        <w:t>Performance</w:t>
+      </w:r>
+      <w:proofErr w:type="spellEnd"/>
+      <w:r>
+        <w:t xml:space="preserve"> </w:t>
+      </w:r>
+      <w:proofErr w:type="spellStart"/>
+      <w:r>
+        <w:t>through</w:t>
+      </w:r>
+      <w:proofErr w:type="spellEnd"/>
+      <w:r>
+        <w:t xml:space="preserve"> </w:t>
+      </w:r>
+      <w:proofErr w:type="spellStart"/>
+      <w:r>
+        <w:t>Imbalance</w:t>
+      </w:r>
+      <w:proofErr w:type="spellEnd"/>
+      <w:r>
+        <w:t xml:space="preserve"> </w:t>
+      </w:r>
+      <w:proofErr w:type="spellStart"/>
+      <w:r>
+        <w:t>Handling</w:t>
+      </w:r>
+      <w:proofErr w:type="spellEnd"/>
+      <w:r>
+        <w:t xml:space="preserve"> and </w:t>
+      </w:r>
+      <w:proofErr w:type="spellStart"/>
+      <w:r>
+        <w:t>Focal</w:t>
+      </w:r>
+      <w:proofErr w:type="spellEnd"/>
+      <w:r>
+        <w:t xml:space="preserve"> </w:t>
+      </w:r>
+      <w:proofErr w:type="spellStart"/>
+      <w:r>
+        <w:t>Loss</w:t>
+      </w:r>
+      <w:proofErr w:type="spellEnd"/>
+      <w:r>
+        <w:t>. arXiv:2505.00021.</w:t>
       </w:r>
     </w:p>
     <w:p>
@@ -8838,8 +14595,117 @@
         </w:numPr>
         <w:spacing w:after="60"/>
       </w:pPr>
-      <w:r>
-        <w:t>Fan, R.-E., Chang, K.-W., Hsieh, C.-J., Wang, X.-R., Lin, C.-J. (2008). LIBLINEAR: A Library for Large Linear Classification. Journal of Machine Learning Research 9, 1871–1874.</w:t>
+      <w:proofErr w:type="spellStart"/>
+      <w:r>
+        <w:t>Fan</w:t>
+      </w:r>
+      <w:proofErr w:type="spellEnd"/>
+      <w:r>
+        <w:t xml:space="preserve">, R.-E., </w:t>
+      </w:r>
+      <w:proofErr w:type="spellStart"/>
+      <w:r>
+        <w:t>Chang</w:t>
+      </w:r>
+      <w:proofErr w:type="spellEnd"/>
+      <w:r>
+        <w:t xml:space="preserve">, K.-W., </w:t>
+      </w:r>
+      <w:proofErr w:type="spellStart"/>
+      <w:r>
+        <w:t>Hsieh</w:t>
+      </w:r>
+      <w:proofErr w:type="spellEnd"/>
+      <w:r>
+        <w:t xml:space="preserve">, C.-J., </w:t>
+      </w:r>
+      <w:proofErr w:type="spellStart"/>
+      <w:r>
+        <w:t>Wang</w:t>
+      </w:r>
+      <w:proofErr w:type="spellEnd"/>
+      <w:r>
+        <w:t xml:space="preserve">, X.-R., </w:t>
+      </w:r>
+      <w:proofErr w:type="spellStart"/>
+      <w:r>
+        <w:t>Lin</w:t>
+      </w:r>
+      <w:proofErr w:type="spellEnd"/>
+      <w:r>
+        <w:t xml:space="preserve">, C.-J. (2008). LIBLINEAR: A </w:t>
+      </w:r>
+      <w:proofErr w:type="spellStart"/>
+      <w:r>
+        <w:t>Library</w:t>
+      </w:r>
+      <w:proofErr w:type="spellEnd"/>
+      <w:r>
+        <w:t xml:space="preserve"> </w:t>
+      </w:r>
+      <w:proofErr w:type="spellStart"/>
+      <w:r>
+        <w:t>for</w:t>
+      </w:r>
+      <w:proofErr w:type="spellEnd"/>
+      <w:r>
+        <w:t xml:space="preserve"> </w:t>
+      </w:r>
+      <w:proofErr w:type="spellStart"/>
+      <w:r>
+        <w:t>Large</w:t>
+      </w:r>
+      <w:proofErr w:type="spellEnd"/>
+      <w:r>
+        <w:t xml:space="preserve"> </w:t>
+      </w:r>
+      <w:proofErr w:type="spellStart"/>
+      <w:r>
+        <w:t>Linear</w:t>
+      </w:r>
+      <w:proofErr w:type="spellEnd"/>
+      <w:r>
+        <w:t xml:space="preserve"> </w:t>
+      </w:r>
+      <w:proofErr w:type="spellStart"/>
+      <w:r>
+        <w:t>Classification</w:t>
+      </w:r>
+      <w:proofErr w:type="spellEnd"/>
+      <w:r>
+        <w:t xml:space="preserve">. </w:t>
+      </w:r>
+      <w:proofErr w:type="spellStart"/>
+      <w:r>
+        <w:t>Journal</w:t>
+      </w:r>
+      <w:proofErr w:type="spellEnd"/>
+      <w:r>
+        <w:t xml:space="preserve"> of </w:t>
+      </w:r>
+      <w:proofErr w:type="spellStart"/>
+      <w:r>
+        <w:t>Machine</w:t>
+      </w:r>
+      <w:proofErr w:type="spellEnd"/>
+      <w:r>
+        <w:t xml:space="preserve"> </w:t>
+      </w:r>
+      <w:proofErr w:type="spellStart"/>
+      <w:r>
+        <w:t>Learning</w:t>
+      </w:r>
+      <w:proofErr w:type="spellEnd"/>
+      <w:r>
+        <w:t xml:space="preserve"> </w:t>
+      </w:r>
+      <w:proofErr w:type="spellStart"/>
+      <w:r>
+        <w:t>Research</w:t>
+      </w:r>
+      <w:proofErr w:type="spellEnd"/>
+      <w:r>
+        <w:t xml:space="preserve"> 9, 1871–1874.</w:t>
       </w:r>
     </w:p>
     <w:p>
@@ -8851,8 +14717,45 @@
         </w:numPr>
         <w:spacing w:after="60"/>
       </w:pPr>
-      <w:r>
-        <w:t>Jurafsky, D., Martin, J. H. Speech and Language Processing (3rd ed. draft).</w:t>
+      <w:proofErr w:type="spellStart"/>
+      <w:r>
+        <w:t>Jurafsky</w:t>
+      </w:r>
+      <w:proofErr w:type="spellEnd"/>
+      <w:r>
+        <w:t xml:space="preserve">, D., Martin, J. H. </w:t>
+      </w:r>
+      <w:proofErr w:type="spellStart"/>
+      <w:r>
+        <w:t>Speech</w:t>
+      </w:r>
+      <w:proofErr w:type="spellEnd"/>
+      <w:r>
+        <w:t xml:space="preserve"> and </w:t>
+      </w:r>
+      <w:proofErr w:type="spellStart"/>
+      <w:r>
+        <w:t>Language</w:t>
+      </w:r>
+      <w:proofErr w:type="spellEnd"/>
+      <w:r>
+        <w:t xml:space="preserve"> </w:t>
+      </w:r>
+      <w:proofErr w:type="spellStart"/>
+      <w:r>
+        <w:t>Processing</w:t>
+      </w:r>
+      <w:proofErr w:type="spellEnd"/>
+      <w:r>
+        <w:t xml:space="preserve"> (3rd </w:t>
+      </w:r>
+      <w:proofErr w:type="spellStart"/>
+      <w:r>
+        <w:t>ed</w:t>
+      </w:r>
+      <w:proofErr w:type="spellEnd"/>
+      <w:r>
+        <w:t>. draft).</w:t>
       </w:r>
     </w:p>
     <w:p>
@@ -8864,8 +14767,133 @@
         </w:numPr>
         <w:spacing w:after="60"/>
       </w:pPr>
-      <w:r>
-        <w:t>Le, T. T., Ngo, T. M., Dang, T. H. (2025). Anastasia at SemEval-2025 Task 9: Subtask 1, Ensemble Learning with Data Augmentation and Focal Loss for Food Risk Classification. SemEval-2025, ACL Anthology 2025.semeval-1.20.</w:t>
+      <w:proofErr w:type="spellStart"/>
+      <w:r>
+        <w:t>Le</w:t>
+      </w:r>
+      <w:proofErr w:type="spellEnd"/>
+      <w:r>
+        <w:t xml:space="preserve">, T. T., </w:t>
+      </w:r>
+      <w:proofErr w:type="spellStart"/>
+      <w:r>
+        <w:t>Ngo</w:t>
+      </w:r>
+      <w:proofErr w:type="spellEnd"/>
+      <w:r>
+        <w:t xml:space="preserve">, T. M., </w:t>
+      </w:r>
+      <w:proofErr w:type="spellStart"/>
+      <w:r>
+        <w:t>Dang</w:t>
+      </w:r>
+      <w:proofErr w:type="spellEnd"/>
+      <w:r>
+        <w:t xml:space="preserve">, T. H. (2025). </w:t>
+      </w:r>
+      <w:proofErr w:type="spellStart"/>
+      <w:r>
+        <w:t>Anastasia</w:t>
+      </w:r>
+      <w:proofErr w:type="spellEnd"/>
+      <w:r>
+        <w:t xml:space="preserve"> at SemEval-2025 </w:t>
+      </w:r>
+      <w:proofErr w:type="spellStart"/>
+      <w:r>
+        <w:t>Task</w:t>
+      </w:r>
+      <w:proofErr w:type="spellEnd"/>
+      <w:r>
+        <w:t xml:space="preserve"> 9: </w:t>
+      </w:r>
+      <w:proofErr w:type="spellStart"/>
+      <w:r>
+        <w:t>Subtask</w:t>
+      </w:r>
+      <w:proofErr w:type="spellEnd"/>
+      <w:r>
+        <w:t xml:space="preserve"> 1, Ensemble </w:t>
+      </w:r>
+      <w:proofErr w:type="spellStart"/>
+      <w:r>
+        <w:t>Learning</w:t>
+      </w:r>
+      <w:proofErr w:type="spellEnd"/>
+      <w:r>
+        <w:t xml:space="preserve"> </w:t>
+      </w:r>
+      <w:proofErr w:type="spellStart"/>
+      <w:r>
+        <w:t>with</w:t>
+      </w:r>
+      <w:proofErr w:type="spellEnd"/>
+      <w:r>
+        <w:t xml:space="preserve"> </w:t>
+      </w:r>
+      <w:proofErr w:type="spellStart"/>
+      <w:r>
+        <w:t>Data</w:t>
+      </w:r>
+      <w:proofErr w:type="spellEnd"/>
+      <w:r>
+        <w:t xml:space="preserve"> </w:t>
+      </w:r>
+      <w:proofErr w:type="spellStart"/>
+      <w:r>
+        <w:t>Augmentation</w:t>
+      </w:r>
+      <w:proofErr w:type="spellEnd"/>
+      <w:r>
+        <w:t xml:space="preserve"> and </w:t>
+      </w:r>
+      <w:proofErr w:type="spellStart"/>
+      <w:r>
+        <w:t>Focal</w:t>
+      </w:r>
+      <w:proofErr w:type="spellEnd"/>
+      <w:r>
+        <w:t xml:space="preserve"> </w:t>
+      </w:r>
+      <w:proofErr w:type="spellStart"/>
+      <w:r>
+        <w:t>Loss</w:t>
+      </w:r>
+      <w:proofErr w:type="spellEnd"/>
+      <w:r>
+        <w:t xml:space="preserve"> </w:t>
+      </w:r>
+      <w:proofErr w:type="spellStart"/>
+      <w:r>
+        <w:t>for</w:t>
+      </w:r>
+      <w:proofErr w:type="spellEnd"/>
+      <w:r>
+        <w:t xml:space="preserve"> </w:t>
+      </w:r>
+      <w:proofErr w:type="spellStart"/>
+      <w:r>
+        <w:t>Food</w:t>
+      </w:r>
+      <w:proofErr w:type="spellEnd"/>
+      <w:r>
+        <w:t xml:space="preserve"> Risk </w:t>
+      </w:r>
+      <w:proofErr w:type="spellStart"/>
+      <w:r>
+        <w:t>Classification</w:t>
+      </w:r>
+      <w:proofErr w:type="spellEnd"/>
+      <w:r>
+        <w:t xml:space="preserve">. SemEval-2025, ACL </w:t>
+      </w:r>
+      <w:proofErr w:type="spellStart"/>
+      <w:r>
+        <w:t>Anthology</w:t>
+      </w:r>
+      <w:proofErr w:type="spellEnd"/>
+      <w:r>
+        <w:t xml:space="preserve"> 2025.semeval-1.20.</w:t>
       </w:r>
     </w:p>
     <w:p>
@@ -8877,8 +14905,69 @@
         </w:numPr>
         <w:spacing w:after="60"/>
       </w:pPr>
-      <w:r>
-        <w:t>Manning, C. D., Raghavan, P., Schütze, H. (2008). Introduction to Information Retrieval. Cambridge University Press.</w:t>
+      <w:proofErr w:type="spellStart"/>
+      <w:r>
+        <w:t>Manning</w:t>
+      </w:r>
+      <w:proofErr w:type="spellEnd"/>
+      <w:r>
+        <w:t xml:space="preserve">, C. D., </w:t>
+      </w:r>
+      <w:proofErr w:type="spellStart"/>
+      <w:r>
+        <w:t>Raghavan</w:t>
+      </w:r>
+      <w:proofErr w:type="spellEnd"/>
+      <w:r>
+        <w:t xml:space="preserve">, P., </w:t>
+      </w:r>
+      <w:proofErr w:type="spellStart"/>
+      <w:r>
+        <w:t>Schütze</w:t>
+      </w:r>
+      <w:proofErr w:type="spellEnd"/>
+      <w:r>
+        <w:t xml:space="preserve">, H. (2008). </w:t>
+      </w:r>
+      <w:proofErr w:type="spellStart"/>
+      <w:r>
+        <w:t>Introduction</w:t>
+      </w:r>
+      <w:proofErr w:type="spellEnd"/>
+      <w:r>
+        <w:t xml:space="preserve"> to </w:t>
+      </w:r>
+      <w:proofErr w:type="spellStart"/>
+      <w:r>
+        <w:t>Information</w:t>
+      </w:r>
+      <w:proofErr w:type="spellEnd"/>
+      <w:r>
+        <w:t xml:space="preserve"> </w:t>
+      </w:r>
+      <w:proofErr w:type="spellStart"/>
+      <w:r>
+        <w:t>Retrieval</w:t>
+      </w:r>
+      <w:proofErr w:type="spellEnd"/>
+      <w:r>
+        <w:t xml:space="preserve">. </w:t>
+      </w:r>
+      <w:proofErr w:type="spellStart"/>
+      <w:r>
+        <w:t>Cambridge</w:t>
+      </w:r>
+      <w:proofErr w:type="spellEnd"/>
+      <w:r>
+        <w:t xml:space="preserve"> </w:t>
+      </w:r>
+      <w:proofErr w:type="spellStart"/>
+      <w:r>
+        <w:t>University</w:t>
+      </w:r>
+      <w:proofErr w:type="spellEnd"/>
+      <w:r>
+        <w:t xml:space="preserve"> Press.</w:t>
       </w:r>
     </w:p>
     <w:p>
@@ -8890,8 +14979,77 @@
         </w:numPr>
         <w:spacing w:after="60"/>
       </w:pPr>
-      <w:r>
-        <w:t>Pantelidis, I., Randl, K., Henriksson, A. (2025). Efficient Text Classification with Conformal In-Context Learning. arXiv:2512.05732.</w:t>
+      <w:proofErr w:type="spellStart"/>
+      <w:r>
+        <w:t>Pantelidis</w:t>
+      </w:r>
+      <w:proofErr w:type="spellEnd"/>
+      <w:r>
+        <w:t xml:space="preserve">, I., </w:t>
+      </w:r>
+      <w:proofErr w:type="spellStart"/>
+      <w:r>
+        <w:t>Randl</w:t>
+      </w:r>
+      <w:proofErr w:type="spellEnd"/>
+      <w:r>
+        <w:t xml:space="preserve">, K., </w:t>
+      </w:r>
+      <w:proofErr w:type="spellStart"/>
+      <w:r>
+        <w:t>Henriksson</w:t>
+      </w:r>
+      <w:proofErr w:type="spellEnd"/>
+      <w:r>
+        <w:t xml:space="preserve">, A. (2025). </w:t>
+      </w:r>
+      <w:proofErr w:type="spellStart"/>
+      <w:r>
+        <w:t>Efficient</w:t>
+      </w:r>
+      <w:proofErr w:type="spellEnd"/>
+      <w:r>
+        <w:t xml:space="preserve"> Text </w:t>
+      </w:r>
+      <w:proofErr w:type="spellStart"/>
+      <w:r>
+        <w:t>Classification</w:t>
+      </w:r>
+      <w:proofErr w:type="spellEnd"/>
+      <w:r>
+        <w:t xml:space="preserve"> </w:t>
+      </w:r>
+      <w:proofErr w:type="spellStart"/>
+      <w:r>
+        <w:t>with</w:t>
+      </w:r>
+      <w:proofErr w:type="spellEnd"/>
+      <w:r>
+        <w:t xml:space="preserve"> </w:t>
+      </w:r>
+      <w:proofErr w:type="spellStart"/>
+      <w:r>
+        <w:t>Conformal</w:t>
+      </w:r>
+      <w:proofErr w:type="spellEnd"/>
+      <w:r>
+        <w:t xml:space="preserve"> In-</w:t>
+      </w:r>
+      <w:proofErr w:type="spellStart"/>
+      <w:r>
+        <w:t>Context</w:t>
+      </w:r>
+      <w:proofErr w:type="spellEnd"/>
+      <w:r>
+        <w:t xml:space="preserve"> </w:t>
+      </w:r>
+      <w:proofErr w:type="spellStart"/>
+      <w:r>
+        <w:t>Learning</w:t>
+      </w:r>
+      <w:proofErr w:type="spellEnd"/>
+      <w:r>
+        <w:t>. arXiv:2512.05732.</w:t>
       </w:r>
     </w:p>
     <w:p>
@@ -8903,8 +15061,117 @@
         </w:numPr>
         <w:spacing w:after="60"/>
       </w:pPr>
-      <w:r>
-        <w:t>Papadopoulou, F., Mutlu, O., Özen, N., van der Velden, B. H. M., Hendrickx, I., Hürriyetoğlu, A. (2025). BrightCookies at SemEval-2025 Task 9: Exploring Data Augmentation for Food Hazard Classification. arXiv:2504.20703.</w:t>
+      <w:proofErr w:type="spellStart"/>
+      <w:r>
+        <w:t>Papadopoulou</w:t>
+      </w:r>
+      <w:proofErr w:type="spellEnd"/>
+      <w:r>
+        <w:t xml:space="preserve">, F., </w:t>
+      </w:r>
+      <w:proofErr w:type="spellStart"/>
+      <w:r>
+        <w:t>Mutlu</w:t>
+      </w:r>
+      <w:proofErr w:type="spellEnd"/>
+      <w:r>
+        <w:t xml:space="preserve">, O., </w:t>
+      </w:r>
+      <w:proofErr w:type="spellStart"/>
+      <w:r>
+        <w:t>Özen</w:t>
+      </w:r>
+      <w:proofErr w:type="spellEnd"/>
+      <w:r>
+        <w:t xml:space="preserve">, N., van der </w:t>
+      </w:r>
+      <w:proofErr w:type="spellStart"/>
+      <w:r>
+        <w:t>Velden</w:t>
+      </w:r>
+      <w:proofErr w:type="spellEnd"/>
+      <w:r>
+        <w:t xml:space="preserve">, B. H. M., </w:t>
+      </w:r>
+      <w:proofErr w:type="spellStart"/>
+      <w:r>
+        <w:t>Hendrickx</w:t>
+      </w:r>
+      <w:proofErr w:type="spellEnd"/>
+      <w:r>
+        <w:t xml:space="preserve">, I., </w:t>
+      </w:r>
+      <w:proofErr w:type="spellStart"/>
+      <w:r>
+        <w:t>Hürriyetoğlu</w:t>
+      </w:r>
+      <w:proofErr w:type="spellEnd"/>
+      <w:r>
+        <w:t xml:space="preserve">, A. (2025). </w:t>
+      </w:r>
+      <w:proofErr w:type="spellStart"/>
+      <w:r>
+        <w:t>BrightCookies</w:t>
+      </w:r>
+      <w:proofErr w:type="spellEnd"/>
+      <w:r>
+        <w:t xml:space="preserve"> at SemEval-2025 </w:t>
+      </w:r>
+      <w:proofErr w:type="spellStart"/>
+      <w:r>
+        <w:t>Task</w:t>
+      </w:r>
+      <w:proofErr w:type="spellEnd"/>
+      <w:r>
+        <w:t xml:space="preserve"> 9: </w:t>
+      </w:r>
+      <w:proofErr w:type="spellStart"/>
+      <w:r>
+        <w:t>Exploring</w:t>
+      </w:r>
+      <w:proofErr w:type="spellEnd"/>
+      <w:r>
+        <w:t xml:space="preserve"> </w:t>
+      </w:r>
+      <w:proofErr w:type="spellStart"/>
+      <w:r>
+        <w:t>Data</w:t>
+      </w:r>
+      <w:proofErr w:type="spellEnd"/>
+      <w:r>
+        <w:t xml:space="preserve"> </w:t>
+      </w:r>
+      <w:proofErr w:type="spellStart"/>
+      <w:r>
+        <w:t>Augmentation</w:t>
+      </w:r>
+      <w:proofErr w:type="spellEnd"/>
+      <w:r>
+        <w:t xml:space="preserve"> </w:t>
+      </w:r>
+      <w:proofErr w:type="spellStart"/>
+      <w:r>
+        <w:t>for</w:t>
+      </w:r>
+      <w:proofErr w:type="spellEnd"/>
+      <w:r>
+        <w:t xml:space="preserve"> </w:t>
+      </w:r>
+      <w:proofErr w:type="spellStart"/>
+      <w:r>
+        <w:t>Food</w:t>
+      </w:r>
+      <w:proofErr w:type="spellEnd"/>
+      <w:r>
+        <w:t xml:space="preserve"> Hazard </w:t>
+      </w:r>
+      <w:proofErr w:type="spellStart"/>
+      <w:r>
+        <w:t>Classification</w:t>
+      </w:r>
+      <w:proofErr w:type="spellEnd"/>
+      <w:r>
+        <w:t>. arXiv:2504.20703.</w:t>
       </w:r>
     </w:p>
     <w:p>
@@ -8916,8 +15183,77 @@
         </w:numPr>
         <w:spacing w:after="60"/>
       </w:pPr>
-      <w:r>
-        <w:t>Pedregosa, F., et al. (2011). Scikit-learn: Machine Learning in Python. Journal of Machine Learning Research 12, 2825–2830.</w:t>
+      <w:proofErr w:type="spellStart"/>
+      <w:r>
+        <w:t>Pedregosa</w:t>
+      </w:r>
+      <w:proofErr w:type="spellEnd"/>
+      <w:r>
+        <w:t xml:space="preserve">, F., et al. (2011). </w:t>
+      </w:r>
+      <w:proofErr w:type="spellStart"/>
+      <w:r>
+        <w:t>Scikit-learn</w:t>
+      </w:r>
+      <w:proofErr w:type="spellEnd"/>
+      <w:r>
+        <w:t xml:space="preserve">: </w:t>
+      </w:r>
+      <w:proofErr w:type="spellStart"/>
+      <w:r>
+        <w:t>Machine</w:t>
+      </w:r>
+      <w:proofErr w:type="spellEnd"/>
+      <w:r>
+        <w:t xml:space="preserve"> </w:t>
+      </w:r>
+      <w:proofErr w:type="spellStart"/>
+      <w:r>
+        <w:t>Learning</w:t>
+      </w:r>
+      <w:proofErr w:type="spellEnd"/>
+      <w:r>
+        <w:t xml:space="preserve"> in </w:t>
+      </w:r>
+      <w:proofErr w:type="spellStart"/>
+      <w:r>
+        <w:t>Python</w:t>
+      </w:r>
+      <w:proofErr w:type="spellEnd"/>
+      <w:r>
+        <w:t xml:space="preserve">. </w:t>
+      </w:r>
+      <w:proofErr w:type="spellStart"/>
+      <w:r>
+        <w:t>Journal</w:t>
+      </w:r>
+      <w:proofErr w:type="spellEnd"/>
+      <w:r>
+        <w:t xml:space="preserve"> of </w:t>
+      </w:r>
+      <w:proofErr w:type="spellStart"/>
+      <w:r>
+        <w:t>Machine</w:t>
+      </w:r>
+      <w:proofErr w:type="spellEnd"/>
+      <w:r>
+        <w:t xml:space="preserve"> </w:t>
+      </w:r>
+      <w:proofErr w:type="spellStart"/>
+      <w:r>
+        <w:t>Learning</w:t>
+      </w:r>
+      <w:proofErr w:type="spellEnd"/>
+      <w:r>
+        <w:t xml:space="preserve"> </w:t>
+      </w:r>
+      <w:proofErr w:type="spellStart"/>
+      <w:r>
+        <w:t>Research</w:t>
+      </w:r>
+      <w:proofErr w:type="spellEnd"/>
+      <w:r>
+        <w:t xml:space="preserve"> 12, 2825–2830.</w:t>
       </w:r>
     </w:p>
     <w:p>
@@ -8929,8 +15265,117 @@
         </w:numPr>
         <w:spacing w:after="60"/>
       </w:pPr>
-      <w:r>
-        <w:t>Phan, B., Chiang, J.-H. (2025). MyMy at SemEval-2025 Task 9: A Robust Knowledge-Augmented Data Approach for Reliable Food Hazard Detection. SemEval-2025, pp. 812–822, ACL Anthology 2025.semeval-1.112.</w:t>
+      <w:proofErr w:type="spellStart"/>
+      <w:r>
+        <w:t>Phan</w:t>
+      </w:r>
+      <w:proofErr w:type="spellEnd"/>
+      <w:r>
+        <w:t xml:space="preserve">, B., </w:t>
+      </w:r>
+      <w:proofErr w:type="spellStart"/>
+      <w:r>
+        <w:t>Chiang</w:t>
+      </w:r>
+      <w:proofErr w:type="spellEnd"/>
+      <w:r>
+        <w:t xml:space="preserve">, J.-H. (2025). </w:t>
+      </w:r>
+      <w:proofErr w:type="spellStart"/>
+      <w:r>
+        <w:t>MyMy</w:t>
+      </w:r>
+      <w:proofErr w:type="spellEnd"/>
+      <w:r>
+        <w:t xml:space="preserve"> at SemEval-2025 </w:t>
+      </w:r>
+      <w:proofErr w:type="spellStart"/>
+      <w:r>
+        <w:t>Task</w:t>
+      </w:r>
+      <w:proofErr w:type="spellEnd"/>
+      <w:r>
+        <w:t xml:space="preserve"> 9: A </w:t>
+      </w:r>
+      <w:proofErr w:type="spellStart"/>
+      <w:r>
+        <w:t>Robust</w:t>
+      </w:r>
+      <w:proofErr w:type="spellEnd"/>
+      <w:r>
+        <w:t xml:space="preserve"> </w:t>
+      </w:r>
+      <w:proofErr w:type="spellStart"/>
+      <w:r>
+        <w:t>Knowledge-Augmented</w:t>
+      </w:r>
+      <w:proofErr w:type="spellEnd"/>
+      <w:r>
+        <w:t xml:space="preserve"> </w:t>
+      </w:r>
+      <w:proofErr w:type="spellStart"/>
+      <w:r>
+        <w:t>Data</w:t>
+      </w:r>
+      <w:proofErr w:type="spellEnd"/>
+      <w:r>
+        <w:t xml:space="preserve"> </w:t>
+      </w:r>
+      <w:proofErr w:type="spellStart"/>
+      <w:r>
+        <w:t>Approach</w:t>
+      </w:r>
+      <w:proofErr w:type="spellEnd"/>
+      <w:r>
+        <w:t xml:space="preserve"> </w:t>
+      </w:r>
+      <w:proofErr w:type="spellStart"/>
+      <w:r>
+        <w:t>for</w:t>
+      </w:r>
+      <w:proofErr w:type="spellEnd"/>
+      <w:r>
+        <w:t xml:space="preserve"> </w:t>
+      </w:r>
+      <w:proofErr w:type="spellStart"/>
+      <w:r>
+        <w:t>Reliable</w:t>
+      </w:r>
+      <w:proofErr w:type="spellEnd"/>
+      <w:r>
+        <w:t xml:space="preserve"> </w:t>
+      </w:r>
+      <w:proofErr w:type="spellStart"/>
+      <w:r>
+        <w:t>Food</w:t>
+      </w:r>
+      <w:proofErr w:type="spellEnd"/>
+      <w:r>
+        <w:t xml:space="preserve"> Hazard </w:t>
+      </w:r>
+      <w:proofErr w:type="spellStart"/>
+      <w:r>
+        <w:t>Detection</w:t>
+      </w:r>
+      <w:proofErr w:type="spellEnd"/>
+      <w:r>
+        <w:t xml:space="preserve">. SemEval-2025, </w:t>
+      </w:r>
+      <w:proofErr w:type="spellStart"/>
+      <w:r>
+        <w:t>pp</w:t>
+      </w:r>
+      <w:proofErr w:type="spellEnd"/>
+      <w:r>
+        <w:t xml:space="preserve">. 812–822, ACL </w:t>
+      </w:r>
+      <w:proofErr w:type="spellStart"/>
+      <w:r>
+        <w:t>Anthology</w:t>
+      </w:r>
+      <w:proofErr w:type="spellEnd"/>
+      <w:r>
+        <w:t xml:space="preserve"> 2025.semeval-1.112.</w:t>
       </w:r>
     </w:p>
     <w:p>
@@ -8942,8 +15387,117 @@
         </w:numPr>
         <w:spacing w:after="60"/>
       </w:pPr>
-      <w:r>
-        <w:t>Randl, K., Pavlopoulos, J., Henriksson, A., Lindgren, T. (2024). CICLe: Conformal In-Context Learning for Largescale Multi-Class Food Risk Classification. Findings of ACL 2024, arXiv:2403.11904.</w:t>
+      <w:proofErr w:type="spellStart"/>
+      <w:r>
+        <w:t>Randl</w:t>
+      </w:r>
+      <w:proofErr w:type="spellEnd"/>
+      <w:r>
+        <w:t xml:space="preserve">, K., </w:t>
+      </w:r>
+      <w:proofErr w:type="spellStart"/>
+      <w:r>
+        <w:t>Pavlopoulos</w:t>
+      </w:r>
+      <w:proofErr w:type="spellEnd"/>
+      <w:r>
+        <w:t xml:space="preserve">, J., </w:t>
+      </w:r>
+      <w:proofErr w:type="spellStart"/>
+      <w:r>
+        <w:t>Henriksson</w:t>
+      </w:r>
+      <w:proofErr w:type="spellEnd"/>
+      <w:r>
+        <w:t xml:space="preserve">, A., </w:t>
+      </w:r>
+      <w:proofErr w:type="spellStart"/>
+      <w:r>
+        <w:t>Lindgren</w:t>
+      </w:r>
+      <w:proofErr w:type="spellEnd"/>
+      <w:r>
+        <w:t xml:space="preserve">, T. (2024). </w:t>
+      </w:r>
+      <w:proofErr w:type="spellStart"/>
+      <w:r>
+        <w:t>CICLe</w:t>
+      </w:r>
+      <w:proofErr w:type="spellEnd"/>
+      <w:r>
+        <w:t xml:space="preserve">: </w:t>
+      </w:r>
+      <w:proofErr w:type="spellStart"/>
+      <w:r>
+        <w:t>Conformal</w:t>
+      </w:r>
+      <w:proofErr w:type="spellEnd"/>
+      <w:r>
+        <w:t xml:space="preserve"> In-</w:t>
+      </w:r>
+      <w:proofErr w:type="spellStart"/>
+      <w:r>
+        <w:t>Context</w:t>
+      </w:r>
+      <w:proofErr w:type="spellEnd"/>
+      <w:r>
+        <w:t xml:space="preserve"> </w:t>
+      </w:r>
+      <w:proofErr w:type="spellStart"/>
+      <w:r>
+        <w:t>Learning</w:t>
+      </w:r>
+      <w:proofErr w:type="spellEnd"/>
+      <w:r>
+        <w:t xml:space="preserve"> </w:t>
+      </w:r>
+      <w:proofErr w:type="spellStart"/>
+      <w:r>
+        <w:t>for</w:t>
+      </w:r>
+      <w:proofErr w:type="spellEnd"/>
+      <w:r>
+        <w:t xml:space="preserve"> </w:t>
+      </w:r>
+      <w:proofErr w:type="spellStart"/>
+      <w:r>
+        <w:t>Largescale</w:t>
+      </w:r>
+      <w:proofErr w:type="spellEnd"/>
+      <w:r>
+        <w:t xml:space="preserve"> </w:t>
+      </w:r>
+      <w:proofErr w:type="spellStart"/>
+      <w:r>
+        <w:t>Multi-Class</w:t>
+      </w:r>
+      <w:proofErr w:type="spellEnd"/>
+      <w:r>
+        <w:t xml:space="preserve"> </w:t>
+      </w:r>
+      <w:proofErr w:type="spellStart"/>
+      <w:r>
+        <w:t>Food</w:t>
+      </w:r>
+      <w:proofErr w:type="spellEnd"/>
+      <w:r>
+        <w:t xml:space="preserve"> Risk </w:t>
+      </w:r>
+      <w:proofErr w:type="spellStart"/>
+      <w:r>
+        <w:t>Classification</w:t>
+      </w:r>
+      <w:proofErr w:type="spellEnd"/>
+      <w:r>
+        <w:t xml:space="preserve">. </w:t>
+      </w:r>
+      <w:proofErr w:type="spellStart"/>
+      <w:r>
+        <w:t>Findings</w:t>
+      </w:r>
+      <w:proofErr w:type="spellEnd"/>
+      <w:r>
+        <w:t xml:space="preserve"> of ACL 2024, arXiv:2403.11904.</w:t>
       </w:r>
     </w:p>
     <w:p>
@@ -8955,8 +15509,85 @@
         </w:numPr>
         <w:spacing w:after="60"/>
       </w:pPr>
-      <w:r>
-        <w:t>Randl, K., Pavlopoulos, J., Henriksson, A., Lindgren, T., Bakagianni, J. (2025). SemEval-2025 Task 9: The Food Hazard Detection Challenge. arXiv:2503.19800.</w:t>
+      <w:proofErr w:type="spellStart"/>
+      <w:r>
+        <w:t>Randl</w:t>
+      </w:r>
+      <w:proofErr w:type="spellEnd"/>
+      <w:r>
+        <w:t xml:space="preserve">, K., </w:t>
+      </w:r>
+      <w:proofErr w:type="spellStart"/>
+      <w:r>
+        <w:t>Pavlopoulos</w:t>
+      </w:r>
+      <w:proofErr w:type="spellEnd"/>
+      <w:r>
+        <w:t xml:space="preserve">, J., </w:t>
+      </w:r>
+      <w:proofErr w:type="spellStart"/>
+      <w:r>
+        <w:t>Henriksson</w:t>
+      </w:r>
+      <w:proofErr w:type="spellEnd"/>
+      <w:r>
+        <w:t xml:space="preserve">, A., </w:t>
+      </w:r>
+      <w:proofErr w:type="spellStart"/>
+      <w:r>
+        <w:t>Lindgren</w:t>
+      </w:r>
+      <w:proofErr w:type="spellEnd"/>
+      <w:r>
+        <w:t xml:space="preserve">, T., </w:t>
+      </w:r>
+      <w:proofErr w:type="spellStart"/>
+      <w:r>
+        <w:t>Bakagianni</w:t>
+      </w:r>
+      <w:proofErr w:type="spellEnd"/>
+      <w:r>
+        <w:t xml:space="preserve">, J. (2025). SemEval-2025 </w:t>
+      </w:r>
+      <w:proofErr w:type="spellStart"/>
+      <w:r>
+        <w:t>Task</w:t>
+      </w:r>
+      <w:proofErr w:type="spellEnd"/>
+      <w:r>
+        <w:t xml:space="preserve"> 9: </w:t>
+      </w:r>
+      <w:proofErr w:type="spellStart"/>
+      <w:r>
+        <w:t>The</w:t>
+      </w:r>
+      <w:proofErr w:type="spellEnd"/>
+      <w:r>
+        <w:t xml:space="preserve"> </w:t>
+      </w:r>
+      <w:proofErr w:type="spellStart"/>
+      <w:r>
+        <w:t>Food</w:t>
+      </w:r>
+      <w:proofErr w:type="spellEnd"/>
+      <w:r>
+        <w:t xml:space="preserve"> Hazard </w:t>
+      </w:r>
+      <w:proofErr w:type="spellStart"/>
+      <w:r>
+        <w:t>Detection</w:t>
+      </w:r>
+      <w:proofErr w:type="spellEnd"/>
+      <w:r>
+        <w:t xml:space="preserve"> </w:t>
+      </w:r>
+      <w:proofErr w:type="spellStart"/>
+      <w:r>
+        <w:t>Challenge</w:t>
+      </w:r>
+      <w:proofErr w:type="spellEnd"/>
+      <w:r>
+        <w:t>. arXiv:2503.19800.</w:t>
       </w:r>
     </w:p>
     <w:p>
@@ -8968,8 +15599,125 @@
         </w:numPr>
         <w:spacing w:after="60"/>
       </w:pPr>
-      <w:r>
-        <w:t>World Health Organization (2015). WHO estimates of the global burden of foodborne diseases: foodborne disease burden epidemiology reference group 2007–2015. Geneva: WHO.</w:t>
+      <w:proofErr w:type="spellStart"/>
+      <w:r>
+        <w:t>World</w:t>
+      </w:r>
+      <w:proofErr w:type="spellEnd"/>
+      <w:r>
+        <w:t xml:space="preserve"> Health </w:t>
+      </w:r>
+      <w:proofErr w:type="spellStart"/>
+      <w:r>
+        <w:t>Organization</w:t>
+      </w:r>
+      <w:proofErr w:type="spellEnd"/>
+      <w:r>
+        <w:t xml:space="preserve"> (2015). WHO </w:t>
+      </w:r>
+      <w:proofErr w:type="spellStart"/>
+      <w:r>
+        <w:t>estimates</w:t>
+      </w:r>
+      <w:proofErr w:type="spellEnd"/>
+      <w:r>
+        <w:t xml:space="preserve"> of </w:t>
+      </w:r>
+      <w:proofErr w:type="spellStart"/>
+      <w:r>
+        <w:t>the</w:t>
+      </w:r>
+      <w:proofErr w:type="spellEnd"/>
+      <w:r>
+        <w:t xml:space="preserve"> </w:t>
+      </w:r>
+      <w:proofErr w:type="spellStart"/>
+      <w:r>
+        <w:t>global</w:t>
+      </w:r>
+      <w:proofErr w:type="spellEnd"/>
+      <w:r>
+        <w:t xml:space="preserve"> </w:t>
+      </w:r>
+      <w:proofErr w:type="spellStart"/>
+      <w:r>
+        <w:t>burden</w:t>
+      </w:r>
+      <w:proofErr w:type="spellEnd"/>
+      <w:r>
+        <w:t xml:space="preserve"> of </w:t>
+      </w:r>
+      <w:proofErr w:type="spellStart"/>
+      <w:r>
+        <w:t>foodborne</w:t>
+      </w:r>
+      <w:proofErr w:type="spellEnd"/>
+      <w:r>
+        <w:t xml:space="preserve"> </w:t>
+      </w:r>
+      <w:proofErr w:type="spellStart"/>
+      <w:r>
+        <w:t>diseases</w:t>
+      </w:r>
+      <w:proofErr w:type="spellEnd"/>
+      <w:r>
+        <w:t xml:space="preserve">: </w:t>
+      </w:r>
+      <w:proofErr w:type="spellStart"/>
+      <w:r>
+        <w:t>foodborne</w:t>
+      </w:r>
+      <w:proofErr w:type="spellEnd"/>
+      <w:r>
+        <w:t xml:space="preserve"> </w:t>
+      </w:r>
+      <w:proofErr w:type="spellStart"/>
+      <w:r>
+        <w:t>disease</w:t>
+      </w:r>
+      <w:proofErr w:type="spellEnd"/>
+      <w:r>
+        <w:t xml:space="preserve"> </w:t>
+      </w:r>
+      <w:proofErr w:type="spellStart"/>
+      <w:r>
+        <w:t>burden</w:t>
+      </w:r>
+      <w:proofErr w:type="spellEnd"/>
+      <w:r>
+        <w:t xml:space="preserve"> </w:t>
+      </w:r>
+      <w:proofErr w:type="spellStart"/>
+      <w:r>
+        <w:t>epidemiology</w:t>
+      </w:r>
+      <w:proofErr w:type="spellEnd"/>
+      <w:r>
+        <w:t xml:space="preserve"> </w:t>
+      </w:r>
+      <w:proofErr w:type="spellStart"/>
+      <w:r>
+        <w:t>reference</w:t>
+      </w:r>
+      <w:proofErr w:type="spellEnd"/>
+      <w:r>
+        <w:t xml:space="preserve"> </w:t>
+      </w:r>
+      <w:proofErr w:type="spellStart"/>
+      <w:r>
+        <w:t>group</w:t>
+      </w:r>
+      <w:proofErr w:type="spellEnd"/>
+      <w:r>
+        <w:t xml:space="preserve"> 2007–2015. </w:t>
+      </w:r>
+      <w:proofErr w:type="spellStart"/>
+      <w:r>
+        <w:t>Geneva</w:t>
+      </w:r>
+      <w:proofErr w:type="spellEnd"/>
+      <w:r>
+        <w:t>: WHO.</w:t>
       </w:r>
     </w:p>
     <w:p>
@@ -8981,8 +15729,133 @@
         </w:numPr>
         <w:spacing w:after="60"/>
       </w:pPr>
-      <w:r>
-        <w:t>Zhang, Y., Li, H., Zhang, Y., Jiang, S., Dong, B. (2025). SRCB at SemEval-2025 Task 9: LLM Finetuning Approach based on External Attention Mechanism in The Food Hazard Detection. SemEval-2025, ACL Anthology 2025.semeval-1.132.</w:t>
+      <w:proofErr w:type="spellStart"/>
+      <w:r>
+        <w:t>Zhang</w:t>
+      </w:r>
+      <w:proofErr w:type="spellEnd"/>
+      <w:r>
+        <w:t xml:space="preserve">, Y., </w:t>
+      </w:r>
+      <w:proofErr w:type="spellStart"/>
+      <w:r>
+        <w:t>Li</w:t>
+      </w:r>
+      <w:proofErr w:type="spellEnd"/>
+      <w:r>
+        <w:t xml:space="preserve">, H., </w:t>
+      </w:r>
+      <w:proofErr w:type="spellStart"/>
+      <w:r>
+        <w:t>Zhang</w:t>
+      </w:r>
+      <w:proofErr w:type="spellEnd"/>
+      <w:r>
+        <w:t xml:space="preserve">, Y., </w:t>
+      </w:r>
+      <w:proofErr w:type="spellStart"/>
+      <w:r>
+        <w:t>Jiang</w:t>
+      </w:r>
+      <w:proofErr w:type="spellEnd"/>
+      <w:r>
+        <w:t xml:space="preserve">, S., </w:t>
+      </w:r>
+      <w:proofErr w:type="spellStart"/>
+      <w:r>
+        <w:t>Dong</w:t>
+      </w:r>
+      <w:proofErr w:type="spellEnd"/>
+      <w:r>
+        <w:t xml:space="preserve">, B. (2025). SRCB at SemEval-2025 </w:t>
+      </w:r>
+      <w:proofErr w:type="spellStart"/>
+      <w:r>
+        <w:t>Task</w:t>
+      </w:r>
+      <w:proofErr w:type="spellEnd"/>
+      <w:r>
+        <w:t xml:space="preserve"> 9: LLM </w:t>
+      </w:r>
+      <w:proofErr w:type="spellStart"/>
+      <w:r>
+        <w:t>Finetuning</w:t>
+      </w:r>
+      <w:proofErr w:type="spellEnd"/>
+      <w:r>
+        <w:t xml:space="preserve"> </w:t>
+      </w:r>
+      <w:proofErr w:type="spellStart"/>
+      <w:r>
+        <w:t>Approach</w:t>
+      </w:r>
+      <w:proofErr w:type="spellEnd"/>
+      <w:r>
+        <w:t xml:space="preserve"> </w:t>
+      </w:r>
+      <w:proofErr w:type="spellStart"/>
+      <w:r>
+        <w:t>based</w:t>
+      </w:r>
+      <w:proofErr w:type="spellEnd"/>
+      <w:r>
+        <w:t xml:space="preserve"> on </w:t>
+      </w:r>
+      <w:proofErr w:type="spellStart"/>
+      <w:r>
+        <w:t>External</w:t>
+      </w:r>
+      <w:proofErr w:type="spellEnd"/>
+      <w:r>
+        <w:t xml:space="preserve"> </w:t>
+      </w:r>
+      <w:proofErr w:type="spellStart"/>
+      <w:r>
+        <w:t>Attention</w:t>
+      </w:r>
+      <w:proofErr w:type="spellEnd"/>
+      <w:r>
+        <w:t xml:space="preserve"> </w:t>
+      </w:r>
+      <w:proofErr w:type="spellStart"/>
+      <w:r>
+        <w:t>Mechanism</w:t>
+      </w:r>
+      <w:proofErr w:type="spellEnd"/>
+      <w:r>
+        <w:t xml:space="preserve"> in </w:t>
+      </w:r>
+      <w:proofErr w:type="spellStart"/>
+      <w:r>
+        <w:t>The</w:t>
+      </w:r>
+      <w:proofErr w:type="spellEnd"/>
+      <w:r>
+        <w:t xml:space="preserve"> </w:t>
+      </w:r>
+      <w:proofErr w:type="spellStart"/>
+      <w:r>
+        <w:t>Food</w:t>
+      </w:r>
+      <w:proofErr w:type="spellEnd"/>
+      <w:r>
+        <w:t xml:space="preserve"> Hazard </w:t>
+      </w:r>
+      <w:proofErr w:type="spellStart"/>
+      <w:r>
+        <w:t>Detection</w:t>
+      </w:r>
+      <w:proofErr w:type="spellEnd"/>
+      <w:r>
+        <w:t xml:space="preserve">. SemEval-2025, ACL </w:t>
+      </w:r>
+      <w:proofErr w:type="spellStart"/>
+      <w:r>
+        <w:t>Anthology</w:t>
+      </w:r>
+      <w:proofErr w:type="spellEnd"/>
+      <w:r>
+        <w:t xml:space="preserve"> 2025.semeval-1.132.</w:t>
       </w:r>
     </w:p>
     <w:p>
@@ -8995,7 +15868,39 @@
         <w:spacing w:after="60"/>
       </w:pPr>
       <w:r>
-        <w:t>Dáta: Food Hazard Detection Dataset, Zenodo, DOI 10.5281/zenodo.10820657, CC BY-NC-SA 4.0.</w:t>
+        <w:t xml:space="preserve">Dáta: </w:t>
+      </w:r>
+      <w:proofErr w:type="spellStart"/>
+      <w:r>
+        <w:t>Food</w:t>
+      </w:r>
+      <w:proofErr w:type="spellEnd"/>
+      <w:r>
+        <w:t xml:space="preserve"> Hazard </w:t>
+      </w:r>
+      <w:proofErr w:type="spellStart"/>
+      <w:r>
+        <w:t>Detection</w:t>
+      </w:r>
+      <w:proofErr w:type="spellEnd"/>
+      <w:r>
+        <w:t xml:space="preserve"> </w:t>
+      </w:r>
+      <w:proofErr w:type="spellStart"/>
+      <w:r>
+        <w:t>Dataset</w:t>
+      </w:r>
+      <w:proofErr w:type="spellEnd"/>
+      <w:r>
+        <w:t xml:space="preserve">, </w:t>
+      </w:r>
+      <w:proofErr w:type="spellStart"/>
+      <w:r>
+        <w:t>Zenodo</w:t>
+      </w:r>
+      <w:proofErr w:type="spellEnd"/>
+      <w:r>
+        <w:t>, DOI 10.5281/zenodo.10820657, CC BY-NC-SA 4.0.</w:t>
       </w:r>
     </w:p>
     <w:p>
@@ -9127,7 +16032,39 @@
         <w:i/>
         <w:iCs/>
       </w:rPr>
-      <w:t xml:space="preserve">Tím: Alexandra Domonkošová, Kristína Gvozdiaková, Alžbeta Jakšová. </w:t>
+      <w:t xml:space="preserve">Tím: Alexandra </w:t>
+    </w:r>
+    <w:proofErr w:type="spellStart"/>
+    <w:r>
+      <w:rPr>
+        <w:i/>
+        <w:iCs/>
+      </w:rPr>
+      <w:t>Domonkošová</w:t>
+    </w:r>
+    <w:proofErr w:type="spellEnd"/>
+    <w:r>
+      <w:rPr>
+        <w:i/>
+        <w:iCs/>
+      </w:rPr>
+      <w:t xml:space="preserve">, Kristína Gvozdiaková, Alžbeta </w:t>
+    </w:r>
+    <w:proofErr w:type="spellStart"/>
+    <w:r>
+      <w:rPr>
+        <w:i/>
+        <w:iCs/>
+      </w:rPr>
+      <w:t>Jakšová</w:t>
+    </w:r>
+    <w:proofErr w:type="spellEnd"/>
+    <w:r>
+      <w:rPr>
+        <w:i/>
+        <w:iCs/>
+      </w:rPr>
+      <w:t xml:space="preserve">. </w:t>
     </w:r>
   </w:p>
   <w:p>
